--- a/docs/smart-box-iot-gca1-design.docx
+++ b/docs/smart-box-iot-gca1-design.docx
@@ -12,11 +12,9 @@
       <w:r>
         <w:t xml:space="preserve"> </w:t>
       </w:r>
-      <w:proofErr w:type="spellStart"/>
       <w:r>
         <w:t>TempSafe</w:t>
       </w:r>
-      <w:proofErr w:type="spellEnd"/>
     </w:p>
     <w:p>
       <w:pPr>
@@ -143,8 +141,8 @@
         <w:tblLook w:val="04A0" w:firstRow="1" w:lastRow="0" w:firstColumn="1" w:lastColumn="0" w:noHBand="0" w:noVBand="1"/>
       </w:tblPr>
       <w:tblGrid>
-        <w:gridCol w:w="5046"/>
-        <w:gridCol w:w="5046"/>
+        <w:gridCol w:w="7621"/>
+        <w:gridCol w:w="2471"/>
       </w:tblGrid>
       <w:tr>
         <w:trPr>
@@ -152,7 +150,7 @@
         </w:trPr>
         <w:tc>
           <w:tcPr>
-            <w:tcW w:w="5046" w:type="dxa"/>
+            <w:tcW w:w="7621" w:type="dxa"/>
             <w:shd w:val="clear" w:color="auto" w:fill="E8EDF0"/>
           </w:tcPr>
           <w:p>
@@ -170,7 +168,7 @@
         </w:tc>
         <w:tc>
           <w:tcPr>
-            <w:tcW w:w="5046" w:type="dxa"/>
+            <w:tcW w:w="2471" w:type="dxa"/>
             <w:shd w:val="clear" w:color="auto" w:fill="E8EDF0"/>
           </w:tcPr>
           <w:p>
@@ -190,7 +188,7 @@
       <w:tr>
         <w:tc>
           <w:tcPr>
-            <w:tcW w:w="5046" w:type="dxa"/>
+            <w:tcW w:w="7621" w:type="dxa"/>
           </w:tcPr>
           <w:p>
             <w:pPr>
@@ -206,7 +204,7 @@
         </w:tc>
         <w:tc>
           <w:tcPr>
-            <w:tcW w:w="5046" w:type="dxa"/>
+            <w:tcW w:w="2471" w:type="dxa"/>
           </w:tcPr>
           <w:p>
             <w:pPr>
@@ -224,7 +222,7 @@
       <w:tr>
         <w:tc>
           <w:tcPr>
-            <w:tcW w:w="5046" w:type="dxa"/>
+            <w:tcW w:w="7621" w:type="dxa"/>
           </w:tcPr>
           <w:p>
             <w:pPr>
@@ -240,7 +238,7 @@
         </w:tc>
         <w:tc>
           <w:tcPr>
-            <w:tcW w:w="5046" w:type="dxa"/>
+            <w:tcW w:w="2471" w:type="dxa"/>
           </w:tcPr>
           <w:p>
             <w:pPr>
@@ -258,7 +256,7 @@
       <w:tr>
         <w:tc>
           <w:tcPr>
-            <w:tcW w:w="5046" w:type="dxa"/>
+            <w:tcW w:w="7621" w:type="dxa"/>
           </w:tcPr>
           <w:p>
             <w:pPr>
@@ -274,7 +272,7 @@
         </w:tc>
         <w:tc>
           <w:tcPr>
-            <w:tcW w:w="5046" w:type="dxa"/>
+            <w:tcW w:w="2471" w:type="dxa"/>
           </w:tcPr>
           <w:p>
             <w:pPr>
@@ -292,23 +290,36 @@
       <w:tr>
         <w:tc>
           <w:tcPr>
-            <w:tcW w:w="5046" w:type="dxa"/>
-          </w:tcPr>
-          <w:p>
-            <w:pPr>
-              <w:spacing w:after="60"/>
-            </w:pPr>
-            <w:r>
-              <w:rPr>
-                <w:sz w:val="16"/>
-              </w:rPr>
-              <w:t>As an assigned user, I want clear phone warnings so I can identify which box needs attention.</w:t>
-            </w:r>
-          </w:p>
-        </w:tc>
-        <w:tc>
-          <w:tcPr>
-            <w:tcW w:w="5046" w:type="dxa"/>
+            <w:tcW w:w="7621" w:type="dxa"/>
+          </w:tcPr>
+          <w:p>
+            <w:pPr>
+              <w:spacing w:after="60"/>
+            </w:pPr>
+            <w:r>
+              <w:rPr>
+                <w:sz w:val="16"/>
+              </w:rPr>
+              <w:t xml:space="preserve">As an assigned user, I want clear phone warnings so I can identify </w:t>
+            </w:r>
+            <w:r>
+              <w:rPr>
+                <w:sz w:val="16"/>
+                <w:lang w:val="en-IE"/>
+              </w:rPr>
+              <w:t>if</w:t>
+            </w:r>
+            <w:r>
+              <w:rPr>
+                <w:sz w:val="16"/>
+              </w:rPr>
+              <w:t xml:space="preserve"> box needs attention.</w:t>
+            </w:r>
+          </w:p>
+        </w:tc>
+        <w:tc>
+          <w:tcPr>
+            <w:tcW w:w="2471" w:type="dxa"/>
           </w:tcPr>
           <w:p>
             <w:pPr>
@@ -335,22 +346,25 @@
     </w:p>
     <w:p>
       <w:r>
-        <w:t>Use the team's existing Raspberry Pi 400, Adafruit SCD-41 breakout, microSD card, breadboard, jumper wires and one single-colour LED with a current-limiting resistor. See the parts list and wiring drawing. Connect sensor VIN to physical pin 1 (3.3 V), GND to pin 6, SDA to pin 3 and SCL to pin 5. Proposed LED connection: physical pin 11 (BCM GPIO17), 1 kΩ series resistor, LED anode; LED cathode to physical pin 9 (ground). Verify polarity and actual LED ratings before applying power. Never connect an LED directly to a GPIO pin. The buzzer is optional and needs a circuit selected from its actual current rating; its GPIO connection is not yet approved.</w:t>
-      </w:r>
-    </w:p>
-    <w:p>
-      <w:r>
-        <w:t>Use a compatible 5 V / 3 A USB-C supply for the Pi 400. Keep the controller outside the monitored box and route the sensor cable through a protected opening to reduce controller heat effects. This mains arrangement does not provide portable operation. A mobile revision must select a regulated power bank capable of the controller's load, measure runtime and decide between a phone hotspot and a separately researched cellular modem. No GSM module is required for the bench scope; uninterrupted mobile connectivity is not claimed.</w:t>
-      </w:r>
-    </w:p>
-    <w:p>
-      <w:r>
-        <w:t>Before submission, Hanna inventories owned parts and identifies missing LED/resistor, enclosure and cables. Order missing parts at the start of implementation. Record supplier lead times before committing to delivery dates; use synthetic samples during any delay. Pi, sensor and bench power are listed as existing; enclosure and any missing cables/LED/resistor require an inventory check. Wi-Fi connects the Pi to the laboratory router; MQTT uses that internet connection rather than a direct laptop cable. No third-party data API is used.</w:t>
+        <w:t>Use the team's existing Raspberry Pi 400, Adafruit SCD-41 breakout, microSD card, breadboard, jumper wires and one single-colour LED with a current-limiting resistor. Connect sensor VIN to physical pin 1 (3.3 V), GND to pin 6, SDA to pin 3 and SCL to pin 5. Proposed LED connection: physical pin 11 (BCM GPIO17), 1 kΩ series resistor, LED anode; LED cathode to physical pin 9 (ground). Verify polarity and actual LED ratings before applying power. Never connect an LED directly to a GPIO pin. The buzzer is optional and needs a circuit selected from its actual current rating; its GPIO connection is not yet approved.</w:t>
+      </w:r>
+    </w:p>
+    <w:p>
+      <w:r>
+        <w:t>Use a compatible 5 V / 3 A USB-C supply for the Pi 400. Keep the controller outside the monitored box and route the sensor cable through a protected opening to reduce controller heat effects. This mains arrangement does not provide portable operation. A future portable hardware revision must select a regulated power bank capable of the controller's load, measure runtime and decide between a phone hotspot and a separately researched cellular modem. No GSM module is required for the bench scope; uninterrupted mobile connectivity is not claimed.</w:t>
+      </w:r>
+    </w:p>
+    <w:p>
+      <w:r>
+        <w:t>Before submission, Hanna inventories owned parts and identifies missing LED/resistor, enclosure and cables. Wi-Fi connects the Pi to the router; MQTT uses that internet connection rather than a direct laptop cable. No third-party data API is used.</w:t>
       </w:r>
     </w:p>
     <w:p>
       <w:r>
         <w:t>Manufacturer references: Adafruit breakout pinouts</w:t>
+      </w:r>
+      <w:r>
+        <w:t xml:space="preserve"> </w:t>
       </w:r>
       <w:hyperlink r:id="rId8">
         <w:r>
@@ -360,13 +374,27 @@
       <w:r>
         <w:t>, Raspberry Pi GPIO</w:t>
       </w:r>
+      <w:r>
+        <w:t xml:space="preserve"> </w:t>
+      </w:r>
       <w:hyperlink r:id="rId9" w:anchor="gpio-and-the-40-pin-header">
         <w:r>
           <w:t>[source]</w:t>
         </w:r>
       </w:hyperlink>
       <w:r>
-        <w:t>, Sensirion SCD41 and linked datasheet</w:t>
+        <w:t xml:space="preserve">, </w:t>
+      </w:r>
+      <w:proofErr w:type="spellStart"/>
+      <w:r>
+        <w:t>Sensirion</w:t>
+      </w:r>
+      <w:proofErr w:type="spellEnd"/>
+      <w:r>
+        <w:t xml:space="preserve"> SCD41 and linked datasheet</w:t>
+      </w:r>
+      <w:r>
+        <w:t xml:space="preserve"> </w:t>
       </w:r>
       <w:hyperlink r:id="rId10">
         <w:r>
@@ -376,6 +404,9 @@
       <w:r>
         <w:t>. The SCD41 primarily measures CO₂ using photoacoustic sensing and contains integrated temperature/humidity sensing. Only temperature is retained in this project. The Sensirion datasheet, version 1.5, sections 3.5 and 3.6</w:t>
       </w:r>
+      <w:r>
+        <w:t xml:space="preserve"> </w:t>
+      </w:r>
       <w:hyperlink r:id="rId11">
         <w:r>
           <w:t>[source]</w:t>
@@ -400,16 +431,17 @@
       </w:r>
     </w:p>
     <w:p>
-      <w:r>
-        <w:t>A cloud virtual machine hosts Mosquitto, an ingestion worker, FastAPI and MySQL for the prototype. Hosting provider, region, domain and account ownership require team selection; no deployment is claimed. MySQL listens only on the private/local interface. Restrict public access to HTTPS and authenticated MQTT/TLS; administration uses restricted SSH access.</w:t>
-      </w:r>
-    </w:p>
-    <w:p>
-      <w:pPr>
-        <w:spacing w:after="200"/>
-      </w:pPr>
-      <w:r>
-        <w:br w:type="page"/>
+      <w:pPr>
+        <w:rPr>
+          <w:lang w:val="ru-RU"/>
+        </w:rPr>
+      </w:pPr>
+      <w:r>
+        <w:t xml:space="preserve">A cloud virtual machine hosts Mosquitto, an ingestion worker, FastAPI and MySQL for the prototype. Hosting provider, region, domain and account ownership require team selection; no deployment is claimed. MySQL listens only on the </w:t>
+      </w:r>
+      <w:r>
+        <w:lastRenderedPageBreak/>
+        <w:t>private/local interface. Restrict public access to HTTPS and authenticated MQTT/TLS; administration uses restricted SSH access.</w:t>
       </w:r>
     </w:p>
     <w:tbl>
@@ -420,10 +452,10 @@
         <w:tblLook w:val="04A0" w:firstRow="1" w:lastRow="0" w:firstColumn="1" w:lastColumn="0" w:noHBand="0" w:noVBand="1"/>
       </w:tblPr>
       <w:tblGrid>
-        <w:gridCol w:w="2523"/>
-        <w:gridCol w:w="2523"/>
-        <w:gridCol w:w="2523"/>
-        <w:gridCol w:w="2523"/>
+        <w:gridCol w:w="3794"/>
+        <w:gridCol w:w="992"/>
+        <w:gridCol w:w="1418"/>
+        <w:gridCol w:w="3888"/>
       </w:tblGrid>
       <w:tr>
         <w:trPr>
@@ -431,7 +463,7 @@
         </w:trPr>
         <w:tc>
           <w:tcPr>
-            <w:tcW w:w="2523" w:type="dxa"/>
+            <w:tcW w:w="3794" w:type="dxa"/>
             <w:shd w:val="clear" w:color="auto" w:fill="E8EDF0"/>
           </w:tcPr>
           <w:p>
@@ -443,14 +475,13 @@
                 <w:b/>
                 <w:sz w:val="16"/>
               </w:rPr>
-              <w:lastRenderedPageBreak/>
               <w:t>Topic</w:t>
             </w:r>
           </w:p>
         </w:tc>
         <w:tc>
           <w:tcPr>
-            <w:tcW w:w="2523" w:type="dxa"/>
+            <w:tcW w:w="992" w:type="dxa"/>
             <w:shd w:val="clear" w:color="auto" w:fill="E8EDF0"/>
           </w:tcPr>
           <w:p>
@@ -468,7 +499,7 @@
         </w:tc>
         <w:tc>
           <w:tcPr>
-            <w:tcW w:w="2523" w:type="dxa"/>
+            <w:tcW w:w="1418" w:type="dxa"/>
             <w:shd w:val="clear" w:color="auto" w:fill="E8EDF0"/>
           </w:tcPr>
           <w:p>
@@ -486,7 +517,7 @@
         </w:tc>
         <w:tc>
           <w:tcPr>
-            <w:tcW w:w="2523" w:type="dxa"/>
+            <w:tcW w:w="3888" w:type="dxa"/>
             <w:shd w:val="clear" w:color="auto" w:fill="E8EDF0"/>
           </w:tcPr>
           <w:p>
@@ -506,7 +537,7 @@
       <w:tr>
         <w:tc>
           <w:tcPr>
-            <w:tcW w:w="2523" w:type="dxa"/>
+            <w:tcW w:w="3794" w:type="dxa"/>
           </w:tcPr>
           <w:p>
             <w:pPr>
@@ -523,7 +554,7 @@
         </w:tc>
         <w:tc>
           <w:tcPr>
-            <w:tcW w:w="2523" w:type="dxa"/>
+            <w:tcW w:w="992" w:type="dxa"/>
           </w:tcPr>
           <w:p>
             <w:pPr>
@@ -539,7 +570,7 @@
         </w:tc>
         <w:tc>
           <w:tcPr>
-            <w:tcW w:w="2523" w:type="dxa"/>
+            <w:tcW w:w="1418" w:type="dxa"/>
           </w:tcPr>
           <w:p>
             <w:pPr>
@@ -555,7 +586,7 @@
         </w:tc>
         <w:tc>
           <w:tcPr>
-            <w:tcW w:w="2523" w:type="dxa"/>
+            <w:tcW w:w="3888" w:type="dxa"/>
           </w:tcPr>
           <w:p>
             <w:pPr>
@@ -573,7 +604,7 @@
       <w:tr>
         <w:tc>
           <w:tcPr>
-            <w:tcW w:w="2523" w:type="dxa"/>
+            <w:tcW w:w="3794" w:type="dxa"/>
           </w:tcPr>
           <w:p>
             <w:pPr>
@@ -590,7 +621,7 @@
         </w:tc>
         <w:tc>
           <w:tcPr>
-            <w:tcW w:w="2523" w:type="dxa"/>
+            <w:tcW w:w="992" w:type="dxa"/>
           </w:tcPr>
           <w:p>
             <w:pPr>
@@ -606,7 +637,7 @@
         </w:tc>
         <w:tc>
           <w:tcPr>
-            <w:tcW w:w="2523" w:type="dxa"/>
+            <w:tcW w:w="1418" w:type="dxa"/>
           </w:tcPr>
           <w:p>
             <w:pPr>
@@ -622,7 +653,7 @@
         </w:tc>
         <w:tc>
           <w:tcPr>
-            <w:tcW w:w="2523" w:type="dxa"/>
+            <w:tcW w:w="3888" w:type="dxa"/>
           </w:tcPr>
           <w:p>
             <w:pPr>
@@ -640,7 +671,7 @@
       <w:tr>
         <w:tc>
           <w:tcPr>
-            <w:tcW w:w="2523" w:type="dxa"/>
+            <w:tcW w:w="3794" w:type="dxa"/>
           </w:tcPr>
           <w:p>
             <w:pPr>
@@ -657,7 +688,7 @@
         </w:tc>
         <w:tc>
           <w:tcPr>
-            <w:tcW w:w="2523" w:type="dxa"/>
+            <w:tcW w:w="992" w:type="dxa"/>
           </w:tcPr>
           <w:p>
             <w:pPr>
@@ -673,7 +704,7 @@
         </w:tc>
         <w:tc>
           <w:tcPr>
-            <w:tcW w:w="2523" w:type="dxa"/>
+            <w:tcW w:w="1418" w:type="dxa"/>
           </w:tcPr>
           <w:p>
             <w:pPr>
@@ -689,7 +720,7 @@
         </w:tc>
         <w:tc>
           <w:tcPr>
-            <w:tcW w:w="2523" w:type="dxa"/>
+            <w:tcW w:w="3888" w:type="dxa"/>
           </w:tcPr>
           <w:p>
             <w:pPr>
@@ -707,7 +738,7 @@
       <w:tr>
         <w:tc>
           <w:tcPr>
-            <w:tcW w:w="2523" w:type="dxa"/>
+            <w:tcW w:w="3794" w:type="dxa"/>
           </w:tcPr>
           <w:p>
             <w:pPr>
@@ -724,7 +755,7 @@
         </w:tc>
         <w:tc>
           <w:tcPr>
-            <w:tcW w:w="2523" w:type="dxa"/>
+            <w:tcW w:w="992" w:type="dxa"/>
           </w:tcPr>
           <w:p>
             <w:pPr>
@@ -740,7 +771,7 @@
         </w:tc>
         <w:tc>
           <w:tcPr>
-            <w:tcW w:w="2523" w:type="dxa"/>
+            <w:tcW w:w="1418" w:type="dxa"/>
           </w:tcPr>
           <w:p>
             <w:pPr>
@@ -756,7 +787,7 @@
         </w:tc>
         <w:tc>
           <w:tcPr>
-            <w:tcW w:w="2523" w:type="dxa"/>
+            <w:tcW w:w="3888" w:type="dxa"/>
           </w:tcPr>
           <w:p>
             <w:pPr>
@@ -772,7 +803,6 @@
         </w:tc>
       </w:tr>
     </w:tbl>
-    <w:p/>
     <w:p>
       <w:r>
         <w:t xml:space="preserve">Broker access controls restrict every device to its own sample/heartbeat publications and acknowledgement/challenge subscriptions. Use individual client certificates, validate the broker certificate, and revoke compromised identities. The worker acknowledges a sample only after MySQL commits it; broker PUBACK does not prove database storage. Identical retries use the original ID/content; conflicting reuse is rejected. Persist the sequence across restarts. Delayed samples do not update live contact; fresh heartbeats use an expiring single-use server challenge and are not queued offline. These controls are proposals to test before deployment. See </w:t>
@@ -784,6 +814,9 @@
       <w:proofErr w:type="spellEnd"/>
       <w:r>
         <w:t xml:space="preserve"> configuration</w:t>
+      </w:r>
+      <w:r>
+        <w:t xml:space="preserve"> </w:t>
       </w:r>
       <w:hyperlink r:id="rId12">
         <w:r>
@@ -987,7 +1020,11 @@
         <w:t>password_hash</w:t>
       </w:r>
       <w:r>
-        <w:t xml:space="preserve"> stores the Argon2id hash for the proposed local-account design. This is a core schema proposal, not a tested migration. Session storage, device certificate registration, notification subscriptions/outbox and job-run records require additional tables during implementation. Boxes link to users through </w:t>
+        <w:t xml:space="preserve"> stores the Argon2id hash for the proposed local-account design. This is a core schema proposal, not a tested migration. Session storage, device </w:t>
+      </w:r>
+      <w:r>
+        <w:lastRenderedPageBreak/>
+        <w:t xml:space="preserve">certificate registration, notification subscriptions/outbox and job-run records require additional tables during implementation. Boxes link to users through </w:t>
       </w:r>
       <w:r>
         <w:rPr>
@@ -1012,25 +1049,18 @@
     </w:p>
     <w:p>
       <w:pPr>
-        <w:spacing w:after="200"/>
-      </w:pPr>
-      <w:r>
-        <w:br w:type="page"/>
-      </w:r>
+        <w:rPr>
+          <w:lang w:val="ru-RU"/>
+        </w:rPr>
+      </w:pPr>
     </w:p>
     <w:p>
       <w:pPr>
         <w:pStyle w:val="Heading3"/>
       </w:pPr>
       <w:r>
-        <w:lastRenderedPageBreak/>
-        <w:t xml:space="preserve">Scheduled processing with </w:t>
-      </w:r>
-      <w:proofErr w:type="spellStart"/>
-      <w:r>
-        <w:t>cron</w:t>
-      </w:r>
-      <w:proofErr w:type="spellEnd"/>
+        <w:t>Scheduled processing with cron</w:t>
+      </w:r>
     </w:p>
     <w:p>
       <w:r>
@@ -1086,7 +1116,23 @@
           <w:rFonts w:ascii="Courier New" w:hAnsi="Courier New"/>
           <w:sz w:val="15"/>
         </w:rPr>
-        <w:t>45 2 * * * /usr/bin/flock -n /run/</w:t>
+        <w:t>45 2 * * * /</w:t>
+      </w:r>
+      <w:proofErr w:type="spellStart"/>
+      <w:r>
+        <w:rPr>
+          <w:rFonts w:ascii="Courier New" w:hAnsi="Courier New"/>
+          <w:sz w:val="15"/>
+        </w:rPr>
+        <w:t>usr</w:t>
+      </w:r>
+      <w:proofErr w:type="spellEnd"/>
+      <w:r>
+        <w:rPr>
+          <w:rFonts w:ascii="Courier New" w:hAnsi="Courier New"/>
+          <w:sz w:val="15"/>
+        </w:rPr>
+        <w:t>/bin/flock -n /run/</w:t>
       </w:r>
       <w:proofErr w:type="spellStart"/>
       <w:r>
@@ -1156,6 +1202,9 @@
     <w:p>
       <w:pPr>
         <w:spacing w:after="0"/>
+        <w:rPr>
+          <w:lang w:val="ru-RU"/>
+        </w:rPr>
       </w:pPr>
     </w:p>
     <w:tbl>
@@ -1166,8 +1215,8 @@
         <w:tblLook w:val="04A0" w:firstRow="1" w:lastRow="0" w:firstColumn="1" w:lastColumn="0" w:noHBand="0" w:noVBand="1"/>
       </w:tblPr>
       <w:tblGrid>
-        <w:gridCol w:w="5046"/>
-        <w:gridCol w:w="5046"/>
+        <w:gridCol w:w="1668"/>
+        <w:gridCol w:w="8424"/>
       </w:tblGrid>
       <w:tr>
         <w:trPr>
@@ -1175,7 +1224,7 @@
         </w:trPr>
         <w:tc>
           <w:tcPr>
-            <w:tcW w:w="5046" w:type="dxa"/>
+            <w:tcW w:w="1668" w:type="dxa"/>
             <w:shd w:val="clear" w:color="auto" w:fill="E8EDF0"/>
           </w:tcPr>
           <w:p>
@@ -1193,7 +1242,7 @@
         </w:tc>
         <w:tc>
           <w:tcPr>
-            <w:tcW w:w="5046" w:type="dxa"/>
+            <w:tcW w:w="8424" w:type="dxa"/>
             <w:shd w:val="clear" w:color="auto" w:fill="E8EDF0"/>
           </w:tcPr>
           <w:p>
@@ -1213,7 +1262,7 @@
       <w:tr>
         <w:tc>
           <w:tcPr>
-            <w:tcW w:w="5046" w:type="dxa"/>
+            <w:tcW w:w="1668" w:type="dxa"/>
           </w:tcPr>
           <w:p>
             <w:pPr>
@@ -1229,7 +1278,7 @@
         </w:tc>
         <w:tc>
           <w:tcPr>
-            <w:tcW w:w="5046" w:type="dxa"/>
+            <w:tcW w:w="8424" w:type="dxa"/>
           </w:tcPr>
           <w:p>
             <w:pPr>
@@ -1247,7 +1296,7 @@
       <w:tr>
         <w:tc>
           <w:tcPr>
-            <w:tcW w:w="5046" w:type="dxa"/>
+            <w:tcW w:w="1668" w:type="dxa"/>
           </w:tcPr>
           <w:p>
             <w:pPr>
@@ -1263,7 +1312,7 @@
         </w:tc>
         <w:tc>
           <w:tcPr>
-            <w:tcW w:w="5046" w:type="dxa"/>
+            <w:tcW w:w="8424" w:type="dxa"/>
           </w:tcPr>
           <w:p>
             <w:pPr>
@@ -1281,7 +1330,7 @@
       <w:tr>
         <w:tc>
           <w:tcPr>
-            <w:tcW w:w="5046" w:type="dxa"/>
+            <w:tcW w:w="1668" w:type="dxa"/>
           </w:tcPr>
           <w:p>
             <w:pPr>
@@ -1297,7 +1346,7 @@
         </w:tc>
         <w:tc>
           <w:tcPr>
-            <w:tcW w:w="5046" w:type="dxa"/>
+            <w:tcW w:w="8424" w:type="dxa"/>
           </w:tcPr>
           <w:p>
             <w:pPr>
@@ -1315,7 +1364,7 @@
       <w:tr>
         <w:tc>
           <w:tcPr>
-            <w:tcW w:w="5046" w:type="dxa"/>
+            <w:tcW w:w="1668" w:type="dxa"/>
           </w:tcPr>
           <w:p>
             <w:pPr>
@@ -1331,7 +1380,7 @@
         </w:tc>
         <w:tc>
           <w:tcPr>
-            <w:tcW w:w="5046" w:type="dxa"/>
+            <w:tcW w:w="8424" w:type="dxa"/>
           </w:tcPr>
           <w:p>
             <w:pPr>
@@ -1347,23 +1396,33 @@
         </w:tc>
       </w:tr>
     </w:tbl>
-    <w:p/>
     <w:p>
       <w:r>
         <w:t>Paths and scripts are deployment examples, not implemented jobs. Provision writable lock directories and log errors. Locks prevent overlapping runs; jobs must be idempotent. The retention job must check the recorded backup result rather than assume that running later means the backup succeeded.</w:t>
       </w:r>
     </w:p>
     <w:p>
+      <w:pPr>
+        <w:rPr>
+          <w:lang w:val="ru-RU"/>
+        </w:rPr>
+      </w:pPr>
       <w:r>
         <w:t>Provision lock directories with service ownership. Stale checks create one transition event per outage. Summary jobs recompute affected periods after delayed uploads. Backups are encrypted and copied off-host; test restoration. Proposed prototype retention is 90 days for samples and 14 daily backups, subject to team agreement. Retention uses bounded transactions and runs only after a successful backup. Log job outcomes and surface failures to maintainers.</w:t>
       </w:r>
-    </w:p>
-    <w:p/>
+      <w:r>
+        <w:rPr>
+          <w:lang w:val="ru-RU"/>
+        </w:rPr>
+        <w:br w:type="page"/>
+      </w:r>
+    </w:p>
     <w:p>
       <w:pPr>
         <w:pStyle w:val="Heading2"/>
       </w:pPr>
       <w:r>
+        <w:lastRenderedPageBreak/>
         <w:t>5. Security and privacy</w:t>
       </w:r>
     </w:p>
@@ -1375,9 +1434,9 @@
         <w:tblLook w:val="04A0" w:firstRow="1" w:lastRow="0" w:firstColumn="1" w:lastColumn="0" w:noHBand="0" w:noVBand="1"/>
       </w:tblPr>
       <w:tblGrid>
-        <w:gridCol w:w="2018"/>
-        <w:gridCol w:w="4037"/>
-        <w:gridCol w:w="4037"/>
+        <w:gridCol w:w="1951"/>
+        <w:gridCol w:w="5103"/>
+        <w:gridCol w:w="3038"/>
       </w:tblGrid>
       <w:tr>
         <w:trPr>
@@ -1385,7 +1444,7 @@
         </w:trPr>
         <w:tc>
           <w:tcPr>
-            <w:tcW w:w="2018" w:type="dxa"/>
+            <w:tcW w:w="1951" w:type="dxa"/>
             <w:shd w:val="clear" w:color="auto" w:fill="E8EDF0"/>
           </w:tcPr>
           <w:p>
@@ -1403,7 +1462,7 @@
         </w:tc>
         <w:tc>
           <w:tcPr>
-            <w:tcW w:w="4037" w:type="dxa"/>
+            <w:tcW w:w="5103" w:type="dxa"/>
             <w:shd w:val="clear" w:color="auto" w:fill="E8EDF0"/>
           </w:tcPr>
           <w:p>
@@ -1421,7 +1480,7 @@
         </w:tc>
         <w:tc>
           <w:tcPr>
-            <w:tcW w:w="4037" w:type="dxa"/>
+            <w:tcW w:w="3038" w:type="dxa"/>
             <w:shd w:val="clear" w:color="auto" w:fill="E8EDF0"/>
           </w:tcPr>
           <w:p>
@@ -1441,7 +1500,7 @@
       <w:tr>
         <w:tc>
           <w:tcPr>
-            <w:tcW w:w="2018" w:type="dxa"/>
+            <w:tcW w:w="1951" w:type="dxa"/>
           </w:tcPr>
           <w:p>
             <w:pPr>
@@ -1457,7 +1516,7 @@
         </w:tc>
         <w:tc>
           <w:tcPr>
-            <w:tcW w:w="4037" w:type="dxa"/>
+            <w:tcW w:w="5103" w:type="dxa"/>
           </w:tcPr>
           <w:p>
             <w:pPr>
@@ -1473,7 +1532,7 @@
         </w:tc>
         <w:tc>
           <w:tcPr>
-            <w:tcW w:w="4037" w:type="dxa"/>
+            <w:tcW w:w="3038" w:type="dxa"/>
           </w:tcPr>
           <w:p>
             <w:pPr>
@@ -1491,7 +1550,7 @@
       <w:tr>
         <w:tc>
           <w:tcPr>
-            <w:tcW w:w="2018" w:type="dxa"/>
+            <w:tcW w:w="1951" w:type="dxa"/>
           </w:tcPr>
           <w:p>
             <w:pPr>
@@ -1507,7 +1566,7 @@
         </w:tc>
         <w:tc>
           <w:tcPr>
-            <w:tcW w:w="4037" w:type="dxa"/>
+            <w:tcW w:w="5103" w:type="dxa"/>
           </w:tcPr>
           <w:p>
             <w:pPr>
@@ -1523,7 +1582,7 @@
         </w:tc>
         <w:tc>
           <w:tcPr>
-            <w:tcW w:w="4037" w:type="dxa"/>
+            <w:tcW w:w="3038" w:type="dxa"/>
           </w:tcPr>
           <w:p>
             <w:pPr>
@@ -1541,7 +1600,7 @@
       <w:tr>
         <w:tc>
           <w:tcPr>
-            <w:tcW w:w="2018" w:type="dxa"/>
+            <w:tcW w:w="1951" w:type="dxa"/>
           </w:tcPr>
           <w:p>
             <w:pPr>
@@ -1557,7 +1616,7 @@
         </w:tc>
         <w:tc>
           <w:tcPr>
-            <w:tcW w:w="4037" w:type="dxa"/>
+            <w:tcW w:w="5103" w:type="dxa"/>
           </w:tcPr>
           <w:p>
             <w:pPr>
@@ -1573,7 +1632,7 @@
         </w:tc>
         <w:tc>
           <w:tcPr>
-            <w:tcW w:w="4037" w:type="dxa"/>
+            <w:tcW w:w="3038" w:type="dxa"/>
           </w:tcPr>
           <w:p>
             <w:pPr>
@@ -1591,7 +1650,7 @@
       <w:tr>
         <w:tc>
           <w:tcPr>
-            <w:tcW w:w="2018" w:type="dxa"/>
+            <w:tcW w:w="1951" w:type="dxa"/>
           </w:tcPr>
           <w:p>
             <w:pPr>
@@ -1607,7 +1666,7 @@
         </w:tc>
         <w:tc>
           <w:tcPr>
-            <w:tcW w:w="4037" w:type="dxa"/>
+            <w:tcW w:w="5103" w:type="dxa"/>
           </w:tcPr>
           <w:p>
             <w:pPr>
@@ -1623,7 +1682,7 @@
         </w:tc>
         <w:tc>
           <w:tcPr>
-            <w:tcW w:w="4037" w:type="dxa"/>
+            <w:tcW w:w="3038" w:type="dxa"/>
           </w:tcPr>
           <w:p>
             <w:pPr>
@@ -1641,7 +1700,7 @@
       <w:tr>
         <w:tc>
           <w:tcPr>
-            <w:tcW w:w="2018" w:type="dxa"/>
+            <w:tcW w:w="1951" w:type="dxa"/>
           </w:tcPr>
           <w:p>
             <w:pPr>
@@ -1657,7 +1716,7 @@
         </w:tc>
         <w:tc>
           <w:tcPr>
-            <w:tcW w:w="4037" w:type="dxa"/>
+            <w:tcW w:w="5103" w:type="dxa"/>
           </w:tcPr>
           <w:p>
             <w:pPr>
@@ -1673,7 +1732,7 @@
         </w:tc>
         <w:tc>
           <w:tcPr>
-            <w:tcW w:w="4037" w:type="dxa"/>
+            <w:tcW w:w="3038" w:type="dxa"/>
           </w:tcPr>
           <w:p>
             <w:pPr>
@@ -1691,7 +1750,7 @@
       <w:tr>
         <w:tc>
           <w:tcPr>
-            <w:tcW w:w="2018" w:type="dxa"/>
+            <w:tcW w:w="1951" w:type="dxa"/>
           </w:tcPr>
           <w:p>
             <w:pPr>
@@ -1707,7 +1766,7 @@
         </w:tc>
         <w:tc>
           <w:tcPr>
-            <w:tcW w:w="4037" w:type="dxa"/>
+            <w:tcW w:w="5103" w:type="dxa"/>
           </w:tcPr>
           <w:p>
             <w:pPr>
@@ -1723,7 +1782,7 @@
         </w:tc>
         <w:tc>
           <w:tcPr>
-            <w:tcW w:w="4037" w:type="dxa"/>
+            <w:tcW w:w="3038" w:type="dxa"/>
           </w:tcPr>
           <w:p>
             <w:pPr>
@@ -1741,7 +1800,7 @@
       <w:tr>
         <w:tc>
           <w:tcPr>
-            <w:tcW w:w="2018" w:type="dxa"/>
+            <w:tcW w:w="1951" w:type="dxa"/>
           </w:tcPr>
           <w:p>
             <w:pPr>
@@ -1757,7 +1816,7 @@
         </w:tc>
         <w:tc>
           <w:tcPr>
-            <w:tcW w:w="4037" w:type="dxa"/>
+            <w:tcW w:w="5103" w:type="dxa"/>
           </w:tcPr>
           <w:p>
             <w:pPr>
@@ -1773,7 +1832,7 @@
         </w:tc>
         <w:tc>
           <w:tcPr>
-            <w:tcW w:w="4037" w:type="dxa"/>
+            <w:tcW w:w="3038" w:type="dxa"/>
           </w:tcPr>
           <w:p>
             <w:pPr>
@@ -1791,7 +1850,7 @@
       <w:tr>
         <w:tc>
           <w:tcPr>
-            <w:tcW w:w="2018" w:type="dxa"/>
+            <w:tcW w:w="1951" w:type="dxa"/>
           </w:tcPr>
           <w:p>
             <w:pPr>
@@ -1807,7 +1866,7 @@
         </w:tc>
         <w:tc>
           <w:tcPr>
-            <w:tcW w:w="4037" w:type="dxa"/>
+            <w:tcW w:w="5103" w:type="dxa"/>
           </w:tcPr>
           <w:p>
             <w:pPr>
@@ -1823,7 +1882,7 @@
         </w:tc>
         <w:tc>
           <w:tcPr>
-            <w:tcW w:w="4037" w:type="dxa"/>
+            <w:tcW w:w="3038" w:type="dxa"/>
           </w:tcPr>
           <w:p>
             <w:pPr>
@@ -1839,17 +1898,44 @@
         </w:tc>
       </w:tr>
     </w:tbl>
-    <w:p/>
-    <w:p>
-      <w:r>
-        <w:t>Collect synthetic box temperatures, box identifiers and minimal test-account data. Do not collect patient information, GPS, medication inventories or real operational records. Restrict access to notification subscriptions and logs; redact credentials and tokens. Provide account/subscription removal and a documented retention policy.</w:t>
-      </w:r>
-    </w:p>
-    <w:p>
-      <w:pPr>
-        <w:spacing w:after="200"/>
-      </w:pPr>
-      <w:r>
+    <w:p>
+      <w:pPr>
+        <w:rPr>
+          <w:lang w:val="ru-RU"/>
+        </w:rPr>
+      </w:pPr>
+    </w:p>
+    <w:p>
+      <w:pPr>
+        <w:pStyle w:val="Heading2"/>
+      </w:pPr>
+      <w:r>
+        <w:t>6. UI and notifications</w:t>
+      </w:r>
+    </w:p>
+    <w:p>
+      <w:r>
+        <w:t>TempSafe is planned as a responsive web application with a Python/FastAPI backend and an HTML, CSS and JavaScript frontend. Planned Progressive Web App (PWA) support would add a home-screen icon and standalone launch on supported phones. PWA installation and Web Push require browser/platform testing. A separate native mobile application is likely to follow the web application, subject to a final team decision.</w:t>
+      </w:r>
+    </w:p>
+    <w:p>
+      <w:r>
+        <w:t>UI concepts and interaction design show sign-in, current status and history. They use synthetic values and are design artefacts, not a functioning application. The authenticated user sees only their assigned box. Display temperature/unit, recorded status, observation time, last contact and freshness separately. Provide a date range, graph and equivalent table, with visible gaps and error labels. Empty, denied-access, stale, sensor-error and offline states need explicit wording. Use labelled fields, visible focus, keyboard navigation, text/symbol warnings and readable contrast.</w:t>
+      </w:r>
+    </w:p>
+    <w:p>
+      <w:pPr>
+        <w:rPr>
+          <w:lang w:val="ru-RU"/>
+        </w:rPr>
+      </w:pPr>
+      <w:r>
+        <w:t>Proposed phone channel: browser Web Push with a service worker and explicit permission. Confirm browser/platform support during implementation; a denied or unsupported permission must be visible. The worker commits a notification outbox item with each eligible current-state transition, then retries delivery separately. Suppress unchanged repeated states, prevent duplicate outbox events and mark provider failures. Historical uploads do not trigger current warnings. The proposed target is receipt within 60 seconds of an online Warning/Alert transition; measure it on supported phones rather than claiming guaranteed delivery. Subscribers receive notifications only for authorised boxes. Notification text links to the authenticated dashboard; it does not expose sensitive account information. On iOS/iPadOS, Web Push requires adding the web application to the home screen. This access remains a web application.</w:t>
+      </w:r>
+      <w:r>
+        <w:rPr>
+          <w:lang w:val="ru-RU"/>
+        </w:rPr>
         <w:br w:type="page"/>
       </w:r>
     </w:p>
@@ -1859,36 +1945,17 @@
       </w:pPr>
       <w:r>
         <w:lastRenderedPageBreak/>
-        <w:t>6. UI and notifications</w:t>
-      </w:r>
-    </w:p>
-    <w:p>
-      <w:r>
-        <w:t>UI concepts and interaction design show sign-in, current status and history. They use synthetic values and are design artefacts, not a functioning application. The authenticated user sees only their assigned box. Display temperature/unit, recorded status, observation time, last contact and freshness separately. Provide a date range, graph and equivalent table, with visible gaps and error labels. Empty, denied-access, stale, sensor-error and offline states need explicit wording. Use labelled fields, visible focus, keyboard navigation, text/symbol warnings and readable contrast.</w:t>
-      </w:r>
-    </w:p>
-    <w:p>
-      <w:r>
-        <w:t>Proposed phone channel: browser Web Push with a service worker and explicit permission. Confirm browser/platform support during implementation; a denied or unsupported permission must be visible. The worker commits a notification outbox item with each eligible current-state transition, then retries delivery separately. Suppress unchanged repeated states, prevent duplicate outbox events and mark provider failures. Historical uploads do not trigger current warnings. The proposed target is receipt within 60 seconds of an online Warning/Alert transition; measure it on supported phones rather than claiming guaranteed delivery. Subscribers receive notifications only for authorised boxes. Notification text links to the authenticated dashboard; it does not expose sensitive account information.</w:t>
-      </w:r>
-    </w:p>
-    <w:p/>
-    <w:p>
-      <w:pPr>
-        <w:pStyle w:val="Heading2"/>
-      </w:pPr>
-      <w:r>
         <w:t>7. Testing and success criteria</w:t>
       </w:r>
     </w:p>
     <w:p>
       <w:r>
-        <w:t>The initial test plan defines boundary, authorisation, sensor, offline, duplicate, history and accessibility cases. Add automated API tests for certificate/topic rejection, schema validation and cross-box requests; browser tests for sign-in, history filters, keyboard navigation and stale-state rendering. Simulated input tests verify logic but do not establish hardware accuracy.</w:t>
-      </w:r>
-    </w:p>
-    <w:p>
-      <w:r>
-        <w:t>Invite intended users where available; otherwise identify participants as proxies rather than paramedics. Obtain consent, use synthetic data and avoid recording identifiable details unnecessarily. Ask participants to sign in, identify a warning, distinguish stale data and find an earlier flagged sample without coaching. Record task completion, time, errors and feedback. Proposed success targets: every participant distinguishes stale data from current Normal; at least 80% complete the core journey unaided; all Must Have functional cases pass; 24-hour queue reconciliation shows no unexplained loss/duplicates. Small participant samples are formative and do not establish clinical suitability. No tests have been executed for the application yet.</w:t>
+        <w:t>The initial test plan defines boundary, authorisation, sensor, offline, duplicate, history and accessibility cases. Add automated API tests for certificate/topic rejection, schema validation and cross-box requests; browser tests for sign-in, history filters, keyboard navigation and stale-state rendering.</w:t>
+      </w:r>
+    </w:p>
+    <w:p>
+      <w:r>
+        <w:t>Invite intended users where available; otherwise identify participants as proxies rather than paramedics. Ask participants to sign in, identify a warning, distinguish stale data and find an earlier flagged sample without coaching. Record task completion, time, errors and feedback. Proposed success targets: every participant distinguishes stale data from current Normal; at least 80% complete the core journey unaided; all Must Have functional cases pass; 24-hour queue reconciliation shows no unexplained loss/duplicates.</w:t>
       </w:r>
     </w:p>
     <w:p/>
@@ -1908,9 +1975,9 @@
         <w:tblLook w:val="04A0" w:firstRow="1" w:lastRow="0" w:firstColumn="1" w:lastColumn="0" w:noHBand="0" w:noVBand="1"/>
       </w:tblPr>
       <w:tblGrid>
-        <w:gridCol w:w="2018"/>
-        <w:gridCol w:w="4037"/>
-        <w:gridCol w:w="4037"/>
+        <w:gridCol w:w="1668"/>
+        <w:gridCol w:w="4536"/>
+        <w:gridCol w:w="3888"/>
       </w:tblGrid>
       <w:tr>
         <w:trPr>
@@ -1918,7 +1985,7 @@
         </w:trPr>
         <w:tc>
           <w:tcPr>
-            <w:tcW w:w="2018" w:type="dxa"/>
+            <w:tcW w:w="1668" w:type="dxa"/>
             <w:shd w:val="clear" w:color="auto" w:fill="E8EDF0"/>
           </w:tcPr>
           <w:p>
@@ -1936,7 +2003,7 @@
         </w:tc>
         <w:tc>
           <w:tcPr>
-            <w:tcW w:w="4037" w:type="dxa"/>
+            <w:tcW w:w="4536" w:type="dxa"/>
             <w:shd w:val="clear" w:color="auto" w:fill="E8EDF0"/>
           </w:tcPr>
           <w:p>
@@ -1954,7 +2021,7 @@
         </w:tc>
         <w:tc>
           <w:tcPr>
-            <w:tcW w:w="4037" w:type="dxa"/>
+            <w:tcW w:w="3888" w:type="dxa"/>
             <w:shd w:val="clear" w:color="auto" w:fill="E8EDF0"/>
           </w:tcPr>
           <w:p>
@@ -1974,7 +2041,7 @@
       <w:tr>
         <w:tc>
           <w:tcPr>
-            <w:tcW w:w="2018" w:type="dxa"/>
+            <w:tcW w:w="1668" w:type="dxa"/>
           </w:tcPr>
           <w:p>
             <w:pPr>
@@ -1990,7 +2057,7 @@
         </w:tc>
         <w:tc>
           <w:tcPr>
-            <w:tcW w:w="4037" w:type="dxa"/>
+            <w:tcW w:w="4536" w:type="dxa"/>
           </w:tcPr>
           <w:p>
             <w:pPr>
@@ -2006,7 +2073,7 @@
         </w:tc>
         <w:tc>
           <w:tcPr>
-            <w:tcW w:w="4037" w:type="dxa"/>
+            <w:tcW w:w="3888" w:type="dxa"/>
           </w:tcPr>
           <w:p>
             <w:pPr>
@@ -2024,7 +2091,7 @@
       <w:tr>
         <w:tc>
           <w:tcPr>
-            <w:tcW w:w="2018" w:type="dxa"/>
+            <w:tcW w:w="1668" w:type="dxa"/>
           </w:tcPr>
           <w:p>
             <w:pPr>
@@ -2040,7 +2107,7 @@
         </w:tc>
         <w:tc>
           <w:tcPr>
-            <w:tcW w:w="4037" w:type="dxa"/>
+            <w:tcW w:w="4536" w:type="dxa"/>
           </w:tcPr>
           <w:p>
             <w:pPr>
@@ -2056,7 +2123,7 @@
         </w:tc>
         <w:tc>
           <w:tcPr>
-            <w:tcW w:w="4037" w:type="dxa"/>
+            <w:tcW w:w="3888" w:type="dxa"/>
           </w:tcPr>
           <w:p>
             <w:pPr>
@@ -2074,7 +2141,7 @@
       <w:tr>
         <w:tc>
           <w:tcPr>
-            <w:tcW w:w="2018" w:type="dxa"/>
+            <w:tcW w:w="1668" w:type="dxa"/>
           </w:tcPr>
           <w:p>
             <w:pPr>
@@ -2090,7 +2157,7 @@
         </w:tc>
         <w:tc>
           <w:tcPr>
-            <w:tcW w:w="4037" w:type="dxa"/>
+            <w:tcW w:w="4536" w:type="dxa"/>
           </w:tcPr>
           <w:p>
             <w:pPr>
@@ -2106,7 +2173,7 @@
         </w:tc>
         <w:tc>
           <w:tcPr>
-            <w:tcW w:w="4037" w:type="dxa"/>
+            <w:tcW w:w="3888" w:type="dxa"/>
           </w:tcPr>
           <w:p>
             <w:pPr>
@@ -2139,8 +2206,8 @@
         <w:tblLook w:val="04A0" w:firstRow="1" w:lastRow="0" w:firstColumn="1" w:lastColumn="0" w:noHBand="0" w:noVBand="1"/>
       </w:tblPr>
       <w:tblGrid>
-        <w:gridCol w:w="5046"/>
-        <w:gridCol w:w="5046"/>
+        <w:gridCol w:w="2518"/>
+        <w:gridCol w:w="7574"/>
       </w:tblGrid>
       <w:tr>
         <w:trPr>
@@ -2148,7 +2215,7 @@
         </w:trPr>
         <w:tc>
           <w:tcPr>
-            <w:tcW w:w="5046" w:type="dxa"/>
+            <w:tcW w:w="2518" w:type="dxa"/>
             <w:shd w:val="clear" w:color="auto" w:fill="E8EDF0"/>
           </w:tcPr>
           <w:p>
@@ -2166,7 +2233,7 @@
         </w:tc>
         <w:tc>
           <w:tcPr>
-            <w:tcW w:w="5046" w:type="dxa"/>
+            <w:tcW w:w="7574" w:type="dxa"/>
             <w:shd w:val="clear" w:color="auto" w:fill="E8EDF0"/>
           </w:tcPr>
           <w:p>
@@ -2186,7 +2253,7 @@
       <w:tr>
         <w:tc>
           <w:tcPr>
-            <w:tcW w:w="5046" w:type="dxa"/>
+            <w:tcW w:w="2518" w:type="dxa"/>
           </w:tcPr>
           <w:p>
             <w:pPr>
@@ -2202,7 +2269,7 @@
         </w:tc>
         <w:tc>
           <w:tcPr>
-            <w:tcW w:w="5046" w:type="dxa"/>
+            <w:tcW w:w="7574" w:type="dxa"/>
           </w:tcPr>
           <w:p>
             <w:pPr>
@@ -2220,7 +2287,7 @@
       <w:tr>
         <w:tc>
           <w:tcPr>
-            <w:tcW w:w="5046" w:type="dxa"/>
+            <w:tcW w:w="2518" w:type="dxa"/>
           </w:tcPr>
           <w:p>
             <w:pPr>
@@ -2236,7 +2303,7 @@
         </w:tc>
         <w:tc>
           <w:tcPr>
-            <w:tcW w:w="5046" w:type="dxa"/>
+            <w:tcW w:w="7574" w:type="dxa"/>
           </w:tcPr>
           <w:p>
             <w:pPr>
@@ -2254,7 +2321,7 @@
       <w:tr>
         <w:tc>
           <w:tcPr>
-            <w:tcW w:w="5046" w:type="dxa"/>
+            <w:tcW w:w="2518" w:type="dxa"/>
           </w:tcPr>
           <w:p>
             <w:pPr>
@@ -2270,7 +2337,7 @@
         </w:tc>
         <w:tc>
           <w:tcPr>
-            <w:tcW w:w="5046" w:type="dxa"/>
+            <w:tcW w:w="7574" w:type="dxa"/>
           </w:tcPr>
           <w:p>
             <w:pPr>
@@ -2288,7 +2355,7 @@
       <w:tr>
         <w:tc>
           <w:tcPr>
-            <w:tcW w:w="5046" w:type="dxa"/>
+            <w:tcW w:w="2518" w:type="dxa"/>
           </w:tcPr>
           <w:p>
             <w:pPr>
@@ -2304,7 +2371,7 @@
         </w:tc>
         <w:tc>
           <w:tcPr>
-            <w:tcW w:w="5046" w:type="dxa"/>
+            <w:tcW w:w="7574" w:type="dxa"/>
           </w:tcPr>
           <w:p>
             <w:pPr>
@@ -2322,7 +2389,7 @@
       <w:tr>
         <w:tc>
           <w:tcPr>
-            <w:tcW w:w="5046" w:type="dxa"/>
+            <w:tcW w:w="2518" w:type="dxa"/>
           </w:tcPr>
           <w:p>
             <w:pPr>
@@ -2338,7 +2405,7 @@
         </w:tc>
         <w:tc>
           <w:tcPr>
-            <w:tcW w:w="5046" w:type="dxa"/>
+            <w:tcW w:w="7574" w:type="dxa"/>
           </w:tcPr>
           <w:p>
             <w:pPr>
@@ -2356,7 +2423,7 @@
       <w:tr>
         <w:tc>
           <w:tcPr>
-            <w:tcW w:w="5046" w:type="dxa"/>
+            <w:tcW w:w="2518" w:type="dxa"/>
           </w:tcPr>
           <w:p>
             <w:pPr>
@@ -2372,7 +2439,7 @@
         </w:tc>
         <w:tc>
           <w:tcPr>
-            <w:tcW w:w="5046" w:type="dxa"/>
+            <w:tcW w:w="7574" w:type="dxa"/>
           </w:tcPr>
           <w:p>
             <w:pPr>
@@ -2390,7 +2457,20 @@
     </w:tbl>
     <w:p>
       <w:pPr>
-        <w:spacing w:after="200"/>
+        <w:rPr>
+          <w:caps/>
+          <w:spacing w:val="15"/>
+          <w:sz w:val="22"/>
+          <w:szCs w:val="22"/>
+        </w:rPr>
+      </w:pPr>
+      <w:r>
+        <w:br w:type="page"/>
+      </w:r>
+    </w:p>
+    <w:p>
+      <w:pPr>
+        <w:pStyle w:val="Heading2"/>
         <w:rPr>
           <w:rFonts w:asciiTheme="majorHAnsi" w:eastAsiaTheme="majorEastAsia" w:hAnsiTheme="majorHAnsi" w:cstheme="majorBidi"/>
           <w:b/>
@@ -2398,14 +2478,6 @@
           <w:sz w:val="26"/>
           <w:szCs w:val="26"/>
         </w:rPr>
-      </w:pPr>
-      <w:r>
-        <w:br w:type="page"/>
-      </w:r>
-    </w:p>
-    <w:p>
-      <w:pPr>
-        <w:pStyle w:val="Heading2"/>
       </w:pPr>
       <w:r>
         <w:lastRenderedPageBreak/>
@@ -2619,8 +2691,8 @@
         <w:tblLook w:val="04A0" w:firstRow="1" w:lastRow="0" w:firstColumn="1" w:lastColumn="0" w:noHBand="0" w:noVBand="1"/>
       </w:tblPr>
       <w:tblGrid>
-        <w:gridCol w:w="2523"/>
-        <w:gridCol w:w="7508"/>
+        <w:gridCol w:w="2093"/>
+        <w:gridCol w:w="7938"/>
       </w:tblGrid>
       <w:tr>
         <w:trPr>
@@ -2628,7 +2700,7 @@
         </w:trPr>
         <w:tc>
           <w:tcPr>
-            <w:tcW w:w="2523" w:type="dxa"/>
+            <w:tcW w:w="2093" w:type="dxa"/>
             <w:shd w:val="clear" w:color="auto" w:fill="E8EDF0"/>
           </w:tcPr>
           <w:p>
@@ -2646,7 +2718,7 @@
         </w:tc>
         <w:tc>
           <w:tcPr>
-            <w:tcW w:w="7508" w:type="dxa"/>
+            <w:tcW w:w="7938" w:type="dxa"/>
             <w:shd w:val="clear" w:color="auto" w:fill="E8EDF0"/>
           </w:tcPr>
           <w:p>
@@ -2666,7 +2738,7 @@
       <w:tr>
         <w:tc>
           <w:tcPr>
-            <w:tcW w:w="2523" w:type="dxa"/>
+            <w:tcW w:w="2093" w:type="dxa"/>
           </w:tcPr>
           <w:p>
             <w:pPr>
@@ -2682,7 +2754,7 @@
         </w:tc>
         <w:tc>
           <w:tcPr>
-            <w:tcW w:w="7508" w:type="dxa"/>
+            <w:tcW w:w="7938" w:type="dxa"/>
           </w:tcPr>
           <w:p>
             <w:pPr>
@@ -2700,7 +2772,7 @@
       <w:tr>
         <w:tc>
           <w:tcPr>
-            <w:tcW w:w="2523" w:type="dxa"/>
+            <w:tcW w:w="2093" w:type="dxa"/>
           </w:tcPr>
           <w:p>
             <w:pPr>
@@ -2716,7 +2788,7 @@
         </w:tc>
         <w:tc>
           <w:tcPr>
-            <w:tcW w:w="7508" w:type="dxa"/>
+            <w:tcW w:w="7938" w:type="dxa"/>
           </w:tcPr>
           <w:p>
             <w:pPr>
@@ -2734,7 +2806,7 @@
       <w:tr>
         <w:tc>
           <w:tcPr>
-            <w:tcW w:w="2523" w:type="dxa"/>
+            <w:tcW w:w="2093" w:type="dxa"/>
           </w:tcPr>
           <w:p>
             <w:pPr>
@@ -2764,7 +2836,7 @@
         </w:tc>
         <w:tc>
           <w:tcPr>
-            <w:tcW w:w="7508" w:type="dxa"/>
+            <w:tcW w:w="7938" w:type="dxa"/>
           </w:tcPr>
           <w:p>
             <w:pPr>
@@ -2782,7 +2854,7 @@
       <w:tr>
         <w:tc>
           <w:tcPr>
-            <w:tcW w:w="2523" w:type="dxa"/>
+            <w:tcW w:w="2093" w:type="dxa"/>
           </w:tcPr>
           <w:p>
             <w:pPr>
@@ -2798,7 +2870,7 @@
         </w:tc>
         <w:tc>
           <w:tcPr>
-            <w:tcW w:w="7508" w:type="dxa"/>
+            <w:tcW w:w="7938" w:type="dxa"/>
           </w:tcPr>
           <w:p>
             <w:pPr>
@@ -2816,7 +2888,7 @@
       <w:tr>
         <w:tc>
           <w:tcPr>
-            <w:tcW w:w="2523" w:type="dxa"/>
+            <w:tcW w:w="2093" w:type="dxa"/>
           </w:tcPr>
           <w:p>
             <w:pPr>
@@ -2846,7 +2918,7 @@
         </w:tc>
         <w:tc>
           <w:tcPr>
-            <w:tcW w:w="7508" w:type="dxa"/>
+            <w:tcW w:w="7938" w:type="dxa"/>
           </w:tcPr>
           <w:p>
             <w:pPr>
@@ -2864,7 +2936,7 @@
       <w:tr>
         <w:tc>
           <w:tcPr>
-            <w:tcW w:w="2523" w:type="dxa"/>
+            <w:tcW w:w="2093" w:type="dxa"/>
           </w:tcPr>
           <w:p>
             <w:pPr>
@@ -2880,7 +2952,7 @@
         </w:tc>
         <w:tc>
           <w:tcPr>
-            <w:tcW w:w="7508" w:type="dxa"/>
+            <w:tcW w:w="7938" w:type="dxa"/>
           </w:tcPr>
           <w:p>
             <w:pPr>
@@ -2898,7 +2970,7 @@
       <w:tr>
         <w:tc>
           <w:tcPr>
-            <w:tcW w:w="2523" w:type="dxa"/>
+            <w:tcW w:w="2093" w:type="dxa"/>
           </w:tcPr>
           <w:p>
             <w:pPr>
@@ -2914,7 +2986,7 @@
         </w:tc>
         <w:tc>
           <w:tcPr>
-            <w:tcW w:w="7508" w:type="dxa"/>
+            <w:tcW w:w="7938" w:type="dxa"/>
           </w:tcPr>
           <w:p>
             <w:pPr>
@@ -2932,7 +3004,7 @@
       <w:tr>
         <w:tc>
           <w:tcPr>
-            <w:tcW w:w="2523" w:type="dxa"/>
+            <w:tcW w:w="2093" w:type="dxa"/>
           </w:tcPr>
           <w:p>
             <w:pPr>
@@ -2948,7 +3020,7 @@
         </w:tc>
         <w:tc>
           <w:tcPr>
-            <w:tcW w:w="7508" w:type="dxa"/>
+            <w:tcW w:w="7938" w:type="dxa"/>
           </w:tcPr>
           <w:p>
             <w:pPr>
@@ -2966,7 +3038,7 @@
       <w:tr>
         <w:tc>
           <w:tcPr>
-            <w:tcW w:w="2523" w:type="dxa"/>
+            <w:tcW w:w="2093" w:type="dxa"/>
           </w:tcPr>
           <w:p>
             <w:pPr>
@@ -2982,7 +3054,7 @@
         </w:tc>
         <w:tc>
           <w:tcPr>
-            <w:tcW w:w="7508" w:type="dxa"/>
+            <w:tcW w:w="7938" w:type="dxa"/>
           </w:tcPr>
           <w:p>
             <w:pPr>
@@ -3000,7 +3072,7 @@
       <w:tr>
         <w:tc>
           <w:tcPr>
-            <w:tcW w:w="2523" w:type="dxa"/>
+            <w:tcW w:w="2093" w:type="dxa"/>
           </w:tcPr>
           <w:p>
             <w:pPr>
@@ -3016,7 +3088,7 @@
         </w:tc>
         <w:tc>
           <w:tcPr>
-            <w:tcW w:w="7508" w:type="dxa"/>
+            <w:tcW w:w="7938" w:type="dxa"/>
           </w:tcPr>
           <w:p>
             <w:pPr>
@@ -3116,12 +3188,22 @@
         <w:t>, not sensors. The SCD-41 remains the main sensor used to collect environmental data.</w:t>
       </w:r>
     </w:p>
-    <w:p/>
+    <w:p>
+      <w:pPr>
+        <w:rPr>
+          <w:lang w:val="ru-RU"/>
+        </w:rPr>
+      </w:pPr>
+      <w:r>
+        <w:br w:type="page"/>
+      </w:r>
+    </w:p>
     <w:p>
       <w:pPr>
         <w:pStyle w:val="Heading2"/>
       </w:pPr>
       <w:r>
+        <w:lastRenderedPageBreak/>
         <w:t>Scope Notes</w:t>
       </w:r>
     </w:p>
@@ -3147,10 +3229,7 @@
         <w:rPr>
           <w:b/>
         </w:rPr>
-        <w:t>Project focus:</w:t>
-      </w:r>
-      <w:r>
-        <w:t xml:space="preserve"> The prototype focuses on temperature monitoring over time, logging, mobile/web alerts, and clear local feedback through light and sound.</w:t>
+        <w:t>Project focus: The prototype focuses on temperature monitoring over time, logging, web alerts and phone notifications, and clear local feedback through light and sound.</w:t>
       </w:r>
     </w:p>
     <w:p>
@@ -3192,18 +3271,16 @@
     </w:p>
     <w:p>
       <w:pPr>
-        <w:spacing w:after="200"/>
-      </w:pPr>
-      <w:r>
-        <w:br w:type="page"/>
-      </w:r>
+        <w:rPr>
+          <w:lang w:val="ru-RU"/>
+        </w:rPr>
+      </w:pPr>
     </w:p>
     <w:p>
       <w:pPr>
         <w:pStyle w:val="Heading1"/>
       </w:pPr>
       <w:r>
-        <w:lastRenderedPageBreak/>
         <w:t>Prototype wiring — Raspberry Pi 400 and Adafruit SCD-41</w:t>
       </w:r>
     </w:p>
@@ -3252,12 +3329,17 @@
         </w:drawing>
       </w:r>
     </w:p>
-    <w:p/>
+    <w:p>
+      <w:r>
+        <w:br w:type="page"/>
+      </w:r>
+    </w:p>
     <w:p>
       <w:pPr>
         <w:pStyle w:val="Heading2"/>
       </w:pPr>
       <w:r>
+        <w:lastRenderedPageBreak/>
         <w:t>Sensor connections</w:t>
       </w:r>
     </w:p>
@@ -3269,9 +3351,9 @@
         <w:tblLook w:val="04A0" w:firstRow="1" w:lastRow="0" w:firstColumn="1" w:lastColumn="0" w:noHBand="0" w:noVBand="1"/>
       </w:tblPr>
       <w:tblGrid>
-        <w:gridCol w:w="2018"/>
-        <w:gridCol w:w="4037"/>
-        <w:gridCol w:w="4037"/>
+        <w:gridCol w:w="1526"/>
+        <w:gridCol w:w="1417"/>
+        <w:gridCol w:w="7149"/>
       </w:tblGrid>
       <w:tr>
         <w:trPr>
@@ -3279,7 +3361,7 @@
         </w:trPr>
         <w:tc>
           <w:tcPr>
-            <w:tcW w:w="2018" w:type="dxa"/>
+            <w:tcW w:w="1526" w:type="dxa"/>
             <w:shd w:val="clear" w:color="auto" w:fill="E8EDF0"/>
           </w:tcPr>
           <w:p>
@@ -3297,7 +3379,7 @@
         </w:tc>
         <w:tc>
           <w:tcPr>
-            <w:tcW w:w="4037" w:type="dxa"/>
+            <w:tcW w:w="1417" w:type="dxa"/>
             <w:shd w:val="clear" w:color="auto" w:fill="E8EDF0"/>
           </w:tcPr>
           <w:p>
@@ -3315,7 +3397,7 @@
         </w:tc>
         <w:tc>
           <w:tcPr>
-            <w:tcW w:w="4037" w:type="dxa"/>
+            <w:tcW w:w="7149" w:type="dxa"/>
             <w:shd w:val="clear" w:color="auto" w:fill="E8EDF0"/>
           </w:tcPr>
           <w:p>
@@ -3335,7 +3417,7 @@
       <w:tr>
         <w:tc>
           <w:tcPr>
-            <w:tcW w:w="2018" w:type="dxa"/>
+            <w:tcW w:w="1526" w:type="dxa"/>
           </w:tcPr>
           <w:p>
             <w:pPr>
@@ -3351,7 +3433,7 @@
         </w:tc>
         <w:tc>
           <w:tcPr>
-            <w:tcW w:w="4037" w:type="dxa"/>
+            <w:tcW w:w="1417" w:type="dxa"/>
           </w:tcPr>
           <w:p>
             <w:pPr>
@@ -3367,7 +3449,7 @@
         </w:tc>
         <w:tc>
           <w:tcPr>
-            <w:tcW w:w="4037" w:type="dxa"/>
+            <w:tcW w:w="7149" w:type="dxa"/>
           </w:tcPr>
           <w:p>
             <w:pPr>
@@ -3385,7 +3467,7 @@
       <w:tr>
         <w:tc>
           <w:tcPr>
-            <w:tcW w:w="2018" w:type="dxa"/>
+            <w:tcW w:w="1526" w:type="dxa"/>
           </w:tcPr>
           <w:p>
             <w:pPr>
@@ -3401,7 +3483,7 @@
         </w:tc>
         <w:tc>
           <w:tcPr>
-            <w:tcW w:w="4037" w:type="dxa"/>
+            <w:tcW w:w="1417" w:type="dxa"/>
           </w:tcPr>
           <w:p>
             <w:pPr>
@@ -3417,7 +3499,7 @@
         </w:tc>
         <w:tc>
           <w:tcPr>
-            <w:tcW w:w="4037" w:type="dxa"/>
+            <w:tcW w:w="7149" w:type="dxa"/>
           </w:tcPr>
           <w:p>
             <w:pPr>
@@ -3435,7 +3517,7 @@
       <w:tr>
         <w:tc>
           <w:tcPr>
-            <w:tcW w:w="2018" w:type="dxa"/>
+            <w:tcW w:w="1526" w:type="dxa"/>
           </w:tcPr>
           <w:p>
             <w:pPr>
@@ -3451,7 +3533,7 @@
         </w:tc>
         <w:tc>
           <w:tcPr>
-            <w:tcW w:w="4037" w:type="dxa"/>
+            <w:tcW w:w="1417" w:type="dxa"/>
           </w:tcPr>
           <w:p>
             <w:pPr>
@@ -3467,7 +3549,7 @@
         </w:tc>
         <w:tc>
           <w:tcPr>
-            <w:tcW w:w="4037" w:type="dxa"/>
+            <w:tcW w:w="7149" w:type="dxa"/>
           </w:tcPr>
           <w:p>
             <w:pPr>
@@ -3485,7 +3567,7 @@
       <w:tr>
         <w:tc>
           <w:tcPr>
-            <w:tcW w:w="2018" w:type="dxa"/>
+            <w:tcW w:w="1526" w:type="dxa"/>
           </w:tcPr>
           <w:p>
             <w:pPr>
@@ -3501,7 +3583,7 @@
         </w:tc>
         <w:tc>
           <w:tcPr>
-            <w:tcW w:w="4037" w:type="dxa"/>
+            <w:tcW w:w="1417" w:type="dxa"/>
           </w:tcPr>
           <w:p>
             <w:pPr>
@@ -3517,7 +3599,7 @@
         </w:tc>
         <w:tc>
           <w:tcPr>
-            <w:tcW w:w="4037" w:type="dxa"/>
+            <w:tcW w:w="7149" w:type="dxa"/>
           </w:tcPr>
           <w:p>
             <w:pPr>
@@ -3549,18 +3631,16 @@
     </w:p>
     <w:p>
       <w:pPr>
-        <w:spacing w:after="200"/>
-      </w:pPr>
-      <w:r>
-        <w:br w:type="page"/>
-      </w:r>
+        <w:rPr>
+          <w:lang w:val="ru-RU"/>
+        </w:rPr>
+      </w:pPr>
     </w:p>
     <w:p>
       <w:pPr>
         <w:pStyle w:val="Heading2"/>
       </w:pPr>
       <w:r>
-        <w:lastRenderedPageBreak/>
         <w:t>What each part does</w:t>
       </w:r>
     </w:p>
@@ -3572,8 +3652,8 @@
         <w:tblLook w:val="04A0" w:firstRow="1" w:lastRow="0" w:firstColumn="1" w:lastColumn="0" w:noHBand="0" w:noVBand="1"/>
       </w:tblPr>
       <w:tblGrid>
-        <w:gridCol w:w="2518"/>
-        <w:gridCol w:w="7574"/>
+        <w:gridCol w:w="2235"/>
+        <w:gridCol w:w="7857"/>
       </w:tblGrid>
       <w:tr>
         <w:trPr>
@@ -3581,7 +3661,7 @@
         </w:trPr>
         <w:tc>
           <w:tcPr>
-            <w:tcW w:w="2518" w:type="dxa"/>
+            <w:tcW w:w="2235" w:type="dxa"/>
             <w:shd w:val="clear" w:color="auto" w:fill="E8EDF0"/>
           </w:tcPr>
           <w:p>
@@ -3599,7 +3679,7 @@
         </w:tc>
         <w:tc>
           <w:tcPr>
-            <w:tcW w:w="7574" w:type="dxa"/>
+            <w:tcW w:w="7857" w:type="dxa"/>
             <w:shd w:val="clear" w:color="auto" w:fill="E8EDF0"/>
           </w:tcPr>
           <w:p>
@@ -3619,7 +3699,7 @@
       <w:tr>
         <w:tc>
           <w:tcPr>
-            <w:tcW w:w="2518" w:type="dxa"/>
+            <w:tcW w:w="2235" w:type="dxa"/>
           </w:tcPr>
           <w:p>
             <w:pPr>
@@ -3635,7 +3715,7 @@
         </w:tc>
         <w:tc>
           <w:tcPr>
-            <w:tcW w:w="7574" w:type="dxa"/>
+            <w:tcW w:w="7857" w:type="dxa"/>
           </w:tcPr>
           <w:p>
             <w:pPr>
@@ -3653,7 +3733,7 @@
       <w:tr>
         <w:tc>
           <w:tcPr>
-            <w:tcW w:w="2518" w:type="dxa"/>
+            <w:tcW w:w="2235" w:type="dxa"/>
           </w:tcPr>
           <w:p>
             <w:pPr>
@@ -3669,7 +3749,7 @@
         </w:tc>
         <w:tc>
           <w:tcPr>
-            <w:tcW w:w="7574" w:type="dxa"/>
+            <w:tcW w:w="7857" w:type="dxa"/>
           </w:tcPr>
           <w:p>
             <w:pPr>
@@ -3687,7 +3767,7 @@
       <w:tr>
         <w:tc>
           <w:tcPr>
-            <w:tcW w:w="2518" w:type="dxa"/>
+            <w:tcW w:w="2235" w:type="dxa"/>
           </w:tcPr>
           <w:p>
             <w:pPr>
@@ -3703,7 +3783,7 @@
         </w:tc>
         <w:tc>
           <w:tcPr>
-            <w:tcW w:w="7574" w:type="dxa"/>
+            <w:tcW w:w="7857" w:type="dxa"/>
           </w:tcPr>
           <w:p>
             <w:pPr>
@@ -3721,7 +3801,7 @@
       <w:tr>
         <w:tc>
           <w:tcPr>
-            <w:tcW w:w="2518" w:type="dxa"/>
+            <w:tcW w:w="2235" w:type="dxa"/>
           </w:tcPr>
           <w:p>
             <w:pPr>
@@ -3737,7 +3817,7 @@
         </w:tc>
         <w:tc>
           <w:tcPr>
-            <w:tcW w:w="7574" w:type="dxa"/>
+            <w:tcW w:w="7857" w:type="dxa"/>
           </w:tcPr>
           <w:p>
             <w:pPr>
@@ -3755,7 +3835,7 @@
       <w:tr>
         <w:tc>
           <w:tcPr>
-            <w:tcW w:w="2518" w:type="dxa"/>
+            <w:tcW w:w="2235" w:type="dxa"/>
           </w:tcPr>
           <w:p>
             <w:pPr>
@@ -3771,7 +3851,7 @@
         </w:tc>
         <w:tc>
           <w:tcPr>
-            <w:tcW w:w="7574" w:type="dxa"/>
+            <w:tcW w:w="7857" w:type="dxa"/>
           </w:tcPr>
           <w:p>
             <w:pPr>
@@ -3789,7 +3869,7 @@
       <w:tr>
         <w:tc>
           <w:tcPr>
-            <w:tcW w:w="2518" w:type="dxa"/>
+            <w:tcW w:w="2235" w:type="dxa"/>
           </w:tcPr>
           <w:p>
             <w:pPr>
@@ -3805,7 +3885,7 @@
         </w:tc>
         <w:tc>
           <w:tcPr>
-            <w:tcW w:w="7574" w:type="dxa"/>
+            <w:tcW w:w="7857" w:type="dxa"/>
           </w:tcPr>
           <w:p>
             <w:pPr>
@@ -3823,7 +3903,7 @@
       <w:tr>
         <w:tc>
           <w:tcPr>
-            <w:tcW w:w="2518" w:type="dxa"/>
+            <w:tcW w:w="2235" w:type="dxa"/>
           </w:tcPr>
           <w:p>
             <w:pPr>
@@ -3839,7 +3919,7 @@
         </w:tc>
         <w:tc>
           <w:tcPr>
-            <w:tcW w:w="7574" w:type="dxa"/>
+            <w:tcW w:w="7857" w:type="dxa"/>
           </w:tcPr>
           <w:p>
             <w:pPr>
@@ -3857,7 +3937,7 @@
       <w:tr>
         <w:tc>
           <w:tcPr>
-            <w:tcW w:w="2518" w:type="dxa"/>
+            <w:tcW w:w="2235" w:type="dxa"/>
           </w:tcPr>
           <w:p>
             <w:pPr>
@@ -3873,7 +3953,7 @@
         </w:tc>
         <w:tc>
           <w:tcPr>
-            <w:tcW w:w="7574" w:type="dxa"/>
+            <w:tcW w:w="7857" w:type="dxa"/>
           </w:tcPr>
           <w:p>
             <w:pPr>
@@ -3891,7 +3971,7 @@
       <w:tr>
         <w:tc>
           <w:tcPr>
-            <w:tcW w:w="2518" w:type="dxa"/>
+            <w:tcW w:w="2235" w:type="dxa"/>
           </w:tcPr>
           <w:p>
             <w:pPr>
@@ -3907,7 +3987,7 @@
         </w:tc>
         <w:tc>
           <w:tcPr>
-            <w:tcW w:w="7574" w:type="dxa"/>
+            <w:tcW w:w="7857" w:type="dxa"/>
           </w:tcPr>
           <w:p>
             <w:pPr>
@@ -4611,10 +4691,10 @@
         <w:tblLook w:val="04A0" w:firstRow="1" w:lastRow="0" w:firstColumn="1" w:lastColumn="0" w:noHBand="0" w:noVBand="1"/>
       </w:tblPr>
       <w:tblGrid>
-        <w:gridCol w:w="1951"/>
-        <w:gridCol w:w="2835"/>
-        <w:gridCol w:w="2783"/>
-        <w:gridCol w:w="2523"/>
+        <w:gridCol w:w="1526"/>
+        <w:gridCol w:w="2977"/>
+        <w:gridCol w:w="2976"/>
+        <w:gridCol w:w="2613"/>
       </w:tblGrid>
       <w:tr>
         <w:trPr>
@@ -4622,7 +4702,7 @@
         </w:trPr>
         <w:tc>
           <w:tcPr>
-            <w:tcW w:w="1951" w:type="dxa"/>
+            <w:tcW w:w="1526" w:type="dxa"/>
             <w:shd w:val="clear" w:color="auto" w:fill="E8EDF0"/>
           </w:tcPr>
           <w:p>
@@ -4640,7 +4720,7 @@
         </w:tc>
         <w:tc>
           <w:tcPr>
-            <w:tcW w:w="2835" w:type="dxa"/>
+            <w:tcW w:w="2977" w:type="dxa"/>
             <w:shd w:val="clear" w:color="auto" w:fill="E8EDF0"/>
           </w:tcPr>
           <w:p>
@@ -4658,7 +4738,7 @@
         </w:tc>
         <w:tc>
           <w:tcPr>
-            <w:tcW w:w="2783" w:type="dxa"/>
+            <w:tcW w:w="2976" w:type="dxa"/>
             <w:shd w:val="clear" w:color="auto" w:fill="E8EDF0"/>
           </w:tcPr>
           <w:p>
@@ -4676,7 +4756,7 @@
         </w:tc>
         <w:tc>
           <w:tcPr>
-            <w:tcW w:w="2523" w:type="dxa"/>
+            <w:tcW w:w="2613" w:type="dxa"/>
             <w:shd w:val="clear" w:color="auto" w:fill="E8EDF0"/>
           </w:tcPr>
           <w:p>
@@ -4696,7 +4776,7 @@
       <w:tr>
         <w:tc>
           <w:tcPr>
-            <w:tcW w:w="1951" w:type="dxa"/>
+            <w:tcW w:w="1526" w:type="dxa"/>
           </w:tcPr>
           <w:p>
             <w:pPr>
@@ -4712,7 +4792,7 @@
         </w:tc>
         <w:tc>
           <w:tcPr>
-            <w:tcW w:w="2835" w:type="dxa"/>
+            <w:tcW w:w="2977" w:type="dxa"/>
           </w:tcPr>
           <w:p>
             <w:pPr>
@@ -4728,7 +4808,7 @@
         </w:tc>
         <w:tc>
           <w:tcPr>
-            <w:tcW w:w="2783" w:type="dxa"/>
+            <w:tcW w:w="2976" w:type="dxa"/>
           </w:tcPr>
           <w:p>
             <w:pPr>
@@ -4744,7 +4824,7 @@
         </w:tc>
         <w:tc>
           <w:tcPr>
-            <w:tcW w:w="2523" w:type="dxa"/>
+            <w:tcW w:w="2613" w:type="dxa"/>
           </w:tcPr>
           <w:p>
             <w:pPr>
@@ -4762,7 +4842,7 @@
       <w:tr>
         <w:tc>
           <w:tcPr>
-            <w:tcW w:w="1951" w:type="dxa"/>
+            <w:tcW w:w="1526" w:type="dxa"/>
           </w:tcPr>
           <w:p>
             <w:pPr>
@@ -4778,7 +4858,7 @@
         </w:tc>
         <w:tc>
           <w:tcPr>
-            <w:tcW w:w="2835" w:type="dxa"/>
+            <w:tcW w:w="2977" w:type="dxa"/>
           </w:tcPr>
           <w:p>
             <w:pPr>
@@ -4794,7 +4874,7 @@
         </w:tc>
         <w:tc>
           <w:tcPr>
-            <w:tcW w:w="2783" w:type="dxa"/>
+            <w:tcW w:w="2976" w:type="dxa"/>
           </w:tcPr>
           <w:p>
             <w:pPr>
@@ -4810,7 +4890,7 @@
         </w:tc>
         <w:tc>
           <w:tcPr>
-            <w:tcW w:w="2523" w:type="dxa"/>
+            <w:tcW w:w="2613" w:type="dxa"/>
           </w:tcPr>
           <w:p>
             <w:pPr>
@@ -4828,7 +4908,7 @@
       <w:tr>
         <w:tc>
           <w:tcPr>
-            <w:tcW w:w="1951" w:type="dxa"/>
+            <w:tcW w:w="1526" w:type="dxa"/>
           </w:tcPr>
           <w:p>
             <w:pPr>
@@ -4844,7 +4924,7 @@
         </w:tc>
         <w:tc>
           <w:tcPr>
-            <w:tcW w:w="2835" w:type="dxa"/>
+            <w:tcW w:w="2977" w:type="dxa"/>
           </w:tcPr>
           <w:p>
             <w:pPr>
@@ -4860,7 +4940,7 @@
         </w:tc>
         <w:tc>
           <w:tcPr>
-            <w:tcW w:w="2783" w:type="dxa"/>
+            <w:tcW w:w="2976" w:type="dxa"/>
           </w:tcPr>
           <w:p>
             <w:pPr>
@@ -4876,7 +4956,7 @@
         </w:tc>
         <w:tc>
           <w:tcPr>
-            <w:tcW w:w="2523" w:type="dxa"/>
+            <w:tcW w:w="2613" w:type="dxa"/>
           </w:tcPr>
           <w:p>
             <w:pPr>
@@ -4894,7 +4974,7 @@
       <w:tr>
         <w:tc>
           <w:tcPr>
-            <w:tcW w:w="1951" w:type="dxa"/>
+            <w:tcW w:w="1526" w:type="dxa"/>
           </w:tcPr>
           <w:p>
             <w:pPr>
@@ -4910,7 +4990,7 @@
         </w:tc>
         <w:tc>
           <w:tcPr>
-            <w:tcW w:w="2835" w:type="dxa"/>
+            <w:tcW w:w="2977" w:type="dxa"/>
           </w:tcPr>
           <w:p>
             <w:pPr>
@@ -4926,7 +5006,7 @@
         </w:tc>
         <w:tc>
           <w:tcPr>
-            <w:tcW w:w="2783" w:type="dxa"/>
+            <w:tcW w:w="2976" w:type="dxa"/>
           </w:tcPr>
           <w:p>
             <w:pPr>
@@ -4942,7 +5022,7 @@
         </w:tc>
         <w:tc>
           <w:tcPr>
-            <w:tcW w:w="2523" w:type="dxa"/>
+            <w:tcW w:w="2613" w:type="dxa"/>
           </w:tcPr>
           <w:p>
             <w:pPr>
@@ -4960,7 +5040,7 @@
       <w:tr>
         <w:tc>
           <w:tcPr>
-            <w:tcW w:w="1951" w:type="dxa"/>
+            <w:tcW w:w="1526" w:type="dxa"/>
           </w:tcPr>
           <w:p>
             <w:pPr>
@@ -4976,7 +5056,7 @@
         </w:tc>
         <w:tc>
           <w:tcPr>
-            <w:tcW w:w="2835" w:type="dxa"/>
+            <w:tcW w:w="2977" w:type="dxa"/>
           </w:tcPr>
           <w:p>
             <w:pPr>
@@ -4992,7 +5072,7 @@
         </w:tc>
         <w:tc>
           <w:tcPr>
-            <w:tcW w:w="2783" w:type="dxa"/>
+            <w:tcW w:w="2976" w:type="dxa"/>
           </w:tcPr>
           <w:p>
             <w:pPr>
@@ -5008,7 +5088,7 @@
         </w:tc>
         <w:tc>
           <w:tcPr>
-            <w:tcW w:w="2523" w:type="dxa"/>
+            <w:tcW w:w="2613" w:type="dxa"/>
           </w:tcPr>
           <w:p>
             <w:pPr>
@@ -5026,39 +5106,47 @@
       <w:tr>
         <w:tc>
           <w:tcPr>
-            <w:tcW w:w="1951" w:type="dxa"/>
-          </w:tcPr>
-          <w:p>
-            <w:pPr>
-              <w:spacing w:after="60"/>
-            </w:pPr>
-            <w:r>
-              <w:rPr>
-                <w:sz w:val="16"/>
-              </w:rPr>
-              <w:t>Review acknowledgement</w:t>
-            </w:r>
-          </w:p>
-        </w:tc>
-        <w:tc>
-          <w:tcPr>
-            <w:tcW w:w="2835" w:type="dxa"/>
-          </w:tcPr>
-          <w:p>
-            <w:pPr>
-              <w:spacing w:after="60"/>
-            </w:pPr>
-            <w:r>
-              <w:rPr>
-                <w:sz w:val="16"/>
-              </w:rPr>
+            <w:tcW w:w="1526" w:type="dxa"/>
+          </w:tcPr>
+          <w:p>
+            <w:pPr>
+              <w:spacing w:after="60"/>
+            </w:pPr>
+            <w:r>
+              <w:rPr>
+                <w:sz w:val="16"/>
+              </w:rPr>
+              <w:t xml:space="preserve">Review </w:t>
+            </w:r>
+            <w:r>
+              <w:rPr>
+                <w:sz w:val="16"/>
+              </w:rPr>
+              <w:lastRenderedPageBreak/>
+              <w:t>acknowledgement</w:t>
+            </w:r>
+          </w:p>
+        </w:tc>
+        <w:tc>
+          <w:tcPr>
+            <w:tcW w:w="2977" w:type="dxa"/>
+          </w:tcPr>
+          <w:p>
+            <w:pPr>
+              <w:spacing w:after="60"/>
+            </w:pPr>
+            <w:r>
+              <w:rPr>
+                <w:sz w:val="16"/>
+              </w:rPr>
+              <w:lastRenderedPageBreak/>
               <w:t>Sample ID, reviewer, reviewed-at</w:t>
             </w:r>
           </w:p>
         </w:tc>
         <w:tc>
           <w:tcPr>
-            <w:tcW w:w="2783" w:type="dxa"/>
+            <w:tcW w:w="2976" w:type="dxa"/>
           </w:tcPr>
           <w:p>
             <w:pPr>
@@ -5074,46 +5162,47 @@
         </w:tc>
         <w:tc>
           <w:tcPr>
-            <w:tcW w:w="2523" w:type="dxa"/>
-          </w:tcPr>
-          <w:p>
-            <w:pPr>
-              <w:spacing w:after="60"/>
-            </w:pPr>
-            <w:r>
-              <w:rPr>
-                <w:sz w:val="16"/>
-              </w:rPr>
-              <w:t>Record review without altering measurements</w:t>
+            <w:tcW w:w="2613" w:type="dxa"/>
+          </w:tcPr>
+          <w:p>
+            <w:pPr>
+              <w:spacing w:after="60"/>
+            </w:pPr>
+            <w:r>
+              <w:rPr>
+                <w:sz w:val="16"/>
+              </w:rPr>
+              <w:t xml:space="preserve">Record review without altering </w:t>
+            </w:r>
+            <w:r>
+              <w:rPr>
+                <w:sz w:val="16"/>
+              </w:rPr>
+              <w:lastRenderedPageBreak/>
+              <w:t>measurements</w:t>
             </w:r>
           </w:p>
         </w:tc>
       </w:tr>
     </w:tbl>
     <w:p>
-      <w:pPr>
-        <w:spacing w:after="0" w:line="240" w:lineRule="auto"/>
-      </w:pPr>
-    </w:p>
-    <w:p>
-      <w:r>
+      <w:r>
+        <w:lastRenderedPageBreak/>
         <w:t>Heartbeats are sent every 60 seconds. Proposed contact timeout is 3 minutes. The device needs at least 24 hours of local queue capacity (2,880 sample attempts).</w:t>
       </w:r>
     </w:p>
     <w:p>
       <w:pPr>
-        <w:spacing w:after="200"/>
-      </w:pPr>
-      <w:r>
-        <w:br w:type="page"/>
-      </w:r>
+        <w:rPr>
+          <w:lang w:val="ru-RU"/>
+        </w:rPr>
+      </w:pPr>
     </w:p>
     <w:p>
       <w:pPr>
         <w:pStyle w:val="Heading2"/>
       </w:pPr>
       <w:r>
-        <w:lastRenderedPageBreak/>
         <w:t>3. Database categories</w:t>
       </w:r>
     </w:p>
@@ -5125,10 +5214,10 @@
         <w:tblLook w:val="04A0" w:firstRow="1" w:lastRow="0" w:firstColumn="1" w:lastColumn="0" w:noHBand="0" w:noVBand="1"/>
       </w:tblPr>
       <w:tblGrid>
-        <w:gridCol w:w="2093"/>
+        <w:gridCol w:w="1384"/>
         <w:gridCol w:w="2410"/>
-        <w:gridCol w:w="2409"/>
-        <w:gridCol w:w="3180"/>
+        <w:gridCol w:w="2835"/>
+        <w:gridCol w:w="3463"/>
       </w:tblGrid>
       <w:tr>
         <w:trPr>
@@ -5136,7 +5225,7 @@
         </w:trPr>
         <w:tc>
           <w:tcPr>
-            <w:tcW w:w="2093" w:type="dxa"/>
+            <w:tcW w:w="1384" w:type="dxa"/>
             <w:shd w:val="clear" w:color="auto" w:fill="E8EDF0"/>
           </w:tcPr>
           <w:p>
@@ -5172,7 +5261,7 @@
         </w:tc>
         <w:tc>
           <w:tcPr>
-            <w:tcW w:w="2409" w:type="dxa"/>
+            <w:tcW w:w="2835" w:type="dxa"/>
             <w:shd w:val="clear" w:color="auto" w:fill="E8EDF0"/>
           </w:tcPr>
           <w:p>
@@ -5190,7 +5279,7 @@
         </w:tc>
         <w:tc>
           <w:tcPr>
-            <w:tcW w:w="3180" w:type="dxa"/>
+            <w:tcW w:w="3463" w:type="dxa"/>
             <w:shd w:val="clear" w:color="auto" w:fill="E8EDF0"/>
           </w:tcPr>
           <w:p>
@@ -5210,7 +5299,7 @@
       <w:tr>
         <w:tc>
           <w:tcPr>
-            <w:tcW w:w="2093" w:type="dxa"/>
+            <w:tcW w:w="1384" w:type="dxa"/>
           </w:tcPr>
           <w:p>
             <w:pPr>
@@ -5242,7 +5331,7 @@
         </w:tc>
         <w:tc>
           <w:tcPr>
-            <w:tcW w:w="2409" w:type="dxa"/>
+            <w:tcW w:w="2835" w:type="dxa"/>
           </w:tcPr>
           <w:p>
             <w:pPr>
@@ -5258,7 +5347,7 @@
         </w:tc>
         <w:tc>
           <w:tcPr>
-            <w:tcW w:w="3180" w:type="dxa"/>
+            <w:tcW w:w="3463" w:type="dxa"/>
           </w:tcPr>
           <w:p>
             <w:pPr>
@@ -5276,7 +5365,7 @@
       <w:tr>
         <w:tc>
           <w:tcPr>
-            <w:tcW w:w="2093" w:type="dxa"/>
+            <w:tcW w:w="1384" w:type="dxa"/>
           </w:tcPr>
           <w:p>
             <w:pPr>
@@ -5308,7 +5397,7 @@
         </w:tc>
         <w:tc>
           <w:tcPr>
-            <w:tcW w:w="2409" w:type="dxa"/>
+            <w:tcW w:w="2835" w:type="dxa"/>
           </w:tcPr>
           <w:p>
             <w:pPr>
@@ -5324,7 +5413,7 @@
         </w:tc>
         <w:tc>
           <w:tcPr>
-            <w:tcW w:w="3180" w:type="dxa"/>
+            <w:tcW w:w="3463" w:type="dxa"/>
           </w:tcPr>
           <w:p>
             <w:pPr>
@@ -5342,7 +5431,7 @@
       <w:tr>
         <w:tc>
           <w:tcPr>
-            <w:tcW w:w="2093" w:type="dxa"/>
+            <w:tcW w:w="1384" w:type="dxa"/>
           </w:tcPr>
           <w:p>
             <w:pPr>
@@ -5374,7 +5463,7 @@
         </w:tc>
         <w:tc>
           <w:tcPr>
-            <w:tcW w:w="2409" w:type="dxa"/>
+            <w:tcW w:w="2835" w:type="dxa"/>
           </w:tcPr>
           <w:p>
             <w:pPr>
@@ -5390,7 +5479,7 @@
         </w:tc>
         <w:tc>
           <w:tcPr>
-            <w:tcW w:w="3180" w:type="dxa"/>
+            <w:tcW w:w="3463" w:type="dxa"/>
           </w:tcPr>
           <w:p>
             <w:pPr>
@@ -5408,7 +5497,7 @@
       <w:tr>
         <w:tc>
           <w:tcPr>
-            <w:tcW w:w="2093" w:type="dxa"/>
+            <w:tcW w:w="1384" w:type="dxa"/>
           </w:tcPr>
           <w:p>
             <w:pPr>
@@ -5440,7 +5529,7 @@
         </w:tc>
         <w:tc>
           <w:tcPr>
-            <w:tcW w:w="2409" w:type="dxa"/>
+            <w:tcW w:w="2835" w:type="dxa"/>
           </w:tcPr>
           <w:p>
             <w:pPr>
@@ -5456,7 +5545,7 @@
         </w:tc>
         <w:tc>
           <w:tcPr>
-            <w:tcW w:w="3180" w:type="dxa"/>
+            <w:tcW w:w="3463" w:type="dxa"/>
           </w:tcPr>
           <w:p>
             <w:pPr>
@@ -5474,7 +5563,7 @@
       <w:tr>
         <w:tc>
           <w:tcPr>
-            <w:tcW w:w="2093" w:type="dxa"/>
+            <w:tcW w:w="1384" w:type="dxa"/>
           </w:tcPr>
           <w:p>
             <w:pPr>
@@ -5506,7 +5595,7 @@
         </w:tc>
         <w:tc>
           <w:tcPr>
-            <w:tcW w:w="2409" w:type="dxa"/>
+            <w:tcW w:w="2835" w:type="dxa"/>
           </w:tcPr>
           <w:p>
             <w:pPr>
@@ -5522,7 +5611,7 @@
         </w:tc>
         <w:tc>
           <w:tcPr>
-            <w:tcW w:w="3180" w:type="dxa"/>
+            <w:tcW w:w="3463" w:type="dxa"/>
           </w:tcPr>
           <w:p>
             <w:pPr>
@@ -5540,7 +5629,7 @@
       <w:tr>
         <w:tc>
           <w:tcPr>
-            <w:tcW w:w="2093" w:type="dxa"/>
+            <w:tcW w:w="1384" w:type="dxa"/>
           </w:tcPr>
           <w:p>
             <w:pPr>
@@ -5572,7 +5661,7 @@
         </w:tc>
         <w:tc>
           <w:tcPr>
-            <w:tcW w:w="2409" w:type="dxa"/>
+            <w:tcW w:w="2835" w:type="dxa"/>
           </w:tcPr>
           <w:p>
             <w:pPr>
@@ -5588,7 +5677,7 @@
         </w:tc>
         <w:tc>
           <w:tcPr>
-            <w:tcW w:w="3180" w:type="dxa"/>
+            <w:tcW w:w="3463" w:type="dxa"/>
           </w:tcPr>
           <w:p>
             <w:pPr>
@@ -5621,11 +5710,11 @@
         <w:tblLook w:val="04A0" w:firstRow="1" w:lastRow="0" w:firstColumn="1" w:lastColumn="0" w:noHBand="0" w:noVBand="1"/>
       </w:tblPr>
       <w:tblGrid>
-        <w:gridCol w:w="1951"/>
-        <w:gridCol w:w="2085"/>
-        <w:gridCol w:w="1884"/>
-        <w:gridCol w:w="2152"/>
-        <w:gridCol w:w="2018"/>
+        <w:gridCol w:w="1384"/>
+        <w:gridCol w:w="2268"/>
+        <w:gridCol w:w="2126"/>
+        <w:gridCol w:w="2268"/>
+        <w:gridCol w:w="2044"/>
       </w:tblGrid>
       <w:tr>
         <w:trPr>
@@ -5633,7 +5722,7 @@
         </w:trPr>
         <w:tc>
           <w:tcPr>
-            <w:tcW w:w="1951" w:type="dxa"/>
+            <w:tcW w:w="1384" w:type="dxa"/>
             <w:shd w:val="clear" w:color="auto" w:fill="E8EDF0"/>
           </w:tcPr>
           <w:p>
@@ -5651,7 +5740,7 @@
         </w:tc>
         <w:tc>
           <w:tcPr>
-            <w:tcW w:w="2085" w:type="dxa"/>
+            <w:tcW w:w="2268" w:type="dxa"/>
             <w:shd w:val="clear" w:color="auto" w:fill="E8EDF0"/>
           </w:tcPr>
           <w:p>
@@ -5669,7 +5758,7 @@
         </w:tc>
         <w:tc>
           <w:tcPr>
-            <w:tcW w:w="1884" w:type="dxa"/>
+            <w:tcW w:w="2126" w:type="dxa"/>
             <w:shd w:val="clear" w:color="auto" w:fill="E8EDF0"/>
           </w:tcPr>
           <w:p>
@@ -5687,7 +5776,7 @@
         </w:tc>
         <w:tc>
           <w:tcPr>
-            <w:tcW w:w="2152" w:type="dxa"/>
+            <w:tcW w:w="2268" w:type="dxa"/>
             <w:shd w:val="clear" w:color="auto" w:fill="E8EDF0"/>
           </w:tcPr>
           <w:p>
@@ -5705,7 +5794,7 @@
         </w:tc>
         <w:tc>
           <w:tcPr>
-            <w:tcW w:w="2018" w:type="dxa"/>
+            <w:tcW w:w="2044" w:type="dxa"/>
             <w:shd w:val="clear" w:color="auto" w:fill="E8EDF0"/>
           </w:tcPr>
           <w:p>
@@ -5725,7 +5814,7 @@
       <w:tr>
         <w:tc>
           <w:tcPr>
-            <w:tcW w:w="1951" w:type="dxa"/>
+            <w:tcW w:w="1384" w:type="dxa"/>
           </w:tcPr>
           <w:p>
             <w:pPr>
@@ -5741,7 +5830,7 @@
         </w:tc>
         <w:tc>
           <w:tcPr>
-            <w:tcW w:w="2085" w:type="dxa"/>
+            <w:tcW w:w="2268" w:type="dxa"/>
           </w:tcPr>
           <w:p>
             <w:pPr>
@@ -5757,7 +5846,7 @@
         </w:tc>
         <w:tc>
           <w:tcPr>
-            <w:tcW w:w="1884" w:type="dxa"/>
+            <w:tcW w:w="2126" w:type="dxa"/>
           </w:tcPr>
           <w:p>
             <w:pPr>
@@ -5773,7 +5862,7 @@
         </w:tc>
         <w:tc>
           <w:tcPr>
-            <w:tcW w:w="2152" w:type="dxa"/>
+            <w:tcW w:w="2268" w:type="dxa"/>
           </w:tcPr>
           <w:p>
             <w:pPr>
@@ -5789,7 +5878,7 @@
         </w:tc>
         <w:tc>
           <w:tcPr>
-            <w:tcW w:w="2018" w:type="dxa"/>
+            <w:tcW w:w="2044" w:type="dxa"/>
           </w:tcPr>
           <w:p>
             <w:pPr>
@@ -5807,7 +5896,7 @@
       <w:tr>
         <w:tc>
           <w:tcPr>
-            <w:tcW w:w="1951" w:type="dxa"/>
+            <w:tcW w:w="1384" w:type="dxa"/>
           </w:tcPr>
           <w:p>
             <w:pPr>
@@ -5823,7 +5912,7 @@
         </w:tc>
         <w:tc>
           <w:tcPr>
-            <w:tcW w:w="2085" w:type="dxa"/>
+            <w:tcW w:w="2268" w:type="dxa"/>
           </w:tcPr>
           <w:p>
             <w:pPr>
@@ -5866,7 +5955,7 @@
         </w:tc>
         <w:tc>
           <w:tcPr>
-            <w:tcW w:w="1884" w:type="dxa"/>
+            <w:tcW w:w="2126" w:type="dxa"/>
           </w:tcPr>
           <w:p>
             <w:pPr>
@@ -5882,7 +5971,7 @@
         </w:tc>
         <w:tc>
           <w:tcPr>
-            <w:tcW w:w="2152" w:type="dxa"/>
+            <w:tcW w:w="2268" w:type="dxa"/>
           </w:tcPr>
           <w:p>
             <w:pPr>
@@ -5898,7 +5987,7 @@
         </w:tc>
         <w:tc>
           <w:tcPr>
-            <w:tcW w:w="2018" w:type="dxa"/>
+            <w:tcW w:w="2044" w:type="dxa"/>
           </w:tcPr>
           <w:p>
             <w:pPr>
@@ -5916,7 +6005,7 @@
       <w:tr>
         <w:tc>
           <w:tcPr>
-            <w:tcW w:w="1951" w:type="dxa"/>
+            <w:tcW w:w="1384" w:type="dxa"/>
           </w:tcPr>
           <w:p>
             <w:pPr>
@@ -5932,7 +6021,7 @@
         </w:tc>
         <w:tc>
           <w:tcPr>
-            <w:tcW w:w="2085" w:type="dxa"/>
+            <w:tcW w:w="2268" w:type="dxa"/>
           </w:tcPr>
           <w:p>
             <w:pPr>
@@ -5948,7 +6037,7 @@
         </w:tc>
         <w:tc>
           <w:tcPr>
-            <w:tcW w:w="1884" w:type="dxa"/>
+            <w:tcW w:w="2126" w:type="dxa"/>
           </w:tcPr>
           <w:p>
             <w:pPr>
@@ -5964,7 +6053,7 @@
         </w:tc>
         <w:tc>
           <w:tcPr>
-            <w:tcW w:w="2152" w:type="dxa"/>
+            <w:tcW w:w="2268" w:type="dxa"/>
           </w:tcPr>
           <w:p>
             <w:pPr>
@@ -5980,7 +6069,7 @@
         </w:tc>
         <w:tc>
           <w:tcPr>
-            <w:tcW w:w="2018" w:type="dxa"/>
+            <w:tcW w:w="2044" w:type="dxa"/>
           </w:tcPr>
           <w:p>
             <w:pPr>
@@ -5998,7 +6087,7 @@
       <w:tr>
         <w:tc>
           <w:tcPr>
-            <w:tcW w:w="1951" w:type="dxa"/>
+            <w:tcW w:w="1384" w:type="dxa"/>
           </w:tcPr>
           <w:p>
             <w:pPr>
@@ -6014,7 +6103,7 @@
         </w:tc>
         <w:tc>
           <w:tcPr>
-            <w:tcW w:w="2085" w:type="dxa"/>
+            <w:tcW w:w="2268" w:type="dxa"/>
           </w:tcPr>
           <w:p>
             <w:pPr>
@@ -6030,7 +6119,7 @@
         </w:tc>
         <w:tc>
           <w:tcPr>
-            <w:tcW w:w="1884" w:type="dxa"/>
+            <w:tcW w:w="2126" w:type="dxa"/>
           </w:tcPr>
           <w:p>
             <w:pPr>
@@ -6046,7 +6135,7 @@
         </w:tc>
         <w:tc>
           <w:tcPr>
-            <w:tcW w:w="2152" w:type="dxa"/>
+            <w:tcW w:w="2268" w:type="dxa"/>
           </w:tcPr>
           <w:p>
             <w:pPr>
@@ -6062,7 +6151,7 @@
         </w:tc>
         <w:tc>
           <w:tcPr>
-            <w:tcW w:w="2018" w:type="dxa"/>
+            <w:tcW w:w="2044" w:type="dxa"/>
           </w:tcPr>
           <w:p>
             <w:pPr>
@@ -6080,7 +6169,7 @@
       <w:tr>
         <w:tc>
           <w:tcPr>
-            <w:tcW w:w="1951" w:type="dxa"/>
+            <w:tcW w:w="1384" w:type="dxa"/>
           </w:tcPr>
           <w:p>
             <w:pPr>
@@ -6096,7 +6185,7 @@
         </w:tc>
         <w:tc>
           <w:tcPr>
-            <w:tcW w:w="2085" w:type="dxa"/>
+            <w:tcW w:w="2268" w:type="dxa"/>
           </w:tcPr>
           <w:p>
             <w:pPr>
@@ -6112,7 +6201,7 @@
         </w:tc>
         <w:tc>
           <w:tcPr>
-            <w:tcW w:w="1884" w:type="dxa"/>
+            <w:tcW w:w="2126" w:type="dxa"/>
           </w:tcPr>
           <w:p>
             <w:pPr>
@@ -6128,7 +6217,7 @@
         </w:tc>
         <w:tc>
           <w:tcPr>
-            <w:tcW w:w="2152" w:type="dxa"/>
+            <w:tcW w:w="2268" w:type="dxa"/>
           </w:tcPr>
           <w:p>
             <w:pPr>
@@ -6144,7 +6233,7 @@
         </w:tc>
         <w:tc>
           <w:tcPr>
-            <w:tcW w:w="2018" w:type="dxa"/>
+            <w:tcW w:w="2044" w:type="dxa"/>
           </w:tcPr>
           <w:p>
             <w:pPr>
@@ -6162,7 +6251,7 @@
       <w:tr>
         <w:tc>
           <w:tcPr>
-            <w:tcW w:w="1951" w:type="dxa"/>
+            <w:tcW w:w="1384" w:type="dxa"/>
           </w:tcPr>
           <w:p>
             <w:pPr>
@@ -6178,7 +6267,7 @@
         </w:tc>
         <w:tc>
           <w:tcPr>
-            <w:tcW w:w="2085" w:type="dxa"/>
+            <w:tcW w:w="2268" w:type="dxa"/>
           </w:tcPr>
           <w:p>
             <w:pPr>
@@ -6194,7 +6283,7 @@
         </w:tc>
         <w:tc>
           <w:tcPr>
-            <w:tcW w:w="1884" w:type="dxa"/>
+            <w:tcW w:w="2126" w:type="dxa"/>
           </w:tcPr>
           <w:p>
             <w:pPr>
@@ -6210,7 +6299,7 @@
         </w:tc>
         <w:tc>
           <w:tcPr>
-            <w:tcW w:w="2152" w:type="dxa"/>
+            <w:tcW w:w="2268" w:type="dxa"/>
           </w:tcPr>
           <w:p>
             <w:pPr>
@@ -6226,7 +6315,7 @@
         </w:tc>
         <w:tc>
           <w:tcPr>
-            <w:tcW w:w="2018" w:type="dxa"/>
+            <w:tcW w:w="2044" w:type="dxa"/>
           </w:tcPr>
           <w:p>
             <w:pPr>
@@ -6244,7 +6333,7 @@
       <w:tr>
         <w:tc>
           <w:tcPr>
-            <w:tcW w:w="1951" w:type="dxa"/>
+            <w:tcW w:w="1384" w:type="dxa"/>
           </w:tcPr>
           <w:p>
             <w:pPr>
@@ -6260,7 +6349,7 @@
         </w:tc>
         <w:tc>
           <w:tcPr>
-            <w:tcW w:w="2085" w:type="dxa"/>
+            <w:tcW w:w="2268" w:type="dxa"/>
           </w:tcPr>
           <w:p>
             <w:pPr>
@@ -6276,7 +6365,7 @@
         </w:tc>
         <w:tc>
           <w:tcPr>
-            <w:tcW w:w="1884" w:type="dxa"/>
+            <w:tcW w:w="2126" w:type="dxa"/>
           </w:tcPr>
           <w:p>
             <w:pPr>
@@ -6292,7 +6381,7 @@
         </w:tc>
         <w:tc>
           <w:tcPr>
-            <w:tcW w:w="2152" w:type="dxa"/>
+            <w:tcW w:w="2268" w:type="dxa"/>
           </w:tcPr>
           <w:p>
             <w:pPr>
@@ -6308,7 +6397,7 @@
         </w:tc>
         <w:tc>
           <w:tcPr>
-            <w:tcW w:w="2018" w:type="dxa"/>
+            <w:tcW w:w="2044" w:type="dxa"/>
           </w:tcPr>
           <w:p>
             <w:pPr>
@@ -6326,7 +6415,7 @@
       <w:tr>
         <w:tc>
           <w:tcPr>
-            <w:tcW w:w="1951" w:type="dxa"/>
+            <w:tcW w:w="1384" w:type="dxa"/>
           </w:tcPr>
           <w:p>
             <w:pPr>
@@ -6342,7 +6431,7 @@
         </w:tc>
         <w:tc>
           <w:tcPr>
-            <w:tcW w:w="2085" w:type="dxa"/>
+            <w:tcW w:w="2268" w:type="dxa"/>
           </w:tcPr>
           <w:p>
             <w:pPr>
@@ -6358,7 +6447,7 @@
         </w:tc>
         <w:tc>
           <w:tcPr>
-            <w:tcW w:w="1884" w:type="dxa"/>
+            <w:tcW w:w="2126" w:type="dxa"/>
           </w:tcPr>
           <w:p>
             <w:pPr>
@@ -6374,7 +6463,7 @@
         </w:tc>
         <w:tc>
           <w:tcPr>
-            <w:tcW w:w="2152" w:type="dxa"/>
+            <w:tcW w:w="2268" w:type="dxa"/>
           </w:tcPr>
           <w:p>
             <w:pPr>
@@ -6390,7 +6479,7 @@
         </w:tc>
         <w:tc>
           <w:tcPr>
-            <w:tcW w:w="2018" w:type="dxa"/>
+            <w:tcW w:w="2044" w:type="dxa"/>
           </w:tcPr>
           <w:p>
             <w:pPr>
@@ -6408,23 +6497,24 @@
       <w:tr>
         <w:tc>
           <w:tcPr>
-            <w:tcW w:w="1951" w:type="dxa"/>
-          </w:tcPr>
-          <w:p>
-            <w:pPr>
-              <w:spacing w:after="60"/>
-            </w:pPr>
-            <w:r>
-              <w:rPr>
-                <w:sz w:val="16"/>
-              </w:rPr>
+            <w:tcW w:w="1384" w:type="dxa"/>
+          </w:tcPr>
+          <w:p>
+            <w:pPr>
+              <w:spacing w:after="60"/>
+            </w:pPr>
+            <w:r>
+              <w:rPr>
+                <w:sz w:val="16"/>
+              </w:rPr>
+              <w:lastRenderedPageBreak/>
               <w:t>Main trade-off here</w:t>
             </w:r>
           </w:p>
         </w:tc>
         <w:tc>
           <w:tcPr>
-            <w:tcW w:w="2085" w:type="dxa"/>
+            <w:tcW w:w="2268" w:type="dxa"/>
           </w:tcPr>
           <w:p>
             <w:pPr>
@@ -6440,7 +6530,7 @@
         </w:tc>
         <w:tc>
           <w:tcPr>
-            <w:tcW w:w="1884" w:type="dxa"/>
+            <w:tcW w:w="2126" w:type="dxa"/>
           </w:tcPr>
           <w:p>
             <w:pPr>
@@ -6456,7 +6546,7 @@
         </w:tc>
         <w:tc>
           <w:tcPr>
-            <w:tcW w:w="2152" w:type="dxa"/>
+            <w:tcW w:w="2268" w:type="dxa"/>
           </w:tcPr>
           <w:p>
             <w:pPr>
@@ -6472,7 +6562,7 @@
         </w:tc>
         <w:tc>
           <w:tcPr>
-            <w:tcW w:w="2018" w:type="dxa"/>
+            <w:tcW w:w="2044" w:type="dxa"/>
           </w:tcPr>
           <w:p>
             <w:pPr>
@@ -6490,7 +6580,7 @@
       <w:tr>
         <w:tc>
           <w:tcPr>
-            <w:tcW w:w="1951" w:type="dxa"/>
+            <w:tcW w:w="1384" w:type="dxa"/>
           </w:tcPr>
           <w:p>
             <w:pPr>
@@ -6506,7 +6596,7 @@
         </w:tc>
         <w:tc>
           <w:tcPr>
-            <w:tcW w:w="2085" w:type="dxa"/>
+            <w:tcW w:w="2268" w:type="dxa"/>
           </w:tcPr>
           <w:p>
             <w:pPr>
@@ -6522,7 +6612,7 @@
         </w:tc>
         <w:tc>
           <w:tcPr>
-            <w:tcW w:w="1884" w:type="dxa"/>
+            <w:tcW w:w="2126" w:type="dxa"/>
           </w:tcPr>
           <w:p>
             <w:pPr>
@@ -6538,7 +6628,7 @@
         </w:tc>
         <w:tc>
           <w:tcPr>
-            <w:tcW w:w="2152" w:type="dxa"/>
+            <w:tcW w:w="2268" w:type="dxa"/>
           </w:tcPr>
           <w:p>
             <w:pPr>
@@ -6554,7 +6644,7 @@
         </w:tc>
         <w:tc>
           <w:tcPr>
-            <w:tcW w:w="2018" w:type="dxa"/>
+            <w:tcW w:w="2044" w:type="dxa"/>
           </w:tcPr>
           <w:p>
             <w:pPr>
@@ -6572,18 +6662,16 @@
     </w:tbl>
     <w:p>
       <w:pPr>
-        <w:spacing w:after="200"/>
-      </w:pPr>
-      <w:r>
-        <w:br w:type="page"/>
-      </w:r>
+        <w:rPr>
+          <w:lang w:val="ru-RU"/>
+        </w:rPr>
+      </w:pPr>
     </w:p>
     <w:p>
       <w:pPr>
         <w:pStyle w:val="Heading2"/>
       </w:pPr>
       <w:r>
-        <w:lastRenderedPageBreak/>
         <w:t>5. Other options and why they are not selected</w:t>
       </w:r>
     </w:p>
@@ -6595,9 +6683,9 @@
         <w:tblLook w:val="04A0" w:firstRow="1" w:lastRow="0" w:firstColumn="1" w:lastColumn="0" w:noHBand="0" w:noVBand="1"/>
       </w:tblPr>
       <w:tblGrid>
-        <w:gridCol w:w="1668"/>
-        <w:gridCol w:w="2409"/>
-        <w:gridCol w:w="6015"/>
+        <w:gridCol w:w="1242"/>
+        <w:gridCol w:w="2127"/>
+        <w:gridCol w:w="6723"/>
       </w:tblGrid>
       <w:tr>
         <w:trPr>
@@ -6605,7 +6693,7 @@
         </w:trPr>
         <w:tc>
           <w:tcPr>
-            <w:tcW w:w="1668" w:type="dxa"/>
+            <w:tcW w:w="1242" w:type="dxa"/>
             <w:shd w:val="clear" w:color="auto" w:fill="E8EDF0"/>
           </w:tcPr>
           <w:p>
@@ -6623,7 +6711,7 @@
         </w:tc>
         <w:tc>
           <w:tcPr>
-            <w:tcW w:w="2409" w:type="dxa"/>
+            <w:tcW w:w="2127" w:type="dxa"/>
             <w:shd w:val="clear" w:color="auto" w:fill="E8EDF0"/>
           </w:tcPr>
           <w:p>
@@ -6641,7 +6729,7 @@
         </w:tc>
         <w:tc>
           <w:tcPr>
-            <w:tcW w:w="6015" w:type="dxa"/>
+            <w:tcW w:w="6723" w:type="dxa"/>
             <w:shd w:val="clear" w:color="auto" w:fill="E8EDF0"/>
           </w:tcPr>
           <w:p>
@@ -6661,7 +6749,7 @@
       <w:tr>
         <w:tc>
           <w:tcPr>
-            <w:tcW w:w="1668" w:type="dxa"/>
+            <w:tcW w:w="1242" w:type="dxa"/>
           </w:tcPr>
           <w:p>
             <w:pPr>
@@ -6677,7 +6765,7 @@
         </w:tc>
         <w:tc>
           <w:tcPr>
-            <w:tcW w:w="2409" w:type="dxa"/>
+            <w:tcW w:w="2127" w:type="dxa"/>
           </w:tcPr>
           <w:p>
             <w:pPr>
@@ -6693,7 +6781,7 @@
         </w:tc>
         <w:tc>
           <w:tcPr>
-            <w:tcW w:w="6015" w:type="dxa"/>
+            <w:tcW w:w="6723" w:type="dxa"/>
           </w:tcPr>
           <w:p>
             <w:pPr>
@@ -6711,7 +6799,7 @@
       <w:tr>
         <w:tc>
           <w:tcPr>
-            <w:tcW w:w="1668" w:type="dxa"/>
+            <w:tcW w:w="1242" w:type="dxa"/>
           </w:tcPr>
           <w:p>
             <w:pPr>
@@ -6727,7 +6815,7 @@
         </w:tc>
         <w:tc>
           <w:tcPr>
-            <w:tcW w:w="2409" w:type="dxa"/>
+            <w:tcW w:w="2127" w:type="dxa"/>
           </w:tcPr>
           <w:p>
             <w:pPr>
@@ -6743,7 +6831,7 @@
         </w:tc>
         <w:tc>
           <w:tcPr>
-            <w:tcW w:w="6015" w:type="dxa"/>
+            <w:tcW w:w="6723" w:type="dxa"/>
           </w:tcPr>
           <w:p>
             <w:pPr>
@@ -6761,23 +6849,25 @@
       <w:tr>
         <w:tc>
           <w:tcPr>
-            <w:tcW w:w="1668" w:type="dxa"/>
-          </w:tcPr>
-          <w:p>
-            <w:pPr>
-              <w:spacing w:after="60"/>
-            </w:pPr>
+            <w:tcW w:w="1242" w:type="dxa"/>
+          </w:tcPr>
+          <w:p>
+            <w:pPr>
+              <w:spacing w:after="60"/>
+            </w:pPr>
+            <w:proofErr w:type="spellStart"/>
             <w:r>
               <w:rPr>
                 <w:sz w:val="16"/>
               </w:rPr>
               <w:t>InfluxDB</w:t>
             </w:r>
-          </w:p>
-        </w:tc>
-        <w:tc>
-          <w:tcPr>
-            <w:tcW w:w="2409" w:type="dxa"/>
+            <w:proofErr w:type="spellEnd"/>
+          </w:p>
+        </w:tc>
+        <w:tc>
+          <w:tcPr>
+            <w:tcW w:w="2127" w:type="dxa"/>
           </w:tcPr>
           <w:p>
             <w:pPr>
@@ -6793,7 +6883,7 @@
         </w:tc>
         <w:tc>
           <w:tcPr>
-            <w:tcW w:w="6015" w:type="dxa"/>
+            <w:tcW w:w="6723" w:type="dxa"/>
           </w:tcPr>
           <w:p>
             <w:pPr>
@@ -6811,7 +6901,7 @@
       <w:tr>
         <w:tc>
           <w:tcPr>
-            <w:tcW w:w="1668" w:type="dxa"/>
+            <w:tcW w:w="1242" w:type="dxa"/>
           </w:tcPr>
           <w:p>
             <w:pPr>
@@ -6827,7 +6917,7 @@
         </w:tc>
         <w:tc>
           <w:tcPr>
-            <w:tcW w:w="2409" w:type="dxa"/>
+            <w:tcW w:w="2127" w:type="dxa"/>
           </w:tcPr>
           <w:p>
             <w:pPr>
@@ -6843,7 +6933,7 @@
         </w:tc>
         <w:tc>
           <w:tcPr>
-            <w:tcW w:w="6015" w:type="dxa"/>
+            <w:tcW w:w="6723" w:type="dxa"/>
           </w:tcPr>
           <w:p>
             <w:pPr>
@@ -6861,7 +6951,7 @@
       <w:tr>
         <w:tc>
           <w:tcPr>
-            <w:tcW w:w="1668" w:type="dxa"/>
+            <w:tcW w:w="1242" w:type="dxa"/>
           </w:tcPr>
           <w:p>
             <w:pPr>
@@ -6877,7 +6967,7 @@
         </w:tc>
         <w:tc>
           <w:tcPr>
-            <w:tcW w:w="2409" w:type="dxa"/>
+            <w:tcW w:w="2127" w:type="dxa"/>
           </w:tcPr>
           <w:p>
             <w:pPr>
@@ -6893,7 +6983,7 @@
         </w:tc>
         <w:tc>
           <w:tcPr>
-            <w:tcW w:w="6015" w:type="dxa"/>
+            <w:tcW w:w="6723" w:type="dxa"/>
           </w:tcPr>
           <w:p>
             <w:pPr>
@@ -6911,7 +7001,7 @@
       <w:tr>
         <w:tc>
           <w:tcPr>
-            <w:tcW w:w="1668" w:type="dxa"/>
+            <w:tcW w:w="1242" w:type="dxa"/>
           </w:tcPr>
           <w:p>
             <w:pPr>
@@ -6927,7 +7017,7 @@
         </w:tc>
         <w:tc>
           <w:tcPr>
-            <w:tcW w:w="2409" w:type="dxa"/>
+            <w:tcW w:w="2127" w:type="dxa"/>
           </w:tcPr>
           <w:p>
             <w:pPr>
@@ -6943,7 +7033,7 @@
         </w:tc>
         <w:tc>
           <w:tcPr>
-            <w:tcW w:w="6015" w:type="dxa"/>
+            <w:tcW w:w="6723" w:type="dxa"/>
           </w:tcPr>
           <w:p>
             <w:pPr>
@@ -6959,7 +7049,13 @@
         </w:tc>
       </w:tr>
     </w:tbl>
-    <w:p/>
+    <w:p>
+      <w:pPr>
+        <w:rPr>
+          <w:lang w:val="ru-RU"/>
+        </w:rPr>
+      </w:pPr>
+    </w:p>
     <w:p>
       <w:pPr>
         <w:pStyle w:val="Heading2"/>
@@ -7028,6 +7124,9 @@
       <w:r>
         <w:t xml:space="preserve"> its Argon2id hash. Session, device-certificate, notification subscription/outbox and maintenance tables remain implementation work. G-CA1 design defines proposed cron jobs, 90-second freshness, Web Push and retention settings.</w:t>
       </w:r>
+      <w:r>
+        <w:br w:type="page"/>
+      </w:r>
     </w:p>
     <w:p>
       <w:pPr>
@@ -7038,6 +7137,7 @@
           <w:rFonts w:ascii="Courier New" w:hAnsi="Courier New"/>
           <w:sz w:val="15"/>
         </w:rPr>
+        <w:lastRenderedPageBreak/>
         <w:t>CREATE TABLE boxes</w:t>
       </w:r>
     </w:p>
@@ -7455,6 +7555,321 @@
     <w:p>
       <w:pPr>
         <w:spacing w:after="0"/>
+        <w:rPr>
+          <w:rFonts w:ascii="Courier New" w:hAnsi="Courier New"/>
+          <w:sz w:val="15"/>
+        </w:rPr>
+      </w:pPr>
+      <w:r>
+        <w:rPr>
+          <w:rFonts w:ascii="Courier New" w:hAnsi="Courier New"/>
+          <w:sz w:val="15"/>
+        </w:rPr>
+        <w:lastRenderedPageBreak/>
+        <w:t>) ENGINE=</w:t>
+      </w:r>
+      <w:proofErr w:type="spellStart"/>
+      <w:r>
+        <w:rPr>
+          <w:rFonts w:ascii="Courier New" w:hAnsi="Courier New"/>
+          <w:sz w:val="15"/>
+        </w:rPr>
+        <w:t>InnoDB</w:t>
+      </w:r>
+      <w:proofErr w:type="spellEnd"/>
+      <w:r>
+        <w:rPr>
+          <w:rFonts w:ascii="Courier New" w:hAnsi="Courier New"/>
+          <w:sz w:val="15"/>
+        </w:rPr>
+        <w:t>;</w:t>
+      </w:r>
+    </w:p>
+    <w:p>
+      <w:pPr>
+        <w:rPr>
+          <w:rFonts w:ascii="Courier New" w:hAnsi="Courier New"/>
+          <w:sz w:val="15"/>
+          <w:lang w:val="ru-RU"/>
+        </w:rPr>
+      </w:pPr>
+    </w:p>
+    <w:p>
+      <w:pPr>
+        <w:spacing w:after="0"/>
+      </w:pPr>
+      <w:r>
+        <w:rPr>
+          <w:rFonts w:ascii="Courier New" w:hAnsi="Courier New"/>
+          <w:sz w:val="15"/>
+        </w:rPr>
+        <w:t xml:space="preserve">CREATE TABLE </w:t>
+      </w:r>
+      <w:proofErr w:type="spellStart"/>
+      <w:r>
+        <w:rPr>
+          <w:rFonts w:ascii="Courier New" w:hAnsi="Courier New"/>
+          <w:sz w:val="15"/>
+        </w:rPr>
+        <w:t>temperature_samples</w:t>
+      </w:r>
+      <w:proofErr w:type="spellEnd"/>
+    </w:p>
+    <w:p>
+      <w:pPr>
+        <w:spacing w:after="0"/>
+      </w:pPr>
+      <w:r>
+        <w:rPr>
+          <w:rFonts w:ascii="Courier New" w:hAnsi="Courier New"/>
+          <w:sz w:val="15"/>
+        </w:rPr>
+        <w:t>(</w:t>
+      </w:r>
+    </w:p>
+    <w:p>
+      <w:pPr>
+        <w:spacing w:after="0"/>
+      </w:pPr>
+      <w:r>
+        <w:rPr>
+          <w:rFonts w:ascii="Courier New" w:hAnsi="Courier New"/>
+          <w:sz w:val="15"/>
+        </w:rPr>
+        <w:t xml:space="preserve">    sample_id      CHAR(36) PRIMARY KEY,</w:t>
+      </w:r>
+    </w:p>
+    <w:p>
+      <w:pPr>
+        <w:spacing w:after="0"/>
+      </w:pPr>
+      <w:r>
+        <w:rPr>
+          <w:rFonts w:ascii="Courier New" w:hAnsi="Courier New"/>
+          <w:sz w:val="15"/>
+        </w:rPr>
+        <w:t xml:space="preserve">    box_id         VARCHAR(64) NOT NULL,</w:t>
+      </w:r>
+    </w:p>
+    <w:p>
+      <w:pPr>
+        <w:spacing w:after="0"/>
+      </w:pPr>
+      <w:r>
+        <w:rPr>
+          <w:rFonts w:ascii="Courier New" w:hAnsi="Courier New"/>
+          <w:sz w:val="15"/>
+        </w:rPr>
+        <w:t xml:space="preserve">    sequence_no    BIGINT UNSIGNED NOT NULL,</w:t>
+      </w:r>
+    </w:p>
+    <w:p>
+      <w:pPr>
+        <w:spacing w:after="0"/>
+      </w:pPr>
+      <w:r>
+        <w:rPr>
+          <w:rFonts w:ascii="Courier New" w:hAnsi="Courier New"/>
+          <w:sz w:val="15"/>
+        </w:rPr>
+        <w:t xml:space="preserve">    profile_id     CHAR(36)    NOT NULL,</w:t>
+      </w:r>
+    </w:p>
+    <w:p>
+      <w:pPr>
+        <w:spacing w:after="0"/>
+      </w:pPr>
+      <w:r>
+        <w:rPr>
+          <w:rFonts w:ascii="Courier New" w:hAnsi="Courier New"/>
+          <w:sz w:val="15"/>
+        </w:rPr>
+        <w:t xml:space="preserve">    observed_at    DATETIME(6) NULL,</w:t>
+      </w:r>
+    </w:p>
+    <w:p>
+      <w:pPr>
+        <w:spacing w:after="0"/>
+      </w:pPr>
+      <w:r>
+        <w:rPr>
+          <w:rFonts w:ascii="Courier New" w:hAnsi="Courier New"/>
+          <w:sz w:val="15"/>
+        </w:rPr>
+        <w:t xml:space="preserve">    clock_reliable BOOLEAN     NOT NULL,</w:t>
+      </w:r>
+    </w:p>
+    <w:p>
+      <w:pPr>
+        <w:spacing w:after="0"/>
+      </w:pPr>
+      <w:r>
+        <w:rPr>
+          <w:rFonts w:ascii="Courier New" w:hAnsi="Courier New"/>
+          <w:sz w:val="15"/>
+        </w:rPr>
+        <w:t xml:space="preserve">    received_at    DATETIME(6) NOT NULL DEFAULT CURRENT_TIMESTAMP(6),</w:t>
+      </w:r>
+    </w:p>
+    <w:p>
+      <w:pPr>
+        <w:spacing w:after="0"/>
+      </w:pPr>
+      <w:r>
+        <w:rPr>
+          <w:rFonts w:ascii="Courier New" w:hAnsi="Courier New"/>
+          <w:sz w:val="15"/>
+        </w:rPr>
+        <w:t xml:space="preserve">    temperature_c  DECIMAL(5, 2) NULL,</w:t>
+      </w:r>
+    </w:p>
+    <w:p>
+      <w:pPr>
+        <w:spacing w:after="0"/>
+      </w:pPr>
+      <w:r>
+        <w:rPr>
+          <w:rFonts w:ascii="Courier New" w:hAnsi="Courier New"/>
+          <w:sz w:val="15"/>
+        </w:rPr>
+        <w:t xml:space="preserve">    quality        ENUM('valid','sensor_error') NOT NULL,</w:t>
+      </w:r>
+    </w:p>
+    <w:p>
+      <w:pPr>
+        <w:spacing w:after="0"/>
+      </w:pPr>
+      <w:r>
+        <w:rPr>
+          <w:rFonts w:ascii="Courier New" w:hAnsi="Courier New"/>
+          <w:sz w:val="15"/>
+        </w:rPr>
+        <w:t xml:space="preserve">    UNIQUE KEY uq_box_sequence (box_id, sequence_no),</w:t>
+      </w:r>
+    </w:p>
+    <w:p>
+      <w:pPr>
+        <w:spacing w:after="0"/>
+      </w:pPr>
+      <w:r>
+        <w:rPr>
+          <w:rFonts w:ascii="Courier New" w:hAnsi="Courier New"/>
+          <w:sz w:val="15"/>
+        </w:rPr>
+        <w:t xml:space="preserve">    KEY            ix_box_time (box_id, observed_at),</w:t>
+      </w:r>
+    </w:p>
+    <w:p>
+      <w:pPr>
+        <w:spacing w:after="0"/>
+      </w:pPr>
+      <w:r>
+        <w:rPr>
+          <w:rFonts w:ascii="Courier New" w:hAnsi="Courier New"/>
+          <w:sz w:val="15"/>
+        </w:rPr>
+        <w:t xml:space="preserve">    FOREIGN KEY (box_id) REFERENCES boxes (box_id),</w:t>
+      </w:r>
+    </w:p>
+    <w:p>
+      <w:pPr>
+        <w:spacing w:after="0"/>
+      </w:pPr>
+      <w:r>
+        <w:rPr>
+          <w:rFonts w:ascii="Courier New" w:hAnsi="Courier New"/>
+          <w:sz w:val="15"/>
+        </w:rPr>
+        <w:t xml:space="preserve">    FOREIGN KEY (profile_id, box_id)</w:t>
+      </w:r>
+    </w:p>
+    <w:p>
+      <w:pPr>
+        <w:spacing w:after="0"/>
+      </w:pPr>
+      <w:r>
+        <w:rPr>
+          <w:rFonts w:ascii="Courier New" w:hAnsi="Courier New"/>
+          <w:sz w:val="15"/>
+        </w:rPr>
+        <w:t xml:space="preserve">        REFERENCES threshold_profiles (profile_id, box_id),</w:t>
+      </w:r>
+    </w:p>
+    <w:p>
+      <w:pPr>
+        <w:spacing w:after="0"/>
+      </w:pPr>
+      <w:r>
+        <w:rPr>
+          <w:rFonts w:ascii="Courier New" w:hAnsi="Courier New"/>
+          <w:sz w:val="15"/>
+        </w:rPr>
+        <w:t xml:space="preserve">    CHECK (clock_reliable IN (0, 1)),</w:t>
+      </w:r>
+    </w:p>
+    <w:p>
+      <w:pPr>
+        <w:spacing w:after="0"/>
+      </w:pPr>
+      <w:r>
+        <w:rPr>
+          <w:rFonts w:ascii="Courier New" w:hAnsi="Courier New"/>
+          <w:sz w:val="15"/>
+        </w:rPr>
+        <w:t xml:space="preserve">    CHECK ((clock_reliable = 1 AND observed_at IS NOT NULL)</w:t>
+      </w:r>
+    </w:p>
+    <w:p>
+      <w:pPr>
+        <w:spacing w:after="0"/>
+      </w:pPr>
+      <w:r>
+        <w:rPr>
+          <w:rFonts w:ascii="Courier New" w:hAnsi="Courier New"/>
+          <w:sz w:val="15"/>
+        </w:rPr>
+        <w:t xml:space="preserve">        OR (clock_reliable = 0 AND observed_at IS NULL)),</w:t>
+      </w:r>
+    </w:p>
+    <w:p>
+      <w:pPr>
+        <w:spacing w:after="0"/>
+      </w:pPr>
+      <w:r>
+        <w:rPr>
+          <w:rFonts w:ascii="Courier New" w:hAnsi="Courier New"/>
+          <w:sz w:val="15"/>
+        </w:rPr>
+        <w:t xml:space="preserve">    CHECK ((quality = 'valid' AND temperature_c IS NOT NULL</w:t>
+      </w:r>
+    </w:p>
+    <w:p>
+      <w:pPr>
+        <w:spacing w:after="0"/>
+      </w:pPr>
+      <w:r>
+        <w:rPr>
+          <w:rFonts w:ascii="Courier New" w:hAnsi="Courier New"/>
+          <w:sz w:val="15"/>
+        </w:rPr>
+        <w:t xml:space="preserve">        AND temperature_c BETWEEN -40 AND 80)</w:t>
+      </w:r>
+    </w:p>
+    <w:p>
+      <w:pPr>
+        <w:spacing w:after="0"/>
+      </w:pPr>
+      <w:r>
+        <w:rPr>
+          <w:rFonts w:ascii="Courier New" w:hAnsi="Courier New"/>
+          <w:sz w:val="15"/>
+        </w:rPr>
+        <w:t xml:space="preserve">        OR (quality = 'sensor_error' AND temperature_c IS NULL))</w:t>
+      </w:r>
+    </w:p>
+    <w:p>
+      <w:pPr>
+        <w:spacing w:after="0"/>
       </w:pPr>
       <w:r>
         <w:rPr>
@@ -7472,318 +7887,16 @@
     <w:p>
       <w:pPr>
         <w:spacing w:after="0"/>
+        <w:rPr>
+          <w:lang w:val="ru-RU"/>
+        </w:rPr>
       </w:pPr>
       <w:r>
         <w:rPr>
           <w:rFonts w:ascii="Courier New" w:hAnsi="Courier New"/>
           <w:sz w:val="15"/>
         </w:rPr>
-        <w:t>CREATE TABLE temperature_samples</w:t>
-      </w:r>
-    </w:p>
-    <w:p>
-      <w:pPr>
-        <w:spacing w:after="0"/>
-      </w:pPr>
-      <w:r>
-        <w:rPr>
-          <w:rFonts w:ascii="Courier New" w:hAnsi="Courier New"/>
-          <w:sz w:val="15"/>
-        </w:rPr>
-        <w:t>(</w:t>
-      </w:r>
-    </w:p>
-    <w:p>
-      <w:pPr>
-        <w:spacing w:after="0"/>
-      </w:pPr>
-      <w:r>
-        <w:rPr>
-          <w:rFonts w:ascii="Courier New" w:hAnsi="Courier New"/>
-          <w:sz w:val="15"/>
-        </w:rPr>
-        <w:t xml:space="preserve">    sample_id      CHAR(36) PRIMARY KEY,</w:t>
-      </w:r>
-    </w:p>
-    <w:p>
-      <w:pPr>
-        <w:spacing w:after="0"/>
-      </w:pPr>
-      <w:r>
-        <w:rPr>
-          <w:rFonts w:ascii="Courier New" w:hAnsi="Courier New"/>
-          <w:sz w:val="15"/>
-        </w:rPr>
-        <w:t xml:space="preserve">    box_id         VARCHAR(64) NOT NULL,</w:t>
-      </w:r>
-    </w:p>
-    <w:p>
-      <w:pPr>
-        <w:spacing w:after="0"/>
-      </w:pPr>
-      <w:r>
-        <w:rPr>
-          <w:rFonts w:ascii="Courier New" w:hAnsi="Courier New"/>
-          <w:sz w:val="15"/>
-        </w:rPr>
-        <w:t xml:space="preserve">    sequence_no    BIGINT UNSIGNED NOT NULL,</w:t>
-      </w:r>
-    </w:p>
-    <w:p>
-      <w:pPr>
-        <w:spacing w:after="0"/>
-      </w:pPr>
-      <w:r>
-        <w:rPr>
-          <w:rFonts w:ascii="Courier New" w:hAnsi="Courier New"/>
-          <w:sz w:val="15"/>
-        </w:rPr>
-        <w:t xml:space="preserve">    profile_id     CHAR(36)    NOT NULL,</w:t>
-      </w:r>
-    </w:p>
-    <w:p>
-      <w:pPr>
-        <w:spacing w:after="0"/>
-      </w:pPr>
-      <w:r>
-        <w:rPr>
-          <w:rFonts w:ascii="Courier New" w:hAnsi="Courier New"/>
-          <w:sz w:val="15"/>
-        </w:rPr>
-        <w:t xml:space="preserve">    observed_at    DATETIME(6) NULL,</w:t>
-      </w:r>
-    </w:p>
-    <w:p>
-      <w:pPr>
-        <w:spacing w:after="0"/>
-      </w:pPr>
-      <w:r>
-        <w:rPr>
-          <w:rFonts w:ascii="Courier New" w:hAnsi="Courier New"/>
-          <w:sz w:val="15"/>
-        </w:rPr>
-        <w:t xml:space="preserve">    clock_reliable BOOLEAN     NOT NULL,</w:t>
-      </w:r>
-    </w:p>
-    <w:p>
-      <w:pPr>
-        <w:spacing w:after="0"/>
-      </w:pPr>
-      <w:r>
-        <w:rPr>
-          <w:rFonts w:ascii="Courier New" w:hAnsi="Courier New"/>
-          <w:sz w:val="15"/>
-        </w:rPr>
-        <w:t xml:space="preserve">    received_at    DATETIME(6) NOT NULL DEFAULT CURRENT_TIMESTAMP(6),</w:t>
-      </w:r>
-    </w:p>
-    <w:p>
-      <w:pPr>
-        <w:spacing w:after="0"/>
-      </w:pPr>
-      <w:r>
-        <w:rPr>
-          <w:rFonts w:ascii="Courier New" w:hAnsi="Courier New"/>
-          <w:sz w:val="15"/>
-        </w:rPr>
-        <w:t xml:space="preserve">    temperature_c  DECIMAL(5, 2) NULL,</w:t>
-      </w:r>
-    </w:p>
-    <w:p>
-      <w:pPr>
-        <w:spacing w:after="0"/>
-      </w:pPr>
-      <w:r>
-        <w:rPr>
-          <w:rFonts w:ascii="Courier New" w:hAnsi="Courier New"/>
-          <w:sz w:val="15"/>
-        </w:rPr>
-        <w:t xml:space="preserve">    quality        ENUM('valid','sensor_error') NOT NULL,</w:t>
-      </w:r>
-    </w:p>
-    <w:p>
-      <w:pPr>
-        <w:spacing w:after="0"/>
-      </w:pPr>
-      <w:r>
-        <w:rPr>
-          <w:rFonts w:ascii="Courier New" w:hAnsi="Courier New"/>
-          <w:sz w:val="15"/>
-        </w:rPr>
-        <w:t xml:space="preserve">    UNIQUE KEY uq_box_sequence (box_id, sequence_no),</w:t>
-      </w:r>
-    </w:p>
-    <w:p>
-      <w:pPr>
-        <w:spacing w:after="0"/>
-      </w:pPr>
-      <w:r>
-        <w:rPr>
-          <w:rFonts w:ascii="Courier New" w:hAnsi="Courier New"/>
-          <w:sz w:val="15"/>
-        </w:rPr>
-        <w:t xml:space="preserve">    KEY            ix_box_time (box_id, observed_at),</w:t>
-      </w:r>
-    </w:p>
-    <w:p>
-      <w:pPr>
-        <w:spacing w:after="0"/>
-      </w:pPr>
-      <w:r>
-        <w:rPr>
-          <w:rFonts w:ascii="Courier New" w:hAnsi="Courier New"/>
-          <w:sz w:val="15"/>
-        </w:rPr>
-        <w:t xml:space="preserve">    FOREIGN KEY (box_id) REFERENCES boxes (box_id),</w:t>
-      </w:r>
-    </w:p>
-    <w:p>
-      <w:pPr>
-        <w:spacing w:after="0"/>
-      </w:pPr>
-      <w:r>
-        <w:rPr>
-          <w:rFonts w:ascii="Courier New" w:hAnsi="Courier New"/>
-          <w:sz w:val="15"/>
-        </w:rPr>
-        <w:t xml:space="preserve">    FOREIGN KEY (profile_id, box_id)</w:t>
-      </w:r>
-    </w:p>
-    <w:p>
-      <w:pPr>
-        <w:spacing w:after="0"/>
-      </w:pPr>
-      <w:r>
-        <w:rPr>
-          <w:rFonts w:ascii="Courier New" w:hAnsi="Courier New"/>
-          <w:sz w:val="15"/>
-        </w:rPr>
-        <w:t xml:space="preserve">        REFERENCES threshold_profiles (profile_id, box_id),</w:t>
-      </w:r>
-    </w:p>
-    <w:p>
-      <w:pPr>
-        <w:spacing w:after="0"/>
-      </w:pPr>
-      <w:r>
-        <w:rPr>
-          <w:rFonts w:ascii="Courier New" w:hAnsi="Courier New"/>
-          <w:sz w:val="15"/>
-        </w:rPr>
-        <w:t xml:space="preserve">    CHECK (clock_reliable IN (0, 1)),</w:t>
-      </w:r>
-    </w:p>
-    <w:p>
-      <w:pPr>
-        <w:spacing w:after="0"/>
-      </w:pPr>
-      <w:r>
-        <w:rPr>
-          <w:rFonts w:ascii="Courier New" w:hAnsi="Courier New"/>
-          <w:sz w:val="15"/>
-        </w:rPr>
-        <w:t xml:space="preserve">    CHECK ((clock_reliable = 1 AND observed_at IS NOT NULL)</w:t>
-      </w:r>
-    </w:p>
-    <w:p>
-      <w:pPr>
-        <w:spacing w:after="0"/>
-      </w:pPr>
-      <w:r>
-        <w:rPr>
-          <w:rFonts w:ascii="Courier New" w:hAnsi="Courier New"/>
-          <w:sz w:val="15"/>
-        </w:rPr>
-        <w:t xml:space="preserve">        OR (clock_reliable = 0 AND observed_at IS NULL)),</w:t>
-      </w:r>
-    </w:p>
-    <w:p>
-      <w:pPr>
-        <w:spacing w:after="0"/>
-      </w:pPr>
-      <w:r>
-        <w:rPr>
-          <w:rFonts w:ascii="Courier New" w:hAnsi="Courier New"/>
-          <w:sz w:val="15"/>
-        </w:rPr>
-        <w:t xml:space="preserve">    CHECK ((quality = 'valid' AND temperature_c IS NOT NULL</w:t>
-      </w:r>
-    </w:p>
-    <w:p>
-      <w:pPr>
-        <w:spacing w:after="0"/>
-      </w:pPr>
-      <w:r>
-        <w:rPr>
-          <w:rFonts w:ascii="Courier New" w:hAnsi="Courier New"/>
-          <w:sz w:val="15"/>
-        </w:rPr>
-        <w:t xml:space="preserve">        AND temperature_c BETWEEN -40 AND 80)</w:t>
-      </w:r>
-    </w:p>
-    <w:p>
-      <w:pPr>
-        <w:spacing w:after="0"/>
-      </w:pPr>
-      <w:r>
-        <w:rPr>
-          <w:rFonts w:ascii="Courier New" w:hAnsi="Courier New"/>
-          <w:sz w:val="15"/>
-        </w:rPr>
-        <w:t xml:space="preserve">        OR (quality = 'sensor_error' AND temperature_c IS NULL))</w:t>
-      </w:r>
-    </w:p>
-    <w:p>
-      <w:pPr>
-        <w:spacing w:after="0"/>
-      </w:pPr>
-      <w:r>
-        <w:rPr>
-          <w:rFonts w:ascii="Courier New" w:hAnsi="Courier New"/>
-          <w:sz w:val="15"/>
-        </w:rPr>
-        <w:t>) ENGINE=InnoDB;</w:t>
-      </w:r>
-    </w:p>
-    <w:p>
-      <w:pPr>
-        <w:spacing w:after="0"/>
-      </w:pPr>
-    </w:p>
-    <w:p>
-      <w:pPr>
-        <w:spacing w:after="0"/>
-      </w:pPr>
-      <w:r>
-        <w:rPr>
-          <w:rFonts w:ascii="Courier New" w:hAnsi="Courier New"/>
-          <w:sz w:val="15"/>
-        </w:rPr>
-        <w:t>-- Should Have: latest acknowledgement for a flagged sample.</w:t>
-      </w:r>
-    </w:p>
-    <w:p>
-      <w:pPr>
-        <w:spacing w:after="0"/>
-      </w:pPr>
-      <w:r>
-        <w:rPr>
-          <w:rFonts w:ascii="Courier New" w:hAnsi="Courier New"/>
-          <w:sz w:val="15"/>
-        </w:rPr>
-        <w:t>CREATE TABLE sample_reviews</w:t>
-      </w:r>
-    </w:p>
-    <w:p>
-      <w:pPr>
-        <w:spacing w:after="0"/>
-      </w:pPr>
-      <w:r>
-        <w:rPr>
-          <w:rFonts w:ascii="Courier New" w:hAnsi="Courier New"/>
-          <w:sz w:val="15"/>
-        </w:rPr>
-        <w:t>(</w:t>
+        <w:t>-- Should Have</w:t>
       </w:r>
     </w:p>
     <w:p>
@@ -7849,13 +7962,48 @@
     <w:p>
       <w:pPr>
         <w:spacing w:after="0"/>
-      </w:pPr>
-      <w:r>
         <w:rPr>
           <w:rFonts w:ascii="Courier New" w:hAnsi="Courier New"/>
           <w:sz w:val="15"/>
         </w:rPr>
-        <w:t>) ENGINE=InnoDB;</w:t>
+      </w:pPr>
+      <w:r>
+        <w:rPr>
+          <w:rFonts w:ascii="Courier New" w:hAnsi="Courier New"/>
+          <w:sz w:val="15"/>
+        </w:rPr>
+        <w:t>) ENGINE=</w:t>
+      </w:r>
+      <w:proofErr w:type="spellStart"/>
+      <w:r>
+        <w:rPr>
+          <w:rFonts w:ascii="Courier New" w:hAnsi="Courier New"/>
+          <w:sz w:val="15"/>
+        </w:rPr>
+        <w:t>InnoDB</w:t>
+      </w:r>
+      <w:proofErr w:type="spellEnd"/>
+      <w:r>
+        <w:rPr>
+          <w:rFonts w:ascii="Courier New" w:hAnsi="Courier New"/>
+          <w:sz w:val="15"/>
+        </w:rPr>
+        <w:t>;</w:t>
+      </w:r>
+    </w:p>
+    <w:p>
+      <w:pPr>
+        <w:rPr>
+          <w:rFonts w:ascii="Courier New" w:hAnsi="Courier New"/>
+          <w:sz w:val="15"/>
+        </w:rPr>
+      </w:pPr>
+      <w:r>
+        <w:rPr>
+          <w:rFonts w:ascii="Courier New" w:hAnsi="Courier New"/>
+          <w:sz w:val="15"/>
+        </w:rPr>
+        <w:br w:type="page"/>
       </w:r>
     </w:p>
     <w:p>
@@ -7863,6 +8011,7 @@
         <w:pStyle w:val="Heading3"/>
       </w:pPr>
       <w:r>
+        <w:lastRenderedPageBreak/>
         <w:t>Latest sample for an authorised user</w:t>
       </w:r>
     </w:p>
@@ -8147,7 +8296,6 @@
         <w:pStyle w:val="Heading3"/>
       </w:pPr>
       <w:r>
-        <w:lastRenderedPageBreak/>
         <w:t>Temperature history</w:t>
       </w:r>
     </w:p>
@@ -8292,6 +8440,7 @@
           <w:rFonts w:ascii="Courier New" w:hAnsi="Courier New"/>
           <w:sz w:val="15"/>
         </w:rPr>
+        <w:lastRenderedPageBreak/>
         <w:t xml:space="preserve">  AND s.box_id = %s</w:t>
       </w:r>
     </w:p>
@@ -8346,13 +8495,50 @@
     <w:p>
       <w:pPr>
         <w:spacing w:after="0"/>
+        <w:rPr>
+          <w:rFonts w:ascii="Courier New" w:hAnsi="Courier New"/>
+          <w:sz w:val="15"/>
+          <w:lang w:val="ru-RU"/>
+        </w:rPr>
       </w:pPr>
       <w:r>
         <w:rPr>
           <w:rFonts w:ascii="Courier New" w:hAnsi="Courier New"/>
           <w:sz w:val="15"/>
         </w:rPr>
-        <w:t>ORDER BY s.observed_at, s.sequence_no;</w:t>
+        <w:t xml:space="preserve">ORDER BY </w:t>
+      </w:r>
+      <w:proofErr w:type="spellStart"/>
+      <w:r>
+        <w:rPr>
+          <w:rFonts w:ascii="Courier New" w:hAnsi="Courier New"/>
+          <w:sz w:val="15"/>
+        </w:rPr>
+        <w:t>s.observed_at</w:t>
+      </w:r>
+      <w:proofErr w:type="spellEnd"/>
+      <w:r>
+        <w:rPr>
+          <w:rFonts w:ascii="Courier New" w:hAnsi="Courier New"/>
+          <w:sz w:val="15"/>
+        </w:rPr>
+        <w:t xml:space="preserve">, </w:t>
+      </w:r>
+      <w:proofErr w:type="spellStart"/>
+      <w:r>
+        <w:rPr>
+          <w:rFonts w:ascii="Courier New" w:hAnsi="Courier New"/>
+          <w:sz w:val="15"/>
+        </w:rPr>
+        <w:t>s.sequence_no</w:t>
+      </w:r>
+      <w:proofErr w:type="spellEnd"/>
+      <w:r>
+        <w:rPr>
+          <w:rFonts w:ascii="Courier New" w:hAnsi="Courier New"/>
+          <w:sz w:val="15"/>
+        </w:rPr>
+        <w:t>;</w:t>
       </w:r>
     </w:p>
     <w:p>
@@ -8593,12 +8779,17 @@
         <w:t>Persist the sample ID, box ID, sequence, profile version, observation time/clock flag, value/quality and delivery status in one local transaction before uploading. Store the next sequence safely. Remove or mark delivered only after server acknowledgement. A test at 30-second sampling must reconcile at least 2,880 sample attempts over 24 hours and survive a normal restart. Report storage errors/full queues; no silent overwriting of pending data. Profile configuration is retained locally so offline warnings still work.</w:t>
       </w:r>
     </w:p>
-    <w:p/>
+    <w:p>
+      <w:r>
+        <w:br w:type="page"/>
+      </w:r>
+    </w:p>
     <w:p>
       <w:pPr>
         <w:pStyle w:val="Heading2"/>
       </w:pPr>
       <w:r>
+        <w:lastRenderedPageBreak/>
         <w:t>8. Processing, security and privacy</w:t>
       </w:r>
     </w:p>
@@ -8671,7 +8862,6 @@
         <w:pStyle w:val="ListBullet"/>
       </w:pPr>
       <w:r>
-        <w:lastRenderedPageBreak/>
         <w:t>Keep secrets out of Git; protect physical wiring, Pi storage and configuration against casual access.</w:t>
       </w:r>
     </w:p>
@@ -8718,8 +8908,8 @@
       </w:tblPr>
       <w:tblGrid>
         <w:gridCol w:w="534"/>
-        <w:gridCol w:w="4394"/>
-        <w:gridCol w:w="5164"/>
+        <w:gridCol w:w="4536"/>
+        <w:gridCol w:w="5022"/>
       </w:tblGrid>
       <w:tr>
         <w:trPr>
@@ -8745,7 +8935,7 @@
         </w:tc>
         <w:tc>
           <w:tcPr>
-            <w:tcW w:w="4394" w:type="dxa"/>
+            <w:tcW w:w="4536" w:type="dxa"/>
             <w:shd w:val="clear" w:color="auto" w:fill="E8EDF0"/>
           </w:tcPr>
           <w:p>
@@ -8763,7 +8953,7 @@
         </w:tc>
         <w:tc>
           <w:tcPr>
-            <w:tcW w:w="5164" w:type="dxa"/>
+            <w:tcW w:w="5022" w:type="dxa"/>
             <w:shd w:val="clear" w:color="auto" w:fill="E8EDF0"/>
           </w:tcPr>
           <w:p>
@@ -8799,7 +8989,7 @@
         </w:tc>
         <w:tc>
           <w:tcPr>
-            <w:tcW w:w="4394" w:type="dxa"/>
+            <w:tcW w:w="4536" w:type="dxa"/>
           </w:tcPr>
           <w:p>
             <w:pPr>
@@ -8818,6 +9008,13 @@
                 <w:sz w:val="16"/>
               </w:rPr>
               <w:t>: SQL databases</w:t>
+            </w:r>
+            <w:r>
+              <w:rPr>
+                <w:sz w:val="16"/>
+                <w:lang w:val="ru-RU"/>
+              </w:rPr>
+              <w:t xml:space="preserve"> </w:t>
             </w:r>
             <w:hyperlink r:id="rId22">
               <w:r>
@@ -8828,7 +9025,7 @@
         </w:tc>
         <w:tc>
           <w:tcPr>
-            <w:tcW w:w="5164" w:type="dxa"/>
+            <w:tcW w:w="5022" w:type="dxa"/>
           </w:tcPr>
           <w:p>
             <w:pPr>
@@ -8862,7 +9059,7 @@
         </w:tc>
         <w:tc>
           <w:tcPr>
-            <w:tcW w:w="4394" w:type="dxa"/>
+            <w:tcW w:w="4536" w:type="dxa"/>
           </w:tcPr>
           <w:p>
             <w:pPr>
@@ -8873,6 +9070,13 @@
                 <w:sz w:val="16"/>
               </w:rPr>
               <w:t>MySQL Connector/Python Developer Guide</w:t>
+            </w:r>
+            <w:r>
+              <w:rPr>
+                <w:sz w:val="16"/>
+                <w:lang w:val="en-IE"/>
+              </w:rPr>
+              <w:t xml:space="preserve"> </w:t>
             </w:r>
             <w:hyperlink r:id="rId23">
               <w:r>
@@ -8883,7 +9087,7 @@
         </w:tc>
         <w:tc>
           <w:tcPr>
-            <w:tcW w:w="5164" w:type="dxa"/>
+            <w:tcW w:w="5022" w:type="dxa"/>
           </w:tcPr>
           <w:p>
             <w:pPr>
@@ -8917,7 +9121,7 @@
         </w:tc>
         <w:tc>
           <w:tcPr>
-            <w:tcW w:w="4394" w:type="dxa"/>
+            <w:tcW w:w="4536" w:type="dxa"/>
           </w:tcPr>
           <w:p>
             <w:pPr>
@@ -8938,83 +9142,11 @@
             </w:r>
             <w:proofErr w:type="spellEnd"/>
             <w:r>
-              <w:fldChar w:fldCharType="begin"/>
-            </w:r>
-            <w:r>
-              <w:instrText>HYPERLINK "https://dev.mysql.com/doc/refman/8.4/en/innodb-introduction.html" \h</w:instrText>
-            </w:r>
-            <w:r>
-              <w:fldChar w:fldCharType="separate"/>
-            </w:r>
-            <w:r>
-              <w:t>[source]</w:t>
-            </w:r>
-            <w:r>
-              <w:fldChar w:fldCharType="end"/>
-            </w:r>
-          </w:p>
-        </w:tc>
-        <w:tc>
-          <w:tcPr>
-            <w:tcW w:w="5164" w:type="dxa"/>
-          </w:tcPr>
-          <w:p>
-            <w:pPr>
-              <w:spacing w:after="60"/>
-            </w:pPr>
-            <w:r>
-              <w:rPr>
-                <w:sz w:val="16"/>
-              </w:rPr>
-              <w:t>Transactional storage and relational integrity</w:t>
-            </w:r>
-          </w:p>
-        </w:tc>
-      </w:tr>
-      <w:tr>
-        <w:tc>
-          <w:tcPr>
-            <w:tcW w:w="534" w:type="dxa"/>
-          </w:tcPr>
-          <w:p>
-            <w:pPr>
-              <w:spacing w:after="60"/>
-            </w:pPr>
-            <w:r>
-              <w:rPr>
-                <w:sz w:val="16"/>
-              </w:rPr>
-              <w:t>R4</w:t>
-            </w:r>
-          </w:p>
-        </w:tc>
-        <w:tc>
-          <w:tcPr>
-            <w:tcW w:w="4394" w:type="dxa"/>
-          </w:tcPr>
-          <w:p>
-            <w:pPr>
-              <w:spacing w:after="60"/>
-            </w:pPr>
-            <w:r>
-              <w:rPr>
-                <w:sz w:val="16"/>
-              </w:rPr>
-              <w:t xml:space="preserve">MySQL: </w:t>
-            </w:r>
-            <w:proofErr w:type="spellStart"/>
-            <w:r>
-              <w:rPr>
-                <w:sz w:val="16"/>
-              </w:rPr>
-              <w:t>Optimisation</w:t>
-            </w:r>
-            <w:proofErr w:type="spellEnd"/>
-            <w:r>
-              <w:rPr>
-                <w:sz w:val="16"/>
-              </w:rPr>
-              <w:t xml:space="preserve"> and indexes</w:t>
+              <w:rPr>
+                <w:sz w:val="16"/>
+                <w:lang w:val="en-IE"/>
+              </w:rPr>
+              <w:t xml:space="preserve"> </w:t>
             </w:r>
             <w:hyperlink r:id="rId24">
               <w:r>
@@ -9025,17 +9157,17 @@
         </w:tc>
         <w:tc>
           <w:tcPr>
-            <w:tcW w:w="5164" w:type="dxa"/>
-          </w:tcPr>
-          <w:p>
-            <w:pPr>
-              <w:spacing w:after="60"/>
-            </w:pPr>
-            <w:r>
-              <w:rPr>
-                <w:sz w:val="16"/>
-              </w:rPr>
-              <w:t>Choose indexes from query patterns</w:t>
+            <w:tcW w:w="5022" w:type="dxa"/>
+          </w:tcPr>
+          <w:p>
+            <w:pPr>
+              <w:spacing w:after="60"/>
+            </w:pPr>
+            <w:r>
+              <w:rPr>
+                <w:sz w:val="16"/>
+              </w:rPr>
+              <w:t>Transactional storage and relational integrity</w:t>
             </w:r>
           </w:p>
         </w:tc>
@@ -9053,23 +9185,44 @@
               <w:rPr>
                 <w:sz w:val="16"/>
               </w:rPr>
-              <w:t>R5</w:t>
-            </w:r>
-          </w:p>
-        </w:tc>
-        <w:tc>
-          <w:tcPr>
-            <w:tcW w:w="4394" w:type="dxa"/>
-          </w:tcPr>
-          <w:p>
-            <w:pPr>
-              <w:spacing w:after="60"/>
-            </w:pPr>
-            <w:r>
-              <w:rPr>
-                <w:sz w:val="16"/>
-              </w:rPr>
-              <w:t>MongoDB: Schema validation</w:t>
+              <w:t>R4</w:t>
+            </w:r>
+          </w:p>
+        </w:tc>
+        <w:tc>
+          <w:tcPr>
+            <w:tcW w:w="4536" w:type="dxa"/>
+          </w:tcPr>
+          <w:p>
+            <w:pPr>
+              <w:spacing w:after="60"/>
+            </w:pPr>
+            <w:r>
+              <w:rPr>
+                <w:sz w:val="16"/>
+              </w:rPr>
+              <w:t xml:space="preserve">MySQL: </w:t>
+            </w:r>
+            <w:proofErr w:type="spellStart"/>
+            <w:r>
+              <w:rPr>
+                <w:sz w:val="16"/>
+              </w:rPr>
+              <w:t>Optimisation</w:t>
+            </w:r>
+            <w:proofErr w:type="spellEnd"/>
+            <w:r>
+              <w:rPr>
+                <w:sz w:val="16"/>
+              </w:rPr>
+              <w:t xml:space="preserve"> and indexes</w:t>
+            </w:r>
+            <w:r>
+              <w:rPr>
+                <w:sz w:val="16"/>
+                <w:lang w:val="en-IE"/>
+              </w:rPr>
+              <w:t xml:space="preserve"> </w:t>
             </w:r>
             <w:hyperlink r:id="rId25">
               <w:r>
@@ -9080,17 +9233,17 @@
         </w:tc>
         <w:tc>
           <w:tcPr>
-            <w:tcW w:w="5164" w:type="dxa"/>
-          </w:tcPr>
-          <w:p>
-            <w:pPr>
-              <w:spacing w:after="60"/>
-            </w:pPr>
-            <w:r>
-              <w:rPr>
-                <w:sz w:val="16"/>
-              </w:rPr>
-              <w:t>Validate flexible documents</w:t>
+            <w:tcW w:w="5022" w:type="dxa"/>
+          </w:tcPr>
+          <w:p>
+            <w:pPr>
+              <w:spacing w:after="60"/>
+            </w:pPr>
+            <w:r>
+              <w:rPr>
+                <w:sz w:val="16"/>
+              </w:rPr>
+              <w:t>Choose indexes from query patterns</w:t>
             </w:r>
           </w:p>
         </w:tc>
@@ -9108,23 +9261,30 @@
               <w:rPr>
                 <w:sz w:val="16"/>
               </w:rPr>
-              <w:t>R6</w:t>
-            </w:r>
-          </w:p>
-        </w:tc>
-        <w:tc>
-          <w:tcPr>
-            <w:tcW w:w="4394" w:type="dxa"/>
-          </w:tcPr>
-          <w:p>
-            <w:pPr>
-              <w:spacing w:after="60"/>
-            </w:pPr>
-            <w:r>
-              <w:rPr>
-                <w:sz w:val="16"/>
-              </w:rPr>
-              <w:t>MongoDB: Transactions</w:t>
+              <w:t>R5</w:t>
+            </w:r>
+          </w:p>
+        </w:tc>
+        <w:tc>
+          <w:tcPr>
+            <w:tcW w:w="4536" w:type="dxa"/>
+          </w:tcPr>
+          <w:p>
+            <w:pPr>
+              <w:spacing w:after="60"/>
+            </w:pPr>
+            <w:r>
+              <w:rPr>
+                <w:sz w:val="16"/>
+              </w:rPr>
+              <w:t>MongoDB: Schema validation</w:t>
+            </w:r>
+            <w:r>
+              <w:rPr>
+                <w:sz w:val="16"/>
+                <w:lang w:val="ru-RU"/>
+              </w:rPr>
+              <w:t xml:space="preserve"> </w:t>
             </w:r>
             <w:hyperlink r:id="rId26">
               <w:r>
@@ -9135,17 +9295,17 @@
         </w:tc>
         <w:tc>
           <w:tcPr>
-            <w:tcW w:w="5164" w:type="dxa"/>
-          </w:tcPr>
-          <w:p>
-            <w:pPr>
-              <w:spacing w:after="60"/>
-            </w:pPr>
-            <w:r>
-              <w:rPr>
-                <w:sz w:val="16"/>
-              </w:rPr>
-              <w:t>Understand transaction capabilities and constraints</w:t>
+            <w:tcW w:w="5022" w:type="dxa"/>
+          </w:tcPr>
+          <w:p>
+            <w:pPr>
+              <w:spacing w:after="60"/>
+            </w:pPr>
+            <w:r>
+              <w:rPr>
+                <w:sz w:val="16"/>
+              </w:rPr>
+              <w:t>Validate flexible documents</w:t>
             </w:r>
           </w:p>
         </w:tc>
@@ -9163,23 +9323,30 @@
               <w:rPr>
                 <w:sz w:val="16"/>
               </w:rPr>
-              <w:t>R7</w:t>
-            </w:r>
-          </w:p>
-        </w:tc>
-        <w:tc>
-          <w:tcPr>
-            <w:tcW w:w="4394" w:type="dxa"/>
-          </w:tcPr>
-          <w:p>
-            <w:pPr>
-              <w:spacing w:after="60"/>
-            </w:pPr>
-            <w:r>
-              <w:rPr>
-                <w:sz w:val="16"/>
-              </w:rPr>
-              <w:t>Firebase: Choose a database</w:t>
+              <w:t>R6</w:t>
+            </w:r>
+          </w:p>
+        </w:tc>
+        <w:tc>
+          <w:tcPr>
+            <w:tcW w:w="4536" w:type="dxa"/>
+          </w:tcPr>
+          <w:p>
+            <w:pPr>
+              <w:spacing w:after="60"/>
+            </w:pPr>
+            <w:r>
+              <w:rPr>
+                <w:sz w:val="16"/>
+              </w:rPr>
+              <w:t>MongoDB: Transactions</w:t>
+            </w:r>
+            <w:r>
+              <w:rPr>
+                <w:sz w:val="16"/>
+                <w:lang w:val="ru-RU"/>
+              </w:rPr>
+              <w:t xml:space="preserve"> </w:t>
             </w:r>
             <w:hyperlink r:id="rId27">
               <w:r>
@@ -9190,17 +9357,17 @@
         </w:tc>
         <w:tc>
           <w:tcPr>
-            <w:tcW w:w="5164" w:type="dxa"/>
-          </w:tcPr>
-          <w:p>
-            <w:pPr>
-              <w:spacing w:after="60"/>
-            </w:pPr>
-            <w:r>
-              <w:rPr>
-                <w:sz w:val="16"/>
-              </w:rPr>
-              <w:t>Distinguish Firestore from Realtime Database</w:t>
+            <w:tcW w:w="5022" w:type="dxa"/>
+          </w:tcPr>
+          <w:p>
+            <w:pPr>
+              <w:spacing w:after="60"/>
+            </w:pPr>
+            <w:r>
+              <w:rPr>
+                <w:sz w:val="16"/>
+              </w:rPr>
+              <w:t>Understand transaction capabilities and constraints</w:t>
             </w:r>
           </w:p>
         </w:tc>
@@ -9218,103 +9385,124 @@
               <w:rPr>
                 <w:sz w:val="16"/>
               </w:rPr>
-              <w:t>R8</w:t>
-            </w:r>
-          </w:p>
-        </w:tc>
-        <w:tc>
-          <w:tcPr>
-            <w:tcW w:w="4394" w:type="dxa"/>
-          </w:tcPr>
-          <w:p>
-            <w:pPr>
-              <w:spacing w:after="60"/>
-            </w:pPr>
-            <w:r>
-              <w:rPr>
-                <w:sz w:val="16"/>
-              </w:rPr>
-              <w:t>Firebase pricing</w:t>
+              <w:t>R7</w:t>
+            </w:r>
+          </w:p>
+        </w:tc>
+        <w:tc>
+          <w:tcPr>
+            <w:tcW w:w="4536" w:type="dxa"/>
+          </w:tcPr>
+          <w:p>
+            <w:pPr>
+              <w:spacing w:after="60"/>
+            </w:pPr>
+            <w:r>
+              <w:rPr>
+                <w:sz w:val="16"/>
+              </w:rPr>
+              <w:t>Firebase: Choose a database</w:t>
+            </w:r>
+            <w:r>
+              <w:rPr>
+                <w:sz w:val="16"/>
+                <w:lang w:val="en-IE"/>
+              </w:rPr>
+              <w:t xml:space="preserve"> </w:t>
             </w:r>
             <w:hyperlink r:id="rId28">
               <w:r>
                 <w:t>[source]</w:t>
               </w:r>
             </w:hyperlink>
-            <w:r>
-              <w:rPr>
-                <w:sz w:val="16"/>
-              </w:rPr>
-              <w:t xml:space="preserve"> and </w:t>
-            </w:r>
-            <w:proofErr w:type="spellStart"/>
-            <w:r>
-              <w:rPr>
-                <w:sz w:val="16"/>
-              </w:rPr>
-              <w:t>Firestore</w:t>
-            </w:r>
-            <w:proofErr w:type="spellEnd"/>
-            <w:r>
-              <w:rPr>
-                <w:sz w:val="16"/>
-              </w:rPr>
-              <w:t xml:space="preserve"> billing</w:t>
+          </w:p>
+        </w:tc>
+        <w:tc>
+          <w:tcPr>
+            <w:tcW w:w="5022" w:type="dxa"/>
+          </w:tcPr>
+          <w:p>
+            <w:pPr>
+              <w:spacing w:after="60"/>
+            </w:pPr>
+            <w:r>
+              <w:rPr>
+                <w:sz w:val="16"/>
+              </w:rPr>
+              <w:t>Distinguish Firestore from Realtime Database</w:t>
+            </w:r>
+          </w:p>
+        </w:tc>
+      </w:tr>
+      <w:tr>
+        <w:tc>
+          <w:tcPr>
+            <w:tcW w:w="534" w:type="dxa"/>
+          </w:tcPr>
+          <w:p>
+            <w:pPr>
+              <w:spacing w:after="60"/>
+            </w:pPr>
+            <w:r>
+              <w:rPr>
+                <w:sz w:val="16"/>
+              </w:rPr>
+              <w:t>R8</w:t>
+            </w:r>
+          </w:p>
+        </w:tc>
+        <w:tc>
+          <w:tcPr>
+            <w:tcW w:w="4536" w:type="dxa"/>
+          </w:tcPr>
+          <w:p>
+            <w:pPr>
+              <w:spacing w:after="60"/>
+            </w:pPr>
+            <w:r>
+              <w:rPr>
+                <w:sz w:val="16"/>
+              </w:rPr>
+              <w:t>Firebase pricing</w:t>
+            </w:r>
+            <w:r>
+              <w:rPr>
+                <w:sz w:val="16"/>
+                <w:lang w:val="en-IE"/>
+              </w:rPr>
+              <w:t xml:space="preserve"> </w:t>
             </w:r>
             <w:hyperlink r:id="rId29">
               <w:r>
                 <w:t>[source]</w:t>
               </w:r>
             </w:hyperlink>
-          </w:p>
-        </w:tc>
-        <w:tc>
-          <w:tcPr>
-            <w:tcW w:w="5164" w:type="dxa"/>
-          </w:tcPr>
-          <w:p>
-            <w:pPr>
-              <w:spacing w:after="60"/>
-            </w:pPr>
-            <w:r>
-              <w:rPr>
-                <w:sz w:val="16"/>
-              </w:rPr>
-              <w:t>Estimate cost using the chosen service and workload</w:t>
-            </w:r>
-          </w:p>
-        </w:tc>
-      </w:tr>
-      <w:tr>
-        <w:tc>
-          <w:tcPr>
-            <w:tcW w:w="534" w:type="dxa"/>
-          </w:tcPr>
-          <w:p>
-            <w:pPr>
-              <w:spacing w:after="60"/>
-            </w:pPr>
-            <w:r>
-              <w:rPr>
-                <w:sz w:val="16"/>
-              </w:rPr>
-              <w:t>R9</w:t>
-            </w:r>
-          </w:p>
-        </w:tc>
-        <w:tc>
-          <w:tcPr>
-            <w:tcW w:w="4394" w:type="dxa"/>
-          </w:tcPr>
-          <w:p>
-            <w:pPr>
-              <w:spacing w:after="60"/>
-            </w:pPr>
-            <w:r>
-              <w:rPr>
-                <w:sz w:val="16"/>
-              </w:rPr>
-              <w:t>SQLite: Appropriate uses</w:t>
+            <w:r>
+              <w:rPr>
+                <w:sz w:val="16"/>
+              </w:rPr>
+              <w:t xml:space="preserve"> and </w:t>
+            </w:r>
+            <w:proofErr w:type="spellStart"/>
+            <w:r>
+              <w:rPr>
+                <w:sz w:val="16"/>
+              </w:rPr>
+              <w:t>Firestore</w:t>
+            </w:r>
+            <w:proofErr w:type="spellEnd"/>
+            <w:r>
+              <w:rPr>
+                <w:sz w:val="16"/>
+              </w:rPr>
+              <w:t xml:space="preserve"> billing</w:t>
+            </w:r>
+            <w:r>
+              <w:rPr>
+                <w:sz w:val="16"/>
+                <w:lang w:val="en-IE"/>
+              </w:rPr>
+              <w:t xml:space="preserve"> </w:t>
             </w:r>
             <w:hyperlink r:id="rId30">
               <w:r>
@@ -9325,17 +9513,17 @@
         </w:tc>
         <w:tc>
           <w:tcPr>
-            <w:tcW w:w="5164" w:type="dxa"/>
-          </w:tcPr>
-          <w:p>
-            <w:pPr>
-              <w:spacing w:after="60"/>
-            </w:pPr>
-            <w:r>
-              <w:rPr>
-                <w:sz w:val="16"/>
-              </w:rPr>
-              <w:t>Understand embedded storage and concurrency trade-offs</w:t>
+            <w:tcW w:w="5022" w:type="dxa"/>
+          </w:tcPr>
+          <w:p>
+            <w:pPr>
+              <w:spacing w:after="60"/>
+            </w:pPr>
+            <w:r>
+              <w:rPr>
+                <w:sz w:val="16"/>
+              </w:rPr>
+              <w:t>Estimate cost using the chosen service and workload</w:t>
             </w:r>
           </w:p>
         </w:tc>
@@ -9353,23 +9541,30 @@
               <w:rPr>
                 <w:sz w:val="16"/>
               </w:rPr>
-              <w:t>R10</w:t>
-            </w:r>
-          </w:p>
-        </w:tc>
-        <w:tc>
-          <w:tcPr>
-            <w:tcW w:w="4394" w:type="dxa"/>
-          </w:tcPr>
-          <w:p>
-            <w:pPr>
-              <w:spacing w:after="60"/>
-            </w:pPr>
-            <w:r>
-              <w:rPr>
-                <w:sz w:val="16"/>
-              </w:rPr>
-              <w:t>InfluxDB 3 Core documentation</w:t>
+              <w:t>R9</w:t>
+            </w:r>
+          </w:p>
+        </w:tc>
+        <w:tc>
+          <w:tcPr>
+            <w:tcW w:w="4536" w:type="dxa"/>
+          </w:tcPr>
+          <w:p>
+            <w:pPr>
+              <w:spacing w:after="60"/>
+            </w:pPr>
+            <w:r>
+              <w:rPr>
+                <w:sz w:val="16"/>
+              </w:rPr>
+              <w:t>SQLite: Appropriate uses</w:t>
+            </w:r>
+            <w:r>
+              <w:rPr>
+                <w:sz w:val="16"/>
+                <w:lang w:val="ru-RU"/>
+              </w:rPr>
+              <w:t xml:space="preserve"> </w:t>
             </w:r>
             <w:hyperlink r:id="rId31">
               <w:r>
@@ -9380,17 +9575,17 @@
         </w:tc>
         <w:tc>
           <w:tcPr>
-            <w:tcW w:w="5164" w:type="dxa"/>
-          </w:tcPr>
-          <w:p>
-            <w:pPr>
-              <w:spacing w:after="60"/>
-            </w:pPr>
-            <w:r>
-              <w:rPr>
-                <w:sz w:val="16"/>
-              </w:rPr>
-              <w:t>Evaluate a time-series-focused alternative</w:t>
+            <w:tcW w:w="5022" w:type="dxa"/>
+          </w:tcPr>
+          <w:p>
+            <w:pPr>
+              <w:spacing w:after="60"/>
+            </w:pPr>
+            <w:r>
+              <w:rPr>
+                <w:sz w:val="16"/>
+              </w:rPr>
+              <w:t>Understand embedded storage and concurrency trade-offs</w:t>
             </w:r>
           </w:p>
         </w:tc>
@@ -9408,23 +9603,38 @@
               <w:rPr>
                 <w:sz w:val="16"/>
               </w:rPr>
-              <w:t>R11</w:t>
-            </w:r>
-          </w:p>
-        </w:tc>
-        <w:tc>
-          <w:tcPr>
-            <w:tcW w:w="4394" w:type="dxa"/>
-          </w:tcPr>
-          <w:p>
-            <w:pPr>
-              <w:spacing w:after="60"/>
-            </w:pPr>
-            <w:r>
-              <w:rPr>
-                <w:sz w:val="16"/>
-              </w:rPr>
-              <w:t>Redis persistence</w:t>
+              <w:t>R10</w:t>
+            </w:r>
+          </w:p>
+        </w:tc>
+        <w:tc>
+          <w:tcPr>
+            <w:tcW w:w="4536" w:type="dxa"/>
+          </w:tcPr>
+          <w:p>
+            <w:pPr>
+              <w:spacing w:after="60"/>
+            </w:pPr>
+            <w:proofErr w:type="spellStart"/>
+            <w:r>
+              <w:rPr>
+                <w:sz w:val="16"/>
+              </w:rPr>
+              <w:t>InfluxDB</w:t>
+            </w:r>
+            <w:proofErr w:type="spellEnd"/>
+            <w:r>
+              <w:rPr>
+                <w:sz w:val="16"/>
+              </w:rPr>
+              <w:t xml:space="preserve"> 3 Core documentation</w:t>
+            </w:r>
+            <w:r>
+              <w:rPr>
+                <w:sz w:val="16"/>
+                <w:lang w:val="ru-RU"/>
+              </w:rPr>
+              <w:t xml:space="preserve"> </w:t>
             </w:r>
             <w:hyperlink r:id="rId32">
               <w:r>
@@ -9435,17 +9645,17 @@
         </w:tc>
         <w:tc>
           <w:tcPr>
-            <w:tcW w:w="5164" w:type="dxa"/>
-          </w:tcPr>
-          <w:p>
-            <w:pPr>
-              <w:spacing w:after="60"/>
-            </w:pPr>
-            <w:r>
-              <w:rPr>
-                <w:sz w:val="16"/>
-              </w:rPr>
-              <w:t>Understand durability choices before using Redis for stored state</w:t>
+            <w:tcW w:w="5022" w:type="dxa"/>
+          </w:tcPr>
+          <w:p>
+            <w:pPr>
+              <w:spacing w:after="60"/>
+            </w:pPr>
+            <w:r>
+              <w:rPr>
+                <w:sz w:val="16"/>
+              </w:rPr>
+              <w:t>Evaluate a time-series-focused alternative</w:t>
             </w:r>
           </w:p>
         </w:tc>
@@ -9463,23 +9673,30 @@
               <w:rPr>
                 <w:sz w:val="16"/>
               </w:rPr>
-              <w:t>R12</w:t>
-            </w:r>
-          </w:p>
-        </w:tc>
-        <w:tc>
-          <w:tcPr>
-            <w:tcW w:w="4394" w:type="dxa"/>
-          </w:tcPr>
-          <w:p>
-            <w:pPr>
-              <w:spacing w:after="60"/>
-            </w:pPr>
-            <w:r>
-              <w:rPr>
-                <w:sz w:val="16"/>
-              </w:rPr>
-              <w:t>Neo4j: Graph database concepts</w:t>
+              <w:t>R11</w:t>
+            </w:r>
+          </w:p>
+        </w:tc>
+        <w:tc>
+          <w:tcPr>
+            <w:tcW w:w="4536" w:type="dxa"/>
+          </w:tcPr>
+          <w:p>
+            <w:pPr>
+              <w:spacing w:after="60"/>
+            </w:pPr>
+            <w:r>
+              <w:rPr>
+                <w:sz w:val="16"/>
+              </w:rPr>
+              <w:t>Redis persistence</w:t>
+            </w:r>
+            <w:r>
+              <w:rPr>
+                <w:sz w:val="16"/>
+                <w:lang w:val="ru-RU"/>
+              </w:rPr>
+              <w:t xml:space="preserve"> </w:t>
             </w:r>
             <w:hyperlink r:id="rId33">
               <w:r>
@@ -9490,7 +9707,69 @@
         </w:tc>
         <w:tc>
           <w:tcPr>
-            <w:tcW w:w="5164" w:type="dxa"/>
+            <w:tcW w:w="5022" w:type="dxa"/>
+          </w:tcPr>
+          <w:p>
+            <w:pPr>
+              <w:spacing w:after="60"/>
+            </w:pPr>
+            <w:r>
+              <w:rPr>
+                <w:sz w:val="16"/>
+              </w:rPr>
+              <w:t>Understand durability choices before using Redis for stored state</w:t>
+            </w:r>
+          </w:p>
+        </w:tc>
+      </w:tr>
+      <w:tr>
+        <w:tc>
+          <w:tcPr>
+            <w:tcW w:w="534" w:type="dxa"/>
+          </w:tcPr>
+          <w:p>
+            <w:pPr>
+              <w:spacing w:after="60"/>
+            </w:pPr>
+            <w:r>
+              <w:rPr>
+                <w:sz w:val="16"/>
+              </w:rPr>
+              <w:t>R12</w:t>
+            </w:r>
+          </w:p>
+        </w:tc>
+        <w:tc>
+          <w:tcPr>
+            <w:tcW w:w="4536" w:type="dxa"/>
+          </w:tcPr>
+          <w:p>
+            <w:pPr>
+              <w:spacing w:after="60"/>
+            </w:pPr>
+            <w:r>
+              <w:rPr>
+                <w:sz w:val="16"/>
+              </w:rPr>
+              <w:t>Neo4j: Graph database concepts</w:t>
+            </w:r>
+            <w:r>
+              <w:rPr>
+                <w:sz w:val="16"/>
+                <w:lang w:val="en-IE"/>
+              </w:rPr>
+              <w:t xml:space="preserve"> </w:t>
+            </w:r>
+            <w:hyperlink r:id="rId34">
+              <w:r>
+                <w:t>[source]</w:t>
+              </w:r>
+            </w:hyperlink>
+          </w:p>
+        </w:tc>
+        <w:tc>
+          <w:tcPr>
+            <w:tcW w:w="5022" w:type="dxa"/>
           </w:tcPr>
           <w:p>
             <w:pPr>
@@ -9546,6 +9825,11 @@
       </w:pPr>
       <w:r>
         <w:t>Sign-in and access</w:t>
+      </w:r>
+    </w:p>
+    <w:p>
+      <w:r>
+        <w:t>TempSafe is planned as a responsive web application with a Python/FastAPI backend and an HTML, CSS and JavaScript frontend. Planned Progressive Web App (PWA) support would add a home-screen icon and standalone launch on supported phones. PWA installation and Web Push require browser/platform testing. A separate native mobile application is likely to follow the web application, subject to a final team decision.</w:t>
       </w:r>
     </w:p>
     <w:p>
@@ -9586,7 +9870,7 @@
                     <pic:cNvPicPr/>
                   </pic:nvPicPr>
                   <pic:blipFill>
-                    <a:blip r:embed="rId34"/>
+                    <a:blip r:embed="rId35"/>
                     <a:stretch>
                       <a:fillRect/>
                     </a:stretch>
@@ -9612,6 +9896,7 @@
         <w:rPr>
           <w:b/>
         </w:rPr>
+        <w:lastRenderedPageBreak/>
         <w:t>Figure 1.</w:t>
       </w:r>
       <w:r>
@@ -9620,11 +9905,7 @@
     </w:p>
     <w:p>
       <w:r>
-        <w:t xml:space="preserve">The baseline screen must add separate observation and last-contact times, profile limits/version and freshness. Display a temperature in °C and recorded Normal/Warning/Alert with text and symbols. If older than the proposed 90-second threshold, show Data stale and state that current conditions are unknown. A failed latest attempt </w:t>
-      </w:r>
-      <w:r>
-        <w:lastRenderedPageBreak/>
-        <w:t>shows Sensor error; a previously valid value may remain visible only as historical information. Never show an old Normal value as current proof of suitable conditions.</w:t>
+        <w:t>The baseline screen must add separate observation and last-contact times, profile limits/version and freshness. Display a temperature in °C and recorded Normal/Warning/Alert with text and symbols. If older than the proposed 90-second threshold, show Data stale and state that current conditions are unknown. A failed latest attempt shows Sensor error; a previously valid value may remain visible only as historical information. Never show an old Normal value as current proof of suitable conditions.</w:t>
       </w:r>
     </w:p>
     <w:p>
@@ -9665,7 +9946,7 @@
                     <pic:cNvPicPr/>
                   </pic:nvPicPr>
                   <pic:blipFill>
-                    <a:blip r:embed="rId35"/>
+                    <a:blip r:embed="rId36"/>
                     <a:stretch>
                       <a:fillRect/>
                     </a:stretch>
@@ -9703,10 +9984,16 @@
       </w:r>
     </w:p>
     <w:p>
+      <w:r>
+        <w:br w:type="page"/>
+      </w:r>
+    </w:p>
+    <w:p>
       <w:pPr>
         <w:pStyle w:val="Heading2"/>
       </w:pPr>
       <w:r>
+        <w:lastRenderedPageBreak/>
         <w:t>Required states and interactions</w:t>
       </w:r>
     </w:p>
@@ -10035,7 +10322,6 @@
         </w:tc>
       </w:tr>
     </w:tbl>
-    <w:p/>
     <w:p>
       <w:r>
         <w:t>Controls have visible focus, keyboard access, meaningful labels and a logical tab order. Colour is supplemented by words and symbols. Provide a table alternative to the graph, support narrow screens and 200% zoom, and check contrast. The test plan defines the planned accessibility and user tasks; no application execution results are claimed.</w:t>
@@ -10233,7 +10519,7 @@
         <w:pStyle w:val="ListBullet"/>
       </w:pPr>
       <w:r>
-        <w:t>receive clear feedback without needing to open the phone application every time;</w:t>
+        <w:t>receive clear feedback without needing to open the web application on her phone every time;</w:t>
       </w:r>
     </w:p>
     <w:p>
@@ -10247,6 +10533,11 @@
     <w:p>
       <w:pPr>
         <w:pStyle w:val="ListBullet"/>
+        <w:numPr>
+          <w:ilvl w:val="0"/>
+          <w:numId w:val="0"/>
+        </w:numPr>
+        <w:ind w:left="360"/>
       </w:pPr>
     </w:p>
     <w:p>
@@ -10315,6 +10606,7 @@
         <w:pStyle w:val="ListBullet"/>
       </w:pPr>
       <w:r>
+        <w:lastRenderedPageBreak/>
         <w:t>sends a phone notification when the temperature approaches or exceeds the configured limit;</w:t>
       </w:r>
     </w:p>
@@ -10349,7 +10641,6 @@
         <w:pStyle w:val="Heading2"/>
       </w:pPr>
       <w:r>
-        <w:lastRenderedPageBreak/>
         <w:t>Frustrations</w:t>
       </w:r>
     </w:p>
@@ -10425,6 +10716,11 @@
     <w:p>
       <w:pPr>
         <w:pStyle w:val="ListBullet"/>
+        <w:numPr>
+          <w:ilvl w:val="0"/>
+          <w:numId w:val="0"/>
+        </w:numPr>
+        <w:ind w:left="360"/>
       </w:pPr>
     </w:p>
     <w:p>
@@ -10545,23 +10841,22 @@
     </w:p>
     <w:p>
       <w:r>
+        <w:lastRenderedPageBreak/>
         <w:t>The baseline records individual observations for later review. Estimated summaries must break at gaps and invalid samples; they do not prove continuous exposure.</w:t>
       </w:r>
     </w:p>
     <w:p>
       <w:pPr>
-        <w:spacing w:after="200"/>
-      </w:pPr>
-      <w:r>
-        <w:br w:type="page"/>
-      </w:r>
+        <w:rPr>
+          <w:lang w:val="ru-RU"/>
+        </w:rPr>
+      </w:pPr>
     </w:p>
     <w:p>
       <w:pPr>
         <w:pStyle w:val="Heading2"/>
       </w:pPr>
       <w:r>
-        <w:lastRenderedPageBreak/>
         <w:t>Environment</w:t>
       </w:r>
     </w:p>
@@ -10710,12 +11005,17 @@
         <w:t>The aim is to give the Advanced Paramedic useful information at the right time without adding unnecessary manual checks during patient care.</w:t>
       </w:r>
     </w:p>
-    <w:p/>
+    <w:p>
+      <w:r>
+        <w:br w:type="page"/>
+      </w:r>
+    </w:p>
     <w:p>
       <w:pPr>
         <w:pStyle w:val="Heading2"/>
       </w:pPr>
       <w:r>
+        <w:lastRenderedPageBreak/>
         <w:t>System</w:t>
       </w:r>
     </w:p>
@@ -10879,7 +11179,6 @@
         <w:pStyle w:val="Heading2"/>
       </w:pPr>
       <w:r>
-        <w:lastRenderedPageBreak/>
         <w:t>Temperature and Feedback Logic</w:t>
       </w:r>
     </w:p>
@@ -10993,13 +11292,7 @@
     </w:p>
     <w:p>
       <w:r>
-        <w:t xml:space="preserve">&gt; </w:t>
-      </w:r>
-      <w:r>
-        <w:rPr>
-          <w:b/>
-        </w:rPr>
-        <w:t>TempSafe is an automatic IoT monitoring system for a Controlled Drug Box that tracks temperature over time and gives clear visual, audible and mobile feedback when storage conditions require attention.</w:t>
+        <w:t>&gt; TempSafe is an automatic IoT monitoring system for a Controlled Drug Box that tracks temperature over time and gives clear visual, audible and phone-notification feedback when storage conditions require attention.</w:t>
       </w:r>
     </w:p>
     <w:p>
@@ -11113,7 +11406,34 @@
               <w:rPr>
                 <w:sz w:val="16"/>
               </w:rPr>
-              <w:t>Paramedic or staff member authorised to monitor the single shared prototype box; exact operational responsibility to be validated</w:t>
+              <w:t xml:space="preserve">Paramedic </w:t>
+            </w:r>
+            <w:r>
+              <w:rPr>
+                <w:sz w:val="16"/>
+                <w:lang w:val="en-IE"/>
+              </w:rPr>
+              <w:t>/</w:t>
+            </w:r>
+            <w:r>
+              <w:rPr>
+                <w:sz w:val="16"/>
+              </w:rPr>
+              <w:t xml:space="preserve"> staff member </w:t>
+            </w:r>
+            <w:proofErr w:type="spellStart"/>
+            <w:r>
+              <w:rPr>
+                <w:sz w:val="16"/>
+              </w:rPr>
+              <w:t>authorised</w:t>
+            </w:r>
+            <w:proofErr w:type="spellEnd"/>
+            <w:r>
+              <w:rPr>
+                <w:sz w:val="16"/>
+              </w:rPr>
+              <w:t xml:space="preserve"> to monitor the single shared prototype box; exact operational responsibility to be validated</w:t>
             </w:r>
           </w:p>
         </w:tc>
@@ -11239,8 +11559,8 @@
       </w:tblPr>
       <w:tblGrid>
         <w:gridCol w:w="675"/>
-        <w:gridCol w:w="2410"/>
-        <w:gridCol w:w="851"/>
+        <w:gridCol w:w="1843"/>
+        <w:gridCol w:w="1418"/>
         <w:gridCol w:w="6155"/>
       </w:tblGrid>
       <w:tr>
@@ -11267,7 +11587,7 @@
         </w:tc>
         <w:tc>
           <w:tcPr>
-            <w:tcW w:w="2410" w:type="dxa"/>
+            <w:tcW w:w="1843" w:type="dxa"/>
             <w:shd w:val="clear" w:color="auto" w:fill="E8EDF0"/>
           </w:tcPr>
           <w:p>
@@ -11285,7 +11605,7 @@
         </w:tc>
         <w:tc>
           <w:tcPr>
-            <w:tcW w:w="851" w:type="dxa"/>
+            <w:tcW w:w="1418" w:type="dxa"/>
             <w:shd w:val="clear" w:color="auto" w:fill="E8EDF0"/>
           </w:tcPr>
           <w:p>
@@ -11339,7 +11659,7 @@
         </w:tc>
         <w:tc>
           <w:tcPr>
-            <w:tcW w:w="2410" w:type="dxa"/>
+            <w:tcW w:w="1843" w:type="dxa"/>
           </w:tcPr>
           <w:p>
             <w:pPr>
@@ -11355,7 +11675,7 @@
         </w:tc>
         <w:tc>
           <w:tcPr>
-            <w:tcW w:w="851" w:type="dxa"/>
+            <w:tcW w:w="1418" w:type="dxa"/>
           </w:tcPr>
           <w:p>
             <w:pPr>
@@ -11405,7 +11725,7 @@
         </w:tc>
         <w:tc>
           <w:tcPr>
-            <w:tcW w:w="2410" w:type="dxa"/>
+            <w:tcW w:w="1843" w:type="dxa"/>
           </w:tcPr>
           <w:p>
             <w:pPr>
@@ -11421,7 +11741,7 @@
         </w:tc>
         <w:tc>
           <w:tcPr>
-            <w:tcW w:w="851" w:type="dxa"/>
+            <w:tcW w:w="1418" w:type="dxa"/>
           </w:tcPr>
           <w:p>
             <w:pPr>
@@ -11471,7 +11791,7 @@
         </w:tc>
         <w:tc>
           <w:tcPr>
-            <w:tcW w:w="2410" w:type="dxa"/>
+            <w:tcW w:w="1843" w:type="dxa"/>
           </w:tcPr>
           <w:p>
             <w:pPr>
@@ -11487,7 +11807,7 @@
         </w:tc>
         <w:tc>
           <w:tcPr>
-            <w:tcW w:w="851" w:type="dxa"/>
+            <w:tcW w:w="1418" w:type="dxa"/>
           </w:tcPr>
           <w:p>
             <w:pPr>
@@ -11537,7 +11857,7 @@
         </w:tc>
         <w:tc>
           <w:tcPr>
-            <w:tcW w:w="2410" w:type="dxa"/>
+            <w:tcW w:w="1843" w:type="dxa"/>
           </w:tcPr>
           <w:p>
             <w:pPr>
@@ -11553,7 +11873,7 @@
         </w:tc>
         <w:tc>
           <w:tcPr>
-            <w:tcW w:w="851" w:type="dxa"/>
+            <w:tcW w:w="1418" w:type="dxa"/>
           </w:tcPr>
           <w:p>
             <w:pPr>
@@ -11603,7 +11923,7 @@
         </w:tc>
         <w:tc>
           <w:tcPr>
-            <w:tcW w:w="2410" w:type="dxa"/>
+            <w:tcW w:w="1843" w:type="dxa"/>
           </w:tcPr>
           <w:p>
             <w:pPr>
@@ -11619,7 +11939,7 @@
         </w:tc>
         <w:tc>
           <w:tcPr>
-            <w:tcW w:w="851" w:type="dxa"/>
+            <w:tcW w:w="1418" w:type="dxa"/>
           </w:tcPr>
           <w:p>
             <w:pPr>
@@ -11669,7 +11989,7 @@
         </w:tc>
         <w:tc>
           <w:tcPr>
-            <w:tcW w:w="2410" w:type="dxa"/>
+            <w:tcW w:w="1843" w:type="dxa"/>
           </w:tcPr>
           <w:p>
             <w:pPr>
@@ -11685,7 +12005,7 @@
         </w:tc>
         <w:tc>
           <w:tcPr>
-            <w:tcW w:w="851" w:type="dxa"/>
+            <w:tcW w:w="1418" w:type="dxa"/>
           </w:tcPr>
           <w:p>
             <w:pPr>
@@ -11735,7 +12055,7 @@
         </w:tc>
         <w:tc>
           <w:tcPr>
-            <w:tcW w:w="2410" w:type="dxa"/>
+            <w:tcW w:w="1843" w:type="dxa"/>
           </w:tcPr>
           <w:p>
             <w:pPr>
@@ -11751,7 +12071,7 @@
         </w:tc>
         <w:tc>
           <w:tcPr>
-            <w:tcW w:w="851" w:type="dxa"/>
+            <w:tcW w:w="1418" w:type="dxa"/>
           </w:tcPr>
           <w:p>
             <w:pPr>
@@ -11801,7 +12121,7 @@
         </w:tc>
         <w:tc>
           <w:tcPr>
-            <w:tcW w:w="2410" w:type="dxa"/>
+            <w:tcW w:w="1843" w:type="dxa"/>
           </w:tcPr>
           <w:p>
             <w:pPr>
@@ -11817,7 +12137,7 @@
         </w:tc>
         <w:tc>
           <w:tcPr>
-            <w:tcW w:w="851" w:type="dxa"/>
+            <w:tcW w:w="1418" w:type="dxa"/>
           </w:tcPr>
           <w:p>
             <w:pPr>
@@ -11867,7 +12187,7 @@
         </w:tc>
         <w:tc>
           <w:tcPr>
-            <w:tcW w:w="2410" w:type="dxa"/>
+            <w:tcW w:w="1843" w:type="dxa"/>
           </w:tcPr>
           <w:p>
             <w:pPr>
@@ -11883,7 +12203,7 @@
         </w:tc>
         <w:tc>
           <w:tcPr>
-            <w:tcW w:w="851" w:type="dxa"/>
+            <w:tcW w:w="1418" w:type="dxa"/>
           </w:tcPr>
           <w:p>
             <w:pPr>
@@ -11933,7 +12253,7 @@
         </w:tc>
         <w:tc>
           <w:tcPr>
-            <w:tcW w:w="2410" w:type="dxa"/>
+            <w:tcW w:w="1843" w:type="dxa"/>
           </w:tcPr>
           <w:p>
             <w:pPr>
@@ -11949,7 +12269,7 @@
         </w:tc>
         <w:tc>
           <w:tcPr>
-            <w:tcW w:w="851" w:type="dxa"/>
+            <w:tcW w:w="1418" w:type="dxa"/>
           </w:tcPr>
           <w:p>
             <w:pPr>
@@ -11999,7 +12319,7 @@
         </w:tc>
         <w:tc>
           <w:tcPr>
-            <w:tcW w:w="2410" w:type="dxa"/>
+            <w:tcW w:w="1843" w:type="dxa"/>
           </w:tcPr>
           <w:p>
             <w:pPr>
@@ -12015,7 +12335,7 @@
         </w:tc>
         <w:tc>
           <w:tcPr>
-            <w:tcW w:w="851" w:type="dxa"/>
+            <w:tcW w:w="1418" w:type="dxa"/>
           </w:tcPr>
           <w:p>
             <w:pPr>
@@ -12059,13 +12379,14 @@
               <w:rPr>
                 <w:sz w:val="16"/>
               </w:rPr>
+              <w:lastRenderedPageBreak/>
               <w:t>FR-12</w:t>
             </w:r>
           </w:p>
         </w:tc>
         <w:tc>
           <w:tcPr>
-            <w:tcW w:w="2410" w:type="dxa"/>
+            <w:tcW w:w="1843" w:type="dxa"/>
           </w:tcPr>
           <w:p>
             <w:pPr>
@@ -12081,7 +12402,7 @@
         </w:tc>
         <w:tc>
           <w:tcPr>
-            <w:tcW w:w="851" w:type="dxa"/>
+            <w:tcW w:w="1418" w:type="dxa"/>
           </w:tcPr>
           <w:p>
             <w:pPr>
@@ -12131,7 +12452,7 @@
         </w:tc>
         <w:tc>
           <w:tcPr>
-            <w:tcW w:w="2410" w:type="dxa"/>
+            <w:tcW w:w="1843" w:type="dxa"/>
           </w:tcPr>
           <w:p>
             <w:pPr>
@@ -12147,7 +12468,7 @@
         </w:tc>
         <w:tc>
           <w:tcPr>
-            <w:tcW w:w="851" w:type="dxa"/>
+            <w:tcW w:w="1418" w:type="dxa"/>
           </w:tcPr>
           <w:p>
             <w:pPr>
@@ -12197,7 +12518,7 @@
         </w:tc>
         <w:tc>
           <w:tcPr>
-            <w:tcW w:w="2410" w:type="dxa"/>
+            <w:tcW w:w="1843" w:type="dxa"/>
           </w:tcPr>
           <w:p>
             <w:pPr>
@@ -12213,7 +12534,7 @@
         </w:tc>
         <w:tc>
           <w:tcPr>
-            <w:tcW w:w="851" w:type="dxa"/>
+            <w:tcW w:w="1418" w:type="dxa"/>
           </w:tcPr>
           <w:p>
             <w:pPr>
@@ -12263,7 +12584,7 @@
         </w:tc>
         <w:tc>
           <w:tcPr>
-            <w:tcW w:w="2410" w:type="dxa"/>
+            <w:tcW w:w="1843" w:type="dxa"/>
           </w:tcPr>
           <w:p>
             <w:pPr>
@@ -12279,7 +12600,7 @@
         </w:tc>
         <w:tc>
           <w:tcPr>
-            <w:tcW w:w="851" w:type="dxa"/>
+            <w:tcW w:w="1418" w:type="dxa"/>
           </w:tcPr>
           <w:p>
             <w:pPr>
@@ -12321,11 +12642,13 @@
       </w:r>
     </w:p>
     <w:p>
+      <w:pPr>
+        <w:rPr>
+          <w:lang w:val="ru-RU"/>
+        </w:rPr>
+      </w:pPr>
       <w:r>
         <w:t>For the existing demo profile, the early-warning threshold is 24°C and the upper limit is 25°C; the lower limit remains to be selected. Boundary tests cover L, W and U, including exact equality. These settings do not define a universal medicine storage range.</w:t>
-      </w:r>
-      <w:r>
-        <w:br w:type="page"/>
       </w:r>
     </w:p>
     <w:tbl>
@@ -12357,7 +12680,6 @@
                 <w:b/>
                 <w:sz w:val="16"/>
               </w:rPr>
-              <w:lastRenderedPageBreak/>
               <w:t>Setting</w:t>
             </w:r>
           </w:p>
@@ -12512,7 +12834,7 @@
               <w:rPr>
                 <w:sz w:val="16"/>
               </w:rPr>
-              <w:t>Proposed Web Push; test permission, browser support and a 60-second online receipt target</w:t>
+              <w:t>Proposed Web Push; test permission, browser/platform support, required home-screen installation and a 60-second online receipt target</w:t>
             </w:r>
           </w:p>
         </w:tc>
@@ -12632,8 +12954,14 @@
     <w:p>
       <w:pPr>
         <w:pStyle w:val="Heading3"/>
-      </w:pPr>
-      <w:r>
+        <w:rPr>
+          <w:u w:val="single"/>
+        </w:rPr>
+      </w:pPr>
+      <w:r>
+        <w:rPr>
+          <w:u w:val="single"/>
+        </w:rPr>
         <w:t>UC-01 — Sign in and open the prototype box</w:t>
       </w:r>
     </w:p>
@@ -12676,12 +13004,22 @@
       <w:r>
         <w:t>Invalid credentials, an unassigned user and denied access have explicit UI states.</w:t>
       </w:r>
+      <w:r>
+        <w:br w:type="page"/>
+      </w:r>
     </w:p>
     <w:p>
       <w:pPr>
         <w:pStyle w:val="Heading3"/>
-      </w:pPr>
-      <w:r>
+        <w:rPr>
+          <w:u w:val="single"/>
+        </w:rPr>
+      </w:pPr>
+      <w:r>
+        <w:rPr>
+          <w:u w:val="single"/>
+        </w:rPr>
+        <w:lastRenderedPageBreak/>
         <w:t>UC-02 — Record a sample and provide a local warning</w:t>
       </w:r>
     </w:p>
@@ -12738,8 +13076,14 @@
     <w:p>
       <w:pPr>
         <w:pStyle w:val="Heading3"/>
-      </w:pPr>
-      <w:r>
+        <w:rPr>
+          <w:u w:val="single"/>
+        </w:rPr>
+      </w:pPr>
+      <w:r>
+        <w:rPr>
+          <w:u w:val="single"/>
+        </w:rPr>
         <w:t>UC-03 — Check current condition</w:t>
       </w:r>
     </w:p>
@@ -12786,8 +13130,14 @@
     <w:p>
       <w:pPr>
         <w:pStyle w:val="Heading3"/>
-      </w:pPr>
-      <w:r>
+        <w:rPr>
+          <w:u w:val="single"/>
+        </w:rPr>
+      </w:pPr>
+      <w:r>
+        <w:rPr>
+          <w:u w:val="single"/>
+        </w:rPr>
         <w:t>UC-04 — Review history and flagged observations</w:t>
       </w:r>
     </w:p>
@@ -12827,24 +13177,27 @@
       </w:r>
     </w:p>
     <w:p>
+      <w:pPr>
+        <w:spacing w:after="120"/>
+        <w:rPr>
+          <w:lang w:val="ru-RU"/>
+        </w:rPr>
+      </w:pPr>
       <w:r>
         <w:t>Empty and invalid intervals have explanatory states. Gaps are not drawn as proof of continuous safe conditions.</w:t>
       </w:r>
     </w:p>
     <w:p>
       <w:pPr>
-        <w:spacing w:after="200"/>
-      </w:pPr>
-      <w:r>
-        <w:br w:type="page"/>
-      </w:r>
-    </w:p>
-    <w:p>
-      <w:pPr>
         <w:pStyle w:val="Heading3"/>
-      </w:pPr>
-      <w:r>
-        <w:lastRenderedPageBreak/>
+        <w:rPr>
+          <w:u w:val="single"/>
+        </w:rPr>
+      </w:pPr>
+      <w:r>
+        <w:rPr>
+          <w:u w:val="single"/>
+        </w:rPr>
         <w:t>UC-05 — Recover from a network outage</w:t>
       </w:r>
     </w:p>
@@ -12892,12 +13245,22 @@
       <w:r>
         <w:t>A lost acknowledgement causes a safe retry. Records older than the latest sample enrich history without rolling current status back. Exceeding tested capacity or loss of power is reported as a limitation.</w:t>
       </w:r>
+      <w:r>
+        <w:br w:type="page"/>
+      </w:r>
     </w:p>
     <w:p>
       <w:pPr>
         <w:pStyle w:val="Heading3"/>
-      </w:pPr>
-      <w:r>
+        <w:rPr>
+          <w:u w:val="single"/>
+        </w:rPr>
+      </w:pPr>
+      <w:r>
+        <w:rPr>
+          <w:u w:val="single"/>
+        </w:rPr>
+        <w:lastRenderedPageBreak/>
         <w:t>UC-06 — Receive a phone notification</w:t>
       </w:r>
     </w:p>
@@ -12963,9 +13326,9 @@
         <w:tblLook w:val="04A0" w:firstRow="1" w:lastRow="0" w:firstColumn="1" w:lastColumn="0" w:noHBand="0" w:noVBand="1"/>
       </w:tblPr>
       <w:tblGrid>
-        <w:gridCol w:w="2018"/>
-        <w:gridCol w:w="4037"/>
-        <w:gridCol w:w="4037"/>
+        <w:gridCol w:w="959"/>
+        <w:gridCol w:w="2835"/>
+        <w:gridCol w:w="6298"/>
       </w:tblGrid>
       <w:tr>
         <w:trPr>
@@ -12973,7 +13336,7 @@
         </w:trPr>
         <w:tc>
           <w:tcPr>
-            <w:tcW w:w="2018" w:type="dxa"/>
+            <w:tcW w:w="959" w:type="dxa"/>
             <w:shd w:val="clear" w:color="auto" w:fill="E8EDF0"/>
           </w:tcPr>
           <w:p>
@@ -12991,7 +13354,7 @@
         </w:tc>
         <w:tc>
           <w:tcPr>
-            <w:tcW w:w="4037" w:type="dxa"/>
+            <w:tcW w:w="2835" w:type="dxa"/>
             <w:shd w:val="clear" w:color="auto" w:fill="E8EDF0"/>
           </w:tcPr>
           <w:p>
@@ -13009,7 +13372,7 @@
         </w:tc>
         <w:tc>
           <w:tcPr>
-            <w:tcW w:w="4037" w:type="dxa"/>
+            <w:tcW w:w="6298" w:type="dxa"/>
             <w:shd w:val="clear" w:color="auto" w:fill="E8EDF0"/>
           </w:tcPr>
           <w:p>
@@ -13029,7 +13392,7 @@
       <w:tr>
         <w:tc>
           <w:tcPr>
-            <w:tcW w:w="2018" w:type="dxa"/>
+            <w:tcW w:w="959" w:type="dxa"/>
           </w:tcPr>
           <w:p>
             <w:pPr>
@@ -13045,7 +13408,7 @@
         </w:tc>
         <w:tc>
           <w:tcPr>
-            <w:tcW w:w="4037" w:type="dxa"/>
+            <w:tcW w:w="2835" w:type="dxa"/>
           </w:tcPr>
           <w:p>
             <w:pPr>
@@ -13061,7 +13424,7 @@
         </w:tc>
         <w:tc>
           <w:tcPr>
-            <w:tcW w:w="4037" w:type="dxa"/>
+            <w:tcW w:w="6298" w:type="dxa"/>
           </w:tcPr>
           <w:p>
             <w:pPr>
@@ -13079,7 +13442,7 @@
       <w:tr>
         <w:tc>
           <w:tcPr>
-            <w:tcW w:w="2018" w:type="dxa"/>
+            <w:tcW w:w="959" w:type="dxa"/>
           </w:tcPr>
           <w:p>
             <w:pPr>
@@ -13095,7 +13458,7 @@
         </w:tc>
         <w:tc>
           <w:tcPr>
-            <w:tcW w:w="4037" w:type="dxa"/>
+            <w:tcW w:w="2835" w:type="dxa"/>
           </w:tcPr>
           <w:p>
             <w:pPr>
@@ -13111,7 +13474,7 @@
         </w:tc>
         <w:tc>
           <w:tcPr>
-            <w:tcW w:w="4037" w:type="dxa"/>
+            <w:tcW w:w="6298" w:type="dxa"/>
           </w:tcPr>
           <w:p>
             <w:pPr>
@@ -13129,7 +13492,7 @@
       <w:tr>
         <w:tc>
           <w:tcPr>
-            <w:tcW w:w="2018" w:type="dxa"/>
+            <w:tcW w:w="959" w:type="dxa"/>
           </w:tcPr>
           <w:p>
             <w:pPr>
@@ -13145,7 +13508,7 @@
         </w:tc>
         <w:tc>
           <w:tcPr>
-            <w:tcW w:w="4037" w:type="dxa"/>
+            <w:tcW w:w="2835" w:type="dxa"/>
           </w:tcPr>
           <w:p>
             <w:pPr>
@@ -13161,7 +13524,7 @@
         </w:tc>
         <w:tc>
           <w:tcPr>
-            <w:tcW w:w="4037" w:type="dxa"/>
+            <w:tcW w:w="6298" w:type="dxa"/>
           </w:tcPr>
           <w:p>
             <w:pPr>
@@ -13179,7 +13542,7 @@
       <w:tr>
         <w:tc>
           <w:tcPr>
-            <w:tcW w:w="2018" w:type="dxa"/>
+            <w:tcW w:w="959" w:type="dxa"/>
           </w:tcPr>
           <w:p>
             <w:pPr>
@@ -13195,7 +13558,7 @@
         </w:tc>
         <w:tc>
           <w:tcPr>
-            <w:tcW w:w="4037" w:type="dxa"/>
+            <w:tcW w:w="2835" w:type="dxa"/>
           </w:tcPr>
           <w:p>
             <w:pPr>
@@ -13211,7 +13574,7 @@
         </w:tc>
         <w:tc>
           <w:tcPr>
-            <w:tcW w:w="4037" w:type="dxa"/>
+            <w:tcW w:w="6298" w:type="dxa"/>
           </w:tcPr>
           <w:p>
             <w:pPr>
@@ -13229,7 +13592,7 @@
       <w:tr>
         <w:tc>
           <w:tcPr>
-            <w:tcW w:w="2018" w:type="dxa"/>
+            <w:tcW w:w="959" w:type="dxa"/>
           </w:tcPr>
           <w:p>
             <w:pPr>
@@ -13245,7 +13608,7 @@
         </w:tc>
         <w:tc>
           <w:tcPr>
-            <w:tcW w:w="4037" w:type="dxa"/>
+            <w:tcW w:w="2835" w:type="dxa"/>
           </w:tcPr>
           <w:p>
             <w:pPr>
@@ -13261,7 +13624,7 @@
         </w:tc>
         <w:tc>
           <w:tcPr>
-            <w:tcW w:w="4037" w:type="dxa"/>
+            <w:tcW w:w="6298" w:type="dxa"/>
           </w:tcPr>
           <w:p>
             <w:pPr>
@@ -13279,7 +13642,7 @@
       <w:tr>
         <w:tc>
           <w:tcPr>
-            <w:tcW w:w="2018" w:type="dxa"/>
+            <w:tcW w:w="959" w:type="dxa"/>
           </w:tcPr>
           <w:p>
             <w:pPr>
@@ -13295,7 +13658,7 @@
         </w:tc>
         <w:tc>
           <w:tcPr>
-            <w:tcW w:w="4037" w:type="dxa"/>
+            <w:tcW w:w="2835" w:type="dxa"/>
           </w:tcPr>
           <w:p>
             <w:pPr>
@@ -13311,7 +13674,7 @@
         </w:tc>
         <w:tc>
           <w:tcPr>
-            <w:tcW w:w="4037" w:type="dxa"/>
+            <w:tcW w:w="6298" w:type="dxa"/>
           </w:tcPr>
           <w:p>
             <w:pPr>
@@ -13327,14 +13690,13 @@
         </w:tc>
       </w:tr>
     </w:tbl>
+    <w:p>
+      <w:r>
+        <w:t>Buzzer testing (FR-15), if implemented: local activation on Alert, operation without Wi-Fi and silencing without clearing the warning.</w:t>
+      </w:r>
+    </w:p>
     <w:p/>
     <w:p>
-      <w:r>
-        <w:t>Buzzer testing (FR-15), if implemented: local activation on Alert, operation without Wi-Fi and silencing without clearing the warning.</w:t>
-      </w:r>
-    </w:p>
-    <w:p/>
-    <w:p>
       <w:pPr>
         <w:pStyle w:val="Heading2"/>
       </w:pPr>
@@ -13383,6 +13745,13 @@
       </w:r>
     </w:p>
     <w:p>
+      <w:pPr>
+        <w:pStyle w:val="ListBullet"/>
+        <w:numPr>
+          <w:ilvl w:val="0"/>
+          <w:numId w:val="0"/>
+        </w:numPr>
+      </w:pPr>
       <w:r>
         <w:br w:type="page"/>
       </w:r>
@@ -13819,7 +14188,7 @@
               <w:rPr>
                 <w:sz w:val="16"/>
               </w:rPr>
-              <w:t>Proposed Web Push; verify browser support/permission, authorised recipients, unchanged-state suppression and 60-second online receipt target.</w:t>
+              <w:t>Proposed Web Push; verify browser/platform support, required home-screen installation, permission, authorised recipients, unchanged-state suppression and 60-second online receipt target.</w:t>
             </w:r>
           </w:p>
         </w:tc>
@@ -13893,12 +14262,17 @@
         </w:tc>
       </w:tr>
     </w:tbl>
-    <w:p/>
+    <w:p>
+      <w:r>
+        <w:br w:type="page"/>
+      </w:r>
+    </w:p>
     <w:p>
       <w:pPr>
         <w:pStyle w:val="Heading2"/>
       </w:pPr>
       <w:r>
+        <w:lastRenderedPageBreak/>
         <w:t>Functional tests</w:t>
       </w:r>
     </w:p>
@@ -14283,7 +14657,6 @@
               <w:rPr>
                 <w:sz w:val="16"/>
               </w:rPr>
-              <w:lastRenderedPageBreak/>
               <w:t>TP-05 / FR-03</w:t>
             </w:r>
           </w:p>
@@ -14992,7 +15365,14 @@
               <w:rPr>
                 <w:sz w:val="16"/>
               </w:rPr>
-              <w:t>At least 2,880 attempts supported; queued records survive restart, upload with original IDs/times and show no unexplained loss or duplicates. Accelerated tests supplement the real-duration test.</w:t>
+              <w:t xml:space="preserve">At least 2,880 attempts supported; queued records survive restart, upload with original IDs/times and show no unexplained loss or duplicates. Accelerated tests supplement the </w:t>
+            </w:r>
+            <w:r>
+              <w:rPr>
+                <w:sz w:val="16"/>
+              </w:rPr>
+              <w:lastRenderedPageBreak/>
+              <w:t>real-duration test.</w:t>
             </w:r>
           </w:p>
         </w:tc>
@@ -15010,6 +15390,7 @@
               <w:rPr>
                 <w:sz w:val="16"/>
               </w:rPr>
+              <w:lastRenderedPageBreak/>
               <w:t>TP-16 / FR-09, FR-10</w:t>
             </w:r>
           </w:p>
@@ -15770,7 +16151,6 @@
               <w:rPr>
                 <w:sz w:val="16"/>
               </w:rPr>
-              <w:lastRenderedPageBreak/>
               <w:t>SEC-02</w:t>
             </w:r>
           </w:p>
@@ -15971,6 +16351,7 @@
               <w:rPr>
                 <w:sz w:val="16"/>
               </w:rPr>
+              <w:lastRenderedPageBreak/>
               <w:t>SEC-06</w:t>
             </w:r>
           </w:p>
@@ -16869,12 +17250,17 @@
         </w:tc>
       </w:tr>
     </w:tbl>
-    <w:p/>
+    <w:p>
+      <w:r>
+        <w:br w:type="page"/>
+      </w:r>
+    </w:p>
     <w:p>
       <w:pPr>
         <w:pStyle w:val="Heading2"/>
       </w:pPr>
       <w:r>
+        <w:lastRenderedPageBreak/>
         <w:t>Execution record and evidence</w:t>
       </w:r>
     </w:p>
@@ -17872,6 +18258,7 @@
               <w:rPr>
                 <w:sz w:val="16"/>
               </w:rPr>
+              <w:lastRenderedPageBreak/>
               <w:t>Moodle</w:t>
             </w:r>
           </w:p>
@@ -17991,17 +18378,6 @@
               </w:rPr>
               <w:t>5eeffd5: consolidated design</w:t>
             </w:r>
-            <w:hyperlink r:id="rId36">
-              <w:r>
-                <w:t>[source]</w:t>
-              </w:r>
-            </w:hyperlink>
-            <w:r>
-              <w:rPr>
-                <w:sz w:val="16"/>
-              </w:rPr>
-              <w:t>, 9437bd9: SQL schema</w:t>
-            </w:r>
             <w:hyperlink r:id="rId37">
               <w:r>
                 <w:t>[source]</w:t>
@@ -18011,41 +18387,7 @@
               <w:rPr>
                 <w:sz w:val="16"/>
               </w:rPr>
-              <w:t>.</w:t>
-            </w:r>
-          </w:p>
-        </w:tc>
-      </w:tr>
-      <w:tr>
-        <w:tc>
-          <w:tcPr>
-            <w:tcW w:w="2660" w:type="dxa"/>
-          </w:tcPr>
-          <w:p>
-            <w:pPr>
-              <w:spacing w:after="60"/>
-            </w:pPr>
-            <w:r>
-              <w:rPr>
-                <w:sz w:val="16"/>
-              </w:rPr>
-              <w:t>Hanna Bokariuk / HannaBProjects</w:t>
-            </w:r>
-          </w:p>
-        </w:tc>
-        <w:tc>
-          <w:tcPr>
-            <w:tcW w:w="7432" w:type="dxa"/>
-          </w:tcPr>
-          <w:p>
-            <w:pPr>
-              <w:spacing w:after="60"/>
-            </w:pPr>
-            <w:r>
-              <w:rPr>
-                <w:sz w:val="16"/>
-              </w:rPr>
-              <w:t>ec2eedb: scope</w:t>
+              <w:t>, 9437bd9: SQL schema</w:t>
             </w:r>
             <w:hyperlink r:id="rId38">
               <w:r>
@@ -18056,7 +18398,41 @@
               <w:rPr>
                 <w:sz w:val="16"/>
               </w:rPr>
-              <w:t>, cd72000: hardware list</w:t>
+              <w:t>.</w:t>
+            </w:r>
+          </w:p>
+        </w:tc>
+      </w:tr>
+      <w:tr>
+        <w:tc>
+          <w:tcPr>
+            <w:tcW w:w="2660" w:type="dxa"/>
+          </w:tcPr>
+          <w:p>
+            <w:pPr>
+              <w:spacing w:after="60"/>
+            </w:pPr>
+            <w:r>
+              <w:rPr>
+                <w:sz w:val="16"/>
+              </w:rPr>
+              <w:t>Hanna Bokariuk / HannaBProjects</w:t>
+            </w:r>
+          </w:p>
+        </w:tc>
+        <w:tc>
+          <w:tcPr>
+            <w:tcW w:w="7432" w:type="dxa"/>
+          </w:tcPr>
+          <w:p>
+            <w:pPr>
+              <w:spacing w:after="60"/>
+            </w:pPr>
+            <w:r>
+              <w:rPr>
+                <w:sz w:val="16"/>
+              </w:rPr>
+              <w:t>ec2eedb: scope</w:t>
             </w:r>
             <w:hyperlink r:id="rId39">
               <w:r>
@@ -18067,7 +18443,7 @@
               <w:rPr>
                 <w:sz w:val="16"/>
               </w:rPr>
-              <w:t>, 5f99ef0: cover sheet</w:t>
+              <w:t>, cd72000: hardware list</w:t>
             </w:r>
             <w:hyperlink r:id="rId40">
               <w:r>
@@ -18078,41 +18454,7 @@
               <w:rPr>
                 <w:sz w:val="16"/>
               </w:rPr>
-              <w:t>.</w:t>
-            </w:r>
-          </w:p>
-        </w:tc>
-      </w:tr>
-      <w:tr>
-        <w:tc>
-          <w:tcPr>
-            <w:tcW w:w="2660" w:type="dxa"/>
-          </w:tcPr>
-          <w:p>
-            <w:pPr>
-              <w:spacing w:after="60"/>
-            </w:pPr>
-            <w:r>
-              <w:rPr>
-                <w:sz w:val="16"/>
-              </w:rPr>
-              <w:t>Maryna Hordiienko</w:t>
-            </w:r>
-          </w:p>
-        </w:tc>
-        <w:tc>
-          <w:tcPr>
-            <w:tcW w:w="7432" w:type="dxa"/>
-          </w:tcPr>
-          <w:p>
-            <w:pPr>
-              <w:spacing w:after="60"/>
-            </w:pPr>
-            <w:r>
-              <w:rPr>
-                <w:sz w:val="16"/>
-              </w:rPr>
-              <w:t>33468f6: dashboard/website research</w:t>
+              <w:t>, 5f99ef0: cover sheet</w:t>
             </w:r>
             <w:hyperlink r:id="rId41">
               <w:r>
@@ -18123,7 +18465,41 @@
               <w:rPr>
                 <w:sz w:val="16"/>
               </w:rPr>
-              <w:t>, a661dae: design principles</w:t>
+              <w:t>.</w:t>
+            </w:r>
+          </w:p>
+        </w:tc>
+      </w:tr>
+      <w:tr>
+        <w:tc>
+          <w:tcPr>
+            <w:tcW w:w="2660" w:type="dxa"/>
+          </w:tcPr>
+          <w:p>
+            <w:pPr>
+              <w:spacing w:after="60"/>
+            </w:pPr>
+            <w:r>
+              <w:rPr>
+                <w:sz w:val="16"/>
+              </w:rPr>
+              <w:t>Maryna Hordiienko</w:t>
+            </w:r>
+          </w:p>
+        </w:tc>
+        <w:tc>
+          <w:tcPr>
+            <w:tcW w:w="7432" w:type="dxa"/>
+          </w:tcPr>
+          <w:p>
+            <w:pPr>
+              <w:spacing w:after="60"/>
+            </w:pPr>
+            <w:r>
+              <w:rPr>
+                <w:sz w:val="16"/>
+              </w:rPr>
+              <w:t>33468f6: dashboard/website research</w:t>
             </w:r>
             <w:hyperlink r:id="rId42">
               <w:r>
@@ -18134,38 +18510,31 @@
               <w:rPr>
                 <w:sz w:val="16"/>
               </w:rPr>
+              <w:t>, a661dae: design principles</w:t>
+            </w:r>
+            <w:hyperlink r:id="rId43">
+              <w:r>
+                <w:t>[source]</w:t>
+              </w:r>
+            </w:hyperlink>
+            <w:r>
+              <w:rPr>
+                <w:sz w:val="16"/>
+              </w:rPr>
               <w:t>.</w:t>
             </w:r>
           </w:p>
         </w:tc>
       </w:tr>
     </w:tbl>
+    <w:p>
+      <w:r>
+        <w:t>Some historical subjects are vague or contain spelling/capitalisation issues. Do not rewrite shared history merely to improve assessment appearance. For new commits follow the seven rules: separate subject/body with a blank line; keep subject at most 50 characters; capitalise; omit trailing period; use imperative mood; wrap body at 72 characters; explain what/why rather than implementation mechanics.</w:t>
+      </w:r>
+    </w:p>
     <w:p/>
-    <w:p>
-      <w:r>
-        <w:t xml:space="preserve">Some historical subjects are vague or contain spelling/capitalisation issues. Do not rewrite shared history merely to improve assessment appearance. For new commits follow the seven rules: separate subject/body with a blank </w:t>
-      </w:r>
-      <w:r>
-        <w:lastRenderedPageBreak/>
-        <w:t>line; keep subject at most 50 characters; capitalise; omit trailing period; use imperative mood; wrap body at 72 characters; explain what/why rather than implementation mechanics.</w:t>
-      </w:r>
-    </w:p>
-    <w:p/>
-    <w:p>
-      <w:pPr>
-        <w:pStyle w:val="Heading2"/>
-      </w:pPr>
-      <w:r>
-        <w:t>Group review record</w:t>
-      </w:r>
-    </w:p>
-    <w:p>
-      <w:r>
-        <w:t>Before submission each person checks their own area: Nikita reviews data/security/cron; Hanna reviews pin mapping, inventory and forms; Maryna reviews UI mock-ups and interactions. Record date, reviewed commit/version, issues and genuine approval in a review commit or PR. This review has not been performed on their behalf.</w:t>
-      </w:r>
-    </w:p>
     <w:sectPr>
-      <w:footerReference w:type="default" r:id="rId43"/>
+      <w:footerReference w:type="default" r:id="rId44"/>
       <w:pgSz w:w="11906" w:h="16838"/>
       <w:pgMar w:top="907" w:right="907" w:bottom="907" w:left="907" w:header="720" w:footer="720" w:gutter="0"/>
       <w:cols w:space="720"/>
@@ -18391,7 +18760,7 @@
   <w:abstractNum w:abstractNumId="8" w15:restartNumberingAfterBreak="0">
     <w:nsid w:val="FFFFFF89"/>
     <w:multiLevelType w:val="singleLevel"/>
-    <w:tmpl w:val="29761A62"/>
+    <w:tmpl w:val="71D6B7C6"/>
     <w:lvl w:ilvl="0">
       <w:start w:val="1"/>
       <w:numFmt w:val="bullet"/>
@@ -18452,7 +18821,7 @@
     </w:rPrDefault>
     <w:pPrDefault>
       <w:pPr>
-        <w:spacing w:after="200" w:line="276" w:lineRule="auto"/>
+        <w:spacing w:before="200" w:after="200" w:line="276" w:lineRule="auto"/>
       </w:pPr>
     </w:pPrDefault>
   </w:docDefaults>
@@ -18828,14 +19197,10 @@
   <w:style w:type="paragraph" w:default="1" w:styleId="Normal">
     <w:name w:val="Normal"/>
     <w:qFormat/>
-    <w:rsid w:val="00FC693F"/>
-    <w:pPr>
-      <w:spacing w:after="120"/>
-    </w:pPr>
+    <w:rsid w:val="0068702E"/>
     <w:rPr>
-      <w:rFonts w:ascii="Arial" w:hAnsi="Arial"/>
-      <w:color w:val="000000"/>
       <w:sz w:val="20"/>
+      <w:szCs w:val="20"/>
     </w:rPr>
   </w:style>
   <w:style w:type="paragraph" w:styleId="Heading1">
@@ -18845,19 +19210,26 @@
     <w:link w:val="Heading1Char"/>
     <w:uiPriority w:val="9"/>
     <w:qFormat/>
-    <w:rsid w:val="00FC693F"/>
+    <w:rsid w:val="0068702E"/>
     <w:pPr>
-      <w:keepNext/>
-      <w:keepLines/>
-      <w:spacing w:before="480" w:after="0"/>
+      <w:pBdr>
+        <w:top w:val="single" w:sz="24" w:space="0" w:color="4F81BD" w:themeColor="accent1"/>
+        <w:left w:val="single" w:sz="24" w:space="0" w:color="4F81BD" w:themeColor="accent1"/>
+        <w:bottom w:val="single" w:sz="24" w:space="0" w:color="4F81BD" w:themeColor="accent1"/>
+        <w:right w:val="single" w:sz="24" w:space="0" w:color="4F81BD" w:themeColor="accent1"/>
+      </w:pBdr>
+      <w:shd w:val="clear" w:color="auto" w:fill="4F81BD" w:themeFill="accent1"/>
+      <w:spacing w:after="0"/>
       <w:outlineLvl w:val="0"/>
     </w:pPr>
     <w:rPr>
-      <w:rFonts w:asciiTheme="majorHAnsi" w:eastAsiaTheme="majorEastAsia" w:hAnsiTheme="majorHAnsi" w:cstheme="majorBidi"/>
       <w:b/>
       <w:bCs/>
-      <w:sz w:val="36"/>
-      <w:szCs w:val="28"/>
+      <w:caps/>
+      <w:color w:val="FFFFFF" w:themeColor="background1"/>
+      <w:spacing w:val="15"/>
+      <w:sz w:val="22"/>
+      <w:szCs w:val="22"/>
     </w:rPr>
   </w:style>
   <w:style w:type="paragraph" w:styleId="Heading2">
@@ -18868,19 +19240,23 @@
     <w:uiPriority w:val="9"/>
     <w:unhideWhenUsed/>
     <w:qFormat/>
-    <w:rsid w:val="00FC693F"/>
+    <w:rsid w:val="0068702E"/>
     <w:pPr>
-      <w:keepNext/>
-      <w:keepLines/>
-      <w:spacing w:before="200" w:after="0"/>
+      <w:pBdr>
+        <w:top w:val="single" w:sz="24" w:space="0" w:color="DBE5F1" w:themeColor="accent1" w:themeTint="33"/>
+        <w:left w:val="single" w:sz="24" w:space="0" w:color="DBE5F1" w:themeColor="accent1" w:themeTint="33"/>
+        <w:bottom w:val="single" w:sz="24" w:space="0" w:color="DBE5F1" w:themeColor="accent1" w:themeTint="33"/>
+        <w:right w:val="single" w:sz="24" w:space="0" w:color="DBE5F1" w:themeColor="accent1" w:themeTint="33"/>
+      </w:pBdr>
+      <w:shd w:val="clear" w:color="auto" w:fill="DBE5F1" w:themeFill="accent1" w:themeFillTint="33"/>
+      <w:spacing w:after="0"/>
       <w:outlineLvl w:val="1"/>
     </w:pPr>
     <w:rPr>
-      <w:rFonts w:asciiTheme="majorHAnsi" w:eastAsiaTheme="majorEastAsia" w:hAnsiTheme="majorHAnsi" w:cstheme="majorBidi"/>
-      <w:b/>
-      <w:bCs/>
-      <w:sz w:val="26"/>
-      <w:szCs w:val="26"/>
+      <w:caps/>
+      <w:spacing w:val="15"/>
+      <w:sz w:val="22"/>
+      <w:szCs w:val="22"/>
     </w:rPr>
   </w:style>
   <w:style w:type="paragraph" w:styleId="Heading3">
@@ -18891,18 +19267,21 @@
     <w:uiPriority w:val="9"/>
     <w:unhideWhenUsed/>
     <w:qFormat/>
-    <w:rsid w:val="00FC693F"/>
+    <w:rsid w:val="0068702E"/>
     <w:pPr>
-      <w:keepNext/>
-      <w:keepLines/>
-      <w:spacing w:before="200" w:after="0"/>
+      <w:pBdr>
+        <w:top w:val="single" w:sz="6" w:space="2" w:color="4F81BD" w:themeColor="accent1"/>
+        <w:left w:val="single" w:sz="6" w:space="2" w:color="4F81BD" w:themeColor="accent1"/>
+      </w:pBdr>
+      <w:spacing w:before="300" w:after="0"/>
       <w:outlineLvl w:val="2"/>
     </w:pPr>
     <w:rPr>
-      <w:rFonts w:asciiTheme="majorHAnsi" w:eastAsiaTheme="majorEastAsia" w:hAnsiTheme="majorHAnsi" w:cstheme="majorBidi"/>
-      <w:b/>
-      <w:bCs/>
+      <w:caps/>
+      <w:color w:val="243F60" w:themeColor="accent1" w:themeShade="7F"/>
+      <w:spacing w:val="15"/>
       <w:sz w:val="22"/>
+      <w:szCs w:val="22"/>
     </w:rPr>
   </w:style>
   <w:style w:type="paragraph" w:styleId="Heading4">
@@ -18914,20 +19293,21 @@
     <w:semiHidden/>
     <w:unhideWhenUsed/>
     <w:qFormat/>
-    <w:rsid w:val="00FC693F"/>
+    <w:rsid w:val="0068702E"/>
     <w:pPr>
-      <w:keepNext/>
-      <w:keepLines/>
-      <w:spacing w:before="200" w:after="0"/>
+      <w:pBdr>
+        <w:top w:val="dotted" w:sz="6" w:space="2" w:color="4F81BD" w:themeColor="accent1"/>
+        <w:left w:val="dotted" w:sz="6" w:space="2" w:color="4F81BD" w:themeColor="accent1"/>
+      </w:pBdr>
+      <w:spacing w:before="300" w:after="0"/>
       <w:outlineLvl w:val="3"/>
     </w:pPr>
     <w:rPr>
-      <w:rFonts w:asciiTheme="majorHAnsi" w:eastAsiaTheme="majorEastAsia" w:hAnsiTheme="majorHAnsi" w:cstheme="majorBidi"/>
-      <w:b/>
-      <w:bCs/>
-      <w:i/>
-      <w:iCs/>
-      <w:color w:val="4F81BD" w:themeColor="accent1"/>
+      <w:caps/>
+      <w:color w:val="365F91" w:themeColor="accent1" w:themeShade="BF"/>
+      <w:spacing w:val="10"/>
+      <w:sz w:val="22"/>
+      <w:szCs w:val="22"/>
     </w:rPr>
   </w:style>
   <w:style w:type="paragraph" w:styleId="Heading5">
@@ -18939,16 +19319,20 @@
     <w:semiHidden/>
     <w:unhideWhenUsed/>
     <w:qFormat/>
-    <w:rsid w:val="00FC693F"/>
+    <w:rsid w:val="0068702E"/>
     <w:pPr>
-      <w:keepNext/>
-      <w:keepLines/>
-      <w:spacing w:before="200" w:after="0"/>
+      <w:pBdr>
+        <w:bottom w:val="single" w:sz="6" w:space="1" w:color="4F81BD" w:themeColor="accent1"/>
+      </w:pBdr>
+      <w:spacing w:before="300" w:after="0"/>
       <w:outlineLvl w:val="4"/>
     </w:pPr>
     <w:rPr>
-      <w:rFonts w:asciiTheme="majorHAnsi" w:eastAsiaTheme="majorEastAsia" w:hAnsiTheme="majorHAnsi" w:cstheme="majorBidi"/>
-      <w:color w:val="243F60" w:themeColor="accent1" w:themeShade="7F"/>
+      <w:caps/>
+      <w:color w:val="365F91" w:themeColor="accent1" w:themeShade="BF"/>
+      <w:spacing w:val="10"/>
+      <w:sz w:val="22"/>
+      <w:szCs w:val="22"/>
     </w:rPr>
   </w:style>
   <w:style w:type="paragraph" w:styleId="Heading6">
@@ -18960,18 +19344,20 @@
     <w:semiHidden/>
     <w:unhideWhenUsed/>
     <w:qFormat/>
-    <w:rsid w:val="00FC693F"/>
+    <w:rsid w:val="0068702E"/>
     <w:pPr>
-      <w:keepNext/>
-      <w:keepLines/>
-      <w:spacing w:before="200" w:after="0"/>
+      <w:pBdr>
+        <w:bottom w:val="dotted" w:sz="6" w:space="1" w:color="4F81BD" w:themeColor="accent1"/>
+      </w:pBdr>
+      <w:spacing w:before="300" w:after="0"/>
       <w:outlineLvl w:val="5"/>
     </w:pPr>
     <w:rPr>
-      <w:rFonts w:asciiTheme="majorHAnsi" w:eastAsiaTheme="majorEastAsia" w:hAnsiTheme="majorHAnsi" w:cstheme="majorBidi"/>
-      <w:i/>
-      <w:iCs/>
-      <w:color w:val="243F60" w:themeColor="accent1" w:themeShade="7F"/>
+      <w:caps/>
+      <w:color w:val="365F91" w:themeColor="accent1" w:themeShade="BF"/>
+      <w:spacing w:val="10"/>
+      <w:sz w:val="22"/>
+      <w:szCs w:val="22"/>
     </w:rPr>
   </w:style>
   <w:style w:type="paragraph" w:styleId="Heading7">
@@ -18983,18 +19369,17 @@
     <w:semiHidden/>
     <w:unhideWhenUsed/>
     <w:qFormat/>
-    <w:rsid w:val="00FC693F"/>
+    <w:rsid w:val="0068702E"/>
     <w:pPr>
-      <w:keepNext/>
-      <w:keepLines/>
-      <w:spacing w:before="200" w:after="0"/>
+      <w:spacing w:before="300" w:after="0"/>
       <w:outlineLvl w:val="6"/>
     </w:pPr>
     <w:rPr>
-      <w:rFonts w:asciiTheme="majorHAnsi" w:eastAsiaTheme="majorEastAsia" w:hAnsiTheme="majorHAnsi" w:cstheme="majorBidi"/>
-      <w:i/>
-      <w:iCs/>
-      <w:color w:val="404040" w:themeColor="text1" w:themeTint="BF"/>
+      <w:caps/>
+      <w:color w:val="365F91" w:themeColor="accent1" w:themeShade="BF"/>
+      <w:spacing w:val="10"/>
+      <w:sz w:val="22"/>
+      <w:szCs w:val="22"/>
     </w:rPr>
   </w:style>
   <w:style w:type="paragraph" w:styleId="Heading8">
@@ -19006,17 +19391,16 @@
     <w:semiHidden/>
     <w:unhideWhenUsed/>
     <w:qFormat/>
-    <w:rsid w:val="00FC693F"/>
+    <w:rsid w:val="0068702E"/>
     <w:pPr>
-      <w:keepNext/>
-      <w:keepLines/>
-      <w:spacing w:before="200" w:after="0"/>
+      <w:spacing w:before="300" w:after="0"/>
       <w:outlineLvl w:val="7"/>
     </w:pPr>
     <w:rPr>
-      <w:rFonts w:asciiTheme="majorHAnsi" w:eastAsiaTheme="majorEastAsia" w:hAnsiTheme="majorHAnsi" w:cstheme="majorBidi"/>
-      <w:color w:val="4F81BD" w:themeColor="accent1"/>
-      <w:szCs w:val="20"/>
+      <w:caps/>
+      <w:spacing w:val="10"/>
+      <w:sz w:val="18"/>
+      <w:szCs w:val="18"/>
     </w:rPr>
   </w:style>
   <w:style w:type="paragraph" w:styleId="Heading9">
@@ -19028,19 +19412,17 @@
     <w:semiHidden/>
     <w:unhideWhenUsed/>
     <w:qFormat/>
-    <w:rsid w:val="00FC693F"/>
+    <w:rsid w:val="0068702E"/>
     <w:pPr>
-      <w:keepNext/>
-      <w:keepLines/>
-      <w:spacing w:before="200" w:after="0"/>
+      <w:spacing w:before="300" w:after="0"/>
       <w:outlineLvl w:val="8"/>
     </w:pPr>
     <w:rPr>
-      <w:rFonts w:asciiTheme="majorHAnsi" w:eastAsiaTheme="majorEastAsia" w:hAnsiTheme="majorHAnsi" w:cstheme="majorBidi"/>
       <w:i/>
-      <w:iCs/>
-      <w:color w:val="404040" w:themeColor="text1" w:themeTint="BF"/>
-      <w:szCs w:val="20"/>
+      <w:caps/>
+      <w:spacing w:val="10"/>
+      <w:sz w:val="18"/>
+      <w:szCs w:val="18"/>
     </w:rPr>
   </w:style>
   <w:style w:type="character" w:default="1" w:styleId="DefaultParagraphFont">
@@ -19116,11 +19498,13 @@
   </w:style>
   <w:style w:type="paragraph" w:styleId="NoSpacing">
     <w:name w:val="No Spacing"/>
+    <w:basedOn w:val="Normal"/>
+    <w:link w:val="NoSpacingChar"/>
     <w:uiPriority w:val="1"/>
     <w:qFormat/>
-    <w:rsid w:val="00FC693F"/>
+    <w:rsid w:val="0068702E"/>
     <w:pPr>
-      <w:spacing w:after="0" w:line="240" w:lineRule="auto"/>
+      <w:spacing w:before="0" w:after="0" w:line="240" w:lineRule="auto"/>
     </w:pPr>
   </w:style>
   <w:style w:type="character" w:customStyle="1" w:styleId="Heading1Char">
@@ -19128,14 +19512,14 @@
     <w:basedOn w:val="DefaultParagraphFont"/>
     <w:link w:val="Heading1"/>
     <w:uiPriority w:val="9"/>
-    <w:rsid w:val="00FC693F"/>
+    <w:rsid w:val="0068702E"/>
     <w:rPr>
-      <w:rFonts w:asciiTheme="majorHAnsi" w:eastAsiaTheme="majorEastAsia" w:hAnsiTheme="majorHAnsi" w:cstheme="majorBidi"/>
       <w:b/>
       <w:bCs/>
-      <w:color w:val="365F91" w:themeColor="accent1" w:themeShade="BF"/>
-      <w:sz w:val="28"/>
-      <w:szCs w:val="28"/>
+      <w:caps/>
+      <w:color w:val="FFFFFF" w:themeColor="background1"/>
+      <w:spacing w:val="15"/>
+      <w:shd w:val="clear" w:color="auto" w:fill="4F81BD" w:themeFill="accent1"/>
     </w:rPr>
   </w:style>
   <w:style w:type="character" w:customStyle="1" w:styleId="Heading2Char">
@@ -19143,14 +19527,11 @@
     <w:basedOn w:val="DefaultParagraphFont"/>
     <w:link w:val="Heading2"/>
     <w:uiPriority w:val="9"/>
-    <w:rsid w:val="00FC693F"/>
+    <w:rsid w:val="0068702E"/>
     <w:rPr>
-      <w:rFonts w:asciiTheme="majorHAnsi" w:eastAsiaTheme="majorEastAsia" w:hAnsiTheme="majorHAnsi" w:cstheme="majorBidi"/>
-      <w:b/>
-      <w:bCs/>
-      <w:color w:val="4F81BD" w:themeColor="accent1"/>
-      <w:sz w:val="26"/>
-      <w:szCs w:val="26"/>
+      <w:caps/>
+      <w:spacing w:val="15"/>
+      <w:shd w:val="clear" w:color="auto" w:fill="DBE5F1" w:themeFill="accent1" w:themeFillTint="33"/>
     </w:rPr>
   </w:style>
   <w:style w:type="character" w:customStyle="1" w:styleId="Heading3Char">
@@ -19158,12 +19539,11 @@
     <w:basedOn w:val="DefaultParagraphFont"/>
     <w:link w:val="Heading3"/>
     <w:uiPriority w:val="9"/>
-    <w:rsid w:val="00FC693F"/>
+    <w:rsid w:val="0068702E"/>
     <w:rPr>
-      <w:rFonts w:asciiTheme="majorHAnsi" w:eastAsiaTheme="majorEastAsia" w:hAnsiTheme="majorHAnsi" w:cstheme="majorBidi"/>
-      <w:b/>
-      <w:bCs/>
-      <w:color w:val="4F81BD" w:themeColor="accent1"/>
+      <w:caps/>
+      <w:color w:val="243F60" w:themeColor="accent1" w:themeShade="7F"/>
+      <w:spacing w:val="15"/>
     </w:rPr>
   </w:style>
   <w:style w:type="paragraph" w:styleId="Title">
@@ -19173,16 +19553,16 @@
     <w:link w:val="TitleChar"/>
     <w:uiPriority w:val="10"/>
     <w:qFormat/>
-    <w:rsid w:val="00FC693F"/>
+    <w:rsid w:val="0068702E"/>
     <w:pPr>
-      <w:spacing w:after="300" w:line="240" w:lineRule="auto"/>
-      <w:contextualSpacing/>
+      <w:spacing w:before="720"/>
     </w:pPr>
     <w:rPr>
-      <w:rFonts w:asciiTheme="majorHAnsi" w:eastAsiaTheme="majorEastAsia" w:hAnsiTheme="majorHAnsi" w:cstheme="majorBidi"/>
-      <w:spacing w:val="5"/>
+      <w:caps/>
+      <w:color w:val="4F81BD" w:themeColor="accent1"/>
+      <w:spacing w:val="10"/>
       <w:kern w:val="28"/>
-      <w:sz w:val="56"/>
+      <w:sz w:val="52"/>
       <w:szCs w:val="52"/>
     </w:rPr>
   </w:style>
@@ -19191,11 +19571,11 @@
     <w:basedOn w:val="DefaultParagraphFont"/>
     <w:link w:val="Title"/>
     <w:uiPriority w:val="10"/>
-    <w:rsid w:val="00FC693F"/>
+    <w:rsid w:val="0068702E"/>
     <w:rPr>
-      <w:rFonts w:asciiTheme="majorHAnsi" w:eastAsiaTheme="majorEastAsia" w:hAnsiTheme="majorHAnsi" w:cstheme="majorBidi"/>
-      <w:color w:val="17365D" w:themeColor="text2" w:themeShade="BF"/>
-      <w:spacing w:val="5"/>
+      <w:caps/>
+      <w:color w:val="4F81BD" w:themeColor="accent1"/>
+      <w:spacing w:val="10"/>
       <w:kern w:val="28"/>
       <w:sz w:val="52"/>
       <w:szCs w:val="52"/>
@@ -19208,17 +19588,14 @@
     <w:link w:val="SubtitleChar"/>
     <w:uiPriority w:val="11"/>
     <w:qFormat/>
-    <w:rsid w:val="00FC693F"/>
+    <w:rsid w:val="0068702E"/>
     <w:pPr>
-      <w:numPr>
-        <w:ilvl w:val="1"/>
-      </w:numPr>
+      <w:spacing w:after="1000" w:line="240" w:lineRule="auto"/>
     </w:pPr>
     <w:rPr>
-      <w:rFonts w:asciiTheme="majorHAnsi" w:eastAsiaTheme="majorEastAsia" w:hAnsiTheme="majorHAnsi" w:cstheme="majorBidi"/>
-      <w:i/>
-      <w:iCs/>
-      <w:spacing w:val="15"/>
+      <w:caps/>
+      <w:color w:val="595959" w:themeColor="text1" w:themeTint="A6"/>
+      <w:spacing w:val="10"/>
       <w:sz w:val="24"/>
       <w:szCs w:val="24"/>
     </w:rPr>
@@ -19228,13 +19605,11 @@
     <w:basedOn w:val="DefaultParagraphFont"/>
     <w:link w:val="Subtitle"/>
     <w:uiPriority w:val="11"/>
-    <w:rsid w:val="00FC693F"/>
+    <w:rsid w:val="0068702E"/>
     <w:rPr>
-      <w:rFonts w:asciiTheme="majorHAnsi" w:eastAsiaTheme="majorEastAsia" w:hAnsiTheme="majorHAnsi" w:cstheme="majorBidi"/>
-      <w:i/>
-      <w:iCs/>
-      <w:color w:val="4F81BD" w:themeColor="accent1"/>
-      <w:spacing w:val="15"/>
+      <w:caps/>
+      <w:color w:val="595959" w:themeColor="text1" w:themeTint="A6"/>
+      <w:spacing w:val="10"/>
       <w:sz w:val="24"/>
       <w:szCs w:val="24"/>
     </w:rPr>
@@ -19244,7 +19619,7 @@
     <w:basedOn w:val="Normal"/>
     <w:uiPriority w:val="34"/>
     <w:qFormat/>
-    <w:rsid w:val="00FC693F"/>
+    <w:rsid w:val="0068702E"/>
     <w:pPr>
       <w:ind w:left="720"/>
       <w:contextualSpacing/>
@@ -19492,11 +19867,10 @@
     <w:link w:val="QuoteChar"/>
     <w:uiPriority w:val="29"/>
     <w:qFormat/>
-    <w:rsid w:val="00FC693F"/>
+    <w:rsid w:val="0068702E"/>
     <w:rPr>
       <w:i/>
       <w:iCs/>
-      <w:color w:val="000000" w:themeColor="text1"/>
     </w:rPr>
   </w:style>
   <w:style w:type="character" w:customStyle="1" w:styleId="QuoteChar">
@@ -19504,11 +19878,12 @@
     <w:basedOn w:val="DefaultParagraphFont"/>
     <w:link w:val="Quote"/>
     <w:uiPriority w:val="29"/>
-    <w:rsid w:val="00FC693F"/>
+    <w:rsid w:val="0068702E"/>
     <w:rPr>
       <w:i/>
       <w:iCs/>
-      <w:color w:val="000000" w:themeColor="text1"/>
+      <w:sz w:val="20"/>
+      <w:szCs w:val="20"/>
     </w:rPr>
   </w:style>
   <w:style w:type="character" w:customStyle="1" w:styleId="Heading4Char">
@@ -19517,14 +19892,11 @@
     <w:link w:val="Heading4"/>
     <w:uiPriority w:val="9"/>
     <w:semiHidden/>
-    <w:rsid w:val="00FC693F"/>
+    <w:rsid w:val="0068702E"/>
     <w:rPr>
-      <w:rFonts w:asciiTheme="majorHAnsi" w:eastAsiaTheme="majorEastAsia" w:hAnsiTheme="majorHAnsi" w:cstheme="majorBidi"/>
-      <w:b/>
-      <w:bCs/>
-      <w:i/>
-      <w:iCs/>
-      <w:color w:val="4F81BD" w:themeColor="accent1"/>
+      <w:caps/>
+      <w:color w:val="365F91" w:themeColor="accent1" w:themeShade="BF"/>
+      <w:spacing w:val="10"/>
     </w:rPr>
   </w:style>
   <w:style w:type="character" w:customStyle="1" w:styleId="Heading5Char">
@@ -19533,10 +19905,11 @@
     <w:link w:val="Heading5"/>
     <w:uiPriority w:val="9"/>
     <w:semiHidden/>
-    <w:rsid w:val="00FC693F"/>
+    <w:rsid w:val="0068702E"/>
     <w:rPr>
-      <w:rFonts w:asciiTheme="majorHAnsi" w:eastAsiaTheme="majorEastAsia" w:hAnsiTheme="majorHAnsi" w:cstheme="majorBidi"/>
-      <w:color w:val="243F60" w:themeColor="accent1" w:themeShade="7F"/>
+      <w:caps/>
+      <w:color w:val="365F91" w:themeColor="accent1" w:themeShade="BF"/>
+      <w:spacing w:val="10"/>
     </w:rPr>
   </w:style>
   <w:style w:type="character" w:customStyle="1" w:styleId="Heading6Char">
@@ -19545,12 +19918,11 @@
     <w:link w:val="Heading6"/>
     <w:uiPriority w:val="9"/>
     <w:semiHidden/>
-    <w:rsid w:val="00FC693F"/>
+    <w:rsid w:val="0068702E"/>
     <w:rPr>
-      <w:rFonts w:asciiTheme="majorHAnsi" w:eastAsiaTheme="majorEastAsia" w:hAnsiTheme="majorHAnsi" w:cstheme="majorBidi"/>
-      <w:i/>
-      <w:iCs/>
-      <w:color w:val="243F60" w:themeColor="accent1" w:themeShade="7F"/>
+      <w:caps/>
+      <w:color w:val="365F91" w:themeColor="accent1" w:themeShade="BF"/>
+      <w:spacing w:val="10"/>
     </w:rPr>
   </w:style>
   <w:style w:type="character" w:customStyle="1" w:styleId="Heading7Char">
@@ -19559,12 +19931,11 @@
     <w:link w:val="Heading7"/>
     <w:uiPriority w:val="9"/>
     <w:semiHidden/>
-    <w:rsid w:val="00FC693F"/>
+    <w:rsid w:val="0068702E"/>
     <w:rPr>
-      <w:rFonts w:asciiTheme="majorHAnsi" w:eastAsiaTheme="majorEastAsia" w:hAnsiTheme="majorHAnsi" w:cstheme="majorBidi"/>
-      <w:i/>
-      <w:iCs/>
-      <w:color w:val="404040" w:themeColor="text1" w:themeTint="BF"/>
+      <w:caps/>
+      <w:color w:val="365F91" w:themeColor="accent1" w:themeShade="BF"/>
+      <w:spacing w:val="10"/>
     </w:rPr>
   </w:style>
   <w:style w:type="character" w:customStyle="1" w:styleId="Heading8Char">
@@ -19573,12 +19944,12 @@
     <w:link w:val="Heading8"/>
     <w:uiPriority w:val="9"/>
     <w:semiHidden/>
-    <w:rsid w:val="00FC693F"/>
+    <w:rsid w:val="0068702E"/>
     <w:rPr>
-      <w:rFonts w:asciiTheme="majorHAnsi" w:eastAsiaTheme="majorEastAsia" w:hAnsiTheme="majorHAnsi" w:cstheme="majorBidi"/>
-      <w:color w:val="4F81BD" w:themeColor="accent1"/>
-      <w:sz w:val="20"/>
-      <w:szCs w:val="20"/>
+      <w:caps/>
+      <w:spacing w:val="10"/>
+      <w:sz w:val="18"/>
+      <w:szCs w:val="18"/>
     </w:rPr>
   </w:style>
   <w:style w:type="character" w:customStyle="1" w:styleId="Heading9Char">
@@ -19587,14 +19958,13 @@
     <w:link w:val="Heading9"/>
     <w:uiPriority w:val="9"/>
     <w:semiHidden/>
-    <w:rsid w:val="00FC693F"/>
+    <w:rsid w:val="0068702E"/>
     <w:rPr>
-      <w:rFonts w:asciiTheme="majorHAnsi" w:eastAsiaTheme="majorEastAsia" w:hAnsiTheme="majorHAnsi" w:cstheme="majorBidi"/>
       <w:i/>
-      <w:iCs/>
-      <w:color w:val="404040" w:themeColor="text1" w:themeTint="BF"/>
-      <w:sz w:val="20"/>
-      <w:szCs w:val="20"/>
+      <w:caps/>
+      <w:spacing w:val="10"/>
+      <w:sz w:val="18"/>
+      <w:szCs w:val="18"/>
     </w:rPr>
   </w:style>
   <w:style w:type="paragraph" w:styleId="Caption">
@@ -19605,24 +19975,20 @@
     <w:semiHidden/>
     <w:unhideWhenUsed/>
     <w:qFormat/>
-    <w:rsid w:val="00FC693F"/>
-    <w:pPr>
-      <w:spacing w:line="240" w:lineRule="auto"/>
-    </w:pPr>
+    <w:rsid w:val="0068702E"/>
     <w:rPr>
       <w:b/>
       <w:bCs/>
-      <w:color w:val="4F81BD" w:themeColor="accent1"/>
-      <w:sz w:val="18"/>
-      <w:szCs w:val="18"/>
+      <w:color w:val="365F91" w:themeColor="accent1" w:themeShade="BF"/>
+      <w:sz w:val="16"/>
+      <w:szCs w:val="16"/>
     </w:rPr>
   </w:style>
   <w:style w:type="character" w:styleId="Strong">
     <w:name w:val="Strong"/>
-    <w:basedOn w:val="DefaultParagraphFont"/>
     <w:uiPriority w:val="22"/>
     <w:qFormat/>
-    <w:rsid w:val="00FC693F"/>
+    <w:rsid w:val="0068702E"/>
     <w:rPr>
       <w:b/>
       <w:bCs/>
@@ -19630,13 +19996,13 @@
   </w:style>
   <w:style w:type="character" w:styleId="Emphasis">
     <w:name w:val="Emphasis"/>
-    <w:basedOn w:val="DefaultParagraphFont"/>
     <w:uiPriority w:val="20"/>
     <w:qFormat/>
-    <w:rsid w:val="00FC693F"/>
+    <w:rsid w:val="0068702E"/>
     <w:rPr>
-      <w:i/>
-      <w:iCs/>
+      <w:caps/>
+      <w:color w:val="243F60" w:themeColor="accent1" w:themeShade="7F"/>
+      <w:spacing w:val="5"/>
     </w:rPr>
   </w:style>
   <w:style w:type="paragraph" w:styleId="IntenseQuote">
@@ -19646,14 +20012,17 @@
     <w:link w:val="IntenseQuoteChar"/>
     <w:uiPriority w:val="30"/>
     <w:qFormat/>
-    <w:rsid w:val="00FC693F"/>
+    <w:rsid w:val="0068702E"/>
     <w:pPr>
-      <w:spacing w:before="200" w:after="280"/>
-      <w:ind w:left="936" w:right="936"/>
+      <w:pBdr>
+        <w:top w:val="single" w:sz="4" w:space="10" w:color="4F81BD" w:themeColor="accent1"/>
+        <w:left w:val="single" w:sz="4" w:space="10" w:color="4F81BD" w:themeColor="accent1"/>
+      </w:pBdr>
+      <w:spacing w:after="0"/>
+      <w:ind w:left="1296" w:right="1152"/>
+      <w:jc w:val="both"/>
     </w:pPr>
     <w:rPr>
-      <w:b/>
-      <w:bCs/>
       <w:i/>
       <w:iCs/>
       <w:color w:val="4F81BD" w:themeColor="accent1"/>
@@ -19664,79 +20033,75 @@
     <w:basedOn w:val="DefaultParagraphFont"/>
     <w:link w:val="IntenseQuote"/>
     <w:uiPriority w:val="30"/>
-    <w:rsid w:val="00FC693F"/>
+    <w:rsid w:val="0068702E"/>
+    <w:rPr>
+      <w:i/>
+      <w:iCs/>
+      <w:color w:val="4F81BD" w:themeColor="accent1"/>
+      <w:sz w:val="20"/>
+      <w:szCs w:val="20"/>
+    </w:rPr>
+  </w:style>
+  <w:style w:type="character" w:styleId="SubtleEmphasis">
+    <w:name w:val="Subtle Emphasis"/>
+    <w:uiPriority w:val="19"/>
+    <w:qFormat/>
+    <w:rsid w:val="0068702E"/>
+    <w:rPr>
+      <w:i/>
+      <w:iCs/>
+      <w:color w:val="243F60" w:themeColor="accent1" w:themeShade="7F"/>
+    </w:rPr>
+  </w:style>
+  <w:style w:type="character" w:styleId="IntenseEmphasis">
+    <w:name w:val="Intense Emphasis"/>
+    <w:uiPriority w:val="21"/>
+    <w:qFormat/>
+    <w:rsid w:val="0068702E"/>
+    <w:rPr>
+      <w:b/>
+      <w:bCs/>
+      <w:caps/>
+      <w:color w:val="243F60" w:themeColor="accent1" w:themeShade="7F"/>
+      <w:spacing w:val="10"/>
+    </w:rPr>
+  </w:style>
+  <w:style w:type="character" w:styleId="SubtleReference">
+    <w:name w:val="Subtle Reference"/>
+    <w:uiPriority w:val="31"/>
+    <w:qFormat/>
+    <w:rsid w:val="0068702E"/>
+    <w:rPr>
+      <w:b/>
+      <w:bCs/>
+      <w:color w:val="4F81BD" w:themeColor="accent1"/>
+    </w:rPr>
+  </w:style>
+  <w:style w:type="character" w:styleId="IntenseReference">
+    <w:name w:val="Intense Reference"/>
+    <w:uiPriority w:val="32"/>
+    <w:qFormat/>
+    <w:rsid w:val="0068702E"/>
     <w:rPr>
       <w:b/>
       <w:bCs/>
       <w:i/>
       <w:iCs/>
+      <w:caps/>
       <w:color w:val="4F81BD" w:themeColor="accent1"/>
     </w:rPr>
   </w:style>
-  <w:style w:type="character" w:styleId="SubtleEmphasis">
-    <w:name w:val="Subtle Emphasis"/>
-    <w:basedOn w:val="DefaultParagraphFont"/>
-    <w:uiPriority w:val="19"/>
+  <w:style w:type="character" w:styleId="BookTitle">
+    <w:name w:val="Book Title"/>
+    <w:uiPriority w:val="33"/>
     <w:qFormat/>
-    <w:rsid w:val="00FC693F"/>
-    <w:rPr>
-      <w:i/>
-      <w:iCs/>
-      <w:color w:val="808080" w:themeColor="text1" w:themeTint="7F"/>
-    </w:rPr>
-  </w:style>
-  <w:style w:type="character" w:styleId="IntenseEmphasis">
-    <w:name w:val="Intense Emphasis"/>
-    <w:basedOn w:val="DefaultParagraphFont"/>
-    <w:uiPriority w:val="21"/>
-    <w:qFormat/>
-    <w:rsid w:val="00FC693F"/>
+    <w:rsid w:val="0068702E"/>
     <w:rPr>
       <w:b/>
       <w:bCs/>
       <w:i/>
       <w:iCs/>
-      <w:color w:val="4F81BD" w:themeColor="accent1"/>
-    </w:rPr>
-  </w:style>
-  <w:style w:type="character" w:styleId="SubtleReference">
-    <w:name w:val="Subtle Reference"/>
-    <w:basedOn w:val="DefaultParagraphFont"/>
-    <w:uiPriority w:val="31"/>
-    <w:qFormat/>
-    <w:rsid w:val="00FC693F"/>
-    <w:rPr>
-      <w:smallCaps/>
-      <w:color w:val="C0504D" w:themeColor="accent2"/>
-      <w:u w:val="single"/>
-    </w:rPr>
-  </w:style>
-  <w:style w:type="character" w:styleId="IntenseReference">
-    <w:name w:val="Intense Reference"/>
-    <w:basedOn w:val="DefaultParagraphFont"/>
-    <w:uiPriority w:val="32"/>
-    <w:qFormat/>
-    <w:rsid w:val="00FC693F"/>
-    <w:rPr>
-      <w:b/>
-      <w:bCs/>
-      <w:smallCaps/>
-      <w:color w:val="C0504D" w:themeColor="accent2"/>
-      <w:spacing w:val="5"/>
-      <w:u w:val="single"/>
-    </w:rPr>
-  </w:style>
-  <w:style w:type="character" w:styleId="BookTitle">
-    <w:name w:val="Book Title"/>
-    <w:basedOn w:val="DefaultParagraphFont"/>
-    <w:uiPriority w:val="33"/>
-    <w:qFormat/>
-    <w:rsid w:val="00FC693F"/>
-    <w:rPr>
-      <w:b/>
-      <w:bCs/>
-      <w:smallCaps/>
-      <w:spacing w:val="5"/>
+      <w:spacing w:val="9"/>
     </w:rPr>
   </w:style>
   <w:style w:type="paragraph" w:styleId="TOCHeading">
@@ -19747,7 +20112,7 @@
     <w:semiHidden/>
     <w:unhideWhenUsed/>
     <w:qFormat/>
-    <w:rsid w:val="00FC693F"/>
+    <w:rsid w:val="0068702E"/>
     <w:pPr>
       <w:outlineLvl w:val="9"/>
     </w:pPr>
@@ -29805,6 +30170,17 @@
         <w:shd w:val="clear" w:color="auto" w:fill="FBCAA2" w:themeFill="accent6" w:themeFillTint="7F"/>
       </w:tcPr>
     </w:tblStylePr>
+  </w:style>
+  <w:style w:type="character" w:customStyle="1" w:styleId="NoSpacingChar">
+    <w:name w:val="No Spacing Char"/>
+    <w:basedOn w:val="DefaultParagraphFont"/>
+    <w:link w:val="NoSpacing"/>
+    <w:uiPriority w:val="1"/>
+    <w:rsid w:val="0068702E"/>
+    <w:rPr>
+      <w:sz w:val="20"/>
+      <w:szCs w:val="20"/>
+    </w:rPr>
   </w:style>
 </w:styles>
 </file>

--- a/docs/smart-box-iot-gca1-design.docx
+++ b/docs/smart-box-iot-gca1-design.docx
@@ -1,10 +1,1200 @@
 
 <file path=word/document.xml><?xml version="1.0" encoding="utf-8"?>
-<w:document xmlns:wpc="http://schemas.microsoft.com/office/word/2010/wordprocessingCanvas" xmlns:cx="http://schemas.microsoft.com/office/drawing/2014/chartex" xmlns:cx1="http://schemas.microsoft.com/office/drawing/2015/9/8/chartex" xmlns:cx2="http://schemas.microsoft.com/office/drawing/2015/10/21/chartex" xmlns:cx3="http://schemas.microsoft.com/office/drawing/2016/5/9/chartex" xmlns:cx4="http://schemas.microsoft.com/office/drawing/2016/5/10/chartex" xmlns:cx5="http://schemas.microsoft.com/office/drawing/2016/5/11/chartex" xmlns:cx6="http://schemas.microsoft.com/office/drawing/2016/5/12/chartex" xmlns:cx7="http://schemas.microsoft.com/office/drawing/2016/5/13/chartex" xmlns:cx8="http://schemas.microsoft.com/office/drawing/2016/5/14/chartex" xmlns:mc="http://schemas.openxmlformats.org/markup-compatibility/2006" xmlns:m="http://schemas.openxmlformats.org/officeDocument/2006/math" xmlns:aink="http://schemas.microsoft.com/office/drawing/2016/ink" xmlns:am3d="http://schemas.microsoft.com/office/drawing/2017/model3d" xmlns:oel="http://schemas.microsoft.com/office/2019/extlst" xmlns:r="http://schemas.openxmlformats.org/officeDocument/2006/relationships" xmlns:wp14="http://schemas.microsoft.com/office/word/2010/wordprocessingDrawing" xmlns:wp="http://schemas.openxmlformats.org/drawingml/2006/wordprocessingDrawing" xmlns:wpg="http://schemas.microsoft.com/office/word/2010/wordprocessingGroup" xmlns:wpi="http://schemas.microsoft.com/office/word/2010/wordprocessingInk" xmlns:wps="http://schemas.microsoft.com/office/word/2010/wordprocessingShape" xmlns:o="urn:schemas-microsoft-com:office:office" xmlns:v="urn:schemas-microsoft-com:vml" xmlns:w10="urn:schemas-microsoft-com:office:word" xmlns:w="http://schemas.openxmlformats.org/wordprocessingml/2006/main" xmlns:w14="http://schemas.microsoft.com/office/word/2010/wordml" xmlns:w15="http://schemas.microsoft.com/office/word/2012/wordml" xmlns:w16cex="http://schemas.microsoft.com/office/word/2018/wordml/cex" xmlns:w16cid="http://schemas.microsoft.com/office/word/2016/wordml/cid" xmlns:w16="http://schemas.microsoft.com/office/word/2018/wordml" xmlns:w16sdtdh="http://schemas.microsoft.com/office/word/2020/wordml/sdtdatahash" xmlns:w16sdtfl="http://schemas.microsoft.com/office/word/2024/wordml/sdtformatlock" xmlns:w16se="http://schemas.microsoft.com/office/word/2015/wordml/symex" xmlns:w16du="http://schemas.microsoft.com/office/word/2023/wordml/word16du" xmlns:wne="http://schemas.microsoft.com/office/word/2006/wordml" mc:Ignorable="w14 w15 w16se w16cid w16 w16cex w16sdtdh w16sdtfl w16du wp14">
+<w:document xmlns:wpc="http://schemas.microsoft.com/office/word/2010/wordprocessingCanvas" xmlns:cx="http://schemas.microsoft.com/office/drawing/2014/chartex" xmlns:cx1="http://schemas.microsoft.com/office/drawing/2015/9/8/chartex" xmlns:cx2="http://schemas.microsoft.com/office/drawing/2015/10/21/chartex" xmlns:cx3="http://schemas.microsoft.com/office/drawing/2016/5/9/chartex" xmlns:cx4="http://schemas.microsoft.com/office/drawing/2016/5/10/chartex" xmlns:cx5="http://schemas.microsoft.com/office/drawing/2016/5/11/chartex" xmlns:cx6="http://schemas.microsoft.com/office/drawing/2016/5/12/chartex" xmlns:cx7="http://schemas.microsoft.com/office/drawing/2016/5/13/chartex" xmlns:cx8="http://schemas.microsoft.com/office/drawing/2016/5/14/chartex" xmlns:mc="http://schemas.openxmlformats.org/markup-compatibility/2006" xmlns:aink="http://schemas.microsoft.com/office/drawing/2016/ink" xmlns:am3d="http://schemas.microsoft.com/office/drawing/2017/model3d" xmlns:o="urn:schemas-microsoft-com:office:office" xmlns:oel="http://schemas.microsoft.com/office/2019/extlst" xmlns:r="http://schemas.openxmlformats.org/officeDocument/2006/relationships" xmlns:m="http://schemas.openxmlformats.org/officeDocument/2006/math" xmlns:v="urn:schemas-microsoft-com:vml" xmlns:wp14="http://schemas.microsoft.com/office/word/2010/wordprocessingDrawing" xmlns:wp="http://schemas.openxmlformats.org/drawingml/2006/wordprocessingDrawing" xmlns:w10="urn:schemas-microsoft-com:office:word" xmlns:w="http://schemas.openxmlformats.org/wordprocessingml/2006/main" xmlns:w14="http://schemas.microsoft.com/office/word/2010/wordml" xmlns:w15="http://schemas.microsoft.com/office/word/2012/wordml" xmlns:w16cex="http://schemas.microsoft.com/office/word/2018/wordml/cex" xmlns:w16cid="http://schemas.microsoft.com/office/word/2016/wordml/cid" xmlns:w16="http://schemas.microsoft.com/office/word/2018/wordml" xmlns:w16du="http://schemas.microsoft.com/office/word/2023/wordml/word16du" xmlns:w16sdtdh="http://schemas.microsoft.com/office/word/2020/wordml/sdtdatahash" xmlns:w16sdtfl="http://schemas.microsoft.com/office/word/2024/wordml/sdtformatlock" xmlns:w16se="http://schemas.microsoft.com/office/word/2015/wordml/symex" xmlns:wpg="http://schemas.microsoft.com/office/word/2010/wordprocessingGroup" xmlns:wpi="http://schemas.microsoft.com/office/word/2010/wordprocessingInk" xmlns:wne="http://schemas.microsoft.com/office/word/2006/wordml" xmlns:wps="http://schemas.microsoft.com/office/word/2010/wordprocessingShape" mc:Ignorable="w14 w15 w16se w16cid w16 w16cex w16sdtdh w16sdtfl w16du wp14">
   <w:body>
+    <w:tbl>
+      <w:tblPr>
+        <w:tblStyle w:val="TableGrid"/>
+        <w:tblW w:w="9039" w:type="dxa"/>
+        <w:tblLook w:val="00A0" w:firstRow="1" w:lastRow="0" w:firstColumn="1" w:lastColumn="0" w:noHBand="0" w:noVBand="0"/>
+      </w:tblPr>
+      <w:tblGrid>
+        <w:gridCol w:w="4644"/>
+        <w:gridCol w:w="4395"/>
+      </w:tblGrid>
+      <w:tr>
+        <w:trPr>
+          <w:trHeight w:val="838"/>
+        </w:trPr>
+        <w:tc>
+          <w:tcPr>
+            <w:tcW w:w="9039" w:type="dxa"/>
+            <w:gridSpan w:val="2"/>
+            <w:tcBorders>
+              <w:bottom w:val="single" w:sz="4" w:space="0" w:color="auto"/>
+            </w:tcBorders>
+          </w:tcPr>
+          <w:p>
+            <w:pPr>
+              <w:jc w:val="center"/>
+              <w:rPr>
+                <w:b/>
+              </w:rPr>
+            </w:pPr>
+            <w:r>
+              <w:rPr>
+                <w:b/>
+                <w:noProof/>
+                <w:lang w:val="en-IE" w:eastAsia="en-IE"/>
+              </w:rPr>
+              <w:drawing>
+                <wp:anchor distT="0" distB="0" distL="114300" distR="114300" simplePos="0" relativeHeight="251659264" behindDoc="1" locked="0" layoutInCell="1" allowOverlap="1" wp14:anchorId="6039E09A" wp14:editId="276A4BEA">
+                  <wp:simplePos x="0" y="0"/>
+                  <wp:positionH relativeFrom="column">
+                    <wp:posOffset>4773295</wp:posOffset>
+                  </wp:positionH>
+                  <wp:positionV relativeFrom="paragraph">
+                    <wp:posOffset>68580</wp:posOffset>
+                  </wp:positionV>
+                  <wp:extent cx="809625" cy="465455"/>
+                  <wp:effectExtent l="0" t="0" r="9525" b="0"/>
+                  <wp:wrapThrough wrapText="bothSides">
+                    <wp:wrapPolygon edited="0">
+                      <wp:start x="0" y="0"/>
+                      <wp:lineTo x="0" y="20333"/>
+                      <wp:lineTo x="21346" y="20333"/>
+                      <wp:lineTo x="21346" y="0"/>
+                      <wp:lineTo x="0" y="0"/>
+                    </wp:wrapPolygon>
+                  </wp:wrapThrough>
+                  <wp:docPr id="13" name="Picture 13" descr="dkit"/>
+                  <wp:cNvGraphicFramePr>
+                    <a:graphicFrameLocks xmlns:a="http://schemas.openxmlformats.org/drawingml/2006/main" noChangeAspect="1"/>
+                  </wp:cNvGraphicFramePr>
+                  <a:graphic xmlns:a="http://schemas.openxmlformats.org/drawingml/2006/main">
+                    <a:graphicData uri="http://schemas.openxmlformats.org/drawingml/2006/picture">
+                      <pic:pic xmlns:pic="http://schemas.openxmlformats.org/drawingml/2006/picture">
+                        <pic:nvPicPr>
+                          <pic:cNvPr id="0" name="Picture 12" descr="dkit"/>
+                          <pic:cNvPicPr>
+                            <a:picLocks noChangeAspect="1" noChangeArrowheads="1"/>
+                          </pic:cNvPicPr>
+                        </pic:nvPicPr>
+                        <pic:blipFill>
+                          <a:blip r:embed="rId8" cstate="print">
+                            <a:extLst>
+                              <a:ext uri="{28A0092B-C50C-407E-A947-70E740481C1C}">
+                                <a14:useLocalDpi xmlns:a14="http://schemas.microsoft.com/office/drawing/2010/main" val="0"/>
+                              </a:ext>
+                            </a:extLst>
+                          </a:blip>
+                          <a:srcRect/>
+                          <a:stretch>
+                            <a:fillRect/>
+                          </a:stretch>
+                        </pic:blipFill>
+                        <pic:spPr bwMode="auto">
+                          <a:xfrm>
+                            <a:off x="0" y="0"/>
+                            <a:ext cx="809625" cy="465455"/>
+                          </a:xfrm>
+                          <a:prstGeom prst="rect">
+                            <a:avLst/>
+                          </a:prstGeom>
+                          <a:noFill/>
+                          <a:ln>
+                            <a:noFill/>
+                          </a:ln>
+                        </pic:spPr>
+                      </pic:pic>
+                    </a:graphicData>
+                  </a:graphic>
+                  <wp14:sizeRelH relativeFrom="page">
+                    <wp14:pctWidth>0</wp14:pctWidth>
+                  </wp14:sizeRelH>
+                  <wp14:sizeRelV relativeFrom="page">
+                    <wp14:pctHeight>0</wp14:pctHeight>
+                  </wp14:sizeRelV>
+                </wp:anchor>
+              </w:drawing>
+            </w:r>
+          </w:p>
+          <w:p>
+            <w:pPr>
+              <w:jc w:val="center"/>
+              <w:rPr>
+                <w:sz w:val="28"/>
+                <w:szCs w:val="28"/>
+              </w:rPr>
+            </w:pPr>
+            <w:r>
+              <w:rPr>
+                <w:b/>
+                <w:sz w:val="28"/>
+                <w:szCs w:val="28"/>
+              </w:rPr>
+              <w:t>Continuous Assessment Cover Sheet</w:t>
+            </w:r>
+          </w:p>
+        </w:tc>
+      </w:tr>
+      <w:tr>
+        <w:trPr>
+          <w:trHeight w:val="541"/>
+        </w:trPr>
+        <w:tc>
+          <w:tcPr>
+            <w:tcW w:w="4644" w:type="dxa"/>
+            <w:tcBorders>
+              <w:top w:val="single" w:sz="4" w:space="0" w:color="auto"/>
+              <w:left w:val="single" w:sz="4" w:space="0" w:color="auto"/>
+              <w:bottom w:val="single" w:sz="4" w:space="0" w:color="auto"/>
+              <w:right w:val="single" w:sz="4" w:space="0" w:color="auto"/>
+            </w:tcBorders>
+          </w:tcPr>
+          <w:p>
+            <w:r>
+              <w:t>Student Name:</w:t>
+            </w:r>
+            <w:r>
+              <w:t xml:space="preserve">  </w:t>
+            </w:r>
+          </w:p>
+          <w:p>
+            <w:r>
+              <w:t>Hanna Bokariuk</w:t>
+            </w:r>
+          </w:p>
+          <w:p>
+            <w:r>
+              <w:t>Maryna Hordiienko</w:t>
+            </w:r>
+          </w:p>
+          <w:p>
+            <w:r>
+              <w:t>Nikita Smiichyk</w:t>
+            </w:r>
+          </w:p>
+        </w:tc>
+        <w:tc>
+          <w:tcPr>
+            <w:tcW w:w="4395" w:type="dxa"/>
+            <w:tcBorders>
+              <w:top w:val="single" w:sz="4" w:space="0" w:color="auto"/>
+              <w:left w:val="single" w:sz="4" w:space="0" w:color="auto"/>
+              <w:bottom w:val="single" w:sz="4" w:space="0" w:color="auto"/>
+              <w:right w:val="single" w:sz="4" w:space="0" w:color="auto"/>
+            </w:tcBorders>
+          </w:tcPr>
+          <w:p>
+            <w:r>
+              <w:t>Student Number:</w:t>
+            </w:r>
+            <w:r>
+              <w:t xml:space="preserve">  </w:t>
+            </w:r>
+          </w:p>
+          <w:p>
+            <w:r>
+              <w:t>D00283065</w:t>
+            </w:r>
+          </w:p>
+          <w:p>
+            <w:r>
+              <w:t>D00283071</w:t>
+            </w:r>
+          </w:p>
+          <w:p>
+            <w:r>
+              <w:t>D00283070</w:t>
+            </w:r>
+          </w:p>
+        </w:tc>
+      </w:tr>
+    </w:tbl>
+    <w:tbl>
+      <w:tblPr>
+        <w:tblStyle w:val="TableGrid"/>
+        <w:tblpPr w:leftFromText="180" w:rightFromText="180" w:vertAnchor="text" w:tblpY="1"/>
+        <w:tblOverlap w:val="never"/>
+        <w:tblW w:w="9039" w:type="dxa"/>
+        <w:tblLook w:val="00A0" w:firstRow="1" w:lastRow="0" w:firstColumn="1" w:lastColumn="0" w:noHBand="0" w:noVBand="0"/>
+      </w:tblPr>
+      <w:tblGrid>
+        <w:gridCol w:w="3519"/>
+        <w:gridCol w:w="1754"/>
+        <w:gridCol w:w="3766"/>
+      </w:tblGrid>
+      <w:tr>
+        <w:trPr>
+          <w:trHeight w:val="416"/>
+        </w:trPr>
+        <w:tc>
+          <w:tcPr>
+            <w:tcW w:w="3519" w:type="dxa"/>
+            <w:tcBorders>
+              <w:top w:val="single" w:sz="4" w:space="0" w:color="auto"/>
+            </w:tcBorders>
+          </w:tcPr>
+          <w:p>
+            <w:r>
+              <w:t>Programme</w:t>
+            </w:r>
+            <w:r>
+              <w:t>:  Software Development</w:t>
+            </w:r>
+          </w:p>
+        </w:tc>
+        <w:tc>
+          <w:tcPr>
+            <w:tcW w:w="1754" w:type="dxa"/>
+            <w:tcBorders>
+              <w:top w:val="single" w:sz="4" w:space="0" w:color="auto"/>
+            </w:tcBorders>
+          </w:tcPr>
+          <w:p>
+            <w:r>
+              <w:t>Stage:  3</w:t>
+            </w:r>
+          </w:p>
+        </w:tc>
+        <w:tc>
+          <w:tcPr>
+            <w:tcW w:w="3766" w:type="dxa"/>
+            <w:vMerge w:val="restart"/>
+            <w:tcBorders>
+              <w:top w:val="single" w:sz="4" w:space="0" w:color="auto"/>
+            </w:tcBorders>
+          </w:tcPr>
+          <w:p>
+            <w:pPr>
+              <w:rPr>
+                <w:u w:val="single"/>
+              </w:rPr>
+            </w:pPr>
+            <w:r>
+              <w:rPr>
+                <w:u w:val="single"/>
+              </w:rPr>
+              <w:t xml:space="preserve">Complete </w:t>
+            </w:r>
+            <w:r>
+              <w:rPr>
+                <w:u w:val="single"/>
+              </w:rPr>
+              <w:t xml:space="preserve">Student </w:t>
+            </w:r>
+            <w:r>
+              <w:rPr>
+                <w:u w:val="single"/>
+              </w:rPr>
+              <w:t>Checklist:</w:t>
+            </w:r>
+          </w:p>
+          <w:p>
+            <w:r>
+              <w:t xml:space="preserve">Re-read brief           </w:t>
+            </w:r>
+            <w:r>
+              <w:rPr>
+                <w:rFonts w:ascii="Wingdings" w:eastAsia="Wingdings" w:hAnsi="Wingdings" w:cs="Wingdings"/>
+              </w:rPr>
+              <w:t>o</w:t>
+            </w:r>
+            <w:r>
+              <w:br/>
+              <w:t xml:space="preserve">References and Bibliography            </w:t>
+            </w:r>
+            <w:r>
+              <w:rPr>
+                <w:rFonts w:ascii="Wingdings" w:eastAsia="Wingdings" w:hAnsi="Wingdings" w:cs="Wingdings"/>
+              </w:rPr>
+              <w:t>o</w:t>
+            </w:r>
+            <w:r>
+              <w:br/>
+              <w:t xml:space="preserve">Proofread                 </w:t>
+            </w:r>
+            <w:r>
+              <w:rPr>
+                <w:rFonts w:ascii="Wingdings" w:eastAsia="Wingdings" w:hAnsi="Wingdings" w:cs="Wingdings"/>
+              </w:rPr>
+              <w:t>o</w:t>
+            </w:r>
+            <w:r>
+              <w:br/>
+            </w:r>
+          </w:p>
+        </w:tc>
+      </w:tr>
+      <w:tr>
+        <w:trPr>
+          <w:trHeight w:val="412"/>
+        </w:trPr>
+        <w:tc>
+          <w:tcPr>
+            <w:tcW w:w="5273" w:type="dxa"/>
+            <w:gridSpan w:val="2"/>
+          </w:tcPr>
+          <w:p>
+            <w:r>
+              <w:t>Module</w:t>
+            </w:r>
+            <w:r>
+              <w:t>: Universal Design Project</w:t>
+            </w:r>
+          </w:p>
+        </w:tc>
+        <w:tc>
+          <w:tcPr>
+            <w:tcW w:w="3766" w:type="dxa"/>
+            <w:vMerge/>
+          </w:tcPr>
+          <w:p/>
+        </w:tc>
+      </w:tr>
+      <w:tr>
+        <w:trPr>
+          <w:trHeight w:val="421"/>
+        </w:trPr>
+        <w:tc>
+          <w:tcPr>
+            <w:tcW w:w="3519" w:type="dxa"/>
+          </w:tcPr>
+          <w:p>
+            <w:r>
+              <w:t>Due Date</w:t>
+            </w:r>
+            <w:r>
+              <w:t xml:space="preserve">:  </w:t>
+            </w:r>
+            <w:r>
+              <w:rPr>
+                <w:lang w:val="ru-RU"/>
+              </w:rPr>
+              <w:t>11</w:t>
+            </w:r>
+            <w:r>
+              <w:t>/10/26</w:t>
+            </w:r>
+          </w:p>
+        </w:tc>
+        <w:tc>
+          <w:tcPr>
+            <w:tcW w:w="1754" w:type="dxa"/>
+          </w:tcPr>
+          <w:p>
+            <w:r>
+              <w:t>No. Pages: -</w:t>
+            </w:r>
+          </w:p>
+        </w:tc>
+        <w:tc>
+          <w:tcPr>
+            <w:tcW w:w="3766" w:type="dxa"/>
+            <w:vMerge/>
+          </w:tcPr>
+          <w:p/>
+        </w:tc>
+      </w:tr>
+      <w:tr>
+        <w:trPr>
+          <w:trHeight w:val="328"/>
+        </w:trPr>
+        <w:tc>
+          <w:tcPr>
+            <w:tcW w:w="5273" w:type="dxa"/>
+            <w:gridSpan w:val="2"/>
+          </w:tcPr>
+          <w:p>
+            <w:r>
+              <w:t>Lecturer’s Name</w:t>
+            </w:r>
+            <w:r>
+              <w:t xml:space="preserve">:  Enda Finn, Frank Keenan, Bride Mallon, </w:t>
+            </w:r>
+            <w:r>
+              <w:t>John Loane</w:t>
+            </w:r>
+          </w:p>
+        </w:tc>
+        <w:tc>
+          <w:tcPr>
+            <w:tcW w:w="3766" w:type="dxa"/>
+            <w:vMerge/>
+          </w:tcPr>
+          <w:p/>
+        </w:tc>
+      </w:tr>
+      <w:tr>
+        <w:trPr>
+          <w:trHeight w:val="870"/>
+        </w:trPr>
+        <w:tc>
+          <w:tcPr>
+            <w:tcW w:w="5273" w:type="dxa"/>
+            <w:gridSpan w:val="2"/>
+          </w:tcPr>
+          <w:p>
+            <w:r>
+              <w:t xml:space="preserve">Assignment No. </w:t>
+            </w:r>
+            <w:r>
+              <w:t>and/or</w:t>
+            </w:r>
+            <w:r>
+              <w:t xml:space="preserve"> Description/Topic</w:t>
+            </w:r>
+            <w:r>
+              <w:t>:  G-CA1</w:t>
+            </w:r>
+          </w:p>
+        </w:tc>
+        <w:tc>
+          <w:tcPr>
+            <w:tcW w:w="3766" w:type="dxa"/>
+          </w:tcPr>
+          <w:p>
+            <w:r>
+              <w:t>Mode of Submission:</w:t>
+            </w:r>
+          </w:p>
+          <w:p>
+            <w:r>
+              <w:t xml:space="preserve">Softcopy   </w:t>
+            </w:r>
+            <w:r>
+              <w:rPr>
+                <w:rFonts w:ascii="Wingdings" w:eastAsia="Wingdings" w:hAnsi="Wingdings" w:cs="Wingdings"/>
+              </w:rPr>
+              <w:t>o</w:t>
+            </w:r>
+            <w:r>
+              <w:t xml:space="preserve">      Hardcopy   </w:t>
+            </w:r>
+            <w:r>
+              <w:rPr>
+                <w:rFonts w:ascii="Wingdings" w:eastAsia="Wingdings" w:hAnsi="Wingdings" w:cs="Wingdings"/>
+              </w:rPr>
+              <w:t>o</w:t>
+            </w:r>
+          </w:p>
+        </w:tc>
+      </w:tr>
+    </w:tbl>
+    <w:tbl>
+      <w:tblPr>
+        <w:tblStyle w:val="TableGrid"/>
+        <w:tblW w:w="9039" w:type="dxa"/>
+        <w:tblLook w:val="00A0" w:firstRow="1" w:lastRow="0" w:firstColumn="1" w:lastColumn="0" w:noHBand="0" w:noVBand="0"/>
+      </w:tblPr>
+      <w:tblGrid>
+        <w:gridCol w:w="9039"/>
+      </w:tblGrid>
+      <w:tr>
+        <w:trPr>
+          <w:trHeight w:val="3838"/>
+        </w:trPr>
+        <w:tc>
+          <w:tcPr>
+            <w:tcW w:w="9039" w:type="dxa"/>
+            <w:tcBorders>
+              <w:top w:val="nil"/>
+            </w:tcBorders>
+          </w:tcPr>
+          <w:p>
+            <w:pPr>
+              <w:spacing w:after="80"/>
+              <w:rPr>
+                <w:rFonts w:cstheme="minorHAnsi"/>
+                <w:b/>
+              </w:rPr>
+            </w:pPr>
+            <w:r>
+              <w:rPr>
+                <w:rFonts w:cstheme="minorHAnsi"/>
+                <w:b/>
+              </w:rPr>
+              <w:t>DECLARATION</w:t>
+            </w:r>
+            <w:r>
+              <w:rPr>
+                <w:rFonts w:cstheme="minorHAnsi"/>
+              </w:rPr>
+              <w:t xml:space="preserve">: </w:t>
+            </w:r>
+            <w:r>
+              <w:rPr>
+                <w:rFonts w:cstheme="minorHAnsi"/>
+                <w:b/>
+              </w:rPr>
+              <w:t>I declare that:</w:t>
+            </w:r>
+          </w:p>
+          <w:p>
+            <w:pPr>
+              <w:numPr>
+                <w:ilvl w:val="0"/>
+                <w:numId w:val="10"/>
+              </w:numPr>
+              <w:spacing w:before="0" w:after="60"/>
+              <w:ind w:left="714" w:hanging="357"/>
+              <w:rPr>
+                <w:rFonts w:cstheme="minorHAnsi"/>
+              </w:rPr>
+            </w:pPr>
+            <w:r>
+              <w:rPr>
+                <w:rFonts w:cstheme="minorHAnsi"/>
+              </w:rPr>
+              <w:t>This work is entirely my own, and no part of it has been copied from any other person’s words or ideas, except as specifically acknowledged through the use of inverted commas and in-text references;</w:t>
+            </w:r>
+          </w:p>
+          <w:p>
+            <w:pPr>
+              <w:numPr>
+                <w:ilvl w:val="0"/>
+                <w:numId w:val="10"/>
+              </w:numPr>
+              <w:spacing w:before="0" w:after="60"/>
+              <w:ind w:left="714" w:hanging="357"/>
+              <w:rPr>
+                <w:rFonts w:cstheme="minorHAnsi"/>
+              </w:rPr>
+            </w:pPr>
+            <w:r>
+              <w:rPr>
+                <w:rFonts w:cstheme="minorHAnsi"/>
+              </w:rPr>
+              <w:t>No part of this assignment has been written for me by any other person except where such collaboration has been authorised by the lecturer concerned;</w:t>
+            </w:r>
+          </w:p>
+          <w:p>
+            <w:pPr>
+              <w:numPr>
+                <w:ilvl w:val="0"/>
+                <w:numId w:val="10"/>
+              </w:numPr>
+              <w:spacing w:before="0" w:after="60"/>
+              <w:ind w:left="714" w:hanging="357"/>
+              <w:rPr>
+                <w:rFonts w:cstheme="minorHAnsi"/>
+              </w:rPr>
+            </w:pPr>
+            <w:r>
+              <w:rPr>
+                <w:rFonts w:cstheme="minorHAnsi"/>
+              </w:rPr>
+              <w:t xml:space="preserve">I understand that </w:t>
+            </w:r>
+            <w:r>
+              <w:rPr>
+                <w:rFonts w:cstheme="minorHAnsi"/>
+              </w:rPr>
+              <w:t>I</w:t>
+            </w:r>
+            <w:r>
+              <w:rPr>
+                <w:rFonts w:cstheme="minorHAnsi"/>
+              </w:rPr>
+              <w:t xml:space="preserve"> am bound by DkIT Academic Integrity Policy. I understand that I may be penalised if I have violated the policy in any way;</w:t>
+            </w:r>
+          </w:p>
+          <w:p>
+            <w:pPr>
+              <w:numPr>
+                <w:ilvl w:val="0"/>
+                <w:numId w:val="10"/>
+              </w:numPr>
+              <w:spacing w:before="0" w:after="60"/>
+              <w:ind w:left="714" w:hanging="357"/>
+              <w:rPr>
+                <w:rFonts w:cstheme="minorHAnsi"/>
+              </w:rPr>
+            </w:pPr>
+            <w:r>
+              <w:rPr>
+                <w:rFonts w:cstheme="minorHAnsi"/>
+              </w:rPr>
+              <w:t>This assignment has not been submitted for any other module at DkIT or any other institution, unless authorised by the relevant Lecturer(s);</w:t>
+            </w:r>
+          </w:p>
+          <w:p>
+            <w:pPr>
+              <w:numPr>
+                <w:ilvl w:val="0"/>
+                <w:numId w:val="10"/>
+              </w:numPr>
+              <w:spacing w:before="0"/>
+              <w:rPr>
+                <w:rFonts w:cstheme="minorHAnsi"/>
+              </w:rPr>
+            </w:pPr>
+            <w:r>
+              <w:rPr>
+                <w:rFonts w:cstheme="minorHAnsi"/>
+              </w:rPr>
+              <w:t>I have read and abided by all of the requirements set down for this assignment.</w:t>
+            </w:r>
+          </w:p>
+          <w:p>
+            <w:pPr>
+              <w:jc w:val="both"/>
+            </w:pPr>
+          </w:p>
+          <w:p>
+            <w:pPr>
+              <w:rPr>
+                <w:lang w:val="ru-RU"/>
+              </w:rPr>
+            </w:pPr>
+            <w:r>
+              <w:rPr>
+                <w:noProof/>
+              </w:rPr>
+              <w:drawing>
+                <wp:anchor distT="0" distB="0" distL="114300" distR="114300" simplePos="0" relativeHeight="251660288" behindDoc="0" locked="0" layoutInCell="1" allowOverlap="1" wp14:anchorId="33EF0CED" wp14:editId="74CFAD6C">
+                  <wp:simplePos x="0" y="0"/>
+                  <wp:positionH relativeFrom="column">
+                    <wp:posOffset>952500</wp:posOffset>
+                  </wp:positionH>
+                  <wp:positionV relativeFrom="paragraph">
+                    <wp:posOffset>38100</wp:posOffset>
+                  </wp:positionV>
+                  <wp:extent cx="433889" cy="277856"/>
+                  <wp:effectExtent l="0" t="0" r="0" b="0"/>
+                  <wp:wrapNone/>
+                  <wp:docPr id="2088205450" name="Picture 1"/>
+                  <wp:cNvGraphicFramePr>
+                    <a:graphicFrameLocks xmlns:a="http://schemas.openxmlformats.org/drawingml/2006/main" noChangeAspect="1"/>
+                  </wp:cNvGraphicFramePr>
+                  <a:graphic xmlns:a="http://schemas.openxmlformats.org/drawingml/2006/main">
+                    <a:graphicData uri="http://schemas.openxmlformats.org/drawingml/2006/picture">
+                      <pic:pic xmlns:pic="http://schemas.openxmlformats.org/drawingml/2006/picture">
+                        <pic:nvPicPr>
+                          <pic:cNvPr id="2088205450" name="Picture 2088205450"/>
+                          <pic:cNvPicPr/>
+                        </pic:nvPicPr>
+                        <pic:blipFill>
+                          <a:blip r:embed="rId9" cstate="print">
+                            <a:extLst>
+                              <a:ext uri="{28A0092B-C50C-407E-A947-70E740481C1C}">
+                                <a14:useLocalDpi xmlns:a14="http://schemas.microsoft.com/office/drawing/2010/main"/>
+                              </a:ext>
+                            </a:extLst>
+                          </a:blip>
+                          <a:stretch>
+                            <a:fillRect/>
+                          </a:stretch>
+                        </pic:blipFill>
+                        <pic:spPr>
+                          <a:xfrm>
+                            <a:off x="0" y="0"/>
+                            <a:ext cx="433889" cy="277856"/>
+                          </a:xfrm>
+                          <a:prstGeom prst="rect">
+                            <a:avLst/>
+                          </a:prstGeom>
+                        </pic:spPr>
+                      </pic:pic>
+                    </a:graphicData>
+                  </a:graphic>
+                  <wp14:sizeRelH relativeFrom="page">
+                    <wp14:pctWidth>0</wp14:pctWidth>
+                  </wp14:sizeRelH>
+                  <wp14:sizeRelV relativeFrom="page">
+                    <wp14:pctHeight>0</wp14:pctHeight>
+                  </wp14:sizeRelV>
+                </wp:anchor>
+              </w:drawing>
+            </w:r>
+            <w:r>
+              <w:rPr>
+                <w:rFonts w:cstheme="minorHAnsi"/>
+                <w:b/>
+                <w:smallCaps/>
+                <w:noProof/>
+              </w:rPr>
+              <mc:AlternateContent>
+                <mc:Choice Requires="wpi">
+                  <w:drawing>
+                    <wp:anchor distT="0" distB="0" distL="114300" distR="114300" simplePos="0" relativeHeight="251661312" behindDoc="0" locked="0" layoutInCell="1" allowOverlap="1" wp14:anchorId="5E3CF375" wp14:editId="6354A6A5">
+                      <wp:simplePos x="0" y="0"/>
+                      <wp:positionH relativeFrom="column">
+                        <wp:posOffset>2209390</wp:posOffset>
+                      </wp:positionH>
+                      <wp:positionV relativeFrom="paragraph">
+                        <wp:posOffset>-53460</wp:posOffset>
+                      </wp:positionV>
+                      <wp:extent cx="379095" cy="374015"/>
+                      <wp:effectExtent l="38100" t="38100" r="20955" b="45085"/>
+                      <wp:wrapNone/>
+                      <wp:docPr id="1341899960" name="Ink 3"/>
+                      <wp:cNvGraphicFramePr/>
+                      <a:graphic xmlns:a="http://schemas.openxmlformats.org/drawingml/2006/main">
+                        <a:graphicData uri="http://schemas.microsoft.com/office/word/2010/wordprocessingInk">
+                          <w14:contentPart bwMode="auto" r:id="rId10">
+                            <w14:nvContentPartPr>
+                              <w14:cNvContentPartPr/>
+                            </w14:nvContentPartPr>
+                            <w14:xfrm>
+                              <a:off x="0" y="0"/>
+                              <a:ext cx="379095" cy="374015"/>
+                            </w14:xfrm>
+                          </w14:contentPart>
+                        </a:graphicData>
+                      </a:graphic>
+                    </wp:anchor>
+                  </w:drawing>
+                </mc:Choice>
+                <mc:Fallback>
+                  <w:pict>
+                    <v:shapetype w14:anchorId="12BBAE08" id="_x0000_t75" coordsize="21600,21600" o:spt="75" o:preferrelative="t" path="m@4@5l@4@11@9@11@9@5xe" filled="f" stroked="f">
+                      <v:stroke joinstyle="miter"/>
+                      <v:formulas>
+                        <v:f eqn="if lineDrawn pixelLineWidth 0"/>
+                        <v:f eqn="sum @0 1 0"/>
+                        <v:f eqn="sum 0 0 @1"/>
+                        <v:f eqn="prod @2 1 2"/>
+                        <v:f eqn="prod @3 21600 pixelWidth"/>
+                        <v:f eqn="prod @3 21600 pixelHeight"/>
+                        <v:f eqn="sum @0 0 1"/>
+                        <v:f eqn="prod @6 1 2"/>
+                        <v:f eqn="prod @7 21600 pixelWidth"/>
+                        <v:f eqn="sum @8 21600 0"/>
+                        <v:f eqn="prod @7 21600 pixelHeight"/>
+                        <v:f eqn="sum @10 21600 0"/>
+                      </v:formulas>
+                      <v:path o:extrusionok="f" gradientshapeok="t" o:connecttype="rect"/>
+                      <o:lock v:ext="edit" aspectratio="t"/>
+                    </v:shapetype>
+                    <v:shape id="Ink 3" o:spid="_x0000_s1026" type="#_x0000_t75" style="position:absolute;margin-left:173.45pt;margin-top:-4.7pt;width:30.8pt;height:30.4pt;z-index:251661312;visibility:visible;mso-wrap-style:square;mso-wrap-distance-left:9pt;mso-wrap-distance-top:0;mso-wrap-distance-right:9pt;mso-wrap-distance-bottom:0;mso-position-horizontal:absolute;mso-position-horizontal-relative:text;mso-position-vertical:absolute;mso-position-vertical-relative:text" o:gfxdata="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">
+                      <v:imagedata r:id="rId11" o:title=""/>
+                    </v:shape>
+                  </w:pict>
+                </mc:Fallback>
+              </mc:AlternateContent>
+            </w:r>
+            <w:r>
+              <w:rPr>
+                <w:b/>
+                <w:bCs/>
+                <w:smallCaps/>
+              </w:rPr>
+              <w:t xml:space="preserve">          Signature  </w:t>
+            </w:r>
+            <w:r>
+              <w:t>…………………</w:t>
+            </w:r>
+            <w:r>
+              <w:rPr>
+                <w:noProof/>
+              </w:rPr>
+              <w:drawing>
+                <wp:inline distT="0" distB="0" distL="0" distR="0" wp14:anchorId="4189EB4C" wp14:editId="631496E7">
+                  <wp:extent cx="401669" cy="372977"/>
+                  <wp:effectExtent l="3224" t="3477" r="3224" b="3477"/>
+                  <wp:docPr id="1772145661" name="drawing"/>
+                  <wp:cNvGraphicFramePr>
+                    <a:graphicFrameLocks xmlns:a="http://schemas.openxmlformats.org/drawingml/2006/main" noChangeAspect="1"/>
+                  </wp:cNvGraphicFramePr>
+                  <a:graphic xmlns:a="http://schemas.openxmlformats.org/drawingml/2006/main">
+                    <a:graphicData uri="http://schemas.openxmlformats.org/drawingml/2006/picture">
+                      <pic:pic xmlns:pic="http://schemas.openxmlformats.org/drawingml/2006/picture">
+                        <pic:nvPicPr>
+                          <pic:cNvPr id="1916814808" name="Picture 1916814808"/>
+                          <pic:cNvPicPr/>
+                        </pic:nvPicPr>
+                        <pic:blipFill>
+                          <a:blip r:embed="rId12">
+                            <a:extLst>
+                              <a:ext uri="{28A0092B-C50C-407E-A947-70E740481C1C}">
+                                <a14:useLocalDpi xmlns:a14="http://schemas.microsoft.com/office/drawing/2010/main"/>
+                              </a:ext>
+                            </a:extLst>
+                          </a:blip>
+                          <a:stretch>
+                            <a:fillRect/>
+                          </a:stretch>
+                        </pic:blipFill>
+                        <pic:spPr>
+                          <a:xfrm rot="60000">
+                            <a:off x="0" y="0"/>
+                            <a:ext cx="401669" cy="372977"/>
+                          </a:xfrm>
+                          <a:prstGeom prst="rect">
+                            <a:avLst/>
+                          </a:prstGeom>
+                        </pic:spPr>
+                      </pic:pic>
+                    </a:graphicData>
+                  </a:graphic>
+                </wp:inline>
+              </w:drawing>
+            </w:r>
+            <w:r>
+              <w:t xml:space="preserve">………………………………………..                         </w:t>
+            </w:r>
+            <w:r>
+              <w:rPr>
+                <w:b/>
+                <w:bCs/>
+                <w:smallCaps/>
+              </w:rPr>
+              <w:t xml:space="preserve">Date  </w:t>
+            </w:r>
+            <w:r>
+              <w:t>…</w:t>
+            </w:r>
+            <w:r>
+              <w:rPr>
+                <w:lang w:val="ru-RU"/>
+              </w:rPr>
+              <w:t>11</w:t>
+            </w:r>
+            <w:r>
+              <w:t>/10/26…………</w:t>
+            </w:r>
+          </w:p>
+          <w:p>
+            <w:pPr>
+              <w:rPr>
+                <w:lang w:val="ru-RU"/>
+              </w:rPr>
+            </w:pPr>
+          </w:p>
+        </w:tc>
+      </w:tr>
+    </w:tbl>
+    <w:p/>
+    <w:p>
+      <w:pPr>
+        <w:spacing w:after="0"/>
+        <w:jc w:val="both"/>
+        <w:rPr>
+          <w:rFonts w:eastAsia="Times New Roman" w:cstheme="minorHAnsi"/>
+          <w:b/>
+          <w:bCs/>
+        </w:rPr>
+      </w:pPr>
+    </w:p>
+    <w:p>
+      <w:pPr>
+        <w:spacing w:after="0" w:line="360" w:lineRule="auto"/>
+        <w:jc w:val="both"/>
+        <w:rPr>
+          <w:rFonts w:eastAsia="Times New Roman"/>
+          <w:b/>
+          <w:bCs/>
+        </w:rPr>
+      </w:pPr>
+      <w:r>
+        <w:rPr>
+          <w:rFonts w:eastAsia="Times New Roman"/>
+          <w:b/>
+          <w:bCs/>
+        </w:rPr>
+        <w:t>Lecturer’s  Comments:</w:t>
+      </w:r>
+    </w:p>
+    <w:p>
+      <w:pPr>
+        <w:tabs>
+          <w:tab w:val="left" w:pos="1985"/>
+        </w:tabs>
+        <w:spacing w:after="0" w:line="360" w:lineRule="auto"/>
+        <w:ind w:right="-474"/>
+        <w:rPr>
+          <w:rFonts w:ascii="Arial" w:eastAsia="Times New Roman" w:hAnsi="Arial" w:cs="Arial"/>
+          <w:b/>
+          <w:bCs/>
+          <w:lang w:val="ru-RU"/>
+        </w:rPr>
+      </w:pPr>
+    </w:p>
+    <w:p>
+      <w:pPr>
+        <w:rPr>
+          <w:rFonts w:eastAsia="Times New Roman" w:cstheme="minorHAnsi"/>
+          <w:b/>
+          <w:bCs/>
+        </w:rPr>
+      </w:pPr>
+      <w:r>
+        <w:rPr>
+          <w:rFonts w:eastAsia="Times New Roman" w:cstheme="minorHAnsi"/>
+          <w:b/>
+          <w:bCs/>
+        </w:rPr>
+        <w:t xml:space="preserve">Provisional Mark :   </w:t>
+      </w:r>
+      <w:r>
+        <w:rPr>
+          <w:rFonts w:eastAsia="Times New Roman" w:cstheme="minorHAnsi"/>
+          <w:b/>
+          <w:bCs/>
+          <w:u w:val="single"/>
+        </w:rPr>
+        <w:tab/>
+      </w:r>
+      <w:r>
+        <w:rPr>
+          <w:rFonts w:eastAsia="Times New Roman" w:cstheme="minorHAnsi"/>
+          <w:b/>
+          <w:bCs/>
+        </w:rPr>
+        <w:t xml:space="preserve">     Lecturers Signature :  </w:t>
+      </w:r>
+      <w:r>
+        <w:rPr>
+          <w:rFonts w:eastAsia="Times New Roman" w:cstheme="minorHAnsi"/>
+          <w:b/>
+          <w:bCs/>
+          <w:u w:val="single"/>
+        </w:rPr>
+        <w:tab/>
+      </w:r>
+      <w:r>
+        <w:rPr>
+          <w:rFonts w:eastAsia="Times New Roman" w:cstheme="minorHAnsi"/>
+          <w:b/>
+          <w:bCs/>
+          <w:u w:val="single"/>
+        </w:rPr>
+        <w:tab/>
+      </w:r>
+      <w:r>
+        <w:rPr>
+          <w:rFonts w:eastAsia="Times New Roman" w:cstheme="minorHAnsi"/>
+          <w:b/>
+          <w:bCs/>
+          <w:u w:val="single"/>
+        </w:rPr>
+        <w:tab/>
+      </w:r>
+      <w:r>
+        <w:rPr>
+          <w:rFonts w:eastAsia="Times New Roman" w:cstheme="minorHAnsi"/>
+          <w:b/>
+          <w:bCs/>
+          <w:u w:val="single"/>
+        </w:rPr>
+        <w:softHyphen/>
+      </w:r>
+      <w:r>
+        <w:rPr>
+          <w:rFonts w:eastAsia="Times New Roman" w:cstheme="minorHAnsi"/>
+          <w:b/>
+          <w:bCs/>
+          <w:u w:val="single"/>
+        </w:rPr>
+        <w:softHyphen/>
+      </w:r>
+      <w:r>
+        <w:rPr>
+          <w:rFonts w:eastAsia="Times New Roman" w:cstheme="minorHAnsi"/>
+          <w:b/>
+          <w:bCs/>
+          <w:u w:val="single"/>
+        </w:rPr>
+        <w:softHyphen/>
+      </w:r>
+      <w:r>
+        <w:rPr>
+          <w:rFonts w:eastAsia="Times New Roman" w:cstheme="minorHAnsi"/>
+          <w:b/>
+          <w:bCs/>
+          <w:u w:val="single"/>
+        </w:rPr>
+        <w:softHyphen/>
+      </w:r>
+      <w:r>
+        <w:rPr>
+          <w:rFonts w:eastAsia="Times New Roman" w:cstheme="minorHAnsi"/>
+          <w:b/>
+          <w:bCs/>
+          <w:u w:val="single"/>
+        </w:rPr>
+        <w:softHyphen/>
+      </w:r>
+      <w:r>
+        <w:rPr>
+          <w:rFonts w:eastAsia="Times New Roman" w:cstheme="minorHAnsi"/>
+          <w:b/>
+          <w:bCs/>
+          <w:u w:val="single"/>
+        </w:rPr>
+        <w:softHyphen/>
+      </w:r>
+      <w:r>
+        <w:rPr>
+          <w:rFonts w:eastAsia="Times New Roman" w:cstheme="minorHAnsi"/>
+          <w:b/>
+          <w:bCs/>
+          <w:u w:val="single"/>
+        </w:rPr>
+        <w:softHyphen/>
+      </w:r>
+      <w:r>
+        <w:rPr>
+          <w:rFonts w:eastAsia="Times New Roman" w:cstheme="minorHAnsi"/>
+          <w:b/>
+          <w:bCs/>
+          <w:u w:val="single"/>
+        </w:rPr>
+        <w:softHyphen/>
+      </w:r>
+      <w:r>
+        <w:rPr>
+          <w:rFonts w:eastAsia="Times New Roman" w:cstheme="minorHAnsi"/>
+          <w:b/>
+          <w:bCs/>
+          <w:u w:val="single"/>
+        </w:rPr>
+        <w:softHyphen/>
+      </w:r>
+      <w:r>
+        <w:rPr>
+          <w:rFonts w:eastAsia="Times New Roman" w:cstheme="minorHAnsi"/>
+          <w:b/>
+          <w:bCs/>
+          <w:u w:val="single"/>
+        </w:rPr>
+        <w:softHyphen/>
+      </w:r>
+      <w:r>
+        <w:rPr>
+          <w:rFonts w:eastAsia="Times New Roman" w:cstheme="minorHAnsi"/>
+          <w:b/>
+          <w:bCs/>
+          <w:u w:val="single"/>
+        </w:rPr>
+        <w:softHyphen/>
+      </w:r>
+      <w:r>
+        <w:rPr>
+          <w:rFonts w:eastAsia="Times New Roman" w:cstheme="minorHAnsi"/>
+          <w:b/>
+          <w:bCs/>
+          <w:u w:val="single"/>
+        </w:rPr>
+        <w:softHyphen/>
+      </w:r>
+      <w:r>
+        <w:rPr>
+          <w:rFonts w:eastAsia="Times New Roman" w:cstheme="minorHAnsi"/>
+          <w:b/>
+          <w:bCs/>
+          <w:u w:val="single"/>
+        </w:rPr>
+        <w:softHyphen/>
+      </w:r>
+      <w:r>
+        <w:rPr>
+          <w:rFonts w:eastAsia="Times New Roman" w:cstheme="minorHAnsi"/>
+          <w:b/>
+          <w:bCs/>
+          <w:u w:val="single"/>
+        </w:rPr>
+        <w:softHyphen/>
+      </w:r>
+      <w:r>
+        <w:rPr>
+          <w:rFonts w:eastAsia="Times New Roman" w:cstheme="minorHAnsi"/>
+          <w:b/>
+          <w:bCs/>
+          <w:u w:val="single"/>
+        </w:rPr>
+        <w:softHyphen/>
+      </w:r>
+      <w:r>
+        <w:rPr>
+          <w:rFonts w:eastAsia="Times New Roman" w:cstheme="minorHAnsi"/>
+          <w:b/>
+          <w:bCs/>
+          <w:u w:val="single"/>
+        </w:rPr>
+        <w:softHyphen/>
+      </w:r>
+      <w:r>
+        <w:rPr>
+          <w:rFonts w:eastAsia="Times New Roman" w:cstheme="minorHAnsi"/>
+          <w:b/>
+          <w:bCs/>
+          <w:u w:val="single"/>
+        </w:rPr>
+        <w:softHyphen/>
+      </w:r>
+      <w:r>
+        <w:rPr>
+          <w:rFonts w:eastAsia="Times New Roman" w:cstheme="minorHAnsi"/>
+          <w:b/>
+          <w:bCs/>
+          <w:u w:val="single"/>
+        </w:rPr>
+        <w:softHyphen/>
+        <w:t>_________</w:t>
+      </w:r>
+      <w:r>
+        <w:rPr>
+          <w:rFonts w:eastAsia="Times New Roman" w:cstheme="minorHAnsi"/>
+          <w:b/>
+          <w:bCs/>
+        </w:rPr>
+        <w:t xml:space="preserve">   Date: </w:t>
+      </w:r>
+      <w:r>
+        <w:rPr>
+          <w:rFonts w:eastAsia="Times New Roman" w:cstheme="minorHAnsi"/>
+          <w:b/>
+          <w:bCs/>
+        </w:rPr>
+        <w:t>_________</w:t>
+      </w:r>
+    </w:p>
+    <w:p>
+      <w:pPr>
+        <w:rPr>
+          <w:rFonts w:eastAsia="Times New Roman" w:cstheme="minorHAnsi"/>
+          <w:sz w:val="18"/>
+          <w:szCs w:val="18"/>
+        </w:rPr>
+      </w:pPr>
+      <w:r>
+        <w:rPr>
+          <w:rFonts w:eastAsia="Times New Roman" w:cstheme="minorHAnsi"/>
+          <w:sz w:val="18"/>
+          <w:szCs w:val="18"/>
+        </w:rPr>
+        <w:t xml:space="preserve">Work </w:t>
+      </w:r>
+      <w:r>
+        <w:rPr>
+          <w:rFonts w:eastAsia="Times New Roman" w:cstheme="minorHAnsi"/>
+          <w:sz w:val="18"/>
+          <w:szCs w:val="18"/>
+        </w:rPr>
+        <w:t>submitted late will be subject to penalties in accordance with the DkIT Continuous Assessment Policy</w:t>
+      </w:r>
+    </w:p>
+    <w:p>
+      <w:pPr>
+        <w:rPr>
+          <w:rFonts w:eastAsia="Times New Roman" w:cstheme="minorHAnsi"/>
+          <w:sz w:val="18"/>
+          <w:szCs w:val="18"/>
+        </w:rPr>
+      </w:pPr>
+      <w:r>
+        <w:rPr>
+          <w:rFonts w:eastAsia="Times New Roman" w:cstheme="minorHAnsi"/>
+          <w:sz w:val="18"/>
+          <w:szCs w:val="18"/>
+        </w:rPr>
+        <w:br w:type="page"/>
+      </w:r>
+    </w:p>
     <w:p>
       <w:pPr>
         <w:pStyle w:val="Title"/>
+        <w:rPr>
+          <w:lang w:val="ru-RU"/>
+        </w:rPr>
+      </w:pPr>
+    </w:p>
+    <w:p>
+      <w:pPr>
+        <w:pStyle w:val="Title"/>
       </w:pPr>
       <w:r>
         <w:t>Smart Box</w:t>
@@ -25,8 +1215,13 @@
       </w:r>
     </w:p>
     <w:p>
-      <w:r>
-        <w:t>Class group: SD3a-G2</w:t>
+      <w:pPr>
+        <w:rPr>
+          <w:lang w:val="ru-RU"/>
+        </w:rPr>
+      </w:pPr>
+      <w:r>
+        <w:t>Class group: SD3a</w:t>
       </w:r>
     </w:p>
     <w:p>
@@ -366,7 +1561,7 @@
       <w:r>
         <w:t xml:space="preserve"> </w:t>
       </w:r>
-      <w:hyperlink r:id="rId8">
+      <w:hyperlink r:id="rId13">
         <w:r>
           <w:t>[source]</w:t>
         </w:r>
@@ -377,26 +1572,18 @@
       <w:r>
         <w:t xml:space="preserve"> </w:t>
       </w:r>
-      <w:hyperlink r:id="rId9" w:anchor="gpio-and-the-40-pin-header">
+      <w:hyperlink r:id="rId14" w:anchor="gpio-and-the-40-pin-header">
         <w:r>
           <w:t>[source]</w:t>
         </w:r>
       </w:hyperlink>
       <w:r>
-        <w:t xml:space="preserve">, </w:t>
-      </w:r>
-      <w:proofErr w:type="spellStart"/>
-      <w:r>
-        <w:t>Sensirion</w:t>
-      </w:r>
-      <w:proofErr w:type="spellEnd"/>
-      <w:r>
-        <w:t xml:space="preserve"> SCD41 and linked datasheet</w:t>
+        <w:t>, Sensirion SCD41 and linked datasheet</w:t>
       </w:r>
       <w:r>
         <w:t xml:space="preserve"> </w:t>
       </w:r>
-      <w:hyperlink r:id="rId10">
+      <w:hyperlink r:id="rId15">
         <w:r>
           <w:t>[source]</w:t>
         </w:r>
@@ -407,7 +1594,7 @@
       <w:r>
         <w:t xml:space="preserve"> </w:t>
       </w:r>
-      <w:hyperlink r:id="rId11">
+      <w:hyperlink r:id="rId16">
         <w:r>
           <w:t>[source]</w:t>
         </w:r>
@@ -433,7 +1620,7 @@
     <w:p>
       <w:pPr>
         <w:rPr>
-          <w:lang w:val="ru-RU"/>
+          <w:lang w:val="en-IE"/>
         </w:rPr>
       </w:pPr>
       <w:r>
@@ -805,20 +1992,12 @@
     </w:tbl>
     <w:p>
       <w:r>
-        <w:t xml:space="preserve">Broker access controls restrict every device to its own sample/heartbeat publications and acknowledgement/challenge subscriptions. Use individual client certificates, validate the broker certificate, and revoke compromised identities. The worker acknowledges a sample only after MySQL commits it; broker PUBACK does not prove database storage. Identical retries use the original ID/content; conflicting reuse is rejected. Persist the sequence across restarts. Delayed samples do not update live contact; fresh heartbeats use an expiring single-use server challenge and are not queued offline. These controls are proposals to test before deployment. See </w:t>
-      </w:r>
-      <w:proofErr w:type="spellStart"/>
-      <w:r>
-        <w:t>Mosquitto</w:t>
-      </w:r>
-      <w:proofErr w:type="spellEnd"/>
-      <w:r>
-        <w:t xml:space="preserve"> configuration</w:t>
+        <w:t>Broker access controls restrict every device to its own sample/heartbeat publications and acknowledgement/challenge subscriptions. Use individual client certificates, validate the broker certificate, and revoke compromised identities. The worker acknowledges a sample only after MySQL commits it; broker PUBACK does not prove database storage. Identical retries use the original ID/content; conflicting reuse is rejected. Persist the sequence across restarts. Delayed samples do not update live contact; fresh heartbeats use an expiring single-use server challenge and are not queued offline. These controls are proposals to test before deployment. See Mosquitto configuration</w:t>
       </w:r>
       <w:r>
         <w:t xml:space="preserve"> </w:t>
       </w:r>
-      <w:hyperlink r:id="rId12">
+      <w:hyperlink r:id="rId17">
         <w:r>
           <w:t>[source]</w:t>
         </w:r>
@@ -1050,7 +2229,7 @@
     <w:p>
       <w:pPr>
         <w:rPr>
-          <w:lang w:val="ru-RU"/>
+          <w:lang w:val="en-IE"/>
         </w:rPr>
       </w:pPr>
     </w:p>
@@ -1116,94 +2295,14 @@
           <w:rFonts w:ascii="Courier New" w:hAnsi="Courier New"/>
           <w:sz w:val="15"/>
         </w:rPr>
-        <w:t>45 2 * * * /</w:t>
-      </w:r>
-      <w:proofErr w:type="spellStart"/>
-      <w:r>
-        <w:rPr>
-          <w:rFonts w:ascii="Courier New" w:hAnsi="Courier New"/>
-          <w:sz w:val="15"/>
-        </w:rPr>
-        <w:t>usr</w:t>
-      </w:r>
-      <w:proofErr w:type="spellEnd"/>
-      <w:r>
-        <w:rPr>
-          <w:rFonts w:ascii="Courier New" w:hAnsi="Courier New"/>
-          <w:sz w:val="15"/>
-        </w:rPr>
-        <w:t>/bin/flock -n /run/</w:t>
-      </w:r>
-      <w:proofErr w:type="spellStart"/>
-      <w:r>
-        <w:rPr>
-          <w:rFonts w:ascii="Courier New" w:hAnsi="Courier New"/>
-          <w:sz w:val="15"/>
-        </w:rPr>
-        <w:t>smartbox</w:t>
-      </w:r>
-      <w:proofErr w:type="spellEnd"/>
-      <w:r>
-        <w:rPr>
-          <w:rFonts w:ascii="Courier New" w:hAnsi="Courier New"/>
-          <w:sz w:val="15"/>
-        </w:rPr>
-        <w:t>/</w:t>
-      </w:r>
-      <w:proofErr w:type="spellStart"/>
-      <w:r>
-        <w:rPr>
-          <w:rFonts w:ascii="Courier New" w:hAnsi="Courier New"/>
-          <w:sz w:val="15"/>
-        </w:rPr>
-        <w:t>retention.lock</w:t>
-      </w:r>
-      <w:proofErr w:type="spellEnd"/>
-      <w:r>
-        <w:rPr>
-          <w:rFonts w:ascii="Courier New" w:hAnsi="Courier New"/>
-          <w:sz w:val="15"/>
-        </w:rPr>
-        <w:t xml:space="preserve"> /opt/</w:t>
-      </w:r>
-      <w:proofErr w:type="spellStart"/>
-      <w:r>
-        <w:rPr>
-          <w:rFonts w:ascii="Courier New" w:hAnsi="Courier New"/>
-          <w:sz w:val="15"/>
-        </w:rPr>
-        <w:t>smartbox</w:t>
-      </w:r>
-      <w:proofErr w:type="spellEnd"/>
-      <w:r>
-        <w:rPr>
-          <w:rFonts w:ascii="Courier New" w:hAnsi="Courier New"/>
-          <w:sz w:val="15"/>
-        </w:rPr>
-        <w:t>/.</w:t>
-      </w:r>
-      <w:proofErr w:type="spellStart"/>
-      <w:r>
-        <w:rPr>
-          <w:rFonts w:ascii="Courier New" w:hAnsi="Courier New"/>
-          <w:sz w:val="15"/>
-        </w:rPr>
-        <w:t>venv</w:t>
-      </w:r>
-      <w:proofErr w:type="spellEnd"/>
-      <w:r>
-        <w:rPr>
-          <w:rFonts w:ascii="Courier New" w:hAnsi="Courier New"/>
-          <w:sz w:val="15"/>
-        </w:rPr>
-        <w:t>/bin/python /opt/smartbox/jobs/apply_retention.py</w:t>
+        <w:t>45 2 * * * /usr/bin/flock -n /run/smartbox/retention.lock /opt/smartbox/.venv/bin/python /opt/smartbox/jobs/apply_retention.py</w:t>
       </w:r>
     </w:p>
     <w:p>
       <w:pPr>
         <w:spacing w:after="0"/>
         <w:rPr>
-          <w:lang w:val="ru-RU"/>
+          <w:lang w:val="en-IE"/>
         </w:rPr>
       </w:pPr>
     </w:p>
@@ -1404,7 +2503,7 @@
     <w:p>
       <w:pPr>
         <w:rPr>
-          <w:lang w:val="ru-RU"/>
+          <w:lang w:val="en-IE"/>
         </w:rPr>
       </w:pPr>
       <w:r>
@@ -1412,7 +2511,7 @@
       </w:r>
       <w:r>
         <w:rPr>
-          <w:lang w:val="ru-RU"/>
+          <w:lang w:val="en-IE"/>
         </w:rPr>
         <w:br w:type="page"/>
       </w:r>
@@ -1901,7 +3000,7 @@
     <w:p>
       <w:pPr>
         <w:rPr>
-          <w:lang w:val="ru-RU"/>
+          <w:lang w:val="en-IE"/>
         </w:rPr>
       </w:pPr>
     </w:p>
@@ -1926,7 +3025,7 @@
     <w:p>
       <w:pPr>
         <w:rPr>
-          <w:lang w:val="ru-RU"/>
+          <w:lang w:val="en-IE"/>
         </w:rPr>
       </w:pPr>
       <w:r>
@@ -1934,7 +3033,7 @@
       </w:r>
       <w:r>
         <w:rPr>
-          <w:lang w:val="ru-RU"/>
+          <w:lang w:val="en-IE"/>
         </w:rPr>
         <w:br w:type="page"/>
       </w:r>
@@ -2493,109 +3592,8 @@
       <w:pPr>
         <w:pStyle w:val="ListBullet"/>
       </w:pPr>
-      <w:proofErr w:type="spellStart"/>
-      <w:r>
-        <w:t>Sensirion</w:t>
-      </w:r>
-      <w:proofErr w:type="spellEnd"/>
-      <w:r>
-        <w:t xml:space="preserve"> (2023), SCD4x datasheet, version 1.5</w:t>
-      </w:r>
-      <w:hyperlink r:id="rId13">
-        <w:r>
-          <w:t>[source]</w:t>
-        </w:r>
-      </w:hyperlink>
-      <w:r>
-        <w:t>, sections 3.5–3.6: periodic readings and temperature compensation.</w:t>
-      </w:r>
-    </w:p>
-    <w:p>
-      <w:pPr>
-        <w:pStyle w:val="ListBullet"/>
-      </w:pPr>
-      <w:r>
-        <w:t>Adafruit (n.d.), SCD-4x pinouts</w:t>
-      </w:r>
-      <w:hyperlink r:id="rId14">
-        <w:r>
-          <w:t>[source]</w:t>
-        </w:r>
-      </w:hyperlink>
-      <w:r>
-        <w:t>: breakout connections.</w:t>
-      </w:r>
-    </w:p>
-    <w:p>
-      <w:pPr>
-        <w:pStyle w:val="ListBullet"/>
-      </w:pPr>
-      <w:r>
-        <w:t>Raspberry Pi (n.d.), Raspberry Pi 400 specifications</w:t>
-      </w:r>
-      <w:hyperlink r:id="rId15">
-        <w:r>
-          <w:t>[source]</w:t>
-        </w:r>
-      </w:hyperlink>
-      <w:r>
-        <w:t>: controller, wireless connectivity and power.</w:t>
-      </w:r>
-    </w:p>
-    <w:p>
-      <w:pPr>
-        <w:pStyle w:val="ListBullet"/>
-      </w:pPr>
-      <w:r>
-        <w:t xml:space="preserve">Eclipse Mosquitto (n.d.), </w:t>
-      </w:r>
-      <w:proofErr w:type="spellStart"/>
-      <w:r>
-        <w:t>mosquitto.conf</w:t>
-      </w:r>
-      <w:proofErr w:type="spellEnd"/>
-      <w:r>
-        <w:t xml:space="preserve"> manual</w:t>
-      </w:r>
-      <w:hyperlink r:id="rId16">
-        <w:r>
-          <w:t>[source]</w:t>
-        </w:r>
-      </w:hyperlink>
-      <w:r>
-        <w:t>: proposed broker certificate and access controls.</w:t>
-      </w:r>
-    </w:p>
-    <w:p>
-      <w:pPr>
-        <w:pStyle w:val="ListBullet"/>
-      </w:pPr>
-      <w:r>
-        <w:t>SQLite (n.d.), Appropriate uses</w:t>
-      </w:r>
-      <w:hyperlink r:id="rId17">
-        <w:r>
-          <w:t>[source]</w:t>
-        </w:r>
-      </w:hyperlink>
-      <w:r>
-        <w:t>: embedded local storage rationale.</w:t>
-      </w:r>
-    </w:p>
-    <w:p>
-      <w:pPr>
-        <w:pStyle w:val="ListBullet"/>
-      </w:pPr>
-      <w:r>
-        <w:t xml:space="preserve">MySQL (n.d.), </w:t>
-      </w:r>
-      <w:proofErr w:type="spellStart"/>
-      <w:r>
-        <w:t>InnoDB</w:t>
-      </w:r>
-      <w:proofErr w:type="spellEnd"/>
-      <w:r>
-        <w:t xml:space="preserve"> documentation</w:t>
+      <w:r>
+        <w:t>Sensirion (2023), SCD4x datasheet, version 1.5</w:t>
       </w:r>
       <w:hyperlink r:id="rId18">
         <w:r>
@@ -2603,7 +3601,7 @@
         </w:r>
       </w:hyperlink>
       <w:r>
-        <w:t>: central relational storage rationale.</w:t>
+        <w:t>, sections 3.5–3.6: periodic readings and temperature compensation.</w:t>
       </w:r>
     </w:p>
     <w:p>
@@ -2611,7 +3609,7 @@
         <w:pStyle w:val="ListBullet"/>
       </w:pPr>
       <w:r>
-        <w:t>Beams, C. (n.d.), How to Write a Git Commit Message</w:t>
+        <w:t>Adafruit (n.d.), SCD-4x pinouts</w:t>
       </w:r>
       <w:hyperlink r:id="rId19">
         <w:r>
@@ -2619,6 +3617,86 @@
         </w:r>
       </w:hyperlink>
       <w:r>
+        <w:t>: breakout connections.</w:t>
+      </w:r>
+    </w:p>
+    <w:p>
+      <w:pPr>
+        <w:pStyle w:val="ListBullet"/>
+      </w:pPr>
+      <w:r>
+        <w:t>Raspberry Pi (n.d.), Raspberry Pi 400 specifications</w:t>
+      </w:r>
+      <w:hyperlink r:id="rId20">
+        <w:r>
+          <w:t>[source]</w:t>
+        </w:r>
+      </w:hyperlink>
+      <w:r>
+        <w:t>: controller, wireless connectivity and power.</w:t>
+      </w:r>
+    </w:p>
+    <w:p>
+      <w:pPr>
+        <w:pStyle w:val="ListBullet"/>
+      </w:pPr>
+      <w:r>
+        <w:t>Eclipse Mosquitto (n.d.), mosquitto.conf manual</w:t>
+      </w:r>
+      <w:hyperlink r:id="rId21">
+        <w:r>
+          <w:t>[source]</w:t>
+        </w:r>
+      </w:hyperlink>
+      <w:r>
+        <w:t>: proposed broker certificate and access controls.</w:t>
+      </w:r>
+    </w:p>
+    <w:p>
+      <w:pPr>
+        <w:pStyle w:val="ListBullet"/>
+      </w:pPr>
+      <w:r>
+        <w:t>SQLite (n.d.), Appropriate uses</w:t>
+      </w:r>
+      <w:hyperlink r:id="rId22">
+        <w:r>
+          <w:t>[source]</w:t>
+        </w:r>
+      </w:hyperlink>
+      <w:r>
+        <w:t>: embedded local storage rationale.</w:t>
+      </w:r>
+    </w:p>
+    <w:p>
+      <w:pPr>
+        <w:pStyle w:val="ListBullet"/>
+      </w:pPr>
+      <w:r>
+        <w:t>MySQL (n.d.), InnoDB documentation</w:t>
+      </w:r>
+      <w:hyperlink r:id="rId23">
+        <w:r>
+          <w:t>[source]</w:t>
+        </w:r>
+      </w:hyperlink>
+      <w:r>
+        <w:t>: central relational storage rationale.</w:t>
+      </w:r>
+    </w:p>
+    <w:p>
+      <w:pPr>
+        <w:pStyle w:val="ListBullet"/>
+      </w:pPr>
+      <w:r>
+        <w:t>Beams, C. (n.d.), How to Write a Git Commit Message</w:t>
+      </w:r>
+      <w:hyperlink r:id="rId24">
+        <w:r>
+          <w:t>[source]</w:t>
+        </w:r>
+      </w:hyperlink>
+      <w:r>
         <w:t>: commit-writing guidance.</w:t>
       </w:r>
     </w:p>
@@ -2629,7 +3707,7 @@
       <w:r>
         <w:t>HPRA / Mercury Pharmaceuticals (2024), Fentanyl injection leaflet</w:t>
       </w:r>
-      <w:hyperlink r:id="rId20">
+      <w:hyperlink r:id="rId25">
         <w:r>
           <w:t>[source]</w:t>
         </w:r>
@@ -2816,21 +3894,7 @@
               <w:rPr>
                 <w:sz w:val="16"/>
               </w:rPr>
-              <w:t>Single-</w:t>
-            </w:r>
-            <w:proofErr w:type="spellStart"/>
-            <w:r>
-              <w:rPr>
-                <w:sz w:val="16"/>
-              </w:rPr>
-              <w:t>colour</w:t>
-            </w:r>
-            <w:proofErr w:type="spellEnd"/>
-            <w:r>
-              <w:rPr>
-                <w:sz w:val="16"/>
-              </w:rPr>
-              <w:t xml:space="preserve"> LED</w:t>
+              <w:t>Single-colour LED</w:t>
             </w:r>
           </w:p>
         </w:tc>
@@ -2898,21 +3962,7 @@
               <w:rPr>
                 <w:sz w:val="16"/>
               </w:rPr>
-              <w:t xml:space="preserve">LED resistor (proposed 1 </w:t>
-            </w:r>
-            <w:proofErr w:type="spellStart"/>
-            <w:r>
-              <w:rPr>
-                <w:sz w:val="16"/>
-              </w:rPr>
-              <w:t>kΩ</w:t>
-            </w:r>
-            <w:proofErr w:type="spellEnd"/>
-            <w:r>
-              <w:rPr>
-                <w:sz w:val="16"/>
-              </w:rPr>
-              <w:t>)</w:t>
+              <w:t>LED resistor (proposed 1 kΩ)</w:t>
             </w:r>
           </w:p>
         </w:tc>
@@ -3191,7 +4241,7 @@
     <w:p>
       <w:pPr>
         <w:rPr>
-          <w:lang w:val="ru-RU"/>
+          <w:lang w:val="en-IE"/>
         </w:rPr>
       </w:pPr>
       <w:r>
@@ -3308,7 +4358,7 @@
                     <pic:cNvPicPr/>
                   </pic:nvPicPr>
                   <pic:blipFill>
-                    <a:blip r:embed="rId21"/>
+                    <a:blip r:embed="rId26"/>
                     <a:stretch>
                       <a:fillRect/>
                     </a:stretch>
@@ -3632,7 +4682,7 @@
     <w:p>
       <w:pPr>
         <w:rPr>
-          <w:lang w:val="ru-RU"/>
+          <w:lang w:val="en-IE"/>
         </w:rPr>
       </w:pPr>
     </w:p>
@@ -5194,7 +6244,7 @@
     <w:p>
       <w:pPr>
         <w:rPr>
-          <w:lang w:val="ru-RU"/>
+          <w:lang w:val="en-IE"/>
         </w:rPr>
       </w:pPr>
     </w:p>
@@ -6663,7 +7713,7 @@
     <w:p>
       <w:pPr>
         <w:rPr>
-          <w:lang w:val="ru-RU"/>
+          <w:lang w:val="en-IE"/>
         </w:rPr>
       </w:pPr>
     </w:p>
@@ -6855,14 +7905,12 @@
             <w:pPr>
               <w:spacing w:after="60"/>
             </w:pPr>
-            <w:proofErr w:type="spellStart"/>
             <w:r>
               <w:rPr>
                 <w:sz w:val="16"/>
               </w:rPr>
               <w:t>InfluxDB</w:t>
             </w:r>
-            <w:proofErr w:type="spellEnd"/>
           </w:p>
         </w:tc>
         <w:tc>
@@ -7052,7 +8100,7 @@
     <w:p>
       <w:pPr>
         <w:rPr>
-          <w:lang w:val="ru-RU"/>
+          <w:lang w:val="en-IE"/>
         </w:rPr>
       </w:pPr>
     </w:p>
@@ -7566,54 +8614,29 @@
           <w:sz w:val="15"/>
         </w:rPr>
         <w:lastRenderedPageBreak/>
-        <w:t>) ENGINE=</w:t>
-      </w:r>
-      <w:proofErr w:type="spellStart"/>
+        <w:t>) ENGINE=InnoDB;</w:t>
+      </w:r>
+    </w:p>
+    <w:p>
+      <w:pPr>
+        <w:rPr>
+          <w:rFonts w:ascii="Courier New" w:hAnsi="Courier New"/>
+          <w:sz w:val="15"/>
+          <w:lang w:val="en-IE"/>
+        </w:rPr>
+      </w:pPr>
+    </w:p>
+    <w:p>
+      <w:pPr>
+        <w:spacing w:after="0"/>
+      </w:pPr>
       <w:r>
         <w:rPr>
           <w:rFonts w:ascii="Courier New" w:hAnsi="Courier New"/>
           <w:sz w:val="15"/>
         </w:rPr>
-        <w:t>InnoDB</w:t>
-      </w:r>
-      <w:proofErr w:type="spellEnd"/>
-      <w:r>
-        <w:rPr>
-          <w:rFonts w:ascii="Courier New" w:hAnsi="Courier New"/>
-          <w:sz w:val="15"/>
-        </w:rPr>
-        <w:t>;</w:t>
-      </w:r>
-    </w:p>
-    <w:p>
-      <w:pPr>
-        <w:rPr>
-          <w:rFonts w:ascii="Courier New" w:hAnsi="Courier New"/>
-          <w:sz w:val="15"/>
-          <w:lang w:val="ru-RU"/>
-        </w:rPr>
-      </w:pPr>
-    </w:p>
-    <w:p>
-      <w:pPr>
-        <w:spacing w:after="0"/>
-      </w:pPr>
-      <w:r>
-        <w:rPr>
-          <w:rFonts w:ascii="Courier New" w:hAnsi="Courier New"/>
-          <w:sz w:val="15"/>
-        </w:rPr>
-        <w:t xml:space="preserve">CREATE TABLE </w:t>
-      </w:r>
-      <w:proofErr w:type="spellStart"/>
-      <w:r>
-        <w:rPr>
-          <w:rFonts w:ascii="Courier New" w:hAnsi="Courier New"/>
-          <w:sz w:val="15"/>
-        </w:rPr>
-        <w:t>temperature_samples</w:t>
-      </w:r>
-      <w:proofErr w:type="spellEnd"/>
+        <w:t>CREATE TABLE temperature_samples</w:t>
+      </w:r>
     </w:p>
     <w:p>
       <w:pPr>
@@ -7888,7 +8911,7 @@
       <w:pPr>
         <w:spacing w:after="0"/>
         <w:rPr>
-          <w:lang w:val="ru-RU"/>
+          <w:lang w:val="en-IE"/>
         </w:rPr>
       </w:pPr>
       <w:r>
@@ -7972,23 +8995,7 @@
           <w:rFonts w:ascii="Courier New" w:hAnsi="Courier New"/>
           <w:sz w:val="15"/>
         </w:rPr>
-        <w:t>) ENGINE=</w:t>
-      </w:r>
-      <w:proofErr w:type="spellStart"/>
-      <w:r>
-        <w:rPr>
-          <w:rFonts w:ascii="Courier New" w:hAnsi="Courier New"/>
-          <w:sz w:val="15"/>
-        </w:rPr>
-        <w:t>InnoDB</w:t>
-      </w:r>
-      <w:proofErr w:type="spellEnd"/>
-      <w:r>
-        <w:rPr>
-          <w:rFonts w:ascii="Courier New" w:hAnsi="Courier New"/>
-          <w:sz w:val="15"/>
-        </w:rPr>
-        <w:t>;</w:t>
+        <w:t>) ENGINE=InnoDB;</w:t>
       </w:r>
     </w:p>
     <w:p>
@@ -8498,7 +9505,7 @@
         <w:rPr>
           <w:rFonts w:ascii="Courier New" w:hAnsi="Courier New"/>
           <w:sz w:val="15"/>
-          <w:lang w:val="ru-RU"/>
+          <w:lang w:val="en-IE"/>
         </w:rPr>
       </w:pPr>
       <w:r>
@@ -8506,39 +9513,7 @@
           <w:rFonts w:ascii="Courier New" w:hAnsi="Courier New"/>
           <w:sz w:val="15"/>
         </w:rPr>
-        <w:t xml:space="preserve">ORDER BY </w:t>
-      </w:r>
-      <w:proofErr w:type="spellStart"/>
-      <w:r>
-        <w:rPr>
-          <w:rFonts w:ascii="Courier New" w:hAnsi="Courier New"/>
-          <w:sz w:val="15"/>
-        </w:rPr>
-        <w:t>s.observed_at</w:t>
-      </w:r>
-      <w:proofErr w:type="spellEnd"/>
-      <w:r>
-        <w:rPr>
-          <w:rFonts w:ascii="Courier New" w:hAnsi="Courier New"/>
-          <w:sz w:val="15"/>
-        </w:rPr>
-        <w:t xml:space="preserve">, </w:t>
-      </w:r>
-      <w:proofErr w:type="spellStart"/>
-      <w:r>
-        <w:rPr>
-          <w:rFonts w:ascii="Courier New" w:hAnsi="Courier New"/>
-          <w:sz w:val="15"/>
-        </w:rPr>
-        <w:t>s.sequence_no</w:t>
-      </w:r>
-      <w:proofErr w:type="spellEnd"/>
-      <w:r>
-        <w:rPr>
-          <w:rFonts w:ascii="Courier New" w:hAnsi="Courier New"/>
-          <w:sz w:val="15"/>
-        </w:rPr>
-        <w:t>;</w:t>
+        <w:t>ORDER BY s.observed_at, s.sequence_no;</w:t>
       </w:r>
     </w:p>
     <w:p>
@@ -8995,351 +9970,11 @@
             <w:pPr>
               <w:spacing w:after="60"/>
             </w:pPr>
-            <w:proofErr w:type="spellStart"/>
-            <w:r>
-              <w:rPr>
-                <w:sz w:val="16"/>
-              </w:rPr>
-              <w:t>FastAPI</w:t>
-            </w:r>
-            <w:proofErr w:type="spellEnd"/>
-            <w:r>
-              <w:rPr>
-                <w:sz w:val="16"/>
-              </w:rPr>
-              <w:t>: SQL databases</w:t>
-            </w:r>
-            <w:r>
-              <w:rPr>
-                <w:sz w:val="16"/>
-                <w:lang w:val="ru-RU"/>
-              </w:rPr>
-              <w:t xml:space="preserve"> </w:t>
-            </w:r>
-            <w:hyperlink r:id="rId22">
-              <w:r>
-                <w:t>[source]</w:t>
-              </w:r>
-            </w:hyperlink>
-          </w:p>
-        </w:tc>
-        <w:tc>
-          <w:tcPr>
-            <w:tcW w:w="5022" w:type="dxa"/>
-          </w:tcPr>
-          <w:p>
-            <w:pPr>
-              <w:spacing w:after="60"/>
-            </w:pPr>
-            <w:r>
-              <w:rPr>
-                <w:sz w:val="16"/>
-              </w:rPr>
-              <w:t>Understand backend/database integration</w:t>
-            </w:r>
-          </w:p>
-        </w:tc>
-      </w:tr>
-      <w:tr>
-        <w:tc>
-          <w:tcPr>
-            <w:tcW w:w="534" w:type="dxa"/>
-          </w:tcPr>
-          <w:p>
-            <w:pPr>
-              <w:spacing w:after="60"/>
-            </w:pPr>
-            <w:r>
-              <w:rPr>
-                <w:sz w:val="16"/>
-              </w:rPr>
-              <w:t>R2</w:t>
-            </w:r>
-          </w:p>
-        </w:tc>
-        <w:tc>
-          <w:tcPr>
-            <w:tcW w:w="4536" w:type="dxa"/>
-          </w:tcPr>
-          <w:p>
-            <w:pPr>
-              <w:spacing w:after="60"/>
-            </w:pPr>
-            <w:r>
-              <w:rPr>
-                <w:sz w:val="16"/>
-              </w:rPr>
-              <w:t>MySQL Connector/Python Developer Guide</w:t>
-            </w:r>
-            <w:r>
-              <w:rPr>
-                <w:sz w:val="16"/>
-                <w:lang w:val="en-IE"/>
-              </w:rPr>
-              <w:t xml:space="preserve"> </w:t>
-            </w:r>
-            <w:hyperlink r:id="rId23">
-              <w:r>
-                <w:t>[source]</w:t>
-              </w:r>
-            </w:hyperlink>
-          </w:p>
-        </w:tc>
-        <w:tc>
-          <w:tcPr>
-            <w:tcW w:w="5022" w:type="dxa"/>
-          </w:tcPr>
-          <w:p>
-            <w:pPr>
-              <w:spacing w:after="60"/>
-            </w:pPr>
-            <w:r>
-              <w:rPr>
-                <w:sz w:val="16"/>
-              </w:rPr>
-              <w:t>Python connections, parameter binding and transactions</w:t>
-            </w:r>
-          </w:p>
-        </w:tc>
-      </w:tr>
-      <w:tr>
-        <w:tc>
-          <w:tcPr>
-            <w:tcW w:w="534" w:type="dxa"/>
-          </w:tcPr>
-          <w:p>
-            <w:pPr>
-              <w:spacing w:after="60"/>
-            </w:pPr>
-            <w:r>
-              <w:rPr>
-                <w:sz w:val="16"/>
-              </w:rPr>
-              <w:t>R3</w:t>
-            </w:r>
-          </w:p>
-        </w:tc>
-        <w:tc>
-          <w:tcPr>
-            <w:tcW w:w="4536" w:type="dxa"/>
-          </w:tcPr>
-          <w:p>
-            <w:pPr>
-              <w:spacing w:after="60"/>
-            </w:pPr>
-            <w:r>
-              <w:rPr>
-                <w:sz w:val="16"/>
-              </w:rPr>
-              <w:t xml:space="preserve">MySQL: Introduction to </w:t>
-            </w:r>
-            <w:proofErr w:type="spellStart"/>
-            <w:r>
-              <w:rPr>
-                <w:sz w:val="16"/>
-              </w:rPr>
-              <w:t>InnoDB</w:t>
-            </w:r>
-            <w:proofErr w:type="spellEnd"/>
-            <w:r>
-              <w:rPr>
-                <w:sz w:val="16"/>
-                <w:lang w:val="en-IE"/>
-              </w:rPr>
-              <w:t xml:space="preserve"> </w:t>
-            </w:r>
-            <w:hyperlink r:id="rId24">
-              <w:r>
-                <w:t>[source]</w:t>
-              </w:r>
-            </w:hyperlink>
-          </w:p>
-        </w:tc>
-        <w:tc>
-          <w:tcPr>
-            <w:tcW w:w="5022" w:type="dxa"/>
-          </w:tcPr>
-          <w:p>
-            <w:pPr>
-              <w:spacing w:after="60"/>
-            </w:pPr>
-            <w:r>
-              <w:rPr>
-                <w:sz w:val="16"/>
-              </w:rPr>
-              <w:t>Transactional storage and relational integrity</w:t>
-            </w:r>
-          </w:p>
-        </w:tc>
-      </w:tr>
-      <w:tr>
-        <w:tc>
-          <w:tcPr>
-            <w:tcW w:w="534" w:type="dxa"/>
-          </w:tcPr>
-          <w:p>
-            <w:pPr>
-              <w:spacing w:after="60"/>
-            </w:pPr>
-            <w:r>
-              <w:rPr>
-                <w:sz w:val="16"/>
-              </w:rPr>
-              <w:t>R4</w:t>
-            </w:r>
-          </w:p>
-        </w:tc>
-        <w:tc>
-          <w:tcPr>
-            <w:tcW w:w="4536" w:type="dxa"/>
-          </w:tcPr>
-          <w:p>
-            <w:pPr>
-              <w:spacing w:after="60"/>
-            </w:pPr>
-            <w:r>
-              <w:rPr>
-                <w:sz w:val="16"/>
-              </w:rPr>
-              <w:t xml:space="preserve">MySQL: </w:t>
-            </w:r>
-            <w:proofErr w:type="spellStart"/>
-            <w:r>
-              <w:rPr>
-                <w:sz w:val="16"/>
-              </w:rPr>
-              <w:t>Optimisation</w:t>
-            </w:r>
-            <w:proofErr w:type="spellEnd"/>
-            <w:r>
-              <w:rPr>
-                <w:sz w:val="16"/>
-              </w:rPr>
-              <w:t xml:space="preserve"> and indexes</w:t>
-            </w:r>
-            <w:r>
-              <w:rPr>
-                <w:sz w:val="16"/>
-                <w:lang w:val="en-IE"/>
-              </w:rPr>
-              <w:t xml:space="preserve"> </w:t>
-            </w:r>
-            <w:hyperlink r:id="rId25">
-              <w:r>
-                <w:t>[source]</w:t>
-              </w:r>
-            </w:hyperlink>
-          </w:p>
-        </w:tc>
-        <w:tc>
-          <w:tcPr>
-            <w:tcW w:w="5022" w:type="dxa"/>
-          </w:tcPr>
-          <w:p>
-            <w:pPr>
-              <w:spacing w:after="60"/>
-            </w:pPr>
-            <w:r>
-              <w:rPr>
-                <w:sz w:val="16"/>
-              </w:rPr>
-              <w:t>Choose indexes from query patterns</w:t>
-            </w:r>
-          </w:p>
-        </w:tc>
-      </w:tr>
-      <w:tr>
-        <w:tc>
-          <w:tcPr>
-            <w:tcW w:w="534" w:type="dxa"/>
-          </w:tcPr>
-          <w:p>
-            <w:pPr>
-              <w:spacing w:after="60"/>
-            </w:pPr>
-            <w:r>
-              <w:rPr>
-                <w:sz w:val="16"/>
-              </w:rPr>
-              <w:t>R5</w:t>
-            </w:r>
-          </w:p>
-        </w:tc>
-        <w:tc>
-          <w:tcPr>
-            <w:tcW w:w="4536" w:type="dxa"/>
-          </w:tcPr>
-          <w:p>
-            <w:pPr>
-              <w:spacing w:after="60"/>
-            </w:pPr>
-            <w:r>
-              <w:rPr>
-                <w:sz w:val="16"/>
-              </w:rPr>
-              <w:t>MongoDB: Schema validation</w:t>
-            </w:r>
-            <w:r>
-              <w:rPr>
-                <w:sz w:val="16"/>
-                <w:lang w:val="ru-RU"/>
-              </w:rPr>
-              <w:t xml:space="preserve"> </w:t>
-            </w:r>
-            <w:hyperlink r:id="rId26">
-              <w:r>
-                <w:t>[source]</w:t>
-              </w:r>
-            </w:hyperlink>
-          </w:p>
-        </w:tc>
-        <w:tc>
-          <w:tcPr>
-            <w:tcW w:w="5022" w:type="dxa"/>
-          </w:tcPr>
-          <w:p>
-            <w:pPr>
-              <w:spacing w:after="60"/>
-            </w:pPr>
-            <w:r>
-              <w:rPr>
-                <w:sz w:val="16"/>
-              </w:rPr>
-              <w:t>Validate flexible documents</w:t>
-            </w:r>
-          </w:p>
-        </w:tc>
-      </w:tr>
-      <w:tr>
-        <w:tc>
-          <w:tcPr>
-            <w:tcW w:w="534" w:type="dxa"/>
-          </w:tcPr>
-          <w:p>
-            <w:pPr>
-              <w:spacing w:after="60"/>
-            </w:pPr>
-            <w:r>
-              <w:rPr>
-                <w:sz w:val="16"/>
-              </w:rPr>
-              <w:t>R6</w:t>
-            </w:r>
-          </w:p>
-        </w:tc>
-        <w:tc>
-          <w:tcPr>
-            <w:tcW w:w="4536" w:type="dxa"/>
-          </w:tcPr>
-          <w:p>
-            <w:pPr>
-              <w:spacing w:after="60"/>
-            </w:pPr>
-            <w:r>
-              <w:rPr>
-                <w:sz w:val="16"/>
-              </w:rPr>
-              <w:t>MongoDB: Transactions</w:t>
+            <w:r>
+              <w:rPr>
+                <w:sz w:val="16"/>
+              </w:rPr>
+              <w:t>FastAPI: SQL databases</w:t>
             </w:r>
             <w:r>
               <w:rPr>
@@ -9367,7 +10002,7 @@
               <w:rPr>
                 <w:sz w:val="16"/>
               </w:rPr>
-              <w:t>Understand transaction capabilities and constraints</w:t>
+              <w:t>Understand backend/database integration</w:t>
             </w:r>
           </w:p>
         </w:tc>
@@ -9385,7 +10020,7 @@
               <w:rPr>
                 <w:sz w:val="16"/>
               </w:rPr>
-              <w:t>R7</w:t>
+              <w:t>R2</w:t>
             </w:r>
           </w:p>
         </w:tc>
@@ -9401,7 +10036,7 @@
               <w:rPr>
                 <w:sz w:val="16"/>
               </w:rPr>
-              <w:t>Firebase: Choose a database</w:t>
+              <w:t>MySQL Connector/Python Developer Guide</w:t>
             </w:r>
             <w:r>
               <w:rPr>
@@ -9429,7 +10064,7 @@
               <w:rPr>
                 <w:sz w:val="16"/>
               </w:rPr>
-              <w:t>Distinguish Firestore from Realtime Database</w:t>
+              <w:t>Python connections, parameter binding and transactions</w:t>
             </w:r>
           </w:p>
         </w:tc>
@@ -9447,7 +10082,7 @@
               <w:rPr>
                 <w:sz w:val="16"/>
               </w:rPr>
-              <w:t>R8</w:t>
+              <w:t>R3</w:t>
             </w:r>
           </w:p>
         </w:tc>
@@ -9463,7 +10098,7 @@
               <w:rPr>
                 <w:sz w:val="16"/>
               </w:rPr>
-              <w:t>Firebase pricing</w:t>
+              <w:t>MySQL: Introduction to InnoDB</w:t>
             </w:r>
             <w:r>
               <w:rPr>
@@ -9477,25 +10112,55 @@
                 <w:t>[source]</w:t>
               </w:r>
             </w:hyperlink>
-            <w:r>
-              <w:rPr>
-                <w:sz w:val="16"/>
-              </w:rPr>
-              <w:t xml:space="preserve"> and </w:t>
-            </w:r>
-            <w:proofErr w:type="spellStart"/>
-            <w:r>
-              <w:rPr>
-                <w:sz w:val="16"/>
-              </w:rPr>
-              <w:t>Firestore</w:t>
-            </w:r>
-            <w:proofErr w:type="spellEnd"/>
-            <w:r>
-              <w:rPr>
-                <w:sz w:val="16"/>
-              </w:rPr>
-              <w:t xml:space="preserve"> billing</w:t>
+          </w:p>
+        </w:tc>
+        <w:tc>
+          <w:tcPr>
+            <w:tcW w:w="5022" w:type="dxa"/>
+          </w:tcPr>
+          <w:p>
+            <w:pPr>
+              <w:spacing w:after="60"/>
+            </w:pPr>
+            <w:r>
+              <w:rPr>
+                <w:sz w:val="16"/>
+              </w:rPr>
+              <w:t>Transactional storage and relational integrity</w:t>
+            </w:r>
+          </w:p>
+        </w:tc>
+      </w:tr>
+      <w:tr>
+        <w:tc>
+          <w:tcPr>
+            <w:tcW w:w="534" w:type="dxa"/>
+          </w:tcPr>
+          <w:p>
+            <w:pPr>
+              <w:spacing w:after="60"/>
+            </w:pPr>
+            <w:r>
+              <w:rPr>
+                <w:sz w:val="16"/>
+              </w:rPr>
+              <w:t>R4</w:t>
+            </w:r>
+          </w:p>
+        </w:tc>
+        <w:tc>
+          <w:tcPr>
+            <w:tcW w:w="4536" w:type="dxa"/>
+          </w:tcPr>
+          <w:p>
+            <w:pPr>
+              <w:spacing w:after="60"/>
+            </w:pPr>
+            <w:r>
+              <w:rPr>
+                <w:sz w:val="16"/>
+              </w:rPr>
+              <w:t>MySQL: Optimisation and indexes</w:t>
             </w:r>
             <w:r>
               <w:rPr>
@@ -9523,7 +10188,7 @@
               <w:rPr>
                 <w:sz w:val="16"/>
               </w:rPr>
-              <w:t>Estimate cost using the chosen service and workload</w:t>
+              <w:t>Choose indexes from query patterns</w:t>
             </w:r>
           </w:p>
         </w:tc>
@@ -9541,7 +10206,7 @@
               <w:rPr>
                 <w:sz w:val="16"/>
               </w:rPr>
-              <w:t>R9</w:t>
+              <w:t>R5</w:t>
             </w:r>
           </w:p>
         </w:tc>
@@ -9557,7 +10222,7 @@
               <w:rPr>
                 <w:sz w:val="16"/>
               </w:rPr>
-              <w:t>SQLite: Appropriate uses</w:t>
+              <w:t>MongoDB: Schema validation</w:t>
             </w:r>
             <w:r>
               <w:rPr>
@@ -9585,7 +10250,7 @@
               <w:rPr>
                 <w:sz w:val="16"/>
               </w:rPr>
-              <w:t>Understand embedded storage and concurrency trade-offs</w:t>
+              <w:t>Validate flexible documents</w:t>
             </w:r>
           </w:p>
         </w:tc>
@@ -9603,7 +10268,7 @@
               <w:rPr>
                 <w:sz w:val="16"/>
               </w:rPr>
-              <w:t>R10</w:t>
+              <w:t>R6</w:t>
             </w:r>
           </w:p>
         </w:tc>
@@ -9615,19 +10280,11 @@
             <w:pPr>
               <w:spacing w:after="60"/>
             </w:pPr>
-            <w:proofErr w:type="spellStart"/>
-            <w:r>
-              <w:rPr>
-                <w:sz w:val="16"/>
-              </w:rPr>
-              <w:t>InfluxDB</w:t>
-            </w:r>
-            <w:proofErr w:type="spellEnd"/>
-            <w:r>
-              <w:rPr>
-                <w:sz w:val="16"/>
-              </w:rPr>
-              <w:t xml:space="preserve"> 3 Core documentation</w:t>
+            <w:r>
+              <w:rPr>
+                <w:sz w:val="16"/>
+              </w:rPr>
+              <w:t>MongoDB: Transactions</w:t>
             </w:r>
             <w:r>
               <w:rPr>
@@ -9655,7 +10312,7 @@
               <w:rPr>
                 <w:sz w:val="16"/>
               </w:rPr>
-              <w:t>Evaluate a time-series-focused alternative</w:t>
+              <w:t>Understand transaction capabilities and constraints</w:t>
             </w:r>
           </w:p>
         </w:tc>
@@ -9673,7 +10330,7 @@
               <w:rPr>
                 <w:sz w:val="16"/>
               </w:rPr>
-              <w:t>R11</w:t>
+              <w:t>R7</w:t>
             </w:r>
           </w:p>
         </w:tc>
@@ -9689,12 +10346,12 @@
               <w:rPr>
                 <w:sz w:val="16"/>
               </w:rPr>
-              <w:t>Redis persistence</w:t>
-            </w:r>
-            <w:r>
-              <w:rPr>
-                <w:sz w:val="16"/>
-                <w:lang w:val="ru-RU"/>
+              <w:t>Firebase: Choose a database</w:t>
+            </w:r>
+            <w:r>
+              <w:rPr>
+                <w:sz w:val="16"/>
+                <w:lang w:val="en-IE"/>
               </w:rPr>
               <w:t xml:space="preserve"> </w:t>
             </w:r>
@@ -9717,7 +10374,7 @@
               <w:rPr>
                 <w:sz w:val="16"/>
               </w:rPr>
-              <w:t>Understand durability choices before using Redis for stored state</w:t>
+              <w:t>Distinguish Firestore from Realtime Database</w:t>
             </w:r>
           </w:p>
         </w:tc>
@@ -9735,6 +10392,272 @@
               <w:rPr>
                 <w:sz w:val="16"/>
               </w:rPr>
+              <w:t>R8</w:t>
+            </w:r>
+          </w:p>
+        </w:tc>
+        <w:tc>
+          <w:tcPr>
+            <w:tcW w:w="4536" w:type="dxa"/>
+          </w:tcPr>
+          <w:p>
+            <w:pPr>
+              <w:spacing w:after="60"/>
+            </w:pPr>
+            <w:r>
+              <w:rPr>
+                <w:sz w:val="16"/>
+              </w:rPr>
+              <w:t>Firebase pricing</w:t>
+            </w:r>
+            <w:r>
+              <w:rPr>
+                <w:sz w:val="16"/>
+                <w:lang w:val="en-IE"/>
+              </w:rPr>
+              <w:t xml:space="preserve"> </w:t>
+            </w:r>
+            <w:hyperlink r:id="rId34">
+              <w:r>
+                <w:t>[source]</w:t>
+              </w:r>
+            </w:hyperlink>
+            <w:r>
+              <w:rPr>
+                <w:sz w:val="16"/>
+              </w:rPr>
+              <w:t xml:space="preserve"> and Firestore billing</w:t>
+            </w:r>
+            <w:r>
+              <w:rPr>
+                <w:sz w:val="16"/>
+                <w:lang w:val="en-IE"/>
+              </w:rPr>
+              <w:t xml:space="preserve"> </w:t>
+            </w:r>
+            <w:hyperlink r:id="rId35">
+              <w:r>
+                <w:t>[source]</w:t>
+              </w:r>
+            </w:hyperlink>
+          </w:p>
+        </w:tc>
+        <w:tc>
+          <w:tcPr>
+            <w:tcW w:w="5022" w:type="dxa"/>
+          </w:tcPr>
+          <w:p>
+            <w:pPr>
+              <w:spacing w:after="60"/>
+            </w:pPr>
+            <w:r>
+              <w:rPr>
+                <w:sz w:val="16"/>
+              </w:rPr>
+              <w:t>Estimate cost using the chosen service and workload</w:t>
+            </w:r>
+          </w:p>
+        </w:tc>
+      </w:tr>
+      <w:tr>
+        <w:tc>
+          <w:tcPr>
+            <w:tcW w:w="534" w:type="dxa"/>
+          </w:tcPr>
+          <w:p>
+            <w:pPr>
+              <w:spacing w:after="60"/>
+            </w:pPr>
+            <w:r>
+              <w:rPr>
+                <w:sz w:val="16"/>
+              </w:rPr>
+              <w:t>R9</w:t>
+            </w:r>
+          </w:p>
+        </w:tc>
+        <w:tc>
+          <w:tcPr>
+            <w:tcW w:w="4536" w:type="dxa"/>
+          </w:tcPr>
+          <w:p>
+            <w:pPr>
+              <w:spacing w:after="60"/>
+            </w:pPr>
+            <w:r>
+              <w:rPr>
+                <w:sz w:val="16"/>
+              </w:rPr>
+              <w:t>SQLite: Appropriate uses</w:t>
+            </w:r>
+            <w:r>
+              <w:rPr>
+                <w:sz w:val="16"/>
+                <w:lang w:val="ru-RU"/>
+              </w:rPr>
+              <w:t xml:space="preserve"> </w:t>
+            </w:r>
+            <w:hyperlink r:id="rId36">
+              <w:r>
+                <w:t>[source]</w:t>
+              </w:r>
+            </w:hyperlink>
+          </w:p>
+        </w:tc>
+        <w:tc>
+          <w:tcPr>
+            <w:tcW w:w="5022" w:type="dxa"/>
+          </w:tcPr>
+          <w:p>
+            <w:pPr>
+              <w:spacing w:after="60"/>
+            </w:pPr>
+            <w:r>
+              <w:rPr>
+                <w:sz w:val="16"/>
+              </w:rPr>
+              <w:t>Understand embedded storage and concurrency trade-offs</w:t>
+            </w:r>
+          </w:p>
+        </w:tc>
+      </w:tr>
+      <w:tr>
+        <w:tc>
+          <w:tcPr>
+            <w:tcW w:w="534" w:type="dxa"/>
+          </w:tcPr>
+          <w:p>
+            <w:pPr>
+              <w:spacing w:after="60"/>
+            </w:pPr>
+            <w:r>
+              <w:rPr>
+                <w:sz w:val="16"/>
+              </w:rPr>
+              <w:t>R10</w:t>
+            </w:r>
+          </w:p>
+        </w:tc>
+        <w:tc>
+          <w:tcPr>
+            <w:tcW w:w="4536" w:type="dxa"/>
+          </w:tcPr>
+          <w:p>
+            <w:pPr>
+              <w:spacing w:after="60"/>
+            </w:pPr>
+            <w:r>
+              <w:rPr>
+                <w:sz w:val="16"/>
+              </w:rPr>
+              <w:t>InfluxDB 3 Core documentation</w:t>
+            </w:r>
+            <w:r>
+              <w:rPr>
+                <w:sz w:val="16"/>
+                <w:lang w:val="ru-RU"/>
+              </w:rPr>
+              <w:t xml:space="preserve"> </w:t>
+            </w:r>
+            <w:hyperlink r:id="rId37">
+              <w:r>
+                <w:t>[source]</w:t>
+              </w:r>
+            </w:hyperlink>
+          </w:p>
+        </w:tc>
+        <w:tc>
+          <w:tcPr>
+            <w:tcW w:w="5022" w:type="dxa"/>
+          </w:tcPr>
+          <w:p>
+            <w:pPr>
+              <w:spacing w:after="60"/>
+            </w:pPr>
+            <w:r>
+              <w:rPr>
+                <w:sz w:val="16"/>
+              </w:rPr>
+              <w:t>Evaluate a time-series-focused alternative</w:t>
+            </w:r>
+          </w:p>
+        </w:tc>
+      </w:tr>
+      <w:tr>
+        <w:tc>
+          <w:tcPr>
+            <w:tcW w:w="534" w:type="dxa"/>
+          </w:tcPr>
+          <w:p>
+            <w:pPr>
+              <w:spacing w:after="60"/>
+            </w:pPr>
+            <w:r>
+              <w:rPr>
+                <w:sz w:val="16"/>
+              </w:rPr>
+              <w:t>R11</w:t>
+            </w:r>
+          </w:p>
+        </w:tc>
+        <w:tc>
+          <w:tcPr>
+            <w:tcW w:w="4536" w:type="dxa"/>
+          </w:tcPr>
+          <w:p>
+            <w:pPr>
+              <w:spacing w:after="60"/>
+            </w:pPr>
+            <w:r>
+              <w:rPr>
+                <w:sz w:val="16"/>
+              </w:rPr>
+              <w:t>Redis persistence</w:t>
+            </w:r>
+            <w:r>
+              <w:rPr>
+                <w:sz w:val="16"/>
+                <w:lang w:val="ru-RU"/>
+              </w:rPr>
+              <w:t xml:space="preserve"> </w:t>
+            </w:r>
+            <w:hyperlink r:id="rId38">
+              <w:r>
+                <w:t>[source]</w:t>
+              </w:r>
+            </w:hyperlink>
+          </w:p>
+        </w:tc>
+        <w:tc>
+          <w:tcPr>
+            <w:tcW w:w="5022" w:type="dxa"/>
+          </w:tcPr>
+          <w:p>
+            <w:pPr>
+              <w:spacing w:after="60"/>
+            </w:pPr>
+            <w:r>
+              <w:rPr>
+                <w:sz w:val="16"/>
+              </w:rPr>
+              <w:t>Understand durability choices before using Redis for stored state</w:t>
+            </w:r>
+          </w:p>
+        </w:tc>
+      </w:tr>
+      <w:tr>
+        <w:tc>
+          <w:tcPr>
+            <w:tcW w:w="534" w:type="dxa"/>
+          </w:tcPr>
+          <w:p>
+            <w:pPr>
+              <w:spacing w:after="60"/>
+            </w:pPr>
+            <w:r>
+              <w:rPr>
+                <w:sz w:val="16"/>
+              </w:rPr>
               <w:t>R12</w:t>
             </w:r>
           </w:p>
@@ -9760,7 +10683,7 @@
               </w:rPr>
               <w:t xml:space="preserve"> </w:t>
             </w:r>
-            <w:hyperlink r:id="rId34">
+            <w:hyperlink r:id="rId39">
               <w:r>
                 <w:t>[source]</w:t>
               </w:r>
@@ -9870,7 +10793,7 @@
                     <pic:cNvPicPr/>
                   </pic:nvPicPr>
                   <pic:blipFill>
-                    <a:blip r:embed="rId35"/>
+                    <a:blip r:embed="rId40"/>
                     <a:stretch>
                       <a:fillRect/>
                     </a:stretch>
@@ -9946,7 +10869,7 @@
                     <pic:cNvPicPr/>
                   </pic:nvPicPr>
                   <pic:blipFill>
-                    <a:blip r:embed="rId36"/>
+                    <a:blip r:embed="rId41"/>
                     <a:stretch>
                       <a:fillRect/>
                     </a:stretch>
@@ -10848,7 +11771,7 @@
     <w:p>
       <w:pPr>
         <w:rPr>
-          <w:lang w:val="ru-RU"/>
+          <w:lang w:val="en-IE"/>
         </w:rPr>
       </w:pPr>
     </w:p>
@@ -11419,21 +12342,7 @@
               <w:rPr>
                 <w:sz w:val="16"/>
               </w:rPr>
-              <w:t xml:space="preserve"> staff member </w:t>
-            </w:r>
-            <w:proofErr w:type="spellStart"/>
-            <w:r>
-              <w:rPr>
-                <w:sz w:val="16"/>
-              </w:rPr>
-              <w:t>authorised</w:t>
-            </w:r>
-            <w:proofErr w:type="spellEnd"/>
-            <w:r>
-              <w:rPr>
-                <w:sz w:val="16"/>
-              </w:rPr>
-              <w:t xml:space="preserve"> to monitor the single shared prototype box; exact operational responsibility to be validated</w:t>
+              <w:t xml:space="preserve"> staff member authorised to monitor the single shared prototype box; exact operational responsibility to be validated</w:t>
             </w:r>
           </w:p>
         </w:tc>
@@ -12644,7 +13553,7 @@
     <w:p>
       <w:pPr>
         <w:rPr>
-          <w:lang w:val="ru-RU"/>
+          <w:lang w:val="en-IE"/>
         </w:rPr>
       </w:pPr>
       <w:r>
@@ -13180,7 +14089,7 @@
       <w:pPr>
         <w:spacing w:after="120"/>
         <w:rPr>
-          <w:lang w:val="ru-RU"/>
+          <w:lang w:val="en-IE"/>
         </w:rPr>
       </w:pPr>
       <w:r>
@@ -18378,129 +19287,6 @@
               </w:rPr>
               <w:t>5eeffd5: consolidated design</w:t>
             </w:r>
-            <w:hyperlink r:id="rId37">
-              <w:r>
-                <w:t>[source]</w:t>
-              </w:r>
-            </w:hyperlink>
-            <w:r>
-              <w:rPr>
-                <w:sz w:val="16"/>
-              </w:rPr>
-              <w:t>, 9437bd9: SQL schema</w:t>
-            </w:r>
-            <w:hyperlink r:id="rId38">
-              <w:r>
-                <w:t>[source]</w:t>
-              </w:r>
-            </w:hyperlink>
-            <w:r>
-              <w:rPr>
-                <w:sz w:val="16"/>
-              </w:rPr>
-              <w:t>.</w:t>
-            </w:r>
-          </w:p>
-        </w:tc>
-      </w:tr>
-      <w:tr>
-        <w:tc>
-          <w:tcPr>
-            <w:tcW w:w="2660" w:type="dxa"/>
-          </w:tcPr>
-          <w:p>
-            <w:pPr>
-              <w:spacing w:after="60"/>
-            </w:pPr>
-            <w:r>
-              <w:rPr>
-                <w:sz w:val="16"/>
-              </w:rPr>
-              <w:t>Hanna Bokariuk / HannaBProjects</w:t>
-            </w:r>
-          </w:p>
-        </w:tc>
-        <w:tc>
-          <w:tcPr>
-            <w:tcW w:w="7432" w:type="dxa"/>
-          </w:tcPr>
-          <w:p>
-            <w:pPr>
-              <w:spacing w:after="60"/>
-            </w:pPr>
-            <w:r>
-              <w:rPr>
-                <w:sz w:val="16"/>
-              </w:rPr>
-              <w:t>ec2eedb: scope</w:t>
-            </w:r>
-            <w:hyperlink r:id="rId39">
-              <w:r>
-                <w:t>[source]</w:t>
-              </w:r>
-            </w:hyperlink>
-            <w:r>
-              <w:rPr>
-                <w:sz w:val="16"/>
-              </w:rPr>
-              <w:t>, cd72000: hardware list</w:t>
-            </w:r>
-            <w:hyperlink r:id="rId40">
-              <w:r>
-                <w:t>[source]</w:t>
-              </w:r>
-            </w:hyperlink>
-            <w:r>
-              <w:rPr>
-                <w:sz w:val="16"/>
-              </w:rPr>
-              <w:t>, 5f99ef0: cover sheet</w:t>
-            </w:r>
-            <w:hyperlink r:id="rId41">
-              <w:r>
-                <w:t>[source]</w:t>
-              </w:r>
-            </w:hyperlink>
-            <w:r>
-              <w:rPr>
-                <w:sz w:val="16"/>
-              </w:rPr>
-              <w:t>.</w:t>
-            </w:r>
-          </w:p>
-        </w:tc>
-      </w:tr>
-      <w:tr>
-        <w:tc>
-          <w:tcPr>
-            <w:tcW w:w="2660" w:type="dxa"/>
-          </w:tcPr>
-          <w:p>
-            <w:pPr>
-              <w:spacing w:after="60"/>
-            </w:pPr>
-            <w:r>
-              <w:rPr>
-                <w:sz w:val="16"/>
-              </w:rPr>
-              <w:t>Maryna Hordiienko</w:t>
-            </w:r>
-          </w:p>
-        </w:tc>
-        <w:tc>
-          <w:tcPr>
-            <w:tcW w:w="7432" w:type="dxa"/>
-          </w:tcPr>
-          <w:p>
-            <w:pPr>
-              <w:spacing w:after="60"/>
-            </w:pPr>
-            <w:r>
-              <w:rPr>
-                <w:sz w:val="16"/>
-              </w:rPr>
-              <w:t>33468f6: dashboard/website research</w:t>
-            </w:r>
             <w:hyperlink r:id="rId42">
               <w:r>
                 <w:t>[source]</w:t>
@@ -18510,7 +19296,7 @@
               <w:rPr>
                 <w:sz w:val="16"/>
               </w:rPr>
-              <w:t>, a661dae: design principles</w:t>
+              <w:t>, 9437bd9: SQL schema</w:t>
             </w:r>
             <w:hyperlink r:id="rId43">
               <w:r>
@@ -18526,6 +19312,129 @@
           </w:p>
         </w:tc>
       </w:tr>
+      <w:tr>
+        <w:tc>
+          <w:tcPr>
+            <w:tcW w:w="2660" w:type="dxa"/>
+          </w:tcPr>
+          <w:p>
+            <w:pPr>
+              <w:spacing w:after="60"/>
+            </w:pPr>
+            <w:r>
+              <w:rPr>
+                <w:sz w:val="16"/>
+              </w:rPr>
+              <w:t>Hanna Bokariuk / HannaBProjects</w:t>
+            </w:r>
+          </w:p>
+        </w:tc>
+        <w:tc>
+          <w:tcPr>
+            <w:tcW w:w="7432" w:type="dxa"/>
+          </w:tcPr>
+          <w:p>
+            <w:pPr>
+              <w:spacing w:after="60"/>
+            </w:pPr>
+            <w:r>
+              <w:rPr>
+                <w:sz w:val="16"/>
+              </w:rPr>
+              <w:t>ec2eedb: scope</w:t>
+            </w:r>
+            <w:hyperlink r:id="rId44">
+              <w:r>
+                <w:t>[source]</w:t>
+              </w:r>
+            </w:hyperlink>
+            <w:r>
+              <w:rPr>
+                <w:sz w:val="16"/>
+              </w:rPr>
+              <w:t>, cd72000: hardware list</w:t>
+            </w:r>
+            <w:hyperlink r:id="rId45">
+              <w:r>
+                <w:t>[source]</w:t>
+              </w:r>
+            </w:hyperlink>
+            <w:r>
+              <w:rPr>
+                <w:sz w:val="16"/>
+              </w:rPr>
+              <w:t>, 5f99ef0: cover sheet</w:t>
+            </w:r>
+            <w:hyperlink r:id="rId46">
+              <w:r>
+                <w:t>[source]</w:t>
+              </w:r>
+            </w:hyperlink>
+            <w:r>
+              <w:rPr>
+                <w:sz w:val="16"/>
+              </w:rPr>
+              <w:t>.</w:t>
+            </w:r>
+          </w:p>
+        </w:tc>
+      </w:tr>
+      <w:tr>
+        <w:tc>
+          <w:tcPr>
+            <w:tcW w:w="2660" w:type="dxa"/>
+          </w:tcPr>
+          <w:p>
+            <w:pPr>
+              <w:spacing w:after="60"/>
+            </w:pPr>
+            <w:r>
+              <w:rPr>
+                <w:sz w:val="16"/>
+              </w:rPr>
+              <w:t>Maryna Hordiienko</w:t>
+            </w:r>
+          </w:p>
+        </w:tc>
+        <w:tc>
+          <w:tcPr>
+            <w:tcW w:w="7432" w:type="dxa"/>
+          </w:tcPr>
+          <w:p>
+            <w:pPr>
+              <w:spacing w:after="60"/>
+            </w:pPr>
+            <w:r>
+              <w:rPr>
+                <w:sz w:val="16"/>
+              </w:rPr>
+              <w:t>33468f6: dashboard/website research</w:t>
+            </w:r>
+            <w:hyperlink r:id="rId47">
+              <w:r>
+                <w:t>[source]</w:t>
+              </w:r>
+            </w:hyperlink>
+            <w:r>
+              <w:rPr>
+                <w:sz w:val="16"/>
+              </w:rPr>
+              <w:t>, a661dae: design principles</w:t>
+            </w:r>
+            <w:hyperlink r:id="rId48">
+              <w:r>
+                <w:t>[source]</w:t>
+              </w:r>
+            </w:hyperlink>
+            <w:r>
+              <w:rPr>
+                <w:sz w:val="16"/>
+              </w:rPr>
+              <w:t>.</w:t>
+            </w:r>
+          </w:p>
+        </w:tc>
+      </w:tr>
     </w:tbl>
     <w:p>
       <w:r>
@@ -18534,7 +19443,7 @@
     </w:p>
     <w:p/>
     <w:sectPr>
-      <w:footerReference w:type="default" r:id="rId44"/>
+      <w:footerReference w:type="default" r:id="rId49"/>
       <w:pgSz w:w="11906" w:h="16838"/>
       <w:pgMar w:top="907" w:right="907" w:bottom="907" w:left="907" w:header="720" w:footer="720" w:gutter="0"/>
       <w:cols w:space="720"/>
@@ -18545,7 +19454,7 @@
 </file>
 
 <file path=word/endnotes.xml><?xml version="1.0" encoding="utf-8"?>
-<w:endnotes xmlns:wpc="http://schemas.microsoft.com/office/word/2010/wordprocessingCanvas" xmlns:cx="http://schemas.microsoft.com/office/drawing/2014/chartex" xmlns:cx1="http://schemas.microsoft.com/office/drawing/2015/9/8/chartex" xmlns:cx2="http://schemas.microsoft.com/office/drawing/2015/10/21/chartex" xmlns:cx3="http://schemas.microsoft.com/office/drawing/2016/5/9/chartex" xmlns:cx4="http://schemas.microsoft.com/office/drawing/2016/5/10/chartex" xmlns:cx5="http://schemas.microsoft.com/office/drawing/2016/5/11/chartex" xmlns:cx6="http://schemas.microsoft.com/office/drawing/2016/5/12/chartex" xmlns:cx7="http://schemas.microsoft.com/office/drawing/2016/5/13/chartex" xmlns:cx8="http://schemas.microsoft.com/office/drawing/2016/5/14/chartex" xmlns:mc="http://schemas.openxmlformats.org/markup-compatibility/2006" xmlns:m="http://schemas.openxmlformats.org/officeDocument/2006/math" xmlns:aink="http://schemas.microsoft.com/office/drawing/2016/ink" xmlns:am3d="http://schemas.microsoft.com/office/drawing/2017/model3d" xmlns:oel="http://schemas.microsoft.com/office/2019/extlst" xmlns:r="http://schemas.openxmlformats.org/officeDocument/2006/relationships" xmlns:wp14="http://schemas.microsoft.com/office/word/2010/wordprocessingDrawing" xmlns:wp="http://schemas.openxmlformats.org/drawingml/2006/wordprocessingDrawing" xmlns:wpg="http://schemas.microsoft.com/office/word/2010/wordprocessingGroup" xmlns:wpi="http://schemas.microsoft.com/office/word/2010/wordprocessingInk" xmlns:wps="http://schemas.microsoft.com/office/word/2010/wordprocessingShape" xmlns:o="urn:schemas-microsoft-com:office:office" xmlns:v="urn:schemas-microsoft-com:vml" xmlns:w10="urn:schemas-microsoft-com:office:word" xmlns:w="http://schemas.openxmlformats.org/wordprocessingml/2006/main" xmlns:w14="http://schemas.microsoft.com/office/word/2010/wordml" xmlns:w15="http://schemas.microsoft.com/office/word/2012/wordml" xmlns:w16cex="http://schemas.microsoft.com/office/word/2018/wordml/cex" xmlns:w16cid="http://schemas.microsoft.com/office/word/2016/wordml/cid" xmlns:w16="http://schemas.microsoft.com/office/word/2018/wordml" xmlns:w16sdtdh="http://schemas.microsoft.com/office/word/2020/wordml/sdtdatahash" xmlns:w16sdtfl="http://schemas.microsoft.com/office/word/2024/wordml/sdtformatlock" xmlns:w16se="http://schemas.microsoft.com/office/word/2015/wordml/symex" xmlns:w16du="http://schemas.microsoft.com/office/word/2023/wordml/word16du" xmlns:wne="http://schemas.microsoft.com/office/word/2006/wordml" mc:Ignorable="w14 w15 w16se w16cid w16 w16cex w16sdtdh w16sdtfl w16du wp14">
+<w:endnotes xmlns:wpc="http://schemas.microsoft.com/office/word/2010/wordprocessingCanvas" xmlns:cx="http://schemas.microsoft.com/office/drawing/2014/chartex" xmlns:cx1="http://schemas.microsoft.com/office/drawing/2015/9/8/chartex" xmlns:cx2="http://schemas.microsoft.com/office/drawing/2015/10/21/chartex" xmlns:cx3="http://schemas.microsoft.com/office/drawing/2016/5/9/chartex" xmlns:cx4="http://schemas.microsoft.com/office/drawing/2016/5/10/chartex" xmlns:cx5="http://schemas.microsoft.com/office/drawing/2016/5/11/chartex" xmlns:cx6="http://schemas.microsoft.com/office/drawing/2016/5/12/chartex" xmlns:cx7="http://schemas.microsoft.com/office/drawing/2016/5/13/chartex" xmlns:cx8="http://schemas.microsoft.com/office/drawing/2016/5/14/chartex" xmlns:mc="http://schemas.openxmlformats.org/markup-compatibility/2006" xmlns:aink="http://schemas.microsoft.com/office/drawing/2016/ink" xmlns:am3d="http://schemas.microsoft.com/office/drawing/2017/model3d" xmlns:o="urn:schemas-microsoft-com:office:office" xmlns:oel="http://schemas.microsoft.com/office/2019/extlst" xmlns:r="http://schemas.openxmlformats.org/officeDocument/2006/relationships" xmlns:m="http://schemas.openxmlformats.org/officeDocument/2006/math" xmlns:v="urn:schemas-microsoft-com:vml" xmlns:wp14="http://schemas.microsoft.com/office/word/2010/wordprocessingDrawing" xmlns:wp="http://schemas.openxmlformats.org/drawingml/2006/wordprocessingDrawing" xmlns:w10="urn:schemas-microsoft-com:office:word" xmlns:w="http://schemas.openxmlformats.org/wordprocessingml/2006/main" xmlns:w14="http://schemas.microsoft.com/office/word/2010/wordml" xmlns:w15="http://schemas.microsoft.com/office/word/2012/wordml" xmlns:w16cex="http://schemas.microsoft.com/office/word/2018/wordml/cex" xmlns:w16cid="http://schemas.microsoft.com/office/word/2016/wordml/cid" xmlns:w16="http://schemas.microsoft.com/office/word/2018/wordml" xmlns:w16du="http://schemas.microsoft.com/office/word/2023/wordml/word16du" xmlns:w16sdtdh="http://schemas.microsoft.com/office/word/2020/wordml/sdtdatahash" xmlns:w16sdtfl="http://schemas.microsoft.com/office/word/2024/wordml/sdtformatlock" xmlns:w16se="http://schemas.microsoft.com/office/word/2015/wordml/symex" xmlns:wpg="http://schemas.microsoft.com/office/word/2010/wordprocessingGroup" xmlns:wpi="http://schemas.microsoft.com/office/word/2010/wordprocessingInk" xmlns:wne="http://schemas.microsoft.com/office/word/2006/wordml" xmlns:wps="http://schemas.microsoft.com/office/word/2010/wordprocessingShape" mc:Ignorable="w14 w15 w16se w16cid w16 w16cex w16sdtdh w16sdtfl w16du wp14">
   <w:endnote w:type="separator" w:id="-1">
     <w:p>
       <w:pPr>
@@ -18570,7 +19479,7 @@
 </file>
 
 <file path=word/footer1.xml><?xml version="1.0" encoding="utf-8"?>
-<w:ftr xmlns:wpc="http://schemas.microsoft.com/office/word/2010/wordprocessingCanvas" xmlns:cx="http://schemas.microsoft.com/office/drawing/2014/chartex" xmlns:cx1="http://schemas.microsoft.com/office/drawing/2015/9/8/chartex" xmlns:cx2="http://schemas.microsoft.com/office/drawing/2015/10/21/chartex" xmlns:cx3="http://schemas.microsoft.com/office/drawing/2016/5/9/chartex" xmlns:cx4="http://schemas.microsoft.com/office/drawing/2016/5/10/chartex" xmlns:cx5="http://schemas.microsoft.com/office/drawing/2016/5/11/chartex" xmlns:cx6="http://schemas.microsoft.com/office/drawing/2016/5/12/chartex" xmlns:cx7="http://schemas.microsoft.com/office/drawing/2016/5/13/chartex" xmlns:cx8="http://schemas.microsoft.com/office/drawing/2016/5/14/chartex" xmlns:mc="http://schemas.openxmlformats.org/markup-compatibility/2006" xmlns:m="http://schemas.openxmlformats.org/officeDocument/2006/math" xmlns:aink="http://schemas.microsoft.com/office/drawing/2016/ink" xmlns:am3d="http://schemas.microsoft.com/office/drawing/2017/model3d" xmlns:oel="http://schemas.microsoft.com/office/2019/extlst" xmlns:r="http://schemas.openxmlformats.org/officeDocument/2006/relationships" xmlns:wp14="http://schemas.microsoft.com/office/word/2010/wordprocessingDrawing" xmlns:wp="http://schemas.openxmlformats.org/drawingml/2006/wordprocessingDrawing" xmlns:wpg="http://schemas.microsoft.com/office/word/2010/wordprocessingGroup" xmlns:wpi="http://schemas.microsoft.com/office/word/2010/wordprocessingInk" xmlns:wps="http://schemas.microsoft.com/office/word/2010/wordprocessingShape" xmlns:o="urn:schemas-microsoft-com:office:office" xmlns:v="urn:schemas-microsoft-com:vml" xmlns:w10="urn:schemas-microsoft-com:office:word" xmlns:w="http://schemas.openxmlformats.org/wordprocessingml/2006/main" xmlns:w14="http://schemas.microsoft.com/office/word/2010/wordml" xmlns:w15="http://schemas.microsoft.com/office/word/2012/wordml" xmlns:w16cex="http://schemas.microsoft.com/office/word/2018/wordml/cex" xmlns:w16cid="http://schemas.microsoft.com/office/word/2016/wordml/cid" xmlns:w16="http://schemas.microsoft.com/office/word/2018/wordml" xmlns:w16sdtdh="http://schemas.microsoft.com/office/word/2020/wordml/sdtdatahash" xmlns:w16sdtfl="http://schemas.microsoft.com/office/word/2024/wordml/sdtformatlock" xmlns:w16se="http://schemas.microsoft.com/office/word/2015/wordml/symex" xmlns:w16du="http://schemas.microsoft.com/office/word/2023/wordml/word16du" xmlns:wne="http://schemas.microsoft.com/office/word/2006/wordml" mc:Ignorable="w14 w15 w16se w16cid w16 w16cex w16sdtdh w16sdtfl w16du wp14">
+<w:ftr xmlns:wpc="http://schemas.microsoft.com/office/word/2010/wordprocessingCanvas" xmlns:cx="http://schemas.microsoft.com/office/drawing/2014/chartex" xmlns:cx1="http://schemas.microsoft.com/office/drawing/2015/9/8/chartex" xmlns:cx2="http://schemas.microsoft.com/office/drawing/2015/10/21/chartex" xmlns:cx3="http://schemas.microsoft.com/office/drawing/2016/5/9/chartex" xmlns:cx4="http://schemas.microsoft.com/office/drawing/2016/5/10/chartex" xmlns:cx5="http://schemas.microsoft.com/office/drawing/2016/5/11/chartex" xmlns:cx6="http://schemas.microsoft.com/office/drawing/2016/5/12/chartex" xmlns:cx7="http://schemas.microsoft.com/office/drawing/2016/5/13/chartex" xmlns:cx8="http://schemas.microsoft.com/office/drawing/2016/5/14/chartex" xmlns:mc="http://schemas.openxmlformats.org/markup-compatibility/2006" xmlns:aink="http://schemas.microsoft.com/office/drawing/2016/ink" xmlns:am3d="http://schemas.microsoft.com/office/drawing/2017/model3d" xmlns:o="urn:schemas-microsoft-com:office:office" xmlns:oel="http://schemas.microsoft.com/office/2019/extlst" xmlns:r="http://schemas.openxmlformats.org/officeDocument/2006/relationships" xmlns:m="http://schemas.openxmlformats.org/officeDocument/2006/math" xmlns:v="urn:schemas-microsoft-com:vml" xmlns:wp14="http://schemas.microsoft.com/office/word/2010/wordprocessingDrawing" xmlns:wp="http://schemas.openxmlformats.org/drawingml/2006/wordprocessingDrawing" xmlns:w10="urn:schemas-microsoft-com:office:word" xmlns:w="http://schemas.openxmlformats.org/wordprocessingml/2006/main" xmlns:w14="http://schemas.microsoft.com/office/word/2010/wordml" xmlns:w15="http://schemas.microsoft.com/office/word/2012/wordml" xmlns:w16cex="http://schemas.microsoft.com/office/word/2018/wordml/cex" xmlns:w16cid="http://schemas.microsoft.com/office/word/2016/wordml/cid" xmlns:w16="http://schemas.microsoft.com/office/word/2018/wordml" xmlns:w16du="http://schemas.microsoft.com/office/word/2023/wordml/word16du" xmlns:w16sdtdh="http://schemas.microsoft.com/office/word/2020/wordml/sdtdatahash" xmlns:w16sdtfl="http://schemas.microsoft.com/office/word/2024/wordml/sdtformatlock" xmlns:w16se="http://schemas.microsoft.com/office/word/2015/wordml/symex" xmlns:wpg="http://schemas.microsoft.com/office/word/2010/wordprocessingGroup" xmlns:wpi="http://schemas.microsoft.com/office/word/2010/wordprocessingInk" xmlns:wne="http://schemas.microsoft.com/office/word/2006/wordml" xmlns:wps="http://schemas.microsoft.com/office/word/2010/wordprocessingShape" mc:Ignorable="w14 w15 w16se w16cid w16 w16cex w16sdtdh w16sdtfl w16du wp14">
   <w:p>
     <w:pPr>
       <w:pStyle w:val="Footer"/>
@@ -18581,7 +19490,7 @@
 </file>
 
 <file path=word/footnotes.xml><?xml version="1.0" encoding="utf-8"?>
-<w:footnotes xmlns:wpc="http://schemas.microsoft.com/office/word/2010/wordprocessingCanvas" xmlns:cx="http://schemas.microsoft.com/office/drawing/2014/chartex" xmlns:cx1="http://schemas.microsoft.com/office/drawing/2015/9/8/chartex" xmlns:cx2="http://schemas.microsoft.com/office/drawing/2015/10/21/chartex" xmlns:cx3="http://schemas.microsoft.com/office/drawing/2016/5/9/chartex" xmlns:cx4="http://schemas.microsoft.com/office/drawing/2016/5/10/chartex" xmlns:cx5="http://schemas.microsoft.com/office/drawing/2016/5/11/chartex" xmlns:cx6="http://schemas.microsoft.com/office/drawing/2016/5/12/chartex" xmlns:cx7="http://schemas.microsoft.com/office/drawing/2016/5/13/chartex" xmlns:cx8="http://schemas.microsoft.com/office/drawing/2016/5/14/chartex" xmlns:mc="http://schemas.openxmlformats.org/markup-compatibility/2006" xmlns:m="http://schemas.openxmlformats.org/officeDocument/2006/math" xmlns:aink="http://schemas.microsoft.com/office/drawing/2016/ink" xmlns:am3d="http://schemas.microsoft.com/office/drawing/2017/model3d" xmlns:oel="http://schemas.microsoft.com/office/2019/extlst" xmlns:r="http://schemas.openxmlformats.org/officeDocument/2006/relationships" xmlns:wp14="http://schemas.microsoft.com/office/word/2010/wordprocessingDrawing" xmlns:wp="http://schemas.openxmlformats.org/drawingml/2006/wordprocessingDrawing" xmlns:wpg="http://schemas.microsoft.com/office/word/2010/wordprocessingGroup" xmlns:wpi="http://schemas.microsoft.com/office/word/2010/wordprocessingInk" xmlns:wps="http://schemas.microsoft.com/office/word/2010/wordprocessingShape" xmlns:o="urn:schemas-microsoft-com:office:office" xmlns:v="urn:schemas-microsoft-com:vml" xmlns:w10="urn:schemas-microsoft-com:office:word" xmlns:w="http://schemas.openxmlformats.org/wordprocessingml/2006/main" xmlns:w14="http://schemas.microsoft.com/office/word/2010/wordml" xmlns:w15="http://schemas.microsoft.com/office/word/2012/wordml" xmlns:w16cex="http://schemas.microsoft.com/office/word/2018/wordml/cex" xmlns:w16cid="http://schemas.microsoft.com/office/word/2016/wordml/cid" xmlns:w16="http://schemas.microsoft.com/office/word/2018/wordml" xmlns:w16sdtdh="http://schemas.microsoft.com/office/word/2020/wordml/sdtdatahash" xmlns:w16sdtfl="http://schemas.microsoft.com/office/word/2024/wordml/sdtformatlock" xmlns:w16se="http://schemas.microsoft.com/office/word/2015/wordml/symex" xmlns:w16du="http://schemas.microsoft.com/office/word/2023/wordml/word16du" xmlns:wne="http://schemas.microsoft.com/office/word/2006/wordml" mc:Ignorable="w14 w15 w16se w16cid w16 w16cex w16sdtdh w16sdtfl w16du wp14">
+<w:footnotes xmlns:wpc="http://schemas.microsoft.com/office/word/2010/wordprocessingCanvas" xmlns:cx="http://schemas.microsoft.com/office/drawing/2014/chartex" xmlns:cx1="http://schemas.microsoft.com/office/drawing/2015/9/8/chartex" xmlns:cx2="http://schemas.microsoft.com/office/drawing/2015/10/21/chartex" xmlns:cx3="http://schemas.microsoft.com/office/drawing/2016/5/9/chartex" xmlns:cx4="http://schemas.microsoft.com/office/drawing/2016/5/10/chartex" xmlns:cx5="http://schemas.microsoft.com/office/drawing/2016/5/11/chartex" xmlns:cx6="http://schemas.microsoft.com/office/drawing/2016/5/12/chartex" xmlns:cx7="http://schemas.microsoft.com/office/drawing/2016/5/13/chartex" xmlns:cx8="http://schemas.microsoft.com/office/drawing/2016/5/14/chartex" xmlns:mc="http://schemas.openxmlformats.org/markup-compatibility/2006" xmlns:aink="http://schemas.microsoft.com/office/drawing/2016/ink" xmlns:am3d="http://schemas.microsoft.com/office/drawing/2017/model3d" xmlns:o="urn:schemas-microsoft-com:office:office" xmlns:oel="http://schemas.microsoft.com/office/2019/extlst" xmlns:r="http://schemas.openxmlformats.org/officeDocument/2006/relationships" xmlns:m="http://schemas.openxmlformats.org/officeDocument/2006/math" xmlns:v="urn:schemas-microsoft-com:vml" xmlns:wp14="http://schemas.microsoft.com/office/word/2010/wordprocessingDrawing" xmlns:wp="http://schemas.openxmlformats.org/drawingml/2006/wordprocessingDrawing" xmlns:w10="urn:schemas-microsoft-com:office:word" xmlns:w="http://schemas.openxmlformats.org/wordprocessingml/2006/main" xmlns:w14="http://schemas.microsoft.com/office/word/2010/wordml" xmlns:w15="http://schemas.microsoft.com/office/word/2012/wordml" xmlns:w16cex="http://schemas.microsoft.com/office/word/2018/wordml/cex" xmlns:w16cid="http://schemas.microsoft.com/office/word/2016/wordml/cid" xmlns:w16="http://schemas.microsoft.com/office/word/2018/wordml" xmlns:w16du="http://schemas.microsoft.com/office/word/2023/wordml/word16du" xmlns:w16sdtdh="http://schemas.microsoft.com/office/word/2020/wordml/sdtdatahash" xmlns:w16sdtfl="http://schemas.microsoft.com/office/word/2024/wordml/sdtformatlock" xmlns:w16se="http://schemas.microsoft.com/office/word/2015/wordml/symex" xmlns:wpg="http://schemas.microsoft.com/office/word/2010/wordprocessingGroup" xmlns:wpi="http://schemas.microsoft.com/office/word/2010/wordprocessingInk" xmlns:wne="http://schemas.microsoft.com/office/word/2006/wordml" xmlns:wps="http://schemas.microsoft.com/office/word/2010/wordprocessingShape" mc:Ignorable="w14 w15 w16se w16cid w16 w16cex w16sdtdh w16sdtfl w16du wp14">
   <w:footnote w:type="separator" w:id="-1">
     <w:p>
       <w:pPr>
@@ -18606,7 +19515,7 @@
 </file>
 
 <file path=word/numbering.xml><?xml version="1.0" encoding="utf-8"?>
-<w:numbering xmlns:wpc="http://schemas.microsoft.com/office/word/2010/wordprocessingCanvas" xmlns:cx="http://schemas.microsoft.com/office/drawing/2014/chartex" xmlns:cx1="http://schemas.microsoft.com/office/drawing/2015/9/8/chartex" xmlns:cx2="http://schemas.microsoft.com/office/drawing/2015/10/21/chartex" xmlns:cx3="http://schemas.microsoft.com/office/drawing/2016/5/9/chartex" xmlns:cx4="http://schemas.microsoft.com/office/drawing/2016/5/10/chartex" xmlns:cx5="http://schemas.microsoft.com/office/drawing/2016/5/11/chartex" xmlns:cx6="http://schemas.microsoft.com/office/drawing/2016/5/12/chartex" xmlns:cx7="http://schemas.microsoft.com/office/drawing/2016/5/13/chartex" xmlns:cx8="http://schemas.microsoft.com/office/drawing/2016/5/14/chartex" xmlns:mc="http://schemas.openxmlformats.org/markup-compatibility/2006" xmlns:m="http://schemas.openxmlformats.org/officeDocument/2006/math" xmlns:aink="http://schemas.microsoft.com/office/drawing/2016/ink" xmlns:am3d="http://schemas.microsoft.com/office/drawing/2017/model3d" xmlns:oel="http://schemas.microsoft.com/office/2019/extlst" xmlns:r="http://schemas.openxmlformats.org/officeDocument/2006/relationships" xmlns:wp14="http://schemas.microsoft.com/office/word/2010/wordprocessingDrawing" xmlns:wp="http://schemas.openxmlformats.org/drawingml/2006/wordprocessingDrawing" xmlns:wpg="http://schemas.microsoft.com/office/word/2010/wordprocessingGroup" xmlns:wpi="http://schemas.microsoft.com/office/word/2010/wordprocessingInk" xmlns:wps="http://schemas.microsoft.com/office/word/2010/wordprocessingShape" xmlns:o="urn:schemas-microsoft-com:office:office" xmlns:v="urn:schemas-microsoft-com:vml" xmlns:w10="urn:schemas-microsoft-com:office:word" xmlns:w="http://schemas.openxmlformats.org/wordprocessingml/2006/main" xmlns:w14="http://schemas.microsoft.com/office/word/2010/wordml" xmlns:w15="http://schemas.microsoft.com/office/word/2012/wordml" xmlns:w16cex="http://schemas.microsoft.com/office/word/2018/wordml/cex" xmlns:w16cid="http://schemas.microsoft.com/office/word/2016/wordml/cid" xmlns:w16="http://schemas.microsoft.com/office/word/2018/wordml" xmlns:w16sdtdh="http://schemas.microsoft.com/office/word/2020/wordml/sdtdatahash" xmlns:w16sdtfl="http://schemas.microsoft.com/office/word/2024/wordml/sdtformatlock" xmlns:w16se="http://schemas.microsoft.com/office/word/2015/wordml/symex" xmlns:w16du="http://schemas.microsoft.com/office/word/2023/wordml/word16du" xmlns:wne="http://schemas.microsoft.com/office/word/2006/wordml" mc:Ignorable="w14 w15 w16se w16cid w16 w16cex w16sdtdh w16sdtfl w16du wp14">
+<w:numbering xmlns:wpc="http://schemas.microsoft.com/office/word/2010/wordprocessingCanvas" xmlns:cx="http://schemas.microsoft.com/office/drawing/2014/chartex" xmlns:cx1="http://schemas.microsoft.com/office/drawing/2015/9/8/chartex" xmlns:cx2="http://schemas.microsoft.com/office/drawing/2015/10/21/chartex" xmlns:cx3="http://schemas.microsoft.com/office/drawing/2016/5/9/chartex" xmlns:cx4="http://schemas.microsoft.com/office/drawing/2016/5/10/chartex" xmlns:cx5="http://schemas.microsoft.com/office/drawing/2016/5/11/chartex" xmlns:cx6="http://schemas.microsoft.com/office/drawing/2016/5/12/chartex" xmlns:cx7="http://schemas.microsoft.com/office/drawing/2016/5/13/chartex" xmlns:cx8="http://schemas.microsoft.com/office/drawing/2016/5/14/chartex" xmlns:mc="http://schemas.openxmlformats.org/markup-compatibility/2006" xmlns:aink="http://schemas.microsoft.com/office/drawing/2016/ink" xmlns:am3d="http://schemas.microsoft.com/office/drawing/2017/model3d" xmlns:o="urn:schemas-microsoft-com:office:office" xmlns:oel="http://schemas.microsoft.com/office/2019/extlst" xmlns:r="http://schemas.openxmlformats.org/officeDocument/2006/relationships" xmlns:m="http://schemas.openxmlformats.org/officeDocument/2006/math" xmlns:v="urn:schemas-microsoft-com:vml" xmlns:wp14="http://schemas.microsoft.com/office/word/2010/wordprocessingDrawing" xmlns:wp="http://schemas.openxmlformats.org/drawingml/2006/wordprocessingDrawing" xmlns:w10="urn:schemas-microsoft-com:office:word" xmlns:w="http://schemas.openxmlformats.org/wordprocessingml/2006/main" xmlns:w14="http://schemas.microsoft.com/office/word/2010/wordml" xmlns:w15="http://schemas.microsoft.com/office/word/2012/wordml" xmlns:w16cex="http://schemas.microsoft.com/office/word/2018/wordml/cex" xmlns:w16cid="http://schemas.microsoft.com/office/word/2016/wordml/cid" xmlns:w16="http://schemas.microsoft.com/office/word/2018/wordml" xmlns:w16du="http://schemas.microsoft.com/office/word/2023/wordml/word16du" xmlns:w16sdtdh="http://schemas.microsoft.com/office/word/2020/wordml/sdtdatahash" xmlns:w16sdtfl="http://schemas.microsoft.com/office/word/2024/wordml/sdtformatlock" xmlns:w16se="http://schemas.microsoft.com/office/word/2015/wordml/symex" xmlns:wpg="http://schemas.microsoft.com/office/word/2010/wordprocessingGroup" xmlns:wpi="http://schemas.microsoft.com/office/word/2010/wordprocessingInk" xmlns:wne="http://schemas.microsoft.com/office/word/2006/wordml" xmlns:wps="http://schemas.microsoft.com/office/word/2010/wordprocessingShape" mc:Ignorable="w14 w15 w16se w16cid w16 w16cex w16sdtdh w16sdtfl w16du wp14">
   <w:abstractNum w:abstractNumId="0" w15:restartNumberingAfterBreak="0">
     <w:nsid w:val="FFFFFF7C"/>
     <w:multiLevelType w:val="singleLevel"/>
@@ -18775,6 +19684,146 @@
       </w:pPr>
       <w:rPr>
         <w:rFonts w:ascii="Symbol" w:hAnsi="Symbol" w:hint="default"/>
+      </w:rPr>
+    </w:lvl>
+  </w:abstractNum>
+  <w:abstractNum w:abstractNumId="9" w15:restartNumberingAfterBreak="0">
+    <w:nsid w:val="2B1F00C0"/>
+    <w:multiLevelType w:val="hybridMultilevel"/>
+    <w:tmpl w:val="F8DA5746"/>
+    <w:lvl w:ilvl="0" w:tplc="00010409">
+      <w:start w:val="1"/>
+      <w:numFmt w:val="bullet"/>
+      <w:lvlText w:val=""/>
+      <w:lvlJc w:val="left"/>
+      <w:pPr>
+        <w:tabs>
+          <w:tab w:val="num" w:pos="720"/>
+        </w:tabs>
+        <w:ind w:left="720" w:hanging="360"/>
+      </w:pPr>
+      <w:rPr>
+        <w:rFonts w:ascii="Symbol" w:hAnsi="Symbol" w:hint="default"/>
+      </w:rPr>
+    </w:lvl>
+    <w:lvl w:ilvl="1" w:tplc="00030409" w:tentative="1">
+      <w:start w:val="1"/>
+      <w:numFmt w:val="bullet"/>
+      <w:lvlText w:val="o"/>
+      <w:lvlJc w:val="left"/>
+      <w:pPr>
+        <w:tabs>
+          <w:tab w:val="num" w:pos="1440"/>
+        </w:tabs>
+        <w:ind w:left="1440" w:hanging="360"/>
+      </w:pPr>
+      <w:rPr>
+        <w:rFonts w:ascii="Courier New" w:hAnsi="Courier New" w:hint="default"/>
+      </w:rPr>
+    </w:lvl>
+    <w:lvl w:ilvl="2" w:tplc="00050409" w:tentative="1">
+      <w:start w:val="1"/>
+      <w:numFmt w:val="bullet"/>
+      <w:lvlText w:val=""/>
+      <w:lvlJc w:val="left"/>
+      <w:pPr>
+        <w:tabs>
+          <w:tab w:val="num" w:pos="2160"/>
+        </w:tabs>
+        <w:ind w:left="2160" w:hanging="360"/>
+      </w:pPr>
+      <w:rPr>
+        <w:rFonts w:ascii="Wingdings" w:hAnsi="Wingdings" w:hint="default"/>
+      </w:rPr>
+    </w:lvl>
+    <w:lvl w:ilvl="3" w:tplc="00010409" w:tentative="1">
+      <w:start w:val="1"/>
+      <w:numFmt w:val="bullet"/>
+      <w:lvlText w:val=""/>
+      <w:lvlJc w:val="left"/>
+      <w:pPr>
+        <w:tabs>
+          <w:tab w:val="num" w:pos="2880"/>
+        </w:tabs>
+        <w:ind w:left="2880" w:hanging="360"/>
+      </w:pPr>
+      <w:rPr>
+        <w:rFonts w:ascii="Symbol" w:hAnsi="Symbol" w:hint="default"/>
+      </w:rPr>
+    </w:lvl>
+    <w:lvl w:ilvl="4" w:tplc="00030409" w:tentative="1">
+      <w:start w:val="1"/>
+      <w:numFmt w:val="bullet"/>
+      <w:lvlText w:val="o"/>
+      <w:lvlJc w:val="left"/>
+      <w:pPr>
+        <w:tabs>
+          <w:tab w:val="num" w:pos="3600"/>
+        </w:tabs>
+        <w:ind w:left="3600" w:hanging="360"/>
+      </w:pPr>
+      <w:rPr>
+        <w:rFonts w:ascii="Courier New" w:hAnsi="Courier New" w:hint="default"/>
+      </w:rPr>
+    </w:lvl>
+    <w:lvl w:ilvl="5" w:tplc="00050409" w:tentative="1">
+      <w:start w:val="1"/>
+      <w:numFmt w:val="bullet"/>
+      <w:lvlText w:val=""/>
+      <w:lvlJc w:val="left"/>
+      <w:pPr>
+        <w:tabs>
+          <w:tab w:val="num" w:pos="4320"/>
+        </w:tabs>
+        <w:ind w:left="4320" w:hanging="360"/>
+      </w:pPr>
+      <w:rPr>
+        <w:rFonts w:ascii="Wingdings" w:hAnsi="Wingdings" w:hint="default"/>
+      </w:rPr>
+    </w:lvl>
+    <w:lvl w:ilvl="6" w:tplc="00010409" w:tentative="1">
+      <w:start w:val="1"/>
+      <w:numFmt w:val="bullet"/>
+      <w:lvlText w:val=""/>
+      <w:lvlJc w:val="left"/>
+      <w:pPr>
+        <w:tabs>
+          <w:tab w:val="num" w:pos="5040"/>
+        </w:tabs>
+        <w:ind w:left="5040" w:hanging="360"/>
+      </w:pPr>
+      <w:rPr>
+        <w:rFonts w:ascii="Symbol" w:hAnsi="Symbol" w:hint="default"/>
+      </w:rPr>
+    </w:lvl>
+    <w:lvl w:ilvl="7" w:tplc="00030409" w:tentative="1">
+      <w:start w:val="1"/>
+      <w:numFmt w:val="bullet"/>
+      <w:lvlText w:val="o"/>
+      <w:lvlJc w:val="left"/>
+      <w:pPr>
+        <w:tabs>
+          <w:tab w:val="num" w:pos="5760"/>
+        </w:tabs>
+        <w:ind w:left="5760" w:hanging="360"/>
+      </w:pPr>
+      <w:rPr>
+        <w:rFonts w:ascii="Courier New" w:hAnsi="Courier New" w:hint="default"/>
+      </w:rPr>
+    </w:lvl>
+    <w:lvl w:ilvl="8" w:tplc="00050409" w:tentative="1">
+      <w:start w:val="1"/>
+      <w:numFmt w:val="bullet"/>
+      <w:lvlText w:val=""/>
+      <w:lvlJc w:val="left"/>
+      <w:pPr>
+        <w:tabs>
+          <w:tab w:val="num" w:pos="6480"/>
+        </w:tabs>
+        <w:ind w:left="6480" w:hanging="360"/>
+      </w:pPr>
+      <w:rPr>
+        <w:rFonts w:ascii="Wingdings" w:hAnsi="Wingdings" w:hint="default"/>
       </w:rPr>
     </w:lvl>
   </w:abstractNum>
@@ -18805,11 +19854,14 @@
   <w:num w:numId="9" w16cid:durableId="401103508">
     <w:abstractNumId w:val="0"/>
   </w:num>
+  <w:num w:numId="10" w16cid:durableId="579294913">
+    <w:abstractNumId w:val="9"/>
+  </w:num>
 </w:numbering>
 </file>
 
 <file path=word/styles.xml><?xml version="1.0" encoding="utf-8"?>
-<w:styles xmlns:mc="http://schemas.openxmlformats.org/markup-compatibility/2006" xmlns:r="http://schemas.openxmlformats.org/officeDocument/2006/relationships" xmlns:w="http://schemas.openxmlformats.org/wordprocessingml/2006/main" xmlns:w14="http://schemas.microsoft.com/office/word/2010/wordml" xmlns:w15="http://schemas.microsoft.com/office/word/2012/wordml" xmlns:w16cex="http://schemas.microsoft.com/office/word/2018/wordml/cex" xmlns:w16cid="http://schemas.microsoft.com/office/word/2016/wordml/cid" xmlns:w16="http://schemas.microsoft.com/office/word/2018/wordml" xmlns:w16sdtdh="http://schemas.microsoft.com/office/word/2020/wordml/sdtdatahash" xmlns:w16sdtfl="http://schemas.microsoft.com/office/word/2024/wordml/sdtformatlock" xmlns:w16se="http://schemas.microsoft.com/office/word/2015/wordml/symex" xmlns:w16du="http://schemas.microsoft.com/office/word/2023/wordml/word16du" mc:Ignorable="w14 w15 w16se w16cid w16 w16cex w16sdtdh w16sdtfl w16du">
+<w:styles xmlns:mc="http://schemas.openxmlformats.org/markup-compatibility/2006" xmlns:r="http://schemas.openxmlformats.org/officeDocument/2006/relationships" xmlns:w="http://schemas.openxmlformats.org/wordprocessingml/2006/main" xmlns:w14="http://schemas.microsoft.com/office/word/2010/wordml" xmlns:w15="http://schemas.microsoft.com/office/word/2012/wordml" xmlns:w16cex="http://schemas.microsoft.com/office/word/2018/wordml/cex" xmlns:w16cid="http://schemas.microsoft.com/office/word/2016/wordml/cid" xmlns:w16="http://schemas.microsoft.com/office/word/2018/wordml" xmlns:w16du="http://schemas.microsoft.com/office/word/2023/wordml/word16du" xmlns:w16sdtdh="http://schemas.microsoft.com/office/word/2020/wordml/sdtdatahash" xmlns:w16sdtfl="http://schemas.microsoft.com/office/word/2024/wordml/sdtformatlock" xmlns:w16se="http://schemas.microsoft.com/office/word/2015/wordml/symex" mc:Ignorable="w14 w15 w16se w16cid w16 w16cex w16sdtdh w16sdtfl w16du">
   <w:docDefaults>
     <w:rPrDefault>
       <w:rPr>
@@ -18980,7 +20032,7 @@
     <w:lsdException w:name="Table Web 2" w:semiHidden="1" w:unhideWhenUsed="1"/>
     <w:lsdException w:name="Table Web 3" w:semiHidden="1" w:unhideWhenUsed="1"/>
     <w:lsdException w:name="Balloon Text" w:semiHidden="1" w:unhideWhenUsed="1"/>
-    <w:lsdException w:name="Table Grid" w:uiPriority="59"/>
+    <w:lsdException w:name="Table Grid" w:uiPriority="0"/>
     <w:lsdException w:name="Table Theme" w:semiHidden="1" w:unhideWhenUsed="1"/>
     <w:lsdException w:name="Placeholder Text" w:semiHidden="1"/>
     <w:lsdException w:name="No Spacing" w:uiPriority="1" w:qFormat="1"/>
@@ -20120,7 +21172,6 @@
   <w:style w:type="table" w:styleId="TableGrid">
     <w:name w:val="Table Grid"/>
     <w:basedOn w:val="TableNormal"/>
-    <w:uiPriority w:val="59"/>
     <w:rsid w:val="00FC693F"/>
     <w:pPr>
       <w:spacing w:after="0" w:line="240" w:lineRule="auto"/>
@@ -30183,6 +31234,34 @@
     </w:rPr>
   </w:style>
 </w:styles>
+</file>
+
+<file path=word/ink/ink1.xml><?xml version="1.0" encoding="utf-8"?>
+<inkml:ink xmlns:inkml="http://www.w3.org/2003/InkML">
+  <inkml:definitions>
+    <inkml:context xml:id="ctx0">
+      <inkml:inkSource xml:id="inkSrc0">
+        <inkml:traceFormat>
+          <inkml:channel name="X" type="integer" min="-2.14748E9" max="2.14748E9" units="cm"/>
+          <inkml:channel name="Y" type="integer" min="-2.14748E9" max="2.14748E9" units="cm"/>
+          <inkml:channel name="F" type="integer" max="32767" units="dev"/>
+        </inkml:traceFormat>
+        <inkml:channelProperties>
+          <inkml:channelProperty channel="X" name="resolution" value="1000" units="1/cm"/>
+          <inkml:channelProperty channel="Y" name="resolution" value="1000" units="1/cm"/>
+          <inkml:channelProperty channel="F" name="resolution" value="0" units="1/dev"/>
+        </inkml:channelProperties>
+      </inkml:inkSource>
+      <inkml:timestamp xml:id="ts0" timeString="2026-10-08T16:41:28.865"/>
+    </inkml:context>
+    <inkml:brush xml:id="br0">
+      <inkml:brushProperty name="width" value="0.035" units="cm"/>
+      <inkml:brushProperty name="height" value="0.035" units="cm"/>
+      <inkml:brushProperty name="color" value="#004F8B"/>
+    </inkml:brush>
+  </inkml:definitions>
+  <inkml:trace contextRef="#ctx0" brushRef="#br0">256 309 24575,'-1'9'0,"-4"0"0,-1 4 0,-3 1 0,-7 7 0,0-3 0,-6 4 0,6-8 0,0-2 0,4-5 0,-2 0 0,1 2 0,2-3 0,-2-1 0,1-1 0,1-1 0,0-3 0,3 1 0,0-1 0,-1-4 0,1 0 0,2-5 0,1 0 0,1-9 0,2 5 0,1-5 0,1 5 0,0 1 0,1-1 0,6 0 0,4-3 0,8 1 0,4-4 0,2 1 0,6-3 0,-3 3 0,7-2 0,1 2 0,-6 3 0,5-2 0,-10 5 0,6-1 0,0 1 0,1-1 0,-2 2 0,-1 0 0,-3-2 0,-2 2 0,-3 2 0,-3 0 0,-5 1 0,-1 1 0,-2-1 0,-2-1 0,-1 2 0,-5-1 0,2 3 0,-3-1 0,-1 3 0,-1 0 0,-5 2 0,0 1 0,-1 0 0,-2 0 0,-6 0 0,2 0 0,-3 3 0,1 1 0,5 2 0,1-1 0,-3 1 0,3-1 0,1 4 0,-2-1 0,1 2 0,3 1 0,0 0 0,2 0 0,0 6 0,1-4 0,-2 7 0,-1 6 0,1-6 0,-3 8 0,3-12 0,-1 2 0,2-1 0,-3-2 0,2-1 0,1-3 0,1 2 0,0-2 0,-2 0 0,3 0 0,-4-3 0,5 1 0,-3-4 0,0-1 0,4-1 0,-2 1 0,0-2 0,1 1 0,-1-2 0,2 3 0,0 2 0,0-1 0,-1 5 0,-1 0 0,0 4 0,-2 1 0,1 0 0,-1 3 0,-1 0 0,1 3 0,-2-2 0,-1 2 0,1 3 0,0 0 0,2 1 0,-5 0 0,2-2 0,-1 2 0,-1 6 0,2-9 0,-4 4 0,3-9 0,2 0 0,-1-3 0,1-1 0,-2-1 0,-1-1 0,1-3 0,1-2 0,1-2 0,2-1 0,-2-1 0,-2 1 0,1-2 0,1-1 0,-2 2 0,0-2 0,-1-2 0,-1-2 0,0-5 0,4 0 0,-2-3 0,4 3 0,1 0 0,0-1 0,-1 0 0,4-1 0,0-1 0,-1-4 0,2-2 0,3 2 0,2-2 0,3-2 0,4 2 0,1-3 0,3 2 0,-1-2 0,3 1 0,3 0 0,-3 0 0,11-8 0,5-4 0,-6 7 0,3-2 0,-13 10 0,-1 2 0,-2-2 0,-1 5 0,0-1 0,-4 3 0,1 2 0,-2 1 0,0-1 0,2-3 0,2-2 0,2 1 0,-2-4 0,2 2 0,-1-1 0,-1 0 0,2-7 0,-4 8 0,3-13 0,-7 18 0,1-7 0,-6 9 0,1 2 0,-3 1 0,-1 1 0,-3 2 0,0 2 0,-3 3 0,0 0 0,-1 2 0,0 1 0,1-3 0,1 0 0,0 2 0,-2-1 0,2 1 0,-2 2 0,2 2 0,-1 0 0,1-1 0,0 2 0,2-2 0,0 2 0,1-4 0,1 1 0,-1-2 0,1-1 0,-1 5 0,1-3 0,-2 3 0,3-8 0,0 3 0,0-3 0,0 1 0,0 0 0,0 0 0,0 1 0,3 0 0,1 0 0,2 2 0,4-3 0,6 2 0,-2-1 0,11-1 0,-6 0 0,4-3 0,-1 1 0,2-1 0,-2-1 0,1-5 0,-2-3 0,-2-5 0,-3 0 0,-4 1 0,-2-1 0,-1-1 0,1-2 0,-2 4 0,-4 0 0,1 1 0,-4 2 0,1 0 0,-2-2 0,0 2 0,0-1 0,0 4 0,0 0 0,-2 1 0,1 2 0,-2 1 0,1 1 0,-2 0 0,0 2 0,4 0 0,-4 0 0,1 0 0,0 2 0,-1 0 0,1 4 0,-3-1 0,3 2 0,3 0 0,0 0 0,-1 2 0,1-4 0,0 2 0,0-3 0,0 2 0,0-2 0,0 0 0,0-1 0,0 1 0,0-1 0,0 0 0,0 1 0,1 0 0,-1 0 0,3 2 0,0-1 0,0 1 0,0-2 0,0 0 0,0-1 0,-1 0 0,2-2 0,-2 1 0,6-2 0,-4 0 0,2 0 0,1 0 0,1-3 0,-1-1 0,-1-1 0,1 1 0,-4 0 0,1 1 0,-1 1 0,-1 0 0,-1-1 0,1 1 0,-2-3 0,0 1 0,0 1 0,0 1 0,0-1 0,-2 2 0,-1 1 0,-1 0 0,0 0 0,-2 0 0,3 1 0,0 2 0,0-1 0,2 4 0,-1 0 0,1-1 0,1 2 0,0 0 0,0 0 0,0-1 0,0 2 0,0-3 0,0 2 0,0-1 0,0-1 0,0 1 0,0-2 0,0 0 0,1-1 0,2-1 0,2-2 0,2 0 0,0 0 0,3-2 0,4-2 0,3-4 0,1-3 0,-2-2 0,0-1 0,0-1 0,-4-2 0,-1 2 0,1-14 0,-5 9 0,1-10 0,-6 10 0,1-1 0,-1 1 0,-1-1 0,-1 4 0,0 5 0,0 3 0,0 5 0,-1 3 0,-2-1 0,-1 2 0,1 0 0,-2 2 0,0 3 0,0 5 0,0 4 0,-2 5 0,-4 11 0,2-7 0,-4 12 0,2-9 0,-9 21 0,7-10 0,-8 20 0,13-13 0,-1 5 0,-1 2 0,5-5 0,-2-2 0,1 3 0,0 2 0,-2 8 0,0-6 0,3-5 0,-3-3 0,2-7 0,0-1 0,0 1 0,2-16 0,1 2 0,3-14 0,-3 1 0,3-5 0,-3-1 0,3-3 0</inkml:trace>
+</inkml:ink>
 </file>
 
 <file path=word/theme/theme1.xml><?xml version="1.0" encoding="utf-8"?>

--- a/docs/smart-box-iot-gca1-design.docx
+++ b/docs/smart-box-iot-gca1-design.docx
@@ -333,6 +333,21 @@
             <w:r>
               <w:t>: Universal Design Project</w:t>
             </w:r>
+            <w:r>
+              <w:t xml:space="preserve">, </w:t>
+            </w:r>
+            <w:r>
+              <w:rPr>
+                <w:sz w:val="16"/>
+              </w:rPr>
+              <w:t xml:space="preserve"> </w:t>
+            </w:r>
+            <w:r>
+              <w:rPr>
+                <w:sz w:val="16"/>
+              </w:rPr>
+              <w:t>IoT</w:t>
+            </w:r>
           </w:p>
         </w:tc>
         <w:tc>
@@ -739,7 +754,7 @@
                 </mc:Choice>
                 <mc:Fallback>
                   <w:pict>
-                    <v:shapetype w14:anchorId="12BBAE08" id="_x0000_t75" coordsize="21600,21600" o:spt="75" o:preferrelative="t" path="m@4@5l@4@11@9@11@9@5xe" filled="f" stroked="f">
+                    <v:shapetype w14:anchorId="25888492" id="_x0000_t75" coordsize="21600,21600" o:spt="75" o:preferrelative="t" path="m@4@5l@4@11@9@11@9@5xe" filled="f" stroked="f">
                       <v:stroke joinstyle="miter"/>
                       <v:formulas>
                         <v:f eqn="if lineDrawn pixelLineWidth 0"/>
@@ -1188,7 +1203,7 @@
       <w:pPr>
         <w:pStyle w:val="Title"/>
         <w:rPr>
-          <w:lang w:val="ru-RU"/>
+          <w:lang w:val="en-IE"/>
         </w:rPr>
       </w:pPr>
     </w:p>
@@ -1217,7 +1232,7 @@
     <w:p>
       <w:pPr>
         <w:rPr>
-          <w:lang w:val="ru-RU"/>
+          <w:lang w:val="en-IE"/>
         </w:rPr>
       </w:pPr>
       <w:r>
@@ -1545,8 +1560,13 @@
       </w:r>
     </w:p>
     <w:p>
-      <w:r>
-        <w:t>Use a compatible 5 V / 3 A USB-C supply for the Pi 400. Keep the controller outside the monitored box and route the sensor cable through a protected opening to reduce controller heat effects. This mains arrangement does not provide portable operation. A future portable hardware revision must select a regulated power bank capable of the controller's load, measure runtime and decide between a phone hotspot and a separately researched cellular modem. No GSM module is required for the bench scope; uninterrupted mobile connectivity is not claimed.</w:t>
+      <w:pPr>
+        <w:rPr>
+          <w:lang w:val="en-IE"/>
+        </w:rPr>
+      </w:pPr>
+      <w:r>
+        <w:t>The Raspberry Pi 400 will be powered using a compatible 5 V / 3 A USB-C mains power supply. For the G-CA1 bench prototype, the Raspberry Pi will remain outside the monitored box, with the SCD-41 sensor positioned inside the box and connected through a protected cable opening. This helps reduce the effect of heat generated by the Raspberry Pi on the temperature measurement. The Raspberry Pi will connect to the internet using Wi-Fi. As the current prototype is mains-powered and is not designed for standalone mobile operation, a power bank and GSM module are not required. Portable power and mobile connectivity may be considered as future work.</w:t>
       </w:r>
     </w:p>
     <w:p>
@@ -1624,11 +1644,8 @@
         </w:rPr>
       </w:pPr>
       <w:r>
-        <w:t xml:space="preserve">A cloud virtual machine hosts Mosquitto, an ingestion worker, FastAPI and MySQL for the prototype. Hosting provider, region, domain and account ownership require team selection; no deployment is claimed. MySQL listens only on the </w:t>
-      </w:r>
-      <w:r>
         <w:lastRenderedPageBreak/>
-        <w:t>private/local interface. Restrict public access to HTTPS and authenticated MQTT/TLS; administration uses restricted SSH access.</w:t>
+        <w:t>A cloud virtual machine hosts Mosquitto, an ingestion worker, FastAPI and MySQL for the prototype. Hosting provider, region, domain and account ownership require team selection; no deployment is claimed. MySQL listens only on the private/local interface. Restrict public access to HTTPS and authenticated MQTT/TLS; administration uses restricted SSH access.</w:t>
       </w:r>
     </w:p>
     <w:tbl>
@@ -2179,6 +2196,7 @@
     </w:p>
     <w:p>
       <w:r>
+        <w:lastRenderedPageBreak/>
         <w:t xml:space="preserve">The database research supplies relational tables, foreign keys and parameterised queries; schema.sql extracts that proposed schema for review. </w:t>
       </w:r>
       <w:r>
@@ -2199,11 +2217,7 @@
         <w:t>password_hash</w:t>
       </w:r>
       <w:r>
-        <w:t xml:space="preserve"> stores the Argon2id hash for the proposed local-account design. This is a core schema proposal, not a tested migration. Session storage, device </w:t>
-      </w:r>
-      <w:r>
-        <w:lastRenderedPageBreak/>
-        <w:t xml:space="preserve">certificate registration, notification subscriptions/outbox and job-run records require additional tables during implementation. Boxes link to users through </w:t>
+        <w:t xml:space="preserve"> stores the Argon2id hash for the proposed local-account design. This is a core schema proposal, not a tested migration. Session storage, device certificate registration, notification subscriptions/outbox and job-run records require additional tables during implementation. Boxes link to users through </w:t>
       </w:r>
       <w:r>
         <w:rPr>
@@ -5088,7 +5102,19 @@
     </w:p>
     <w:p>
       <w:r>
-        <w:t>The device records temperature inside a portable medication box. MySQL is the proposed central database; SQLite provides a durable offline queue on the Raspberry Pi.</w:t>
+        <w:t xml:space="preserve">The device records temperature inside </w:t>
+      </w:r>
+      <w:r>
+        <w:t xml:space="preserve">Controlled Drug </w:t>
+      </w:r>
+      <w:r>
+        <w:rPr>
+          <w:lang w:val="en-IE"/>
+        </w:rPr>
+        <w:t>B</w:t>
+      </w:r>
+      <w:r>
+        <w:t>ox. MySQL is the proposed central database; SQLite provides a durable offline queue on the Raspberry Pi.</w:t>
       </w:r>
     </w:p>
     <w:p>
@@ -11273,6 +11299,54 @@
     <w:p>
       <w:r>
         <w:rPr>
+          <w:noProof/>
+        </w:rPr>
+        <w:drawing>
+          <wp:anchor distT="0" distB="0" distL="114300" distR="114300" simplePos="0" relativeHeight="251657216" behindDoc="0" locked="0" layoutInCell="1" allowOverlap="1" wp14:anchorId="50EBAC4B" wp14:editId="1FF9DCF2">
+            <wp:simplePos x="0" y="0"/>
+            <wp:positionH relativeFrom="column">
+              <wp:posOffset>4425287</wp:posOffset>
+            </wp:positionH>
+            <wp:positionV relativeFrom="paragraph">
+              <wp:posOffset>211400</wp:posOffset>
+            </wp:positionV>
+            <wp:extent cx="1979295" cy="1979295"/>
+            <wp:effectExtent l="0" t="0" r="1905" b="1905"/>
+            <wp:wrapSquare wrapText="bothSides"/>
+            <wp:docPr id="1464692014" name="Picture 1"/>
+            <wp:cNvGraphicFramePr>
+              <a:graphicFrameLocks xmlns:a="http://schemas.openxmlformats.org/drawingml/2006/main" noChangeAspect="1"/>
+            </wp:cNvGraphicFramePr>
+            <a:graphic xmlns:a="http://schemas.openxmlformats.org/drawingml/2006/main">
+              <a:graphicData uri="http://schemas.openxmlformats.org/drawingml/2006/picture">
+                <pic:pic xmlns:pic="http://schemas.openxmlformats.org/drawingml/2006/picture">
+                  <pic:nvPicPr>
+                    <pic:cNvPr id="1464692014" name="Picture 1464692014"/>
+                    <pic:cNvPicPr/>
+                  </pic:nvPicPr>
+                  <pic:blipFill>
+                    <a:blip r:embed="rId42"/>
+                    <a:stretch>
+                      <a:fillRect/>
+                    </a:stretch>
+                  </pic:blipFill>
+                  <pic:spPr>
+                    <a:xfrm>
+                      <a:off x="0" y="0"/>
+                      <a:ext cx="1979295" cy="1979295"/>
+                    </a:xfrm>
+                    <a:prstGeom prst="rect">
+                      <a:avLst/>
+                    </a:prstGeom>
+                  </pic:spPr>
+                </pic:pic>
+              </a:graphicData>
+            </a:graphic>
+          </wp:anchor>
+        </w:drawing>
+      </w:r>
+      <w:r>
+        <w:rPr>
           <w:b/>
         </w:rPr>
         <w:t>Name:</w:t>
@@ -11521,6 +11595,7 @@
         <w:pStyle w:val="ListBullet"/>
       </w:pPr>
       <w:r>
+        <w:lastRenderedPageBreak/>
         <w:t>can add an audible warning if the Should Have buzzer is implemented;</w:t>
       </w:r>
     </w:p>
@@ -11529,7 +11604,6 @@
         <w:pStyle w:val="ListBullet"/>
       </w:pPr>
       <w:r>
-        <w:lastRenderedPageBreak/>
         <w:t>sends a phone notification when the temperature approaches or exceeds the configured limit;</w:t>
       </w:r>
     </w:p>
@@ -11753,6 +11827,7 @@
     </w:p>
     <w:p>
       <w:r>
+        <w:lastRenderedPageBreak/>
         <w:t xml:space="preserve">&gt; </w:t>
       </w:r>
       <w:r>
@@ -11764,7 +11839,6 @@
     </w:p>
     <w:p>
       <w:r>
-        <w:lastRenderedPageBreak/>
         <w:t>The baseline records individual observations for later review. Estimated summaries must break at gaps and invalid samples; they do not prove continuous exposure.</w:t>
       </w:r>
     </w:p>
@@ -12215,7 +12289,7 @@
     </w:p>
     <w:p>
       <w:r>
-        <w:t>&gt; TempSafe is an automatic IoT monitoring system for a Controlled Drug Box that tracks temperature over time and gives clear visual, audible and phone-notification feedback when storage conditions require attention.</w:t>
+        <w:t>TempSafe is an automatic IoT monitoring system for a Controlled Drug Box that tracks temperature over time and gives clear visual, audible and phone-notification feedback when storage conditions require attention.</w:t>
       </w:r>
     </w:p>
     <w:p>
@@ -12444,7 +12518,7 @@
               <w:rPr>
                 <w:sz w:val="16"/>
               </w:rPr>
-              <w:t>Portable medication box used in an emergency-service context; initial demonstration on a bench with no medicines; intermittent Wi-Fi/hotspot connectivity</w:t>
+              <w:t>Controlled Drug Box located inside a Vehicle Security Safe in an ambulance; the initial prototype is demonstrated on a bench with no medicines and uses Wi-Fi connectivity.</w:t>
             </w:r>
           </w:p>
         </w:tc>
@@ -13387,7 +13461,7 @@
               <w:rPr>
                 <w:sz w:val="16"/>
               </w:rPr>
-              <w:t>Should</w:t>
+              <w:t>Must</w:t>
             </w:r>
           </w:p>
         </w:tc>
@@ -13403,7 +13477,7 @@
               <w:rPr>
                 <w:sz w:val="16"/>
               </w:rPr>
-              <w:t>Group consecutive low/high observations using observation order; label duration as estimated; missing/invalid samples break continuity; delayed data causes affected history to be recalculated</w:t>
+              <w:t>Group consecutive out-of-range observations using observation time and provide an estimated excursion duration. Missing or invalid samples break continuity; delayed data causes affected history to be recalculated.</w:t>
             </w:r>
           </w:p>
         </w:tc>
@@ -16299,7 +16373,6 @@
               <w:rPr>
                 <w:sz w:val="16"/>
               </w:rPr>
-              <w:lastRenderedPageBreak/>
               <w:t>TP-16 / FR-09, FR-10</w:t>
             </w:r>
           </w:p>
@@ -18993,7 +19066,7 @@
               <w:rPr>
                 <w:sz w:val="16"/>
               </w:rPr>
-              <w:t>Existing DOCX contains names/numbers and embedded images, but says Universal Design Project and 09/10/26. Verify whether this joint-assessment sheet is accepted for IoT; otherwise complete the official IoT sheet. Existing signatures must not be repurposed as approval of a different declaration.</w:t>
+              <w:t>Completed IoT CA cover sheet included with the submission.</w:t>
             </w:r>
           </w:p>
         </w:tc>
@@ -19167,7 +19240,6 @@
               <w:rPr>
                 <w:sz w:val="16"/>
               </w:rPr>
-              <w:lastRenderedPageBreak/>
               <w:t>Moodle</w:t>
             </w:r>
           </w:p>
@@ -19287,17 +19359,6 @@
               </w:rPr>
               <w:t>5eeffd5: consolidated design</w:t>
             </w:r>
-            <w:hyperlink r:id="rId42">
-              <w:r>
-                <w:t>[source]</w:t>
-              </w:r>
-            </w:hyperlink>
-            <w:r>
-              <w:rPr>
-                <w:sz w:val="16"/>
-              </w:rPr>
-              <w:t>, 9437bd9: SQL schema</w:t>
-            </w:r>
             <w:hyperlink r:id="rId43">
               <w:r>
                 <w:t>[source]</w:t>
@@ -19307,41 +19368,7 @@
               <w:rPr>
                 <w:sz w:val="16"/>
               </w:rPr>
-              <w:t>.</w:t>
-            </w:r>
-          </w:p>
-        </w:tc>
-      </w:tr>
-      <w:tr>
-        <w:tc>
-          <w:tcPr>
-            <w:tcW w:w="2660" w:type="dxa"/>
-          </w:tcPr>
-          <w:p>
-            <w:pPr>
-              <w:spacing w:after="60"/>
-            </w:pPr>
-            <w:r>
-              <w:rPr>
-                <w:sz w:val="16"/>
-              </w:rPr>
-              <w:t>Hanna Bokariuk / HannaBProjects</w:t>
-            </w:r>
-          </w:p>
-        </w:tc>
-        <w:tc>
-          <w:tcPr>
-            <w:tcW w:w="7432" w:type="dxa"/>
-          </w:tcPr>
-          <w:p>
-            <w:pPr>
-              <w:spacing w:after="60"/>
-            </w:pPr>
-            <w:r>
-              <w:rPr>
-                <w:sz w:val="16"/>
-              </w:rPr>
-              <w:t>ec2eedb: scope</w:t>
+              <w:t>, 9437bd9: SQL schema</w:t>
             </w:r>
             <w:hyperlink r:id="rId44">
               <w:r>
@@ -19352,7 +19379,41 @@
               <w:rPr>
                 <w:sz w:val="16"/>
               </w:rPr>
-              <w:t>, cd72000: hardware list</w:t>
+              <w:t>.</w:t>
+            </w:r>
+          </w:p>
+        </w:tc>
+      </w:tr>
+      <w:tr>
+        <w:tc>
+          <w:tcPr>
+            <w:tcW w:w="2660" w:type="dxa"/>
+          </w:tcPr>
+          <w:p>
+            <w:pPr>
+              <w:spacing w:after="60"/>
+            </w:pPr>
+            <w:r>
+              <w:rPr>
+                <w:sz w:val="16"/>
+              </w:rPr>
+              <w:t>Hanna Bokariuk / HannaBProjects</w:t>
+            </w:r>
+          </w:p>
+        </w:tc>
+        <w:tc>
+          <w:tcPr>
+            <w:tcW w:w="7432" w:type="dxa"/>
+          </w:tcPr>
+          <w:p>
+            <w:pPr>
+              <w:spacing w:after="60"/>
+            </w:pPr>
+            <w:r>
+              <w:rPr>
+                <w:sz w:val="16"/>
+              </w:rPr>
+              <w:t>ec2eedb: scope</w:t>
             </w:r>
             <w:hyperlink r:id="rId45">
               <w:r>
@@ -19363,7 +19424,7 @@
               <w:rPr>
                 <w:sz w:val="16"/>
               </w:rPr>
-              <w:t>, 5f99ef0: cover sheet</w:t>
+              <w:t>, cd72000: hardware list</w:t>
             </w:r>
             <w:hyperlink r:id="rId46">
               <w:r>
@@ -19374,41 +19435,7 @@
               <w:rPr>
                 <w:sz w:val="16"/>
               </w:rPr>
-              <w:t>.</w:t>
-            </w:r>
-          </w:p>
-        </w:tc>
-      </w:tr>
-      <w:tr>
-        <w:tc>
-          <w:tcPr>
-            <w:tcW w:w="2660" w:type="dxa"/>
-          </w:tcPr>
-          <w:p>
-            <w:pPr>
-              <w:spacing w:after="60"/>
-            </w:pPr>
-            <w:r>
-              <w:rPr>
-                <w:sz w:val="16"/>
-              </w:rPr>
-              <w:t>Maryna Hordiienko</w:t>
-            </w:r>
-          </w:p>
-        </w:tc>
-        <w:tc>
-          <w:tcPr>
-            <w:tcW w:w="7432" w:type="dxa"/>
-          </w:tcPr>
-          <w:p>
-            <w:pPr>
-              <w:spacing w:after="60"/>
-            </w:pPr>
-            <w:r>
-              <w:rPr>
-                <w:sz w:val="16"/>
-              </w:rPr>
-              <w:t>33468f6: dashboard/website research</w:t>
+              <w:t>, 5f99ef0: cover sheet</w:t>
             </w:r>
             <w:hyperlink r:id="rId47">
               <w:r>
@@ -19419,7 +19446,41 @@
               <w:rPr>
                 <w:sz w:val="16"/>
               </w:rPr>
-              <w:t>, a661dae: design principles</w:t>
+              <w:t>.</w:t>
+            </w:r>
+          </w:p>
+        </w:tc>
+      </w:tr>
+      <w:tr>
+        <w:tc>
+          <w:tcPr>
+            <w:tcW w:w="2660" w:type="dxa"/>
+          </w:tcPr>
+          <w:p>
+            <w:pPr>
+              <w:spacing w:after="60"/>
+            </w:pPr>
+            <w:r>
+              <w:rPr>
+                <w:sz w:val="16"/>
+              </w:rPr>
+              <w:t>Maryna Hordiienko</w:t>
+            </w:r>
+          </w:p>
+        </w:tc>
+        <w:tc>
+          <w:tcPr>
+            <w:tcW w:w="7432" w:type="dxa"/>
+          </w:tcPr>
+          <w:p>
+            <w:pPr>
+              <w:spacing w:after="60"/>
+            </w:pPr>
+            <w:r>
+              <w:rPr>
+                <w:sz w:val="16"/>
+              </w:rPr>
+              <w:t>33468f6: dashboard/website research</w:t>
             </w:r>
             <w:hyperlink r:id="rId48">
               <w:r>
@@ -19430,6 +19491,17 @@
               <w:rPr>
                 <w:sz w:val="16"/>
               </w:rPr>
+              <w:t>, a661dae: design principles</w:t>
+            </w:r>
+            <w:hyperlink r:id="rId49">
+              <w:r>
+                <w:t>[source]</w:t>
+              </w:r>
+            </w:hyperlink>
+            <w:r>
+              <w:rPr>
+                <w:sz w:val="16"/>
+              </w:rPr>
               <w:t>.</w:t>
             </w:r>
           </w:p>
@@ -19443,7 +19515,7 @@
     </w:p>
     <w:p/>
     <w:sectPr>
-      <w:footerReference w:type="default" r:id="rId49"/>
+      <w:footerReference w:type="default" r:id="rId50"/>
       <w:pgSz w:w="11906" w:h="16838"/>
       <w:pgMar w:top="907" w:right="907" w:bottom="907" w:left="907" w:header="720" w:footer="720" w:gutter="0"/>
       <w:cols w:space="720"/>
@@ -20480,7 +20552,6 @@
   <w:style w:type="character" w:default="1" w:styleId="DefaultParagraphFont">
     <w:name w:val="Default Paragraph Font"/>
     <w:uiPriority w:val="1"/>
-    <w:semiHidden/>
     <w:unhideWhenUsed/>
   </w:style>
   <w:style w:type="table" w:default="1" w:styleId="TableNormal">

--- a/docs/smart-box-iot-gca1-design.docx
+++ b/docs/smart-box-iot-gca1-design.docx
@@ -340,13 +340,7 @@
               <w:rPr>
                 <w:sz w:val="16"/>
               </w:rPr>
-              <w:t xml:space="preserve"> </w:t>
-            </w:r>
-            <w:r>
-              <w:rPr>
-                <w:sz w:val="16"/>
-              </w:rPr>
-              <w:t>IoT</w:t>
+              <w:t xml:space="preserve"> IoT</w:t>
             </w:r>
           </w:p>
         </w:tc>
@@ -754,7 +748,7 @@
                 </mc:Choice>
                 <mc:Fallback>
                   <w:pict>
-                    <v:shapetype w14:anchorId="25888492" id="_x0000_t75" coordsize="21600,21600" o:spt="75" o:preferrelative="t" path="m@4@5l@4@11@9@11@9@5xe" filled="f" stroked="f">
+                    <v:shapetype w14:anchorId="4A6A1697" id="_x0000_t75" coordsize="21600,21600" o:spt="75" o:preferrelative="t" path="m@4@5l@4@11@9@11@9@5xe" filled="f" stroked="f">
                       <v:stroke joinstyle="miter"/>
                       <v:formulas>
                         <v:f eqn="if lineDrawn pixelLineWidth 0"/>
@@ -3731,6 +3725,104 @@
       </w:r>
     </w:p>
     <w:p>
+      <w:pPr>
+        <w:pStyle w:val="ListBullet"/>
+        <w:numPr>
+          <w:ilvl w:val="0"/>
+          <w:numId w:val="0"/>
+        </w:numPr>
+        <w:ind w:left="360"/>
+      </w:pPr>
+    </w:p>
+    <w:p>
+      <w:pPr>
+        <w:pStyle w:val="ListBullet"/>
+      </w:pPr>
+      <w:r>
+        <w:t xml:space="preserve">Dadour, I.R., Almanjahie, I.M.I., Fowkes, N.D., Keady, G. and Vijayan, K. (2011) ‘Temperature variations in a parked vehicle’, </w:t>
+      </w:r>
+      <w:r>
+        <w:rPr>
+          <w:i/>
+          <w:iCs/>
+        </w:rPr>
+        <w:t>Forensic Science International</w:t>
+      </w:r>
+      <w:r>
+        <w:t xml:space="preserve">, 207, pp. 205–211. Available at: </w:t>
+      </w:r>
+      <w:hyperlink r:id="rId26" w:history="1">
+        <w:r>
+          <w:rPr>
+            <w:rStyle w:val="Hyperlink"/>
+          </w:rPr>
+          <w:t>https://pubmed.ncbi.nlm.nih.gov/21067876/</w:t>
+        </w:r>
+      </w:hyperlink>
+      <w:r>
+        <w:t xml:space="preserve"> (Accessed: </w:t>
+      </w:r>
+      <w:r>
+        <w:rPr>
+          <w:lang w:val="en-IE"/>
+        </w:rPr>
+        <w:t xml:space="preserve">25 </w:t>
+      </w:r>
+      <w:r>
+        <w:rPr>
+          <w:lang w:val="en-IE"/>
+        </w:rPr>
+        <w:t>Septem</w:t>
+      </w:r>
+      <w:r>
+        <w:t>ber 2026).</w:t>
+      </w:r>
+    </w:p>
+    <w:p>
+      <w:pPr>
+        <w:pStyle w:val="ListBullet"/>
+      </w:pPr>
+      <w:r>
+        <w:t xml:space="preserve">Helm, M., Castner, T. and Lampl, L. (2003) ‘Environmental temperature stress on drugs in prehospital emergency medical service’, </w:t>
+      </w:r>
+      <w:r>
+        <w:rPr>
+          <w:i/>
+          <w:iCs/>
+        </w:rPr>
+        <w:t>Acta Anaesthesiologica Scandinavica</w:t>
+      </w:r>
+      <w:r>
+        <w:t xml:space="preserve">, 47(4), pp. 425–429. Available at: </w:t>
+      </w:r>
+      <w:hyperlink r:id="rId27" w:history="1">
+        <w:r>
+          <w:rPr>
+            <w:rStyle w:val="Hyperlink"/>
+          </w:rPr>
+          <w:t>https://pubmed.ncbi.nlm.nih.gov/12694141/</w:t>
+        </w:r>
+      </w:hyperlink>
+      <w:r>
+        <w:t xml:space="preserve"> (Accessed: </w:t>
+      </w:r>
+      <w:r>
+        <w:rPr>
+          <w:lang w:val="en-IE"/>
+        </w:rPr>
+        <w:t xml:space="preserve">25 </w:t>
+      </w:r>
+      <w:r>
+        <w:rPr>
+          <w:lang w:val="en-IE"/>
+        </w:rPr>
+        <w:t>Septem</w:t>
+      </w:r>
+      <w:r>
+        <w:t>ber 2026).</w:t>
+      </w:r>
+    </w:p>
+    <w:p>
       <w:r>
         <w:br w:type="page"/>
       </w:r>
@@ -4372,7 +4464,7 @@
                     <pic:cNvPicPr/>
                   </pic:nvPicPr>
                   <pic:blipFill>
-                    <a:blip r:embed="rId26"/>
+                    <a:blip r:embed="rId28"/>
                     <a:stretch>
                       <a:fillRect/>
                     </a:stretch>
@@ -10009,130 +10101,6 @@
               </w:rPr>
               <w:t xml:space="preserve"> </w:t>
             </w:r>
-            <w:hyperlink r:id="rId27">
-              <w:r>
-                <w:t>[source]</w:t>
-              </w:r>
-            </w:hyperlink>
-          </w:p>
-        </w:tc>
-        <w:tc>
-          <w:tcPr>
-            <w:tcW w:w="5022" w:type="dxa"/>
-          </w:tcPr>
-          <w:p>
-            <w:pPr>
-              <w:spacing w:after="60"/>
-            </w:pPr>
-            <w:r>
-              <w:rPr>
-                <w:sz w:val="16"/>
-              </w:rPr>
-              <w:t>Understand backend/database integration</w:t>
-            </w:r>
-          </w:p>
-        </w:tc>
-      </w:tr>
-      <w:tr>
-        <w:tc>
-          <w:tcPr>
-            <w:tcW w:w="534" w:type="dxa"/>
-          </w:tcPr>
-          <w:p>
-            <w:pPr>
-              <w:spacing w:after="60"/>
-            </w:pPr>
-            <w:r>
-              <w:rPr>
-                <w:sz w:val="16"/>
-              </w:rPr>
-              <w:t>R2</w:t>
-            </w:r>
-          </w:p>
-        </w:tc>
-        <w:tc>
-          <w:tcPr>
-            <w:tcW w:w="4536" w:type="dxa"/>
-          </w:tcPr>
-          <w:p>
-            <w:pPr>
-              <w:spacing w:after="60"/>
-            </w:pPr>
-            <w:r>
-              <w:rPr>
-                <w:sz w:val="16"/>
-              </w:rPr>
-              <w:t>MySQL Connector/Python Developer Guide</w:t>
-            </w:r>
-            <w:r>
-              <w:rPr>
-                <w:sz w:val="16"/>
-                <w:lang w:val="en-IE"/>
-              </w:rPr>
-              <w:t xml:space="preserve"> </w:t>
-            </w:r>
-            <w:hyperlink r:id="rId28">
-              <w:r>
-                <w:t>[source]</w:t>
-              </w:r>
-            </w:hyperlink>
-          </w:p>
-        </w:tc>
-        <w:tc>
-          <w:tcPr>
-            <w:tcW w:w="5022" w:type="dxa"/>
-          </w:tcPr>
-          <w:p>
-            <w:pPr>
-              <w:spacing w:after="60"/>
-            </w:pPr>
-            <w:r>
-              <w:rPr>
-                <w:sz w:val="16"/>
-              </w:rPr>
-              <w:t>Python connections, parameter binding and transactions</w:t>
-            </w:r>
-          </w:p>
-        </w:tc>
-      </w:tr>
-      <w:tr>
-        <w:tc>
-          <w:tcPr>
-            <w:tcW w:w="534" w:type="dxa"/>
-          </w:tcPr>
-          <w:p>
-            <w:pPr>
-              <w:spacing w:after="60"/>
-            </w:pPr>
-            <w:r>
-              <w:rPr>
-                <w:sz w:val="16"/>
-              </w:rPr>
-              <w:t>R3</w:t>
-            </w:r>
-          </w:p>
-        </w:tc>
-        <w:tc>
-          <w:tcPr>
-            <w:tcW w:w="4536" w:type="dxa"/>
-          </w:tcPr>
-          <w:p>
-            <w:pPr>
-              <w:spacing w:after="60"/>
-            </w:pPr>
-            <w:r>
-              <w:rPr>
-                <w:sz w:val="16"/>
-              </w:rPr>
-              <w:t>MySQL: Introduction to InnoDB</w:t>
-            </w:r>
-            <w:r>
-              <w:rPr>
-                <w:sz w:val="16"/>
-                <w:lang w:val="en-IE"/>
-              </w:rPr>
-              <w:t xml:space="preserve"> </w:t>
-            </w:r>
             <w:hyperlink r:id="rId29">
               <w:r>
                 <w:t>[source]</w:t>
@@ -10152,7 +10120,7 @@
               <w:rPr>
                 <w:sz w:val="16"/>
               </w:rPr>
-              <w:t>Transactional storage and relational integrity</w:t>
+              <w:t>Understand backend/database integration</w:t>
             </w:r>
           </w:p>
         </w:tc>
@@ -10170,7 +10138,7 @@
               <w:rPr>
                 <w:sz w:val="16"/>
               </w:rPr>
-              <w:t>R4</w:t>
+              <w:t>R2</w:t>
             </w:r>
           </w:p>
         </w:tc>
@@ -10186,7 +10154,7 @@
               <w:rPr>
                 <w:sz w:val="16"/>
               </w:rPr>
-              <w:t>MySQL: Optimisation and indexes</w:t>
+              <w:t>MySQL Connector/Python Developer Guide</w:t>
             </w:r>
             <w:r>
               <w:rPr>
@@ -10214,7 +10182,7 @@
               <w:rPr>
                 <w:sz w:val="16"/>
               </w:rPr>
-              <w:t>Choose indexes from query patterns</w:t>
+              <w:t>Python connections, parameter binding and transactions</w:t>
             </w:r>
           </w:p>
         </w:tc>
@@ -10232,7 +10200,7 @@
               <w:rPr>
                 <w:sz w:val="16"/>
               </w:rPr>
-              <w:t>R5</w:t>
+              <w:t>R3</w:t>
             </w:r>
           </w:p>
         </w:tc>
@@ -10248,12 +10216,12 @@
               <w:rPr>
                 <w:sz w:val="16"/>
               </w:rPr>
-              <w:t>MongoDB: Schema validation</w:t>
-            </w:r>
-            <w:r>
-              <w:rPr>
-                <w:sz w:val="16"/>
-                <w:lang w:val="ru-RU"/>
+              <w:t>MySQL: Introduction to InnoDB</w:t>
+            </w:r>
+            <w:r>
+              <w:rPr>
+                <w:sz w:val="16"/>
+                <w:lang w:val="en-IE"/>
               </w:rPr>
               <w:t xml:space="preserve"> </w:t>
             </w:r>
@@ -10276,7 +10244,7 @@
               <w:rPr>
                 <w:sz w:val="16"/>
               </w:rPr>
-              <w:t>Validate flexible documents</w:t>
+              <w:t>Transactional storage and relational integrity</w:t>
             </w:r>
           </w:p>
         </w:tc>
@@ -10294,7 +10262,7 @@
               <w:rPr>
                 <w:sz w:val="16"/>
               </w:rPr>
-              <w:t>R6</w:t>
+              <w:t>R4</w:t>
             </w:r>
           </w:p>
         </w:tc>
@@ -10310,12 +10278,12 @@
               <w:rPr>
                 <w:sz w:val="16"/>
               </w:rPr>
-              <w:t>MongoDB: Transactions</w:t>
-            </w:r>
-            <w:r>
-              <w:rPr>
-                <w:sz w:val="16"/>
-                <w:lang w:val="ru-RU"/>
+              <w:t>MySQL: Optimisation and indexes</w:t>
+            </w:r>
+            <w:r>
+              <w:rPr>
+                <w:sz w:val="16"/>
+                <w:lang w:val="en-IE"/>
               </w:rPr>
               <w:t xml:space="preserve"> </w:t>
             </w:r>
@@ -10338,7 +10306,7 @@
               <w:rPr>
                 <w:sz w:val="16"/>
               </w:rPr>
-              <w:t>Understand transaction capabilities and constraints</w:t>
+              <w:t>Choose indexes from query patterns</w:t>
             </w:r>
           </w:p>
         </w:tc>
@@ -10356,7 +10324,7 @@
               <w:rPr>
                 <w:sz w:val="16"/>
               </w:rPr>
-              <w:t>R7</w:t>
+              <w:t>R5</w:t>
             </w:r>
           </w:p>
         </w:tc>
@@ -10372,12 +10340,12 @@
               <w:rPr>
                 <w:sz w:val="16"/>
               </w:rPr>
-              <w:t>Firebase: Choose a database</w:t>
-            </w:r>
-            <w:r>
-              <w:rPr>
-                <w:sz w:val="16"/>
-                <w:lang w:val="en-IE"/>
+              <w:t>MongoDB: Schema validation</w:t>
+            </w:r>
+            <w:r>
+              <w:rPr>
+                <w:sz w:val="16"/>
+                <w:lang w:val="ru-RU"/>
               </w:rPr>
               <w:t xml:space="preserve"> </w:t>
             </w:r>
@@ -10400,7 +10368,7 @@
               <w:rPr>
                 <w:sz w:val="16"/>
               </w:rPr>
-              <w:t>Distinguish Firestore from Realtime Database</w:t>
+              <w:t>Validate flexible documents</w:t>
             </w:r>
           </w:p>
         </w:tc>
@@ -10418,7 +10386,7 @@
               <w:rPr>
                 <w:sz w:val="16"/>
               </w:rPr>
-              <w:t>R8</w:t>
+              <w:t>R6</w:t>
             </w:r>
           </w:p>
         </w:tc>
@@ -10434,12 +10402,12 @@
               <w:rPr>
                 <w:sz w:val="16"/>
               </w:rPr>
-              <w:t>Firebase pricing</w:t>
-            </w:r>
-            <w:r>
-              <w:rPr>
-                <w:sz w:val="16"/>
-                <w:lang w:val="en-IE"/>
+              <w:t>MongoDB: Transactions</w:t>
+            </w:r>
+            <w:r>
+              <w:rPr>
+                <w:sz w:val="16"/>
+                <w:lang w:val="ru-RU"/>
               </w:rPr>
               <w:t xml:space="preserve"> </w:t>
             </w:r>
@@ -10448,11 +10416,55 @@
                 <w:t>[source]</w:t>
               </w:r>
             </w:hyperlink>
-            <w:r>
-              <w:rPr>
-                <w:sz w:val="16"/>
-              </w:rPr>
-              <w:t xml:space="preserve"> and Firestore billing</w:t>
+          </w:p>
+        </w:tc>
+        <w:tc>
+          <w:tcPr>
+            <w:tcW w:w="5022" w:type="dxa"/>
+          </w:tcPr>
+          <w:p>
+            <w:pPr>
+              <w:spacing w:after="60"/>
+            </w:pPr>
+            <w:r>
+              <w:rPr>
+                <w:sz w:val="16"/>
+              </w:rPr>
+              <w:t>Understand transaction capabilities and constraints</w:t>
+            </w:r>
+          </w:p>
+        </w:tc>
+      </w:tr>
+      <w:tr>
+        <w:tc>
+          <w:tcPr>
+            <w:tcW w:w="534" w:type="dxa"/>
+          </w:tcPr>
+          <w:p>
+            <w:pPr>
+              <w:spacing w:after="60"/>
+            </w:pPr>
+            <w:r>
+              <w:rPr>
+                <w:sz w:val="16"/>
+              </w:rPr>
+              <w:t>R7</w:t>
+            </w:r>
+          </w:p>
+        </w:tc>
+        <w:tc>
+          <w:tcPr>
+            <w:tcW w:w="4536" w:type="dxa"/>
+          </w:tcPr>
+          <w:p>
+            <w:pPr>
+              <w:spacing w:after="60"/>
+            </w:pPr>
+            <w:r>
+              <w:rPr>
+                <w:sz w:val="16"/>
+              </w:rPr>
+              <w:t>Firebase: Choose a database</w:t>
             </w:r>
             <w:r>
               <w:rPr>
@@ -10480,7 +10492,7 @@
               <w:rPr>
                 <w:sz w:val="16"/>
               </w:rPr>
-              <w:t>Estimate cost using the chosen service and workload</w:t>
+              <w:t>Distinguish Firestore from Realtime Database</w:t>
             </w:r>
           </w:p>
         </w:tc>
@@ -10498,7 +10510,7 @@
               <w:rPr>
                 <w:sz w:val="16"/>
               </w:rPr>
-              <w:t>R9</w:t>
+              <w:t>R8</w:t>
             </w:r>
           </w:p>
         </w:tc>
@@ -10514,12 +10526,12 @@
               <w:rPr>
                 <w:sz w:val="16"/>
               </w:rPr>
-              <w:t>SQLite: Appropriate uses</w:t>
-            </w:r>
-            <w:r>
-              <w:rPr>
-                <w:sz w:val="16"/>
-                <w:lang w:val="ru-RU"/>
+              <w:t>Firebase pricing</w:t>
+            </w:r>
+            <w:r>
+              <w:rPr>
+                <w:sz w:val="16"/>
+                <w:lang w:val="en-IE"/>
               </w:rPr>
               <w:t xml:space="preserve"> </w:t>
             </w:r>
@@ -10528,60 +10540,16 @@
                 <w:t>[source]</w:t>
               </w:r>
             </w:hyperlink>
-          </w:p>
-        </w:tc>
-        <w:tc>
-          <w:tcPr>
-            <w:tcW w:w="5022" w:type="dxa"/>
-          </w:tcPr>
-          <w:p>
-            <w:pPr>
-              <w:spacing w:after="60"/>
-            </w:pPr>
-            <w:r>
-              <w:rPr>
-                <w:sz w:val="16"/>
-              </w:rPr>
-              <w:t>Understand embedded storage and concurrency trade-offs</w:t>
-            </w:r>
-          </w:p>
-        </w:tc>
-      </w:tr>
-      <w:tr>
-        <w:tc>
-          <w:tcPr>
-            <w:tcW w:w="534" w:type="dxa"/>
-          </w:tcPr>
-          <w:p>
-            <w:pPr>
-              <w:spacing w:after="60"/>
-            </w:pPr>
-            <w:r>
-              <w:rPr>
-                <w:sz w:val="16"/>
-              </w:rPr>
-              <w:t>R10</w:t>
-            </w:r>
-          </w:p>
-        </w:tc>
-        <w:tc>
-          <w:tcPr>
-            <w:tcW w:w="4536" w:type="dxa"/>
-          </w:tcPr>
-          <w:p>
-            <w:pPr>
-              <w:spacing w:after="60"/>
-            </w:pPr>
-            <w:r>
-              <w:rPr>
-                <w:sz w:val="16"/>
-              </w:rPr>
-              <w:t>InfluxDB 3 Core documentation</w:t>
-            </w:r>
-            <w:r>
-              <w:rPr>
-                <w:sz w:val="16"/>
-                <w:lang w:val="ru-RU"/>
+            <w:r>
+              <w:rPr>
+                <w:sz w:val="16"/>
+              </w:rPr>
+              <w:t xml:space="preserve"> and Firestore billing</w:t>
+            </w:r>
+            <w:r>
+              <w:rPr>
+                <w:sz w:val="16"/>
+                <w:lang w:val="en-IE"/>
               </w:rPr>
               <w:t xml:space="preserve"> </w:t>
             </w:r>
@@ -10604,7 +10572,7 @@
               <w:rPr>
                 <w:sz w:val="16"/>
               </w:rPr>
-              <w:t>Evaluate a time-series-focused alternative</w:t>
+              <w:t>Estimate cost using the chosen service and workload</w:t>
             </w:r>
           </w:p>
         </w:tc>
@@ -10622,7 +10590,7 @@
               <w:rPr>
                 <w:sz w:val="16"/>
               </w:rPr>
-              <w:t>R11</w:t>
+              <w:t>R9</w:t>
             </w:r>
           </w:p>
         </w:tc>
@@ -10638,7 +10606,7 @@
               <w:rPr>
                 <w:sz w:val="16"/>
               </w:rPr>
-              <w:t>Redis persistence</w:t>
+              <w:t>SQLite: Appropriate uses</w:t>
             </w:r>
             <w:r>
               <w:rPr>
@@ -10666,7 +10634,7 @@
               <w:rPr>
                 <w:sz w:val="16"/>
               </w:rPr>
-              <w:t>Understand durability choices before using Redis for stored state</w:t>
+              <w:t>Understand embedded storage and concurrency trade-offs</w:t>
             </w:r>
           </w:p>
         </w:tc>
@@ -10684,6 +10652,130 @@
               <w:rPr>
                 <w:sz w:val="16"/>
               </w:rPr>
+              <w:t>R10</w:t>
+            </w:r>
+          </w:p>
+        </w:tc>
+        <w:tc>
+          <w:tcPr>
+            <w:tcW w:w="4536" w:type="dxa"/>
+          </w:tcPr>
+          <w:p>
+            <w:pPr>
+              <w:spacing w:after="60"/>
+            </w:pPr>
+            <w:r>
+              <w:rPr>
+                <w:sz w:val="16"/>
+              </w:rPr>
+              <w:t>InfluxDB 3 Core documentation</w:t>
+            </w:r>
+            <w:r>
+              <w:rPr>
+                <w:sz w:val="16"/>
+                <w:lang w:val="ru-RU"/>
+              </w:rPr>
+              <w:t xml:space="preserve"> </w:t>
+            </w:r>
+            <w:hyperlink r:id="rId39">
+              <w:r>
+                <w:t>[source]</w:t>
+              </w:r>
+            </w:hyperlink>
+          </w:p>
+        </w:tc>
+        <w:tc>
+          <w:tcPr>
+            <w:tcW w:w="5022" w:type="dxa"/>
+          </w:tcPr>
+          <w:p>
+            <w:pPr>
+              <w:spacing w:after="60"/>
+            </w:pPr>
+            <w:r>
+              <w:rPr>
+                <w:sz w:val="16"/>
+              </w:rPr>
+              <w:t>Evaluate a time-series-focused alternative</w:t>
+            </w:r>
+          </w:p>
+        </w:tc>
+      </w:tr>
+      <w:tr>
+        <w:tc>
+          <w:tcPr>
+            <w:tcW w:w="534" w:type="dxa"/>
+          </w:tcPr>
+          <w:p>
+            <w:pPr>
+              <w:spacing w:after="60"/>
+            </w:pPr>
+            <w:r>
+              <w:rPr>
+                <w:sz w:val="16"/>
+              </w:rPr>
+              <w:t>R11</w:t>
+            </w:r>
+          </w:p>
+        </w:tc>
+        <w:tc>
+          <w:tcPr>
+            <w:tcW w:w="4536" w:type="dxa"/>
+          </w:tcPr>
+          <w:p>
+            <w:pPr>
+              <w:spacing w:after="60"/>
+            </w:pPr>
+            <w:r>
+              <w:rPr>
+                <w:sz w:val="16"/>
+              </w:rPr>
+              <w:t>Redis persistence</w:t>
+            </w:r>
+            <w:r>
+              <w:rPr>
+                <w:sz w:val="16"/>
+                <w:lang w:val="ru-RU"/>
+              </w:rPr>
+              <w:t xml:space="preserve"> </w:t>
+            </w:r>
+            <w:hyperlink r:id="rId40">
+              <w:r>
+                <w:t>[source]</w:t>
+              </w:r>
+            </w:hyperlink>
+          </w:p>
+        </w:tc>
+        <w:tc>
+          <w:tcPr>
+            <w:tcW w:w="5022" w:type="dxa"/>
+          </w:tcPr>
+          <w:p>
+            <w:pPr>
+              <w:spacing w:after="60"/>
+            </w:pPr>
+            <w:r>
+              <w:rPr>
+                <w:sz w:val="16"/>
+              </w:rPr>
+              <w:t>Understand durability choices before using Redis for stored state</w:t>
+            </w:r>
+          </w:p>
+        </w:tc>
+      </w:tr>
+      <w:tr>
+        <w:tc>
+          <w:tcPr>
+            <w:tcW w:w="534" w:type="dxa"/>
+          </w:tcPr>
+          <w:p>
+            <w:pPr>
+              <w:spacing w:after="60"/>
+            </w:pPr>
+            <w:r>
+              <w:rPr>
+                <w:sz w:val="16"/>
+              </w:rPr>
               <w:t>R12</w:t>
             </w:r>
           </w:p>
@@ -10709,7 +10801,7 @@
               </w:rPr>
               <w:t xml:space="preserve"> </w:t>
             </w:r>
-            <w:hyperlink r:id="rId39">
+            <w:hyperlink r:id="rId41">
               <w:r>
                 <w:t>[source]</w:t>
               </w:r>
@@ -10819,7 +10911,7 @@
                     <pic:cNvPicPr/>
                   </pic:nvPicPr>
                   <pic:blipFill>
-                    <a:blip r:embed="rId40"/>
+                    <a:blip r:embed="rId42"/>
                     <a:stretch>
                       <a:fillRect/>
                     </a:stretch>
@@ -10895,7 +10987,7 @@
                     <pic:cNvPicPr/>
                   </pic:nvPicPr>
                   <pic:blipFill>
-                    <a:blip r:embed="rId41"/>
+                    <a:blip r:embed="rId43"/>
                     <a:stretch>
                       <a:fillRect/>
                     </a:stretch>
@@ -11325,7 +11417,7 @@
                     <pic:cNvPicPr/>
                   </pic:nvPicPr>
                   <pic:blipFill>
-                    <a:blip r:embed="rId42"/>
+                    <a:blip r:embed="rId44"/>
                     <a:stretch>
                       <a:fillRect/>
                     </a:stretch>
@@ -16373,6 +16465,7 @@
               <w:rPr>
                 <w:sz w:val="16"/>
               </w:rPr>
+              <w:lastRenderedPageBreak/>
               <w:t>TP-16 / FR-09, FR-10</w:t>
             </w:r>
           </w:p>
@@ -19359,62 +19452,6 @@
               </w:rPr>
               <w:t>5eeffd5: consolidated design</w:t>
             </w:r>
-            <w:hyperlink r:id="rId43">
-              <w:r>
-                <w:t>[source]</w:t>
-              </w:r>
-            </w:hyperlink>
-            <w:r>
-              <w:rPr>
-                <w:sz w:val="16"/>
-              </w:rPr>
-              <w:t>, 9437bd9: SQL schema</w:t>
-            </w:r>
-            <w:hyperlink r:id="rId44">
-              <w:r>
-                <w:t>[source]</w:t>
-              </w:r>
-            </w:hyperlink>
-            <w:r>
-              <w:rPr>
-                <w:sz w:val="16"/>
-              </w:rPr>
-              <w:t>.</w:t>
-            </w:r>
-          </w:p>
-        </w:tc>
-      </w:tr>
-      <w:tr>
-        <w:tc>
-          <w:tcPr>
-            <w:tcW w:w="2660" w:type="dxa"/>
-          </w:tcPr>
-          <w:p>
-            <w:pPr>
-              <w:spacing w:after="60"/>
-            </w:pPr>
-            <w:r>
-              <w:rPr>
-                <w:sz w:val="16"/>
-              </w:rPr>
-              <w:t>Hanna Bokariuk / HannaBProjects</w:t>
-            </w:r>
-          </w:p>
-        </w:tc>
-        <w:tc>
-          <w:tcPr>
-            <w:tcW w:w="7432" w:type="dxa"/>
-          </w:tcPr>
-          <w:p>
-            <w:pPr>
-              <w:spacing w:after="60"/>
-            </w:pPr>
-            <w:r>
-              <w:rPr>
-                <w:sz w:val="16"/>
-              </w:rPr>
-              <w:t>ec2eedb: scope</w:t>
-            </w:r>
             <w:hyperlink r:id="rId45">
               <w:r>
                 <w:t>[source]</w:t>
@@ -19424,7 +19461,7 @@
               <w:rPr>
                 <w:sz w:val="16"/>
               </w:rPr>
-              <w:t>, cd72000: hardware list</w:t>
+              <w:t>, 9437bd9: SQL schema</w:t>
             </w:r>
             <w:hyperlink r:id="rId46">
               <w:r>
@@ -19435,7 +19472,41 @@
               <w:rPr>
                 <w:sz w:val="16"/>
               </w:rPr>
-              <w:t>, 5f99ef0: cover sheet</w:t>
+              <w:t>.</w:t>
+            </w:r>
+          </w:p>
+        </w:tc>
+      </w:tr>
+      <w:tr>
+        <w:tc>
+          <w:tcPr>
+            <w:tcW w:w="2660" w:type="dxa"/>
+          </w:tcPr>
+          <w:p>
+            <w:pPr>
+              <w:spacing w:after="60"/>
+            </w:pPr>
+            <w:r>
+              <w:rPr>
+                <w:sz w:val="16"/>
+              </w:rPr>
+              <w:t>Hanna Bokariuk / HannaBProjects</w:t>
+            </w:r>
+          </w:p>
+        </w:tc>
+        <w:tc>
+          <w:tcPr>
+            <w:tcW w:w="7432" w:type="dxa"/>
+          </w:tcPr>
+          <w:p>
+            <w:pPr>
+              <w:spacing w:after="60"/>
+            </w:pPr>
+            <w:r>
+              <w:rPr>
+                <w:sz w:val="16"/>
+              </w:rPr>
+              <w:t>ec2eedb: scope</w:t>
             </w:r>
             <w:hyperlink r:id="rId47">
               <w:r>
@@ -19446,41 +19517,7 @@
               <w:rPr>
                 <w:sz w:val="16"/>
               </w:rPr>
-              <w:t>.</w:t>
-            </w:r>
-          </w:p>
-        </w:tc>
-      </w:tr>
-      <w:tr>
-        <w:tc>
-          <w:tcPr>
-            <w:tcW w:w="2660" w:type="dxa"/>
-          </w:tcPr>
-          <w:p>
-            <w:pPr>
-              <w:spacing w:after="60"/>
-            </w:pPr>
-            <w:r>
-              <w:rPr>
-                <w:sz w:val="16"/>
-              </w:rPr>
-              <w:t>Maryna Hordiienko</w:t>
-            </w:r>
-          </w:p>
-        </w:tc>
-        <w:tc>
-          <w:tcPr>
-            <w:tcW w:w="7432" w:type="dxa"/>
-          </w:tcPr>
-          <w:p>
-            <w:pPr>
-              <w:spacing w:after="60"/>
-            </w:pPr>
-            <w:r>
-              <w:rPr>
-                <w:sz w:val="16"/>
-              </w:rPr>
-              <w:t>33468f6: dashboard/website research</w:t>
+              <w:t>, cd72000: hardware list</w:t>
             </w:r>
             <w:hyperlink r:id="rId48">
               <w:r>
@@ -19491,7 +19528,7 @@
               <w:rPr>
                 <w:sz w:val="16"/>
               </w:rPr>
-              <w:t>, a661dae: design principles</w:t>
+              <w:t>, 5f99ef0: cover sheet</w:t>
             </w:r>
             <w:hyperlink r:id="rId49">
               <w:r>
@@ -19507,6 +19544,62 @@
           </w:p>
         </w:tc>
       </w:tr>
+      <w:tr>
+        <w:tc>
+          <w:tcPr>
+            <w:tcW w:w="2660" w:type="dxa"/>
+          </w:tcPr>
+          <w:p>
+            <w:pPr>
+              <w:spacing w:after="60"/>
+            </w:pPr>
+            <w:r>
+              <w:rPr>
+                <w:sz w:val="16"/>
+              </w:rPr>
+              <w:t>Maryna Hordiienko</w:t>
+            </w:r>
+          </w:p>
+        </w:tc>
+        <w:tc>
+          <w:tcPr>
+            <w:tcW w:w="7432" w:type="dxa"/>
+          </w:tcPr>
+          <w:p>
+            <w:pPr>
+              <w:spacing w:after="60"/>
+            </w:pPr>
+            <w:r>
+              <w:rPr>
+                <w:sz w:val="16"/>
+              </w:rPr>
+              <w:t>33468f6: dashboard/website research</w:t>
+            </w:r>
+            <w:hyperlink r:id="rId50">
+              <w:r>
+                <w:t>[source]</w:t>
+              </w:r>
+            </w:hyperlink>
+            <w:r>
+              <w:rPr>
+                <w:sz w:val="16"/>
+              </w:rPr>
+              <w:t>, a661dae: design principles</w:t>
+            </w:r>
+            <w:hyperlink r:id="rId51">
+              <w:r>
+                <w:t>[source]</w:t>
+              </w:r>
+            </w:hyperlink>
+            <w:r>
+              <w:rPr>
+                <w:sz w:val="16"/>
+              </w:rPr>
+              <w:t>.</w:t>
+            </w:r>
+          </w:p>
+        </w:tc>
+      </w:tr>
     </w:tbl>
     <w:p>
       <w:r>
@@ -19515,7 +19608,7 @@
     </w:p>
     <w:p/>
     <w:sectPr>
-      <w:footerReference w:type="default" r:id="rId50"/>
+      <w:footerReference w:type="default" r:id="rId52"/>
       <w:pgSz w:w="11906" w:h="16838"/>
       <w:pgMar w:top="907" w:right="907" w:bottom="907" w:left="907" w:header="720" w:footer="720" w:gutter="0"/>
       <w:cols w:space="720"/>
@@ -31304,6 +31397,29 @@
       <w:szCs w:val="20"/>
     </w:rPr>
   </w:style>
+  <w:style w:type="character" w:styleId="Hyperlink">
+    <w:name w:val="Hyperlink"/>
+    <w:basedOn w:val="DefaultParagraphFont"/>
+    <w:uiPriority w:val="99"/>
+    <w:unhideWhenUsed/>
+    <w:rsid w:val="006F7492"/>
+    <w:rPr>
+      <w:color w:val="0000FF" w:themeColor="hyperlink"/>
+      <w:u w:val="single"/>
+    </w:rPr>
+  </w:style>
+  <w:style w:type="character" w:styleId="UnresolvedMention">
+    <w:name w:val="Unresolved Mention"/>
+    <w:basedOn w:val="DefaultParagraphFont"/>
+    <w:uiPriority w:val="99"/>
+    <w:semiHidden/>
+    <w:unhideWhenUsed/>
+    <w:rsid w:val="006F7492"/>
+    <w:rPr>
+      <w:color w:val="605E5C"/>
+      <w:shd w:val="clear" w:color="auto" w:fill="E1DFDD"/>
+    </w:rPr>
+  </w:style>
 </w:styles>
 </file>
 

--- a/docs/smart-box-iot-gca1-design.docx
+++ b/docs/smart-box-iot-gca1-design.docx
@@ -1,6 +1,6 @@
 
 <file path=word/document.xml><?xml version="1.0" encoding="utf-8"?>
-<w:document xmlns:wpc="http://schemas.microsoft.com/office/word/2010/wordprocessingCanvas" xmlns:cx="http://schemas.microsoft.com/office/drawing/2014/chartex" xmlns:cx1="http://schemas.microsoft.com/office/drawing/2015/9/8/chartex" xmlns:cx2="http://schemas.microsoft.com/office/drawing/2015/10/21/chartex" xmlns:cx3="http://schemas.microsoft.com/office/drawing/2016/5/9/chartex" xmlns:cx4="http://schemas.microsoft.com/office/drawing/2016/5/10/chartex" xmlns:cx5="http://schemas.microsoft.com/office/drawing/2016/5/11/chartex" xmlns:cx6="http://schemas.microsoft.com/office/drawing/2016/5/12/chartex" xmlns:cx7="http://schemas.microsoft.com/office/drawing/2016/5/13/chartex" xmlns:cx8="http://schemas.microsoft.com/office/drawing/2016/5/14/chartex" xmlns:mc="http://schemas.openxmlformats.org/markup-compatibility/2006" xmlns:m="http://schemas.openxmlformats.org/officeDocument/2006/math" xmlns:aink="http://schemas.microsoft.com/office/drawing/2016/ink" xmlns:am3d="http://schemas.microsoft.com/office/drawing/2017/model3d" xmlns:oel="http://schemas.microsoft.com/office/2019/extlst" xmlns:r="http://schemas.openxmlformats.org/officeDocument/2006/relationships" xmlns:wp14="http://schemas.microsoft.com/office/word/2010/wordprocessingDrawing" xmlns:wp="http://schemas.openxmlformats.org/drawingml/2006/wordprocessingDrawing" xmlns:wpg="http://schemas.microsoft.com/office/word/2010/wordprocessingGroup" xmlns:wpi="http://schemas.microsoft.com/office/word/2010/wordprocessingInk" xmlns:wps="http://schemas.microsoft.com/office/word/2010/wordprocessingShape" xmlns:o="urn:schemas-microsoft-com:office:office" xmlns:v="urn:schemas-microsoft-com:vml" xmlns:w10="urn:schemas-microsoft-com:office:word" xmlns:w="http://schemas.openxmlformats.org/wordprocessingml/2006/main" xmlns:w14="http://schemas.microsoft.com/office/word/2010/wordml" xmlns:w15="http://schemas.microsoft.com/office/word/2012/wordml" xmlns:w16cex="http://schemas.microsoft.com/office/word/2018/wordml/cex" xmlns:w16cid="http://schemas.microsoft.com/office/word/2016/wordml/cid" xmlns:w16="http://schemas.microsoft.com/office/word/2018/wordml" xmlns:w16sdtdh="http://schemas.microsoft.com/office/word/2020/wordml/sdtdatahash" xmlns:w16sdtfl="http://schemas.microsoft.com/office/word/2024/wordml/sdtformatlock" xmlns:w16se="http://schemas.microsoft.com/office/word/2015/wordml/symex" xmlns:w16du="http://schemas.microsoft.com/office/word/2023/wordml/word16du" xmlns:wne="http://schemas.microsoft.com/office/word/2006/wordml" mc:Ignorable="w14 w15 w16se w16cid w16 w16cex w16sdtdh w16sdtfl w16du wp14">
+<w:document xmlns:wpc="http://schemas.microsoft.com/office/word/2010/wordprocessingCanvas" xmlns:cx="http://schemas.microsoft.com/office/drawing/2014/chartex" xmlns:cx1="http://schemas.microsoft.com/office/drawing/2015/9/8/chartex" xmlns:cx2="http://schemas.microsoft.com/office/drawing/2015/10/21/chartex" xmlns:cx3="http://schemas.microsoft.com/office/drawing/2016/5/9/chartex" xmlns:cx4="http://schemas.microsoft.com/office/drawing/2016/5/10/chartex" xmlns:cx5="http://schemas.microsoft.com/office/drawing/2016/5/11/chartex" xmlns:cx6="http://schemas.microsoft.com/office/drawing/2016/5/12/chartex" xmlns:cx7="http://schemas.microsoft.com/office/drawing/2016/5/13/chartex" xmlns:cx8="http://schemas.microsoft.com/office/drawing/2016/5/14/chartex" xmlns:mc="http://schemas.openxmlformats.org/markup-compatibility/2006" xmlns:aink="http://schemas.microsoft.com/office/drawing/2016/ink" xmlns:am3d="http://schemas.microsoft.com/office/drawing/2017/model3d" xmlns:o="urn:schemas-microsoft-com:office:office" xmlns:oel="http://schemas.microsoft.com/office/2019/extlst" xmlns:r="http://schemas.openxmlformats.org/officeDocument/2006/relationships" xmlns:m="http://schemas.openxmlformats.org/officeDocument/2006/math" xmlns:v="urn:schemas-microsoft-com:vml" xmlns:wp14="http://schemas.microsoft.com/office/word/2010/wordprocessingDrawing" xmlns:wp="http://schemas.openxmlformats.org/drawingml/2006/wordprocessingDrawing" xmlns:w10="urn:schemas-microsoft-com:office:word" xmlns:w="http://schemas.openxmlformats.org/wordprocessingml/2006/main" xmlns:w14="http://schemas.microsoft.com/office/word/2010/wordml" xmlns:w15="http://schemas.microsoft.com/office/word/2012/wordml" xmlns:w16cex="http://schemas.microsoft.com/office/word/2018/wordml/cex" xmlns:w16cid="http://schemas.microsoft.com/office/word/2016/wordml/cid" xmlns:w16="http://schemas.microsoft.com/office/word/2018/wordml" xmlns:w16du="http://schemas.microsoft.com/office/word/2023/wordml/word16du" xmlns:w16sdtdh="http://schemas.microsoft.com/office/word/2020/wordml/sdtdatahash" xmlns:w16sdtfl="http://schemas.microsoft.com/office/word/2024/wordml/sdtformatlock" xmlns:w16se="http://schemas.microsoft.com/office/word/2015/wordml/symex" xmlns:wpg="http://schemas.microsoft.com/office/word/2010/wordprocessingGroup" xmlns:wpi="http://schemas.microsoft.com/office/word/2010/wordprocessingInk" xmlns:wne="http://schemas.microsoft.com/office/word/2006/wordml" xmlns:wps="http://schemas.microsoft.com/office/word/2010/wordprocessingShape" mc:Ignorable="w14 w15 w16se w16cid w16 w16cex w16sdtdh w16sdtfl w16du wp14">
   <w:body>
     <w:tbl>
       <w:tblPr>
@@ -147,10 +147,7 @@
           </w:tcPr>
           <w:p>
             <w:r>
-              <w:t>Student Name:</w:t>
-            </w:r>
-            <w:r>
-              <w:t xml:space="preserve">  </w:t>
+              <w:t xml:space="preserve">Student Name:  </w:t>
             </w:r>
           </w:p>
           <w:p>
@@ -181,10 +178,7 @@
           </w:tcPr>
           <w:p>
             <w:r>
-              <w:t>Student Number:</w:t>
-            </w:r>
-            <w:r>
-              <w:t xml:space="preserve">  </w:t>
+              <w:t xml:space="preserve">Student Number:  </w:t>
             </w:r>
           </w:p>
           <w:p>
@@ -230,13 +224,8 @@
             </w:tcBorders>
           </w:tcPr>
           <w:p>
-            <w:proofErr w:type="spellStart"/>
-            <w:r>
-              <w:t>Programme</w:t>
-            </w:r>
-            <w:proofErr w:type="spellEnd"/>
-            <w:r>
-              <w:t>:  Software Development</w:t>
+            <w:r>
+              <w:t>Programme:  Software Development</w:t>
             </w:r>
           </w:p>
         </w:tc>
@@ -271,19 +260,7 @@
               <w:rPr>
                 <w:u w:val="single"/>
               </w:rPr>
-              <w:t xml:space="preserve">Complete </w:t>
-            </w:r>
-            <w:r>
-              <w:rPr>
-                <w:u w:val="single"/>
-              </w:rPr>
-              <w:t xml:space="preserve">Student </w:t>
-            </w:r>
-            <w:r>
-              <w:rPr>
-                <w:u w:val="single"/>
-              </w:rPr>
-              <w:t>Checklist:</w:t>
+              <w:t>Complete Student Checklist:</w:t>
             </w:r>
           </w:p>
           <w:p>
@@ -333,16 +310,7 @@
           </w:tcPr>
           <w:p>
             <w:r>
-              <w:t>Module</w:t>
-            </w:r>
-            <w:r>
-              <w:t>: Universal Design Project</w:t>
-            </w:r>
-            <w:r>
-              <w:t>, IoT</w:t>
-            </w:r>
-            <w:r>
-              <w:t xml:space="preserve"> </w:t>
+              <w:t xml:space="preserve">Module: Universal Design Project, IoT </w:t>
             </w:r>
           </w:p>
         </w:tc>
@@ -364,10 +332,7 @@
           </w:tcPr>
           <w:p>
             <w:r>
-              <w:t>Due Date</w:t>
-            </w:r>
-            <w:r>
-              <w:t xml:space="preserve">:  </w:t>
+              <w:t xml:space="preserve">Due Date:  </w:t>
             </w:r>
             <w:r>
               <w:rPr>
@@ -388,18 +353,7 @@
             <w:r>
               <w:t xml:space="preserve">No. Pages: </w:t>
             </w:r>
-            <w:r>
-              <w:fldChar w:fldCharType="begin"/>
-            </w:r>
-            <w:r>
-              <w:instrText xml:space="preserve"> NUMPAGES </w:instrText>
-            </w:r>
-            <w:r>
-              <w:fldChar w:fldCharType="separate"/>
-            </w:r>
-            <w:r>
-              <w:fldChar w:fldCharType="end"/>
-            </w:r>
+            <w:fldSimple w:instr=" NUMPAGES "/>
           </w:p>
         </w:tc>
         <w:tc>
@@ -423,11 +377,13 @@
             <w:r>
               <w:t>Lecturer’s Name</w:t>
             </w:r>
-            <w:r>
-              <w:t xml:space="preserve">:  Enda Finn, Frank Keenan, Bride Mallon, </w:t>
-            </w:r>
-            <w:r>
-              <w:t>John Loane</w:t>
+            <w:proofErr w:type="gramStart"/>
+            <w:r>
+              <w:t>:  Enda</w:t>
+            </w:r>
+            <w:proofErr w:type="gramEnd"/>
+            <w:r>
+              <w:t xml:space="preserve"> Finn, Frank Keenan, Bride Mallon, John Loane</w:t>
             </w:r>
           </w:p>
         </w:tc>
@@ -450,16 +406,15 @@
           </w:tcPr>
           <w:p>
             <w:r>
-              <w:t xml:space="preserve">Assignment No. </w:t>
-            </w:r>
-            <w:r>
-              <w:t>and/or</w:t>
-            </w:r>
-            <w:r>
-              <w:t xml:space="preserve"> Description/Topic</w:t>
-            </w:r>
-            <w:r>
-              <w:t>:  G-CA1</w:t>
+              <w:t>Assignment No. and/or Description/Topic</w:t>
+            </w:r>
+            <w:proofErr w:type="gramStart"/>
+            <w:r>
+              <w:t>:  G</w:t>
+            </w:r>
+            <w:proofErr w:type="gramEnd"/>
+            <w:r>
+              <w:t>-CA1</w:t>
             </w:r>
           </w:p>
         </w:tc>
@@ -476,14 +431,12 @@
             <w:r>
               <w:t xml:space="preserve">Softcopy   </w:t>
             </w:r>
-            <w:proofErr w:type="spellStart"/>
             <w:r>
               <w:rPr>
                 <w:rFonts w:ascii="Wingdings" w:eastAsia="Wingdings" w:hAnsi="Wingdings" w:cs="Wingdings"/>
               </w:rPr>
               <w:t>o</w:t>
             </w:r>
-            <w:proofErr w:type="spellEnd"/>
             <w:r>
               <w:t xml:space="preserve">      Hardcopy   </w:t>
             </w:r>
@@ -566,7 +519,21 @@
               <w:rPr>
                 <w:rFonts w:cstheme="minorHAnsi"/>
               </w:rPr>
-              <w:t>This work is entirely my own, and no part of it has been copied from any other person’s words or ideas, except as specifically acknowledged through the use of inverted commas and in-text references;</w:t>
+              <w:t xml:space="preserve">This work is entirely my own, and no part of it has been copied from any other person’s words or ideas, except as specifically acknowledged </w:t>
+            </w:r>
+            <w:proofErr w:type="gramStart"/>
+            <w:r>
+              <w:rPr>
+                <w:rFonts w:cstheme="minorHAnsi"/>
+              </w:rPr>
+              <w:t>through the use of</w:t>
+            </w:r>
+            <w:proofErr w:type="gramEnd"/>
+            <w:r>
+              <w:rPr>
+                <w:rFonts w:cstheme="minorHAnsi"/>
+              </w:rPr>
+              <w:t xml:space="preserve"> inverted commas and in-text references;</w:t>
             </w:r>
           </w:p>
           <w:p>
@@ -585,21 +552,7 @@
               <w:rPr>
                 <w:rFonts w:cstheme="minorHAnsi"/>
               </w:rPr>
-              <w:t xml:space="preserve">No part of this assignment has been written for me by any other person except where such collaboration has been </w:t>
-            </w:r>
-            <w:proofErr w:type="spellStart"/>
-            <w:r>
-              <w:rPr>
-                <w:rFonts w:cstheme="minorHAnsi"/>
-              </w:rPr>
-              <w:t>authorised</w:t>
-            </w:r>
-            <w:proofErr w:type="spellEnd"/>
-            <w:r>
-              <w:rPr>
-                <w:rFonts w:cstheme="minorHAnsi"/>
-              </w:rPr>
-              <w:t xml:space="preserve"> by the lecturer concerned;</w:t>
+              <w:t>No part of this assignment has been written for me by any other person except where such collaboration has been authorised by the lecturer concerned;</w:t>
             </w:r>
           </w:p>
           <w:p>
@@ -618,33 +571,7 @@
               <w:rPr>
                 <w:rFonts w:cstheme="minorHAnsi"/>
               </w:rPr>
-              <w:t xml:space="preserve">I understand that </w:t>
-            </w:r>
-            <w:r>
-              <w:rPr>
-                <w:rFonts w:cstheme="minorHAnsi"/>
-              </w:rPr>
-              <w:t>I</w:t>
-            </w:r>
-            <w:r>
-              <w:rPr>
-                <w:rFonts w:cstheme="minorHAnsi"/>
-              </w:rPr>
-              <w:t xml:space="preserve"> am bound by DkIT Academic Integrity Policy. I understand that I may be </w:t>
-            </w:r>
-            <w:proofErr w:type="spellStart"/>
-            <w:r>
-              <w:rPr>
-                <w:rFonts w:cstheme="minorHAnsi"/>
-              </w:rPr>
-              <w:t>penalised</w:t>
-            </w:r>
-            <w:proofErr w:type="spellEnd"/>
-            <w:r>
-              <w:rPr>
-                <w:rFonts w:cstheme="minorHAnsi"/>
-              </w:rPr>
-              <w:t xml:space="preserve"> if I have violated the policy in any way;</w:t>
+              <w:t>I understand that I am bound by DkIT Academic Integrity Policy. I understand that I may be penalised if I have violated the policy in any way;</w:t>
             </w:r>
           </w:p>
           <w:p>
@@ -663,21 +590,7 @@
               <w:rPr>
                 <w:rFonts w:cstheme="minorHAnsi"/>
               </w:rPr>
-              <w:t xml:space="preserve">This assignment has not been submitted for any other module at DkIT or any other institution, unless </w:t>
-            </w:r>
-            <w:proofErr w:type="spellStart"/>
-            <w:r>
-              <w:rPr>
-                <w:rFonts w:cstheme="minorHAnsi"/>
-              </w:rPr>
-              <w:t>authorised</w:t>
-            </w:r>
-            <w:proofErr w:type="spellEnd"/>
-            <w:r>
-              <w:rPr>
-                <w:rFonts w:cstheme="minorHAnsi"/>
-              </w:rPr>
-              <w:t xml:space="preserve"> by the relevant Lecturer(s);</w:t>
+              <w:t>This assignment has not been submitted for any other module at DkIT or any other institution, unless authorised by the relevant Lecturer(s);</w:t>
             </w:r>
           </w:p>
           <w:p>
@@ -695,7 +608,21 @@
               <w:rPr>
                 <w:rFonts w:cstheme="minorHAnsi"/>
               </w:rPr>
-              <w:t>I have read and abided by all of the requirements set down for this assignment.</w:t>
+              <w:t xml:space="preserve">I have read and abided by </w:t>
+            </w:r>
+            <w:proofErr w:type="gramStart"/>
+            <w:r>
+              <w:rPr>
+                <w:rFonts w:cstheme="minorHAnsi"/>
+              </w:rPr>
+              <w:t>all of</w:t>
+            </w:r>
+            <w:proofErr w:type="gramEnd"/>
+            <w:r>
+              <w:rPr>
+                <w:rFonts w:cstheme="minorHAnsi"/>
+              </w:rPr>
+              <w:t xml:space="preserve"> the requirements set down for this assignment.</w:t>
             </w:r>
           </w:p>
           <w:p>
@@ -747,7 +674,7 @@
                 </mc:Choice>
                 <mc:Fallback>
                   <w:pict>
-                    <v:shapetype w14:anchorId="22585BC2" id="_x0000_t75" coordsize="21600,21600" o:spt="75" o:preferrelative="t" path="m@4@5l@4@11@9@11@9@5xe" filled="f" stroked="f">
+                    <v:shapetype w14:anchorId="00761DD2" id="_x0000_t75" coordsize="21600,21600" o:spt="75" o:preferrelative="t" path="m@4@5l@4@11@9@11@9@5xe" filled="f" stroked="f">
                       <v:stroke joinstyle="miter"/>
                       <v:formulas>
                         <v:f eqn="if lineDrawn pixelLineWidth 0"/>
@@ -766,7 +693,7 @@
                       <v:path o:extrusionok="f" gradientshapeok="t" o:connecttype="rect"/>
                       <o:lock v:ext="edit" aspectratio="t"/>
                     </v:shapetype>
-                    <v:shape id="Ink 1" o:spid="_x0000_s1026" type="#_x0000_t75" style="position:absolute;margin-left:194.55pt;margin-top:15.75pt;width:30.95pt;height:29.75pt;z-index:251661312;visibility:visible;mso-wrap-style:square;mso-wrap-distance-left:9pt;mso-wrap-distance-top:0;mso-wrap-distance-right:9pt;mso-wrap-distance-bottom:0;mso-position-horizontal:absolute;mso-position-horizontal-relative:text;mso-position-vertical:absolute;mso-position-vertical-relative:text" o:gfxdata="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">
+                    <v:shape id="Ink 1" o:spid="_x0000_s1026" type="#_x0000_t75" style="position:absolute;margin-left:194.55pt;margin-top:15.75pt;width:30.95pt;height:29.75pt;z-index:251661312;visibility:visible;mso-wrap-style:square;mso-wrap-distance-left:9pt;mso-wrap-distance-top:0;mso-wrap-distance-right:9pt;mso-wrap-distance-bottom:0;mso-position-horizontal:absolute;mso-position-horizontal-relative:text;mso-position-vertical:absolute;mso-position-vertical-relative:text" o:gfxdata="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">
                       <v:imagedata r:id="rId10" o:title=""/>
                     </v:shape>
                   </w:pict>
@@ -839,10 +766,23 @@
                 <w:bCs/>
                 <w:smallCaps/>
               </w:rPr>
-              <w:t xml:space="preserve">          Signature  </w:t>
-            </w:r>
-            <w:r>
-              <w:t>………………………</w:t>
+              <w:t xml:space="preserve">          </w:t>
+            </w:r>
+            <w:proofErr w:type="gramStart"/>
+            <w:r>
+              <w:rPr>
+                <w:b/>
+                <w:bCs/>
+                <w:smallCaps/>
+              </w:rPr>
+              <w:t xml:space="preserve">Signature  </w:t>
+            </w:r>
+            <w:r>
+              <w:t>…</w:t>
+            </w:r>
+            <w:proofErr w:type="gramEnd"/>
+            <w:r>
+              <w:t>……………………</w:t>
             </w:r>
             <w:r>
               <w:rPr>
@@ -891,8 +831,17 @@
               </w:drawing>
             </w:r>
             <w:r>
-              <w:t xml:space="preserve">…………………………………..                         </w:t>
-            </w:r>
+              <w:t>………………………………</w:t>
+            </w:r>
+            <w:proofErr w:type="gramStart"/>
+            <w:r>
+              <w:t>…..</w:t>
+            </w:r>
+            <w:proofErr w:type="gramEnd"/>
+            <w:r>
+              <w:t xml:space="preserve">                         </w:t>
+            </w:r>
+            <w:proofErr w:type="gramStart"/>
             <w:r>
               <w:rPr>
                 <w:b/>
@@ -904,6 +853,7 @@
             <w:r>
               <w:t>…</w:t>
             </w:r>
+            <w:proofErr w:type="gramEnd"/>
             <w:r>
               <w:rPr>
                 <w:lang w:val="ru-RU"/>
@@ -934,13 +884,23 @@
           <w:bCs/>
         </w:rPr>
       </w:pPr>
+      <w:proofErr w:type="gramStart"/>
       <w:r>
         <w:rPr>
           <w:rFonts w:eastAsia="Times New Roman"/>
           <w:b/>
           <w:bCs/>
         </w:rPr>
-        <w:t>Lecturer’s  Comments:</w:t>
+        <w:t>Lecturer’s  Comments</w:t>
+      </w:r>
+      <w:proofErr w:type="gramEnd"/>
+      <w:r>
+        <w:rPr>
+          <w:rFonts w:eastAsia="Times New Roman"/>
+          <w:b/>
+          <w:bCs/>
+        </w:rPr>
+        <w:t>:</w:t>
       </w:r>
     </w:p>
     <w:p>
@@ -957,7 +917,25 @@
           <w:b/>
           <w:bCs/>
         </w:rPr>
-        <w:t xml:space="preserve">Provisional Mark :   </w:t>
+        <w:t xml:space="preserve">Provisional </w:t>
+      </w:r>
+      <w:proofErr w:type="gramStart"/>
+      <w:r>
+        <w:rPr>
+          <w:rFonts w:eastAsia="Times New Roman" w:cstheme="minorHAnsi"/>
+          <w:b/>
+          <w:bCs/>
+        </w:rPr>
+        <w:t>Mark :</w:t>
+      </w:r>
+      <w:proofErr w:type="gramEnd"/>
+      <w:r>
+        <w:rPr>
+          <w:rFonts w:eastAsia="Times New Roman" w:cstheme="minorHAnsi"/>
+          <w:b/>
+          <w:bCs/>
+        </w:rPr>
+        <w:t xml:space="preserve">   </w:t>
       </w:r>
       <w:r>
         <w:rPr>
@@ -974,7 +952,16 @@
           <w:b/>
           <w:bCs/>
         </w:rPr>
-        <w:t xml:space="preserve">     Lecturers Signature :  </w:t>
+        <w:t xml:space="preserve">     Lecturers </w:t>
+      </w:r>
+      <w:proofErr w:type="gramStart"/>
+      <w:r>
+        <w:rPr>
+          <w:rFonts w:eastAsia="Times New Roman" w:cstheme="minorHAnsi"/>
+          <w:b/>
+          <w:bCs/>
+        </w:rPr>
+        <w:t xml:space="preserve">Signature :  </w:t>
       </w:r>
       <w:r>
         <w:rPr>
@@ -1172,15 +1159,16 @@
           <w:b/>
           <w:bCs/>
         </w:rPr>
-        <w:t xml:space="preserve">   Date: </w:t>
-      </w:r>
+        <w:t xml:space="preserve">  </w:t>
+      </w:r>
+      <w:proofErr w:type="gramEnd"/>
       <w:r>
         <w:rPr>
           <w:rFonts w:eastAsia="Times New Roman" w:cstheme="minorHAnsi"/>
           <w:b/>
           <w:bCs/>
         </w:rPr>
-        <w:t>_________</w:t>
+        <w:t xml:space="preserve"> Date: _________</w:t>
       </w:r>
     </w:p>
     <w:p>
@@ -1197,25 +1185,26 @@
           <w:sz w:val="18"/>
           <w:szCs w:val="18"/>
         </w:rPr>
-        <w:t xml:space="preserve">Work </w:t>
-      </w:r>
+        <w:t xml:space="preserve">Work submitted </w:t>
+      </w:r>
+      <w:proofErr w:type="gramStart"/>
       <w:r>
         <w:rPr>
           <w:rFonts w:eastAsia="Times New Roman" w:cstheme="minorHAnsi"/>
           <w:sz w:val="18"/>
           <w:szCs w:val="18"/>
         </w:rPr>
-        <w:t>submitted late will be subject to penalties in accordance with the DkIT Continuous Assessment Policy</w:t>
-      </w:r>
-    </w:p>
-    <w:p>
-      <w:pPr>
+        <w:t>late</w:t>
+      </w:r>
+      <w:proofErr w:type="gramEnd"/>
+      <w:r>
         <w:rPr>
           <w:rFonts w:eastAsia="Times New Roman" w:cstheme="minorHAnsi"/>
           <w:sz w:val="18"/>
           <w:szCs w:val="18"/>
         </w:rPr>
-      </w:pPr>
+        <w:t xml:space="preserve"> will be subject to penalties in accordance with the DkIT Continuous Assessment Policy</w:t>
+      </w:r>
     </w:p>
     <w:p>
       <w:pPr>
@@ -1255,6 +1244,15 @@
     </w:p>
     <w:p>
       <w:pPr>
+        <w:rPr>
+          <w:rFonts w:eastAsia="Times New Roman" w:cstheme="minorHAnsi"/>
+          <w:sz w:val="18"/>
+          <w:szCs w:val="18"/>
+        </w:rPr>
+      </w:pPr>
+    </w:p>
+    <w:p>
+      <w:pPr>
         <w:tabs>
           <w:tab w:val="left" w:pos="9291"/>
         </w:tabs>
@@ -1284,19 +1282,7 @@
           <w:color w:val="000000"/>
         </w:rPr>
         <w:lastRenderedPageBreak/>
-        <w:t>Smart Box</w:t>
-      </w:r>
-      <w:r>
-        <w:rPr>
-          <w:color w:val="000000"/>
-        </w:rPr>
-        <w:t xml:space="preserve"> </w:t>
-      </w:r>
-      <w:r>
-        <w:rPr>
-          <w:color w:val="000000"/>
-        </w:rPr>
-        <w:t>TempSafe</w:t>
+        <w:t>Smart Box TempSafe</w:t>
       </w:r>
     </w:p>
     <w:p>
@@ -1629,13 +1615,7 @@
       </w:pPr>
       <w:hyperlink w:anchor="report_section_8">
         <w:r>
-          <w:t>8. Respo</w:t>
-        </w:r>
-        <w:r>
-          <w:t>n</w:t>
-        </w:r>
-        <w:r>
-          <w:t>sibilities</w:t>
+          <w:t>8. Responsibilities</w:t>
         </w:r>
       </w:hyperlink>
       <w:r>
@@ -2011,7 +1991,15 @@
     </w:p>
     <w:p>
       <w:r>
-        <w:t>Smart Box (also called TempSafe) is designed to monitor temperature inside one prototype medication box. The intended user is an Advanced Paramedic who needs clear warnings and a trustworthy history with minimal interaction. This assessment documents a design: hardware integration, deployment and application testing remain planned. The current prototype is mains-powered on a bench, without medicines or patient data. Ambulance operation is a future use case requiring separate power, connectivity, enclosure and measurement validation.</w:t>
+        <w:t xml:space="preserve">Smart Box (also called TempSafe) is designed to monitor temperature inside one prototype medication box. The intended user is an Advanced Paramedic who needs clear warnings and a trustworthy history with minimal interaction. This assessment documents </w:t>
+      </w:r>
+      <w:proofErr w:type="gramStart"/>
+      <w:r>
+        <w:t>a design</w:t>
+      </w:r>
+      <w:proofErr w:type="gramEnd"/>
+      <w:r>
+        <w:t>: hardware integration, deployment and application testing remain planned. The current prototype is mains-powered on a bench, without medicines or patient data. Ambulance operation is a future use case requiring separate power, connectivity, enclosure and measurement validation.</w:t>
       </w:r>
     </w:p>
     <w:tbl>
@@ -2145,23 +2133,7 @@
                 <w:sz w:val="16"/>
                 <w:szCs w:val="16"/>
               </w:rPr>
-              <w:t xml:space="preserve">As a paramedic, I want local warnings during an internet outage so I can </w:t>
-            </w:r>
-            <w:proofErr w:type="spellStart"/>
-            <w:r>
-              <w:rPr>
-                <w:sz w:val="16"/>
-                <w:szCs w:val="16"/>
-              </w:rPr>
-              <w:t>recognise</w:t>
-            </w:r>
-            <w:proofErr w:type="spellEnd"/>
-            <w:r>
-              <w:rPr>
-                <w:sz w:val="16"/>
-                <w:szCs w:val="16"/>
-              </w:rPr>
-              <w:t xml:space="preserve"> a problem near the box.</w:t>
+              <w:t>As a paramedic, I want local warnings during an internet outage so I can recognise a problem near the box.</w:t>
             </w:r>
           </w:p>
         </w:tc>
@@ -2336,10 +2308,7 @@
     </w:p>
     <w:p>
       <w:r>
-        <w:t>Manufacturer references: Adafruit breakout pinouts</w:t>
-      </w:r>
-      <w:r>
-        <w:t xml:space="preserve"> </w:t>
+        <w:t xml:space="preserve">Manufacturer references: Adafruit breakout pinouts </w:t>
       </w:r>
       <w:hyperlink r:id="rId13">
         <w:r>
@@ -2347,37 +2316,15 @@
         </w:r>
       </w:hyperlink>
       <w:r>
-        <w:t>, Raspberry Pi GPIO</w:t>
-      </w:r>
-      <w:r>
-        <w:t xml:space="preserve"> </w:t>
+        <w:t xml:space="preserve">, Raspberry Pi GPIO </w:t>
       </w:r>
       <w:hyperlink r:id="rId14" w:anchor="gpio-and-the-40-pin-header">
         <w:r>
-          <w:t xml:space="preserve">(Raspberry Pi, </w:t>
-        </w:r>
-        <w:proofErr w:type="spellStart"/>
-        <w:r>
-          <w:t>n.d.b</w:t>
-        </w:r>
-        <w:proofErr w:type="spellEnd"/>
-        <w:r>
-          <w:t>)</w:t>
+          <w:t>(Raspberry Pi, n.d.b)</w:t>
         </w:r>
       </w:hyperlink>
       <w:r>
-        <w:t xml:space="preserve">, </w:t>
-      </w:r>
-      <w:proofErr w:type="spellStart"/>
-      <w:r>
-        <w:t>Sensirion</w:t>
-      </w:r>
-      <w:proofErr w:type="spellEnd"/>
-      <w:r>
-        <w:t xml:space="preserve"> SCD41 and linked datasheet</w:t>
-      </w:r>
-      <w:r>
-        <w:t xml:space="preserve"> </w:t>
+        <w:t xml:space="preserve">, Sensirion SCD41 and linked datasheet </w:t>
       </w:r>
       <w:hyperlink r:id="rId15">
         <w:r>
@@ -2385,18 +2332,7 @@
         </w:r>
       </w:hyperlink>
       <w:r>
-        <w:t xml:space="preserve">. The SCD41 primarily measures CO₂ using photoacoustic sensing and contains integrated temperature/humidity sensing. Only temperature is retained in this project. The </w:t>
-      </w:r>
-      <w:proofErr w:type="spellStart"/>
-      <w:r>
-        <w:t>Sensirion</w:t>
-      </w:r>
-      <w:proofErr w:type="spellEnd"/>
-      <w:r>
-        <w:t xml:space="preserve"> datasheet, version 1.5, sections 3.5 and 3.6</w:t>
-      </w:r>
-      <w:r>
-        <w:t xml:space="preserve"> </w:t>
+        <w:t xml:space="preserve">. The SCD41 primarily measures CO₂ using photoacoustic sensing and contains integrated temperature/humidity sensing. Only temperature is retained in this project. The Sensirion datasheet, version 1.5, sections 3.5 and 3.6 </w:t>
       </w:r>
       <w:hyperlink r:id="rId16">
         <w:r>
@@ -2456,23 +2392,7 @@
         </w:rPr>
       </w:pPr>
       <w:r>
-        <w:t xml:space="preserve">A cloud virtual machine hosts </w:t>
-      </w:r>
-      <w:proofErr w:type="spellStart"/>
-      <w:r>
-        <w:t>Mosquitto</w:t>
-      </w:r>
-      <w:proofErr w:type="spellEnd"/>
-      <w:r>
-        <w:t xml:space="preserve">, an ingestion worker, </w:t>
-      </w:r>
-      <w:proofErr w:type="spellStart"/>
-      <w:r>
-        <w:t>FastAPI</w:t>
-      </w:r>
-      <w:proofErr w:type="spellEnd"/>
-      <w:r>
-        <w:t xml:space="preserve"> and MySQL for the prototype. Hosting provider, region, domain and account ownership require team selection; no deployment is claimed. MySQL listens only on the private/local interface. Restrict public access to HTTPS and authenticated MQTT/TLS; administration uses restricted SSH access.</w:t>
+        <w:t>A cloud virtual machine hosts Mosquitto, an ingestion worker, FastAPI and MySQL for the prototype. Hosting provider, region, domain and account ownership require team selection; no deployment is claimed. MySQL listens only on the private/local interface. Restrict public access to HTTPS and authenticated MQTT/TLS; administration uses restricted SSH access.</w:t>
       </w:r>
     </w:p>
     <w:tbl>
@@ -2578,37 +2498,44 @@
             <w:pPr>
               <w:spacing w:after="60"/>
             </w:pPr>
-            <w:proofErr w:type="spellStart"/>
             <w:r>
               <w:rPr>
                 <w:rFonts w:ascii="Courier New" w:hAnsi="Courier New"/>
                 <w:sz w:val="16"/>
               </w:rPr>
-              <w:t>smartbox</w:t>
-            </w:r>
-            <w:proofErr w:type="spellEnd"/>
+              <w:t>smartbox/v1/</w:t>
+            </w:r>
+            <w:proofErr w:type="gramStart"/>
             <w:r>
               <w:rPr>
                 <w:rFonts w:ascii="Courier New" w:hAnsi="Courier New"/>
                 <w:sz w:val="16"/>
               </w:rPr>
-              <w:t>/v1/boxes/{</w:t>
-            </w:r>
-            <w:proofErr w:type="spellStart"/>
+              <w:t>boxes/{</w:t>
+            </w:r>
+            <w:proofErr w:type="gramEnd"/>
             <w:r>
               <w:rPr>
                 <w:rFonts w:ascii="Courier New" w:hAnsi="Courier New"/>
                 <w:sz w:val="16"/>
               </w:rPr>
-              <w:t>box_id</w:t>
-            </w:r>
-            <w:proofErr w:type="spellEnd"/>
+              <w:t>box_</w:t>
+            </w:r>
+            <w:proofErr w:type="gramStart"/>
             <w:r>
               <w:rPr>
                 <w:rFonts w:ascii="Courier New" w:hAnsi="Courier New"/>
                 <w:sz w:val="16"/>
               </w:rPr>
-              <w:t>}/samples</w:t>
+              <w:t>id}/</w:t>
+            </w:r>
+            <w:proofErr w:type="gramEnd"/>
+            <w:r>
+              <w:rPr>
+                <w:rFonts w:ascii="Courier New" w:hAnsi="Courier New"/>
+                <w:sz w:val="16"/>
+              </w:rPr>
+              <w:t>samples</w:t>
             </w:r>
           </w:p>
         </w:tc>
@@ -2673,37 +2600,44 @@
             <w:pPr>
               <w:spacing w:after="60"/>
             </w:pPr>
-            <w:proofErr w:type="spellStart"/>
             <w:r>
               <w:rPr>
                 <w:rFonts w:ascii="Courier New" w:hAnsi="Courier New"/>
                 <w:sz w:val="16"/>
               </w:rPr>
-              <w:t>smartbox</w:t>
-            </w:r>
-            <w:proofErr w:type="spellEnd"/>
+              <w:t>smartbox/v1/</w:t>
+            </w:r>
+            <w:proofErr w:type="gramStart"/>
             <w:r>
               <w:rPr>
                 <w:rFonts w:ascii="Courier New" w:hAnsi="Courier New"/>
                 <w:sz w:val="16"/>
               </w:rPr>
-              <w:t>/v1/boxes/{</w:t>
-            </w:r>
-            <w:proofErr w:type="spellStart"/>
+              <w:t>boxes/{</w:t>
+            </w:r>
+            <w:proofErr w:type="gramEnd"/>
             <w:r>
               <w:rPr>
                 <w:rFonts w:ascii="Courier New" w:hAnsi="Courier New"/>
                 <w:sz w:val="16"/>
               </w:rPr>
-              <w:t>box_id</w:t>
-            </w:r>
-            <w:proofErr w:type="spellEnd"/>
+              <w:t>box_</w:t>
+            </w:r>
+            <w:proofErr w:type="gramStart"/>
             <w:r>
               <w:rPr>
                 <w:rFonts w:ascii="Courier New" w:hAnsi="Courier New"/>
                 <w:sz w:val="16"/>
               </w:rPr>
-              <w:t>}/heartbeat</w:t>
+              <w:t>id}/</w:t>
+            </w:r>
+            <w:proofErr w:type="gramEnd"/>
+            <w:r>
+              <w:rPr>
+                <w:rFonts w:ascii="Courier New" w:hAnsi="Courier New"/>
+                <w:sz w:val="16"/>
+              </w:rPr>
+              <w:t>heartbeat</w:t>
             </w:r>
           </w:p>
         </w:tc>
@@ -2768,37 +2702,44 @@
             <w:pPr>
               <w:spacing w:after="60"/>
             </w:pPr>
-            <w:proofErr w:type="spellStart"/>
             <w:r>
               <w:rPr>
                 <w:rFonts w:ascii="Courier New" w:hAnsi="Courier New"/>
                 <w:sz w:val="16"/>
               </w:rPr>
-              <w:t>smartbox</w:t>
-            </w:r>
-            <w:proofErr w:type="spellEnd"/>
+              <w:t>smartbox/v1/</w:t>
+            </w:r>
+            <w:proofErr w:type="gramStart"/>
             <w:r>
               <w:rPr>
                 <w:rFonts w:ascii="Courier New" w:hAnsi="Courier New"/>
                 <w:sz w:val="16"/>
               </w:rPr>
-              <w:t>/v1/boxes/{</w:t>
-            </w:r>
-            <w:proofErr w:type="spellStart"/>
+              <w:t>boxes/{</w:t>
+            </w:r>
+            <w:proofErr w:type="gramEnd"/>
             <w:r>
               <w:rPr>
                 <w:rFonts w:ascii="Courier New" w:hAnsi="Courier New"/>
                 <w:sz w:val="16"/>
               </w:rPr>
-              <w:t>box_id</w:t>
-            </w:r>
-            <w:proofErr w:type="spellEnd"/>
+              <w:t>box_</w:t>
+            </w:r>
+            <w:proofErr w:type="gramStart"/>
             <w:r>
               <w:rPr>
                 <w:rFonts w:ascii="Courier New" w:hAnsi="Courier New"/>
                 <w:sz w:val="16"/>
               </w:rPr>
-              <w:t>}/challenge</w:t>
+              <w:t>id}/</w:t>
+            </w:r>
+            <w:proofErr w:type="gramEnd"/>
+            <w:r>
+              <w:rPr>
+                <w:rFonts w:ascii="Courier New" w:hAnsi="Courier New"/>
+                <w:sz w:val="16"/>
+              </w:rPr>
+              <w:t>challenge</w:t>
             </w:r>
           </w:p>
         </w:tc>
@@ -2863,37 +2804,44 @@
             <w:pPr>
               <w:spacing w:after="60"/>
             </w:pPr>
-            <w:proofErr w:type="spellStart"/>
             <w:r>
               <w:rPr>
                 <w:rFonts w:ascii="Courier New" w:hAnsi="Courier New"/>
                 <w:sz w:val="16"/>
               </w:rPr>
-              <w:t>smartbox</w:t>
-            </w:r>
-            <w:proofErr w:type="spellEnd"/>
+              <w:t>smartbox/v1/</w:t>
+            </w:r>
+            <w:proofErr w:type="gramStart"/>
             <w:r>
               <w:rPr>
                 <w:rFonts w:ascii="Courier New" w:hAnsi="Courier New"/>
                 <w:sz w:val="16"/>
               </w:rPr>
-              <w:t>/v1/boxes/{</w:t>
-            </w:r>
-            <w:proofErr w:type="spellStart"/>
+              <w:t>boxes/{</w:t>
+            </w:r>
+            <w:proofErr w:type="gramEnd"/>
             <w:r>
               <w:rPr>
                 <w:rFonts w:ascii="Courier New" w:hAnsi="Courier New"/>
                 <w:sz w:val="16"/>
               </w:rPr>
-              <w:t>box_id</w:t>
-            </w:r>
-            <w:proofErr w:type="spellEnd"/>
+              <w:t>box_</w:t>
+            </w:r>
+            <w:proofErr w:type="gramStart"/>
             <w:r>
               <w:rPr>
                 <w:rFonts w:ascii="Courier New" w:hAnsi="Courier New"/>
                 <w:sz w:val="16"/>
               </w:rPr>
-              <w:t>}/ack</w:t>
+              <w:t>id}/</w:t>
+            </w:r>
+            <w:proofErr w:type="gramEnd"/>
+            <w:r>
+              <w:rPr>
+                <w:rFonts w:ascii="Courier New" w:hAnsi="Courier New"/>
+                <w:sz w:val="16"/>
+              </w:rPr>
+              <w:t>ack</w:t>
             </w:r>
           </w:p>
         </w:tc>
@@ -2949,30 +2897,11 @@
     </w:tbl>
     <w:p>
       <w:r>
-        <w:t xml:space="preserve">Broker access controls restrict every device to its own sample/heartbeat publications and acknowledgement/challenge subscriptions. Use individual client certificates, validate the broker certificate, and revoke compromised identities. The worker acknowledges a sample only after MySQL commits it; broker PUBACK does not prove database storage. Identical retries use the original ID/content; conflicting reuse is rejected. Persist the sequence across restarts. Delayed samples do not update live contact; fresh heartbeats use an expiring single-use server challenge and are not queued offline. These controls are proposals to test before deployment. See </w:t>
-      </w:r>
-      <w:proofErr w:type="spellStart"/>
-      <w:r>
-        <w:t>Mosquitto</w:t>
-      </w:r>
-      <w:proofErr w:type="spellEnd"/>
-      <w:r>
-        <w:t xml:space="preserve"> configuration</w:t>
-      </w:r>
-      <w:r>
-        <w:t xml:space="preserve"> </w:t>
+        <w:t xml:space="preserve">Broker access controls restrict every device to its own sample/heartbeat publications and acknowledgement/challenge subscriptions. Use individual client certificates, validate the broker certificate, and revoke compromised identities. The worker acknowledges a sample only after MySQL commits it; broker PUBACK does not prove database storage. Identical retries use the original ID/content; conflicting reuse is rejected. Persist the sequence across restarts. Delayed samples do not update live contact; fresh heartbeats use an expiring single-use server challenge and are not queued offline. These controls are proposals to test before deployment. See Mosquitto configuration </w:t>
       </w:r>
       <w:hyperlink r:id="rId17">
         <w:r>
-          <w:t xml:space="preserve">(Eclipse </w:t>
-        </w:r>
-        <w:proofErr w:type="spellStart"/>
-        <w:r>
-          <w:t>Mosquitto</w:t>
-        </w:r>
-        <w:proofErr w:type="spellEnd"/>
-        <w:r>
-          <w:t>, n.d.)</w:t>
+          <w:t>(Eclipse Mosquitto, n.d.)</w:t>
         </w:r>
       </w:hyperlink>
       <w:r>
@@ -3014,7 +2943,15 @@
     </w:p>
     <w:p>
       <w:r>
-        <w:t>Every 30 seconds, persist an attempt locally before publishing. Heartbeats occur every 60 seconds. Store UTC times and render clearly labelled local times in the interface. At least 2,880 pending attempts cover 24 hours. Reserve storage headroom, monitor queue capacity and show storage failure rather than silently discarding pending data.</w:t>
+        <w:t xml:space="preserve">Every 30 seconds, </w:t>
+      </w:r>
+      <w:proofErr w:type="gramStart"/>
+      <w:r>
+        <w:t>persist an attempt locally</w:t>
+      </w:r>
+      <w:proofErr w:type="gramEnd"/>
+      <w:r>
+        <w:t xml:space="preserve"> before publishing. Heartbeats occur every 60 seconds. Store UTC times and render clearly labelled local times in the interface. At least 2,880 pending attempts cover 24 hours. Reserve storage headroom, monitor queue capacity and show storage failure rather than silently discarding pending data.</w:t>
       </w:r>
     </w:p>
     <w:p>
@@ -3040,21 +2977,21 @@
         </w:rPr>
         <w:t xml:space="preserve">  "</w:t>
       </w:r>
-      <w:proofErr w:type="spellStart"/>
+      <w:proofErr w:type="gramStart"/>
       <w:r>
         <w:rPr>
           <w:rFonts w:ascii="Courier New" w:hAnsi="Courier New"/>
           <w:sz w:val="15"/>
         </w:rPr>
-        <w:t>schema_version</w:t>
-      </w:r>
-      <w:proofErr w:type="spellEnd"/>
+        <w:t>schema</w:t>
+      </w:r>
+      <w:proofErr w:type="gramEnd"/>
       <w:r>
         <w:rPr>
           <w:rFonts w:ascii="Courier New" w:hAnsi="Courier New"/>
           <w:sz w:val="15"/>
         </w:rPr>
-        <w:t>": 1,</w:t>
+        <w:t>_version": 1,</w:t>
       </w:r>
     </w:p>
     <w:p>
@@ -3068,21 +3005,21 @@
         </w:rPr>
         <w:t xml:space="preserve">  "</w:t>
       </w:r>
-      <w:proofErr w:type="spellStart"/>
+      <w:proofErr w:type="gramStart"/>
       <w:r>
         <w:rPr>
           <w:rFonts w:ascii="Courier New" w:hAnsi="Courier New"/>
           <w:sz w:val="15"/>
         </w:rPr>
-        <w:t>sample_id</w:t>
-      </w:r>
-      <w:proofErr w:type="spellEnd"/>
+        <w:t>sample</w:t>
+      </w:r>
+      <w:proofErr w:type="gramEnd"/>
       <w:r>
         <w:rPr>
           <w:rFonts w:ascii="Courier New" w:hAnsi="Courier New"/>
           <w:sz w:val="15"/>
         </w:rPr>
-        <w:t>": "32cb1c3f-097f-41d5-9e99-85d98c3da2b1",</w:t>
+        <w:t>_id": "32cb1c3f-097f-41d5-9e99-85d98c3da2b1",</w:t>
       </w:r>
     </w:p>
     <w:p>
@@ -3096,21 +3033,21 @@
         </w:rPr>
         <w:t xml:space="preserve">  "</w:t>
       </w:r>
-      <w:proofErr w:type="spellStart"/>
+      <w:proofErr w:type="gramStart"/>
       <w:r>
         <w:rPr>
           <w:rFonts w:ascii="Courier New" w:hAnsi="Courier New"/>
           <w:sz w:val="15"/>
         </w:rPr>
-        <w:t>box_id</w:t>
-      </w:r>
-      <w:proofErr w:type="spellEnd"/>
+        <w:t>box</w:t>
+      </w:r>
+      <w:proofErr w:type="gramEnd"/>
       <w:r>
         <w:rPr>
           <w:rFonts w:ascii="Courier New" w:hAnsi="Courier New"/>
           <w:sz w:val="15"/>
         </w:rPr>
-        <w:t>": "box-001",</w:t>
+        <w:t>_id": "box-001",</w:t>
       </w:r>
     </w:p>
     <w:p>
@@ -3124,21 +3061,21 @@
         </w:rPr>
         <w:t xml:space="preserve">  "</w:t>
       </w:r>
-      <w:proofErr w:type="spellStart"/>
+      <w:proofErr w:type="gramStart"/>
       <w:r>
         <w:rPr>
           <w:rFonts w:ascii="Courier New" w:hAnsi="Courier New"/>
           <w:sz w:val="15"/>
         </w:rPr>
-        <w:t>sequence_no</w:t>
-      </w:r>
-      <w:proofErr w:type="spellEnd"/>
+        <w:t>sequence</w:t>
+      </w:r>
+      <w:proofErr w:type="gramEnd"/>
       <w:r>
         <w:rPr>
           <w:rFonts w:ascii="Courier New" w:hAnsi="Courier New"/>
           <w:sz w:val="15"/>
         </w:rPr>
-        <w:t>": 42,</w:t>
+        <w:t>_no": 42,</w:t>
       </w:r>
     </w:p>
     <w:p>
@@ -3152,21 +3089,21 @@
         </w:rPr>
         <w:t xml:space="preserve">  "</w:t>
       </w:r>
-      <w:proofErr w:type="spellStart"/>
+      <w:proofErr w:type="gramStart"/>
       <w:r>
         <w:rPr>
           <w:rFonts w:ascii="Courier New" w:hAnsi="Courier New"/>
           <w:sz w:val="15"/>
         </w:rPr>
-        <w:t>profile_id</w:t>
-      </w:r>
-      <w:proofErr w:type="spellEnd"/>
+        <w:t>profile</w:t>
+      </w:r>
+      <w:proofErr w:type="gramEnd"/>
       <w:r>
         <w:rPr>
           <w:rFonts w:ascii="Courier New" w:hAnsi="Courier New"/>
           <w:sz w:val="15"/>
         </w:rPr>
-        <w:t>": "539ca70a-17ca-40d0-8884-c03fe65a530b",</w:t>
+        <w:t>_id": "539ca70a-17ca-40d0-8884-c03fe65a530b",</w:t>
       </w:r>
     </w:p>
     <w:p>
@@ -3180,21 +3117,21 @@
         </w:rPr>
         <w:t xml:space="preserve">  "</w:t>
       </w:r>
-      <w:proofErr w:type="spellStart"/>
+      <w:proofErr w:type="gramStart"/>
       <w:r>
         <w:rPr>
           <w:rFonts w:ascii="Courier New" w:hAnsi="Courier New"/>
           <w:sz w:val="15"/>
         </w:rPr>
-        <w:t>observed_at</w:t>
-      </w:r>
-      <w:proofErr w:type="spellEnd"/>
+        <w:t>observed</w:t>
+      </w:r>
+      <w:proofErr w:type="gramEnd"/>
       <w:r>
         <w:rPr>
           <w:rFonts w:ascii="Courier New" w:hAnsi="Courier New"/>
           <w:sz w:val="15"/>
         </w:rPr>
-        <w:t>": "2026-10-09T10:00:00Z",</w:t>
+        <w:t>_at": "2026-10-09T10:00:00Z",</w:t>
       </w:r>
     </w:p>
     <w:p>
@@ -3208,21 +3145,21 @@
         </w:rPr>
         <w:t xml:space="preserve">  "</w:t>
       </w:r>
-      <w:proofErr w:type="spellStart"/>
+      <w:proofErr w:type="gramStart"/>
       <w:r>
         <w:rPr>
           <w:rFonts w:ascii="Courier New" w:hAnsi="Courier New"/>
           <w:sz w:val="15"/>
         </w:rPr>
-        <w:t>clock_reliable</w:t>
-      </w:r>
-      <w:proofErr w:type="spellEnd"/>
+        <w:t>clock</w:t>
+      </w:r>
+      <w:proofErr w:type="gramEnd"/>
       <w:r>
         <w:rPr>
           <w:rFonts w:ascii="Courier New" w:hAnsi="Courier New"/>
           <w:sz w:val="15"/>
         </w:rPr>
-        <w:t>": true,</w:t>
+        <w:t>_reliable": true,</w:t>
       </w:r>
     </w:p>
     <w:p>
@@ -3236,21 +3173,21 @@
         </w:rPr>
         <w:t xml:space="preserve">  "</w:t>
       </w:r>
-      <w:proofErr w:type="spellStart"/>
+      <w:proofErr w:type="gramStart"/>
       <w:r>
         <w:rPr>
           <w:rFonts w:ascii="Courier New" w:hAnsi="Courier New"/>
           <w:sz w:val="15"/>
         </w:rPr>
-        <w:t>temperature_c</w:t>
-      </w:r>
-      <w:proofErr w:type="spellEnd"/>
+        <w:t>temperature</w:t>
+      </w:r>
+      <w:proofErr w:type="gramEnd"/>
       <w:r>
         <w:rPr>
           <w:rFonts w:ascii="Courier New" w:hAnsi="Courier New"/>
           <w:sz w:val="15"/>
         </w:rPr>
-        <w:t>": 24.2,</w:t>
+        <w:t>_c": 24.2,</w:t>
       </w:r>
     </w:p>
     <w:p>
@@ -3281,106 +3218,59 @@
       <w:r>
         <w:t xml:space="preserve">For sensor errors use </w:t>
       </w:r>
-      <w:proofErr w:type="spellStart"/>
       <w:r>
         <w:rPr>
           <w:rFonts w:ascii="Courier New" w:hAnsi="Courier New"/>
           <w:sz w:val="16"/>
         </w:rPr>
-        <w:t>temperature_c</w:t>
-      </w:r>
-      <w:proofErr w:type="spellEnd"/>
+        <w:t>temperature_c: null</w:t>
+      </w:r>
+      <w:r>
+        <w:t xml:space="preserve"> and </w:t>
+      </w:r>
       <w:r>
         <w:rPr>
           <w:rFonts w:ascii="Courier New" w:hAnsi="Courier New"/>
           <w:sz w:val="16"/>
         </w:rPr>
-        <w:t>: null</w:t>
-      </w:r>
-      <w:r>
-        <w:t xml:space="preserve"> and </w:t>
+        <w:t>quality: "sensor_error"</w:t>
+      </w:r>
+      <w:r>
+        <w:t>; for unreliable clocks use a null observation time and a false clock flag. The server adds receipt time and derives the recorded band using the immutable profile. Validate topic identity against the payload box, types, schema version, size, sequence, finite values and profile ownership. Preserve observation and receipt times separately.</w:t>
+      </w:r>
+    </w:p>
+    <w:p>
+      <w:r>
+        <w:lastRenderedPageBreak/>
+        <w:t xml:space="preserve">The database research supplies relational tables, foreign keys and parameterised queries; schema.sql extracts that proposed schema for review. </w:t>
       </w:r>
       <w:r>
         <w:rPr>
           <w:rFonts w:ascii="Courier New" w:hAnsi="Courier New"/>
           <w:sz w:val="16"/>
         </w:rPr>
-        <w:t>quality: "</w:t>
-      </w:r>
-      <w:proofErr w:type="spellStart"/>
+        <w:t>auth_subject</w:t>
+      </w:r>
+      <w:r>
+        <w:t xml:space="preserve"> is the login identifier; </w:t>
+      </w:r>
       <w:r>
         <w:rPr>
           <w:rFonts w:ascii="Courier New" w:hAnsi="Courier New"/>
           <w:sz w:val="16"/>
         </w:rPr>
-        <w:t>sensor_error</w:t>
-      </w:r>
-      <w:proofErr w:type="spellEnd"/>
+        <w:t>password_hash</w:t>
+      </w:r>
+      <w:r>
+        <w:t xml:space="preserve"> stores the Argon2id hash for the proposed local-account design. This is a core schema proposal, not a tested migration. Session storage, device certificate registration, notification subscriptions/outbox and job-run records require additional tables during implementation. Boxes link to users through </w:t>
+      </w:r>
       <w:r>
         <w:rPr>
           <w:rFonts w:ascii="Courier New" w:hAnsi="Courier New"/>
           <w:sz w:val="16"/>
         </w:rPr>
-        <w:t>"</w:t>
-      </w:r>
-      <w:r>
-        <w:t>; for unreliable clocks use a null observation time and a false clock flag. The server adds receipt time and derives the recorded band using the immutable profile. Validate topic identity against the payload box, types, schema version, size, sequence, finite values and profile ownership. Preserve observation and receipt times separately.</w:t>
-      </w:r>
-    </w:p>
-    <w:p>
-      <w:r>
-        <w:lastRenderedPageBreak/>
-        <w:t xml:space="preserve">The database research supplies relational tables, foreign keys and </w:t>
-      </w:r>
-      <w:proofErr w:type="spellStart"/>
-      <w:r>
-        <w:t>parameterised</w:t>
-      </w:r>
-      <w:proofErr w:type="spellEnd"/>
-      <w:r>
-        <w:t xml:space="preserve"> queries; </w:t>
-      </w:r>
-      <w:proofErr w:type="spellStart"/>
-      <w:r>
-        <w:t>schema.sql</w:t>
-      </w:r>
-      <w:proofErr w:type="spellEnd"/>
-      <w:r>
-        <w:t xml:space="preserve"> extracts that proposed schema for review. </w:t>
-      </w:r>
-      <w:proofErr w:type="spellStart"/>
-      <w:r>
-        <w:rPr>
-          <w:rFonts w:ascii="Courier New" w:hAnsi="Courier New"/>
-          <w:sz w:val="16"/>
-        </w:rPr>
-        <w:t>auth_subject</w:t>
-      </w:r>
-      <w:proofErr w:type="spellEnd"/>
-      <w:r>
-        <w:t xml:space="preserve"> is the login identifier; </w:t>
-      </w:r>
-      <w:proofErr w:type="spellStart"/>
-      <w:r>
-        <w:rPr>
-          <w:rFonts w:ascii="Courier New" w:hAnsi="Courier New"/>
-          <w:sz w:val="16"/>
-        </w:rPr>
-        <w:t>password_hash</w:t>
-      </w:r>
-      <w:proofErr w:type="spellEnd"/>
-      <w:r>
-        <w:t xml:space="preserve"> stores the Argon2id hash for the proposed local-account design. This is a core schema proposal, not a tested migration. Session storage, device certificate registration, notification subscriptions/outbox and job-run records require additional tables during implementation. Boxes link to users through </w:t>
-      </w:r>
-      <w:proofErr w:type="spellStart"/>
-      <w:r>
-        <w:rPr>
-          <w:rFonts w:ascii="Courier New" w:hAnsi="Courier New"/>
-          <w:sz w:val="16"/>
-        </w:rPr>
         <w:t>box_access</w:t>
       </w:r>
-      <w:proofErr w:type="spellEnd"/>
       <w:r>
         <w:t>; each sample links to the profile for that box. Optional review records do not alter measurements. Local SQLite stores pending messages and the persistent next sequence atomically.</w:t>
       </w:r>
@@ -3410,15 +3300,7 @@
     </w:p>
     <w:p>
       <w:r>
-        <w:t xml:space="preserve">Sampling and immediate local warnings run in the device loop, not </w:t>
-      </w:r>
-      <w:proofErr w:type="spellStart"/>
-      <w:r>
-        <w:t>cron</w:t>
-      </w:r>
-      <w:proofErr w:type="spellEnd"/>
-      <w:r>
-        <w:t>. On a UTC-configured cloud host, a restricted service account runs these proposed jobs:</w:t>
+        <w:t>Sampling and immediate local warnings run in the device loop, not cron. On a UTC-configured cloud host, a restricted service account runs these proposed jobs:</w:t>
       </w:r>
     </w:p>
     <w:p>
@@ -3430,265 +3312,73 @@
           <w:rFonts w:ascii="Courier New" w:hAnsi="Courier New"/>
           <w:sz w:val="15"/>
         </w:rPr>
-        <w:t>* * * * * /</w:t>
-      </w:r>
-      <w:proofErr w:type="spellStart"/>
+        <w:t>* * * * * /usr/bin/flock -n /run/smartbox/stale.lock /opt/smartbox</w:t>
+      </w:r>
+      <w:proofErr w:type="gramStart"/>
       <w:r>
         <w:rPr>
           <w:rFonts w:ascii="Courier New" w:hAnsi="Courier New"/>
           <w:sz w:val="15"/>
         </w:rPr>
-        <w:t>usr</w:t>
-      </w:r>
-      <w:proofErr w:type="spellEnd"/>
+        <w:t>/.venv</w:t>
+      </w:r>
+      <w:proofErr w:type="gramEnd"/>
       <w:r>
         <w:rPr>
           <w:rFonts w:ascii="Courier New" w:hAnsi="Courier New"/>
           <w:sz w:val="15"/>
         </w:rPr>
-        <w:t>/bin/flock -n /run/</w:t>
-      </w:r>
-      <w:proofErr w:type="spellStart"/>
+        <w:t>/bin/python /opt/smartbox/jobs/check_stale.py</w:t>
+      </w:r>
+    </w:p>
+    <w:p>
+      <w:pPr>
+        <w:spacing w:after="0"/>
+      </w:pPr>
       <w:r>
         <w:rPr>
           <w:rFonts w:ascii="Courier New" w:hAnsi="Courier New"/>
           <w:sz w:val="15"/>
         </w:rPr>
-        <w:t>smartbox</w:t>
-      </w:r>
-      <w:proofErr w:type="spellEnd"/>
+        <w:t>*/5 * * * * /usr/bin/flock -n /run/smartbox/summary.lock /opt/smartbox</w:t>
+      </w:r>
+      <w:proofErr w:type="gramStart"/>
       <w:r>
         <w:rPr>
           <w:rFonts w:ascii="Courier New" w:hAnsi="Courier New"/>
           <w:sz w:val="15"/>
         </w:rPr>
-        <w:t>/</w:t>
-      </w:r>
-      <w:proofErr w:type="spellStart"/>
+        <w:t>/.venv</w:t>
+      </w:r>
+      <w:proofErr w:type="gramEnd"/>
       <w:r>
         <w:rPr>
           <w:rFonts w:ascii="Courier New" w:hAnsi="Courier New"/>
           <w:sz w:val="15"/>
         </w:rPr>
-        <w:t>stale.lock</w:t>
-      </w:r>
-      <w:proofErr w:type="spellEnd"/>
+        <w:t>/bin/python /opt/smartbox/jobs/rebuild_summaries.py</w:t>
+      </w:r>
+    </w:p>
+    <w:p>
+      <w:pPr>
+        <w:spacing w:after="0"/>
+      </w:pPr>
       <w:r>
         <w:rPr>
           <w:rFonts w:ascii="Courier New" w:hAnsi="Courier New"/>
           <w:sz w:val="15"/>
         </w:rPr>
-        <w:t xml:space="preserve"> /opt/</w:t>
-      </w:r>
-      <w:proofErr w:type="spellStart"/>
+        <w:t>15 2 * * * /usr/bin/flock -n /run/smartbox/backup.lock /opt/smartbox</w:t>
+      </w:r>
+      <w:proofErr w:type="gramStart"/>
       <w:r>
         <w:rPr>
           <w:rFonts w:ascii="Courier New" w:hAnsi="Courier New"/>
           <w:sz w:val="15"/>
         </w:rPr>
-        <w:t>smartbox</w:t>
-      </w:r>
-      <w:proofErr w:type="spellEnd"/>
-      <w:r>
-        <w:rPr>
-          <w:rFonts w:ascii="Courier New" w:hAnsi="Courier New"/>
-          <w:sz w:val="15"/>
-        </w:rPr>
-        <w:t>/.</w:t>
-      </w:r>
-      <w:proofErr w:type="spellStart"/>
-      <w:r>
-        <w:rPr>
-          <w:rFonts w:ascii="Courier New" w:hAnsi="Courier New"/>
-          <w:sz w:val="15"/>
-        </w:rPr>
-        <w:t>venv</w:t>
-      </w:r>
-      <w:proofErr w:type="spellEnd"/>
-      <w:r>
-        <w:rPr>
-          <w:rFonts w:ascii="Courier New" w:hAnsi="Courier New"/>
-          <w:sz w:val="15"/>
-        </w:rPr>
-        <w:t>/bin/python /opt/smartbox/jobs/check_stale.py</w:t>
-      </w:r>
-    </w:p>
-    <w:p>
-      <w:pPr>
-        <w:spacing w:after="0"/>
-      </w:pPr>
-      <w:r>
-        <w:rPr>
-          <w:rFonts w:ascii="Courier New" w:hAnsi="Courier New"/>
-          <w:sz w:val="15"/>
-        </w:rPr>
-        <w:t>*/5 * * * * /</w:t>
-      </w:r>
-      <w:proofErr w:type="spellStart"/>
-      <w:r>
-        <w:rPr>
-          <w:rFonts w:ascii="Courier New" w:hAnsi="Courier New"/>
-          <w:sz w:val="15"/>
-        </w:rPr>
-        <w:t>usr</w:t>
-      </w:r>
-      <w:proofErr w:type="spellEnd"/>
-      <w:r>
-        <w:rPr>
-          <w:rFonts w:ascii="Courier New" w:hAnsi="Courier New"/>
-          <w:sz w:val="15"/>
-        </w:rPr>
-        <w:t>/bin/flock -n /run/</w:t>
-      </w:r>
-      <w:proofErr w:type="spellStart"/>
-      <w:r>
-        <w:rPr>
-          <w:rFonts w:ascii="Courier New" w:hAnsi="Courier New"/>
-          <w:sz w:val="15"/>
-        </w:rPr>
-        <w:t>smartbox</w:t>
-      </w:r>
-      <w:proofErr w:type="spellEnd"/>
-      <w:r>
-        <w:rPr>
-          <w:rFonts w:ascii="Courier New" w:hAnsi="Courier New"/>
-          <w:sz w:val="15"/>
-        </w:rPr>
-        <w:t>/</w:t>
-      </w:r>
-      <w:proofErr w:type="spellStart"/>
-      <w:r>
-        <w:rPr>
-          <w:rFonts w:ascii="Courier New" w:hAnsi="Courier New"/>
-          <w:sz w:val="15"/>
-        </w:rPr>
-        <w:t>summary.lock</w:t>
-      </w:r>
-      <w:proofErr w:type="spellEnd"/>
-      <w:r>
-        <w:rPr>
-          <w:rFonts w:ascii="Courier New" w:hAnsi="Courier New"/>
-          <w:sz w:val="15"/>
-        </w:rPr>
-        <w:t xml:space="preserve"> /opt/</w:t>
-      </w:r>
-      <w:proofErr w:type="spellStart"/>
-      <w:r>
-        <w:rPr>
-          <w:rFonts w:ascii="Courier New" w:hAnsi="Courier New"/>
-          <w:sz w:val="15"/>
-        </w:rPr>
-        <w:t>smartbox</w:t>
-      </w:r>
-      <w:proofErr w:type="spellEnd"/>
-      <w:r>
-        <w:rPr>
-          <w:rFonts w:ascii="Courier New" w:hAnsi="Courier New"/>
-          <w:sz w:val="15"/>
-        </w:rPr>
-        <w:t>/.</w:t>
-      </w:r>
-      <w:proofErr w:type="spellStart"/>
-      <w:r>
-        <w:rPr>
-          <w:rFonts w:ascii="Courier New" w:hAnsi="Courier New"/>
-          <w:sz w:val="15"/>
-        </w:rPr>
-        <w:t>venv</w:t>
-      </w:r>
-      <w:proofErr w:type="spellEnd"/>
-      <w:r>
-        <w:rPr>
-          <w:rFonts w:ascii="Courier New" w:hAnsi="Courier New"/>
-          <w:sz w:val="15"/>
-        </w:rPr>
-        <w:t>/bin/python /opt/smartbox/jobs/rebuild_summaries.py</w:t>
-      </w:r>
-    </w:p>
-    <w:p>
-      <w:pPr>
-        <w:spacing w:after="0"/>
-      </w:pPr>
-      <w:r>
-        <w:rPr>
-          <w:rFonts w:ascii="Courier New" w:hAnsi="Courier New"/>
-          <w:sz w:val="15"/>
-        </w:rPr>
-        <w:t>15 2 * * * /</w:t>
-      </w:r>
-      <w:proofErr w:type="spellStart"/>
-      <w:r>
-        <w:rPr>
-          <w:rFonts w:ascii="Courier New" w:hAnsi="Courier New"/>
-          <w:sz w:val="15"/>
-        </w:rPr>
-        <w:t>usr</w:t>
-      </w:r>
-      <w:proofErr w:type="spellEnd"/>
-      <w:r>
-        <w:rPr>
-          <w:rFonts w:ascii="Courier New" w:hAnsi="Courier New"/>
-          <w:sz w:val="15"/>
-        </w:rPr>
-        <w:t>/bin/flock -n /run/</w:t>
-      </w:r>
-      <w:proofErr w:type="spellStart"/>
-      <w:r>
-        <w:rPr>
-          <w:rFonts w:ascii="Courier New" w:hAnsi="Courier New"/>
-          <w:sz w:val="15"/>
-        </w:rPr>
-        <w:t>smartbox</w:t>
-      </w:r>
-      <w:proofErr w:type="spellEnd"/>
-      <w:r>
-        <w:rPr>
-          <w:rFonts w:ascii="Courier New" w:hAnsi="Courier New"/>
-          <w:sz w:val="15"/>
-        </w:rPr>
-        <w:t>/</w:t>
-      </w:r>
-      <w:proofErr w:type="spellStart"/>
-      <w:r>
-        <w:rPr>
-          <w:rFonts w:ascii="Courier New" w:hAnsi="Courier New"/>
-          <w:sz w:val="15"/>
-        </w:rPr>
-        <w:t>backup.lock</w:t>
-      </w:r>
-      <w:proofErr w:type="spellEnd"/>
-      <w:r>
-        <w:rPr>
-          <w:rFonts w:ascii="Courier New" w:hAnsi="Courier New"/>
-          <w:sz w:val="15"/>
-        </w:rPr>
-        <w:t xml:space="preserve"> /opt/</w:t>
-      </w:r>
-      <w:proofErr w:type="spellStart"/>
-      <w:r>
-        <w:rPr>
-          <w:rFonts w:ascii="Courier New" w:hAnsi="Courier New"/>
-          <w:sz w:val="15"/>
-        </w:rPr>
-        <w:t>smartbox</w:t>
-      </w:r>
-      <w:proofErr w:type="spellEnd"/>
-      <w:r>
-        <w:rPr>
-          <w:rFonts w:ascii="Courier New" w:hAnsi="Courier New"/>
-          <w:sz w:val="15"/>
-        </w:rPr>
-        <w:t>/.</w:t>
-      </w:r>
-      <w:proofErr w:type="spellStart"/>
-      <w:r>
-        <w:rPr>
-          <w:rFonts w:ascii="Courier New" w:hAnsi="Courier New"/>
-          <w:sz w:val="15"/>
-        </w:rPr>
-        <w:t>venv</w:t>
-      </w:r>
-      <w:proofErr w:type="spellEnd"/>
+        <w:t>/.venv</w:t>
+      </w:r>
+      <w:proofErr w:type="gramEnd"/>
       <w:r>
         <w:rPr>
           <w:rFonts w:ascii="Courier New" w:hAnsi="Courier New"/>
@@ -3711,81 +3401,17 @@
           <w:rFonts w:ascii="Courier New" w:hAnsi="Courier New"/>
           <w:sz w:val="15"/>
         </w:rPr>
-        <w:t>45 2 * * * /</w:t>
-      </w:r>
-      <w:proofErr w:type="spellStart"/>
+        <w:t>45 2 * * * /usr/bin/flock -n /run/smartbox/retention.lock /opt/smartbox</w:t>
+      </w:r>
+      <w:proofErr w:type="gramStart"/>
       <w:r>
         <w:rPr>
           <w:rFonts w:ascii="Courier New" w:hAnsi="Courier New"/>
           <w:sz w:val="15"/>
         </w:rPr>
-        <w:t>usr</w:t>
-      </w:r>
-      <w:proofErr w:type="spellEnd"/>
-      <w:r>
-        <w:rPr>
-          <w:rFonts w:ascii="Courier New" w:hAnsi="Courier New"/>
-          <w:sz w:val="15"/>
-        </w:rPr>
-        <w:t>/bin/flock -n /run/</w:t>
-      </w:r>
-      <w:proofErr w:type="spellStart"/>
-      <w:r>
-        <w:rPr>
-          <w:rFonts w:ascii="Courier New" w:hAnsi="Courier New"/>
-          <w:sz w:val="15"/>
-        </w:rPr>
-        <w:t>smartbox</w:t>
-      </w:r>
-      <w:proofErr w:type="spellEnd"/>
-      <w:r>
-        <w:rPr>
-          <w:rFonts w:ascii="Courier New" w:hAnsi="Courier New"/>
-          <w:sz w:val="15"/>
-        </w:rPr>
-        <w:t>/</w:t>
-      </w:r>
-      <w:proofErr w:type="spellStart"/>
-      <w:r>
-        <w:rPr>
-          <w:rFonts w:ascii="Courier New" w:hAnsi="Courier New"/>
-          <w:sz w:val="15"/>
-        </w:rPr>
-        <w:t>retention.lock</w:t>
-      </w:r>
-      <w:proofErr w:type="spellEnd"/>
-      <w:r>
-        <w:rPr>
-          <w:rFonts w:ascii="Courier New" w:hAnsi="Courier New"/>
-          <w:sz w:val="15"/>
-        </w:rPr>
-        <w:t xml:space="preserve"> /opt/</w:t>
-      </w:r>
-      <w:proofErr w:type="spellStart"/>
-      <w:r>
-        <w:rPr>
-          <w:rFonts w:ascii="Courier New" w:hAnsi="Courier New"/>
-          <w:sz w:val="15"/>
-        </w:rPr>
-        <w:t>smartbox</w:t>
-      </w:r>
-      <w:proofErr w:type="spellEnd"/>
-      <w:r>
-        <w:rPr>
-          <w:rFonts w:ascii="Courier New" w:hAnsi="Courier New"/>
-          <w:sz w:val="15"/>
-        </w:rPr>
-        <w:t>/.</w:t>
-      </w:r>
-      <w:proofErr w:type="spellStart"/>
-      <w:r>
-        <w:rPr>
-          <w:rFonts w:ascii="Courier New" w:hAnsi="Courier New"/>
-          <w:sz w:val="15"/>
-        </w:rPr>
-        <w:t>venv</w:t>
-      </w:r>
-      <w:proofErr w:type="spellEnd"/>
+        <w:t>/.venv</w:t>
+      </w:r>
+      <w:proofErr w:type="gramEnd"/>
       <w:r>
         <w:rPr>
           <w:rFonts w:ascii="Courier New" w:hAnsi="Courier New"/>
@@ -3963,7 +3589,21 @@
               <w:rPr>
                 <w:sz w:val="16"/>
               </w:rPr>
-              <w:t>Create an encrypted backup, record outcome and copy off-host; separately test restoration.</w:t>
+              <w:t xml:space="preserve">Create an encrypted backup, record outcome and copy </w:t>
+            </w:r>
+            <w:proofErr w:type="gramStart"/>
+            <w:r>
+              <w:rPr>
+                <w:sz w:val="16"/>
+              </w:rPr>
+              <w:t>off-host</w:t>
+            </w:r>
+            <w:proofErr w:type="gramEnd"/>
+            <w:r>
+              <w:rPr>
+                <w:sz w:val="16"/>
+              </w:rPr>
+              <w:t>; separately test restoration.</w:t>
             </w:r>
           </w:p>
         </w:tc>
@@ -4013,7 +3653,15 @@
     </w:p>
     <w:p>
       <w:r>
-        <w:t>Stale checks create one transition event per outage. Summary jobs recompute affected periods after delayed uploads. The prototype design retains samples for 90 days and the latest 14 daily backups. Retention runs in bounded transactions after a successful backup. Backups are encrypted and copied off-host; restoration is tested separately.</w:t>
+        <w:t xml:space="preserve">Stale checks create one transition event per outage. Summary jobs recompute affected periods after delayed uploads. The prototype design retains samples for 90 days and the latest 14 daily backups. Retention runs in bounded transactions after a successful backup. Backups are encrypted and copied </w:t>
+      </w:r>
+      <w:proofErr w:type="gramStart"/>
+      <w:r>
+        <w:t>off-host</w:t>
+      </w:r>
+      <w:proofErr w:type="gramEnd"/>
+      <w:r>
+        <w:t>; restoration is tested separately.</w:t>
       </w:r>
       <w:r>
         <w:br w:type="page"/>
@@ -4243,19 +3891,11 @@
             <w:pPr>
               <w:spacing w:after="60"/>
             </w:pPr>
-            <w:proofErr w:type="spellStart"/>
-            <w:r>
-              <w:rPr>
-                <w:sz w:val="16"/>
-              </w:rPr>
-              <w:t>Unauthorised</w:t>
-            </w:r>
-            <w:proofErr w:type="spellEnd"/>
-            <w:r>
-              <w:rPr>
-                <w:sz w:val="16"/>
-              </w:rPr>
-              <w:t xml:space="preserve"> history access</w:t>
+            <w:r>
+              <w:rPr>
+                <w:sz w:val="16"/>
+              </w:rPr>
+              <w:t>Unauthorised history access</w:t>
             </w:r>
           </w:p>
         </w:tc>
@@ -4271,21 +3911,7 @@
               <w:rPr>
                 <w:sz w:val="16"/>
               </w:rPr>
-              <w:t xml:space="preserve">Server-side box </w:t>
-            </w:r>
-            <w:proofErr w:type="spellStart"/>
-            <w:r>
-              <w:rPr>
-                <w:sz w:val="16"/>
-              </w:rPr>
-              <w:t>authorisation</w:t>
-            </w:r>
-            <w:proofErr w:type="spellEnd"/>
-            <w:r>
-              <w:rPr>
-                <w:sz w:val="16"/>
-              </w:rPr>
-              <w:t xml:space="preserve"> on every read/export/review operation.</w:t>
+              <w:t>Server-side box authorisation on every read/export/review operation.</w:t>
             </w:r>
           </w:p>
         </w:tc>
@@ -4338,35 +3964,7 @@
               <w:rPr>
                 <w:sz w:val="16"/>
               </w:rPr>
-              <w:t>Argon2id password hashes, rate-limited login, generic failure messages; Secure/</w:t>
-            </w:r>
-            <w:proofErr w:type="spellStart"/>
-            <w:r>
-              <w:rPr>
-                <w:sz w:val="16"/>
-              </w:rPr>
-              <w:t>HttpOnly</w:t>
-            </w:r>
-            <w:proofErr w:type="spellEnd"/>
-            <w:r>
-              <w:rPr>
-                <w:sz w:val="16"/>
-              </w:rPr>
-              <w:t>/</w:t>
-            </w:r>
-            <w:proofErr w:type="spellStart"/>
-            <w:r>
-              <w:rPr>
-                <w:sz w:val="16"/>
-              </w:rPr>
-              <w:t>SameSite</w:t>
-            </w:r>
-            <w:proofErr w:type="spellEnd"/>
-            <w:r>
-              <w:rPr>
-                <w:sz w:val="16"/>
-              </w:rPr>
-              <w:t xml:space="preserve"> cookies, session expiry and server-side logout invalidation.</w:t>
+              <w:t>Argon2id password hashes, rate-limited login, generic failure messages; Secure/HttpOnly/SameSite cookies, session expiry and server-side logout invalidation.</w:t>
             </w:r>
           </w:p>
         </w:tc>
@@ -4415,19 +4013,11 @@
             <w:pPr>
               <w:spacing w:after="60"/>
             </w:pPr>
-            <w:proofErr w:type="spellStart"/>
-            <w:r>
-              <w:rPr>
-                <w:sz w:val="16"/>
-              </w:rPr>
-              <w:t>Parameterised</w:t>
-            </w:r>
-            <w:proofErr w:type="spellEnd"/>
-            <w:r>
-              <w:rPr>
-                <w:sz w:val="16"/>
-              </w:rPr>
-              <w:t xml:space="preserve"> SQL, validated request schemas, output escaping, CSRF protection for cookie-authenticated mutations.</w:t>
+            <w:r>
+              <w:rPr>
+                <w:sz w:val="16"/>
+              </w:rPr>
+              <w:t>Parameterised SQL, validated request schemas, output escaping, CSRF protection for cookie-authenticated mutations.</w:t>
             </w:r>
           </w:p>
         </w:tc>
@@ -4480,7 +4070,35 @@
               <w:rPr>
                 <w:sz w:val="16"/>
               </w:rPr>
-              <w:t>Locked enclosure where feasible, restricted OS accounts, protected key files, updates and immediate credential revocation; keep secrets out of Git.</w:t>
+              <w:t xml:space="preserve">Locked </w:t>
+            </w:r>
+            <w:proofErr w:type="gramStart"/>
+            <w:r>
+              <w:rPr>
+                <w:sz w:val="16"/>
+              </w:rPr>
+              <w:t>enclosure</w:t>
+            </w:r>
+            <w:proofErr w:type="gramEnd"/>
+            <w:r>
+              <w:rPr>
+                <w:sz w:val="16"/>
+              </w:rPr>
+              <w:t xml:space="preserve"> </w:t>
+            </w:r>
+            <w:proofErr w:type="gramStart"/>
+            <w:r>
+              <w:rPr>
+                <w:sz w:val="16"/>
+              </w:rPr>
+              <w:t>where</w:t>
+            </w:r>
+            <w:proofErr w:type="gramEnd"/>
+            <w:r>
+              <w:rPr>
+                <w:sz w:val="16"/>
+              </w:rPr>
+              <w:t xml:space="preserve"> feasible, restricted OS accounts, protected key files, updates and immediate credential revocation; keep secrets out of Git.</w:t>
             </w:r>
           </w:p>
         </w:tc>
@@ -4549,21 +4167,7 @@
               <w:rPr>
                 <w:sz w:val="16"/>
               </w:rPr>
-              <w:t xml:space="preserve">Inspect configuration and restore with </w:t>
-            </w:r>
-            <w:proofErr w:type="spellStart"/>
-            <w:r>
-              <w:rPr>
-                <w:sz w:val="16"/>
-              </w:rPr>
-              <w:t>authorised</w:t>
-            </w:r>
-            <w:proofErr w:type="spellEnd"/>
-            <w:r>
-              <w:rPr>
-                <w:sz w:val="16"/>
-              </w:rPr>
-              <w:t xml:space="preserve"> credentials.</w:t>
+              <w:t>Inspect configuration and restore with authorised credentials.</w:t>
             </w:r>
           </w:p>
         </w:tc>
@@ -4662,7 +4266,15 @@
     </w:p>
     <w:p>
       <w:r>
-        <w:t>UI concepts and interaction design show sign-in, current status and history. They use synthetic values and are design artefacts, not a functioning application. The authenticated user sees only their assigned box. Display temperature/unit, recorded status, observation time, last contact and freshness separately. Provide a date range, graph and equivalent table, with visible gaps and error labels. Empty, denied-access, stale, sensor-error and offline states need explicit wording. Use labelled fields, visible focus, keyboard navigation, text/symbol warnings and readable contrast.</w:t>
+        <w:t xml:space="preserve">UI concepts and interaction design show sign-in, </w:t>
+      </w:r>
+      <w:proofErr w:type="gramStart"/>
+      <w:r>
+        <w:t>current status</w:t>
+      </w:r>
+      <w:proofErr w:type="gramEnd"/>
+      <w:r>
+        <w:t xml:space="preserve"> and history. They use synthetic values and are design artefacts, not a functioning application. The authenticated user sees only their assigned box. Display temperature/unit, recorded status, observation time, last contact and freshness separately. Provide a date range, graph and equivalent table, with visible gaps and error labels. Empty, denied-access, stale, sensor-error and offline states need explicit wording. Use labelled fields, visible focus, keyboard navigation, text/symbol warnings and readable contrast.</w:t>
       </w:r>
     </w:p>
     <w:p>
@@ -4672,15 +4284,7 @@
         </w:rPr>
       </w:pPr>
       <w:r>
-        <w:t xml:space="preserve">Proposed phone channel: browser Web Push with a service worker and explicit permission. Confirm browser/platform support during implementation; a denied or unsupported permission must be visible. The worker commits a notification outbox item with each eligible current-state transition, then retries delivery separately. Suppress unchanged repeated states, prevent duplicate outbox events and mark provider failures. Historical uploads do not trigger current warnings. The proposed target is receipt within 60 seconds of an online Warning/Alert transition; measure it on supported phones rather than claiming guaranteed delivery. Subscribers receive notifications only for </w:t>
-      </w:r>
-      <w:proofErr w:type="spellStart"/>
-      <w:r>
-        <w:t>authorised</w:t>
-      </w:r>
-      <w:proofErr w:type="spellEnd"/>
-      <w:r>
-        <w:t xml:space="preserve"> boxes. Notification text links to the authenticated dashboard; it does not expose sensitive account information. On iOS/iPadOS, Web Push requires adding the web application to the home screen. This access remains a web application.</w:t>
+        <w:t>Proposed phone channel: browser Web Push with a service worker and explicit permission. Confirm browser/platform support during implementation; a denied or unsupported permission must be visible. The worker commits a notification outbox item with each eligible current-state transition, then retries delivery separately. Suppress unchanged repeated states, prevent duplicate outbox events and mark provider failures. Historical uploads do not trigger current warnings. The proposed target is receipt within 60 seconds of an online Warning/Alert transition; measure it on supported phones rather than claiming guaranteed delivery. Subscribers receive notifications only for authorised boxes. Notification text links to the authenticated dashboard; it does not expose sensitive account information. On iOS/iPadOS, Web Push requires adding the web application to the home screen. This access remains a web application.</w:t>
       </w:r>
     </w:p>
     <w:p>
@@ -4718,15 +4322,7 @@
     </w:p>
     <w:p>
       <w:r>
-        <w:t xml:space="preserve">The initial test plan defines boundary, </w:t>
-      </w:r>
-      <w:proofErr w:type="spellStart"/>
-      <w:r>
-        <w:t>authorisation</w:t>
-      </w:r>
-      <w:proofErr w:type="spellEnd"/>
-      <w:r>
-        <w:t>, sensor, offline, duplicate, history and accessibility cases. Add automated API tests for certificate/topic rejection, schema validation and cross-box requests; browser tests for sign-in, history filters, keyboard navigation and stale-state rendering.</w:t>
+        <w:t>The initial test plan defines boundary, authorisation, sensor, offline, duplicate, history and accessibility cases. Add automated API tests for certificate/topic rejection, schema validation and cross-box requests; browser tests for sign-in, history filters, keyboard navigation and stale-state rendering.</w:t>
       </w:r>
     </w:p>
     <w:p>
@@ -5039,7 +4635,31 @@
     </w:p>
     <w:p>
       <w:r>
-        <w:t>Before submission, a second team member reviews each design area against the requirements and records the reviewer, date, files reviewed and resulting changes in a pull request or review record. Review evidence must describe work that actually occurred. Repository access for the lecturers and the final ZIP contents are checked before upload.</w:t>
+        <w:t xml:space="preserve">Before submission, a second team member reviews each design area against the requirements and records the reviewer, date, files reviewed and resulting changes in a pull request or review record. Review evidence must describe work that </w:t>
+      </w:r>
+      <w:proofErr w:type="gramStart"/>
+      <w:r>
+        <w:t>actually occurred</w:t>
+      </w:r>
+      <w:proofErr w:type="gramEnd"/>
+      <w:r>
+        <w:t xml:space="preserve">. Repository access for the lecturers and the final ZIP contents </w:t>
+      </w:r>
+      <w:proofErr w:type="gramStart"/>
+      <w:r>
+        <w:t>are</w:t>
+      </w:r>
+      <w:proofErr w:type="gramEnd"/>
+      <w:r>
+        <w:t xml:space="preserve"> checked before </w:t>
+      </w:r>
+      <w:proofErr w:type="gramStart"/>
+      <w:r>
+        <w:t>upload</w:t>
+      </w:r>
+      <w:proofErr w:type="gramEnd"/>
+      <w:r>
+        <w:t>.</w:t>
       </w:r>
     </w:p>
     <w:p>
@@ -5115,24 +4735,22 @@
       <w:r>
         <w:t xml:space="preserve">This parts list reflects the current </w:t>
       </w:r>
-      <w:proofErr w:type="spellStart"/>
       <w:r>
         <w:rPr>
           <w:b/>
         </w:rPr>
         <w:t>TempSafe</w:t>
       </w:r>
-      <w:proofErr w:type="spellEnd"/>
-      <w:r>
-        <w:t xml:space="preserve"> project scope: continuous temperature monitoring inside a prototype controlled drug box using a Raspberry Pi and SCD-41 sensor, with a single-</w:t>
-      </w:r>
-      <w:proofErr w:type="spellStart"/>
-      <w:r>
-        <w:t>colour</w:t>
-      </w:r>
-      <w:proofErr w:type="spellEnd"/>
-      <w:r>
-        <w:t xml:space="preserve"> warning LED. A buzzer is a Should Have enhancement, subject to component availability and testing.</w:t>
+      <w:r>
+        <w:t xml:space="preserve"> project scope: continuous temperature monitoring inside a </w:t>
+      </w:r>
+      <w:proofErr w:type="gramStart"/>
+      <w:r>
+        <w:t>prototype controlled</w:t>
+      </w:r>
+      <w:proofErr w:type="gramEnd"/>
+      <w:r>
+        <w:t xml:space="preserve"> drug box using a Raspberry Pi and SCD-41 sensor, with a single-colour warning LED. A buzzer is a Should Have enhancement, subject to component availability and testing.</w:t>
       </w:r>
     </w:p>
     <w:p>
@@ -5291,21 +4909,7 @@
               <w:rPr>
                 <w:sz w:val="16"/>
               </w:rPr>
-              <w:t>Single-</w:t>
-            </w:r>
-            <w:proofErr w:type="spellStart"/>
-            <w:r>
-              <w:rPr>
-                <w:sz w:val="16"/>
-              </w:rPr>
-              <w:t>colour</w:t>
-            </w:r>
-            <w:proofErr w:type="spellEnd"/>
-            <w:r>
-              <w:rPr>
-                <w:sz w:val="16"/>
-              </w:rPr>
-              <w:t xml:space="preserve"> LED</w:t>
+              <w:t>Single-colour LED</w:t>
             </w:r>
           </w:p>
         </w:tc>
@@ -5379,21 +4983,7 @@
               <w:rPr>
                 <w:sz w:val="16"/>
               </w:rPr>
-              <w:t xml:space="preserve">LED resistor (proposed 1 </w:t>
-            </w:r>
-            <w:proofErr w:type="spellStart"/>
-            <w:r>
-              <w:rPr>
-                <w:sz w:val="16"/>
-              </w:rPr>
-              <w:t>kΩ</w:t>
-            </w:r>
-            <w:proofErr w:type="spellEnd"/>
-            <w:r>
-              <w:rPr>
-                <w:sz w:val="16"/>
-              </w:rPr>
-              <w:t>)</w:t>
+              <w:t>LED resistor (proposed 1 kΩ)</w:t>
             </w:r>
           </w:p>
         </w:tc>
@@ -5409,21 +4999,7 @@
               <w:rPr>
                 <w:sz w:val="16"/>
               </w:rPr>
-              <w:t xml:space="preserve">Protect the LED(s) by limiting current. The wiring drawing proposes 1 </w:t>
-            </w:r>
-            <w:proofErr w:type="spellStart"/>
-            <w:r>
-              <w:rPr>
-                <w:sz w:val="16"/>
-              </w:rPr>
-              <w:t>kΩ</w:t>
-            </w:r>
-            <w:proofErr w:type="spellEnd"/>
-            <w:r>
-              <w:rPr>
-                <w:sz w:val="16"/>
-              </w:rPr>
-              <w:t>; verify brightness and current against the actual LED specifications.</w:t>
+              <w:t>Protect the LED(s) by limiting current. The wiring drawing proposes 1 kΩ; verify brightness and current against the actual LED specifications.</w:t>
             </w:r>
           </w:p>
         </w:tc>
@@ -5676,12 +5252,14 @@
             <w:tcW w:w="2523" w:type="dxa"/>
           </w:tcPr>
           <w:p>
+            <w:proofErr w:type="gramStart"/>
             <w:r>
               <w:rPr>
                 <w:sz w:val="18"/>
               </w:rPr>
               <w:t>Current status</w:t>
             </w:r>
+            <w:proofErr w:type="gramEnd"/>
           </w:p>
         </w:tc>
         <w:tc>
@@ -6343,15 +5921,7 @@
     </w:p>
     <w:p>
       <w:r>
-        <w:t xml:space="preserve">Wire </w:t>
-      </w:r>
-      <w:proofErr w:type="spellStart"/>
-      <w:r>
-        <w:t>colours</w:t>
-      </w:r>
-      <w:proofErr w:type="spellEnd"/>
-      <w:r>
-        <w:t xml:space="preserve"> identify signals: red 3.3 V, black ground, green SDA, blue SCL and orange LED drive. Physical pin numbers take precedence over colours.</w:t>
+        <w:t>Wire colours identify signals: red 3.3 V, black ground, green SDA, blue SCL and orange LED drive. Physical pin numbers take precedence over colours.</w:t>
       </w:r>
     </w:p>
     <w:p>
@@ -6654,7 +6224,15 @@
     </w:tbl>
     <w:p>
       <w:r>
-        <w:t>Breadboard routing: pin 1 → A20/E20 → VIN; pin 6 → A22/E22 → GND; pin 3 → A24/E24 → SDA; pin 5 → A26/E26 → SCL. A–E in each numbered row are internally connected. F–J are separate across the centre gap. These four sensor junctions use separate rows, not the side power rails.</w:t>
+        <w:t xml:space="preserve">Breadboard routing: pin 1 → A20/E20 → VIN; pin 6 → A22/E22 → GND; pin 3 → A24/E24 → SDA; pin 5 → A26/E26 → SCL. A–E in each numbered row </w:t>
+      </w:r>
+      <w:proofErr w:type="gramStart"/>
+      <w:r>
+        <w:t>are</w:t>
+      </w:r>
+      <w:proofErr w:type="gramEnd"/>
+      <w:r>
+        <w:t xml:space="preserve"> internally connected. F–J are separate across the centre gap. These four sensor junctions use separate rows, not the side power rails.</w:t>
       </w:r>
     </w:p>
     <w:p>
@@ -6718,15 +6296,15 @@
         <w:t>Scope:</w:t>
       </w:r>
       <w:r>
-        <w:t xml:space="preserve"> one internal temperature sensor, a single-</w:t>
-      </w:r>
-      <w:proofErr w:type="spellStart"/>
-      <w:r>
-        <w:t>colour</w:t>
-      </w:r>
-      <w:proofErr w:type="spellEnd"/>
-      <w:r>
-        <w:t xml:space="preserve"> warning LED and Must Have phone notifications for a paramedic medication box. The buzzer is Should Have; humidity reporting is outside this release.</w:t>
+        <w:t xml:space="preserve"> one internal temperature sensor, a single-colour warning LED and Must Have phone notifications for a paramedic medication box. The buzzer </w:t>
+      </w:r>
+      <w:proofErr w:type="gramStart"/>
+      <w:r>
+        <w:t>is Should Have</w:t>
+      </w:r>
+      <w:proofErr w:type="gramEnd"/>
+      <w:r>
+        <w:t>; humidity reporting is outside this release.</w:t>
       </w:r>
     </w:p>
     <w:p>
@@ -7083,14 +6661,12 @@
             <w:pPr>
               <w:spacing w:after="60"/>
             </w:pPr>
-            <w:proofErr w:type="spellStart"/>
             <w:r>
               <w:rPr>
                 <w:sz w:val="16"/>
               </w:rPr>
               <w:t>FastAPI</w:t>
             </w:r>
-            <w:proofErr w:type="spellEnd"/>
           </w:p>
         </w:tc>
         <w:tc>
@@ -7190,21 +6766,7 @@
               <w:rPr>
                 <w:sz w:val="16"/>
               </w:rPr>
-              <w:t xml:space="preserve">Let the backend execute </w:t>
-            </w:r>
-            <w:proofErr w:type="spellStart"/>
-            <w:r>
-              <w:rPr>
-                <w:sz w:val="16"/>
-              </w:rPr>
-              <w:t>parameterised</w:t>
-            </w:r>
-            <w:proofErr w:type="spellEnd"/>
-            <w:r>
-              <w:rPr>
-                <w:sz w:val="16"/>
-              </w:rPr>
-              <w:t xml:space="preserve"> MySQL queries</w:t>
+              <w:t>Let the backend execute parameterised MySQL queries</w:t>
             </w:r>
           </w:p>
         </w:tc>
@@ -7241,16 +6803,8 @@
               <w:rPr>
                 <w:sz w:val="16"/>
               </w:rPr>
-              <w:t xml:space="preserve">MySQL with </w:t>
-            </w:r>
-            <w:proofErr w:type="spellStart"/>
-            <w:r>
-              <w:rPr>
-                <w:sz w:val="16"/>
-              </w:rPr>
-              <w:t>InnoDB</w:t>
-            </w:r>
-            <w:proofErr w:type="spellEnd"/>
+              <w:t>MySQL with InnoDB</w:t>
+            </w:r>
           </w:p>
         </w:tc>
         <w:tc>
@@ -7383,19 +6937,11 @@
             <w:pPr>
               <w:spacing w:after="60"/>
             </w:pPr>
-            <w:proofErr w:type="spellStart"/>
-            <w:r>
-              <w:rPr>
-                <w:sz w:val="16"/>
-              </w:rPr>
-              <w:t>cron</w:t>
-            </w:r>
-            <w:proofErr w:type="spellEnd"/>
-            <w:r>
-              <w:rPr>
-                <w:sz w:val="16"/>
-              </w:rPr>
-              <w:t xml:space="preserve"> running application scripts</w:t>
+            <w:r>
+              <w:rPr>
+                <w:sz w:val="16"/>
+              </w:rPr>
+              <w:t>cron running application scripts</w:t>
             </w:r>
           </w:p>
         </w:tc>
@@ -7407,19 +6953,11 @@
             <w:pPr>
               <w:spacing w:after="60"/>
             </w:pPr>
-            <w:proofErr w:type="spellStart"/>
-            <w:r>
-              <w:rPr>
-                <w:sz w:val="16"/>
-              </w:rPr>
-              <w:t>cron</w:t>
-            </w:r>
-            <w:proofErr w:type="spellEnd"/>
-            <w:r>
-              <w:rPr>
-                <w:sz w:val="16"/>
-              </w:rPr>
-              <w:t xml:space="preserve"> syntax and Python</w:t>
+            <w:r>
+              <w:rPr>
+                <w:sz w:val="16"/>
+              </w:rPr>
+              <w:t>cron syntax and Python</w:t>
             </w:r>
           </w:p>
         </w:tc>
@@ -7885,16 +7423,8 @@
               <w:rPr>
                 <w:sz w:val="16"/>
               </w:rPr>
-              <w:t xml:space="preserve">Enforce </w:t>
-            </w:r>
-            <w:proofErr w:type="spellStart"/>
-            <w:r>
-              <w:rPr>
-                <w:sz w:val="16"/>
-              </w:rPr>
-              <w:t>authorisation</w:t>
-            </w:r>
-            <w:proofErr w:type="spellEnd"/>
+              <w:t>Enforce authorisation</w:t>
+            </w:r>
           </w:p>
         </w:tc>
       </w:tr>
@@ -8184,16 +7714,8 @@
               <w:rPr>
                 <w:sz w:val="16"/>
               </w:rPr>
-              <w:t xml:space="preserve">MongoDB, Cloud </w:t>
-            </w:r>
-            <w:proofErr w:type="spellStart"/>
-            <w:r>
-              <w:rPr>
-                <w:sz w:val="16"/>
-              </w:rPr>
-              <w:t>Firestore</w:t>
-            </w:r>
-            <w:proofErr w:type="spellEnd"/>
+              <w:t>MongoDB, Cloud Firestore</w:t>
+            </w:r>
           </w:p>
         </w:tc>
         <w:tc>
@@ -8293,21 +7815,7 @@
               <w:rPr>
                 <w:sz w:val="16"/>
               </w:rPr>
-              <w:t xml:space="preserve">Convenient for </w:t>
-            </w:r>
-            <w:proofErr w:type="spellStart"/>
-            <w:r>
-              <w:rPr>
-                <w:sz w:val="16"/>
-              </w:rPr>
-              <w:t>synchronising</w:t>
-            </w:r>
-            <w:proofErr w:type="spellEnd"/>
-            <w:r>
-              <w:rPr>
-                <w:sz w:val="16"/>
-              </w:rPr>
-              <w:t xml:space="preserve"> a small current-state view</w:t>
+              <w:t>Convenient for synchronising a small current-state view</w:t>
             </w:r>
           </w:p>
         </w:tc>
@@ -8340,14 +7848,12 @@
             <w:pPr>
               <w:spacing w:after="60"/>
             </w:pPr>
-            <w:proofErr w:type="spellStart"/>
             <w:r>
               <w:rPr>
                 <w:sz w:val="16"/>
               </w:rPr>
               <w:t>InfluxDB</w:t>
             </w:r>
-            <w:proofErr w:type="spellEnd"/>
           </w:p>
         </w:tc>
         <w:tc>
@@ -8431,21 +7937,7 @@
               <w:rPr>
                 <w:sz w:val="16"/>
               </w:rPr>
-              <w:t xml:space="preserve">Values and </w:t>
-            </w:r>
-            <w:proofErr w:type="spellStart"/>
-            <w:r>
-              <w:rPr>
-                <w:sz w:val="16"/>
-              </w:rPr>
-              <w:t>specialised</w:t>
-            </w:r>
-            <w:proofErr w:type="spellEnd"/>
-            <w:r>
-              <w:rPr>
-                <w:sz w:val="16"/>
-              </w:rPr>
-              <w:t xml:space="preserve"> structures accessed by keys</w:t>
+              <w:t>Values and specialised structures accessed by keys</w:t>
             </w:r>
           </w:p>
         </w:tc>
@@ -8530,7 +8022,21 @@
               <w:rPr>
                 <w:sz w:val="16"/>
               </w:rPr>
-              <w:t>Useful for relationship traversal; not a core need here</w:t>
+              <w:t xml:space="preserve">Useful for relationship traversal; not a core </w:t>
+            </w:r>
+            <w:proofErr w:type="gramStart"/>
+            <w:r>
+              <w:rPr>
+                <w:sz w:val="16"/>
+              </w:rPr>
+              <w:t>need</w:t>
+            </w:r>
+            <w:proofErr w:type="gramEnd"/>
+            <w:r>
+              <w:rPr>
+                <w:sz w:val="16"/>
+              </w:rPr>
+              <w:t xml:space="preserve"> here</w:t>
             </w:r>
           </w:p>
         </w:tc>
@@ -8600,17 +8106,8 @@
                 <w:b/>
                 <w:sz w:val="16"/>
               </w:rPr>
-              <w:t xml:space="preserve">MySQL / </w:t>
-            </w:r>
-            <w:proofErr w:type="spellStart"/>
-            <w:r>
-              <w:rPr>
-                <w:b/>
-                <w:sz w:val="16"/>
-              </w:rPr>
-              <w:t>InnoDB</w:t>
-            </w:r>
-            <w:proofErr w:type="spellEnd"/>
+              <w:t>MySQL / InnoDB</w:t>
+            </w:r>
           </w:p>
         </w:tc>
         <w:tc>
@@ -8645,17 +8142,8 @@
                 <w:b/>
                 <w:sz w:val="16"/>
               </w:rPr>
-              <w:t xml:space="preserve">Cloud </w:t>
-            </w:r>
-            <w:proofErr w:type="spellStart"/>
-            <w:r>
-              <w:rPr>
-                <w:b/>
-                <w:sz w:val="16"/>
-              </w:rPr>
-              <w:t>Firestore</w:t>
-            </w:r>
-            <w:proofErr w:type="spellEnd"/>
+              <w:t>Cloud Firestore</w:t>
+            </w:r>
           </w:p>
         </w:tc>
         <w:tc>
@@ -8803,7 +8291,6 @@
               </w:rPr>
               <w:t xml:space="preserve">, </w:t>
             </w:r>
-            <w:proofErr w:type="spellStart"/>
             <w:r>
               <w:rPr>
                 <w:rFonts w:ascii="Courier New" w:hAnsi="Courier New"/>
@@ -8811,14 +8298,12 @@
               </w:rPr>
               <w:t>temperature_samples</w:t>
             </w:r>
-            <w:proofErr w:type="spellEnd"/>
             <w:r>
               <w:rPr>
                 <w:sz w:val="16"/>
               </w:rPr>
               <w:t xml:space="preserve">, </w:t>
             </w:r>
-            <w:proofErr w:type="spellStart"/>
             <w:r>
               <w:rPr>
                 <w:rFonts w:ascii="Courier New" w:hAnsi="Courier New"/>
@@ -8826,7 +8311,6 @@
               </w:rPr>
               <w:t>box_access</w:t>
             </w:r>
-            <w:proofErr w:type="spellEnd"/>
           </w:p>
         </w:tc>
         <w:tc>
@@ -9165,16 +8649,8 @@
               <w:rPr>
                 <w:sz w:val="16"/>
               </w:rPr>
-              <w:t xml:space="preserve">Backend polling, SSE or </w:t>
-            </w:r>
-            <w:proofErr w:type="spellStart"/>
-            <w:r>
-              <w:rPr>
-                <w:sz w:val="16"/>
-              </w:rPr>
-              <w:t>WebSockets</w:t>
-            </w:r>
-            <w:proofErr w:type="spellEnd"/>
+              <w:t>Backend polling, SSE or WebSockets</w:t>
+            </w:r>
           </w:p>
         </w:tc>
         <w:tc>
@@ -9306,21 +8782,7 @@
               <w:rPr>
                 <w:sz w:val="16"/>
               </w:rPr>
-              <w:t xml:space="preserve">Do not assume client </w:t>
-            </w:r>
-            <w:proofErr w:type="spellStart"/>
-            <w:r>
-              <w:rPr>
-                <w:sz w:val="16"/>
-              </w:rPr>
-              <w:t>synchronisation</w:t>
-            </w:r>
-            <w:proofErr w:type="spellEnd"/>
-            <w:r>
-              <w:rPr>
-                <w:sz w:val="16"/>
-              </w:rPr>
-              <w:t xml:space="preserve"> replaces durable Python device buffering</w:t>
+              <w:t>Do not assume client synchronisation replaces durable Python device buffering</w:t>
             </w:r>
           </w:p>
         </w:tc>
@@ -9474,16 +8936,8 @@
               <w:rPr>
                 <w:sz w:val="16"/>
               </w:rPr>
-              <w:t xml:space="preserve">Provider-specific modelling, query and billing </w:t>
-            </w:r>
-            <w:proofErr w:type="spellStart"/>
-            <w:r>
-              <w:rPr>
-                <w:sz w:val="16"/>
-              </w:rPr>
-              <w:t>behaviour</w:t>
-            </w:r>
-            <w:proofErr w:type="spellEnd"/>
+              <w:t>Provider-specific modelling, query and billing behaviour</w:t>
+            </w:r>
           </w:p>
         </w:tc>
         <w:tc>
@@ -9723,7 +9177,21 @@
               <w:rPr>
                 <w:sz w:val="16"/>
               </w:rPr>
-              <w:t>Suitable for this same schema and reporting workload. MySQL is retained for consistency with the existing project proposal; spatial extensions are unnecessary.</w:t>
+              <w:t xml:space="preserve">Suitable for this same </w:t>
+            </w:r>
+            <w:proofErr w:type="gramStart"/>
+            <w:r>
+              <w:rPr>
+                <w:sz w:val="16"/>
+              </w:rPr>
+              <w:t>schema</w:t>
+            </w:r>
+            <w:proofErr w:type="gramEnd"/>
+            <w:r>
+              <w:rPr>
+                <w:sz w:val="16"/>
+              </w:rPr>
+              <w:t xml:space="preserve"> and reporting workload. MySQL is retained for consistency with the existing project proposal; spatial extensions are unnecessary.</w:t>
             </w:r>
           </w:p>
         </w:tc>
@@ -9776,21 +9244,7 @@
               <w:rPr>
                 <w:sz w:val="16"/>
               </w:rPr>
-              <w:t xml:space="preserve">Select it for the local device queue. It needs no separate database server. A shared central deployment with many concurrent writers is less attractive because writes are </w:t>
-            </w:r>
-            <w:proofErr w:type="spellStart"/>
-            <w:r>
-              <w:rPr>
-                <w:sz w:val="16"/>
-              </w:rPr>
-              <w:t>serialised</w:t>
-            </w:r>
-            <w:proofErr w:type="spellEnd"/>
-            <w:r>
-              <w:rPr>
-                <w:sz w:val="16"/>
-              </w:rPr>
-              <w:t xml:space="preserve"> per file; this does not mean SQLite is incapable of running a small web application.</w:t>
+              <w:t>Select it for the local device queue. It needs no separate database server. A shared central deployment with many concurrent writers is less attractive because writes are serialised per file; this does not mean SQLite is incapable of running a small web application.</w:t>
             </w:r>
           </w:p>
         </w:tc>
@@ -9807,14 +9261,12 @@
             <w:pPr>
               <w:spacing w:after="60"/>
             </w:pPr>
-            <w:proofErr w:type="spellStart"/>
             <w:r>
               <w:rPr>
                 <w:sz w:val="16"/>
               </w:rPr>
               <w:t>InfluxDB</w:t>
             </w:r>
-            <w:proofErr w:type="spellEnd"/>
           </w:p>
         </w:tc>
         <w:tc>
@@ -10028,48 +9480,42 @@
         <w:rPr>
           <w:b/>
         </w:rPr>
-        <w:t>Recommendation: MySQL as the central database, SQLite as the device's durable upload queue, and a Python/</w:t>
-      </w:r>
-      <w:proofErr w:type="spellStart"/>
+        <w:t>Recommendation: MySQL as the central database, SQLite as the device's durable upload queue, and a Python/FastAPI backend.</w:t>
+      </w:r>
+    </w:p>
+    <w:p>
+      <w:r>
+        <w:t xml:space="preserve">MySQL fits structured relationships between boxes, users, access permissions and threshold profiles, as well as time-filtered reporting. The proposed rate of one sample every 30 seconds produces </w:t>
+      </w:r>
       <w:r>
         <w:rPr>
           <w:b/>
         </w:rPr>
-        <w:t>FastAPI</w:t>
-      </w:r>
-      <w:proofErr w:type="spellEnd"/>
-      <w:r>
-        <w:rPr>
-          <w:b/>
-        </w:rPr>
-        <w:t xml:space="preserve"> backend.</w:t>
-      </w:r>
-    </w:p>
-    <w:p>
-      <w:r>
-        <w:t xml:space="preserve">MySQL fits structured relationships between boxes, users, access permissions and threshold profiles, as well as time-filtered reporting. The proposed rate of one sample every 30 seconds produces </w:t>
-      </w:r>
-      <w:r>
-        <w:rPr>
-          <w:b/>
-        </w:rPr>
         <w:t>2,880 samples per box per day</w:t>
       </w:r>
       <w:r>
-        <w:t xml:space="preserve">. This workload does not by itself require a </w:t>
-      </w:r>
-      <w:proofErr w:type="spellStart"/>
-      <w:r>
-        <w:t>specialised</w:t>
-      </w:r>
-      <w:proofErr w:type="spellEnd"/>
-      <w:r>
-        <w:t xml:space="preserve"> time-series database. PostgreSQL would also be a sound choice; MySQL is retained for continuity with the team's existing proposal, not because alternatives cannot perform the task.</w:t>
-      </w:r>
-    </w:p>
-    <w:p>
-      <w:r>
-        <w:t>SQLite has a separate responsibility: preserve pending samples on the device when the network is unavailable. It is not a second competing central database.</w:t>
+        <w:t>. This workload does not by itself require a specialised time-series database. PostgreSQL would also be a sound choice; MySQL is retained for continuity with the team's existing proposal, not because alternatives cannot perform the task.</w:t>
+      </w:r>
+    </w:p>
+    <w:p>
+      <w:r>
+        <w:t xml:space="preserve">SQLite has a separate responsibility: </w:t>
+      </w:r>
+      <w:proofErr w:type="gramStart"/>
+      <w:r>
+        <w:t>preserve</w:t>
+      </w:r>
+      <w:proofErr w:type="gramEnd"/>
+      <w:r>
+        <w:t xml:space="preserve"> pending samples on the device when the network is unavailable. It is not </w:t>
+      </w:r>
+      <w:proofErr w:type="gramStart"/>
+      <w:r>
+        <w:t>a second</w:t>
+      </w:r>
+      <w:proofErr w:type="gramEnd"/>
+      <w:r>
+        <w:t xml:space="preserve"> competing central database.</w:t>
       </w:r>
     </w:p>
     <w:p>
@@ -10086,7 +9532,6 @@
       </w:r>
     </w:p>
     <w:p>
-      <w:proofErr w:type="spellStart"/>
       <w:r>
         <w:rPr>
           <w:rFonts w:ascii="Courier New" w:hAnsi="Courier New"/>
@@ -10094,11 +9539,9 @@
         </w:rPr>
         <w:t>auth_subject</w:t>
       </w:r>
-      <w:proofErr w:type="spellEnd"/>
       <w:r>
         <w:t xml:space="preserve"> stores the local login identifier and </w:t>
       </w:r>
-      <w:proofErr w:type="spellStart"/>
       <w:r>
         <w:rPr>
           <w:rFonts w:ascii="Courier New" w:hAnsi="Courier New"/>
@@ -10106,17 +9549,8 @@
         </w:rPr>
         <w:t>password_hash</w:t>
       </w:r>
-      <w:proofErr w:type="spellEnd"/>
-      <w:r>
-        <w:t xml:space="preserve"> its Argon2id hash. Session, device-certificate, notification subscription/outbox and maintenance tables remain implementation work. G-CA1 design defines proposed </w:t>
-      </w:r>
-      <w:proofErr w:type="spellStart"/>
-      <w:r>
-        <w:t>cron</w:t>
-      </w:r>
-      <w:proofErr w:type="spellEnd"/>
-      <w:r>
-        <w:t xml:space="preserve"> jobs, 90-second freshness, Web Push and retention settings.</w:t>
+      <w:r>
+        <w:t xml:space="preserve"> its Argon2id hash. Session, device-certificate, notification subscription/outbox and maintenance tables remain implementation work. G-CA1 design defines proposed cron jobs, 90-second freshness, Web Push and retention settings.</w:t>
       </w:r>
     </w:p>
     <w:p>
@@ -10152,23 +9586,23 @@
           <w:rFonts w:ascii="Courier New" w:hAnsi="Courier New"/>
           <w:sz w:val="15"/>
         </w:rPr>
-        <w:t xml:space="preserve">    </w:t>
-      </w:r>
-      <w:proofErr w:type="spellStart"/>
+        <w:t xml:space="preserve">    box_id       </w:t>
+      </w:r>
+      <w:proofErr w:type="gramStart"/>
       <w:r>
         <w:rPr>
           <w:rFonts w:ascii="Courier New" w:hAnsi="Courier New"/>
           <w:sz w:val="15"/>
         </w:rPr>
-        <w:t>box_id</w:t>
-      </w:r>
-      <w:proofErr w:type="spellEnd"/>
+        <w:t>VARCHAR(</w:t>
+      </w:r>
+      <w:proofErr w:type="gramEnd"/>
       <w:r>
         <w:rPr>
           <w:rFonts w:ascii="Courier New" w:hAnsi="Courier New"/>
           <w:sz w:val="15"/>
         </w:rPr>
-        <w:t xml:space="preserve">       VARCHAR(64) PRIMARY KEY,</w:t>
+        <w:t>64) PRIMARY KEY,</w:t>
       </w:r>
     </w:p>
     <w:p>
@@ -10180,63 +9614,63 @@
           <w:rFonts w:ascii="Courier New" w:hAnsi="Courier New"/>
           <w:sz w:val="15"/>
         </w:rPr>
-        <w:t xml:space="preserve">    name         VARCHAR(100) NOT NULL,</w:t>
-      </w:r>
-    </w:p>
-    <w:p>
-      <w:pPr>
-        <w:spacing w:after="0"/>
-      </w:pPr>
+        <w:t xml:space="preserve">    name         </w:t>
+      </w:r>
+      <w:proofErr w:type="gramStart"/>
       <w:r>
         <w:rPr>
           <w:rFonts w:ascii="Courier New" w:hAnsi="Courier New"/>
           <w:sz w:val="15"/>
         </w:rPr>
-        <w:t xml:space="preserve">    </w:t>
-      </w:r>
-      <w:proofErr w:type="spellStart"/>
+        <w:t>VARCHAR(</w:t>
+      </w:r>
+      <w:proofErr w:type="gramEnd"/>
       <w:r>
         <w:rPr>
           <w:rFonts w:ascii="Courier New" w:hAnsi="Courier New"/>
           <w:sz w:val="15"/>
         </w:rPr>
-        <w:t>last_seen_at</w:t>
-      </w:r>
-      <w:proofErr w:type="spellEnd"/>
+        <w:t>100) NOT NULL,</w:t>
+      </w:r>
+    </w:p>
+    <w:p>
+      <w:pPr>
+        <w:spacing w:after="0"/>
+      </w:pPr>
       <w:r>
         <w:rPr>
           <w:rFonts w:ascii="Courier New" w:hAnsi="Courier New"/>
           <w:sz w:val="15"/>
         </w:rPr>
-        <w:t xml:space="preserve"> DATETIME(6) NULL</w:t>
-      </w:r>
-    </w:p>
-    <w:p>
-      <w:pPr>
-        <w:spacing w:after="0"/>
-      </w:pPr>
+        <w:t xml:space="preserve">    last_seen_at </w:t>
+      </w:r>
+      <w:proofErr w:type="gramStart"/>
       <w:r>
         <w:rPr>
           <w:rFonts w:ascii="Courier New" w:hAnsi="Courier New"/>
           <w:sz w:val="15"/>
         </w:rPr>
-        <w:t>) ENGINE=</w:t>
-      </w:r>
-      <w:proofErr w:type="spellStart"/>
+        <w:t>DATETIME(</w:t>
+      </w:r>
+      <w:proofErr w:type="gramEnd"/>
       <w:r>
         <w:rPr>
           <w:rFonts w:ascii="Courier New" w:hAnsi="Courier New"/>
           <w:sz w:val="15"/>
         </w:rPr>
-        <w:t>InnoDB</w:t>
-      </w:r>
-      <w:proofErr w:type="spellEnd"/>
+        <w:t>6) NULL</w:t>
+      </w:r>
+    </w:p>
+    <w:p>
+      <w:pPr>
+        <w:spacing w:after="0"/>
+      </w:pPr>
       <w:r>
         <w:rPr>
           <w:rFonts w:ascii="Courier New" w:hAnsi="Courier New"/>
           <w:sz w:val="15"/>
         </w:rPr>
-        <w:t>;</w:t>
+        <w:t>) ENGINE=InnoDB;</w:t>
       </w:r>
     </w:p>
     <w:p>
@@ -10248,17 +9682,21 @@
           <w:rFonts w:ascii="Courier New" w:hAnsi="Courier New"/>
           <w:sz w:val="15"/>
         </w:rPr>
-        <w:t xml:space="preserve">CREATE TABLE </w:t>
-      </w:r>
-      <w:proofErr w:type="spellStart"/>
+        <w:t>CREATE TABLE app_users</w:t>
+      </w:r>
+    </w:p>
+    <w:p>
+      <w:pPr>
+        <w:spacing w:after="0"/>
+      </w:pPr>
       <w:r>
         <w:rPr>
           <w:rFonts w:ascii="Courier New" w:hAnsi="Courier New"/>
           <w:sz w:val="15"/>
         </w:rPr>
-        <w:t>app_users</w:t>
-      </w:r>
-      <w:proofErr w:type="spellEnd"/>
+        <w:lastRenderedPageBreak/>
+        <w:t>(</w:t>
+      </w:r>
     </w:p>
     <w:p>
       <w:pPr>
@@ -10269,8 +9707,7 @@
           <w:rFonts w:ascii="Courier New" w:hAnsi="Courier New"/>
           <w:sz w:val="15"/>
         </w:rPr>
-        <w:lastRenderedPageBreak/>
-        <w:t>(</w:t>
+        <w:t xml:space="preserve">    user_id      BIGINT UNSIGNED AUTO_INCREMENT PRIMARY KEY,</w:t>
       </w:r>
     </w:p>
     <w:p>
@@ -10282,23 +9719,23 @@
           <w:rFonts w:ascii="Courier New" w:hAnsi="Courier New"/>
           <w:sz w:val="15"/>
         </w:rPr>
-        <w:t xml:space="preserve">    </w:t>
-      </w:r>
-      <w:proofErr w:type="spellStart"/>
+        <w:t xml:space="preserve">    auth_subject </w:t>
+      </w:r>
+      <w:proofErr w:type="gramStart"/>
       <w:r>
         <w:rPr>
           <w:rFonts w:ascii="Courier New" w:hAnsi="Courier New"/>
           <w:sz w:val="15"/>
         </w:rPr>
-        <w:t>user_id</w:t>
-      </w:r>
-      <w:proofErr w:type="spellEnd"/>
+        <w:t>VARCHAR(</w:t>
+      </w:r>
+      <w:proofErr w:type="gramEnd"/>
       <w:r>
         <w:rPr>
           <w:rFonts w:ascii="Courier New" w:hAnsi="Courier New"/>
           <w:sz w:val="15"/>
         </w:rPr>
-        <w:t xml:space="preserve">      BIGINT UNSIGNED AUTO_INCREMENT PRIMARY KEY,</w:t>
+        <w:t>191) NOT NULL UNIQUE,</w:t>
       </w:r>
     </w:p>
     <w:p>
@@ -10310,23 +9747,23 @@
           <w:rFonts w:ascii="Courier New" w:hAnsi="Courier New"/>
           <w:sz w:val="15"/>
         </w:rPr>
-        <w:t xml:space="preserve">    </w:t>
-      </w:r>
-      <w:proofErr w:type="spellStart"/>
+        <w:t xml:space="preserve">    password_hash </w:t>
+      </w:r>
+      <w:proofErr w:type="gramStart"/>
       <w:r>
         <w:rPr>
           <w:rFonts w:ascii="Courier New" w:hAnsi="Courier New"/>
           <w:sz w:val="15"/>
         </w:rPr>
-        <w:t>auth_subject</w:t>
-      </w:r>
-      <w:proofErr w:type="spellEnd"/>
+        <w:t>VARCHAR(</w:t>
+      </w:r>
+      <w:proofErr w:type="gramEnd"/>
       <w:r>
         <w:rPr>
           <w:rFonts w:ascii="Courier New" w:hAnsi="Courier New"/>
           <w:sz w:val="15"/>
         </w:rPr>
-        <w:t xml:space="preserve"> VARCHAR(191) NOT NULL UNIQUE,</w:t>
+        <w:t>255) NOT NULL</w:t>
       </w:r>
     </w:p>
     <w:p>
@@ -10338,23 +9775,31 @@
           <w:rFonts w:ascii="Courier New" w:hAnsi="Courier New"/>
           <w:sz w:val="15"/>
         </w:rPr>
-        <w:t xml:space="preserve">    </w:t>
-      </w:r>
-      <w:proofErr w:type="spellStart"/>
+        <w:t>) ENGINE=InnoDB;</w:t>
+      </w:r>
+    </w:p>
+    <w:p>
+      <w:pPr>
+        <w:spacing w:after="0"/>
+      </w:pPr>
       <w:r>
         <w:rPr>
           <w:rFonts w:ascii="Courier New" w:hAnsi="Courier New"/>
           <w:sz w:val="15"/>
         </w:rPr>
-        <w:t>password_hash</w:t>
-      </w:r>
-      <w:proofErr w:type="spellEnd"/>
+        <w:t>CREATE TABLE box_access</w:t>
+      </w:r>
+    </w:p>
+    <w:p>
+      <w:pPr>
+        <w:spacing w:after="0"/>
+      </w:pPr>
       <w:r>
         <w:rPr>
           <w:rFonts w:ascii="Courier New" w:hAnsi="Courier New"/>
           <w:sz w:val="15"/>
         </w:rPr>
-        <w:t xml:space="preserve"> VARCHAR(255) NOT NULL</w:t>
+        <w:t>(</w:t>
       </w:r>
     </w:p>
     <w:p>
@@ -10366,45 +9811,48 @@
           <w:rFonts w:ascii="Courier New" w:hAnsi="Courier New"/>
           <w:sz w:val="15"/>
         </w:rPr>
-        <w:t>) ENGINE=</w:t>
-      </w:r>
-      <w:proofErr w:type="spellStart"/>
+        <w:t xml:space="preserve">    user_id BIGINT UNSIGNED NOT NULL,</w:t>
+      </w:r>
+    </w:p>
+    <w:p>
+      <w:pPr>
+        <w:spacing w:after="0"/>
+      </w:pPr>
       <w:r>
         <w:rPr>
           <w:rFonts w:ascii="Courier New" w:hAnsi="Courier New"/>
           <w:sz w:val="15"/>
         </w:rPr>
-        <w:t>InnoDB</w:t>
-      </w:r>
-      <w:proofErr w:type="spellEnd"/>
+        <w:t xml:space="preserve">    box_</w:t>
+      </w:r>
+      <w:proofErr w:type="gramStart"/>
       <w:r>
         <w:rPr>
           <w:rFonts w:ascii="Courier New" w:hAnsi="Courier New"/>
           <w:sz w:val="15"/>
         </w:rPr>
-        <w:t>;</w:t>
-      </w:r>
-    </w:p>
-    <w:p>
-      <w:pPr>
-        <w:spacing w:after="0"/>
-      </w:pPr>
+        <w:t>id  VARCHAR</w:t>
+      </w:r>
+      <w:proofErr w:type="gramEnd"/>
       <w:r>
         <w:rPr>
           <w:rFonts w:ascii="Courier New" w:hAnsi="Courier New"/>
           <w:sz w:val="15"/>
         </w:rPr>
-        <w:t xml:space="preserve">CREATE TABLE </w:t>
-      </w:r>
-      <w:proofErr w:type="spellStart"/>
+        <w:t>(64) NOT NULL,</w:t>
+      </w:r>
+    </w:p>
+    <w:p>
+      <w:pPr>
+        <w:spacing w:after="0"/>
+      </w:pPr>
       <w:r>
         <w:rPr>
           <w:rFonts w:ascii="Courier New" w:hAnsi="Courier New"/>
           <w:sz w:val="15"/>
         </w:rPr>
-        <w:t>box_access</w:t>
-      </w:r>
-      <w:proofErr w:type="spellEnd"/>
+        <w:t xml:space="preserve">    PRIMARY KEY (user_id, box_id),</w:t>
+      </w:r>
     </w:p>
     <w:p>
       <w:pPr>
@@ -10415,7 +9863,7 @@
           <w:rFonts w:ascii="Courier New" w:hAnsi="Courier New"/>
           <w:sz w:val="15"/>
         </w:rPr>
-        <w:t>(</w:t>
+        <w:t xml:space="preserve">    FOREIGN KEY (user_id) REFERENCES app_users (user_id),</w:t>
       </w:r>
     </w:p>
     <w:p>
@@ -10427,23 +9875,31 @@
           <w:rFonts w:ascii="Courier New" w:hAnsi="Courier New"/>
           <w:sz w:val="15"/>
         </w:rPr>
-        <w:t xml:space="preserve">    </w:t>
-      </w:r>
-      <w:proofErr w:type="spellStart"/>
+        <w:t xml:space="preserve">    FOREIGN KEY (box_id) REFERENCES boxes (box_id)</w:t>
+      </w:r>
+    </w:p>
+    <w:p>
+      <w:pPr>
+        <w:spacing w:after="0"/>
+      </w:pPr>
       <w:r>
         <w:rPr>
           <w:rFonts w:ascii="Courier New" w:hAnsi="Courier New"/>
           <w:sz w:val="15"/>
         </w:rPr>
-        <w:t>user_id</w:t>
-      </w:r>
-      <w:proofErr w:type="spellEnd"/>
+        <w:t>) ENGINE=InnoDB;</w:t>
+      </w:r>
+    </w:p>
+    <w:p>
+      <w:pPr>
+        <w:spacing w:after="0"/>
+      </w:pPr>
       <w:r>
         <w:rPr>
           <w:rFonts w:ascii="Courier New" w:hAnsi="Courier New"/>
           <w:sz w:val="15"/>
         </w:rPr>
-        <w:t xml:space="preserve"> BIGINT UNSIGNED NOT NULL,</w:t>
+        <w:t>CREATE TABLE threshold_profiles</w:t>
       </w:r>
     </w:p>
     <w:p>
@@ -10455,199 +9911,215 @@
           <w:rFonts w:ascii="Courier New" w:hAnsi="Courier New"/>
           <w:sz w:val="15"/>
         </w:rPr>
-        <w:t xml:space="preserve">    </w:t>
-      </w:r>
-      <w:proofErr w:type="spellStart"/>
+        <w:t>(</w:t>
+      </w:r>
+    </w:p>
+    <w:p>
+      <w:pPr>
+        <w:spacing w:after="0"/>
+      </w:pPr>
       <w:r>
         <w:rPr>
           <w:rFonts w:ascii="Courier New" w:hAnsi="Courier New"/>
           <w:sz w:val="15"/>
         </w:rPr>
-        <w:t>box_id</w:t>
-      </w:r>
-      <w:proofErr w:type="spellEnd"/>
+        <w:t xml:space="preserve">    profile_</w:t>
+      </w:r>
+      <w:proofErr w:type="gramStart"/>
       <w:r>
         <w:rPr>
           <w:rFonts w:ascii="Courier New" w:hAnsi="Courier New"/>
           <w:sz w:val="15"/>
         </w:rPr>
-        <w:t xml:space="preserve">  VARCHAR(64) NOT NULL,</w:t>
-      </w:r>
-    </w:p>
-    <w:p>
-      <w:pPr>
-        <w:spacing w:after="0"/>
-      </w:pPr>
+        <w:t>id  CHAR</w:t>
+      </w:r>
+      <w:proofErr w:type="gramEnd"/>
       <w:r>
         <w:rPr>
           <w:rFonts w:ascii="Courier New" w:hAnsi="Courier New"/>
           <w:sz w:val="15"/>
         </w:rPr>
-        <w:t xml:space="preserve">    PRIMARY KEY (</w:t>
-      </w:r>
-      <w:proofErr w:type="spellStart"/>
+        <w:t>(36) PRIMARY KEY,</w:t>
+      </w:r>
+    </w:p>
+    <w:p>
+      <w:pPr>
+        <w:spacing w:after="0"/>
+      </w:pPr>
       <w:r>
         <w:rPr>
           <w:rFonts w:ascii="Courier New" w:hAnsi="Courier New"/>
           <w:sz w:val="15"/>
         </w:rPr>
-        <w:t>user_id</w:t>
-      </w:r>
-      <w:proofErr w:type="spellEnd"/>
+        <w:t xml:space="preserve">    box_id      </w:t>
+      </w:r>
+      <w:proofErr w:type="gramStart"/>
       <w:r>
         <w:rPr>
           <w:rFonts w:ascii="Courier New" w:hAnsi="Courier New"/>
           <w:sz w:val="15"/>
         </w:rPr>
-        <w:t xml:space="preserve">, </w:t>
-      </w:r>
-      <w:proofErr w:type="spellStart"/>
+        <w:t>VARCHAR(</w:t>
+      </w:r>
+      <w:proofErr w:type="gramEnd"/>
       <w:r>
         <w:rPr>
           <w:rFonts w:ascii="Courier New" w:hAnsi="Courier New"/>
           <w:sz w:val="15"/>
         </w:rPr>
-        <w:t>box_id</w:t>
-      </w:r>
-      <w:proofErr w:type="spellEnd"/>
+        <w:t>64)   NOT NULL,</w:t>
+      </w:r>
+    </w:p>
+    <w:p>
+      <w:pPr>
+        <w:spacing w:after="0"/>
+      </w:pPr>
       <w:r>
         <w:rPr>
           <w:rFonts w:ascii="Courier New" w:hAnsi="Courier New"/>
           <w:sz w:val="15"/>
         </w:rPr>
-        <w:t>),</w:t>
-      </w:r>
-    </w:p>
-    <w:p>
-      <w:pPr>
-        <w:spacing w:after="0"/>
-      </w:pPr>
+        <w:t xml:space="preserve">    lower_c     </w:t>
+      </w:r>
+      <w:proofErr w:type="gramStart"/>
       <w:r>
         <w:rPr>
           <w:rFonts w:ascii="Courier New" w:hAnsi="Courier New"/>
           <w:sz w:val="15"/>
         </w:rPr>
-        <w:t xml:space="preserve">    FOREIGN KEY (</w:t>
-      </w:r>
-      <w:proofErr w:type="spellStart"/>
+        <w:t>DECIMAL(</w:t>
+      </w:r>
+      <w:proofErr w:type="gramEnd"/>
       <w:r>
         <w:rPr>
           <w:rFonts w:ascii="Courier New" w:hAnsi="Courier New"/>
           <w:sz w:val="15"/>
         </w:rPr>
-        <w:t>user_id</w:t>
-      </w:r>
-      <w:proofErr w:type="spellEnd"/>
+        <w:t>5, 2) NOT NULL,</w:t>
+      </w:r>
+    </w:p>
+    <w:p>
+      <w:pPr>
+        <w:spacing w:after="0"/>
+      </w:pPr>
       <w:r>
         <w:rPr>
           <w:rFonts w:ascii="Courier New" w:hAnsi="Courier New"/>
           <w:sz w:val="15"/>
         </w:rPr>
-        <w:t xml:space="preserve">) REFERENCES </w:t>
-      </w:r>
-      <w:proofErr w:type="spellStart"/>
+        <w:t xml:space="preserve">    upper_c     </w:t>
+      </w:r>
+      <w:proofErr w:type="gramStart"/>
       <w:r>
         <w:rPr>
           <w:rFonts w:ascii="Courier New" w:hAnsi="Courier New"/>
           <w:sz w:val="15"/>
         </w:rPr>
-        <w:t>app_users</w:t>
-      </w:r>
-      <w:proofErr w:type="spellEnd"/>
+        <w:t>DECIMAL(</w:t>
+      </w:r>
+      <w:proofErr w:type="gramEnd"/>
       <w:r>
         <w:rPr>
           <w:rFonts w:ascii="Courier New" w:hAnsi="Courier New"/>
           <w:sz w:val="15"/>
         </w:rPr>
-        <w:t xml:space="preserve"> (</w:t>
-      </w:r>
-      <w:proofErr w:type="spellStart"/>
+        <w:t>5, 2) NOT NULL,</w:t>
+      </w:r>
+    </w:p>
+    <w:p>
+      <w:pPr>
+        <w:spacing w:after="0"/>
+      </w:pPr>
       <w:r>
         <w:rPr>
           <w:rFonts w:ascii="Courier New" w:hAnsi="Courier New"/>
           <w:sz w:val="15"/>
         </w:rPr>
-        <w:t>user_id</w:t>
-      </w:r>
-      <w:proofErr w:type="spellEnd"/>
+        <w:t xml:space="preserve">    warning_c   </w:t>
+      </w:r>
+      <w:proofErr w:type="gramStart"/>
       <w:r>
         <w:rPr>
           <w:rFonts w:ascii="Courier New" w:hAnsi="Courier New"/>
           <w:sz w:val="15"/>
         </w:rPr>
-        <w:t>),</w:t>
-      </w:r>
-    </w:p>
-    <w:p>
-      <w:pPr>
-        <w:spacing w:after="0"/>
-      </w:pPr>
+        <w:t>DECIMAL(</w:t>
+      </w:r>
+      <w:proofErr w:type="gramEnd"/>
       <w:r>
         <w:rPr>
           <w:rFonts w:ascii="Courier New" w:hAnsi="Courier New"/>
           <w:sz w:val="15"/>
         </w:rPr>
-        <w:t xml:space="preserve">    FOREIGN KEY (</w:t>
-      </w:r>
-      <w:proofErr w:type="spellStart"/>
+        <w:t>5, 2) NOT NULL,</w:t>
+      </w:r>
+    </w:p>
+    <w:p>
+      <w:pPr>
+        <w:spacing w:after="0"/>
+      </w:pPr>
       <w:r>
         <w:rPr>
           <w:rFonts w:ascii="Courier New" w:hAnsi="Courier New"/>
           <w:sz w:val="15"/>
         </w:rPr>
-        <w:t>box_id</w:t>
-      </w:r>
-      <w:proofErr w:type="spellEnd"/>
+        <w:t xml:space="preserve">    source_note TEXT          NOT NULL,</w:t>
+      </w:r>
+    </w:p>
+    <w:p>
+      <w:pPr>
+        <w:spacing w:after="0"/>
+      </w:pPr>
       <w:r>
         <w:rPr>
           <w:rFonts w:ascii="Courier New" w:hAnsi="Courier New"/>
           <w:sz w:val="15"/>
         </w:rPr>
-        <w:t>) REFERENCES boxes (</w:t>
-      </w:r>
-      <w:proofErr w:type="spellStart"/>
+        <w:t xml:space="preserve">    is_demo     BOOLEAN       NOT NULL DEFAULT TRUE,</w:t>
+      </w:r>
+    </w:p>
+    <w:p>
+      <w:pPr>
+        <w:spacing w:after="0"/>
+      </w:pPr>
       <w:r>
         <w:rPr>
           <w:rFonts w:ascii="Courier New" w:hAnsi="Courier New"/>
           <w:sz w:val="15"/>
         </w:rPr>
-        <w:t>box_id</w:t>
-      </w:r>
-      <w:proofErr w:type="spellEnd"/>
+        <w:t xml:space="preserve">    created_</w:t>
+      </w:r>
+      <w:proofErr w:type="gramStart"/>
       <w:r>
         <w:rPr>
           <w:rFonts w:ascii="Courier New" w:hAnsi="Courier New"/>
           <w:sz w:val="15"/>
         </w:rPr>
-        <w:t>)</w:t>
-      </w:r>
-    </w:p>
-    <w:p>
-      <w:pPr>
-        <w:spacing w:after="0"/>
-      </w:pPr>
+        <w:t>at  DATETIME</w:t>
+      </w:r>
+      <w:proofErr w:type="gramEnd"/>
       <w:r>
         <w:rPr>
           <w:rFonts w:ascii="Courier New" w:hAnsi="Courier New"/>
           <w:sz w:val="15"/>
         </w:rPr>
-        <w:t>) ENGINE=</w:t>
-      </w:r>
-      <w:proofErr w:type="spellStart"/>
+        <w:t>(6) NOT NULL DEFAULT CURRENT_</w:t>
+      </w:r>
+      <w:proofErr w:type="gramStart"/>
       <w:r>
         <w:rPr>
           <w:rFonts w:ascii="Courier New" w:hAnsi="Courier New"/>
           <w:sz w:val="15"/>
         </w:rPr>
-        <w:t>InnoDB</w:t>
-      </w:r>
-      <w:proofErr w:type="spellEnd"/>
+        <w:t>TIMESTAMP(</w:t>
+      </w:r>
+      <w:proofErr w:type="gramEnd"/>
       <w:r>
         <w:rPr>
           <w:rFonts w:ascii="Courier New" w:hAnsi="Courier New"/>
           <w:sz w:val="15"/>
         </w:rPr>
-        <w:t>;</w:t>
+        <w:t>6),</w:t>
       </w:r>
     </w:p>
     <w:p>
@@ -10659,17 +10131,20 @@
           <w:rFonts w:ascii="Courier New" w:hAnsi="Courier New"/>
           <w:sz w:val="15"/>
         </w:rPr>
-        <w:t xml:space="preserve">CREATE TABLE </w:t>
-      </w:r>
-      <w:proofErr w:type="spellStart"/>
+        <w:t xml:space="preserve">    UNIQUE KEY uq_profile_box (profile_id, box_id),</w:t>
+      </w:r>
+    </w:p>
+    <w:p>
+      <w:pPr>
+        <w:spacing w:after="0"/>
+      </w:pPr>
       <w:r>
         <w:rPr>
           <w:rFonts w:ascii="Courier New" w:hAnsi="Courier New"/>
           <w:sz w:val="15"/>
         </w:rPr>
-        <w:t>threshold_profiles</w:t>
-      </w:r>
-      <w:proofErr w:type="spellEnd"/>
+        <w:t xml:space="preserve">    FOREIGN KEY (box_id) REFERENCES boxes (box_id),</w:t>
+      </w:r>
     </w:p>
     <w:p>
       <w:pPr>
@@ -10680,7 +10155,7 @@
           <w:rFonts w:ascii="Courier New" w:hAnsi="Courier New"/>
           <w:sz w:val="15"/>
         </w:rPr>
-        <w:t>(</w:t>
+        <w:t xml:space="preserve">    CHECK (lower_c &lt; warning_c AND warning_c &lt; upper_c),</w:t>
       </w:r>
     </w:p>
     <w:p>
@@ -10692,23 +10167,23 @@
           <w:rFonts w:ascii="Courier New" w:hAnsi="Courier New"/>
           <w:sz w:val="15"/>
         </w:rPr>
-        <w:t xml:space="preserve">    </w:t>
-      </w:r>
-      <w:proofErr w:type="spellStart"/>
-      <w:r>
+        <w:t xml:space="preserve">    CHECK (is_demo IN (0, 1))</w:t>
+      </w:r>
+    </w:p>
+    <w:p>
+      <w:pPr>
+        <w:spacing w:after="0"/>
         <w:rPr>
           <w:rFonts w:ascii="Courier New" w:hAnsi="Courier New"/>
           <w:sz w:val="15"/>
         </w:rPr>
-        <w:t>profile_id</w:t>
-      </w:r>
-      <w:proofErr w:type="spellEnd"/>
+      </w:pPr>
       <w:r>
         <w:rPr>
           <w:rFonts w:ascii="Courier New" w:hAnsi="Courier New"/>
           <w:sz w:val="15"/>
         </w:rPr>
-        <w:t xml:space="preserve">  CHAR(36) PRIMARY KEY,</w:t>
+        <w:t>) ENGINE=InnoDB;</w:t>
       </w:r>
     </w:p>
     <w:p>
@@ -10720,79 +10195,87 @@
           <w:rFonts w:ascii="Courier New" w:hAnsi="Courier New"/>
           <w:sz w:val="15"/>
         </w:rPr>
-        <w:t xml:space="preserve">    </w:t>
-      </w:r>
-      <w:proofErr w:type="spellStart"/>
+        <w:t>CREATE TABLE temperature_samples</w:t>
+      </w:r>
+    </w:p>
+    <w:p>
+      <w:pPr>
+        <w:spacing w:after="0"/>
+      </w:pPr>
       <w:r>
         <w:rPr>
           <w:rFonts w:ascii="Courier New" w:hAnsi="Courier New"/>
           <w:sz w:val="15"/>
         </w:rPr>
-        <w:t>box_id</w:t>
-      </w:r>
-      <w:proofErr w:type="spellEnd"/>
+        <w:t>(</w:t>
+      </w:r>
+    </w:p>
+    <w:p>
+      <w:pPr>
+        <w:spacing w:after="0"/>
+      </w:pPr>
       <w:r>
         <w:rPr>
           <w:rFonts w:ascii="Courier New" w:hAnsi="Courier New"/>
           <w:sz w:val="15"/>
         </w:rPr>
-        <w:t xml:space="preserve">      VARCHAR(64)   NOT NULL,</w:t>
-      </w:r>
-    </w:p>
-    <w:p>
-      <w:pPr>
-        <w:spacing w:after="0"/>
-      </w:pPr>
+        <w:t xml:space="preserve">    sample_id      </w:t>
+      </w:r>
+      <w:proofErr w:type="gramStart"/>
       <w:r>
         <w:rPr>
           <w:rFonts w:ascii="Courier New" w:hAnsi="Courier New"/>
           <w:sz w:val="15"/>
         </w:rPr>
-        <w:t xml:space="preserve">    </w:t>
-      </w:r>
-      <w:proofErr w:type="spellStart"/>
+        <w:t>CHAR(</w:t>
+      </w:r>
+      <w:proofErr w:type="gramEnd"/>
       <w:r>
         <w:rPr>
           <w:rFonts w:ascii="Courier New" w:hAnsi="Courier New"/>
           <w:sz w:val="15"/>
         </w:rPr>
-        <w:t>lower_c</w:t>
-      </w:r>
-      <w:proofErr w:type="spellEnd"/>
+        <w:t>36) PRIMARY KEY,</w:t>
+      </w:r>
+    </w:p>
+    <w:p>
+      <w:pPr>
+        <w:spacing w:after="0"/>
+      </w:pPr>
       <w:r>
         <w:rPr>
           <w:rFonts w:ascii="Courier New" w:hAnsi="Courier New"/>
           <w:sz w:val="15"/>
         </w:rPr>
-        <w:t xml:space="preserve">     DECIMAL(5, 2) NOT NULL,</w:t>
-      </w:r>
-    </w:p>
-    <w:p>
-      <w:pPr>
-        <w:spacing w:after="0"/>
-      </w:pPr>
+        <w:t xml:space="preserve">    box_id         </w:t>
+      </w:r>
+      <w:proofErr w:type="gramStart"/>
       <w:r>
         <w:rPr>
           <w:rFonts w:ascii="Courier New" w:hAnsi="Courier New"/>
           <w:sz w:val="15"/>
         </w:rPr>
-        <w:t xml:space="preserve">    </w:t>
-      </w:r>
-      <w:proofErr w:type="spellStart"/>
+        <w:t>VARCHAR(</w:t>
+      </w:r>
+      <w:proofErr w:type="gramEnd"/>
       <w:r>
         <w:rPr>
           <w:rFonts w:ascii="Courier New" w:hAnsi="Courier New"/>
           <w:sz w:val="15"/>
         </w:rPr>
-        <w:t>upper_c</w:t>
-      </w:r>
-      <w:proofErr w:type="spellEnd"/>
+        <w:t>64) NOT NULL,</w:t>
+      </w:r>
+    </w:p>
+    <w:p>
+      <w:pPr>
+        <w:spacing w:after="0"/>
+      </w:pPr>
       <w:r>
         <w:rPr>
           <w:rFonts w:ascii="Courier New" w:hAnsi="Courier New"/>
           <w:sz w:val="15"/>
         </w:rPr>
-        <w:t xml:space="preserve">     DECIMAL(5, 2) NOT NULL,</w:t>
+        <w:t xml:space="preserve">    sequence_no    BIGINT UNSIGNED NOT NULL,</w:t>
       </w:r>
     </w:p>
     <w:p>
@@ -10804,23 +10287,23 @@
           <w:rFonts w:ascii="Courier New" w:hAnsi="Courier New"/>
           <w:sz w:val="15"/>
         </w:rPr>
-        <w:t xml:space="preserve">    </w:t>
-      </w:r>
-      <w:proofErr w:type="spellStart"/>
+        <w:t xml:space="preserve">    profile_id     </w:t>
+      </w:r>
+      <w:proofErr w:type="gramStart"/>
       <w:r>
         <w:rPr>
           <w:rFonts w:ascii="Courier New" w:hAnsi="Courier New"/>
           <w:sz w:val="15"/>
         </w:rPr>
-        <w:t>warning_c</w:t>
-      </w:r>
-      <w:proofErr w:type="spellEnd"/>
+        <w:t>CHAR(</w:t>
+      </w:r>
+      <w:proofErr w:type="gramEnd"/>
       <w:r>
         <w:rPr>
           <w:rFonts w:ascii="Courier New" w:hAnsi="Courier New"/>
           <w:sz w:val="15"/>
         </w:rPr>
-        <w:t xml:space="preserve">   DECIMAL(5, 2) NOT NULL,</w:t>
+        <w:t>36)    NOT NULL,</w:t>
       </w:r>
     </w:p>
     <w:p>
@@ -10832,23 +10315,23 @@
           <w:rFonts w:ascii="Courier New" w:hAnsi="Courier New"/>
           <w:sz w:val="15"/>
         </w:rPr>
-        <w:t xml:space="preserve">    </w:t>
-      </w:r>
-      <w:proofErr w:type="spellStart"/>
+        <w:t xml:space="preserve">    observed_at    </w:t>
+      </w:r>
+      <w:proofErr w:type="gramStart"/>
       <w:r>
         <w:rPr>
           <w:rFonts w:ascii="Courier New" w:hAnsi="Courier New"/>
           <w:sz w:val="15"/>
         </w:rPr>
-        <w:t>source_note</w:t>
-      </w:r>
-      <w:proofErr w:type="spellEnd"/>
+        <w:t>DATETIME(</w:t>
+      </w:r>
+      <w:proofErr w:type="gramEnd"/>
       <w:r>
         <w:rPr>
           <w:rFonts w:ascii="Courier New" w:hAnsi="Courier New"/>
           <w:sz w:val="15"/>
         </w:rPr>
-        <w:t xml:space="preserve"> TEXT          NOT NULL,</w:t>
+        <w:t>6) NULL,</w:t>
       </w:r>
     </w:p>
     <w:p>
@@ -10860,51 +10343,51 @@
           <w:rFonts w:ascii="Courier New" w:hAnsi="Courier New"/>
           <w:sz w:val="15"/>
         </w:rPr>
-        <w:t xml:space="preserve">    </w:t>
-      </w:r>
-      <w:proofErr w:type="spellStart"/>
+        <w:t xml:space="preserve">    clock_reliable BOOLEAN     NOT NULL,</w:t>
+      </w:r>
+    </w:p>
+    <w:p>
+      <w:pPr>
+        <w:spacing w:after="0"/>
+      </w:pPr>
       <w:r>
         <w:rPr>
           <w:rFonts w:ascii="Courier New" w:hAnsi="Courier New"/>
           <w:sz w:val="15"/>
         </w:rPr>
-        <w:t>is_demo</w:t>
-      </w:r>
-      <w:proofErr w:type="spellEnd"/>
+        <w:t xml:space="preserve">    received_at    </w:t>
+      </w:r>
+      <w:proofErr w:type="gramStart"/>
       <w:r>
         <w:rPr>
           <w:rFonts w:ascii="Courier New" w:hAnsi="Courier New"/>
           <w:sz w:val="15"/>
         </w:rPr>
-        <w:t xml:space="preserve">     BOOLEAN       NOT NULL DEFAULT TRUE,</w:t>
-      </w:r>
-    </w:p>
-    <w:p>
-      <w:pPr>
-        <w:spacing w:after="0"/>
-      </w:pPr>
+        <w:t>DATETIME(</w:t>
+      </w:r>
+      <w:proofErr w:type="gramEnd"/>
       <w:r>
         <w:rPr>
           <w:rFonts w:ascii="Courier New" w:hAnsi="Courier New"/>
           <w:sz w:val="15"/>
         </w:rPr>
-        <w:t xml:space="preserve">    </w:t>
-      </w:r>
-      <w:proofErr w:type="spellStart"/>
+        <w:t>6) NOT NULL DEFAULT CURRENT_</w:t>
+      </w:r>
+      <w:proofErr w:type="gramStart"/>
       <w:r>
         <w:rPr>
           <w:rFonts w:ascii="Courier New" w:hAnsi="Courier New"/>
           <w:sz w:val="15"/>
         </w:rPr>
-        <w:t>created_at</w:t>
-      </w:r>
-      <w:proofErr w:type="spellEnd"/>
+        <w:t>TIMESTAMP(</w:t>
+      </w:r>
+      <w:proofErr w:type="gramEnd"/>
       <w:r>
         <w:rPr>
           <w:rFonts w:ascii="Courier New" w:hAnsi="Courier New"/>
           <w:sz w:val="15"/>
         </w:rPr>
-        <w:t xml:space="preserve">  DATETIME(6) NOT NULL DEFAULT CURRENT_TIMESTAMP(6),</w:t>
+        <w:t>6),</w:t>
       </w:r>
     </w:p>
     <w:p>
@@ -10916,55 +10399,72 @@
           <w:rFonts w:ascii="Courier New" w:hAnsi="Courier New"/>
           <w:sz w:val="15"/>
         </w:rPr>
-        <w:t xml:space="preserve">    UNIQUE KEY </w:t>
-      </w:r>
-      <w:proofErr w:type="spellStart"/>
+        <w:lastRenderedPageBreak/>
+        <w:t xml:space="preserve">    temperature_</w:t>
+      </w:r>
+      <w:proofErr w:type="gramStart"/>
       <w:r>
         <w:rPr>
           <w:rFonts w:ascii="Courier New" w:hAnsi="Courier New"/>
           <w:sz w:val="15"/>
         </w:rPr>
-        <w:t>uq_profile_box</w:t>
-      </w:r>
-      <w:proofErr w:type="spellEnd"/>
+        <w:t>c  DECIMAL</w:t>
+      </w:r>
+      <w:proofErr w:type="gramEnd"/>
       <w:r>
         <w:rPr>
           <w:rFonts w:ascii="Courier New" w:hAnsi="Courier New"/>
           <w:sz w:val="15"/>
         </w:rPr>
-        <w:t xml:space="preserve"> (</w:t>
-      </w:r>
-      <w:proofErr w:type="spellStart"/>
+        <w:t>(5, 2) NULL,</w:t>
+      </w:r>
+    </w:p>
+    <w:p>
+      <w:pPr>
+        <w:spacing w:after="0"/>
+      </w:pPr>
       <w:r>
         <w:rPr>
           <w:rFonts w:ascii="Courier New" w:hAnsi="Courier New"/>
           <w:sz w:val="15"/>
         </w:rPr>
-        <w:t>profile_id</w:t>
-      </w:r>
-      <w:proofErr w:type="spellEnd"/>
+        <w:t xml:space="preserve">    quality        ENUM('valid','sensor_error') NOT NULL,</w:t>
+      </w:r>
+    </w:p>
+    <w:p>
+      <w:pPr>
+        <w:spacing w:after="0"/>
+      </w:pPr>
       <w:r>
         <w:rPr>
           <w:rFonts w:ascii="Courier New" w:hAnsi="Courier New"/>
           <w:sz w:val="15"/>
         </w:rPr>
-        <w:t xml:space="preserve">, </w:t>
-      </w:r>
-      <w:proofErr w:type="spellStart"/>
+        <w:t xml:space="preserve">    UNIQUE KEY uq_box_sequence (box_id, sequence_no),</w:t>
+      </w:r>
+    </w:p>
+    <w:p>
+      <w:pPr>
+        <w:spacing w:after="0"/>
+      </w:pPr>
       <w:r>
         <w:rPr>
           <w:rFonts w:ascii="Courier New" w:hAnsi="Courier New"/>
           <w:sz w:val="15"/>
         </w:rPr>
-        <w:t>box_id</w:t>
-      </w:r>
-      <w:proofErr w:type="spellEnd"/>
+        <w:t xml:space="preserve">    KEY            ix_box_time (box_id, observed_at),</w:t>
+      </w:r>
+    </w:p>
+    <w:p>
+      <w:pPr>
+        <w:spacing w:after="0"/>
+      </w:pPr>
       <w:r>
         <w:rPr>
           <w:rFonts w:ascii="Courier New" w:hAnsi="Courier New"/>
           <w:sz w:val="15"/>
         </w:rPr>
-        <w:t>),</w:t>
+        <w:t xml:space="preserve">    FOREIGN KEY (box_id) REFERENCES boxes (box_id),</w:t>
       </w:r>
     </w:p>
     <w:p>
@@ -10976,115 +10476,139 @@
           <w:rFonts w:ascii="Courier New" w:hAnsi="Courier New"/>
           <w:sz w:val="15"/>
         </w:rPr>
-        <w:t xml:space="preserve">    FOREIGN KEY (</w:t>
-      </w:r>
-      <w:proofErr w:type="spellStart"/>
+        <w:t xml:space="preserve">    FOREIGN KEY (profile_id, box_id)</w:t>
+      </w:r>
+    </w:p>
+    <w:p>
+      <w:pPr>
+        <w:spacing w:after="0"/>
+      </w:pPr>
       <w:r>
         <w:rPr>
           <w:rFonts w:ascii="Courier New" w:hAnsi="Courier New"/>
           <w:sz w:val="15"/>
         </w:rPr>
-        <w:t>box_id</w:t>
-      </w:r>
-      <w:proofErr w:type="spellEnd"/>
+        <w:t xml:space="preserve">        REFERENCES threshold_profiles (profile_id, box_id),</w:t>
+      </w:r>
+    </w:p>
+    <w:p>
+      <w:pPr>
+        <w:spacing w:after="0"/>
+      </w:pPr>
       <w:r>
         <w:rPr>
           <w:rFonts w:ascii="Courier New" w:hAnsi="Courier New"/>
           <w:sz w:val="15"/>
         </w:rPr>
-        <w:t>) REFERENCES boxes (</w:t>
-      </w:r>
-      <w:proofErr w:type="spellStart"/>
+        <w:t xml:space="preserve">    CHECK (clock_reliable IN (0, 1)),</w:t>
+      </w:r>
+    </w:p>
+    <w:p>
+      <w:pPr>
+        <w:spacing w:after="0"/>
+      </w:pPr>
       <w:r>
         <w:rPr>
           <w:rFonts w:ascii="Courier New" w:hAnsi="Courier New"/>
           <w:sz w:val="15"/>
         </w:rPr>
-        <w:t>box_id</w:t>
-      </w:r>
-      <w:proofErr w:type="spellEnd"/>
+        <w:t xml:space="preserve">    </w:t>
+      </w:r>
+      <w:proofErr w:type="gramStart"/>
       <w:r>
         <w:rPr>
           <w:rFonts w:ascii="Courier New" w:hAnsi="Courier New"/>
           <w:sz w:val="15"/>
         </w:rPr>
-        <w:t>),</w:t>
-      </w:r>
-    </w:p>
-    <w:p>
-      <w:pPr>
-        <w:spacing w:after="0"/>
-      </w:pPr>
+        <w:t>CHECK ((</w:t>
+      </w:r>
+      <w:proofErr w:type="gramEnd"/>
       <w:r>
         <w:rPr>
           <w:rFonts w:ascii="Courier New" w:hAnsi="Courier New"/>
           <w:sz w:val="15"/>
         </w:rPr>
-        <w:t xml:space="preserve">    CHECK (</w:t>
-      </w:r>
-      <w:proofErr w:type="spellStart"/>
+        <w:t>clock_reliable = 1 AND observed_at IS NOT NULL)</w:t>
+      </w:r>
+    </w:p>
+    <w:p>
+      <w:pPr>
+        <w:spacing w:after="0"/>
+      </w:pPr>
       <w:r>
         <w:rPr>
           <w:rFonts w:ascii="Courier New" w:hAnsi="Courier New"/>
           <w:sz w:val="15"/>
         </w:rPr>
-        <w:t>lower_c</w:t>
-      </w:r>
-      <w:proofErr w:type="spellEnd"/>
+        <w:t xml:space="preserve">        OR (clock_reliable = 0 AND observed_at IS </w:t>
+      </w:r>
+      <w:proofErr w:type="gramStart"/>
       <w:r>
         <w:rPr>
           <w:rFonts w:ascii="Courier New" w:hAnsi="Courier New"/>
           <w:sz w:val="15"/>
         </w:rPr>
-        <w:t xml:space="preserve"> &lt; </w:t>
-      </w:r>
-      <w:proofErr w:type="spellStart"/>
+        <w:t>NULL))</w:t>
+      </w:r>
+      <w:proofErr w:type="gramEnd"/>
       <w:r>
         <w:rPr>
           <w:rFonts w:ascii="Courier New" w:hAnsi="Courier New"/>
           <w:sz w:val="15"/>
         </w:rPr>
-        <w:t>warning_c</w:t>
-      </w:r>
-      <w:proofErr w:type="spellEnd"/>
+        <w:t>,</w:t>
+      </w:r>
+    </w:p>
+    <w:p>
+      <w:pPr>
+        <w:spacing w:after="0"/>
+      </w:pPr>
       <w:r>
         <w:rPr>
           <w:rFonts w:ascii="Courier New" w:hAnsi="Courier New"/>
           <w:sz w:val="15"/>
         </w:rPr>
-        <w:t xml:space="preserve"> AND </w:t>
-      </w:r>
-      <w:proofErr w:type="spellStart"/>
+        <w:t xml:space="preserve">    </w:t>
+      </w:r>
+      <w:proofErr w:type="gramStart"/>
       <w:r>
         <w:rPr>
           <w:rFonts w:ascii="Courier New" w:hAnsi="Courier New"/>
           <w:sz w:val="15"/>
         </w:rPr>
-        <w:t>warning_c</w:t>
-      </w:r>
-      <w:proofErr w:type="spellEnd"/>
+        <w:t>CHECK ((</w:t>
+      </w:r>
+      <w:proofErr w:type="gramEnd"/>
       <w:r>
         <w:rPr>
           <w:rFonts w:ascii="Courier New" w:hAnsi="Courier New"/>
           <w:sz w:val="15"/>
         </w:rPr>
-        <w:t xml:space="preserve"> &lt; </w:t>
-      </w:r>
-      <w:proofErr w:type="spellStart"/>
+        <w:t>quality = 'valid' AND temperature_c IS NOT NULL</w:t>
+      </w:r>
+    </w:p>
+    <w:p>
+      <w:pPr>
+        <w:spacing w:after="0"/>
+      </w:pPr>
       <w:r>
         <w:rPr>
           <w:rFonts w:ascii="Courier New" w:hAnsi="Courier New"/>
           <w:sz w:val="15"/>
         </w:rPr>
-        <w:t>upper_c</w:t>
-      </w:r>
-      <w:proofErr w:type="spellEnd"/>
+        <w:t xml:space="preserve">        AND temperature_c BETWEEN -40 AND 80)</w:t>
+      </w:r>
+    </w:p>
+    <w:p>
+      <w:pPr>
+        <w:spacing w:after="0"/>
+      </w:pPr>
       <w:r>
         <w:rPr>
           <w:rFonts w:ascii="Courier New" w:hAnsi="Courier New"/>
           <w:sz w:val="15"/>
         </w:rPr>
-        <w:t>),</w:t>
+        <w:t xml:space="preserve">        OR (quality = 'sensor_error' AND temperature_c IS NULL))</w:t>
       </w:r>
     </w:p>
     <w:p>
@@ -11096,88 +10620,111 @@
           <w:rFonts w:ascii="Courier New" w:hAnsi="Courier New"/>
           <w:sz w:val="15"/>
         </w:rPr>
-        <w:t xml:space="preserve">    CHECK (</w:t>
-      </w:r>
-      <w:proofErr w:type="spellStart"/>
+        <w:t>) ENGINE=InnoDB;</w:t>
+      </w:r>
+    </w:p>
+    <w:p>
+      <w:pPr>
+        <w:keepNext/>
+        <w:spacing w:after="0"/>
+        <w:rPr>
+          <w:lang w:val="en-IE"/>
+        </w:rPr>
+      </w:pPr>
+      <w:r>
+        <w:t>-- Should Have: record review without altering measurements</w:t>
+      </w:r>
+      <w:r>
+        <w:br/>
+        <w:t>CREATE TABLE sample_reviews</w:t>
+      </w:r>
+      <w:r>
+        <w:br/>
+        <w:t>(</w:t>
+      </w:r>
+    </w:p>
+    <w:p>
+      <w:pPr>
+        <w:spacing w:after="0"/>
+      </w:pPr>
       <w:r>
         <w:rPr>
           <w:rFonts w:ascii="Courier New" w:hAnsi="Courier New"/>
           <w:sz w:val="15"/>
         </w:rPr>
-        <w:t>is_demo</w:t>
-      </w:r>
-      <w:proofErr w:type="spellEnd"/>
+        <w:t xml:space="preserve">    sample_id   </w:t>
+      </w:r>
+      <w:proofErr w:type="gramStart"/>
       <w:r>
         <w:rPr>
           <w:rFonts w:ascii="Courier New" w:hAnsi="Courier New"/>
           <w:sz w:val="15"/>
         </w:rPr>
-        <w:t xml:space="preserve"> IN (0, 1))</w:t>
-      </w:r>
-    </w:p>
-    <w:p>
-      <w:pPr>
-        <w:spacing w:after="0"/>
+        <w:t>CHAR(</w:t>
+      </w:r>
+      <w:proofErr w:type="gramEnd"/>
+      <w:r>
         <w:rPr>
           <w:rFonts w:ascii="Courier New" w:hAnsi="Courier New"/>
           <w:sz w:val="15"/>
         </w:rPr>
+        <w:t>36) PRIMARY KEY,</w:t>
+      </w:r>
+    </w:p>
+    <w:p>
+      <w:pPr>
+        <w:spacing w:after="0"/>
       </w:pPr>
       <w:r>
         <w:rPr>
           <w:rFonts w:ascii="Courier New" w:hAnsi="Courier New"/>
           <w:sz w:val="15"/>
         </w:rPr>
-        <w:t>) ENGINE=</w:t>
-      </w:r>
-      <w:proofErr w:type="spellStart"/>
+        <w:t xml:space="preserve">    reviewed_by BIGINT UNSIGNED NOT NULL,</w:t>
+      </w:r>
+    </w:p>
+    <w:p>
+      <w:pPr>
+        <w:spacing w:after="0"/>
+      </w:pPr>
       <w:r>
         <w:rPr>
           <w:rFonts w:ascii="Courier New" w:hAnsi="Courier New"/>
           <w:sz w:val="15"/>
         </w:rPr>
-        <w:t>InnoDB</w:t>
-      </w:r>
-      <w:proofErr w:type="spellEnd"/>
+        <w:t xml:space="preserve">    reviewed_at </w:t>
+      </w:r>
+      <w:proofErr w:type="gramStart"/>
       <w:r>
         <w:rPr>
           <w:rFonts w:ascii="Courier New" w:hAnsi="Courier New"/>
           <w:sz w:val="15"/>
         </w:rPr>
-        <w:t>;</w:t>
-      </w:r>
-    </w:p>
-    <w:p>
-      <w:pPr>
-        <w:spacing w:after="0"/>
-      </w:pPr>
+        <w:t>DATETIME(</w:t>
+      </w:r>
+      <w:proofErr w:type="gramEnd"/>
       <w:r>
         <w:rPr>
           <w:rFonts w:ascii="Courier New" w:hAnsi="Courier New"/>
           <w:sz w:val="15"/>
         </w:rPr>
-        <w:t xml:space="preserve">CREATE TABLE </w:t>
-      </w:r>
-      <w:proofErr w:type="spellStart"/>
+        <w:t>6) NOT NULL DEFAULT CURRENT_</w:t>
+      </w:r>
+      <w:proofErr w:type="gramStart"/>
       <w:r>
         <w:rPr>
           <w:rFonts w:ascii="Courier New" w:hAnsi="Courier New"/>
           <w:sz w:val="15"/>
         </w:rPr>
-        <w:t>temperature_samples</w:t>
-      </w:r>
-      <w:proofErr w:type="spellEnd"/>
-    </w:p>
-    <w:p>
-      <w:pPr>
-        <w:spacing w:after="0"/>
-      </w:pPr>
+        <w:t>TIMESTAMP(</w:t>
+      </w:r>
+      <w:proofErr w:type="gramEnd"/>
       <w:r>
         <w:rPr>
           <w:rFonts w:ascii="Courier New" w:hAnsi="Courier New"/>
           <w:sz w:val="15"/>
         </w:rPr>
-        <w:t>(</w:t>
+        <w:t>6),</w:t>
       </w:r>
     </w:p>
     <w:p>
@@ -11189,1016 +10736,35 @@
           <w:rFonts w:ascii="Courier New" w:hAnsi="Courier New"/>
           <w:sz w:val="15"/>
         </w:rPr>
-        <w:t xml:space="preserve">    </w:t>
-      </w:r>
-      <w:proofErr w:type="spellStart"/>
+        <w:t xml:space="preserve">    FOREIGN KEY (sample_id) REFERENCES temperature_samples (sample_id),</w:t>
+      </w:r>
+    </w:p>
+    <w:p>
+      <w:pPr>
+        <w:spacing w:after="0"/>
+      </w:pPr>
       <w:r>
         <w:rPr>
           <w:rFonts w:ascii="Courier New" w:hAnsi="Courier New"/>
           <w:sz w:val="15"/>
         </w:rPr>
-        <w:t>sample_id</w:t>
-      </w:r>
-      <w:proofErr w:type="spellEnd"/>
-      <w:r>
+        <w:t xml:space="preserve">    FOREIGN KEY (reviewed_by) REFERENCES app_users (user_id)</w:t>
+      </w:r>
+    </w:p>
+    <w:p>
+      <w:pPr>
+        <w:spacing w:after="0"/>
         <w:rPr>
           <w:rFonts w:ascii="Courier New" w:hAnsi="Courier New"/>
           <w:sz w:val="15"/>
         </w:rPr>
-        <w:t xml:space="preserve">      CHAR(36) PRIMARY KEY,</w:t>
-      </w:r>
-    </w:p>
-    <w:p>
-      <w:pPr>
-        <w:spacing w:after="0"/>
       </w:pPr>
       <w:r>
         <w:rPr>
           <w:rFonts w:ascii="Courier New" w:hAnsi="Courier New"/>
           <w:sz w:val="15"/>
         </w:rPr>
-        <w:t xml:space="preserve">    </w:t>
-      </w:r>
-      <w:proofErr w:type="spellStart"/>
-      <w:r>
-        <w:rPr>
-          <w:rFonts w:ascii="Courier New" w:hAnsi="Courier New"/>
-          <w:sz w:val="15"/>
-        </w:rPr>
-        <w:t>box_id</w:t>
-      </w:r>
-      <w:proofErr w:type="spellEnd"/>
-      <w:r>
-        <w:rPr>
-          <w:rFonts w:ascii="Courier New" w:hAnsi="Courier New"/>
-          <w:sz w:val="15"/>
-        </w:rPr>
-        <w:t xml:space="preserve">         VARCHAR(64) NOT NULL,</w:t>
-      </w:r>
-    </w:p>
-    <w:p>
-      <w:pPr>
-        <w:spacing w:after="0"/>
-      </w:pPr>
-      <w:r>
-        <w:rPr>
-          <w:rFonts w:ascii="Courier New" w:hAnsi="Courier New"/>
-          <w:sz w:val="15"/>
-        </w:rPr>
-        <w:t xml:space="preserve">    </w:t>
-      </w:r>
-      <w:proofErr w:type="spellStart"/>
-      <w:r>
-        <w:rPr>
-          <w:rFonts w:ascii="Courier New" w:hAnsi="Courier New"/>
-          <w:sz w:val="15"/>
-        </w:rPr>
-        <w:t>sequence_no</w:t>
-      </w:r>
-      <w:proofErr w:type="spellEnd"/>
-      <w:r>
-        <w:rPr>
-          <w:rFonts w:ascii="Courier New" w:hAnsi="Courier New"/>
-          <w:sz w:val="15"/>
-        </w:rPr>
-        <w:t xml:space="preserve">    BIGINT UNSIGNED NOT NULL,</w:t>
-      </w:r>
-    </w:p>
-    <w:p>
-      <w:pPr>
-        <w:spacing w:after="0"/>
-      </w:pPr>
-      <w:r>
-        <w:rPr>
-          <w:rFonts w:ascii="Courier New" w:hAnsi="Courier New"/>
-          <w:sz w:val="15"/>
-        </w:rPr>
-        <w:t xml:space="preserve">    </w:t>
-      </w:r>
-      <w:proofErr w:type="spellStart"/>
-      <w:r>
-        <w:rPr>
-          <w:rFonts w:ascii="Courier New" w:hAnsi="Courier New"/>
-          <w:sz w:val="15"/>
-        </w:rPr>
-        <w:t>profile_id</w:t>
-      </w:r>
-      <w:proofErr w:type="spellEnd"/>
-      <w:r>
-        <w:rPr>
-          <w:rFonts w:ascii="Courier New" w:hAnsi="Courier New"/>
-          <w:sz w:val="15"/>
-        </w:rPr>
-        <w:t xml:space="preserve">     CHAR(36)    NOT NULL,</w:t>
-      </w:r>
-    </w:p>
-    <w:p>
-      <w:pPr>
-        <w:spacing w:after="0"/>
-      </w:pPr>
-      <w:r>
-        <w:rPr>
-          <w:rFonts w:ascii="Courier New" w:hAnsi="Courier New"/>
-          <w:sz w:val="15"/>
-        </w:rPr>
-        <w:t xml:space="preserve">    </w:t>
-      </w:r>
-      <w:proofErr w:type="spellStart"/>
-      <w:r>
-        <w:rPr>
-          <w:rFonts w:ascii="Courier New" w:hAnsi="Courier New"/>
-          <w:sz w:val="15"/>
-        </w:rPr>
-        <w:t>observed_at</w:t>
-      </w:r>
-      <w:proofErr w:type="spellEnd"/>
-      <w:r>
-        <w:rPr>
-          <w:rFonts w:ascii="Courier New" w:hAnsi="Courier New"/>
-          <w:sz w:val="15"/>
-        </w:rPr>
-        <w:t xml:space="preserve">    DATETIME(6) NULL,</w:t>
-      </w:r>
-    </w:p>
-    <w:p>
-      <w:pPr>
-        <w:spacing w:after="0"/>
-      </w:pPr>
-      <w:r>
-        <w:rPr>
-          <w:rFonts w:ascii="Courier New" w:hAnsi="Courier New"/>
-          <w:sz w:val="15"/>
-        </w:rPr>
-        <w:t xml:space="preserve">    </w:t>
-      </w:r>
-      <w:proofErr w:type="spellStart"/>
-      <w:r>
-        <w:rPr>
-          <w:rFonts w:ascii="Courier New" w:hAnsi="Courier New"/>
-          <w:sz w:val="15"/>
-        </w:rPr>
-        <w:t>clock_reliable</w:t>
-      </w:r>
-      <w:proofErr w:type="spellEnd"/>
-      <w:r>
-        <w:rPr>
-          <w:rFonts w:ascii="Courier New" w:hAnsi="Courier New"/>
-          <w:sz w:val="15"/>
-        </w:rPr>
-        <w:t xml:space="preserve"> BOOLEAN     NOT NULL,</w:t>
-      </w:r>
-    </w:p>
-    <w:p>
-      <w:pPr>
-        <w:spacing w:after="0"/>
-      </w:pPr>
-      <w:r>
-        <w:rPr>
-          <w:rFonts w:ascii="Courier New" w:hAnsi="Courier New"/>
-          <w:sz w:val="15"/>
-        </w:rPr>
-        <w:t xml:space="preserve">    </w:t>
-      </w:r>
-      <w:proofErr w:type="spellStart"/>
-      <w:r>
-        <w:rPr>
-          <w:rFonts w:ascii="Courier New" w:hAnsi="Courier New"/>
-          <w:sz w:val="15"/>
-        </w:rPr>
-        <w:t>received_at</w:t>
-      </w:r>
-      <w:proofErr w:type="spellEnd"/>
-      <w:r>
-        <w:rPr>
-          <w:rFonts w:ascii="Courier New" w:hAnsi="Courier New"/>
-          <w:sz w:val="15"/>
-        </w:rPr>
-        <w:t xml:space="preserve">    DATETIME(6) NOT NULL DEFAULT CURRENT_TIMESTAMP(6),</w:t>
-      </w:r>
-    </w:p>
-    <w:p>
-      <w:pPr>
-        <w:spacing w:after="0"/>
-      </w:pPr>
-      <w:r>
-        <w:rPr>
-          <w:rFonts w:ascii="Courier New" w:hAnsi="Courier New"/>
-          <w:sz w:val="15"/>
-        </w:rPr>
-        <w:lastRenderedPageBreak/>
-        <w:t xml:space="preserve">    </w:t>
-      </w:r>
-      <w:proofErr w:type="spellStart"/>
-      <w:r>
-        <w:rPr>
-          <w:rFonts w:ascii="Courier New" w:hAnsi="Courier New"/>
-          <w:sz w:val="15"/>
-        </w:rPr>
-        <w:t>temperature_c</w:t>
-      </w:r>
-      <w:proofErr w:type="spellEnd"/>
-      <w:r>
-        <w:rPr>
-          <w:rFonts w:ascii="Courier New" w:hAnsi="Courier New"/>
-          <w:sz w:val="15"/>
-        </w:rPr>
-        <w:t xml:space="preserve">  DECIMAL(5, 2) NULL,</w:t>
-      </w:r>
-    </w:p>
-    <w:p>
-      <w:pPr>
-        <w:spacing w:after="0"/>
-      </w:pPr>
-      <w:r>
-        <w:rPr>
-          <w:rFonts w:ascii="Courier New" w:hAnsi="Courier New"/>
-          <w:sz w:val="15"/>
-        </w:rPr>
-        <w:t xml:space="preserve">    quality        ENUM('valid','</w:t>
-      </w:r>
-      <w:proofErr w:type="spellStart"/>
-      <w:r>
-        <w:rPr>
-          <w:rFonts w:ascii="Courier New" w:hAnsi="Courier New"/>
-          <w:sz w:val="15"/>
-        </w:rPr>
-        <w:t>sensor_error</w:t>
-      </w:r>
-      <w:proofErr w:type="spellEnd"/>
-      <w:r>
-        <w:rPr>
-          <w:rFonts w:ascii="Courier New" w:hAnsi="Courier New"/>
-          <w:sz w:val="15"/>
-        </w:rPr>
-        <w:t>') NOT NULL,</w:t>
-      </w:r>
-    </w:p>
-    <w:p>
-      <w:pPr>
-        <w:spacing w:after="0"/>
-      </w:pPr>
-      <w:r>
-        <w:rPr>
-          <w:rFonts w:ascii="Courier New" w:hAnsi="Courier New"/>
-          <w:sz w:val="15"/>
-        </w:rPr>
-        <w:t xml:space="preserve">    UNIQUE KEY </w:t>
-      </w:r>
-      <w:proofErr w:type="spellStart"/>
-      <w:r>
-        <w:rPr>
-          <w:rFonts w:ascii="Courier New" w:hAnsi="Courier New"/>
-          <w:sz w:val="15"/>
-        </w:rPr>
-        <w:t>uq_box_sequence</w:t>
-      </w:r>
-      <w:proofErr w:type="spellEnd"/>
-      <w:r>
-        <w:rPr>
-          <w:rFonts w:ascii="Courier New" w:hAnsi="Courier New"/>
-          <w:sz w:val="15"/>
-        </w:rPr>
-        <w:t xml:space="preserve"> (</w:t>
-      </w:r>
-      <w:proofErr w:type="spellStart"/>
-      <w:r>
-        <w:rPr>
-          <w:rFonts w:ascii="Courier New" w:hAnsi="Courier New"/>
-          <w:sz w:val="15"/>
-        </w:rPr>
-        <w:t>box_id</w:t>
-      </w:r>
-      <w:proofErr w:type="spellEnd"/>
-      <w:r>
-        <w:rPr>
-          <w:rFonts w:ascii="Courier New" w:hAnsi="Courier New"/>
-          <w:sz w:val="15"/>
-        </w:rPr>
-        <w:t xml:space="preserve">, </w:t>
-      </w:r>
-      <w:proofErr w:type="spellStart"/>
-      <w:r>
-        <w:rPr>
-          <w:rFonts w:ascii="Courier New" w:hAnsi="Courier New"/>
-          <w:sz w:val="15"/>
-        </w:rPr>
-        <w:t>sequence_no</w:t>
-      </w:r>
-      <w:proofErr w:type="spellEnd"/>
-      <w:r>
-        <w:rPr>
-          <w:rFonts w:ascii="Courier New" w:hAnsi="Courier New"/>
-          <w:sz w:val="15"/>
-        </w:rPr>
-        <w:t>),</w:t>
-      </w:r>
-    </w:p>
-    <w:p>
-      <w:pPr>
-        <w:spacing w:after="0"/>
-      </w:pPr>
-      <w:r>
-        <w:rPr>
-          <w:rFonts w:ascii="Courier New" w:hAnsi="Courier New"/>
-          <w:sz w:val="15"/>
-        </w:rPr>
-        <w:t xml:space="preserve">    KEY            </w:t>
-      </w:r>
-      <w:proofErr w:type="spellStart"/>
-      <w:r>
-        <w:rPr>
-          <w:rFonts w:ascii="Courier New" w:hAnsi="Courier New"/>
-          <w:sz w:val="15"/>
-        </w:rPr>
-        <w:t>ix_box_time</w:t>
-      </w:r>
-      <w:proofErr w:type="spellEnd"/>
-      <w:r>
-        <w:rPr>
-          <w:rFonts w:ascii="Courier New" w:hAnsi="Courier New"/>
-          <w:sz w:val="15"/>
-        </w:rPr>
-        <w:t xml:space="preserve"> (</w:t>
-      </w:r>
-      <w:proofErr w:type="spellStart"/>
-      <w:r>
-        <w:rPr>
-          <w:rFonts w:ascii="Courier New" w:hAnsi="Courier New"/>
-          <w:sz w:val="15"/>
-        </w:rPr>
-        <w:t>box_id</w:t>
-      </w:r>
-      <w:proofErr w:type="spellEnd"/>
-      <w:r>
-        <w:rPr>
-          <w:rFonts w:ascii="Courier New" w:hAnsi="Courier New"/>
-          <w:sz w:val="15"/>
-        </w:rPr>
-        <w:t xml:space="preserve">, </w:t>
-      </w:r>
-      <w:proofErr w:type="spellStart"/>
-      <w:r>
-        <w:rPr>
-          <w:rFonts w:ascii="Courier New" w:hAnsi="Courier New"/>
-          <w:sz w:val="15"/>
-        </w:rPr>
-        <w:t>observed_at</w:t>
-      </w:r>
-      <w:proofErr w:type="spellEnd"/>
-      <w:r>
-        <w:rPr>
-          <w:rFonts w:ascii="Courier New" w:hAnsi="Courier New"/>
-          <w:sz w:val="15"/>
-        </w:rPr>
-        <w:t>),</w:t>
-      </w:r>
-    </w:p>
-    <w:p>
-      <w:pPr>
-        <w:spacing w:after="0"/>
-      </w:pPr>
-      <w:r>
-        <w:rPr>
-          <w:rFonts w:ascii="Courier New" w:hAnsi="Courier New"/>
-          <w:sz w:val="15"/>
-        </w:rPr>
-        <w:t xml:space="preserve">    FOREIGN KEY (</w:t>
-      </w:r>
-      <w:proofErr w:type="spellStart"/>
-      <w:r>
-        <w:rPr>
-          <w:rFonts w:ascii="Courier New" w:hAnsi="Courier New"/>
-          <w:sz w:val="15"/>
-        </w:rPr>
-        <w:t>box_id</w:t>
-      </w:r>
-      <w:proofErr w:type="spellEnd"/>
-      <w:r>
-        <w:rPr>
-          <w:rFonts w:ascii="Courier New" w:hAnsi="Courier New"/>
-          <w:sz w:val="15"/>
-        </w:rPr>
-        <w:t>) REFERENCES boxes (</w:t>
-      </w:r>
-      <w:proofErr w:type="spellStart"/>
-      <w:r>
-        <w:rPr>
-          <w:rFonts w:ascii="Courier New" w:hAnsi="Courier New"/>
-          <w:sz w:val="15"/>
-        </w:rPr>
-        <w:t>box_id</w:t>
-      </w:r>
-      <w:proofErr w:type="spellEnd"/>
-      <w:r>
-        <w:rPr>
-          <w:rFonts w:ascii="Courier New" w:hAnsi="Courier New"/>
-          <w:sz w:val="15"/>
-        </w:rPr>
-        <w:t>),</w:t>
-      </w:r>
-    </w:p>
-    <w:p>
-      <w:pPr>
-        <w:spacing w:after="0"/>
-      </w:pPr>
-      <w:r>
-        <w:rPr>
-          <w:rFonts w:ascii="Courier New" w:hAnsi="Courier New"/>
-          <w:sz w:val="15"/>
-        </w:rPr>
-        <w:t xml:space="preserve">    FOREIGN KEY (</w:t>
-      </w:r>
-      <w:proofErr w:type="spellStart"/>
-      <w:r>
-        <w:rPr>
-          <w:rFonts w:ascii="Courier New" w:hAnsi="Courier New"/>
-          <w:sz w:val="15"/>
-        </w:rPr>
-        <w:t>profile_id</w:t>
-      </w:r>
-      <w:proofErr w:type="spellEnd"/>
-      <w:r>
-        <w:rPr>
-          <w:rFonts w:ascii="Courier New" w:hAnsi="Courier New"/>
-          <w:sz w:val="15"/>
-        </w:rPr>
-        <w:t xml:space="preserve">, </w:t>
-      </w:r>
-      <w:proofErr w:type="spellStart"/>
-      <w:r>
-        <w:rPr>
-          <w:rFonts w:ascii="Courier New" w:hAnsi="Courier New"/>
-          <w:sz w:val="15"/>
-        </w:rPr>
-        <w:t>box_id</w:t>
-      </w:r>
-      <w:proofErr w:type="spellEnd"/>
-      <w:r>
-        <w:rPr>
-          <w:rFonts w:ascii="Courier New" w:hAnsi="Courier New"/>
-          <w:sz w:val="15"/>
-        </w:rPr>
-        <w:t>)</w:t>
-      </w:r>
-    </w:p>
-    <w:p>
-      <w:pPr>
-        <w:spacing w:after="0"/>
-      </w:pPr>
-      <w:r>
-        <w:rPr>
-          <w:rFonts w:ascii="Courier New" w:hAnsi="Courier New"/>
-          <w:sz w:val="15"/>
-        </w:rPr>
-        <w:t xml:space="preserve">        REFERENCES </w:t>
-      </w:r>
-      <w:proofErr w:type="spellStart"/>
-      <w:r>
-        <w:rPr>
-          <w:rFonts w:ascii="Courier New" w:hAnsi="Courier New"/>
-          <w:sz w:val="15"/>
-        </w:rPr>
-        <w:t>threshold_profiles</w:t>
-      </w:r>
-      <w:proofErr w:type="spellEnd"/>
-      <w:r>
-        <w:rPr>
-          <w:rFonts w:ascii="Courier New" w:hAnsi="Courier New"/>
-          <w:sz w:val="15"/>
-        </w:rPr>
-        <w:t xml:space="preserve"> (</w:t>
-      </w:r>
-      <w:proofErr w:type="spellStart"/>
-      <w:r>
-        <w:rPr>
-          <w:rFonts w:ascii="Courier New" w:hAnsi="Courier New"/>
-          <w:sz w:val="15"/>
-        </w:rPr>
-        <w:t>profile_id</w:t>
-      </w:r>
-      <w:proofErr w:type="spellEnd"/>
-      <w:r>
-        <w:rPr>
-          <w:rFonts w:ascii="Courier New" w:hAnsi="Courier New"/>
-          <w:sz w:val="15"/>
-        </w:rPr>
-        <w:t xml:space="preserve">, </w:t>
-      </w:r>
-      <w:proofErr w:type="spellStart"/>
-      <w:r>
-        <w:rPr>
-          <w:rFonts w:ascii="Courier New" w:hAnsi="Courier New"/>
-          <w:sz w:val="15"/>
-        </w:rPr>
-        <w:t>box_id</w:t>
-      </w:r>
-      <w:proofErr w:type="spellEnd"/>
-      <w:r>
-        <w:rPr>
-          <w:rFonts w:ascii="Courier New" w:hAnsi="Courier New"/>
-          <w:sz w:val="15"/>
-        </w:rPr>
-        <w:t>),</w:t>
-      </w:r>
-    </w:p>
-    <w:p>
-      <w:pPr>
-        <w:spacing w:after="0"/>
-      </w:pPr>
-      <w:r>
-        <w:rPr>
-          <w:rFonts w:ascii="Courier New" w:hAnsi="Courier New"/>
-          <w:sz w:val="15"/>
-        </w:rPr>
-        <w:t xml:space="preserve">    CHECK (</w:t>
-      </w:r>
-      <w:proofErr w:type="spellStart"/>
-      <w:r>
-        <w:rPr>
-          <w:rFonts w:ascii="Courier New" w:hAnsi="Courier New"/>
-          <w:sz w:val="15"/>
-        </w:rPr>
-        <w:t>clock_reliable</w:t>
-      </w:r>
-      <w:proofErr w:type="spellEnd"/>
-      <w:r>
-        <w:rPr>
-          <w:rFonts w:ascii="Courier New" w:hAnsi="Courier New"/>
-          <w:sz w:val="15"/>
-        </w:rPr>
-        <w:t xml:space="preserve"> IN (0, 1)),</w:t>
-      </w:r>
-    </w:p>
-    <w:p>
-      <w:pPr>
-        <w:spacing w:after="0"/>
-      </w:pPr>
-      <w:r>
-        <w:rPr>
-          <w:rFonts w:ascii="Courier New" w:hAnsi="Courier New"/>
-          <w:sz w:val="15"/>
-        </w:rPr>
-        <w:t xml:space="preserve">    CHECK ((</w:t>
-      </w:r>
-      <w:proofErr w:type="spellStart"/>
-      <w:r>
-        <w:rPr>
-          <w:rFonts w:ascii="Courier New" w:hAnsi="Courier New"/>
-          <w:sz w:val="15"/>
-        </w:rPr>
-        <w:t>clock_reliable</w:t>
-      </w:r>
-      <w:proofErr w:type="spellEnd"/>
-      <w:r>
-        <w:rPr>
-          <w:rFonts w:ascii="Courier New" w:hAnsi="Courier New"/>
-          <w:sz w:val="15"/>
-        </w:rPr>
-        <w:t xml:space="preserve"> = 1 AND </w:t>
-      </w:r>
-      <w:proofErr w:type="spellStart"/>
-      <w:r>
-        <w:rPr>
-          <w:rFonts w:ascii="Courier New" w:hAnsi="Courier New"/>
-          <w:sz w:val="15"/>
-        </w:rPr>
-        <w:t>observed_at</w:t>
-      </w:r>
-      <w:proofErr w:type="spellEnd"/>
-      <w:r>
-        <w:rPr>
-          <w:rFonts w:ascii="Courier New" w:hAnsi="Courier New"/>
-          <w:sz w:val="15"/>
-        </w:rPr>
-        <w:t xml:space="preserve"> IS NOT NULL)</w:t>
-      </w:r>
-    </w:p>
-    <w:p>
-      <w:pPr>
-        <w:spacing w:after="0"/>
-      </w:pPr>
-      <w:r>
-        <w:rPr>
-          <w:rFonts w:ascii="Courier New" w:hAnsi="Courier New"/>
-          <w:sz w:val="15"/>
-        </w:rPr>
-        <w:t xml:space="preserve">        OR (</w:t>
-      </w:r>
-      <w:proofErr w:type="spellStart"/>
-      <w:r>
-        <w:rPr>
-          <w:rFonts w:ascii="Courier New" w:hAnsi="Courier New"/>
-          <w:sz w:val="15"/>
-        </w:rPr>
-        <w:t>clock_reliable</w:t>
-      </w:r>
-      <w:proofErr w:type="spellEnd"/>
-      <w:r>
-        <w:rPr>
-          <w:rFonts w:ascii="Courier New" w:hAnsi="Courier New"/>
-          <w:sz w:val="15"/>
-        </w:rPr>
-        <w:t xml:space="preserve"> = 0 AND </w:t>
-      </w:r>
-      <w:proofErr w:type="spellStart"/>
-      <w:r>
-        <w:rPr>
-          <w:rFonts w:ascii="Courier New" w:hAnsi="Courier New"/>
-          <w:sz w:val="15"/>
-        </w:rPr>
-        <w:t>observed_at</w:t>
-      </w:r>
-      <w:proofErr w:type="spellEnd"/>
-      <w:r>
-        <w:rPr>
-          <w:rFonts w:ascii="Courier New" w:hAnsi="Courier New"/>
-          <w:sz w:val="15"/>
-        </w:rPr>
-        <w:t xml:space="preserve"> IS NULL)),</w:t>
-      </w:r>
-    </w:p>
-    <w:p>
-      <w:pPr>
-        <w:spacing w:after="0"/>
-      </w:pPr>
-      <w:r>
-        <w:rPr>
-          <w:rFonts w:ascii="Courier New" w:hAnsi="Courier New"/>
-          <w:sz w:val="15"/>
-        </w:rPr>
-        <w:t xml:space="preserve">    CHECK ((quality = 'valid' AND </w:t>
-      </w:r>
-      <w:proofErr w:type="spellStart"/>
-      <w:r>
-        <w:rPr>
-          <w:rFonts w:ascii="Courier New" w:hAnsi="Courier New"/>
-          <w:sz w:val="15"/>
-        </w:rPr>
-        <w:t>temperature_c</w:t>
-      </w:r>
-      <w:proofErr w:type="spellEnd"/>
-      <w:r>
-        <w:rPr>
-          <w:rFonts w:ascii="Courier New" w:hAnsi="Courier New"/>
-          <w:sz w:val="15"/>
-        </w:rPr>
-        <w:t xml:space="preserve"> IS NOT NULL</w:t>
-      </w:r>
-    </w:p>
-    <w:p>
-      <w:pPr>
-        <w:spacing w:after="0"/>
-      </w:pPr>
-      <w:r>
-        <w:rPr>
-          <w:rFonts w:ascii="Courier New" w:hAnsi="Courier New"/>
-          <w:sz w:val="15"/>
-        </w:rPr>
-        <w:t xml:space="preserve">        AND </w:t>
-      </w:r>
-      <w:proofErr w:type="spellStart"/>
-      <w:r>
-        <w:rPr>
-          <w:rFonts w:ascii="Courier New" w:hAnsi="Courier New"/>
-          <w:sz w:val="15"/>
-        </w:rPr>
-        <w:t>temperature_c</w:t>
-      </w:r>
-      <w:proofErr w:type="spellEnd"/>
-      <w:r>
-        <w:rPr>
-          <w:rFonts w:ascii="Courier New" w:hAnsi="Courier New"/>
-          <w:sz w:val="15"/>
-        </w:rPr>
-        <w:t xml:space="preserve"> BETWEEN -40 AND 80)</w:t>
-      </w:r>
-    </w:p>
-    <w:p>
-      <w:pPr>
-        <w:spacing w:after="0"/>
-      </w:pPr>
-      <w:r>
-        <w:rPr>
-          <w:rFonts w:ascii="Courier New" w:hAnsi="Courier New"/>
-          <w:sz w:val="15"/>
-        </w:rPr>
-        <w:t xml:space="preserve">        OR (quality = '</w:t>
-      </w:r>
-      <w:proofErr w:type="spellStart"/>
-      <w:r>
-        <w:rPr>
-          <w:rFonts w:ascii="Courier New" w:hAnsi="Courier New"/>
-          <w:sz w:val="15"/>
-        </w:rPr>
-        <w:t>sensor_error</w:t>
-      </w:r>
-      <w:proofErr w:type="spellEnd"/>
-      <w:r>
-        <w:rPr>
-          <w:rFonts w:ascii="Courier New" w:hAnsi="Courier New"/>
-          <w:sz w:val="15"/>
-        </w:rPr>
-        <w:t xml:space="preserve">' AND </w:t>
-      </w:r>
-      <w:proofErr w:type="spellStart"/>
-      <w:r>
-        <w:rPr>
-          <w:rFonts w:ascii="Courier New" w:hAnsi="Courier New"/>
-          <w:sz w:val="15"/>
-        </w:rPr>
-        <w:t>temperature_c</w:t>
-      </w:r>
-      <w:proofErr w:type="spellEnd"/>
-      <w:r>
-        <w:rPr>
-          <w:rFonts w:ascii="Courier New" w:hAnsi="Courier New"/>
-          <w:sz w:val="15"/>
-        </w:rPr>
-        <w:t xml:space="preserve"> IS NULL))</w:t>
-      </w:r>
-    </w:p>
-    <w:p>
-      <w:pPr>
-        <w:spacing w:after="0"/>
-      </w:pPr>
-      <w:r>
-        <w:rPr>
-          <w:rFonts w:ascii="Courier New" w:hAnsi="Courier New"/>
-          <w:sz w:val="15"/>
-        </w:rPr>
-        <w:t>) ENGINE=</w:t>
-      </w:r>
-      <w:proofErr w:type="spellStart"/>
-      <w:r>
-        <w:rPr>
-          <w:rFonts w:ascii="Courier New" w:hAnsi="Courier New"/>
-          <w:sz w:val="15"/>
-        </w:rPr>
-        <w:t>InnoDB</w:t>
-      </w:r>
-      <w:proofErr w:type="spellEnd"/>
-      <w:r>
-        <w:rPr>
-          <w:rFonts w:ascii="Courier New" w:hAnsi="Courier New"/>
-          <w:sz w:val="15"/>
-        </w:rPr>
-        <w:t>;</w:t>
-      </w:r>
-    </w:p>
-    <w:p>
-      <w:pPr>
-        <w:keepNext/>
-        <w:spacing w:after="0"/>
-        <w:rPr>
-          <w:lang w:val="en-IE"/>
-        </w:rPr>
-      </w:pPr>
-      <w:r>
-        <w:t>-- Should Have: record review without altering measurements</w:t>
-      </w:r>
-      <w:r>
-        <w:br/>
-        <w:t>CREATE TABLE sample_reviews</w:t>
-      </w:r>
-      <w:r>
-        <w:br/>
-        <w:t>(</w:t>
-      </w:r>
-    </w:p>
-    <w:p>
-      <w:pPr>
-        <w:spacing w:after="0"/>
-      </w:pPr>
-      <w:r>
-        <w:rPr>
-          <w:rFonts w:ascii="Courier New" w:hAnsi="Courier New"/>
-          <w:sz w:val="15"/>
-        </w:rPr>
-        <w:t xml:space="preserve">    </w:t>
-      </w:r>
-      <w:proofErr w:type="spellStart"/>
-      <w:r>
-        <w:rPr>
-          <w:rFonts w:ascii="Courier New" w:hAnsi="Courier New"/>
-          <w:sz w:val="15"/>
-        </w:rPr>
-        <w:t>sample_id</w:t>
-      </w:r>
-      <w:proofErr w:type="spellEnd"/>
-      <w:r>
-        <w:rPr>
-          <w:rFonts w:ascii="Courier New" w:hAnsi="Courier New"/>
-          <w:sz w:val="15"/>
-        </w:rPr>
-        <w:t xml:space="preserve">   CHAR(36) PRIMARY KEY,</w:t>
-      </w:r>
-    </w:p>
-    <w:p>
-      <w:pPr>
-        <w:spacing w:after="0"/>
-      </w:pPr>
-      <w:r>
-        <w:rPr>
-          <w:rFonts w:ascii="Courier New" w:hAnsi="Courier New"/>
-          <w:sz w:val="15"/>
-        </w:rPr>
-        <w:t xml:space="preserve">    </w:t>
-      </w:r>
-      <w:proofErr w:type="spellStart"/>
-      <w:r>
-        <w:rPr>
-          <w:rFonts w:ascii="Courier New" w:hAnsi="Courier New"/>
-          <w:sz w:val="15"/>
-        </w:rPr>
-        <w:t>reviewed_by</w:t>
-      </w:r>
-      <w:proofErr w:type="spellEnd"/>
-      <w:r>
-        <w:rPr>
-          <w:rFonts w:ascii="Courier New" w:hAnsi="Courier New"/>
-          <w:sz w:val="15"/>
-        </w:rPr>
-        <w:t xml:space="preserve"> BIGINT UNSIGNED NOT NULL,</w:t>
-      </w:r>
-    </w:p>
-    <w:p>
-      <w:pPr>
-        <w:spacing w:after="0"/>
-      </w:pPr>
-      <w:r>
-        <w:rPr>
-          <w:rFonts w:ascii="Courier New" w:hAnsi="Courier New"/>
-          <w:sz w:val="15"/>
-        </w:rPr>
-        <w:t xml:space="preserve">    </w:t>
-      </w:r>
-      <w:proofErr w:type="spellStart"/>
-      <w:r>
-        <w:rPr>
-          <w:rFonts w:ascii="Courier New" w:hAnsi="Courier New"/>
-          <w:sz w:val="15"/>
-        </w:rPr>
-        <w:t>reviewed_at</w:t>
-      </w:r>
-      <w:proofErr w:type="spellEnd"/>
-      <w:r>
-        <w:rPr>
-          <w:rFonts w:ascii="Courier New" w:hAnsi="Courier New"/>
-          <w:sz w:val="15"/>
-        </w:rPr>
-        <w:t xml:space="preserve"> DATETIME(6) NOT NULL DEFAULT CURRENT_TIMESTAMP(6),</w:t>
-      </w:r>
-    </w:p>
-    <w:p>
-      <w:pPr>
-        <w:spacing w:after="0"/>
-      </w:pPr>
-      <w:r>
-        <w:rPr>
-          <w:rFonts w:ascii="Courier New" w:hAnsi="Courier New"/>
-          <w:sz w:val="15"/>
-        </w:rPr>
-        <w:t xml:space="preserve">    FOREIGN KEY (</w:t>
-      </w:r>
-      <w:proofErr w:type="spellStart"/>
-      <w:r>
-        <w:rPr>
-          <w:rFonts w:ascii="Courier New" w:hAnsi="Courier New"/>
-          <w:sz w:val="15"/>
-        </w:rPr>
-        <w:t>sample_id</w:t>
-      </w:r>
-      <w:proofErr w:type="spellEnd"/>
-      <w:r>
-        <w:rPr>
-          <w:rFonts w:ascii="Courier New" w:hAnsi="Courier New"/>
-          <w:sz w:val="15"/>
-        </w:rPr>
-        <w:t xml:space="preserve">) REFERENCES </w:t>
-      </w:r>
-      <w:proofErr w:type="spellStart"/>
-      <w:r>
-        <w:rPr>
-          <w:rFonts w:ascii="Courier New" w:hAnsi="Courier New"/>
-          <w:sz w:val="15"/>
-        </w:rPr>
-        <w:t>temperature_samples</w:t>
-      </w:r>
-      <w:proofErr w:type="spellEnd"/>
-      <w:r>
-        <w:rPr>
-          <w:rFonts w:ascii="Courier New" w:hAnsi="Courier New"/>
-          <w:sz w:val="15"/>
-        </w:rPr>
-        <w:t xml:space="preserve"> (</w:t>
-      </w:r>
-      <w:proofErr w:type="spellStart"/>
-      <w:r>
-        <w:rPr>
-          <w:rFonts w:ascii="Courier New" w:hAnsi="Courier New"/>
-          <w:sz w:val="15"/>
-        </w:rPr>
-        <w:t>sample_id</w:t>
-      </w:r>
-      <w:proofErr w:type="spellEnd"/>
-      <w:r>
-        <w:rPr>
-          <w:rFonts w:ascii="Courier New" w:hAnsi="Courier New"/>
-          <w:sz w:val="15"/>
-        </w:rPr>
-        <w:t>),</w:t>
-      </w:r>
-    </w:p>
-    <w:p>
-      <w:pPr>
-        <w:spacing w:after="0"/>
-      </w:pPr>
-      <w:r>
-        <w:rPr>
-          <w:rFonts w:ascii="Courier New" w:hAnsi="Courier New"/>
-          <w:sz w:val="15"/>
-        </w:rPr>
-        <w:t xml:space="preserve">    FOREIGN KEY (</w:t>
-      </w:r>
-      <w:proofErr w:type="spellStart"/>
-      <w:r>
-        <w:rPr>
-          <w:rFonts w:ascii="Courier New" w:hAnsi="Courier New"/>
-          <w:sz w:val="15"/>
-        </w:rPr>
-        <w:t>reviewed_by</w:t>
-      </w:r>
-      <w:proofErr w:type="spellEnd"/>
-      <w:r>
-        <w:rPr>
-          <w:rFonts w:ascii="Courier New" w:hAnsi="Courier New"/>
-          <w:sz w:val="15"/>
-        </w:rPr>
-        <w:t xml:space="preserve">) REFERENCES </w:t>
-      </w:r>
-      <w:proofErr w:type="spellStart"/>
-      <w:r>
-        <w:rPr>
-          <w:rFonts w:ascii="Courier New" w:hAnsi="Courier New"/>
-          <w:sz w:val="15"/>
-        </w:rPr>
-        <w:t>app_users</w:t>
-      </w:r>
-      <w:proofErr w:type="spellEnd"/>
-      <w:r>
-        <w:rPr>
-          <w:rFonts w:ascii="Courier New" w:hAnsi="Courier New"/>
-          <w:sz w:val="15"/>
-        </w:rPr>
-        <w:t xml:space="preserve"> (</w:t>
-      </w:r>
-      <w:proofErr w:type="spellStart"/>
-      <w:r>
-        <w:rPr>
-          <w:rFonts w:ascii="Courier New" w:hAnsi="Courier New"/>
-          <w:sz w:val="15"/>
-        </w:rPr>
-        <w:t>user_id</w:t>
-      </w:r>
-      <w:proofErr w:type="spellEnd"/>
-      <w:r>
-        <w:rPr>
-          <w:rFonts w:ascii="Courier New" w:hAnsi="Courier New"/>
-          <w:sz w:val="15"/>
-        </w:rPr>
-        <w:t>)</w:t>
-      </w:r>
-    </w:p>
-    <w:p>
-      <w:pPr>
-        <w:spacing w:after="0"/>
-        <w:rPr>
-          <w:rFonts w:ascii="Courier New" w:hAnsi="Courier New"/>
-          <w:sz w:val="15"/>
-        </w:rPr>
-      </w:pPr>
-      <w:r>
-        <w:rPr>
-          <w:rFonts w:ascii="Courier New" w:hAnsi="Courier New"/>
-          <w:sz w:val="15"/>
-        </w:rPr>
-        <w:t>) ENGINE=</w:t>
-      </w:r>
-      <w:proofErr w:type="spellStart"/>
-      <w:r>
-        <w:rPr>
-          <w:rFonts w:ascii="Courier New" w:hAnsi="Courier New"/>
-          <w:sz w:val="15"/>
-        </w:rPr>
-        <w:t>InnoDB</w:t>
-      </w:r>
-      <w:proofErr w:type="spellEnd"/>
-      <w:r>
-        <w:rPr>
-          <w:rFonts w:ascii="Courier New" w:hAnsi="Courier New"/>
-          <w:sz w:val="15"/>
-        </w:rPr>
-        <w:t>;</w:t>
+        <w:t>) ENGINE=InnoDB;</w:t>
       </w:r>
     </w:p>
     <w:p>
@@ -12223,275 +10789,283 @@
           <w:rFonts w:ascii="Courier New" w:hAnsi="Courier New"/>
           <w:sz w:val="15"/>
         </w:rPr>
-        <w:t xml:space="preserve">SELECT </w:t>
-      </w:r>
-      <w:proofErr w:type="spellStart"/>
+        <w:t>SELECT s.sample_id,</w:t>
+      </w:r>
+    </w:p>
+    <w:p>
+      <w:pPr>
+        <w:spacing w:after="0"/>
+      </w:pPr>
       <w:r>
         <w:rPr>
           <w:rFonts w:ascii="Courier New" w:hAnsi="Courier New"/>
           <w:sz w:val="15"/>
         </w:rPr>
-        <w:t>s.sample_id</w:t>
-      </w:r>
-      <w:proofErr w:type="spellEnd"/>
+        <w:t xml:space="preserve">       </w:t>
+      </w:r>
+      <w:proofErr w:type="gramStart"/>
       <w:r>
         <w:rPr>
           <w:rFonts w:ascii="Courier New" w:hAnsi="Courier New"/>
           <w:sz w:val="15"/>
         </w:rPr>
-        <w:t>,</w:t>
-      </w:r>
-    </w:p>
-    <w:p>
-      <w:pPr>
-        <w:spacing w:after="0"/>
-      </w:pPr>
+        <w:t>s.sequence</w:t>
+      </w:r>
+      <w:proofErr w:type="gramEnd"/>
       <w:r>
         <w:rPr>
           <w:rFonts w:ascii="Courier New" w:hAnsi="Courier New"/>
           <w:sz w:val="15"/>
         </w:rPr>
-        <w:t xml:space="preserve">       </w:t>
-      </w:r>
-      <w:proofErr w:type="spellStart"/>
+        <w:t>_no,</w:t>
+      </w:r>
+    </w:p>
+    <w:p>
+      <w:pPr>
+        <w:spacing w:after="0"/>
+      </w:pPr>
       <w:r>
         <w:rPr>
           <w:rFonts w:ascii="Courier New" w:hAnsi="Courier New"/>
           <w:sz w:val="15"/>
         </w:rPr>
-        <w:t>s.sequence_no</w:t>
-      </w:r>
-      <w:proofErr w:type="spellEnd"/>
+        <w:t xml:space="preserve">       </w:t>
+      </w:r>
+      <w:proofErr w:type="gramStart"/>
       <w:r>
         <w:rPr>
           <w:rFonts w:ascii="Courier New" w:hAnsi="Courier New"/>
           <w:sz w:val="15"/>
         </w:rPr>
-        <w:t>,</w:t>
-      </w:r>
-    </w:p>
-    <w:p>
-      <w:pPr>
-        <w:spacing w:after="0"/>
-      </w:pPr>
+        <w:t>s.temperature</w:t>
+      </w:r>
+      <w:proofErr w:type="gramEnd"/>
       <w:r>
         <w:rPr>
           <w:rFonts w:ascii="Courier New" w:hAnsi="Courier New"/>
           <w:sz w:val="15"/>
         </w:rPr>
-        <w:t xml:space="preserve">       </w:t>
-      </w:r>
-      <w:proofErr w:type="spellStart"/>
+        <w:t>_c,</w:t>
+      </w:r>
+    </w:p>
+    <w:p>
+      <w:pPr>
+        <w:spacing w:after="0"/>
+      </w:pPr>
       <w:r>
         <w:rPr>
           <w:rFonts w:ascii="Courier New" w:hAnsi="Courier New"/>
           <w:sz w:val="15"/>
         </w:rPr>
-        <w:t>s.temperature_c</w:t>
-      </w:r>
-      <w:proofErr w:type="spellEnd"/>
+        <w:t xml:space="preserve">       </w:t>
+      </w:r>
+      <w:proofErr w:type="gramStart"/>
       <w:r>
         <w:rPr>
           <w:rFonts w:ascii="Courier New" w:hAnsi="Courier New"/>
           <w:sz w:val="15"/>
         </w:rPr>
-        <w:t>,</w:t>
-      </w:r>
-    </w:p>
-    <w:p>
-      <w:pPr>
-        <w:spacing w:after="0"/>
-      </w:pPr>
+        <w:t>s.quality</w:t>
+      </w:r>
+      <w:proofErr w:type="gramEnd"/>
       <w:r>
         <w:rPr>
           <w:rFonts w:ascii="Courier New" w:hAnsi="Courier New"/>
           <w:sz w:val="15"/>
         </w:rPr>
-        <w:t xml:space="preserve">       </w:t>
-      </w:r>
-      <w:proofErr w:type="spellStart"/>
+        <w:t>,</w:t>
+      </w:r>
+    </w:p>
+    <w:p>
+      <w:pPr>
+        <w:spacing w:after="0"/>
+      </w:pPr>
       <w:r>
         <w:rPr>
           <w:rFonts w:ascii="Courier New" w:hAnsi="Courier New"/>
           <w:sz w:val="15"/>
         </w:rPr>
-        <w:t>s.quality</w:t>
-      </w:r>
-      <w:proofErr w:type="spellEnd"/>
+        <w:t xml:space="preserve">       </w:t>
+      </w:r>
+      <w:proofErr w:type="gramStart"/>
       <w:r>
         <w:rPr>
           <w:rFonts w:ascii="Courier New" w:hAnsi="Courier New"/>
           <w:sz w:val="15"/>
         </w:rPr>
-        <w:t>,</w:t>
-      </w:r>
-    </w:p>
-    <w:p>
-      <w:pPr>
-        <w:spacing w:after="0"/>
-      </w:pPr>
+        <w:t>s.observed</w:t>
+      </w:r>
+      <w:proofErr w:type="gramEnd"/>
       <w:r>
         <w:rPr>
           <w:rFonts w:ascii="Courier New" w:hAnsi="Courier New"/>
           <w:sz w:val="15"/>
         </w:rPr>
-        <w:t xml:space="preserve">       </w:t>
-      </w:r>
-      <w:proofErr w:type="spellStart"/>
+        <w:t>_at,</w:t>
+      </w:r>
+    </w:p>
+    <w:p>
+      <w:pPr>
+        <w:spacing w:after="0"/>
+      </w:pPr>
       <w:r>
         <w:rPr>
           <w:rFonts w:ascii="Courier New" w:hAnsi="Courier New"/>
           <w:sz w:val="15"/>
         </w:rPr>
-        <w:t>s.observed_at</w:t>
-      </w:r>
-      <w:proofErr w:type="spellEnd"/>
+        <w:t xml:space="preserve">       </w:t>
+      </w:r>
+      <w:proofErr w:type="gramStart"/>
       <w:r>
         <w:rPr>
           <w:rFonts w:ascii="Courier New" w:hAnsi="Courier New"/>
           <w:sz w:val="15"/>
         </w:rPr>
-        <w:t>,</w:t>
-      </w:r>
-    </w:p>
-    <w:p>
-      <w:pPr>
-        <w:spacing w:after="0"/>
-      </w:pPr>
+        <w:t>s.clock</w:t>
+      </w:r>
+      <w:proofErr w:type="gramEnd"/>
       <w:r>
         <w:rPr>
           <w:rFonts w:ascii="Courier New" w:hAnsi="Courier New"/>
           <w:sz w:val="15"/>
         </w:rPr>
-        <w:t xml:space="preserve">       </w:t>
-      </w:r>
-      <w:proofErr w:type="spellStart"/>
+        <w:t>_reliable,</w:t>
+      </w:r>
+    </w:p>
+    <w:p>
+      <w:pPr>
+        <w:spacing w:after="0"/>
+      </w:pPr>
       <w:r>
         <w:rPr>
           <w:rFonts w:ascii="Courier New" w:hAnsi="Courier New"/>
           <w:sz w:val="15"/>
         </w:rPr>
-        <w:t>s.clock_reliable</w:t>
-      </w:r>
-      <w:proofErr w:type="spellEnd"/>
+        <w:t xml:space="preserve">       </w:t>
+      </w:r>
+      <w:proofErr w:type="gramStart"/>
       <w:r>
         <w:rPr>
           <w:rFonts w:ascii="Courier New" w:hAnsi="Courier New"/>
           <w:sz w:val="15"/>
         </w:rPr>
-        <w:t>,</w:t>
-      </w:r>
-    </w:p>
-    <w:p>
-      <w:pPr>
-        <w:spacing w:after="0"/>
-      </w:pPr>
+        <w:t>s.received</w:t>
+      </w:r>
+      <w:proofErr w:type="gramEnd"/>
       <w:r>
         <w:rPr>
           <w:rFonts w:ascii="Courier New" w:hAnsi="Courier New"/>
           <w:sz w:val="15"/>
         </w:rPr>
-        <w:t xml:space="preserve">       </w:t>
-      </w:r>
-      <w:proofErr w:type="spellStart"/>
+        <w:t>_at,</w:t>
+      </w:r>
+    </w:p>
+    <w:p>
+      <w:pPr>
+        <w:spacing w:after="0"/>
+      </w:pPr>
       <w:r>
         <w:rPr>
           <w:rFonts w:ascii="Courier New" w:hAnsi="Courier New"/>
           <w:sz w:val="15"/>
         </w:rPr>
-        <w:t>s.received_at</w:t>
-      </w:r>
-      <w:proofErr w:type="spellEnd"/>
+        <w:t xml:space="preserve">       </w:t>
+      </w:r>
+      <w:proofErr w:type="gramStart"/>
       <w:r>
         <w:rPr>
           <w:rFonts w:ascii="Courier New" w:hAnsi="Courier New"/>
           <w:sz w:val="15"/>
         </w:rPr>
-        <w:t>,</w:t>
-      </w:r>
-    </w:p>
-    <w:p>
-      <w:pPr>
-        <w:spacing w:after="0"/>
-      </w:pPr>
+        <w:t>p.lower</w:t>
+      </w:r>
+      <w:proofErr w:type="gramEnd"/>
       <w:r>
         <w:rPr>
           <w:rFonts w:ascii="Courier New" w:hAnsi="Courier New"/>
           <w:sz w:val="15"/>
         </w:rPr>
-        <w:t xml:space="preserve">       </w:t>
-      </w:r>
-      <w:proofErr w:type="spellStart"/>
+        <w:t>_c,</w:t>
+      </w:r>
+    </w:p>
+    <w:p>
+      <w:pPr>
+        <w:spacing w:after="0"/>
+      </w:pPr>
       <w:r>
         <w:rPr>
           <w:rFonts w:ascii="Courier New" w:hAnsi="Courier New"/>
           <w:sz w:val="15"/>
         </w:rPr>
-        <w:t>p.lower_c</w:t>
-      </w:r>
-      <w:proofErr w:type="spellEnd"/>
+        <w:t xml:space="preserve">       </w:t>
+      </w:r>
+      <w:proofErr w:type="gramStart"/>
       <w:r>
         <w:rPr>
           <w:rFonts w:ascii="Courier New" w:hAnsi="Courier New"/>
           <w:sz w:val="15"/>
         </w:rPr>
-        <w:t>,</w:t>
-      </w:r>
-    </w:p>
-    <w:p>
-      <w:pPr>
-        <w:spacing w:after="0"/>
-      </w:pPr>
+        <w:t>p.upper</w:t>
+      </w:r>
+      <w:proofErr w:type="gramEnd"/>
       <w:r>
         <w:rPr>
           <w:rFonts w:ascii="Courier New" w:hAnsi="Courier New"/>
           <w:sz w:val="15"/>
         </w:rPr>
-        <w:t xml:space="preserve">       </w:t>
-      </w:r>
-      <w:proofErr w:type="spellStart"/>
+        <w:t>_c,</w:t>
+      </w:r>
+    </w:p>
+    <w:p>
+      <w:pPr>
+        <w:spacing w:after="0"/>
+      </w:pPr>
       <w:r>
         <w:rPr>
           <w:rFonts w:ascii="Courier New" w:hAnsi="Courier New"/>
           <w:sz w:val="15"/>
         </w:rPr>
-        <w:t>p.upper_c</w:t>
-      </w:r>
-      <w:proofErr w:type="spellEnd"/>
+        <w:t xml:space="preserve">       p.is_demo,</w:t>
+      </w:r>
+    </w:p>
+    <w:p>
+      <w:pPr>
+        <w:spacing w:after="0"/>
+      </w:pPr>
       <w:r>
         <w:rPr>
           <w:rFonts w:ascii="Courier New" w:hAnsi="Courier New"/>
           <w:sz w:val="15"/>
         </w:rPr>
-        <w:t>,</w:t>
-      </w:r>
-    </w:p>
-    <w:p>
-      <w:pPr>
-        <w:spacing w:after="0"/>
-      </w:pPr>
+        <w:t xml:space="preserve">       </w:t>
+      </w:r>
+      <w:proofErr w:type="gramStart"/>
       <w:r>
         <w:rPr>
           <w:rFonts w:ascii="Courier New" w:hAnsi="Courier New"/>
           <w:sz w:val="15"/>
         </w:rPr>
-        <w:t xml:space="preserve">       </w:t>
-      </w:r>
-      <w:proofErr w:type="spellStart"/>
+        <w:t>b.last</w:t>
+      </w:r>
+      <w:proofErr w:type="gramEnd"/>
       <w:r>
         <w:rPr>
           <w:rFonts w:ascii="Courier New" w:hAnsi="Courier New"/>
           <w:sz w:val="15"/>
         </w:rPr>
-        <w:t>p.is_demo</w:t>
-      </w:r>
-      <w:proofErr w:type="spellEnd"/>
+        <w:t>_seen_at,</w:t>
+      </w:r>
+    </w:p>
+    <w:p>
+      <w:pPr>
+        <w:spacing w:after="0"/>
+      </w:pPr>
       <w:r>
         <w:rPr>
           <w:rFonts w:ascii="Courier New" w:hAnsi="Courier New"/>
           <w:sz w:val="15"/>
         </w:rPr>
-        <w:t>,</w:t>
+        <w:t xml:space="preserve">       CASE</w:t>
       </w:r>
     </w:p>
     <w:p>
@@ -12503,23 +11077,23 @@
           <w:rFonts w:ascii="Courier New" w:hAnsi="Courier New"/>
           <w:sz w:val="15"/>
         </w:rPr>
-        <w:t xml:space="preserve">       </w:t>
-      </w:r>
-      <w:proofErr w:type="spellStart"/>
+        <w:t xml:space="preserve">           WHEN </w:t>
+      </w:r>
+      <w:proofErr w:type="gramStart"/>
       <w:r>
         <w:rPr>
           <w:rFonts w:ascii="Courier New" w:hAnsi="Courier New"/>
           <w:sz w:val="15"/>
         </w:rPr>
-        <w:t>b.last_seen_at</w:t>
-      </w:r>
-      <w:proofErr w:type="spellEnd"/>
+        <w:t>s.quality</w:t>
+      </w:r>
+      <w:proofErr w:type="gramEnd"/>
       <w:r>
         <w:rPr>
           <w:rFonts w:ascii="Courier New" w:hAnsi="Courier New"/>
           <w:sz w:val="15"/>
         </w:rPr>
-        <w:t>,</w:t>
+        <w:t xml:space="preserve"> &lt;&gt; 'valid' THEN 'unknown'</w:t>
       </w:r>
     </w:p>
     <w:p>
@@ -12531,205 +11105,208 @@
           <w:rFonts w:ascii="Courier New" w:hAnsi="Courier New"/>
           <w:sz w:val="15"/>
         </w:rPr>
-        <w:t xml:space="preserve">       CASE</w:t>
-      </w:r>
-    </w:p>
-    <w:p>
-      <w:pPr>
-        <w:spacing w:after="0"/>
-      </w:pPr>
+        <w:lastRenderedPageBreak/>
+        <w:t xml:space="preserve">           WHEN </w:t>
+      </w:r>
+      <w:proofErr w:type="gramStart"/>
       <w:r>
         <w:rPr>
           <w:rFonts w:ascii="Courier New" w:hAnsi="Courier New"/>
           <w:sz w:val="15"/>
         </w:rPr>
-        <w:t xml:space="preserve">           WHEN </w:t>
-      </w:r>
-      <w:proofErr w:type="spellStart"/>
+        <w:t>s.temperature</w:t>
+      </w:r>
+      <w:proofErr w:type="gramEnd"/>
       <w:r>
         <w:rPr>
           <w:rFonts w:ascii="Courier New" w:hAnsi="Courier New"/>
           <w:sz w:val="15"/>
         </w:rPr>
-        <w:t>s.quality</w:t>
-      </w:r>
-      <w:proofErr w:type="spellEnd"/>
+        <w:t xml:space="preserve">_c &lt; </w:t>
+      </w:r>
+      <w:proofErr w:type="gramStart"/>
       <w:r>
         <w:rPr>
           <w:rFonts w:ascii="Courier New" w:hAnsi="Courier New"/>
           <w:sz w:val="15"/>
         </w:rPr>
-        <w:t xml:space="preserve"> &lt;&gt; 'valid' THEN 'unknown'</w:t>
-      </w:r>
-    </w:p>
-    <w:p>
-      <w:pPr>
-        <w:spacing w:after="0"/>
-      </w:pPr>
+        <w:t>p.lower</w:t>
+      </w:r>
+      <w:proofErr w:type="gramEnd"/>
       <w:r>
         <w:rPr>
           <w:rFonts w:ascii="Courier New" w:hAnsi="Courier New"/>
           <w:sz w:val="15"/>
         </w:rPr>
-        <w:lastRenderedPageBreak/>
-        <w:t xml:space="preserve">           WHEN </w:t>
-      </w:r>
-      <w:proofErr w:type="spellStart"/>
+        <w:t xml:space="preserve">_c OR </w:t>
+      </w:r>
+      <w:proofErr w:type="gramStart"/>
       <w:r>
         <w:rPr>
           <w:rFonts w:ascii="Courier New" w:hAnsi="Courier New"/>
           <w:sz w:val="15"/>
         </w:rPr>
-        <w:t>s.temperature_c</w:t>
-      </w:r>
-      <w:proofErr w:type="spellEnd"/>
+        <w:t>s.temperature</w:t>
+      </w:r>
+      <w:proofErr w:type="gramEnd"/>
       <w:r>
         <w:rPr>
           <w:rFonts w:ascii="Courier New" w:hAnsi="Courier New"/>
           <w:sz w:val="15"/>
         </w:rPr>
-        <w:t xml:space="preserve"> &lt; </w:t>
-      </w:r>
-      <w:proofErr w:type="spellStart"/>
+        <w:t xml:space="preserve">_c &gt; </w:t>
+      </w:r>
+      <w:proofErr w:type="gramStart"/>
       <w:r>
         <w:rPr>
           <w:rFonts w:ascii="Courier New" w:hAnsi="Courier New"/>
           <w:sz w:val="15"/>
         </w:rPr>
-        <w:t>p.lower_c</w:t>
-      </w:r>
-      <w:proofErr w:type="spellEnd"/>
+        <w:t>p.upper</w:t>
+      </w:r>
+      <w:proofErr w:type="gramEnd"/>
       <w:r>
         <w:rPr>
           <w:rFonts w:ascii="Courier New" w:hAnsi="Courier New"/>
           <w:sz w:val="15"/>
         </w:rPr>
-        <w:t xml:space="preserve"> OR </w:t>
-      </w:r>
-      <w:proofErr w:type="spellStart"/>
+        <w:t>_c THEN 'Alert'</w:t>
+      </w:r>
+    </w:p>
+    <w:p>
+      <w:pPr>
+        <w:spacing w:after="0"/>
+      </w:pPr>
       <w:r>
         <w:rPr>
           <w:rFonts w:ascii="Courier New" w:hAnsi="Courier New"/>
           <w:sz w:val="15"/>
         </w:rPr>
-        <w:t>s.temperature_c</w:t>
-      </w:r>
-      <w:proofErr w:type="spellEnd"/>
+        <w:t xml:space="preserve">           WHEN </w:t>
+      </w:r>
+      <w:proofErr w:type="gramStart"/>
       <w:r>
         <w:rPr>
           <w:rFonts w:ascii="Courier New" w:hAnsi="Courier New"/>
           <w:sz w:val="15"/>
         </w:rPr>
-        <w:t xml:space="preserve"> &gt; </w:t>
-      </w:r>
-      <w:proofErr w:type="spellStart"/>
+        <w:t>s.temperature</w:t>
+      </w:r>
+      <w:proofErr w:type="gramEnd"/>
       <w:r>
         <w:rPr>
           <w:rFonts w:ascii="Courier New" w:hAnsi="Courier New"/>
           <w:sz w:val="15"/>
         </w:rPr>
-        <w:t>p.upper_c</w:t>
-      </w:r>
-      <w:proofErr w:type="spellEnd"/>
+        <w:t xml:space="preserve">_c &gt;= </w:t>
+      </w:r>
+      <w:proofErr w:type="gramStart"/>
       <w:r>
         <w:rPr>
           <w:rFonts w:ascii="Courier New" w:hAnsi="Courier New"/>
           <w:sz w:val="15"/>
         </w:rPr>
-        <w:t xml:space="preserve"> THEN 'Alert'</w:t>
-      </w:r>
-    </w:p>
-    <w:p>
-      <w:pPr>
-        <w:spacing w:after="0"/>
-      </w:pPr>
+        <w:t>p.warning</w:t>
+      </w:r>
+      <w:proofErr w:type="gramEnd"/>
       <w:r>
         <w:rPr>
           <w:rFonts w:ascii="Courier New" w:hAnsi="Courier New"/>
           <w:sz w:val="15"/>
         </w:rPr>
-        <w:t xml:space="preserve">           WHEN </w:t>
-      </w:r>
-      <w:proofErr w:type="spellStart"/>
+        <w:t>_c THEN 'Warning'</w:t>
+      </w:r>
+    </w:p>
+    <w:p>
+      <w:pPr>
+        <w:spacing w:after="0"/>
+      </w:pPr>
       <w:r>
         <w:rPr>
           <w:rFonts w:ascii="Courier New" w:hAnsi="Courier New"/>
           <w:sz w:val="15"/>
         </w:rPr>
-        <w:t>s.temperature_c</w:t>
-      </w:r>
-      <w:proofErr w:type="spellEnd"/>
+        <w:t xml:space="preserve">           ELSE 'Normal' END AS recorded_band</w:t>
+      </w:r>
+    </w:p>
+    <w:p>
+      <w:pPr>
+        <w:spacing w:after="0"/>
+      </w:pPr>
       <w:r>
         <w:rPr>
           <w:rFonts w:ascii="Courier New" w:hAnsi="Courier New"/>
           <w:sz w:val="15"/>
         </w:rPr>
-        <w:t xml:space="preserve"> &gt;= </w:t>
-      </w:r>
-      <w:proofErr w:type="spellStart"/>
+        <w:t>FROM temperature_samples s</w:t>
+      </w:r>
+    </w:p>
+    <w:p>
+      <w:pPr>
+        <w:spacing w:after="0"/>
+      </w:pPr>
       <w:r>
         <w:rPr>
           <w:rFonts w:ascii="Courier New" w:hAnsi="Courier New"/>
           <w:sz w:val="15"/>
         </w:rPr>
-        <w:t>p.warning_c</w:t>
-      </w:r>
-      <w:proofErr w:type="spellEnd"/>
+        <w:t xml:space="preserve">         JOIN threshold_profiles p ON </w:t>
+      </w:r>
+      <w:proofErr w:type="gramStart"/>
       <w:r>
         <w:rPr>
           <w:rFonts w:ascii="Courier New" w:hAnsi="Courier New"/>
           <w:sz w:val="15"/>
         </w:rPr>
-        <w:t xml:space="preserve"> THEN 'Warning'</w:t>
-      </w:r>
-    </w:p>
-    <w:p>
-      <w:pPr>
-        <w:spacing w:after="0"/>
-      </w:pPr>
+        <w:t>p.profile</w:t>
+      </w:r>
+      <w:proofErr w:type="gramEnd"/>
       <w:r>
         <w:rPr>
           <w:rFonts w:ascii="Courier New" w:hAnsi="Courier New"/>
           <w:sz w:val="15"/>
         </w:rPr>
-        <w:t xml:space="preserve">           ELSE 'Normal' END AS </w:t>
-      </w:r>
-      <w:proofErr w:type="spellStart"/>
+        <w:t xml:space="preserve">_id = </w:t>
+      </w:r>
+      <w:proofErr w:type="gramStart"/>
       <w:r>
         <w:rPr>
           <w:rFonts w:ascii="Courier New" w:hAnsi="Courier New"/>
           <w:sz w:val="15"/>
         </w:rPr>
-        <w:t>recorded_band</w:t>
-      </w:r>
-      <w:proofErr w:type="spellEnd"/>
-    </w:p>
-    <w:p>
-      <w:pPr>
-        <w:spacing w:after="0"/>
-      </w:pPr>
+        <w:t>s.profile</w:t>
+      </w:r>
+      <w:proofErr w:type="gramEnd"/>
       <w:r>
         <w:rPr>
           <w:rFonts w:ascii="Courier New" w:hAnsi="Courier New"/>
           <w:sz w:val="15"/>
         </w:rPr>
-        <w:t xml:space="preserve">FROM </w:t>
-      </w:r>
-      <w:proofErr w:type="spellStart"/>
+        <w:t>_id</w:t>
+      </w:r>
+    </w:p>
+    <w:p>
+      <w:pPr>
+        <w:spacing w:after="0"/>
+      </w:pPr>
       <w:r>
         <w:rPr>
           <w:rFonts w:ascii="Courier New" w:hAnsi="Courier New"/>
           <w:sz w:val="15"/>
         </w:rPr>
-        <w:t>temperature_samples</w:t>
-      </w:r>
-      <w:proofErr w:type="spellEnd"/>
+        <w:t xml:space="preserve">         JOIN boxes b ON b.box_id = s.box_id</w:t>
+      </w:r>
+    </w:p>
+    <w:p>
+      <w:pPr>
+        <w:spacing w:after="0"/>
+      </w:pPr>
       <w:r>
         <w:rPr>
           <w:rFonts w:ascii="Courier New" w:hAnsi="Courier New"/>
           <w:sz w:val="15"/>
         </w:rPr>
-        <w:t xml:space="preserve"> s</w:t>
+        <w:t xml:space="preserve">         JOIN box_access a ON a.box_id = s.box_id</w:t>
       </w:r>
     </w:p>
     <w:p>
@@ -12741,210 +11318,35 @@
           <w:rFonts w:ascii="Courier New" w:hAnsi="Courier New"/>
           <w:sz w:val="15"/>
         </w:rPr>
-        <w:t xml:space="preserve">         JOIN </w:t>
-      </w:r>
-      <w:proofErr w:type="spellStart"/>
+        <w:t>WHERE a.user_id = %s AND s.box_id = %s</w:t>
+      </w:r>
+    </w:p>
+    <w:p>
+      <w:pPr>
+        <w:spacing w:after="0"/>
+      </w:pPr>
       <w:r>
         <w:rPr>
           <w:rFonts w:ascii="Courier New" w:hAnsi="Courier New"/>
           <w:sz w:val="15"/>
         </w:rPr>
-        <w:t>threshold_profiles</w:t>
-      </w:r>
-      <w:proofErr w:type="spellEnd"/>
+        <w:t xml:space="preserve">ORDER BY </w:t>
+      </w:r>
+      <w:proofErr w:type="gramStart"/>
       <w:r>
         <w:rPr>
           <w:rFonts w:ascii="Courier New" w:hAnsi="Courier New"/>
           <w:sz w:val="15"/>
         </w:rPr>
-        <w:t xml:space="preserve"> p ON </w:t>
-      </w:r>
-      <w:proofErr w:type="spellStart"/>
+        <w:t>s.sequence</w:t>
+      </w:r>
+      <w:proofErr w:type="gramEnd"/>
       <w:r>
         <w:rPr>
           <w:rFonts w:ascii="Courier New" w:hAnsi="Courier New"/>
           <w:sz w:val="15"/>
         </w:rPr>
-        <w:t>p.profile_id</w:t>
-      </w:r>
-      <w:proofErr w:type="spellEnd"/>
-      <w:r>
-        <w:rPr>
-          <w:rFonts w:ascii="Courier New" w:hAnsi="Courier New"/>
-          <w:sz w:val="15"/>
-        </w:rPr>
-        <w:t xml:space="preserve"> = </w:t>
-      </w:r>
-      <w:proofErr w:type="spellStart"/>
-      <w:r>
-        <w:rPr>
-          <w:rFonts w:ascii="Courier New" w:hAnsi="Courier New"/>
-          <w:sz w:val="15"/>
-        </w:rPr>
-        <w:t>s.profile_id</w:t>
-      </w:r>
-      <w:proofErr w:type="spellEnd"/>
-    </w:p>
-    <w:p>
-      <w:pPr>
-        <w:spacing w:after="0"/>
-      </w:pPr>
-      <w:r>
-        <w:rPr>
-          <w:rFonts w:ascii="Courier New" w:hAnsi="Courier New"/>
-          <w:sz w:val="15"/>
-        </w:rPr>
-        <w:t xml:space="preserve">         JOIN boxes b ON </w:t>
-      </w:r>
-      <w:proofErr w:type="spellStart"/>
-      <w:r>
-        <w:rPr>
-          <w:rFonts w:ascii="Courier New" w:hAnsi="Courier New"/>
-          <w:sz w:val="15"/>
-        </w:rPr>
-        <w:t>b.box_id</w:t>
-      </w:r>
-      <w:proofErr w:type="spellEnd"/>
-      <w:r>
-        <w:rPr>
-          <w:rFonts w:ascii="Courier New" w:hAnsi="Courier New"/>
-          <w:sz w:val="15"/>
-        </w:rPr>
-        <w:t xml:space="preserve"> = </w:t>
-      </w:r>
-      <w:proofErr w:type="spellStart"/>
-      <w:r>
-        <w:rPr>
-          <w:rFonts w:ascii="Courier New" w:hAnsi="Courier New"/>
-          <w:sz w:val="15"/>
-        </w:rPr>
-        <w:t>s.box_id</w:t>
-      </w:r>
-      <w:proofErr w:type="spellEnd"/>
-    </w:p>
-    <w:p>
-      <w:pPr>
-        <w:spacing w:after="0"/>
-      </w:pPr>
-      <w:r>
-        <w:rPr>
-          <w:rFonts w:ascii="Courier New" w:hAnsi="Courier New"/>
-          <w:sz w:val="15"/>
-        </w:rPr>
-        <w:t xml:space="preserve">         JOIN </w:t>
-      </w:r>
-      <w:proofErr w:type="spellStart"/>
-      <w:r>
-        <w:rPr>
-          <w:rFonts w:ascii="Courier New" w:hAnsi="Courier New"/>
-          <w:sz w:val="15"/>
-        </w:rPr>
-        <w:t>box_access</w:t>
-      </w:r>
-      <w:proofErr w:type="spellEnd"/>
-      <w:r>
-        <w:rPr>
-          <w:rFonts w:ascii="Courier New" w:hAnsi="Courier New"/>
-          <w:sz w:val="15"/>
-        </w:rPr>
-        <w:t xml:space="preserve"> a ON </w:t>
-      </w:r>
-      <w:proofErr w:type="spellStart"/>
-      <w:r>
-        <w:rPr>
-          <w:rFonts w:ascii="Courier New" w:hAnsi="Courier New"/>
-          <w:sz w:val="15"/>
-        </w:rPr>
-        <w:t>a.box_id</w:t>
-      </w:r>
-      <w:proofErr w:type="spellEnd"/>
-      <w:r>
-        <w:rPr>
-          <w:rFonts w:ascii="Courier New" w:hAnsi="Courier New"/>
-          <w:sz w:val="15"/>
-        </w:rPr>
-        <w:t xml:space="preserve"> = </w:t>
-      </w:r>
-      <w:proofErr w:type="spellStart"/>
-      <w:r>
-        <w:rPr>
-          <w:rFonts w:ascii="Courier New" w:hAnsi="Courier New"/>
-          <w:sz w:val="15"/>
-        </w:rPr>
-        <w:t>s.box_id</w:t>
-      </w:r>
-      <w:proofErr w:type="spellEnd"/>
-    </w:p>
-    <w:p>
-      <w:pPr>
-        <w:spacing w:after="0"/>
-      </w:pPr>
-      <w:r>
-        <w:rPr>
-          <w:rFonts w:ascii="Courier New" w:hAnsi="Courier New"/>
-          <w:sz w:val="15"/>
-        </w:rPr>
-        <w:t xml:space="preserve">WHERE </w:t>
-      </w:r>
-      <w:proofErr w:type="spellStart"/>
-      <w:r>
-        <w:rPr>
-          <w:rFonts w:ascii="Courier New" w:hAnsi="Courier New"/>
-          <w:sz w:val="15"/>
-        </w:rPr>
-        <w:t>a.user_id</w:t>
-      </w:r>
-      <w:proofErr w:type="spellEnd"/>
-      <w:r>
-        <w:rPr>
-          <w:rFonts w:ascii="Courier New" w:hAnsi="Courier New"/>
-          <w:sz w:val="15"/>
-        </w:rPr>
-        <w:t xml:space="preserve"> = %s AND </w:t>
-      </w:r>
-      <w:proofErr w:type="spellStart"/>
-      <w:r>
-        <w:rPr>
-          <w:rFonts w:ascii="Courier New" w:hAnsi="Courier New"/>
-          <w:sz w:val="15"/>
-        </w:rPr>
-        <w:t>s.box_id</w:t>
-      </w:r>
-      <w:proofErr w:type="spellEnd"/>
-      <w:r>
-        <w:rPr>
-          <w:rFonts w:ascii="Courier New" w:hAnsi="Courier New"/>
-          <w:sz w:val="15"/>
-        </w:rPr>
-        <w:t xml:space="preserve"> = %s</w:t>
-      </w:r>
-    </w:p>
-    <w:p>
-      <w:pPr>
-        <w:spacing w:after="0"/>
-      </w:pPr>
-      <w:r>
-        <w:rPr>
-          <w:rFonts w:ascii="Courier New" w:hAnsi="Courier New"/>
-          <w:sz w:val="15"/>
-        </w:rPr>
-        <w:t xml:space="preserve">ORDER BY </w:t>
-      </w:r>
-      <w:proofErr w:type="spellStart"/>
-      <w:r>
-        <w:rPr>
-          <w:rFonts w:ascii="Courier New" w:hAnsi="Courier New"/>
-          <w:sz w:val="15"/>
-        </w:rPr>
-        <w:t>s.sequence_no</w:t>
-      </w:r>
-      <w:proofErr w:type="spellEnd"/>
-      <w:r>
-        <w:rPr>
-          <w:rFonts w:ascii="Courier New" w:hAnsi="Courier New"/>
-          <w:sz w:val="15"/>
-        </w:rPr>
-        <w:t xml:space="preserve"> DESC</w:t>
+        <w:t>_no DESC</w:t>
       </w:r>
     </w:p>
     <w:p>
@@ -12981,185 +11383,188 @@
           <w:rFonts w:ascii="Courier New" w:hAnsi="Courier New"/>
           <w:sz w:val="15"/>
         </w:rPr>
-        <w:t xml:space="preserve">SELECT </w:t>
-      </w:r>
-      <w:proofErr w:type="spellStart"/>
+        <w:t>SELECT s.sample_id,</w:t>
+      </w:r>
+    </w:p>
+    <w:p>
+      <w:pPr>
+        <w:spacing w:after="0"/>
+      </w:pPr>
       <w:r>
         <w:rPr>
           <w:rFonts w:ascii="Courier New" w:hAnsi="Courier New"/>
           <w:sz w:val="15"/>
         </w:rPr>
-        <w:t>s.sample_id</w:t>
-      </w:r>
-      <w:proofErr w:type="spellEnd"/>
+        <w:t xml:space="preserve">       </w:t>
+      </w:r>
+      <w:proofErr w:type="gramStart"/>
       <w:r>
         <w:rPr>
           <w:rFonts w:ascii="Courier New" w:hAnsi="Courier New"/>
           <w:sz w:val="15"/>
         </w:rPr>
-        <w:t>,</w:t>
-      </w:r>
-    </w:p>
-    <w:p>
-      <w:pPr>
-        <w:spacing w:after="0"/>
-      </w:pPr>
+        <w:t>s.observed</w:t>
+      </w:r>
+      <w:proofErr w:type="gramEnd"/>
       <w:r>
         <w:rPr>
           <w:rFonts w:ascii="Courier New" w:hAnsi="Courier New"/>
           <w:sz w:val="15"/>
         </w:rPr>
-        <w:t xml:space="preserve">       </w:t>
-      </w:r>
-      <w:proofErr w:type="spellStart"/>
+        <w:t>_at,</w:t>
+      </w:r>
+    </w:p>
+    <w:p>
+      <w:pPr>
+        <w:spacing w:after="0"/>
+      </w:pPr>
       <w:r>
         <w:rPr>
           <w:rFonts w:ascii="Courier New" w:hAnsi="Courier New"/>
           <w:sz w:val="15"/>
         </w:rPr>
-        <w:t>s.observed_at</w:t>
-      </w:r>
-      <w:proofErr w:type="spellEnd"/>
+        <w:t xml:space="preserve">       </w:t>
+      </w:r>
+      <w:proofErr w:type="gramStart"/>
       <w:r>
         <w:rPr>
           <w:rFonts w:ascii="Courier New" w:hAnsi="Courier New"/>
           <w:sz w:val="15"/>
         </w:rPr>
-        <w:t>,</w:t>
-      </w:r>
-    </w:p>
-    <w:p>
-      <w:pPr>
-        <w:spacing w:after="0"/>
-      </w:pPr>
+        <w:t>s.temperature</w:t>
+      </w:r>
+      <w:proofErr w:type="gramEnd"/>
       <w:r>
         <w:rPr>
           <w:rFonts w:ascii="Courier New" w:hAnsi="Courier New"/>
           <w:sz w:val="15"/>
         </w:rPr>
-        <w:t xml:space="preserve">       </w:t>
-      </w:r>
-      <w:proofErr w:type="spellStart"/>
+        <w:t>_c,</w:t>
+      </w:r>
+    </w:p>
+    <w:p>
+      <w:pPr>
+        <w:spacing w:after="0"/>
+      </w:pPr>
       <w:r>
         <w:rPr>
           <w:rFonts w:ascii="Courier New" w:hAnsi="Courier New"/>
           <w:sz w:val="15"/>
         </w:rPr>
-        <w:t>s.temperature_c</w:t>
-      </w:r>
-      <w:proofErr w:type="spellEnd"/>
+        <w:t xml:space="preserve">       </w:t>
+      </w:r>
+      <w:proofErr w:type="gramStart"/>
       <w:r>
         <w:rPr>
           <w:rFonts w:ascii="Courier New" w:hAnsi="Courier New"/>
           <w:sz w:val="15"/>
         </w:rPr>
-        <w:t>,</w:t>
-      </w:r>
-    </w:p>
-    <w:p>
-      <w:pPr>
-        <w:spacing w:after="0"/>
-      </w:pPr>
+        <w:t>s.quality</w:t>
+      </w:r>
+      <w:proofErr w:type="gramEnd"/>
       <w:r>
         <w:rPr>
           <w:rFonts w:ascii="Courier New" w:hAnsi="Courier New"/>
           <w:sz w:val="15"/>
         </w:rPr>
-        <w:t xml:space="preserve">       </w:t>
-      </w:r>
-      <w:proofErr w:type="spellStart"/>
+        <w:t>,</w:t>
+      </w:r>
+    </w:p>
+    <w:p>
+      <w:pPr>
+        <w:spacing w:after="0"/>
+      </w:pPr>
       <w:r>
         <w:rPr>
           <w:rFonts w:ascii="Courier New" w:hAnsi="Courier New"/>
           <w:sz w:val="15"/>
         </w:rPr>
-        <w:t>s.quality</w:t>
-      </w:r>
-      <w:proofErr w:type="spellEnd"/>
+        <w:t xml:space="preserve">       </w:t>
+      </w:r>
+      <w:proofErr w:type="gramStart"/>
       <w:r>
         <w:rPr>
           <w:rFonts w:ascii="Courier New" w:hAnsi="Courier New"/>
           <w:sz w:val="15"/>
         </w:rPr>
-        <w:t>,</w:t>
-      </w:r>
-    </w:p>
-    <w:p>
-      <w:pPr>
-        <w:spacing w:after="0"/>
-      </w:pPr>
+        <w:t>s.sequence</w:t>
+      </w:r>
+      <w:proofErr w:type="gramEnd"/>
       <w:r>
         <w:rPr>
           <w:rFonts w:ascii="Courier New" w:hAnsi="Courier New"/>
           <w:sz w:val="15"/>
         </w:rPr>
-        <w:t xml:space="preserve">       </w:t>
-      </w:r>
-      <w:proofErr w:type="spellStart"/>
+        <w:t>_no,</w:t>
+      </w:r>
+    </w:p>
+    <w:p>
+      <w:pPr>
+        <w:spacing w:after="0"/>
+      </w:pPr>
       <w:r>
         <w:rPr>
           <w:rFonts w:ascii="Courier New" w:hAnsi="Courier New"/>
           <w:sz w:val="15"/>
         </w:rPr>
-        <w:t>s.sequence_no</w:t>
-      </w:r>
-      <w:proofErr w:type="spellEnd"/>
+        <w:t xml:space="preserve">       </w:t>
+      </w:r>
+      <w:proofErr w:type="gramStart"/>
       <w:r>
         <w:rPr>
           <w:rFonts w:ascii="Courier New" w:hAnsi="Courier New"/>
           <w:sz w:val="15"/>
         </w:rPr>
-        <w:t>,</w:t>
-      </w:r>
-    </w:p>
-    <w:p>
-      <w:pPr>
-        <w:spacing w:after="0"/>
-      </w:pPr>
+        <w:t>p.lower</w:t>
+      </w:r>
+      <w:proofErr w:type="gramEnd"/>
       <w:r>
         <w:rPr>
           <w:rFonts w:ascii="Courier New" w:hAnsi="Courier New"/>
           <w:sz w:val="15"/>
         </w:rPr>
-        <w:t xml:space="preserve">       </w:t>
-      </w:r>
-      <w:proofErr w:type="spellStart"/>
+        <w:t>_c,</w:t>
+      </w:r>
+    </w:p>
+    <w:p>
+      <w:pPr>
+        <w:spacing w:after="0"/>
+      </w:pPr>
       <w:r>
         <w:rPr>
           <w:rFonts w:ascii="Courier New" w:hAnsi="Courier New"/>
           <w:sz w:val="15"/>
         </w:rPr>
-        <w:t>p.lower_c</w:t>
-      </w:r>
-      <w:proofErr w:type="spellEnd"/>
+        <w:t xml:space="preserve">       </w:t>
+      </w:r>
+      <w:proofErr w:type="gramStart"/>
       <w:r>
         <w:rPr>
           <w:rFonts w:ascii="Courier New" w:hAnsi="Courier New"/>
           <w:sz w:val="15"/>
         </w:rPr>
-        <w:t>,</w:t>
-      </w:r>
-    </w:p>
-    <w:p>
-      <w:pPr>
-        <w:spacing w:after="0"/>
-      </w:pPr>
+        <w:t>p.upper</w:t>
+      </w:r>
+      <w:proofErr w:type="gramEnd"/>
       <w:r>
         <w:rPr>
           <w:rFonts w:ascii="Courier New" w:hAnsi="Courier New"/>
           <w:sz w:val="15"/>
         </w:rPr>
-        <w:t xml:space="preserve">       </w:t>
-      </w:r>
-      <w:proofErr w:type="spellStart"/>
+        <w:t>_c</w:t>
+      </w:r>
+    </w:p>
+    <w:p>
+      <w:pPr>
+        <w:spacing w:after="0"/>
+      </w:pPr>
       <w:r>
         <w:rPr>
           <w:rFonts w:ascii="Courier New" w:hAnsi="Courier New"/>
           <w:sz w:val="15"/>
         </w:rPr>
-        <w:t>p.upper_c</w:t>
-      </w:r>
-      <w:proofErr w:type="spellEnd"/>
+        <w:t>FROM temperature_samples s</w:t>
+      </w:r>
     </w:p>
     <w:p>
       <w:pPr>
@@ -13170,263 +11575,160 @@
           <w:rFonts w:ascii="Courier New" w:hAnsi="Courier New"/>
           <w:sz w:val="15"/>
         </w:rPr>
-        <w:t xml:space="preserve">FROM </w:t>
-      </w:r>
-      <w:proofErr w:type="spellStart"/>
+        <w:t xml:space="preserve">         JOIN threshold_profiles p ON </w:t>
+      </w:r>
+      <w:proofErr w:type="gramStart"/>
       <w:r>
         <w:rPr>
           <w:rFonts w:ascii="Courier New" w:hAnsi="Courier New"/>
           <w:sz w:val="15"/>
         </w:rPr>
-        <w:t>temperature_samples</w:t>
-      </w:r>
-      <w:proofErr w:type="spellEnd"/>
+        <w:t>p.profile</w:t>
+      </w:r>
+      <w:proofErr w:type="gramEnd"/>
       <w:r>
         <w:rPr>
           <w:rFonts w:ascii="Courier New" w:hAnsi="Courier New"/>
           <w:sz w:val="15"/>
         </w:rPr>
-        <w:t xml:space="preserve"> s</w:t>
-      </w:r>
-    </w:p>
-    <w:p>
-      <w:pPr>
-        <w:spacing w:after="0"/>
-      </w:pPr>
+        <w:t xml:space="preserve">_id = </w:t>
+      </w:r>
+      <w:proofErr w:type="gramStart"/>
       <w:r>
         <w:rPr>
           <w:rFonts w:ascii="Courier New" w:hAnsi="Courier New"/>
           <w:sz w:val="15"/>
         </w:rPr>
-        <w:t xml:space="preserve">         JOIN </w:t>
-      </w:r>
-      <w:proofErr w:type="spellStart"/>
+        <w:t>s.profile</w:t>
+      </w:r>
+      <w:proofErr w:type="gramEnd"/>
       <w:r>
         <w:rPr>
           <w:rFonts w:ascii="Courier New" w:hAnsi="Courier New"/>
           <w:sz w:val="15"/>
         </w:rPr>
-        <w:t>threshold_profiles</w:t>
-      </w:r>
-      <w:proofErr w:type="spellEnd"/>
+        <w:t>_id</w:t>
+      </w:r>
+    </w:p>
+    <w:p>
+      <w:pPr>
+        <w:spacing w:after="0"/>
+      </w:pPr>
       <w:r>
         <w:rPr>
           <w:rFonts w:ascii="Courier New" w:hAnsi="Courier New"/>
           <w:sz w:val="15"/>
         </w:rPr>
-        <w:t xml:space="preserve"> p ON </w:t>
-      </w:r>
-      <w:proofErr w:type="spellStart"/>
+        <w:t xml:space="preserve">         JOIN box_access a ON a.box_id = s.box_id</w:t>
+      </w:r>
+    </w:p>
+    <w:p>
+      <w:pPr>
+        <w:spacing w:after="0"/>
+      </w:pPr>
       <w:r>
         <w:rPr>
           <w:rFonts w:ascii="Courier New" w:hAnsi="Courier New"/>
           <w:sz w:val="15"/>
         </w:rPr>
-        <w:t>p.profile_id</w:t>
-      </w:r>
-      <w:proofErr w:type="spellEnd"/>
+        <w:t>WHERE a.user_id = %s</w:t>
+      </w:r>
+    </w:p>
+    <w:p>
+      <w:pPr>
+        <w:spacing w:after="0"/>
+      </w:pPr>
       <w:r>
         <w:rPr>
           <w:rFonts w:ascii="Courier New" w:hAnsi="Courier New"/>
           <w:sz w:val="15"/>
         </w:rPr>
-        <w:t xml:space="preserve"> = </w:t>
-      </w:r>
-      <w:proofErr w:type="spellStart"/>
+        <w:t xml:space="preserve">  AND s.box_id = %s</w:t>
+      </w:r>
+    </w:p>
+    <w:p>
+      <w:pPr>
+        <w:spacing w:after="0"/>
+      </w:pPr>
       <w:r>
         <w:rPr>
           <w:rFonts w:ascii="Courier New" w:hAnsi="Courier New"/>
           <w:sz w:val="15"/>
         </w:rPr>
-        <w:t>s.profile_id</w:t>
-      </w:r>
-      <w:proofErr w:type="spellEnd"/>
-    </w:p>
-    <w:p>
-      <w:pPr>
-        <w:spacing w:after="0"/>
-      </w:pPr>
+        <w:t xml:space="preserve">  AND </w:t>
+      </w:r>
+      <w:proofErr w:type="gramStart"/>
       <w:r>
         <w:rPr>
           <w:rFonts w:ascii="Courier New" w:hAnsi="Courier New"/>
           <w:sz w:val="15"/>
         </w:rPr>
-        <w:t xml:space="preserve">         JOIN </w:t>
-      </w:r>
-      <w:proofErr w:type="spellStart"/>
+        <w:t>s.clock</w:t>
+      </w:r>
+      <w:proofErr w:type="gramEnd"/>
       <w:r>
         <w:rPr>
           <w:rFonts w:ascii="Courier New" w:hAnsi="Courier New"/>
           <w:sz w:val="15"/>
         </w:rPr>
-        <w:t>box_access</w:t>
-      </w:r>
-      <w:proofErr w:type="spellEnd"/>
+        <w:t>_reliable = 1</w:t>
+      </w:r>
+    </w:p>
+    <w:p>
+      <w:pPr>
+        <w:spacing w:after="0"/>
+      </w:pPr>
       <w:r>
         <w:rPr>
           <w:rFonts w:ascii="Courier New" w:hAnsi="Courier New"/>
           <w:sz w:val="15"/>
         </w:rPr>
-        <w:t xml:space="preserve"> a ON </w:t>
-      </w:r>
-      <w:proofErr w:type="spellStart"/>
+        <w:t xml:space="preserve">  AND </w:t>
+      </w:r>
+      <w:proofErr w:type="gramStart"/>
       <w:r>
         <w:rPr>
           <w:rFonts w:ascii="Courier New" w:hAnsi="Courier New"/>
           <w:sz w:val="15"/>
         </w:rPr>
-        <w:t>a.box_id</w:t>
-      </w:r>
-      <w:proofErr w:type="spellEnd"/>
+        <w:t>s.observed</w:t>
+      </w:r>
+      <w:proofErr w:type="gramEnd"/>
       <w:r>
         <w:rPr>
           <w:rFonts w:ascii="Courier New" w:hAnsi="Courier New"/>
           <w:sz w:val="15"/>
         </w:rPr>
-        <w:t xml:space="preserve"> = </w:t>
-      </w:r>
-      <w:proofErr w:type="spellStart"/>
+        <w:t>_at &gt;= %s</w:t>
+      </w:r>
+    </w:p>
+    <w:p>
+      <w:pPr>
+        <w:spacing w:after="0"/>
+      </w:pPr>
       <w:r>
         <w:rPr>
           <w:rFonts w:ascii="Courier New" w:hAnsi="Courier New"/>
           <w:sz w:val="15"/>
         </w:rPr>
-        <w:t>s.box_id</w:t>
-      </w:r>
-      <w:proofErr w:type="spellEnd"/>
-    </w:p>
-    <w:p>
-      <w:pPr>
-        <w:spacing w:after="0"/>
-      </w:pPr>
+        <w:t xml:space="preserve">  AND </w:t>
+      </w:r>
+      <w:proofErr w:type="gramStart"/>
       <w:r>
         <w:rPr>
           <w:rFonts w:ascii="Courier New" w:hAnsi="Courier New"/>
           <w:sz w:val="15"/>
         </w:rPr>
-        <w:t xml:space="preserve">WHERE </w:t>
-      </w:r>
-      <w:proofErr w:type="spellStart"/>
+        <w:t>s.observed</w:t>
+      </w:r>
+      <w:proofErr w:type="gramEnd"/>
       <w:r>
         <w:rPr>
           <w:rFonts w:ascii="Courier New" w:hAnsi="Courier New"/>
           <w:sz w:val="15"/>
         </w:rPr>
-        <w:t>a.user_id</w:t>
-      </w:r>
-      <w:proofErr w:type="spellEnd"/>
-      <w:r>
-        <w:rPr>
-          <w:rFonts w:ascii="Courier New" w:hAnsi="Courier New"/>
-          <w:sz w:val="15"/>
-        </w:rPr>
-        <w:t xml:space="preserve"> = %s</w:t>
-      </w:r>
-    </w:p>
-    <w:p>
-      <w:pPr>
-        <w:spacing w:after="0"/>
-      </w:pPr>
-      <w:r>
-        <w:rPr>
-          <w:rFonts w:ascii="Courier New" w:hAnsi="Courier New"/>
-          <w:sz w:val="15"/>
-        </w:rPr>
-        <w:t xml:space="preserve">  AND </w:t>
-      </w:r>
-      <w:proofErr w:type="spellStart"/>
-      <w:r>
-        <w:rPr>
-          <w:rFonts w:ascii="Courier New" w:hAnsi="Courier New"/>
-          <w:sz w:val="15"/>
-        </w:rPr>
-        <w:t>s.box_id</w:t>
-      </w:r>
-      <w:proofErr w:type="spellEnd"/>
-      <w:r>
-        <w:rPr>
-          <w:rFonts w:ascii="Courier New" w:hAnsi="Courier New"/>
-          <w:sz w:val="15"/>
-        </w:rPr>
-        <w:t xml:space="preserve"> = %s</w:t>
-      </w:r>
-    </w:p>
-    <w:p>
-      <w:pPr>
-        <w:spacing w:after="0"/>
-      </w:pPr>
-      <w:r>
-        <w:rPr>
-          <w:rFonts w:ascii="Courier New" w:hAnsi="Courier New"/>
-          <w:sz w:val="15"/>
-        </w:rPr>
-        <w:t xml:space="preserve">  AND </w:t>
-      </w:r>
-      <w:proofErr w:type="spellStart"/>
-      <w:r>
-        <w:rPr>
-          <w:rFonts w:ascii="Courier New" w:hAnsi="Courier New"/>
-          <w:sz w:val="15"/>
-        </w:rPr>
-        <w:t>s.clock_reliable</w:t>
-      </w:r>
-      <w:proofErr w:type="spellEnd"/>
-      <w:r>
-        <w:rPr>
-          <w:rFonts w:ascii="Courier New" w:hAnsi="Courier New"/>
-          <w:sz w:val="15"/>
-        </w:rPr>
-        <w:t xml:space="preserve"> = 1</w:t>
-      </w:r>
-    </w:p>
-    <w:p>
-      <w:pPr>
-        <w:spacing w:after="0"/>
-      </w:pPr>
-      <w:r>
-        <w:rPr>
-          <w:rFonts w:ascii="Courier New" w:hAnsi="Courier New"/>
-          <w:sz w:val="15"/>
-        </w:rPr>
-        <w:t xml:space="preserve">  AND </w:t>
-      </w:r>
-      <w:proofErr w:type="spellStart"/>
-      <w:r>
-        <w:rPr>
-          <w:rFonts w:ascii="Courier New" w:hAnsi="Courier New"/>
-          <w:sz w:val="15"/>
-        </w:rPr>
-        <w:t>s.observed_at</w:t>
-      </w:r>
-      <w:proofErr w:type="spellEnd"/>
-      <w:r>
-        <w:rPr>
-          <w:rFonts w:ascii="Courier New" w:hAnsi="Courier New"/>
-          <w:sz w:val="15"/>
-        </w:rPr>
-        <w:t xml:space="preserve"> &gt;= %s</w:t>
-      </w:r>
-    </w:p>
-    <w:p>
-      <w:pPr>
-        <w:spacing w:after="0"/>
-      </w:pPr>
-      <w:r>
-        <w:rPr>
-          <w:rFonts w:ascii="Courier New" w:hAnsi="Courier New"/>
-          <w:sz w:val="15"/>
-        </w:rPr>
-        <w:t xml:space="preserve">  AND </w:t>
-      </w:r>
-      <w:proofErr w:type="spellStart"/>
-      <w:r>
-        <w:rPr>
-          <w:rFonts w:ascii="Courier New" w:hAnsi="Courier New"/>
-          <w:sz w:val="15"/>
-        </w:rPr>
-        <w:t>s.observed_at</w:t>
-      </w:r>
-      <w:proofErr w:type="spellEnd"/>
+        <w:t>_at</w:t>
+      </w:r>
     </w:p>
     <w:p>
       <w:pPr>
@@ -13456,37 +11758,37 @@
         </w:rPr>
         <w:t xml:space="preserve">ORDER BY </w:t>
       </w:r>
-      <w:proofErr w:type="spellStart"/>
+      <w:proofErr w:type="gramStart"/>
       <w:r>
         <w:rPr>
           <w:rFonts w:ascii="Courier New" w:hAnsi="Courier New"/>
           <w:sz w:val="15"/>
         </w:rPr>
-        <w:t>s.observed_at</w:t>
-      </w:r>
-      <w:proofErr w:type="spellEnd"/>
+        <w:t>s.observed</w:t>
+      </w:r>
+      <w:proofErr w:type="gramEnd"/>
       <w:r>
         <w:rPr>
           <w:rFonts w:ascii="Courier New" w:hAnsi="Courier New"/>
           <w:sz w:val="15"/>
         </w:rPr>
-        <w:t xml:space="preserve">, </w:t>
-      </w:r>
-      <w:proofErr w:type="spellStart"/>
+        <w:t xml:space="preserve">_at, </w:t>
+      </w:r>
+      <w:proofErr w:type="gramStart"/>
       <w:r>
         <w:rPr>
           <w:rFonts w:ascii="Courier New" w:hAnsi="Courier New"/>
           <w:sz w:val="15"/>
         </w:rPr>
-        <w:t>s.sequence_no</w:t>
-      </w:r>
-      <w:proofErr w:type="spellEnd"/>
+        <w:t>s.sequence</w:t>
+      </w:r>
+      <w:proofErr w:type="gramEnd"/>
       <w:r>
         <w:rPr>
           <w:rFonts w:ascii="Courier New" w:hAnsi="Courier New"/>
           <w:sz w:val="15"/>
         </w:rPr>
-        <w:t>;</w:t>
+        <w:t>_no;</w:t>
       </w:r>
     </w:p>
     <w:p>
@@ -13511,157 +11813,160 @@
           <w:rFonts w:ascii="Courier New" w:hAnsi="Courier New"/>
           <w:sz w:val="15"/>
         </w:rPr>
-        <w:t xml:space="preserve">SELECT </w:t>
-      </w:r>
-      <w:proofErr w:type="spellStart"/>
+        <w:t>SELECT s.sample_id,</w:t>
+      </w:r>
+    </w:p>
+    <w:p>
+      <w:pPr>
+        <w:spacing w:after="0"/>
+      </w:pPr>
       <w:r>
         <w:rPr>
           <w:rFonts w:ascii="Courier New" w:hAnsi="Courier New"/>
           <w:sz w:val="15"/>
         </w:rPr>
-        <w:t>s.sample_id</w:t>
-      </w:r>
-      <w:proofErr w:type="spellEnd"/>
+        <w:t xml:space="preserve">       </w:t>
+      </w:r>
+      <w:proofErr w:type="gramStart"/>
       <w:r>
         <w:rPr>
           <w:rFonts w:ascii="Courier New" w:hAnsi="Courier New"/>
           <w:sz w:val="15"/>
         </w:rPr>
-        <w:t>,</w:t>
-      </w:r>
-    </w:p>
-    <w:p>
-      <w:pPr>
-        <w:spacing w:after="0"/>
-      </w:pPr>
+        <w:t>s.observed</w:t>
+      </w:r>
+      <w:proofErr w:type="gramEnd"/>
       <w:r>
         <w:rPr>
           <w:rFonts w:ascii="Courier New" w:hAnsi="Courier New"/>
           <w:sz w:val="15"/>
         </w:rPr>
-        <w:t xml:space="preserve">       </w:t>
-      </w:r>
-      <w:proofErr w:type="spellStart"/>
+        <w:t>_at,</w:t>
+      </w:r>
+    </w:p>
+    <w:p>
+      <w:pPr>
+        <w:spacing w:after="0"/>
+      </w:pPr>
       <w:r>
         <w:rPr>
           <w:rFonts w:ascii="Courier New" w:hAnsi="Courier New"/>
           <w:sz w:val="15"/>
         </w:rPr>
-        <w:t>s.observed_at</w:t>
-      </w:r>
-      <w:proofErr w:type="spellEnd"/>
+        <w:t xml:space="preserve">       </w:t>
+      </w:r>
+      <w:proofErr w:type="gramStart"/>
       <w:r>
         <w:rPr>
           <w:rFonts w:ascii="Courier New" w:hAnsi="Courier New"/>
           <w:sz w:val="15"/>
         </w:rPr>
-        <w:t>,</w:t>
-      </w:r>
-    </w:p>
-    <w:p>
-      <w:pPr>
-        <w:spacing w:after="0"/>
-      </w:pPr>
+        <w:t>s.temperature</w:t>
+      </w:r>
+      <w:proofErr w:type="gramEnd"/>
       <w:r>
         <w:rPr>
           <w:rFonts w:ascii="Courier New" w:hAnsi="Courier New"/>
           <w:sz w:val="15"/>
         </w:rPr>
-        <w:t xml:space="preserve">       </w:t>
-      </w:r>
-      <w:proofErr w:type="spellStart"/>
+        <w:t>_c,</w:t>
+      </w:r>
+    </w:p>
+    <w:p>
+      <w:pPr>
+        <w:spacing w:after="0"/>
+      </w:pPr>
       <w:r>
         <w:rPr>
           <w:rFonts w:ascii="Courier New" w:hAnsi="Courier New"/>
           <w:sz w:val="15"/>
         </w:rPr>
-        <w:t>s.temperature_c</w:t>
-      </w:r>
-      <w:proofErr w:type="spellEnd"/>
+        <w:t xml:space="preserve">       </w:t>
+      </w:r>
+      <w:proofErr w:type="gramStart"/>
       <w:r>
         <w:rPr>
           <w:rFonts w:ascii="Courier New" w:hAnsi="Courier New"/>
           <w:sz w:val="15"/>
         </w:rPr>
-        <w:t>,</w:t>
-      </w:r>
-    </w:p>
-    <w:p>
-      <w:pPr>
-        <w:spacing w:after="0"/>
-      </w:pPr>
+        <w:t>p.lower</w:t>
+      </w:r>
+      <w:proofErr w:type="gramEnd"/>
       <w:r>
         <w:rPr>
           <w:rFonts w:ascii="Courier New" w:hAnsi="Courier New"/>
           <w:sz w:val="15"/>
         </w:rPr>
-        <w:t xml:space="preserve">       </w:t>
-      </w:r>
-      <w:proofErr w:type="spellStart"/>
+        <w:t>_c,</w:t>
+      </w:r>
+    </w:p>
+    <w:p>
+      <w:pPr>
+        <w:spacing w:after="0"/>
+      </w:pPr>
       <w:r>
         <w:rPr>
           <w:rFonts w:ascii="Courier New" w:hAnsi="Courier New"/>
           <w:sz w:val="15"/>
         </w:rPr>
-        <w:t>p.lower_c</w:t>
-      </w:r>
-      <w:proofErr w:type="spellEnd"/>
+        <w:t xml:space="preserve">       </w:t>
+      </w:r>
+      <w:proofErr w:type="gramStart"/>
       <w:r>
         <w:rPr>
           <w:rFonts w:ascii="Courier New" w:hAnsi="Courier New"/>
           <w:sz w:val="15"/>
         </w:rPr>
-        <w:t>,</w:t>
-      </w:r>
-    </w:p>
-    <w:p>
-      <w:pPr>
-        <w:spacing w:after="0"/>
-      </w:pPr>
+        <w:t>p.upper</w:t>
+      </w:r>
+      <w:proofErr w:type="gramEnd"/>
       <w:r>
         <w:rPr>
           <w:rFonts w:ascii="Courier New" w:hAnsi="Courier New"/>
           <w:sz w:val="15"/>
         </w:rPr>
-        <w:t xml:space="preserve">       </w:t>
-      </w:r>
-      <w:proofErr w:type="spellStart"/>
+        <w:t>_c,</w:t>
+      </w:r>
+    </w:p>
+    <w:p>
+      <w:pPr>
+        <w:spacing w:after="0"/>
+      </w:pPr>
       <w:r>
         <w:rPr>
           <w:rFonts w:ascii="Courier New" w:hAnsi="Courier New"/>
           <w:sz w:val="15"/>
         </w:rPr>
-        <w:t>p.upper_c</w:t>
-      </w:r>
-      <w:proofErr w:type="spellEnd"/>
+        <w:t xml:space="preserve">       </w:t>
+      </w:r>
+      <w:proofErr w:type="gramStart"/>
       <w:r>
         <w:rPr>
           <w:rFonts w:ascii="Courier New" w:hAnsi="Courier New"/>
           <w:sz w:val="15"/>
         </w:rPr>
-        <w:t>,</w:t>
-      </w:r>
-    </w:p>
-    <w:p>
-      <w:pPr>
-        <w:spacing w:after="0"/>
-      </w:pPr>
+        <w:t>r.reviewed</w:t>
+      </w:r>
+      <w:proofErr w:type="gramEnd"/>
       <w:r>
         <w:rPr>
           <w:rFonts w:ascii="Courier New" w:hAnsi="Courier New"/>
           <w:sz w:val="15"/>
         </w:rPr>
-        <w:t xml:space="preserve">       </w:t>
-      </w:r>
-      <w:proofErr w:type="spellStart"/>
+        <w:t>_at</w:t>
+      </w:r>
+    </w:p>
+    <w:p>
+      <w:pPr>
+        <w:spacing w:after="0"/>
+      </w:pPr>
       <w:r>
         <w:rPr>
           <w:rFonts w:ascii="Courier New" w:hAnsi="Courier New"/>
           <w:sz w:val="15"/>
         </w:rPr>
-        <w:t>r.reviewed_at</w:t>
-      </w:r>
-      <w:proofErr w:type="spellEnd"/>
+        <w:t>FROM temperature_samples s</w:t>
+      </w:r>
     </w:p>
     <w:p>
       <w:pPr>
@@ -13672,78 +11977,89 @@
           <w:rFonts w:ascii="Courier New" w:hAnsi="Courier New"/>
           <w:sz w:val="15"/>
         </w:rPr>
-        <w:t xml:space="preserve">FROM </w:t>
-      </w:r>
-      <w:proofErr w:type="spellStart"/>
+        <w:lastRenderedPageBreak/>
+        <w:t xml:space="preserve">         JOIN threshold_profiles p ON </w:t>
+      </w:r>
+      <w:proofErr w:type="gramStart"/>
       <w:r>
         <w:rPr>
           <w:rFonts w:ascii="Courier New" w:hAnsi="Courier New"/>
           <w:sz w:val="15"/>
         </w:rPr>
-        <w:t>temperature_samples</w:t>
-      </w:r>
-      <w:proofErr w:type="spellEnd"/>
+        <w:t>p.profile</w:t>
+      </w:r>
+      <w:proofErr w:type="gramEnd"/>
       <w:r>
         <w:rPr>
           <w:rFonts w:ascii="Courier New" w:hAnsi="Courier New"/>
           <w:sz w:val="15"/>
         </w:rPr>
-        <w:t xml:space="preserve"> s</w:t>
-      </w:r>
-    </w:p>
-    <w:p>
-      <w:pPr>
-        <w:spacing w:after="0"/>
-      </w:pPr>
+        <w:t xml:space="preserve">_id = </w:t>
+      </w:r>
+      <w:proofErr w:type="gramStart"/>
       <w:r>
         <w:rPr>
           <w:rFonts w:ascii="Courier New" w:hAnsi="Courier New"/>
           <w:sz w:val="15"/>
         </w:rPr>
-        <w:lastRenderedPageBreak/>
-        <w:t xml:space="preserve">         JOIN </w:t>
-      </w:r>
-      <w:proofErr w:type="spellStart"/>
+        <w:t>s.profile</w:t>
+      </w:r>
+      <w:proofErr w:type="gramEnd"/>
       <w:r>
         <w:rPr>
           <w:rFonts w:ascii="Courier New" w:hAnsi="Courier New"/>
           <w:sz w:val="15"/>
         </w:rPr>
-        <w:t>threshold_profiles</w:t>
-      </w:r>
-      <w:proofErr w:type="spellEnd"/>
+        <w:t>_id</w:t>
+      </w:r>
+    </w:p>
+    <w:p>
+      <w:pPr>
+        <w:spacing w:after="0"/>
+      </w:pPr>
       <w:r>
         <w:rPr>
           <w:rFonts w:ascii="Courier New" w:hAnsi="Courier New"/>
           <w:sz w:val="15"/>
         </w:rPr>
-        <w:t xml:space="preserve"> p ON </w:t>
-      </w:r>
-      <w:proofErr w:type="spellStart"/>
+        <w:t xml:space="preserve">         JOIN box_access a ON a.box_id = s.box_id</w:t>
+      </w:r>
+    </w:p>
+    <w:p>
+      <w:pPr>
+        <w:spacing w:after="0"/>
+      </w:pPr>
       <w:r>
         <w:rPr>
           <w:rFonts w:ascii="Courier New" w:hAnsi="Courier New"/>
           <w:sz w:val="15"/>
         </w:rPr>
-        <w:t>p.profile_id</w:t>
-      </w:r>
-      <w:proofErr w:type="spellEnd"/>
+        <w:t xml:space="preserve">         LEFT JOIN sample_reviews r ON r.sample_id = s.sample_id</w:t>
+      </w:r>
+    </w:p>
+    <w:p>
+      <w:pPr>
+        <w:spacing w:after="0"/>
+      </w:pPr>
       <w:r>
         <w:rPr>
           <w:rFonts w:ascii="Courier New" w:hAnsi="Courier New"/>
           <w:sz w:val="15"/>
         </w:rPr>
-        <w:t xml:space="preserve"> = </w:t>
-      </w:r>
-      <w:proofErr w:type="spellStart"/>
+        <w:t>WHERE a.user_id = %s</w:t>
+      </w:r>
+    </w:p>
+    <w:p>
+      <w:pPr>
+        <w:spacing w:after="0"/>
+      </w:pPr>
       <w:r>
         <w:rPr>
           <w:rFonts w:ascii="Courier New" w:hAnsi="Courier New"/>
           <w:sz w:val="15"/>
         </w:rPr>
-        <w:t>s.profile_id</w:t>
-      </w:r>
-      <w:proofErr w:type="spellEnd"/>
+        <w:t xml:space="preserve">  AND s.box_id = %s</w:t>
+      </w:r>
     </w:p>
     <w:p>
       <w:pPr>
@@ -13754,49 +12070,52 @@
           <w:rFonts w:ascii="Courier New" w:hAnsi="Courier New"/>
           <w:sz w:val="15"/>
         </w:rPr>
-        <w:t xml:space="preserve">         JOIN </w:t>
-      </w:r>
-      <w:proofErr w:type="spellStart"/>
+        <w:t xml:space="preserve">  AND </w:t>
+      </w:r>
+      <w:proofErr w:type="gramStart"/>
       <w:r>
         <w:rPr>
           <w:rFonts w:ascii="Courier New" w:hAnsi="Courier New"/>
           <w:sz w:val="15"/>
         </w:rPr>
-        <w:t>box_access</w:t>
-      </w:r>
-      <w:proofErr w:type="spellEnd"/>
+        <w:t>s.quality</w:t>
+      </w:r>
+      <w:proofErr w:type="gramEnd"/>
       <w:r>
         <w:rPr>
           <w:rFonts w:ascii="Courier New" w:hAnsi="Courier New"/>
           <w:sz w:val="15"/>
         </w:rPr>
-        <w:t xml:space="preserve"> a ON </w:t>
-      </w:r>
-      <w:proofErr w:type="spellStart"/>
+        <w:t xml:space="preserve"> = 'valid'</w:t>
+      </w:r>
+    </w:p>
+    <w:p>
+      <w:pPr>
+        <w:spacing w:after="0"/>
+      </w:pPr>
       <w:r>
         <w:rPr>
           <w:rFonts w:ascii="Courier New" w:hAnsi="Courier New"/>
           <w:sz w:val="15"/>
         </w:rPr>
-        <w:t>a.box_id</w:t>
-      </w:r>
-      <w:proofErr w:type="spellEnd"/>
+        <w:t xml:space="preserve">  AND (</w:t>
+      </w:r>
+      <w:proofErr w:type="gramStart"/>
       <w:r>
         <w:rPr>
           <w:rFonts w:ascii="Courier New" w:hAnsi="Courier New"/>
           <w:sz w:val="15"/>
         </w:rPr>
-        <w:t xml:space="preserve"> = </w:t>
-      </w:r>
-      <w:proofErr w:type="spellStart"/>
+        <w:t>s.temperature</w:t>
+      </w:r>
+      <w:proofErr w:type="gramEnd"/>
       <w:r>
         <w:rPr>
           <w:rFonts w:ascii="Courier New" w:hAnsi="Courier New"/>
           <w:sz w:val="15"/>
         </w:rPr>
-        <w:t>s.box_id</w:t>
-      </w:r>
-      <w:proofErr w:type="spellEnd"/>
+        <w:t>_c</w:t>
+      </w:r>
     </w:p>
     <w:p>
       <w:pPr>
@@ -13807,49 +12126,52 @@
           <w:rFonts w:ascii="Courier New" w:hAnsi="Courier New"/>
           <w:sz w:val="15"/>
         </w:rPr>
-        <w:t xml:space="preserve">         LEFT JOIN </w:t>
-      </w:r>
-      <w:proofErr w:type="spellStart"/>
+        <w:t xml:space="preserve">    &lt; </w:t>
+      </w:r>
+      <w:proofErr w:type="gramStart"/>
       <w:r>
         <w:rPr>
           <w:rFonts w:ascii="Courier New" w:hAnsi="Courier New"/>
           <w:sz w:val="15"/>
         </w:rPr>
-        <w:t>sample_reviews</w:t>
-      </w:r>
-      <w:proofErr w:type="spellEnd"/>
+        <w:t>p.lower</w:t>
+      </w:r>
+      <w:proofErr w:type="gramEnd"/>
       <w:r>
         <w:rPr>
           <w:rFonts w:ascii="Courier New" w:hAnsi="Courier New"/>
           <w:sz w:val="15"/>
         </w:rPr>
-        <w:t xml:space="preserve"> r ON </w:t>
-      </w:r>
-      <w:proofErr w:type="spellStart"/>
+        <w:t>_c</w:t>
+      </w:r>
+    </w:p>
+    <w:p>
+      <w:pPr>
+        <w:spacing w:after="0"/>
+      </w:pPr>
       <w:r>
         <w:rPr>
           <w:rFonts w:ascii="Courier New" w:hAnsi="Courier New"/>
           <w:sz w:val="15"/>
         </w:rPr>
-        <w:t>r.sample_id</w:t>
-      </w:r>
-      <w:proofErr w:type="spellEnd"/>
+        <w:t xml:space="preserve">   OR </w:t>
+      </w:r>
+      <w:proofErr w:type="gramStart"/>
       <w:r>
         <w:rPr>
           <w:rFonts w:ascii="Courier New" w:hAnsi="Courier New"/>
           <w:sz w:val="15"/>
         </w:rPr>
-        <w:t xml:space="preserve"> = </w:t>
-      </w:r>
-      <w:proofErr w:type="spellStart"/>
+        <w:t>s.temperature</w:t>
+      </w:r>
+      <w:proofErr w:type="gramEnd"/>
       <w:r>
         <w:rPr>
           <w:rFonts w:ascii="Courier New" w:hAnsi="Courier New"/>
           <w:sz w:val="15"/>
         </w:rPr>
-        <w:t>s.sample_id</w:t>
-      </w:r>
-      <w:proofErr w:type="spellEnd"/>
+        <w:t>_c</w:t>
+      </w:r>
     </w:p>
     <w:p>
       <w:pPr>
@@ -13860,23 +12182,23 @@
           <w:rFonts w:ascii="Courier New" w:hAnsi="Courier New"/>
           <w:sz w:val="15"/>
         </w:rPr>
-        <w:t xml:space="preserve">WHERE </w:t>
-      </w:r>
-      <w:proofErr w:type="spellStart"/>
+        <w:t xml:space="preserve">    &gt; </w:t>
+      </w:r>
+      <w:proofErr w:type="gramStart"/>
       <w:r>
         <w:rPr>
           <w:rFonts w:ascii="Courier New" w:hAnsi="Courier New"/>
           <w:sz w:val="15"/>
         </w:rPr>
-        <w:t>a.user_id</w:t>
-      </w:r>
-      <w:proofErr w:type="spellEnd"/>
+        <w:t>p.upper</w:t>
+      </w:r>
+      <w:proofErr w:type="gramEnd"/>
       <w:r>
         <w:rPr>
           <w:rFonts w:ascii="Courier New" w:hAnsi="Courier New"/>
           <w:sz w:val="15"/>
         </w:rPr>
-        <w:t xml:space="preserve"> = %s</w:t>
+        <w:t>_c)</w:t>
       </w:r>
     </w:p>
     <w:p>
@@ -13888,170 +12210,23 @@
           <w:rFonts w:ascii="Courier New" w:hAnsi="Courier New"/>
           <w:sz w:val="15"/>
         </w:rPr>
-        <w:t xml:space="preserve">  AND </w:t>
-      </w:r>
-      <w:proofErr w:type="spellStart"/>
+        <w:t xml:space="preserve">ORDER BY </w:t>
+      </w:r>
+      <w:proofErr w:type="gramStart"/>
       <w:r>
         <w:rPr>
           <w:rFonts w:ascii="Courier New" w:hAnsi="Courier New"/>
           <w:sz w:val="15"/>
         </w:rPr>
-        <w:t>s.box_id</w:t>
-      </w:r>
-      <w:proofErr w:type="spellEnd"/>
+        <w:t>s.sequence</w:t>
+      </w:r>
+      <w:proofErr w:type="gramEnd"/>
       <w:r>
         <w:rPr>
           <w:rFonts w:ascii="Courier New" w:hAnsi="Courier New"/>
           <w:sz w:val="15"/>
         </w:rPr>
-        <w:t xml:space="preserve"> = %s</w:t>
-      </w:r>
-    </w:p>
-    <w:p>
-      <w:pPr>
-        <w:spacing w:after="0"/>
-      </w:pPr>
-      <w:r>
-        <w:rPr>
-          <w:rFonts w:ascii="Courier New" w:hAnsi="Courier New"/>
-          <w:sz w:val="15"/>
-        </w:rPr>
-        <w:t xml:space="preserve">  AND </w:t>
-      </w:r>
-      <w:proofErr w:type="spellStart"/>
-      <w:r>
-        <w:rPr>
-          <w:rFonts w:ascii="Courier New" w:hAnsi="Courier New"/>
-          <w:sz w:val="15"/>
-        </w:rPr>
-        <w:t>s.quality</w:t>
-      </w:r>
-      <w:proofErr w:type="spellEnd"/>
-      <w:r>
-        <w:rPr>
-          <w:rFonts w:ascii="Courier New" w:hAnsi="Courier New"/>
-          <w:sz w:val="15"/>
-        </w:rPr>
-        <w:t xml:space="preserve"> = 'valid'</w:t>
-      </w:r>
-    </w:p>
-    <w:p>
-      <w:pPr>
-        <w:spacing w:after="0"/>
-      </w:pPr>
-      <w:r>
-        <w:rPr>
-          <w:rFonts w:ascii="Courier New" w:hAnsi="Courier New"/>
-          <w:sz w:val="15"/>
-        </w:rPr>
-        <w:t xml:space="preserve">  AND (</w:t>
-      </w:r>
-      <w:proofErr w:type="spellStart"/>
-      <w:r>
-        <w:rPr>
-          <w:rFonts w:ascii="Courier New" w:hAnsi="Courier New"/>
-          <w:sz w:val="15"/>
-        </w:rPr>
-        <w:t>s.temperature_c</w:t>
-      </w:r>
-      <w:proofErr w:type="spellEnd"/>
-    </w:p>
-    <w:p>
-      <w:pPr>
-        <w:spacing w:after="0"/>
-      </w:pPr>
-      <w:r>
-        <w:rPr>
-          <w:rFonts w:ascii="Courier New" w:hAnsi="Courier New"/>
-          <w:sz w:val="15"/>
-        </w:rPr>
-        <w:t xml:space="preserve">    &lt; </w:t>
-      </w:r>
-      <w:proofErr w:type="spellStart"/>
-      <w:r>
-        <w:rPr>
-          <w:rFonts w:ascii="Courier New" w:hAnsi="Courier New"/>
-          <w:sz w:val="15"/>
-        </w:rPr>
-        <w:t>p.lower_c</w:t>
-      </w:r>
-      <w:proofErr w:type="spellEnd"/>
-    </w:p>
-    <w:p>
-      <w:pPr>
-        <w:spacing w:after="0"/>
-      </w:pPr>
-      <w:r>
-        <w:rPr>
-          <w:rFonts w:ascii="Courier New" w:hAnsi="Courier New"/>
-          <w:sz w:val="15"/>
-        </w:rPr>
-        <w:t xml:space="preserve">   OR </w:t>
-      </w:r>
-      <w:proofErr w:type="spellStart"/>
-      <w:r>
-        <w:rPr>
-          <w:rFonts w:ascii="Courier New" w:hAnsi="Courier New"/>
-          <w:sz w:val="15"/>
-        </w:rPr>
-        <w:t>s.temperature_c</w:t>
-      </w:r>
-      <w:proofErr w:type="spellEnd"/>
-    </w:p>
-    <w:p>
-      <w:pPr>
-        <w:spacing w:after="0"/>
-      </w:pPr>
-      <w:r>
-        <w:rPr>
-          <w:rFonts w:ascii="Courier New" w:hAnsi="Courier New"/>
-          <w:sz w:val="15"/>
-        </w:rPr>
-        <w:t xml:space="preserve">    &gt; </w:t>
-      </w:r>
-      <w:proofErr w:type="spellStart"/>
-      <w:r>
-        <w:rPr>
-          <w:rFonts w:ascii="Courier New" w:hAnsi="Courier New"/>
-          <w:sz w:val="15"/>
-        </w:rPr>
-        <w:t>p.upper_c</w:t>
-      </w:r>
-      <w:proofErr w:type="spellEnd"/>
-      <w:r>
-        <w:rPr>
-          <w:rFonts w:ascii="Courier New" w:hAnsi="Courier New"/>
-          <w:sz w:val="15"/>
-        </w:rPr>
-        <w:t>)</w:t>
-      </w:r>
-    </w:p>
-    <w:p>
-      <w:pPr>
-        <w:spacing w:after="0"/>
-      </w:pPr>
-      <w:r>
-        <w:rPr>
-          <w:rFonts w:ascii="Courier New" w:hAnsi="Courier New"/>
-          <w:sz w:val="15"/>
-        </w:rPr>
-        <w:t xml:space="preserve">ORDER BY </w:t>
-      </w:r>
-      <w:proofErr w:type="spellStart"/>
-      <w:r>
-        <w:rPr>
-          <w:rFonts w:ascii="Courier New" w:hAnsi="Courier New"/>
-          <w:sz w:val="15"/>
-        </w:rPr>
-        <w:t>s.sequence_no</w:t>
-      </w:r>
-      <w:proofErr w:type="spellEnd"/>
-      <w:r>
-        <w:rPr>
-          <w:rFonts w:ascii="Courier New" w:hAnsi="Courier New"/>
-          <w:sz w:val="15"/>
-        </w:rPr>
-        <w:t xml:space="preserve"> DESC;</w:t>
+        <w:t>_no DESC;</w:t>
       </w:r>
     </w:p>
     <w:p>
@@ -14119,15 +12294,7 @@
         <w:pStyle w:val="ListBullet"/>
       </w:pPr>
       <w:r>
-        <w:t xml:space="preserve">Dashboard: show current freshness, raw history, threshold bands and flagged observations; do not rely on </w:t>
-      </w:r>
-      <w:proofErr w:type="spellStart"/>
-      <w:r>
-        <w:t>cron</w:t>
-      </w:r>
-      <w:proofErr w:type="spellEnd"/>
-      <w:r>
-        <w:t xml:space="preserve"> for the local warning.</w:t>
+        <w:t>Dashboard: show current freshness, raw history, threshold bands and flagged observations; do not rely on cron for the local warning.</w:t>
       </w:r>
     </w:p>
     <w:p>
@@ -14188,7 +12355,15 @@
         <w:pStyle w:val="ListBullet"/>
       </w:pPr>
       <w:r>
-        <w:t>Ordinary database records are not a tamper-proof clinical audit trail. This is an educational prototype, not a certified medicine-quality assessment system.</w:t>
+        <w:t xml:space="preserve">Ordinary database records are not </w:t>
+      </w:r>
+      <w:proofErr w:type="gramStart"/>
+      <w:r>
+        <w:t>a tamper</w:t>
+      </w:r>
+      <w:proofErr w:type="gramEnd"/>
+      <w:r>
+        <w:t>-proof clinical audit trail. This is an educational prototype, not a certified medicine-quality assessment system.</w:t>
       </w:r>
     </w:p>
     <w:p>
@@ -14257,28 +12432,7 @@
     </w:p>
     <w:p>
       <w:r>
-        <w:t xml:space="preserve">Users open the HTTPS web application on a phone or desktop browser. Sign-in has labelled login-identifier and password fields, a Sign in button and a generic failed-login message. Successful sign-in opens the user's assigned prototype box; an unassigned account sees an explicit no-access message. Sign out invalidates the server session. All box/history requests are </w:t>
-      </w:r>
-      <w:proofErr w:type="spellStart"/>
-      <w:r>
-        <w:t>authorised</w:t>
-      </w:r>
-      <w:proofErr w:type="spellEnd"/>
-      <w:r>
-        <w:t xml:space="preserve"> by the backend; hiding a button is not access control.</w:t>
-      </w:r>
-    </w:p>
-    <w:p>
-      <w:pPr>
-        <w:pStyle w:val="Heading2"/>
-        <w:keepNext/>
-        <w:keepLines/>
-      </w:pPr>
-      <w:r>
-        <w:rPr>
-          <w:color w:val="000000"/>
-        </w:rPr>
-        <w:t>Current status concept</w:t>
+        <w:t>Users open the HTTPS web application on a phone or desktop browser. Sign-in has labelled login-identifier and password fields, a Sign in button and a generic failed-login message. Successful sign-in opens the user's assigned prototype box; an unassigned account sees an explicit no-access message. Sign out invalidates the server session. All box/history requests are authorised by the backend; hiding a button is not access control.</w:t>
       </w:r>
     </w:p>
     <w:p>
@@ -14290,10 +12444,10 @@
           <w:noProof/>
         </w:rPr>
         <w:drawing>
-          <wp:inline distT="0" distB="0" distL="0" distR="0" wp14:anchorId="3CF725B0" wp14:editId="706D9964">
-            <wp:extent cx="2901818" cy="5039999"/>
+          <wp:inline distT="0" distB="0" distL="0" distR="0" wp14:anchorId="7D7222A8" wp14:editId="5B2F6D19">
+            <wp:extent cx="4206240" cy="3589127"/>
             <wp:effectExtent l="0" t="0" r="0" b="0"/>
-            <wp:docPr id="2" name="Picture 2"/>
+            <wp:docPr id="5002" name="Picture 5002"/>
             <wp:cNvGraphicFramePr>
               <a:graphicFrameLocks xmlns:a="http://schemas.openxmlformats.org/drawingml/2006/main" noChangeAspect="1"/>
             </wp:cNvGraphicFramePr>
@@ -14301,7 +12455,7 @@
               <a:graphicData uri="http://schemas.openxmlformats.org/drawingml/2006/picture">
                 <pic:pic xmlns:pic="http://schemas.openxmlformats.org/drawingml/2006/picture">
                   <pic:nvPicPr>
-                    <pic:cNvPr id="0" name="current-status-concept.png"/>
+                    <pic:cNvPr id="0" name="ui-signin.png"/>
                     <pic:cNvPicPr/>
                   </pic:nvPicPr>
                   <pic:blipFill>
@@ -14313,7 +12467,7 @@
                   <pic:spPr>
                     <a:xfrm>
                       <a:off x="0" y="0"/>
-                      <a:ext cx="2901818" cy="5039999"/>
+                      <a:ext cx="4206240" cy="3589127"/>
                     </a:xfrm>
                     <a:prstGeom prst="rect">
                       <a:avLst/>
@@ -14334,21 +12488,7 @@
         <w:t>Figure 1.</w:t>
       </w:r>
       <w:r>
-        <w:t xml:space="preserve"> Existing team concept for the box dashboard. The excursion timer and maximum summary are optional Should Have features. “Above safe limit” is concept wording: the implementation must say “Above configured upper limit”, without implying a clinical assessment. The actual prototype has one box; vehicle labels and medicines in the image are illustrative only.</w:t>
-      </w:r>
-    </w:p>
-    <w:p>
-      <w:r>
-        <w:t xml:space="preserve">The baseline screen must add separate observation and last-contact times, profile limits/version and freshness. Display a temperature in °C and recorded Normal/Warning/Alert with text and symbols. If older than the proposed </w:t>
-      </w:r>
-      <w:r>
-        <w:lastRenderedPageBreak/>
-        <w:t>90-second threshold, show Data stale and state that current conditions are unknown. A failed latest attempt shows Sensor error; a previously valid value may remain visible only as historical information. Never show an old Normal value as current proof of suitable conditions.</w:t>
-      </w:r>
-    </w:p>
-    <w:p>
-      <w:r>
-        <w:t>The View temperature history button opens the history screen. Notifications are optional for the user to enable through Web Push permission; the monitoring feature remains accessible if permission is denied, while the UI explains that phone alerts are unavailable.</w:t>
+        <w:t xml:space="preserve"> Sign-in screen (A) and failed sign-in (B). Fields have visible labels and a visible focus outline. A failed attempt shows one generic message (“The email/username or password is incorrect”), so the screen does not reveal whether an account exists. The page is served only over HTTPS. A successful sign-in opens the user’s assigned box.</w:t>
       </w:r>
     </w:p>
     <w:p>
@@ -14361,7 +12501,8 @@
         <w:rPr>
           <w:color w:val="000000"/>
         </w:rPr>
-        <w:t>History concept</w:t>
+        <w:lastRenderedPageBreak/>
+        <w:t>Current status</w:t>
       </w:r>
     </w:p>
     <w:p>
@@ -14373,10 +12514,10 @@
           <w:noProof/>
         </w:rPr>
         <w:drawing>
-          <wp:inline distT="0" distB="0" distL="0" distR="0" wp14:anchorId="37A283F8" wp14:editId="70AD977C">
-            <wp:extent cx="5669280" cy="3152814"/>
+          <wp:inline distT="0" distB="0" distL="0" distR="0" wp14:anchorId="3CF725B0" wp14:editId="706D9964">
+            <wp:extent cx="5669280" cy="3250446"/>
             <wp:effectExtent l="0" t="0" r="0" b="0"/>
-            <wp:docPr id="3" name="Picture 3"/>
+            <wp:docPr id="2" name="Picture 2"/>
             <wp:cNvGraphicFramePr>
               <a:graphicFrameLocks xmlns:a="http://schemas.openxmlformats.org/drawingml/2006/main" noChangeAspect="1"/>
             </wp:cNvGraphicFramePr>
@@ -14384,7 +12525,7 @@
               <a:graphicData uri="http://schemas.openxmlformats.org/drawingml/2006/picture">
                 <pic:pic xmlns:pic="http://schemas.openxmlformats.org/drawingml/2006/picture">
                   <pic:nvPicPr>
-                    <pic:cNvPr id="0" name="history-concept.png"/>
+                    <pic:cNvPr id="0" name="ui-dashboard.png"/>
                     <pic:cNvPicPr/>
                   </pic:nvPicPr>
                   <pic:blipFill>
@@ -14396,7 +12537,7 @@
                   <pic:spPr>
                     <a:xfrm>
                       <a:off x="0" y="0"/>
-                      <a:ext cx="5669280" cy="3152814"/>
+                      <a:ext cx="5669280" cy="3250446"/>
                     </a:xfrm>
                     <a:prstGeom prst="rect">
                       <a:avLst/>
@@ -14417,12 +12558,41 @@
         <w:t>Figure 2.</w:t>
       </w:r>
       <w:r>
-        <w:t xml:space="preserve"> Existing synthetic history concept. The time/maximum summary is conditional on FR-13. The domain shown is a mock-up label, not a deployed service. The continuous graph illustrates complete synthetic observations; missing data in the implementation must appear as gaps.</w:t>
-      </w:r>
-    </w:p>
-    <w:p>
-      <w:r>
-        <w:t>The baseline history screen includes a start/end date-time filter and an equivalent readable table with observation time, temperature, quality, recorded band and profile limits. Invalid intervals have a clear error; an empty range says No observations found. Original observation times are used even after delayed upload; clock-unreliable attempts are listed separately with an explicit timing warning. A sample-review control is conditional on FR-12 and does not clear an ongoing warning.</w:t>
+        <w:t xml:space="preserve"> </w:t>
+      </w:r>
+      <w:proofErr w:type="gramStart"/>
+      <w:r>
+        <w:t>Current status</w:t>
+      </w:r>
+      <w:proofErr w:type="gramEnd"/>
+      <w:r>
+        <w:t xml:space="preserve"> screen for Warning (C), Normal with phone notifications denied (D) and Alert (E). Each state uses a colour, a symbol (! ✓ ✕) and a text label, so the state does not depend on colour alone. The screen shows the temperature in °C, the observation time and its age, a “Live” freshness label, the last device contact and the profile limits. The Alert wording is “Above configured upper limit”; it is not a clinical assessment. When Web Push permission is denied (D), a banner explains that phone alerts are unavailable while monitoring on the screen continues.</w:t>
+      </w:r>
+    </w:p>
+    <w:p>
+      <w:r>
+        <w:t xml:space="preserve">The baseline screen must add separate observation and last-contact times, profile limits/version and freshness. Display </w:t>
+      </w:r>
+      <w:proofErr w:type="gramStart"/>
+      <w:r>
+        <w:t>a temperature</w:t>
+      </w:r>
+      <w:proofErr w:type="gramEnd"/>
+      <w:r>
+        <w:t xml:space="preserve"> in °C and </w:t>
+      </w:r>
+      <w:proofErr w:type="gramStart"/>
+      <w:r>
+        <w:t>recorded</w:t>
+      </w:r>
+      <w:proofErr w:type="gramEnd"/>
+      <w:r>
+        <w:t xml:space="preserve"> Normal/Warning/Alert with text and symbols. If older than the proposed 90-second threshold, show Data stale and state that current conditions are unknown. A failed latest attempt shows Sensor error; a previously valid value may remain visible only as historical information. Never show an old Normal value as current proof of suitable conditions.</w:t>
+      </w:r>
+    </w:p>
+    <w:p>
+      <w:r>
+        <w:t>The View temperature history button opens the history screen. Notifications are optional for the user to enable through Web Push permission; the monitoring feature remains accessible if permission is denied, while the UI explains that phone alerts are unavailable.</w:t>
       </w:r>
     </w:p>
     <w:p>
@@ -14435,7 +12605,147 @@
         <w:rPr>
           <w:color w:val="000000"/>
         </w:rPr>
+        <w:lastRenderedPageBreak/>
+        <w:t>Temperature history</w:t>
+      </w:r>
+    </w:p>
+    <w:p>
+      <w:pPr>
+        <w:jc w:val="center"/>
+      </w:pPr>
+      <w:r>
+        <w:rPr>
+          <w:noProof/>
+        </w:rPr>
+        <w:drawing>
+          <wp:inline distT="0" distB="0" distL="0" distR="0" wp14:anchorId="37A283F8" wp14:editId="70AD977C">
+            <wp:extent cx="5669280" cy="4504233"/>
+            <wp:effectExtent l="0" t="0" r="0" b="0"/>
+            <wp:docPr id="3" name="Picture 3"/>
+            <wp:cNvGraphicFramePr>
+              <a:graphicFrameLocks xmlns:a="http://schemas.openxmlformats.org/drawingml/2006/main" noChangeAspect="1"/>
+            </wp:cNvGraphicFramePr>
+            <a:graphic xmlns:a="http://schemas.openxmlformats.org/drawingml/2006/main">
+              <a:graphicData uri="http://schemas.openxmlformats.org/drawingml/2006/picture">
+                <pic:pic xmlns:pic="http://schemas.openxmlformats.org/drawingml/2006/picture">
+                  <pic:nvPicPr>
+                    <pic:cNvPr id="0" name="ui-history.png"/>
+                    <pic:cNvPicPr/>
+                  </pic:nvPicPr>
+                  <pic:blipFill>
+                    <a:blip r:embed="rId21"/>
+                    <a:stretch>
+                      <a:fillRect/>
+                    </a:stretch>
+                  </pic:blipFill>
+                  <pic:spPr>
+                    <a:xfrm>
+                      <a:off x="0" y="0"/>
+                      <a:ext cx="5669280" cy="4504233"/>
+                    </a:xfrm>
+                    <a:prstGeom prst="rect">
+                      <a:avLst/>
+                    </a:prstGeom>
+                  </pic:spPr>
+                </pic:pic>
+              </a:graphicData>
+            </a:graphic>
+          </wp:inline>
+        </w:drawing>
+      </w:r>
+    </w:p>
+    <w:p>
+      <w:r>
+        <w:rPr>
+          <w:b/>
+        </w:rPr>
+        <w:t>Figure 3.</w:t>
+      </w:r>
+      <w:r>
+        <w:t xml:space="preserve"> History screen. A From/To filter selects the time range. The graph shows labelled Upper limit and Warning lines, and samples above the upper limit are marked. A period with no data is drawn as a gap, and a sensor-error attempt is marked separately, not joined to the line. A readable table gives the same data (observation time, temperature, quality, status, profile) for screen-reader and keyboard users. Messages for an empty range and an invalid range (From after </w:t>
+      </w:r>
+      <w:proofErr w:type="gramStart"/>
+      <w:r>
+        <w:t>To</w:t>
+      </w:r>
+      <w:proofErr w:type="gramEnd"/>
+      <w:r>
+        <w:t>) are shown below the table.</w:t>
+      </w:r>
+    </w:p>
+    <w:p>
+      <w:r>
+        <w:t>The baseline history screen includes a start/end date-time filter and an equivalent readable table with observation time, temperature, quality, recorded band and profile limits. Invalid intervals have a clear error; an empty range says No observations found. Original observation times are used even after delayed upload; clock-unreliable attempts are listed separately with an explicit timing warning. A sample-review control is conditional on FR-12 and does not clear an ongoing warning.</w:t>
+      </w:r>
+    </w:p>
+    <w:p>
+      <w:pPr>
+        <w:pStyle w:val="Heading2"/>
+        <w:keepNext/>
+        <w:keepLines/>
+      </w:pPr>
+      <w:r>
+        <w:rPr>
+          <w:color w:val="000000"/>
+        </w:rPr>
+        <w:lastRenderedPageBreak/>
         <w:t>Required states and interactions</w:t>
+      </w:r>
+    </w:p>
+    <w:p>
+      <w:pPr>
+        <w:jc w:val="center"/>
+      </w:pPr>
+      <w:r>
+        <w:rPr>
+          <w:noProof/>
+        </w:rPr>
+        <w:drawing>
+          <wp:inline distT="0" distB="0" distL="0" distR="0" wp14:anchorId="57A69F13" wp14:editId="7DADAFD5">
+            <wp:extent cx="4937760" cy="5323870"/>
+            <wp:effectExtent l="0" t="0" r="0" b="0"/>
+            <wp:docPr id="5001" name="Picture 5001"/>
+            <wp:cNvGraphicFramePr>
+              <a:graphicFrameLocks xmlns:a="http://schemas.openxmlformats.org/drawingml/2006/main" noChangeAspect="1"/>
+            </wp:cNvGraphicFramePr>
+            <a:graphic xmlns:a="http://schemas.openxmlformats.org/drawingml/2006/main">
+              <a:graphicData uri="http://schemas.openxmlformats.org/drawingml/2006/picture">
+                <pic:pic xmlns:pic="http://schemas.openxmlformats.org/drawingml/2006/picture">
+                  <pic:nvPicPr>
+                    <pic:cNvPr id="0" name="ui-states.png"/>
+                    <pic:cNvPicPr/>
+                  </pic:nvPicPr>
+                  <pic:blipFill>
+                    <a:blip r:embed="rId22"/>
+                    <a:stretch>
+                      <a:fillRect/>
+                    </a:stretch>
+                  </pic:blipFill>
+                  <pic:spPr>
+                    <a:xfrm>
+                      <a:off x="0" y="0"/>
+                      <a:ext cx="4937760" cy="5323870"/>
+                    </a:xfrm>
+                    <a:prstGeom prst="rect">
+                      <a:avLst/>
+                    </a:prstGeom>
+                  </pic:spPr>
+                </pic:pic>
+              </a:graphicData>
+            </a:graphic>
+          </wp:inline>
+        </w:drawing>
+      </w:r>
+    </w:p>
+    <w:p>
+      <w:r>
+        <w:rPr>
+          <w:b/>
+        </w:rPr>
+        <w:t>Figure 4.</w:t>
+      </w:r>
+      <w:r>
+        <w:t xml:space="preserve"> Error and empty states. F: Data stale – no new reading for longer than 90 s; the last value is labelled historical and current conditions unknown. G: Sensor error – the failed sample is never shown as 0°C or Normal. H: Not reporting – no device contact for more than 180 s; last contact and last reading are shown separately. I: Network/API failure – data is visibly dated and a Retry button is offered. J: No observations yet. K: Denied access – an account without an assigned box sees no data from any other box.</w:t>
       </w:r>
     </w:p>
     <w:tbl>
@@ -14486,17 +12796,8 @@
                 <w:b/>
                 <w:sz w:val="16"/>
               </w:rPr>
-              <w:t>Proposed wording/</w:t>
-            </w:r>
-            <w:proofErr w:type="spellStart"/>
-            <w:r>
-              <w:rPr>
-                <w:b/>
-                <w:sz w:val="16"/>
-              </w:rPr>
-              <w:t>behaviour</w:t>
-            </w:r>
-            <w:proofErr w:type="spellEnd"/>
+              <w:t>Proposed wording/behaviour</w:t>
+            </w:r>
           </w:p>
         </w:tc>
       </w:tr>
@@ -14798,6 +13099,17 @@
         </w:tc>
       </w:tr>
     </w:tbl>
+    <w:p>
+      <w:r>
+        <w:rPr>
+          <w:b/>
+        </w:rPr>
+        <w:t>Accessibility checks applied to all mock-ups.</w:t>
+      </w:r>
+      <w:r>
+        <w:t xml:space="preserve"> Status is shown by text, symbol and colour, never colour alone; text and status colours have readable contrast; all form fields have visible labels and a visible focus outline; buttons are large touch targets (full width, about 48 px high); and the graph has an equivalent data table. Supporting UI documents (screen flow, wording guide, style guide, accessibility criteria, user stories and Web Push flow) are in docs/design, and a clickable prototype with automated browser tests is in prototype/ui.</w:t>
+      </w:r>
+    </w:p>
     <w:p>
       <w:pPr>
         <w:pStyle w:val="Heading1"/>
@@ -14876,7 +13188,7 @@
                     <pic:cNvPicPr/>
                   </pic:nvPicPr>
                   <pic:blipFill>
-                    <a:blip r:embed="rId21"/>
+                    <a:blip r:embed="rId23"/>
                     <a:stretch>
                       <a:fillRect/>
                     </a:stretch>
@@ -14970,13 +13282,7 @@
         <w:t>Location</w:t>
       </w:r>
       <w:r>
-        <w:t xml:space="preserve">: </w:t>
-      </w:r>
-      <w:r>
-        <w:t xml:space="preserve">Dublin, </w:t>
-      </w:r>
-      <w:r>
-        <w:t>Ireland</w:t>
+        <w:t>: Dublin, Ireland</w:t>
       </w:r>
     </w:p>
     <w:p>
@@ -15005,7 +13311,15 @@
     </w:p>
     <w:p>
       <w:r>
-        <w:t>Shannon may be treating a patient away from a parked ambulance and cannot repeatedly return to check a medication box. The intended future setting is a Controlled Drug Box inside a Vehicle Security Safe. The current educational prototype models this situation on a mains-powered bench without medicines.</w:t>
+        <w:t xml:space="preserve">Shannon may be treating a patient away from a parked ambulance and cannot repeatedly return to check a medication box. The intended future setting is a Controlled Drug Box inside a Vehicle Security Safe. The current educational prototype models this situation on a </w:t>
+      </w:r>
+      <w:proofErr w:type="gramStart"/>
+      <w:r>
+        <w:t>mains</w:t>
+      </w:r>
+      <w:proofErr w:type="gramEnd"/>
+      <w:r>
+        <w:t>-powered bench without medicines.</w:t>
       </w:r>
     </w:p>
     <w:p>
@@ -15062,8 +13376,11 @@
     </w:p>
     <w:p>
       <w:r>
+        <w:t xml:space="preserve">Success means Shannon can recognise a warning, distinguish stale information from current Normal conditions and find an earlier flagged observation without coaching. The planned user evaluation records task completion, errors and </w:t>
+      </w:r>
+      <w:r>
         <w:lastRenderedPageBreak/>
-        <w:t>Success means Shannon can recognise a warning, distinguish stale information from current Normal conditions and find an earlier flagged observation without coaching. The planned user evaluation records task completion, errors and feedback. The system provides monitoring information; it does not prescribe treatment or decide whether medicines should be used or discarded.</w:t>
+        <w:t>feedback. The system provides monitoring information; it does not prescribe treatment or decide whether medicines should be used or discarded.</w:t>
       </w:r>
     </w:p>
     <w:p>
@@ -15212,21 +13529,7 @@
               <w:rPr>
                 <w:sz w:val="16"/>
               </w:rPr>
-              <w:t xml:space="preserve"> staff member </w:t>
-            </w:r>
-            <w:proofErr w:type="spellStart"/>
-            <w:r>
-              <w:rPr>
-                <w:sz w:val="16"/>
-              </w:rPr>
-              <w:t>authorised</w:t>
-            </w:r>
-            <w:proofErr w:type="spellEnd"/>
-            <w:r>
-              <w:rPr>
-                <w:sz w:val="16"/>
-              </w:rPr>
-              <w:t xml:space="preserve"> to monitor the single shared prototype box; exact operational responsibility to be validated</w:t>
+              <w:t xml:space="preserve"> staff member authorised to monitor the single shared prototype box; exact operational responsibility to be validated</w:t>
             </w:r>
           </w:p>
         </w:tc>
@@ -15580,21 +13883,7 @@
               <w:rPr>
                 <w:sz w:val="16"/>
               </w:rPr>
-              <w:t xml:space="preserve">Multiple </w:t>
-            </w:r>
-            <w:proofErr w:type="spellStart"/>
-            <w:r>
-              <w:rPr>
-                <w:sz w:val="16"/>
-              </w:rPr>
-              <w:t>authorised</w:t>
-            </w:r>
-            <w:proofErr w:type="spellEnd"/>
-            <w:r>
-              <w:rPr>
-                <w:sz w:val="16"/>
-              </w:rPr>
-              <w:t xml:space="preserve"> users can access the same prototype box; UI and API deny access to unassigned users; unknown box IDs expose no data</w:t>
+              <w:t>Multiple authorised users can access the same prototype box; UI and API deny access to unassigned users; unknown box IDs expose no data</w:t>
             </w:r>
           </w:p>
         </w:tc>
@@ -15870,21 +14159,7 @@
               <w:rPr>
                 <w:sz w:val="16"/>
               </w:rPr>
-              <w:t>A single-</w:t>
-            </w:r>
-            <w:proofErr w:type="spellStart"/>
-            <w:r>
-              <w:rPr>
-                <w:sz w:val="16"/>
-              </w:rPr>
-              <w:t>colour</w:t>
-            </w:r>
-            <w:proofErr w:type="spellEnd"/>
-            <w:r>
-              <w:rPr>
-                <w:sz w:val="16"/>
-              </w:rPr>
-              <w:t xml:space="preserve"> LED lights by the next completed Warning or Alert sample, including without Wi-Fi; Normal turns it off; an invalid read uses a distinct blink pattern; off is not proof of acceptable conditions or working power</w:t>
+              <w:t>A single-colour LED lights by the next completed Warning or Alert sample, including without Wi-Fi; Normal turns it off; an invalid read uses a distinct blink pattern; off is not proof of acceptable conditions or working power</w:t>
             </w:r>
           </w:p>
         </w:tc>
@@ -16436,14 +14711,14 @@
               </w:rPr>
               <w:t xml:space="preserve">With connectivity and notification permission, send a clear Warning or Alert notification to </w:t>
             </w:r>
-            <w:proofErr w:type="spellStart"/>
+            <w:proofErr w:type="gramStart"/>
             <w:r>
               <w:rPr>
                 <w:sz w:val="16"/>
               </w:rPr>
               <w:t>authorised</w:t>
             </w:r>
-            <w:proofErr w:type="spellEnd"/>
+            <w:proofErr w:type="gramEnd"/>
             <w:r>
               <w:rPr>
                 <w:sz w:val="16"/>
@@ -16517,21 +14792,21 @@
               <w:rPr>
                 <w:sz w:val="16"/>
               </w:rPr>
-              <w:t xml:space="preserve">If implemented, sound on Alert, operate locally without Wi-Fi and provide a silence control; silencing does not clear the LED or dashboard state. Define and test the sound pattern and repeat </w:t>
-            </w:r>
-            <w:proofErr w:type="spellStart"/>
-            <w:r>
-              <w:rPr>
-                <w:sz w:val="16"/>
-              </w:rPr>
-              <w:t>behaviour</w:t>
-            </w:r>
-            <w:proofErr w:type="spellEnd"/>
-            <w:r>
-              <w:rPr>
-                <w:sz w:val="16"/>
-              </w:rPr>
-              <w:t>.</w:t>
+              <w:t xml:space="preserve">If implemented, sound on Alert, operate locally without Wi-Fi and provide </w:t>
+            </w:r>
+            <w:proofErr w:type="gramStart"/>
+            <w:r>
+              <w:rPr>
+                <w:sz w:val="16"/>
+              </w:rPr>
+              <w:t>a silence</w:t>
+            </w:r>
+            <w:proofErr w:type="gramEnd"/>
+            <w:r>
+              <w:rPr>
+                <w:sz w:val="16"/>
+              </w:rPr>
+              <w:t xml:space="preserve"> control; silencing does not clear the LED or dashboard state. Define and test the sound pattern and repeat behaviour.</w:t>
             </w:r>
           </w:p>
         </w:tc>
@@ -16907,15 +15182,7 @@
         <w:t>Actor:</w:t>
       </w:r>
       <w:r>
-        <w:t xml:space="preserve"> </w:t>
-      </w:r>
-      <w:proofErr w:type="spellStart"/>
-      <w:r>
-        <w:t>Authorised</w:t>
-      </w:r>
-      <w:proofErr w:type="spellEnd"/>
-      <w:r>
-        <w:t xml:space="preserve"> user. </w:t>
+        <w:t xml:space="preserve"> Authorised user. </w:t>
       </w:r>
       <w:r>
         <w:rPr>
@@ -16939,7 +15206,15 @@
     </w:p>
     <w:p>
       <w:r>
-        <w:t>3. Backend checks permissions on every request.</w:t>
+        <w:t xml:space="preserve">3. Backend checks </w:t>
+      </w:r>
+      <w:proofErr w:type="gramStart"/>
+      <w:r>
+        <w:t>permissions</w:t>
+      </w:r>
+      <w:proofErr w:type="gramEnd"/>
+      <w:r>
+        <w:t xml:space="preserve"> on every request.</w:t>
       </w:r>
     </w:p>
     <w:p>
@@ -16993,30 +15268,54 @@
     </w:p>
     <w:p>
       <w:r>
-        <w:t>3. Compare a valid value with the provisioned profile and update the local LED.</w:t>
-      </w:r>
-    </w:p>
-    <w:p>
-      <w:r>
-        <w:t>4. Persist the attempt in SQLite before publishing via MQTT over TLS when connected.</w:t>
-      </w:r>
-    </w:p>
-    <w:p>
-      <w:r>
-        <w:t>5. The broker authenticates the device; the ingestion worker validates its box/profile, stores the sample idempotently and publishes an application acknowledgement after commit.</w:t>
-      </w:r>
-    </w:p>
-    <w:p>
-      <w:r>
-        <w:t xml:space="preserve">A read failure or </w:t>
-      </w:r>
-      <w:proofErr w:type="spellStart"/>
-      <w:r>
-        <w:t>unsynchronised</w:t>
-      </w:r>
-      <w:proofErr w:type="spellEnd"/>
-      <w:r>
-        <w:t xml:space="preserve"> clock is identified explicitly. A network failure does not stop local sampling or the LED. Loss of electrical power stops the prototype; it is not a fail-safe medical alarm.</w:t>
+        <w:t xml:space="preserve">3. Compare </w:t>
+      </w:r>
+      <w:proofErr w:type="gramStart"/>
+      <w:r>
+        <w:t>a valid</w:t>
+      </w:r>
+      <w:proofErr w:type="gramEnd"/>
+      <w:r>
+        <w:t xml:space="preserve"> value with the provisioned profile and update the local LED.</w:t>
+      </w:r>
+    </w:p>
+    <w:p>
+      <w:r>
+        <w:t xml:space="preserve">4. </w:t>
+      </w:r>
+      <w:proofErr w:type="gramStart"/>
+      <w:r>
+        <w:t>Persist the attempt</w:t>
+      </w:r>
+      <w:proofErr w:type="gramEnd"/>
+      <w:r>
+        <w:t xml:space="preserve"> in SQLite before publishing via MQTT over TLS when connected.</w:t>
+      </w:r>
+    </w:p>
+    <w:p>
+      <w:r>
+        <w:t xml:space="preserve">5. The broker authenticates the device; the ingestion worker validates its box/profile, stores the sample idempotently and publishes an application acknowledgement after </w:t>
+      </w:r>
+      <w:proofErr w:type="gramStart"/>
+      <w:r>
+        <w:t>commit</w:t>
+      </w:r>
+      <w:proofErr w:type="gramEnd"/>
+      <w:r>
+        <w:t>.</w:t>
+      </w:r>
+    </w:p>
+    <w:p>
+      <w:r>
+        <w:t xml:space="preserve">A read failure or unsynchronised clock is identified explicitly. </w:t>
+      </w:r>
+      <w:proofErr w:type="gramStart"/>
+      <w:r>
+        <w:t>A network</w:t>
+      </w:r>
+      <w:proofErr w:type="gramEnd"/>
+      <w:r>
+        <w:t xml:space="preserve"> failure does not stop local sampling or the LED. Loss of electrical power stops the prototype; it is not a fail-safe medical alarm.</w:t>
       </w:r>
     </w:p>
     <w:p>
@@ -17040,15 +15339,7 @@
         <w:t>Actor:</w:t>
       </w:r>
       <w:r>
-        <w:t xml:space="preserve"> </w:t>
-      </w:r>
-      <w:proofErr w:type="spellStart"/>
-      <w:r>
-        <w:t>Authorised</w:t>
-      </w:r>
-      <w:proofErr w:type="spellEnd"/>
-      <w:r>
-        <w:t xml:space="preserve"> user. </w:t>
+        <w:t xml:space="preserve"> Authorised user. </w:t>
       </w:r>
       <w:r>
         <w:rPr>
@@ -17067,15 +15358,7 @@
     </w:p>
     <w:p>
       <w:r>
-        <w:t xml:space="preserve">2. View Normal (green), Warning (amber) or Alert (red), with text and symbols as well as </w:t>
-      </w:r>
-      <w:proofErr w:type="spellStart"/>
-      <w:r>
-        <w:t>colour</w:t>
-      </w:r>
-      <w:proofErr w:type="spellEnd"/>
-      <w:r>
-        <w:t>; show sensor-error and stale states separately.</w:t>
+        <w:t>2. View Normal (green), Warning (amber) or Alert (red), with text and symbols as well as colour; show sensor-error and stale states separately.</w:t>
       </w:r>
     </w:p>
     <w:p>
@@ -17085,7 +15368,15 @@
     </w:p>
     <w:p>
       <w:r>
-        <w:t>No measurements means unknown. A connected device with failed reads is not shown as healthy temperature monitoring.</w:t>
+        <w:t xml:space="preserve">No measurements </w:t>
+      </w:r>
+      <w:proofErr w:type="gramStart"/>
+      <w:r>
+        <w:t>means</w:t>
+      </w:r>
+      <w:proofErr w:type="gramEnd"/>
+      <w:r>
+        <w:t xml:space="preserve"> unknown. A connected device with failed reads is not shown as healthy temperature monitoring.</w:t>
       </w:r>
     </w:p>
     <w:p>
@@ -17109,15 +15400,7 @@
         <w:t>Actor:</w:t>
       </w:r>
       <w:r>
-        <w:t xml:space="preserve"> </w:t>
-      </w:r>
-      <w:proofErr w:type="spellStart"/>
-      <w:r>
-        <w:t>Authorised</w:t>
-      </w:r>
-      <w:proofErr w:type="spellEnd"/>
-      <w:r>
-        <w:t xml:space="preserve"> user. </w:t>
+        <w:t xml:space="preserve"> Authorised user. </w:t>
       </w:r>
       <w:r>
         <w:rPr>
@@ -17210,7 +15493,15 @@
     </w:p>
     <w:p>
       <w:r>
-        <w:t>A lost acknowledgement causes a safe retry. Records older than the latest sample enrich history without rolling current status back. Exceeding tested capacity or loss of power is reported as a limitation.</w:t>
+        <w:t xml:space="preserve">A lost acknowledgement causes a safe retry. Records older than the latest sample enrich history without rolling </w:t>
+      </w:r>
+      <w:proofErr w:type="gramStart"/>
+      <w:r>
+        <w:t>current status</w:t>
+      </w:r>
+      <w:proofErr w:type="gramEnd"/>
+      <w:r>
+        <w:t xml:space="preserve"> back. Exceeding tested capacity or loss of power is reported as a limitation.</w:t>
       </w:r>
     </w:p>
     <w:p>
@@ -17234,15 +15525,7 @@
         <w:t>Actor:</w:t>
       </w:r>
       <w:r>
-        <w:t xml:space="preserve"> </w:t>
-      </w:r>
-      <w:proofErr w:type="spellStart"/>
-      <w:r>
-        <w:t>Authorised</w:t>
-      </w:r>
-      <w:proofErr w:type="spellEnd"/>
-      <w:r>
-        <w:t xml:space="preserve"> user. </w:t>
+        <w:t xml:space="preserve"> Authorised user. </w:t>
       </w:r>
       <w:r>
         <w:rPr>
@@ -17519,7 +15802,21 @@
               <w:rPr>
                 <w:sz w:val="16"/>
               </w:rPr>
-              <w:t>Fresh, stale, never-connected and read-failure UI demonstrations</w:t>
+              <w:t xml:space="preserve">Fresh, stale, never-connected and </w:t>
+            </w:r>
+            <w:proofErr w:type="gramStart"/>
+            <w:r>
+              <w:rPr>
+                <w:sz w:val="16"/>
+              </w:rPr>
+              <w:t>read</w:t>
+            </w:r>
+            <w:proofErr w:type="gramEnd"/>
+            <w:r>
+              <w:rPr>
+                <w:sz w:val="16"/>
+              </w:rPr>
+              <w:t>-failure UI demonstrations</w:t>
             </w:r>
           </w:p>
         </w:tc>
@@ -17715,15 +16012,7 @@
         <w:pStyle w:val="ListBullet"/>
       </w:pPr>
       <w:r>
-        <w:t xml:space="preserve">Clear observation and receipt times; no </w:t>
-      </w:r>
-      <w:proofErr w:type="spellStart"/>
-      <w:r>
-        <w:t>colour</w:t>
-      </w:r>
-      <w:proofErr w:type="spellEnd"/>
-      <w:r>
-        <w:t>-only warnings.</w:t>
+        <w:t>Clear observation and receipt times; no colour-only warnings.</w:t>
       </w:r>
     </w:p>
     <w:p>
@@ -17747,23 +16036,7 @@
         <w:pStyle w:val="ListBullet"/>
       </w:pPr>
       <w:r>
-        <w:t>The physical LED is a single-</w:t>
-      </w:r>
-      <w:proofErr w:type="spellStart"/>
-      <w:r>
-        <w:t>colour</w:t>
-      </w:r>
-      <w:proofErr w:type="spellEnd"/>
-      <w:r>
-        <w:t xml:space="preserve"> output device; application status </w:t>
-      </w:r>
-      <w:proofErr w:type="spellStart"/>
-      <w:r>
-        <w:t>colours</w:t>
-      </w:r>
-      <w:proofErr w:type="spellEnd"/>
-      <w:r>
-        <w:t xml:space="preserve"> do not require an RGB LED.</w:t>
+        <w:t>The physical LED is a single-colour output device; application status colours do not require an RGB LED.</w:t>
       </w:r>
     </w:p>
     <w:p>
@@ -17816,7 +16089,15 @@
     </w:p>
     <w:p>
       <w:r>
-        <w:t>Plan how to verify the functional requirements and selected Universal Design principles. This document describes future testing.</w:t>
+        <w:t xml:space="preserve">Plan how to verify the functional requirements and </w:t>
+      </w:r>
+      <w:proofErr w:type="gramStart"/>
+      <w:r>
+        <w:t>selected</w:t>
+      </w:r>
+      <w:proofErr w:type="gramEnd"/>
+      <w:r>
+        <w:t xml:space="preserve"> Universal Design principles. This document describes future testing.</w:t>
       </w:r>
     </w:p>
     <w:p>
@@ -17837,15 +16118,7 @@
         <w:pStyle w:val="ListBullet"/>
       </w:pPr>
       <w:r>
-        <w:t>Raspberry Pi 400, Adafruit SCD-41, single-</w:t>
-      </w:r>
-      <w:proofErr w:type="spellStart"/>
-      <w:r>
-        <w:t>colour</w:t>
-      </w:r>
-      <w:proofErr w:type="spellEnd"/>
-      <w:r>
-        <w:t xml:space="preserve"> LED, suitable resistor, wiring and power supply; prototype box.</w:t>
+        <w:t>Raspberry Pi 400, Adafruit SCD-41, single-colour LED, suitable resistor, wiring and power supply; prototype box.</w:t>
       </w:r>
     </w:p>
     <w:p>
@@ -17869,15 +16142,7 @@
         <w:pStyle w:val="ListBullet"/>
       </w:pPr>
       <w:r>
-        <w:t xml:space="preserve">Controllable Wi-Fi, a phone with the chosen notification channel and two </w:t>
-      </w:r>
-      <w:proofErr w:type="spellStart"/>
-      <w:r>
-        <w:t>authorised</w:t>
-      </w:r>
-      <w:proofErr w:type="spellEnd"/>
-      <w:r>
-        <w:t xml:space="preserve"> users assigned to the same physical prototype box, plus an unassigned test user.</w:t>
+        <w:t>Controllable Wi-Fi, a phone with the chosen notification channel and two authorised users assigned to the same physical prototype box, plus an unassigned test user.</w:t>
       </w:r>
     </w:p>
     <w:p>
@@ -17885,7 +16150,15 @@
         <w:pStyle w:val="ListBullet"/>
       </w:pPr>
       <w:r>
-        <w:t>Synthetic readings and controlled faults for repeatable boundary/recovery tests; these do not prove physical sensor accuracy.</w:t>
+        <w:t xml:space="preserve">Synthetic readings and controlled faults for repeatable boundary/recovery tests; these do not prove physical </w:t>
+      </w:r>
+      <w:proofErr w:type="gramStart"/>
+      <w:r>
+        <w:t>sensor</w:t>
+      </w:r>
+      <w:proofErr w:type="gramEnd"/>
+      <w:r>
+        <w:t xml:space="preserve"> accuracy.</w:t>
       </w:r>
     </w:p>
     <w:p>
@@ -17893,7 +16166,15 @@
         <w:pStyle w:val="ListBullet"/>
       </w:pPr>
       <w:r>
-        <w:t>Browser developer tools, keyboard, contrast checker and a screen reader.</w:t>
+        <w:t xml:space="preserve">Browser developer tools, keyboard, contrast checker and </w:t>
+      </w:r>
+      <w:proofErr w:type="gramStart"/>
+      <w:r>
+        <w:t>a screen</w:t>
+      </w:r>
+      <w:proofErr w:type="gramEnd"/>
+      <w:r>
+        <w:t xml:space="preserve"> reader.</w:t>
       </w:r>
     </w:p>
     <w:p>
@@ -17901,7 +16182,15 @@
         <w:pStyle w:val="ListBullet"/>
       </w:pPr>
       <w:r>
-        <w:t>Buzzer and silence control only if implemented. Power off the circuit before changing wiring.</w:t>
+        <w:t xml:space="preserve">Buzzer and silence control </w:t>
+      </w:r>
+      <w:proofErr w:type="gramStart"/>
+      <w:r>
+        <w:t>only</w:t>
+      </w:r>
+      <w:proofErr w:type="gramEnd"/>
+      <w:r>
+        <w:t xml:space="preserve"> if implemented. Power off the circuit before changing wiring.</w:t>
       </w:r>
     </w:p>
     <w:p>
@@ -18150,7 +16439,35 @@
               <w:rPr>
                 <w:sz w:val="18"/>
               </w:rPr>
-              <w:t>L &lt; W &lt; U. Demo L = 15°C; W = 24°C; U = 25°C. The lower limit is a test value, not a clinical recommendation.</w:t>
+              <w:t xml:space="preserve">L &lt; W &lt; U. Demo L = 15°C; W = 24°C; U = 25°C. The lower limit is </w:t>
+            </w:r>
+            <w:proofErr w:type="gramStart"/>
+            <w:r>
+              <w:rPr>
+                <w:sz w:val="18"/>
+              </w:rPr>
+              <w:t>a test</w:t>
+            </w:r>
+            <w:proofErr w:type="gramEnd"/>
+            <w:r>
+              <w:rPr>
+                <w:sz w:val="18"/>
+              </w:rPr>
+              <w:t xml:space="preserve"> value, not </w:t>
+            </w:r>
+            <w:proofErr w:type="gramStart"/>
+            <w:r>
+              <w:rPr>
+                <w:sz w:val="18"/>
+              </w:rPr>
+              <w:t>a clinical</w:t>
+            </w:r>
+            <w:proofErr w:type="gramEnd"/>
+            <w:r>
+              <w:rPr>
+                <w:sz w:val="18"/>
+              </w:rPr>
+              <w:t xml:space="preserve"> recommendation.</w:t>
             </w:r>
           </w:p>
         </w:tc>
@@ -18261,21 +16578,7 @@
               <w:rPr>
                 <w:sz w:val="16"/>
               </w:rPr>
-              <w:t xml:space="preserve">Proposed Web Push; verify browser/platform support, required home-screen installation, permission, </w:t>
-            </w:r>
-            <w:proofErr w:type="spellStart"/>
-            <w:r>
-              <w:rPr>
-                <w:sz w:val="16"/>
-              </w:rPr>
-              <w:t>authorised</w:t>
-            </w:r>
-            <w:proofErr w:type="spellEnd"/>
-            <w:r>
-              <w:rPr>
-                <w:sz w:val="16"/>
-              </w:rPr>
-              <w:t xml:space="preserve"> recipients, unchanged-state suppression and 60-second online receipt target.</w:t>
+              <w:t>Proposed Web Push; verify browser/platform support, required home-screen installation, permission, authorised recipients, unchanged-state suppression and 60-second online receipt target.</w:t>
             </w:r>
           </w:p>
         </w:tc>
@@ -18349,21 +16652,7 @@
               <w:rPr>
                 <w:sz w:val="16"/>
               </w:rPr>
-              <w:t xml:space="preserve">Define sound pattern, repetition, silence and reset </w:t>
-            </w:r>
-            <w:proofErr w:type="spellStart"/>
-            <w:r>
-              <w:rPr>
-                <w:sz w:val="16"/>
-              </w:rPr>
-              <w:t>behaviour</w:t>
-            </w:r>
-            <w:proofErr w:type="spellEnd"/>
-            <w:r>
-              <w:rPr>
-                <w:sz w:val="16"/>
-              </w:rPr>
-              <w:t>.</w:t>
+              <w:t>Define sound pattern, repetition, silence and reset behaviour.</w:t>
             </w:r>
           </w:p>
         </w:tc>
@@ -19003,21 +17292,7 @@
               <w:rPr>
                 <w:sz w:val="16"/>
               </w:rPr>
-              <w:t>Single-</w:t>
-            </w:r>
-            <w:proofErr w:type="spellStart"/>
-            <w:r>
-              <w:rPr>
-                <w:sz w:val="16"/>
-              </w:rPr>
-              <w:t>colour</w:t>
-            </w:r>
-            <w:proofErr w:type="spellEnd"/>
-            <w:r>
-              <w:rPr>
-                <w:sz w:val="16"/>
-              </w:rPr>
-              <w:t xml:space="preserve"> LED connected.</w:t>
+              <w:t>Single-colour LED connected.</w:t>
             </w:r>
           </w:p>
         </w:tc>
@@ -19049,21 +17324,7 @@
               <w:rPr>
                 <w:sz w:val="16"/>
               </w:rPr>
-              <w:t xml:space="preserve">LED is off, on, on and off by the next completed sample; no physical </w:t>
-            </w:r>
-            <w:proofErr w:type="spellStart"/>
-            <w:r>
-              <w:rPr>
-                <w:sz w:val="16"/>
-              </w:rPr>
-              <w:t>colour</w:t>
-            </w:r>
-            <w:proofErr w:type="spellEnd"/>
-            <w:r>
-              <w:rPr>
-                <w:sz w:val="16"/>
-              </w:rPr>
-              <w:t xml:space="preserve"> change is expected.</w:t>
+              <w:t>LED is off, on, on and off by the next completed sample; no physical colour change is expected.</w:t>
             </w:r>
           </w:p>
         </w:tc>
@@ -19254,7 +17515,21 @@
               <w:rPr>
                 <w:sz w:val="16"/>
               </w:rPr>
-              <w:t>Inspect a box without readings; send data; stop samples but continue heartbeats beyond freshness threshold.</w:t>
+              <w:t xml:space="preserve">Inspect a box without </w:t>
+            </w:r>
+            <w:proofErr w:type="gramStart"/>
+            <w:r>
+              <w:rPr>
+                <w:sz w:val="16"/>
+              </w:rPr>
+              <w:t>readings</w:t>
+            </w:r>
+            <w:proofErr w:type="gramEnd"/>
+            <w:r>
+              <w:rPr>
+                <w:sz w:val="16"/>
+              </w:rPr>
+              <w:t>; send data; stop samples but continue heartbeats beyond freshness threshold.</w:t>
             </w:r>
           </w:p>
         </w:tc>
@@ -19722,21 +17997,7 @@
               <w:rPr>
                 <w:sz w:val="16"/>
               </w:rPr>
-              <w:t xml:space="preserve">Channel chosen; </w:t>
-            </w:r>
-            <w:proofErr w:type="spellStart"/>
-            <w:r>
-              <w:rPr>
-                <w:sz w:val="16"/>
-              </w:rPr>
-              <w:t>authorised</w:t>
-            </w:r>
-            <w:proofErr w:type="spellEnd"/>
-            <w:r>
-              <w:rPr>
-                <w:sz w:val="16"/>
-              </w:rPr>
-              <w:t xml:space="preserve"> phone connected and permitted.</w:t>
+              <w:t>Channel chosen; authorised phone connected and permitted.</w:t>
             </w:r>
           </w:p>
         </w:tc>
@@ -19768,21 +18029,7 @@
               <w:rPr>
                 <w:sz w:val="16"/>
               </w:rPr>
-              <w:t xml:space="preserve">Clear box identity, temperature/time delivered within agreed target; link opens correct </w:t>
-            </w:r>
-            <w:proofErr w:type="spellStart"/>
-            <w:r>
-              <w:rPr>
-                <w:sz w:val="16"/>
-              </w:rPr>
-              <w:t>authorised</w:t>
-            </w:r>
-            <w:proofErr w:type="spellEnd"/>
-            <w:r>
-              <w:rPr>
-                <w:sz w:val="16"/>
-              </w:rPr>
-              <w:t xml:space="preserve"> box.</w:t>
+              <w:t>Clear box identity, temperature/time delivered within agreed target; link opens correct authorised box.</w:t>
             </w:r>
           </w:p>
         </w:tc>
@@ -19851,21 +18098,7 @@
               <w:rPr>
                 <w:sz w:val="16"/>
               </w:rPr>
-              <w:t xml:space="preserve">No flood for unchanged states; transitions follow rules; </w:t>
-            </w:r>
-            <w:proofErr w:type="spellStart"/>
-            <w:r>
-              <w:rPr>
-                <w:sz w:val="16"/>
-              </w:rPr>
-              <w:t>unauthorised</w:t>
-            </w:r>
-            <w:proofErr w:type="spellEnd"/>
-            <w:r>
-              <w:rPr>
-                <w:sz w:val="16"/>
-              </w:rPr>
-              <w:t xml:space="preserve"> recipients receive no box data.</w:t>
+              <w:t>No flood for unchanged states; transitions follow rules; unauthorised recipients receive no box data.</w:t>
             </w:r>
           </w:p>
         </w:tc>
@@ -20383,7 +18616,21 @@
               <w:rPr>
                 <w:sz w:val="16"/>
               </w:rPr>
-              <w:t>Connect using missing, revoked or untrusted certificates; try plaintext transport.</w:t>
+              <w:t xml:space="preserve">Connect using missing, revoked or untrusted certificates; try </w:t>
+            </w:r>
+            <w:proofErr w:type="gramStart"/>
+            <w:r>
+              <w:rPr>
+                <w:sz w:val="16"/>
+              </w:rPr>
+              <w:t>plaintext</w:t>
+            </w:r>
+            <w:proofErr w:type="gramEnd"/>
+            <w:r>
+              <w:rPr>
+                <w:sz w:val="16"/>
+              </w:rPr>
+              <w:t xml:space="preserve"> transport.</w:t>
             </w:r>
           </w:p>
         </w:tc>
@@ -20452,21 +18699,7 @@
               <w:rPr>
                 <w:sz w:val="16"/>
               </w:rPr>
-              <w:t xml:space="preserve">Broker ACL or worker rejects the action; no </w:t>
-            </w:r>
-            <w:proofErr w:type="spellStart"/>
-            <w:r>
-              <w:rPr>
-                <w:sz w:val="16"/>
-              </w:rPr>
-              <w:t>unauthorised</w:t>
-            </w:r>
-            <w:proofErr w:type="spellEnd"/>
-            <w:r>
-              <w:rPr>
-                <w:sz w:val="16"/>
-              </w:rPr>
-              <w:t xml:space="preserve"> records.</w:t>
+              <w:t>Broker ACL or worker rejects the action; no unauthorised records.</w:t>
             </w:r>
           </w:p>
         </w:tc>
@@ -20503,7 +18736,21 @@
               <w:rPr>
                 <w:sz w:val="16"/>
               </w:rPr>
-              <w:t>Receive broker PUBACK, interrupt ingestion before commit and restart the device.</w:t>
+              <w:t xml:space="preserve">Receive broker PUBACK, interrupt ingestion before </w:t>
+            </w:r>
+            <w:proofErr w:type="gramStart"/>
+            <w:r>
+              <w:rPr>
+                <w:sz w:val="16"/>
+              </w:rPr>
+              <w:t>commit</w:t>
+            </w:r>
+            <w:proofErr w:type="gramEnd"/>
+            <w:r>
+              <w:rPr>
+                <w:sz w:val="16"/>
+              </w:rPr>
+              <w:t xml:space="preserve"> and restart the device.</w:t>
             </w:r>
           </w:p>
         </w:tc>
@@ -20609,21 +18856,7 @@
               <w:rPr>
                 <w:sz w:val="16"/>
               </w:rPr>
-              <w:t xml:space="preserve">Run </w:t>
-            </w:r>
-            <w:proofErr w:type="spellStart"/>
-            <w:r>
-              <w:rPr>
-                <w:sz w:val="16"/>
-              </w:rPr>
-              <w:t>cron</w:t>
-            </w:r>
-            <w:proofErr w:type="spellEnd"/>
-            <w:r>
-              <w:rPr>
-                <w:sz w:val="16"/>
-              </w:rPr>
-              <w:t xml:space="preserve"> jobs twice, overlap runs and force backup failure.</w:t>
+              <w:t>Run cron jobs twice, overlap runs and force backup failure.</w:t>
             </w:r>
           </w:p>
         </w:tc>
@@ -20688,19 +18921,11 @@
             <w:pPr>
               <w:spacing w:after="60"/>
             </w:pPr>
-            <w:proofErr w:type="spellStart"/>
-            <w:r>
-              <w:rPr>
-                <w:sz w:val="16"/>
-              </w:rPr>
-              <w:t>Authorised</w:t>
-            </w:r>
-            <w:proofErr w:type="spellEnd"/>
-            <w:r>
-              <w:rPr>
-                <w:sz w:val="16"/>
-              </w:rPr>
-              <w:t xml:space="preserve"> restore succeeds and sample IDs/counts reconcile.</w:t>
+            <w:r>
+              <w:rPr>
+                <w:sz w:val="16"/>
+              </w:rPr>
+              <w:t>Authorised restore succeeds and sample IDs/counts reconcile.</w:t>
             </w:r>
           </w:p>
         </w:tc>
@@ -21082,21 +19307,7 @@
               <w:rPr>
                 <w:sz w:val="16"/>
               </w:rPr>
-              <w:t xml:space="preserve">Local sound follows rules; silence does not clear LED/dashboard; reset/repeat </w:t>
-            </w:r>
-            <w:proofErr w:type="spellStart"/>
-            <w:r>
-              <w:rPr>
-                <w:sz w:val="16"/>
-              </w:rPr>
-              <w:t>behaviour</w:t>
-            </w:r>
-            <w:proofErr w:type="spellEnd"/>
-            <w:r>
-              <w:rPr>
-                <w:sz w:val="16"/>
-              </w:rPr>
-              <w:t xml:space="preserve"> matches specification.</w:t>
+              <w:t>Local sound follows rules; silence does not clear LED/dashboard; reset/repeat behaviour matches specification.</w:t>
             </w:r>
           </w:p>
         </w:tc>
@@ -21254,21 +19465,7 @@
               <w:rPr>
                 <w:sz w:val="16"/>
               </w:rPr>
-              <w:t xml:space="preserve">Hide </w:t>
-            </w:r>
-            <w:proofErr w:type="spellStart"/>
-            <w:r>
-              <w:rPr>
-                <w:sz w:val="16"/>
-              </w:rPr>
-              <w:t>colour</w:t>
-            </w:r>
-            <w:proofErr w:type="spellEnd"/>
-            <w:r>
-              <w:rPr>
-                <w:sz w:val="16"/>
-              </w:rPr>
-              <w:t>/view greyscale; ask users to identify Normal, Warning, Alert, stale and sensor-error states.</w:t>
+              <w:t>Hide colour/view greyscale; ask users to identify Normal, Warning, Alert, stale and sensor-error states.</w:t>
             </w:r>
           </w:p>
         </w:tc>
@@ -21284,21 +19481,7 @@
               <w:rPr>
                 <w:sz w:val="16"/>
               </w:rPr>
-              <w:t xml:space="preserve">Text/symbols communicate states independently of </w:t>
-            </w:r>
-            <w:proofErr w:type="spellStart"/>
-            <w:r>
-              <w:rPr>
-                <w:sz w:val="16"/>
-              </w:rPr>
-              <w:t>colour</w:t>
-            </w:r>
-            <w:proofErr w:type="spellEnd"/>
-            <w:r>
-              <w:rPr>
-                <w:sz w:val="16"/>
-              </w:rPr>
-              <w:t>; incorrect interpretations recorded.</w:t>
+              <w:t>Text/symbols communicate states independently of colour; incorrect interpretations recorded.</w:t>
             </w:r>
           </w:p>
         </w:tc>
@@ -21986,7 +20169,7 @@
         </w:rPr>
         <w:t xml:space="preserve">Adafruit (n.d.) </w:t>
       </w:r>
-      <w:hyperlink r:id="rId22">
+      <w:hyperlink r:id="rId24">
         <w:r>
           <w:rPr>
             <w:i/>
@@ -22003,7 +20186,7 @@
         <w:br/>
         <w:t xml:space="preserve">Available at: </w:t>
       </w:r>
-      <w:hyperlink r:id="rId23">
+      <w:hyperlink r:id="rId25">
         <w:r>
           <w:rPr>
             <w:sz w:val="16"/>
@@ -22024,7 +20207,7 @@
         </w:rPr>
         <w:t xml:space="preserve">Beams, C. (n.d.) </w:t>
       </w:r>
-      <w:hyperlink r:id="rId24">
+      <w:hyperlink r:id="rId26">
         <w:r>
           <w:rPr>
             <w:i/>
@@ -22041,7 +20224,7 @@
         <w:br/>
         <w:t xml:space="preserve">Available at: </w:t>
       </w:r>
-      <w:hyperlink r:id="rId25">
+      <w:hyperlink r:id="rId27">
         <w:r>
           <w:rPr>
             <w:sz w:val="16"/>
@@ -22062,7 +20245,7 @@
         </w:rPr>
         <w:t xml:space="preserve">Dadour, I.R., Almanjahie, I.M.I., Fowkes, N.D., Keady, G. and Vijayan, K. (2011) </w:t>
       </w:r>
-      <w:hyperlink r:id="rId26">
+      <w:hyperlink r:id="rId28">
         <w:r>
           <w:rPr>
             <w:i/>
@@ -22079,7 +20262,7 @@
         <w:br/>
         <w:t xml:space="preserve">Available at: </w:t>
       </w:r>
-      <w:hyperlink r:id="rId27">
+      <w:hyperlink r:id="rId29">
         <w:r>
           <w:rPr>
             <w:sz w:val="16"/>
@@ -22100,7 +20283,7 @@
         </w:rPr>
         <w:t xml:space="preserve">Eclipse Mosquitto (n.d.) </w:t>
       </w:r>
-      <w:hyperlink r:id="rId28">
+      <w:hyperlink r:id="rId30">
         <w:r>
           <w:rPr>
             <w:i/>
@@ -22117,7 +20300,7 @@
         <w:br/>
         <w:t xml:space="preserve">Available at: </w:t>
       </w:r>
-      <w:hyperlink r:id="rId29">
+      <w:hyperlink r:id="rId31">
         <w:r>
           <w:rPr>
             <w:sz w:val="16"/>
@@ -22138,7 +20321,7 @@
         </w:rPr>
         <w:t xml:space="preserve">FastAPI (n.d.) </w:t>
       </w:r>
-      <w:hyperlink r:id="rId30">
+      <w:hyperlink r:id="rId32">
         <w:r>
           <w:rPr>
             <w:i/>
@@ -22155,7 +20338,7 @@
         <w:br/>
         <w:t xml:space="preserve">Available at: </w:t>
       </w:r>
-      <w:hyperlink r:id="rId31">
+      <w:hyperlink r:id="rId33">
         <w:r>
           <w:rPr>
             <w:sz w:val="16"/>
@@ -22176,7 +20359,7 @@
         </w:rPr>
         <w:t xml:space="preserve">Firebase (n.d.a) </w:t>
       </w:r>
-      <w:hyperlink r:id="rId32">
+      <w:hyperlink r:id="rId34">
         <w:r>
           <w:rPr>
             <w:i/>
@@ -22193,7 +20376,7 @@
         <w:br/>
         <w:t xml:space="preserve">Available at: </w:t>
       </w:r>
-      <w:hyperlink r:id="rId33">
+      <w:hyperlink r:id="rId35">
         <w:r>
           <w:rPr>
             <w:sz w:val="16"/>
@@ -22214,7 +20397,7 @@
         </w:rPr>
         <w:t xml:space="preserve">Firebase (n.d.b) </w:t>
       </w:r>
-      <w:hyperlink r:id="rId34">
+      <w:hyperlink r:id="rId36">
         <w:r>
           <w:rPr>
             <w:i/>
@@ -22231,7 +20414,7 @@
         <w:br/>
         <w:t xml:space="preserve">Available at: </w:t>
       </w:r>
-      <w:hyperlink r:id="rId35">
+      <w:hyperlink r:id="rId37">
         <w:r>
           <w:rPr>
             <w:sz w:val="16"/>
@@ -22252,7 +20435,7 @@
         </w:rPr>
         <w:t xml:space="preserve">Firebase (n.d.c) </w:t>
       </w:r>
-      <w:hyperlink r:id="rId36">
+      <w:hyperlink r:id="rId38">
         <w:r>
           <w:rPr>
             <w:i/>
@@ -22269,7 +20452,7 @@
         <w:br/>
         <w:t xml:space="preserve">Available at: </w:t>
       </w:r>
-      <w:hyperlink r:id="rId37">
+      <w:hyperlink r:id="rId39">
         <w:r>
           <w:rPr>
             <w:sz w:val="16"/>
@@ -22290,7 +20473,7 @@
         </w:rPr>
         <w:t xml:space="preserve">Helm, M., Castner, T. and Lampl, L. (2003) </w:t>
       </w:r>
-      <w:hyperlink r:id="rId38">
+      <w:hyperlink r:id="rId40">
         <w:r>
           <w:rPr>
             <w:i/>
@@ -22307,7 +20490,7 @@
         <w:br/>
         <w:t xml:space="preserve">Available at: </w:t>
       </w:r>
-      <w:hyperlink r:id="rId39">
+      <w:hyperlink r:id="rId41">
         <w:r>
           <w:rPr>
             <w:sz w:val="16"/>
@@ -22328,7 +20511,7 @@
         </w:rPr>
         <w:t xml:space="preserve">HPRA / Mercury Pharmaceuticals (2024) </w:t>
       </w:r>
-      <w:hyperlink r:id="rId40">
+      <w:hyperlink r:id="rId42">
         <w:r>
           <w:rPr>
             <w:i/>
@@ -22345,7 +20528,7 @@
         <w:br/>
         <w:t xml:space="preserve">Available at: </w:t>
       </w:r>
-      <w:hyperlink r:id="rId41">
+      <w:hyperlink r:id="rId43">
         <w:r>
           <w:rPr>
             <w:sz w:val="16"/>
@@ -22366,7 +20549,7 @@
         </w:rPr>
         <w:t xml:space="preserve">InfluxData (n.d.) </w:t>
       </w:r>
-      <w:hyperlink r:id="rId42">
+      <w:hyperlink r:id="rId44">
         <w:r>
           <w:rPr>
             <w:i/>
@@ -22383,7 +20566,7 @@
         <w:br/>
         <w:t xml:space="preserve">Available at: </w:t>
       </w:r>
-      <w:hyperlink r:id="rId43">
+      <w:hyperlink r:id="rId45">
         <w:r>
           <w:rPr>
             <w:sz w:val="16"/>
@@ -22404,7 +20587,7 @@
         </w:rPr>
         <w:t xml:space="preserve">MongoDB (n.d.a) </w:t>
       </w:r>
-      <w:hyperlink r:id="rId44">
+      <w:hyperlink r:id="rId46">
         <w:r>
           <w:rPr>
             <w:i/>
@@ -22421,7 +20604,7 @@
         <w:br/>
         <w:t xml:space="preserve">Available at: </w:t>
       </w:r>
-      <w:hyperlink r:id="rId45">
+      <w:hyperlink r:id="rId47">
         <w:r>
           <w:rPr>
             <w:sz w:val="16"/>
@@ -22442,7 +20625,7 @@
         </w:rPr>
         <w:t xml:space="preserve">MongoDB (n.d.b) </w:t>
       </w:r>
-      <w:hyperlink r:id="rId46">
+      <w:hyperlink r:id="rId48">
         <w:r>
           <w:rPr>
             <w:i/>
@@ -22459,7 +20642,7 @@
         <w:br/>
         <w:t xml:space="preserve">Available at: </w:t>
       </w:r>
-      <w:hyperlink r:id="rId47">
+      <w:hyperlink r:id="rId49">
         <w:r>
           <w:rPr>
             <w:sz w:val="16"/>
@@ -22480,7 +20663,7 @@
         </w:rPr>
         <w:t xml:space="preserve">MySQL (n.d.a) </w:t>
       </w:r>
-      <w:hyperlink r:id="rId48">
+      <w:hyperlink r:id="rId50">
         <w:r>
           <w:rPr>
             <w:i/>
@@ -22497,7 +20680,7 @@
         <w:br/>
         <w:t xml:space="preserve">Available at: </w:t>
       </w:r>
-      <w:hyperlink r:id="rId49">
+      <w:hyperlink r:id="rId51">
         <w:r>
           <w:rPr>
             <w:sz w:val="16"/>
@@ -22518,7 +20701,7 @@
         </w:rPr>
         <w:t xml:space="preserve">MySQL (n.d.b) </w:t>
       </w:r>
-      <w:hyperlink r:id="rId50">
+      <w:hyperlink r:id="rId52">
         <w:r>
           <w:rPr>
             <w:i/>
@@ -22535,7 +20718,7 @@
         <w:br/>
         <w:t xml:space="preserve">Available at: </w:t>
       </w:r>
-      <w:hyperlink r:id="rId51">
+      <w:hyperlink r:id="rId53">
         <w:r>
           <w:rPr>
             <w:sz w:val="16"/>
@@ -22556,7 +20739,7 @@
         </w:rPr>
         <w:t xml:space="preserve">MySQL (n.d.c) </w:t>
       </w:r>
-      <w:hyperlink r:id="rId52">
+      <w:hyperlink r:id="rId54">
         <w:r>
           <w:rPr>
             <w:i/>
@@ -22573,7 +20756,7 @@
         <w:br/>
         <w:t xml:space="preserve">Available at: </w:t>
       </w:r>
-      <w:hyperlink r:id="rId53">
+      <w:hyperlink r:id="rId55">
         <w:r>
           <w:rPr>
             <w:sz w:val="16"/>
@@ -22594,7 +20777,7 @@
         </w:rPr>
         <w:t xml:space="preserve">MySQL (n.d.d) </w:t>
       </w:r>
-      <w:hyperlink r:id="rId54">
+      <w:hyperlink r:id="rId56">
         <w:r>
           <w:rPr>
             <w:i/>
@@ -22611,7 +20794,7 @@
         <w:br/>
         <w:t xml:space="preserve">Available at: </w:t>
       </w:r>
-      <w:hyperlink r:id="rId55">
+      <w:hyperlink r:id="rId57">
         <w:r>
           <w:rPr>
             <w:sz w:val="16"/>
@@ -22632,7 +20815,7 @@
         </w:rPr>
         <w:t xml:space="preserve">Neo4j (n.d.) </w:t>
       </w:r>
-      <w:hyperlink r:id="rId56">
+      <w:hyperlink r:id="rId58">
         <w:r>
           <w:rPr>
             <w:i/>
@@ -22649,7 +20832,7 @@
         <w:br/>
         <w:t xml:space="preserve">Available at: </w:t>
       </w:r>
-      <w:hyperlink r:id="rId57">
+      <w:hyperlink r:id="rId59">
         <w:r>
           <w:rPr>
             <w:sz w:val="16"/>
@@ -22670,7 +20853,7 @@
         </w:rPr>
         <w:t xml:space="preserve">Raspberry Pi (n.d.a) </w:t>
       </w:r>
-      <w:hyperlink r:id="rId58">
+      <w:hyperlink r:id="rId60">
         <w:r>
           <w:rPr>
             <w:i/>
@@ -22687,7 +20870,7 @@
         <w:br/>
         <w:t xml:space="preserve">Available at: </w:t>
       </w:r>
-      <w:hyperlink r:id="rId59">
+      <w:hyperlink r:id="rId61">
         <w:r>
           <w:rPr>
             <w:sz w:val="16"/>
@@ -22708,7 +20891,7 @@
         </w:rPr>
         <w:t xml:space="preserve">Raspberry Pi (n.d.b) </w:t>
       </w:r>
-      <w:hyperlink r:id="rId60">
+      <w:hyperlink r:id="rId62">
         <w:r>
           <w:rPr>
             <w:i/>
@@ -22725,7 +20908,7 @@
         <w:br/>
         <w:t xml:space="preserve">Available at: </w:t>
       </w:r>
-      <w:hyperlink r:id="rId61">
+      <w:hyperlink r:id="rId63">
         <w:r>
           <w:rPr>
             <w:sz w:val="16"/>
@@ -22746,7 +20929,7 @@
         </w:rPr>
         <w:t xml:space="preserve">Redis (n.d.) </w:t>
       </w:r>
-      <w:hyperlink r:id="rId62">
+      <w:hyperlink r:id="rId64">
         <w:r>
           <w:rPr>
             <w:i/>
@@ -22763,7 +20946,7 @@
         <w:br/>
         <w:t xml:space="preserve">Available at: </w:t>
       </w:r>
-      <w:hyperlink r:id="rId63">
+      <w:hyperlink r:id="rId65">
         <w:r>
           <w:rPr>
             <w:sz w:val="16"/>
@@ -22784,7 +20967,7 @@
         </w:rPr>
         <w:t xml:space="preserve">Sensirion (n.d.) </w:t>
       </w:r>
-      <w:hyperlink r:id="rId64">
+      <w:hyperlink r:id="rId66">
         <w:r>
           <w:rPr>
             <w:i/>
@@ -22801,7 +20984,7 @@
         <w:br/>
         <w:t xml:space="preserve">Available at: </w:t>
       </w:r>
-      <w:hyperlink r:id="rId65">
+      <w:hyperlink r:id="rId67">
         <w:r>
           <w:rPr>
             <w:sz w:val="16"/>
@@ -22822,7 +21005,7 @@
         </w:rPr>
         <w:t xml:space="preserve">Sensirion (2023) </w:t>
       </w:r>
-      <w:hyperlink r:id="rId66">
+      <w:hyperlink r:id="rId68">
         <w:r>
           <w:rPr>
             <w:i/>
@@ -22839,7 +21022,7 @@
         <w:br/>
         <w:t xml:space="preserve">Available at: </w:t>
       </w:r>
-      <w:hyperlink r:id="rId67">
+      <w:hyperlink r:id="rId69">
         <w:r>
           <w:rPr>
             <w:sz w:val="16"/>
@@ -22860,7 +21043,7 @@
         </w:rPr>
         <w:t xml:space="preserve">SQLite (n.d.) </w:t>
       </w:r>
-      <w:hyperlink r:id="rId68">
+      <w:hyperlink r:id="rId70">
         <w:r>
           <w:rPr>
             <w:i/>
@@ -22877,7 +21060,7 @@
         <w:br/>
         <w:t xml:space="preserve">Available at: </w:t>
       </w:r>
-      <w:hyperlink r:id="rId69">
+      <w:hyperlink r:id="rId71">
         <w:r>
           <w:rPr>
             <w:sz w:val="16"/>
@@ -22887,7 +21070,7 @@
       </w:hyperlink>
     </w:p>
     <w:sectPr>
-      <w:footerReference w:type="default" r:id="rId70"/>
+      <w:footerReference w:type="default" r:id="rId72"/>
       <w:pgSz w:w="11906" w:h="16838"/>
       <w:pgMar w:top="907" w:right="907" w:bottom="907" w:left="907" w:header="720" w:footer="720" w:gutter="0"/>
       <w:cols w:space="720"/>
@@ -22898,7 +21081,7 @@
 </file>
 
 <file path=word/endnotes.xml><?xml version="1.0" encoding="utf-8"?>
-<w:endnotes xmlns:wpc="http://schemas.microsoft.com/office/word/2010/wordprocessingCanvas" xmlns:cx="http://schemas.microsoft.com/office/drawing/2014/chartex" xmlns:cx1="http://schemas.microsoft.com/office/drawing/2015/9/8/chartex" xmlns:cx2="http://schemas.microsoft.com/office/drawing/2015/10/21/chartex" xmlns:cx3="http://schemas.microsoft.com/office/drawing/2016/5/9/chartex" xmlns:cx4="http://schemas.microsoft.com/office/drawing/2016/5/10/chartex" xmlns:cx5="http://schemas.microsoft.com/office/drawing/2016/5/11/chartex" xmlns:cx6="http://schemas.microsoft.com/office/drawing/2016/5/12/chartex" xmlns:cx7="http://schemas.microsoft.com/office/drawing/2016/5/13/chartex" xmlns:cx8="http://schemas.microsoft.com/office/drawing/2016/5/14/chartex" xmlns:mc="http://schemas.openxmlformats.org/markup-compatibility/2006" xmlns:m="http://schemas.openxmlformats.org/officeDocument/2006/math" xmlns:aink="http://schemas.microsoft.com/office/drawing/2016/ink" xmlns:am3d="http://schemas.microsoft.com/office/drawing/2017/model3d" xmlns:oel="http://schemas.microsoft.com/office/2019/extlst" xmlns:r="http://schemas.openxmlformats.org/officeDocument/2006/relationships" xmlns:wp14="http://schemas.microsoft.com/office/word/2010/wordprocessingDrawing" xmlns:wp="http://schemas.openxmlformats.org/drawingml/2006/wordprocessingDrawing" xmlns:wpg="http://schemas.microsoft.com/office/word/2010/wordprocessingGroup" xmlns:wpi="http://schemas.microsoft.com/office/word/2010/wordprocessingInk" xmlns:wps="http://schemas.microsoft.com/office/word/2010/wordprocessingShape" xmlns:o="urn:schemas-microsoft-com:office:office" xmlns:v="urn:schemas-microsoft-com:vml" xmlns:w10="urn:schemas-microsoft-com:office:word" xmlns:w="http://schemas.openxmlformats.org/wordprocessingml/2006/main" xmlns:w14="http://schemas.microsoft.com/office/word/2010/wordml" xmlns:w15="http://schemas.microsoft.com/office/word/2012/wordml" xmlns:w16cex="http://schemas.microsoft.com/office/word/2018/wordml/cex" xmlns:w16cid="http://schemas.microsoft.com/office/word/2016/wordml/cid" xmlns:w16="http://schemas.microsoft.com/office/word/2018/wordml" xmlns:w16sdtdh="http://schemas.microsoft.com/office/word/2020/wordml/sdtdatahash" xmlns:w16sdtfl="http://schemas.microsoft.com/office/word/2024/wordml/sdtformatlock" xmlns:w16se="http://schemas.microsoft.com/office/word/2015/wordml/symex" xmlns:w16du="http://schemas.microsoft.com/office/word/2023/wordml/word16du" xmlns:wne="http://schemas.microsoft.com/office/word/2006/wordml" mc:Ignorable="w14 w15 w16se w16cid w16 w16cex w16sdtdh w16sdtfl w16du wp14">
+<w:endnotes xmlns:wpc="http://schemas.microsoft.com/office/word/2010/wordprocessingCanvas" xmlns:cx="http://schemas.microsoft.com/office/drawing/2014/chartex" xmlns:cx1="http://schemas.microsoft.com/office/drawing/2015/9/8/chartex" xmlns:cx2="http://schemas.microsoft.com/office/drawing/2015/10/21/chartex" xmlns:cx3="http://schemas.microsoft.com/office/drawing/2016/5/9/chartex" xmlns:cx4="http://schemas.microsoft.com/office/drawing/2016/5/10/chartex" xmlns:cx5="http://schemas.microsoft.com/office/drawing/2016/5/11/chartex" xmlns:cx6="http://schemas.microsoft.com/office/drawing/2016/5/12/chartex" xmlns:cx7="http://schemas.microsoft.com/office/drawing/2016/5/13/chartex" xmlns:cx8="http://schemas.microsoft.com/office/drawing/2016/5/14/chartex" xmlns:mc="http://schemas.openxmlformats.org/markup-compatibility/2006" xmlns:aink="http://schemas.microsoft.com/office/drawing/2016/ink" xmlns:am3d="http://schemas.microsoft.com/office/drawing/2017/model3d" xmlns:o="urn:schemas-microsoft-com:office:office" xmlns:oel="http://schemas.microsoft.com/office/2019/extlst" xmlns:r="http://schemas.openxmlformats.org/officeDocument/2006/relationships" xmlns:m="http://schemas.openxmlformats.org/officeDocument/2006/math" xmlns:v="urn:schemas-microsoft-com:vml" xmlns:wp14="http://schemas.microsoft.com/office/word/2010/wordprocessingDrawing" xmlns:wp="http://schemas.openxmlformats.org/drawingml/2006/wordprocessingDrawing" xmlns:w10="urn:schemas-microsoft-com:office:word" xmlns:w="http://schemas.openxmlformats.org/wordprocessingml/2006/main" xmlns:w14="http://schemas.microsoft.com/office/word/2010/wordml" xmlns:w15="http://schemas.microsoft.com/office/word/2012/wordml" xmlns:w16cex="http://schemas.microsoft.com/office/word/2018/wordml/cex" xmlns:w16cid="http://schemas.microsoft.com/office/word/2016/wordml/cid" xmlns:w16="http://schemas.microsoft.com/office/word/2018/wordml" xmlns:w16du="http://schemas.microsoft.com/office/word/2023/wordml/word16du" xmlns:w16sdtdh="http://schemas.microsoft.com/office/word/2020/wordml/sdtdatahash" xmlns:w16sdtfl="http://schemas.microsoft.com/office/word/2024/wordml/sdtformatlock" xmlns:w16se="http://schemas.microsoft.com/office/word/2015/wordml/symex" xmlns:wpg="http://schemas.microsoft.com/office/word/2010/wordprocessingGroup" xmlns:wpi="http://schemas.microsoft.com/office/word/2010/wordprocessingInk" xmlns:wne="http://schemas.microsoft.com/office/word/2006/wordml" xmlns:wps="http://schemas.microsoft.com/office/word/2010/wordprocessingShape" mc:Ignorable="w14 w15 w16se w16cid w16 w16cex w16sdtdh w16sdtfl w16du wp14">
   <w:endnote w:type="separator" w:id="-1">
     <w:p>
       <w:pPr>
@@ -22923,7 +21106,7 @@
 </file>
 
 <file path=word/footer1.xml><?xml version="1.0" encoding="utf-8"?>
-<w:ftr xmlns:wpc="http://schemas.microsoft.com/office/word/2010/wordprocessingCanvas" xmlns:cx="http://schemas.microsoft.com/office/drawing/2014/chartex" xmlns:cx1="http://schemas.microsoft.com/office/drawing/2015/9/8/chartex" xmlns:cx2="http://schemas.microsoft.com/office/drawing/2015/10/21/chartex" xmlns:cx3="http://schemas.microsoft.com/office/drawing/2016/5/9/chartex" xmlns:cx4="http://schemas.microsoft.com/office/drawing/2016/5/10/chartex" xmlns:cx5="http://schemas.microsoft.com/office/drawing/2016/5/11/chartex" xmlns:cx6="http://schemas.microsoft.com/office/drawing/2016/5/12/chartex" xmlns:cx7="http://schemas.microsoft.com/office/drawing/2016/5/13/chartex" xmlns:cx8="http://schemas.microsoft.com/office/drawing/2016/5/14/chartex" xmlns:mc="http://schemas.openxmlformats.org/markup-compatibility/2006" xmlns:m="http://schemas.openxmlformats.org/officeDocument/2006/math" xmlns:aink="http://schemas.microsoft.com/office/drawing/2016/ink" xmlns:am3d="http://schemas.microsoft.com/office/drawing/2017/model3d" xmlns:oel="http://schemas.microsoft.com/office/2019/extlst" xmlns:r="http://schemas.openxmlformats.org/officeDocument/2006/relationships" xmlns:wp14="http://schemas.microsoft.com/office/word/2010/wordprocessingDrawing" xmlns:wp="http://schemas.openxmlformats.org/drawingml/2006/wordprocessingDrawing" xmlns:wpg="http://schemas.microsoft.com/office/word/2010/wordprocessingGroup" xmlns:wpi="http://schemas.microsoft.com/office/word/2010/wordprocessingInk" xmlns:wps="http://schemas.microsoft.com/office/word/2010/wordprocessingShape" xmlns:o="urn:schemas-microsoft-com:office:office" xmlns:v="urn:schemas-microsoft-com:vml" xmlns:w10="urn:schemas-microsoft-com:office:word" xmlns:w="http://schemas.openxmlformats.org/wordprocessingml/2006/main" xmlns:w14="http://schemas.microsoft.com/office/word/2010/wordml" xmlns:w15="http://schemas.microsoft.com/office/word/2012/wordml" xmlns:w16cex="http://schemas.microsoft.com/office/word/2018/wordml/cex" xmlns:w16cid="http://schemas.microsoft.com/office/word/2016/wordml/cid" xmlns:w16="http://schemas.microsoft.com/office/word/2018/wordml" xmlns:w16sdtdh="http://schemas.microsoft.com/office/word/2020/wordml/sdtdatahash" xmlns:w16sdtfl="http://schemas.microsoft.com/office/word/2024/wordml/sdtformatlock" xmlns:w16se="http://schemas.microsoft.com/office/word/2015/wordml/symex" xmlns:w16du="http://schemas.microsoft.com/office/word/2023/wordml/word16du" xmlns:wne="http://schemas.microsoft.com/office/word/2006/wordml" mc:Ignorable="w14 w15 w16se w16cid w16 w16cex w16sdtdh w16sdtfl w16du wp14">
+<w:ftr xmlns:wpc="http://schemas.microsoft.com/office/word/2010/wordprocessingCanvas" xmlns:cx="http://schemas.microsoft.com/office/drawing/2014/chartex" xmlns:cx1="http://schemas.microsoft.com/office/drawing/2015/9/8/chartex" xmlns:cx2="http://schemas.microsoft.com/office/drawing/2015/10/21/chartex" xmlns:cx3="http://schemas.microsoft.com/office/drawing/2016/5/9/chartex" xmlns:cx4="http://schemas.microsoft.com/office/drawing/2016/5/10/chartex" xmlns:cx5="http://schemas.microsoft.com/office/drawing/2016/5/11/chartex" xmlns:cx6="http://schemas.microsoft.com/office/drawing/2016/5/12/chartex" xmlns:cx7="http://schemas.microsoft.com/office/drawing/2016/5/13/chartex" xmlns:cx8="http://schemas.microsoft.com/office/drawing/2016/5/14/chartex" xmlns:mc="http://schemas.openxmlformats.org/markup-compatibility/2006" xmlns:aink="http://schemas.microsoft.com/office/drawing/2016/ink" xmlns:am3d="http://schemas.microsoft.com/office/drawing/2017/model3d" xmlns:o="urn:schemas-microsoft-com:office:office" xmlns:oel="http://schemas.microsoft.com/office/2019/extlst" xmlns:r="http://schemas.openxmlformats.org/officeDocument/2006/relationships" xmlns:m="http://schemas.openxmlformats.org/officeDocument/2006/math" xmlns:v="urn:schemas-microsoft-com:vml" xmlns:wp14="http://schemas.microsoft.com/office/word/2010/wordprocessingDrawing" xmlns:wp="http://schemas.openxmlformats.org/drawingml/2006/wordprocessingDrawing" xmlns:w10="urn:schemas-microsoft-com:office:word" xmlns:w="http://schemas.openxmlformats.org/wordprocessingml/2006/main" xmlns:w14="http://schemas.microsoft.com/office/word/2010/wordml" xmlns:w15="http://schemas.microsoft.com/office/word/2012/wordml" xmlns:w16cex="http://schemas.microsoft.com/office/word/2018/wordml/cex" xmlns:w16cid="http://schemas.microsoft.com/office/word/2016/wordml/cid" xmlns:w16="http://schemas.microsoft.com/office/word/2018/wordml" xmlns:w16du="http://schemas.microsoft.com/office/word/2023/wordml/word16du" xmlns:w16sdtdh="http://schemas.microsoft.com/office/word/2020/wordml/sdtdatahash" xmlns:w16sdtfl="http://schemas.microsoft.com/office/word/2024/wordml/sdtformatlock" xmlns:w16se="http://schemas.microsoft.com/office/word/2015/wordml/symex" xmlns:wpg="http://schemas.microsoft.com/office/word/2010/wordprocessingGroup" xmlns:wpi="http://schemas.microsoft.com/office/word/2010/wordprocessingInk" xmlns:wne="http://schemas.microsoft.com/office/word/2006/wordml" xmlns:wps="http://schemas.microsoft.com/office/word/2010/wordprocessingShape" mc:Ignorable="w14 w15 w16se w16cid w16 w16cex w16sdtdh w16sdtfl w16du wp14">
   <w:p>
     <w:pPr>
       <w:pStyle w:val="Footer"/>
@@ -22953,30 +21136,20 @@
     <w:r>
       <w:t xml:space="preserve"> of </w:t>
     </w:r>
-    <w:r>
-      <w:fldChar w:fldCharType="begin"/>
-    </w:r>
-    <w:r>
-      <w:instrText xml:space="preserve"> NUMPAGES </w:instrText>
-    </w:r>
-    <w:r>
-      <w:fldChar w:fldCharType="separate"/>
-    </w:r>
-    <w:r>
-      <w:rPr>
-        <w:noProof/>
-      </w:rPr>
-      <w:t>2</w:t>
-    </w:r>
-    <w:r>
-      <w:fldChar w:fldCharType="end"/>
-    </w:r>
+    <w:fldSimple w:instr=" NUMPAGES ">
+      <w:r>
+        <w:rPr>
+          <w:noProof/>
+        </w:rPr>
+        <w:t>2</w:t>
+      </w:r>
+    </w:fldSimple>
   </w:p>
 </w:ftr>
 </file>
 
 <file path=word/footnotes.xml><?xml version="1.0" encoding="utf-8"?>
-<w:footnotes xmlns:wpc="http://schemas.microsoft.com/office/word/2010/wordprocessingCanvas" xmlns:cx="http://schemas.microsoft.com/office/drawing/2014/chartex" xmlns:cx1="http://schemas.microsoft.com/office/drawing/2015/9/8/chartex" xmlns:cx2="http://schemas.microsoft.com/office/drawing/2015/10/21/chartex" xmlns:cx3="http://schemas.microsoft.com/office/drawing/2016/5/9/chartex" xmlns:cx4="http://schemas.microsoft.com/office/drawing/2016/5/10/chartex" xmlns:cx5="http://schemas.microsoft.com/office/drawing/2016/5/11/chartex" xmlns:cx6="http://schemas.microsoft.com/office/drawing/2016/5/12/chartex" xmlns:cx7="http://schemas.microsoft.com/office/drawing/2016/5/13/chartex" xmlns:cx8="http://schemas.microsoft.com/office/drawing/2016/5/14/chartex" xmlns:mc="http://schemas.openxmlformats.org/markup-compatibility/2006" xmlns:m="http://schemas.openxmlformats.org/officeDocument/2006/math" xmlns:aink="http://schemas.microsoft.com/office/drawing/2016/ink" xmlns:am3d="http://schemas.microsoft.com/office/drawing/2017/model3d" xmlns:oel="http://schemas.microsoft.com/office/2019/extlst" xmlns:r="http://schemas.openxmlformats.org/officeDocument/2006/relationships" xmlns:wp14="http://schemas.microsoft.com/office/word/2010/wordprocessingDrawing" xmlns:wp="http://schemas.openxmlformats.org/drawingml/2006/wordprocessingDrawing" xmlns:wpg="http://schemas.microsoft.com/office/word/2010/wordprocessingGroup" xmlns:wpi="http://schemas.microsoft.com/office/word/2010/wordprocessingInk" xmlns:wps="http://schemas.microsoft.com/office/word/2010/wordprocessingShape" xmlns:o="urn:schemas-microsoft-com:office:office" xmlns:v="urn:schemas-microsoft-com:vml" xmlns:w10="urn:schemas-microsoft-com:office:word" xmlns:w="http://schemas.openxmlformats.org/wordprocessingml/2006/main" xmlns:w14="http://schemas.microsoft.com/office/word/2010/wordml" xmlns:w15="http://schemas.microsoft.com/office/word/2012/wordml" xmlns:w16cex="http://schemas.microsoft.com/office/word/2018/wordml/cex" xmlns:w16cid="http://schemas.microsoft.com/office/word/2016/wordml/cid" xmlns:w16="http://schemas.microsoft.com/office/word/2018/wordml" xmlns:w16sdtdh="http://schemas.microsoft.com/office/word/2020/wordml/sdtdatahash" xmlns:w16sdtfl="http://schemas.microsoft.com/office/word/2024/wordml/sdtformatlock" xmlns:w16se="http://schemas.microsoft.com/office/word/2015/wordml/symex" xmlns:w16du="http://schemas.microsoft.com/office/word/2023/wordml/word16du" xmlns:wne="http://schemas.microsoft.com/office/word/2006/wordml" mc:Ignorable="w14 w15 w16se w16cid w16 w16cex w16sdtdh w16sdtfl w16du wp14">
+<w:footnotes xmlns:wpc="http://schemas.microsoft.com/office/word/2010/wordprocessingCanvas" xmlns:cx="http://schemas.microsoft.com/office/drawing/2014/chartex" xmlns:cx1="http://schemas.microsoft.com/office/drawing/2015/9/8/chartex" xmlns:cx2="http://schemas.microsoft.com/office/drawing/2015/10/21/chartex" xmlns:cx3="http://schemas.microsoft.com/office/drawing/2016/5/9/chartex" xmlns:cx4="http://schemas.microsoft.com/office/drawing/2016/5/10/chartex" xmlns:cx5="http://schemas.microsoft.com/office/drawing/2016/5/11/chartex" xmlns:cx6="http://schemas.microsoft.com/office/drawing/2016/5/12/chartex" xmlns:cx7="http://schemas.microsoft.com/office/drawing/2016/5/13/chartex" xmlns:cx8="http://schemas.microsoft.com/office/drawing/2016/5/14/chartex" xmlns:mc="http://schemas.openxmlformats.org/markup-compatibility/2006" xmlns:aink="http://schemas.microsoft.com/office/drawing/2016/ink" xmlns:am3d="http://schemas.microsoft.com/office/drawing/2017/model3d" xmlns:o="urn:schemas-microsoft-com:office:office" xmlns:oel="http://schemas.microsoft.com/office/2019/extlst" xmlns:r="http://schemas.openxmlformats.org/officeDocument/2006/relationships" xmlns:m="http://schemas.openxmlformats.org/officeDocument/2006/math" xmlns:v="urn:schemas-microsoft-com:vml" xmlns:wp14="http://schemas.microsoft.com/office/word/2010/wordprocessingDrawing" xmlns:wp="http://schemas.openxmlformats.org/drawingml/2006/wordprocessingDrawing" xmlns:w10="urn:schemas-microsoft-com:office:word" xmlns:w="http://schemas.openxmlformats.org/wordprocessingml/2006/main" xmlns:w14="http://schemas.microsoft.com/office/word/2010/wordml" xmlns:w15="http://schemas.microsoft.com/office/word/2012/wordml" xmlns:w16cex="http://schemas.microsoft.com/office/word/2018/wordml/cex" xmlns:w16cid="http://schemas.microsoft.com/office/word/2016/wordml/cid" xmlns:w16="http://schemas.microsoft.com/office/word/2018/wordml" xmlns:w16du="http://schemas.microsoft.com/office/word/2023/wordml/word16du" xmlns:w16sdtdh="http://schemas.microsoft.com/office/word/2020/wordml/sdtdatahash" xmlns:w16sdtfl="http://schemas.microsoft.com/office/word/2024/wordml/sdtformatlock" xmlns:w16se="http://schemas.microsoft.com/office/word/2015/wordml/symex" xmlns:wpg="http://schemas.microsoft.com/office/word/2010/wordprocessingGroup" xmlns:wpi="http://schemas.microsoft.com/office/word/2010/wordprocessingInk" xmlns:wne="http://schemas.microsoft.com/office/word/2006/wordml" xmlns:wps="http://schemas.microsoft.com/office/word/2010/wordprocessingShape" mc:Ignorable="w14 w15 w16se w16cid w16 w16cex w16sdtdh w16sdtfl w16du wp14">
   <w:footnote w:type="separator" w:id="-1">
     <w:p>
       <w:pPr>
@@ -23001,7 +21174,7 @@
 </file>
 
 <file path=word/numbering.xml><?xml version="1.0" encoding="utf-8"?>
-<w:numbering xmlns:wpc="http://schemas.microsoft.com/office/word/2010/wordprocessingCanvas" xmlns:cx="http://schemas.microsoft.com/office/drawing/2014/chartex" xmlns:cx1="http://schemas.microsoft.com/office/drawing/2015/9/8/chartex" xmlns:cx2="http://schemas.microsoft.com/office/drawing/2015/10/21/chartex" xmlns:cx3="http://schemas.microsoft.com/office/drawing/2016/5/9/chartex" xmlns:cx4="http://schemas.microsoft.com/office/drawing/2016/5/10/chartex" xmlns:cx5="http://schemas.microsoft.com/office/drawing/2016/5/11/chartex" xmlns:cx6="http://schemas.microsoft.com/office/drawing/2016/5/12/chartex" xmlns:cx7="http://schemas.microsoft.com/office/drawing/2016/5/13/chartex" xmlns:cx8="http://schemas.microsoft.com/office/drawing/2016/5/14/chartex" xmlns:mc="http://schemas.openxmlformats.org/markup-compatibility/2006" xmlns:m="http://schemas.openxmlformats.org/officeDocument/2006/math" xmlns:aink="http://schemas.microsoft.com/office/drawing/2016/ink" xmlns:am3d="http://schemas.microsoft.com/office/drawing/2017/model3d" xmlns:oel="http://schemas.microsoft.com/office/2019/extlst" xmlns:r="http://schemas.openxmlformats.org/officeDocument/2006/relationships" xmlns:wp14="http://schemas.microsoft.com/office/word/2010/wordprocessingDrawing" xmlns:wp="http://schemas.openxmlformats.org/drawingml/2006/wordprocessingDrawing" xmlns:wpg="http://schemas.microsoft.com/office/word/2010/wordprocessingGroup" xmlns:wpi="http://schemas.microsoft.com/office/word/2010/wordprocessingInk" xmlns:wps="http://schemas.microsoft.com/office/word/2010/wordprocessingShape" xmlns:o="urn:schemas-microsoft-com:office:office" xmlns:v="urn:schemas-microsoft-com:vml" xmlns:w10="urn:schemas-microsoft-com:office:word" xmlns:w="http://schemas.openxmlformats.org/wordprocessingml/2006/main" xmlns:w14="http://schemas.microsoft.com/office/word/2010/wordml" xmlns:w15="http://schemas.microsoft.com/office/word/2012/wordml" xmlns:w16cex="http://schemas.microsoft.com/office/word/2018/wordml/cex" xmlns:w16cid="http://schemas.microsoft.com/office/word/2016/wordml/cid" xmlns:w16="http://schemas.microsoft.com/office/word/2018/wordml" xmlns:w16sdtdh="http://schemas.microsoft.com/office/word/2020/wordml/sdtdatahash" xmlns:w16sdtfl="http://schemas.microsoft.com/office/word/2024/wordml/sdtformatlock" xmlns:w16se="http://schemas.microsoft.com/office/word/2015/wordml/symex" xmlns:w16du="http://schemas.microsoft.com/office/word/2023/wordml/word16du" xmlns:wne="http://schemas.microsoft.com/office/word/2006/wordml" mc:Ignorable="w14 w15 w16se w16cid w16 w16cex w16sdtdh w16sdtfl w16du wp14">
+<w:numbering xmlns:wpc="http://schemas.microsoft.com/office/word/2010/wordprocessingCanvas" xmlns:cx="http://schemas.microsoft.com/office/drawing/2014/chartex" xmlns:cx1="http://schemas.microsoft.com/office/drawing/2015/9/8/chartex" xmlns:cx2="http://schemas.microsoft.com/office/drawing/2015/10/21/chartex" xmlns:cx3="http://schemas.microsoft.com/office/drawing/2016/5/9/chartex" xmlns:cx4="http://schemas.microsoft.com/office/drawing/2016/5/10/chartex" xmlns:cx5="http://schemas.microsoft.com/office/drawing/2016/5/11/chartex" xmlns:cx6="http://schemas.microsoft.com/office/drawing/2016/5/12/chartex" xmlns:cx7="http://schemas.microsoft.com/office/drawing/2016/5/13/chartex" xmlns:cx8="http://schemas.microsoft.com/office/drawing/2016/5/14/chartex" xmlns:mc="http://schemas.openxmlformats.org/markup-compatibility/2006" xmlns:aink="http://schemas.microsoft.com/office/drawing/2016/ink" xmlns:am3d="http://schemas.microsoft.com/office/drawing/2017/model3d" xmlns:o="urn:schemas-microsoft-com:office:office" xmlns:oel="http://schemas.microsoft.com/office/2019/extlst" xmlns:r="http://schemas.openxmlformats.org/officeDocument/2006/relationships" xmlns:m="http://schemas.openxmlformats.org/officeDocument/2006/math" xmlns:v="urn:schemas-microsoft-com:vml" xmlns:wp14="http://schemas.microsoft.com/office/word/2010/wordprocessingDrawing" xmlns:wp="http://schemas.openxmlformats.org/drawingml/2006/wordprocessingDrawing" xmlns:w10="urn:schemas-microsoft-com:office:word" xmlns:w="http://schemas.openxmlformats.org/wordprocessingml/2006/main" xmlns:w14="http://schemas.microsoft.com/office/word/2010/wordml" xmlns:w15="http://schemas.microsoft.com/office/word/2012/wordml" xmlns:w16cex="http://schemas.microsoft.com/office/word/2018/wordml/cex" xmlns:w16cid="http://schemas.microsoft.com/office/word/2016/wordml/cid" xmlns:w16="http://schemas.microsoft.com/office/word/2018/wordml" xmlns:w16du="http://schemas.microsoft.com/office/word/2023/wordml/word16du" xmlns:w16sdtdh="http://schemas.microsoft.com/office/word/2020/wordml/sdtdatahash" xmlns:w16sdtfl="http://schemas.microsoft.com/office/word/2024/wordml/sdtformatlock" xmlns:w16se="http://schemas.microsoft.com/office/word/2015/wordml/symex" xmlns:wpg="http://schemas.microsoft.com/office/word/2010/wordprocessingGroup" xmlns:wpi="http://schemas.microsoft.com/office/word/2010/wordprocessingInk" xmlns:wne="http://schemas.microsoft.com/office/word/2006/wordml" xmlns:wps="http://schemas.microsoft.com/office/word/2010/wordprocessingShape" mc:Ignorable="w14 w15 w16se w16cid w16 w16cex w16sdtdh w16sdtfl w16du wp14">
   <w:abstractNum w:abstractNumId="0" w15:restartNumberingAfterBreak="0">
     <w:nsid w:val="FFFFFF7C"/>
     <w:multiLevelType w:val="singleLevel"/>
@@ -23347,7 +21520,7 @@
 </file>
 
 <file path=word/styles.xml><?xml version="1.0" encoding="utf-8"?>
-<w:styles xmlns:mc="http://schemas.openxmlformats.org/markup-compatibility/2006" xmlns:r="http://schemas.openxmlformats.org/officeDocument/2006/relationships" xmlns:w="http://schemas.openxmlformats.org/wordprocessingml/2006/main" xmlns:w14="http://schemas.microsoft.com/office/word/2010/wordml" xmlns:w15="http://schemas.microsoft.com/office/word/2012/wordml" xmlns:w16cex="http://schemas.microsoft.com/office/word/2018/wordml/cex" xmlns:w16cid="http://schemas.microsoft.com/office/word/2016/wordml/cid" xmlns:w16="http://schemas.microsoft.com/office/word/2018/wordml" xmlns:w16sdtdh="http://schemas.microsoft.com/office/word/2020/wordml/sdtdatahash" xmlns:w16sdtfl="http://schemas.microsoft.com/office/word/2024/wordml/sdtformatlock" xmlns:w16se="http://schemas.microsoft.com/office/word/2015/wordml/symex" xmlns:w16du="http://schemas.microsoft.com/office/word/2023/wordml/word16du" mc:Ignorable="w14 w15 w16se w16cid w16 w16cex w16sdtdh w16sdtfl w16du">
+<w:styles xmlns:mc="http://schemas.openxmlformats.org/markup-compatibility/2006" xmlns:r="http://schemas.openxmlformats.org/officeDocument/2006/relationships" xmlns:w="http://schemas.openxmlformats.org/wordprocessingml/2006/main" xmlns:w14="http://schemas.microsoft.com/office/word/2010/wordml" xmlns:w15="http://schemas.microsoft.com/office/word/2012/wordml" xmlns:w16cex="http://schemas.microsoft.com/office/word/2018/wordml/cex" xmlns:w16cid="http://schemas.microsoft.com/office/word/2016/wordml/cid" xmlns:w16="http://schemas.microsoft.com/office/word/2018/wordml" xmlns:w16du="http://schemas.microsoft.com/office/word/2023/wordml/word16du" xmlns:w16sdtdh="http://schemas.microsoft.com/office/word/2020/wordml/sdtdatahash" xmlns:w16sdtfl="http://schemas.microsoft.com/office/word/2024/wordml/sdtformatlock" xmlns:w16se="http://schemas.microsoft.com/office/word/2015/wordml/symex" mc:Ignorable="w14 w15 w16se w16cid w16 w16cex w16sdtdh w16sdtfl w16du">
   <w:docDefaults>
     <w:rPrDefault>
       <w:rPr>
